--- a/__ms-praca__/praca.docx
+++ b/__ms-praca__/praca.docx
@@ -134,7 +134,6 @@
           <w:szCs w:val="28"/>
         </w:rPr>
       </w:pPr>
-      <w:proofErr w:type="spellStart"/>
       <w:r>
         <w:rPr>
           <w:rFonts w:ascii="Times New Roman" w:hAnsi="Times New Roman" w:cs="Times New Roman"/>
@@ -145,7 +144,6 @@
         </w:rPr>
         <w:t>DanceHub</w:t>
       </w:r>
-      <w:proofErr w:type="spellEnd"/>
     </w:p>
     <w:p>
       <w:pPr>
@@ -621,7 +619,6 @@
         </w:rPr>
         <w:t xml:space="preserve">tému </w:t>
       </w:r>
-      <w:proofErr w:type="spellStart"/>
       <w:r>
         <w:rPr>
           <w:rFonts w:ascii="Times New Roman" w:hAnsi="Times New Roman" w:cs="Times New Roman"/>
@@ -630,41 +627,13 @@
         </w:rPr>
         <w:t>DanceHub</w:t>
       </w:r>
-      <w:proofErr w:type="spellEnd"/>
-      <w:r>
-        <w:rPr>
-          <w:rFonts w:ascii="Times New Roman" w:hAnsi="Times New Roman" w:cs="Times New Roman"/>
-          <w:sz w:val="24"/>
-          <w:szCs w:val="24"/>
-        </w:rPr>
-        <w:t xml:space="preserve">, som vypracoval samostatne, s použitím uvedených literárnych zdrojov. Prácu som neprihlásil a ani neprezentoval v žiadnej inej súťaži, ktorá je pod </w:t>
-      </w:r>
-      <w:proofErr w:type="spellStart"/>
-      <w:r>
-        <w:rPr>
-          <w:rFonts w:ascii="Times New Roman" w:hAnsi="Times New Roman" w:cs="Times New Roman"/>
-          <w:sz w:val="24"/>
-          <w:szCs w:val="24"/>
-        </w:rPr>
-        <w:t>gestorstvom</w:t>
-      </w:r>
-      <w:proofErr w:type="spellEnd"/>
-      <w:r>
-        <w:rPr>
-          <w:rFonts w:ascii="Times New Roman" w:hAnsi="Times New Roman" w:cs="Times New Roman"/>
-          <w:sz w:val="24"/>
-          <w:szCs w:val="24"/>
-        </w:rPr>
-        <w:t xml:space="preserve"> </w:t>
-      </w:r>
-      <w:proofErr w:type="spellStart"/>
-      <w:r>
-        <w:rPr>
-          <w:rFonts w:ascii="Times New Roman" w:hAnsi="Times New Roman" w:cs="Times New Roman"/>
-          <w:sz w:val="24"/>
-          <w:szCs w:val="24"/>
-        </w:rPr>
-        <w:t>MŠVVa</w:t>
+      <w:r>
+        <w:rPr>
+          <w:rFonts w:ascii="Times New Roman" w:hAnsi="Times New Roman" w:cs="Times New Roman"/>
+          <w:sz w:val="24"/>
+          <w:szCs w:val="24"/>
+        </w:rPr>
+        <w:t>, som vypracoval samostatne, s použitím uvedených literárnych zdrojov. Prácu som neprihlásil a ani neprezentoval v žiadnej inej súťaži, ktorá je pod gestorstvom MŠVVa</w:t>
       </w:r>
       <w:r>
         <w:rPr>
@@ -674,7 +643,6 @@
         </w:rPr>
         <w:t>M</w:t>
       </w:r>
-      <w:proofErr w:type="spellEnd"/>
       <w:r>
         <w:rPr>
           <w:rFonts w:ascii="Times New Roman" w:hAnsi="Times New Roman" w:cs="Times New Roman"/>
@@ -1088,18 +1056,8 @@
           <w:sz w:val="24"/>
           <w:szCs w:val="24"/>
         </w:rPr>
-        <w:t xml:space="preserve">Dominikovi </w:t>
-      </w:r>
-      <w:proofErr w:type="spellStart"/>
-      <w:r>
-        <w:rPr>
-          <w:rFonts w:ascii="Times New Roman" w:hAnsi="Times New Roman" w:cs="Times New Roman"/>
-          <w:sz w:val="24"/>
-          <w:szCs w:val="24"/>
-        </w:rPr>
-        <w:t>Zatkalíkovi</w:t>
-      </w:r>
-      <w:proofErr w:type="spellEnd"/>
+        <w:t>Dominikovi Zatkalíkovi</w:t>
+      </w:r>
       <w:r>
         <w:rPr>
           <w:rFonts w:ascii="Times New Roman" w:hAnsi="Times New Roman" w:cs="Times New Roman"/>
@@ -3566,71 +3524,21 @@
         <w:pStyle w:val="text"/>
       </w:pPr>
       <w:r>
-        <w:t xml:space="preserve">Tanečné kluby s párovými tancami čelia v súčasnosti výzvam pri správe svojich aktivít a organizácii tanečných hodín. Proces plánovania rozvrhov, koordinácie párov tanečníkov a správy dostupnosti trénerov a študentov často prebieha manuálne pomocou tabuliek a e-mailov, čo je časovo náročné a náchylné na chyby. Existujúce aplikácie na plánovanie, ako sú Google </w:t>
-      </w:r>
-      <w:proofErr w:type="spellStart"/>
-      <w:r>
-        <w:t>Calendar</w:t>
-      </w:r>
-      <w:proofErr w:type="spellEnd"/>
-      <w:r>
-        <w:t xml:space="preserve"> alebo </w:t>
-      </w:r>
-      <w:proofErr w:type="spellStart"/>
-      <w:r>
-        <w:t>Calendly</w:t>
-      </w:r>
-      <w:proofErr w:type="spellEnd"/>
-      <w:r>
-        <w:t xml:space="preserve">, poskytujú základné funkcie, avšak nie sú navrhnuté pre špecifické potreby tanečných klubov s párovými tancami - chýbajú im funkcie pre správu párov, automatické generovanie optimalizovaných rozvrhov alebo komplexná správa vzťahov medzi účastníkmi. Cieľom tejto maturitnej práce je navrhnúť a implementovať webovú aplikáciu </w:t>
-      </w:r>
-      <w:proofErr w:type="spellStart"/>
-      <w:r>
-        <w:t>DanceHub</w:t>
-      </w:r>
-      <w:proofErr w:type="spellEnd"/>
-      <w:r>
-        <w:t xml:space="preserve">, ktorá poskytne komplexné riešenie pre správu tanečných aktivít v tanečných kluboch s párovými tancami. Aplikácia bude implementovaná pomocou moderných webových technológií - </w:t>
-      </w:r>
-      <w:proofErr w:type="spellStart"/>
-      <w:r>
-        <w:t>React</w:t>
-      </w:r>
-      <w:proofErr w:type="spellEnd"/>
-      <w:r>
-        <w:t xml:space="preserve"> a Next.js pre </w:t>
-      </w:r>
-      <w:proofErr w:type="spellStart"/>
-      <w:r>
-        <w:t>frontend</w:t>
-      </w:r>
-      <w:proofErr w:type="spellEnd"/>
-      <w:r>
-        <w:t xml:space="preserve">, </w:t>
-      </w:r>
-      <w:proofErr w:type="spellStart"/>
-      <w:r>
-        <w:t>MongoDB</w:t>
-      </w:r>
-      <w:proofErr w:type="spellEnd"/>
-      <w:r>
-        <w:t xml:space="preserve"> pre databázu a JWT pre autentifikáciu - a bude zahŕňať funkcie pre správu používateľov, klubov, párov, rozvrhov a automatické generovanie optimalizovaných rozvrhov na základe dostupnosti všetkých účastníkov.</w:t>
-      </w:r>
-    </w:p>
-    <w:p>
-      <w:pPr>
-        <w:rPr>
-          <w:rFonts w:ascii="Times New Roman" w:hAnsi="Times New Roman" w:cs="Times New Roman"/>
-          <w:sz w:val="24"/>
-          <w:szCs w:val="24"/>
-        </w:rPr>
-      </w:pPr>
-      <w:r>
-        <w:rPr>
-          <w:rFonts w:ascii="Times New Roman" w:hAnsi="Times New Roman" w:cs="Times New Roman"/>
-          <w:sz w:val="24"/>
-          <w:szCs w:val="24"/>
-        </w:rPr>
+        <w:t>Tanečné kluby s párovými tancami čelia v súčasnosti výzvam pri správe svojich aktivít a organizácii tanečných hodín. Proces plánovania rozvrhov, koordinácie párov tanečníkov a správy dostupnosti trénerov a študentov často prebieha manuálne pomocou tabuliek a e-mailov, čo je časovo náročné a náchylné na chyby. Existujúce aplikácie na plánovanie, ako sú Google Calendar alebo Calendly, poskytujú základné funkcie, avšak nie sú navrhnuté pre špecifické potreby tanečných klubov s párovými tancami - chýbajú im funkcie pre správu párov, automatické generovanie optimalizovaných rozvrhov alebo komplexná správa vzťahov medzi účastníkmi. Cieľom tejto maturitnej práce je navrhnúť a implementovať webovú aplikáciu DanceHub, ktorá poskytne komplexné riešenie pre správu tanečných aktivít v tanečných kluboch s párovými tancami. Aplikácia bude implementovaná pomocou moderných webových technológií - React a Next.js pre frontend, MongoDB pre databázu a JWT pre autentifikáciu - a bude zahŕňať funkcie pre správu používateľov, klubov, párov, rozvrhov a automatické generovanie optimalizovaných rozvrhov na základe dostupnosti všetkých účastníkov.</w:t>
+      </w:r>
+      <w:bookmarkStart w:id="1" w:name="_Toc219921529"/>
+    </w:p>
+    <w:p>
+      <w:pPr>
+        <w:rPr>
+          <w:rFonts w:ascii="Times New Roman" w:eastAsiaTheme="majorEastAsia" w:hAnsi="Times New Roman" w:cs="Times New Roman"/>
+          <w:b/>
+          <w:caps/>
+          <w:sz w:val="28"/>
+          <w:szCs w:val="28"/>
+        </w:rPr>
+      </w:pPr>
+      <w:r>
         <w:br w:type="page"/>
       </w:r>
     </w:p>
@@ -3638,7 +3546,6 @@
       <w:pPr>
         <w:pStyle w:val="Kapitola"/>
       </w:pPr>
-      <w:bookmarkStart w:id="1" w:name="_Toc219921529"/>
       <w:r>
         <w:lastRenderedPageBreak/>
         <w:t>TEORETICKÁ ČASŤ - TVORBA WEBOVÝCH APLIKÁCIÍ</w:t>
@@ -3650,15 +3557,7 @@
         <w:pStyle w:val="text"/>
       </w:pPr>
       <w:r>
-        <w:t xml:space="preserve">Webové aplikácie predstavujú softvérové programy, ktoré sú prístupné prostredníctvom webového prehliadača a sú </w:t>
-      </w:r>
-      <w:proofErr w:type="spellStart"/>
-      <w:r>
-        <w:t>hostované</w:t>
-      </w:r>
-      <w:proofErr w:type="spellEnd"/>
-      <w:r>
-        <w:t xml:space="preserve"> na webovom serveri. Na rozdiel od tradičných desktopových aplikácií nevyžadujú inštaláciu na klientskom zariadení, čo umožňuje používateľom prístup k nim z rôznych zariadení a lokalít s internetovým pripojením </w:t>
+        <w:t xml:space="preserve">Webové aplikácie predstavujú softvérové programy, ktoré sú prístupné prostredníctvom webového prehliadača a sú hostované na webovom serveri. Na rozdiel od tradičných desktopových aplikácií nevyžadujú inštaláciu na klientskom zariadení, čo umožňuje používateľom prístup k nim z rôznych zariadení a lokalít s internetovým pripojením </w:t>
       </w:r>
       <w:r>
         <w:t>[9]</w:t>
@@ -3683,15 +3582,7 @@
         <w:br/>
       </w:r>
       <w:r>
-        <w:t xml:space="preserve">Webové aplikácie sa odlišujú od statických webových stránok svojou interaktívnosťou a schopnosťou dynamicky spracovávať dáta. Zatiaľ čo webové stránky poskytujú prevažne statický obsah, webové aplikácie umožňujú používateľom vykonávať komplexné operácie, ako je správa dát, komunikácia s databázami alebo </w:t>
-      </w:r>
-      <w:proofErr w:type="spellStart"/>
-      <w:r>
-        <w:t>real-time</w:t>
-      </w:r>
-      <w:proofErr w:type="spellEnd"/>
-      <w:r>
-        <w:t xml:space="preserve"> interakcia s inými používateľmi </w:t>
+        <w:t xml:space="preserve">Webové aplikácie sa odlišujú od statických webových stránok svojou interaktívnosťou a schopnosťou dynamicky spracovávať dáta. Zatiaľ čo webové stránky poskytujú prevažne statický obsah, webové aplikácie umožňujú používateľom vykonávať komplexné operácie, ako je správa dát, komunikácia s databázami alebo real-time interakcia s inými používateľmi </w:t>
       </w:r>
       <w:r>
         <w:t>[7]</w:t>
@@ -3706,63 +3597,7 @@
         <w:t xml:space="preserve"> </w:t>
       </w:r>
       <w:r>
-        <w:t xml:space="preserve">V súčasnosti existujú rôzne typy webových aplikácií, medzi ktoré patria Single </w:t>
-      </w:r>
-      <w:proofErr w:type="spellStart"/>
-      <w:r>
-        <w:t>Page</w:t>
-      </w:r>
-      <w:proofErr w:type="spellEnd"/>
-      <w:r>
-        <w:t xml:space="preserve"> </w:t>
-      </w:r>
-      <w:proofErr w:type="spellStart"/>
-      <w:r>
-        <w:t>Applications</w:t>
-      </w:r>
-      <w:proofErr w:type="spellEnd"/>
-      <w:r>
-        <w:t xml:space="preserve"> (SPA), </w:t>
-      </w:r>
-      <w:proofErr w:type="spellStart"/>
-      <w:r>
-        <w:t>Multi</w:t>
-      </w:r>
-      <w:proofErr w:type="spellEnd"/>
-      <w:r>
-        <w:t xml:space="preserve"> </w:t>
-      </w:r>
-      <w:proofErr w:type="spellStart"/>
-      <w:r>
-        <w:t>Page</w:t>
-      </w:r>
-      <w:proofErr w:type="spellEnd"/>
-      <w:r>
-        <w:t xml:space="preserve"> </w:t>
-      </w:r>
-      <w:proofErr w:type="spellStart"/>
-      <w:r>
-        <w:t>Applications</w:t>
-      </w:r>
-      <w:proofErr w:type="spellEnd"/>
-      <w:r>
-        <w:t xml:space="preserve"> (MPA) a </w:t>
-      </w:r>
-      <w:proofErr w:type="spellStart"/>
-      <w:r>
-        <w:t>Progressive</w:t>
-      </w:r>
-      <w:proofErr w:type="spellEnd"/>
-      <w:r>
-        <w:t xml:space="preserve"> Web </w:t>
-      </w:r>
-      <w:proofErr w:type="spellStart"/>
-      <w:r>
-        <w:t>Applications</w:t>
-      </w:r>
-      <w:proofErr w:type="spellEnd"/>
-      <w:r>
-        <w:t xml:space="preserve"> (PWA). Každý z týchto typov má svoje špecifické vlastnosti a uplatnenie v závislosti od požiadaviek projektu </w:t>
+        <w:t xml:space="preserve">V súčasnosti existujú rôzne typy webových aplikácií, medzi ktoré patria Single Page Applications (SPA), Multi Page Applications (MPA) a Progressive Web Applications (PWA). Každý z týchto typov má svoje špecifické vlastnosti a uplatnenie v závislosti od požiadaviek projektu </w:t>
       </w:r>
       <w:r>
         <w:t>[30]</w:t>
@@ -3789,29 +3624,8 @@
       <w:pPr>
         <w:pStyle w:val="text"/>
       </w:pPr>
-      <w:proofErr w:type="spellStart"/>
-      <w:r>
-        <w:t>Frontend</w:t>
-      </w:r>
-      <w:proofErr w:type="spellEnd"/>
-      <w:r>
-        <w:t xml:space="preserve">, označovaný aj ako </w:t>
-      </w:r>
-      <w:proofErr w:type="spellStart"/>
-      <w:r>
-        <w:t>klientská</w:t>
-      </w:r>
-      <w:proofErr w:type="spellEnd"/>
-      <w:r>
-        <w:t xml:space="preserve"> strana aplikácie, je zodpovedný za vizuálnu prezentáciu a používateľskú interakciu. Základnými technológiami pre </w:t>
-      </w:r>
-      <w:proofErr w:type="spellStart"/>
-      <w:r>
-        <w:t>frontend</w:t>
-      </w:r>
-      <w:proofErr w:type="spellEnd"/>
-      <w:r>
-        <w:t xml:space="preserve"> vývoj sú HTML, CSS a JavaScript.</w:t>
+      <w:r>
+        <w:t>Frontend, označovaný aj ako klientská strana aplikácie, je zodpovedný za vizuálnu prezentáciu a používateľskú interakciu. Základnými technológiami pre frontend vývoj sú HTML, CSS a JavaScript.</w:t>
       </w:r>
       <w:r>
         <w:t xml:space="preserve"> </w:t>
@@ -3820,110 +3634,65 @@
         <w:t xml:space="preserve"> </w:t>
       </w:r>
       <w:r>
-        <w:t>HTML (</w:t>
-      </w:r>
-      <w:proofErr w:type="spellStart"/>
-      <w:r>
-        <w:t>HyperText</w:t>
-      </w:r>
-      <w:proofErr w:type="spellEnd"/>
+        <w:t xml:space="preserve">HTML (HyperText Markup Language) slúži na vytvorenie štruktúry a sémantiky webovej stránky. Poskytuje základný rámec, ktorý definuje obsah a jeho hierarchiu </w:t>
+      </w:r>
+      <w:r>
+        <w:t>[45]</w:t>
+      </w:r>
+      <w:r>
+        <w:t>. Moderný HTML5 prináša množstvo nových prvkov a API, ktoré umožňujú vytvárať bohatšie a interaktívnejšie aplikácie.</w:t>
+      </w:r>
       <w:r>
         <w:t xml:space="preserve"> </w:t>
       </w:r>
-      <w:proofErr w:type="spellStart"/>
-      <w:r>
-        <w:t>Markup</w:t>
-      </w:r>
-      <w:proofErr w:type="spellEnd"/>
+      <w:r>
+        <w:t xml:space="preserve">CSS (Cascading Style Sheets) je zodpovedný za vizuálny vzhľad a formátovanie HTML dokumentov. Umožňuje definovať farby, typografiu, rozloženie a responzívny dizajn, ktorý sa prispôsobuje rôznym veľkostiam obrazoviek. Moderné CSS frameworky, ako je Tailwind CSS, poskytujú utility-first prístup k štýlovaniu, čo výrazne urýchľuje vývojový proces </w:t>
+      </w:r>
+      <w:r>
+        <w:t>[41]</w:t>
+      </w:r>
+      <w:r>
+        <w:t>.</w:t>
+      </w:r>
       <w:r>
         <w:t xml:space="preserve"> </w:t>
       </w:r>
-      <w:proofErr w:type="spellStart"/>
-      <w:r>
-        <w:t>Language</w:t>
-      </w:r>
-      <w:proofErr w:type="spellEnd"/>
-      <w:r>
-        <w:t xml:space="preserve">) slúži na vytvorenie štruktúry a sémantiky webovej stránky. Poskytuje základný rámec, ktorý definuje obsah a jeho hierarchiu </w:t>
-      </w:r>
-      <w:r>
-        <w:t>[45]</w:t>
-      </w:r>
-      <w:r>
-        <w:t>. Moderný HTML5 prináša množstvo nových prvkov a API, ktoré umožňujú vytvárať bohatšie a interaktívnejšie aplikácie.</w:t>
-      </w:r>
       <w:r>
         <w:t xml:space="preserve"> </w:t>
       </w:r>
       <w:r>
-        <w:t>CSS (</w:t>
-      </w:r>
-      <w:proofErr w:type="spellStart"/>
-      <w:r>
-        <w:t>Cascading</w:t>
-      </w:r>
-      <w:proofErr w:type="spellEnd"/>
+        <w:t xml:space="preserve">JavaScript je programovací jazyk, ktorý pridáva interaktivitu a dynamické funkcie na webové stránky. Umožňuje manipuláciu s DOM (Document Object Model), asynchrónne operácie, komunikáciu so serverom prostredníctvom API a vytváranie komplexných používateľských rozhraní </w:t>
+      </w:r>
+      <w:r>
+        <w:t>[30]</w:t>
+      </w:r>
+      <w:r>
+        <w:t>.</w:t>
+      </w:r>
       <w:r>
         <w:t xml:space="preserve"> </w:t>
       </w:r>
-      <w:proofErr w:type="spellStart"/>
-      <w:r>
-        <w:t>Style</w:t>
-      </w:r>
-      <w:proofErr w:type="spellEnd"/>
+      <w:r>
+        <w:t xml:space="preserve">Moderné JavaScriptové frameworky a knižnice výrazne zjednodušujú vývoj frontendu. React, vyvinutý spoločnosťou Meta, je jednou z </w:t>
+      </w:r>
+      <w:r>
+        <w:lastRenderedPageBreak/>
+        <w:t xml:space="preserve">najpopulárnejších knižníc pre vytváranie používateľských rozhraní. React umožňuje vývojárom vytvárať znovupoužiteľné komponenty a efektívne spravovať stav aplikácie pomocou virtuálneho DOM </w:t>
+      </w:r>
+      <w:r>
+        <w:t>[36]</w:t>
+      </w:r>
+      <w:r>
+        <w:t>. Komponentový prístup Reactu umožňuje lepšiu organizáciu kódu a zjednodušuje údržbu veľkých aplikácií.</w:t>
+      </w:r>
       <w:r>
         <w:t xml:space="preserve"> </w:t>
       </w:r>
-      <w:proofErr w:type="spellStart"/>
-      <w:r>
-        <w:t>Sheets</w:t>
-      </w:r>
-      <w:proofErr w:type="spellEnd"/>
-      <w:r>
-        <w:t xml:space="preserve">) je zodpovedný za vizuálny vzhľad a formátovanie HTML dokumentov. Umožňuje definovať farby, typografiu, rozloženie a </w:t>
-      </w:r>
-      <w:proofErr w:type="spellStart"/>
-      <w:r>
-        <w:t>responzívny</w:t>
-      </w:r>
-      <w:proofErr w:type="spellEnd"/>
-      <w:r>
-        <w:t xml:space="preserve"> dizajn, ktorý sa prispôsobuje rôznym veľkostiam obrazoviek. Moderné CSS </w:t>
-      </w:r>
-      <w:proofErr w:type="spellStart"/>
-      <w:r>
-        <w:t>frameworky</w:t>
-      </w:r>
-      <w:proofErr w:type="spellEnd"/>
-      <w:r>
-        <w:t xml:space="preserve">, ako je </w:t>
-      </w:r>
-      <w:proofErr w:type="spellStart"/>
-      <w:r>
-        <w:t>Tailwind</w:t>
-      </w:r>
-      <w:proofErr w:type="spellEnd"/>
-      <w:r>
-        <w:t xml:space="preserve"> CSS, poskytujú utility-</w:t>
-      </w:r>
-      <w:proofErr w:type="spellStart"/>
-      <w:r>
-        <w:t>first</w:t>
-      </w:r>
-      <w:proofErr w:type="spellEnd"/>
-      <w:r>
-        <w:t xml:space="preserve"> prístup k </w:t>
-      </w:r>
-      <w:proofErr w:type="spellStart"/>
-      <w:r>
-        <w:t>štýlovaniu</w:t>
-      </w:r>
-      <w:proofErr w:type="spellEnd"/>
-      <w:r>
-        <w:t xml:space="preserve">, čo výrazne urýchľuje vývojový proces </w:t>
-      </w:r>
-      <w:r>
-        <w:t>[41]</w:t>
+      <w:r>
+        <w:t xml:space="preserve">Next.js je React framework, ktorý poskytuje ďalšie funkcie, ako je server-side rendering, statická generácia stránok, automatické code splitting a optimalizácia obrázkov. Tieto funkcie zlepšujú výkon aplikácie a optimalizujú SEO </w:t>
+      </w:r>
+      <w:r>
+        <w:t>[32]</w:t>
       </w:r>
       <w:r>
         <w:t>.</w:t>
@@ -3932,199 +3701,7 @@
         <w:t xml:space="preserve"> </w:t>
       </w:r>
       <w:r>
-        <w:t xml:space="preserve"> </w:t>
-      </w:r>
-      <w:r>
-        <w:t>JavaScript je programovací jazyk, ktorý pridáva interaktivitu a dynamické funkcie na webové stránky. Umožňuje manipuláciu s DOM (</w:t>
-      </w:r>
-      <w:proofErr w:type="spellStart"/>
-      <w:r>
-        <w:t>Document</w:t>
-      </w:r>
-      <w:proofErr w:type="spellEnd"/>
-      <w:r>
-        <w:t xml:space="preserve"> </w:t>
-      </w:r>
-      <w:proofErr w:type="spellStart"/>
-      <w:r>
-        <w:t>Object</w:t>
-      </w:r>
-      <w:proofErr w:type="spellEnd"/>
-      <w:r>
-        <w:t xml:space="preserve"> Model), asynchrónne operácie, komunikáciu so serverom prostredníctvom API a vytváranie komplexných používateľských rozhraní </w:t>
-      </w:r>
-      <w:r>
-        <w:t>[30]</w:t>
-      </w:r>
-      <w:r>
-        <w:t>.</w:t>
-      </w:r>
-      <w:r>
-        <w:t xml:space="preserve"> </w:t>
-      </w:r>
-      <w:r>
-        <w:t xml:space="preserve">Moderné </w:t>
-      </w:r>
-      <w:proofErr w:type="spellStart"/>
-      <w:r>
-        <w:t>JavaScriptové</w:t>
-      </w:r>
-      <w:proofErr w:type="spellEnd"/>
-      <w:r>
-        <w:t xml:space="preserve"> </w:t>
-      </w:r>
-      <w:proofErr w:type="spellStart"/>
-      <w:r>
-        <w:t>frameworky</w:t>
-      </w:r>
-      <w:proofErr w:type="spellEnd"/>
-      <w:r>
-        <w:t xml:space="preserve"> a knižnice výrazne zjednodušujú vývoj </w:t>
-      </w:r>
-      <w:proofErr w:type="spellStart"/>
-      <w:r>
-        <w:t>frontendu</w:t>
-      </w:r>
-      <w:proofErr w:type="spellEnd"/>
-      <w:r>
-        <w:t xml:space="preserve">. </w:t>
-      </w:r>
-      <w:proofErr w:type="spellStart"/>
-      <w:r>
-        <w:t>React</w:t>
-      </w:r>
-      <w:proofErr w:type="spellEnd"/>
-      <w:r>
-        <w:t xml:space="preserve">, vyvinutý spoločnosťou </w:t>
-      </w:r>
-      <w:proofErr w:type="spellStart"/>
-      <w:r>
-        <w:t>Meta</w:t>
-      </w:r>
-      <w:proofErr w:type="spellEnd"/>
-      <w:r>
-        <w:t xml:space="preserve">, je jednou z </w:t>
-      </w:r>
-      <w:r>
-        <w:lastRenderedPageBreak/>
-        <w:t xml:space="preserve">najpopulárnejších knižníc pre vytváranie používateľských rozhraní. </w:t>
-      </w:r>
-      <w:proofErr w:type="spellStart"/>
-      <w:r>
-        <w:t>React</w:t>
-      </w:r>
-      <w:proofErr w:type="spellEnd"/>
-      <w:r>
-        <w:t xml:space="preserve"> umožňuje vývojárom vytvárať </w:t>
-      </w:r>
-      <w:proofErr w:type="spellStart"/>
-      <w:r>
-        <w:t>znovupoužiteľné</w:t>
-      </w:r>
-      <w:proofErr w:type="spellEnd"/>
-      <w:r>
-        <w:t xml:space="preserve"> komponenty a efektívne spravovať stav aplikácie pomocou virtuálneho DOM </w:t>
-      </w:r>
-      <w:r>
-        <w:t>[36]</w:t>
-      </w:r>
-      <w:r>
-        <w:t xml:space="preserve">. Komponentový prístup </w:t>
-      </w:r>
-      <w:proofErr w:type="spellStart"/>
-      <w:r>
-        <w:t>Reactu</w:t>
-      </w:r>
-      <w:proofErr w:type="spellEnd"/>
-      <w:r>
-        <w:t xml:space="preserve"> umožňuje lepšiu organizáciu kódu a zjednodušuje údržbu veľkých aplikácií.</w:t>
-      </w:r>
-      <w:r>
-        <w:t xml:space="preserve"> </w:t>
-      </w:r>
-      <w:r>
-        <w:t xml:space="preserve">Next.js je </w:t>
-      </w:r>
-      <w:proofErr w:type="spellStart"/>
-      <w:r>
-        <w:t>React</w:t>
-      </w:r>
-      <w:proofErr w:type="spellEnd"/>
-      <w:r>
-        <w:t xml:space="preserve"> </w:t>
-      </w:r>
-      <w:proofErr w:type="spellStart"/>
-      <w:r>
-        <w:t>framework</w:t>
-      </w:r>
-      <w:proofErr w:type="spellEnd"/>
-      <w:r>
-        <w:t>, ktorý poskytuje ďalšie funkcie, ako je server-</w:t>
-      </w:r>
-      <w:proofErr w:type="spellStart"/>
-      <w:r>
-        <w:t>side</w:t>
-      </w:r>
-      <w:proofErr w:type="spellEnd"/>
-      <w:r>
-        <w:t xml:space="preserve"> </w:t>
-      </w:r>
-      <w:proofErr w:type="spellStart"/>
-      <w:r>
-        <w:t>rendering</w:t>
-      </w:r>
-      <w:proofErr w:type="spellEnd"/>
-      <w:r>
-        <w:t xml:space="preserve">, statická generácia stránok, automatické </w:t>
-      </w:r>
-      <w:proofErr w:type="spellStart"/>
-      <w:r>
-        <w:t>code</w:t>
-      </w:r>
-      <w:proofErr w:type="spellEnd"/>
-      <w:r>
-        <w:t xml:space="preserve"> </w:t>
-      </w:r>
-      <w:proofErr w:type="spellStart"/>
-      <w:r>
-        <w:t>splitting</w:t>
-      </w:r>
-      <w:proofErr w:type="spellEnd"/>
-      <w:r>
-        <w:t xml:space="preserve"> a optimalizácia obrázkov. Tieto funkcie zlepšujú výkon aplikácie a optimalizujú SEO </w:t>
-      </w:r>
-      <w:r>
-        <w:t>[32]</w:t>
-      </w:r>
-      <w:r>
-        <w:t>.</w:t>
-      </w:r>
-      <w:r>
-        <w:t xml:space="preserve"> </w:t>
-      </w:r>
-      <w:proofErr w:type="spellStart"/>
-      <w:r>
-        <w:t>TypeScript</w:t>
-      </w:r>
-      <w:proofErr w:type="spellEnd"/>
-      <w:r>
-        <w:t xml:space="preserve">, ktorý je nadstavbou </w:t>
-      </w:r>
-      <w:proofErr w:type="spellStart"/>
-      <w:r>
-        <w:t>JavaScriptu</w:t>
-      </w:r>
-      <w:proofErr w:type="spellEnd"/>
-      <w:r>
-        <w:t xml:space="preserve">, pridáva statické typovanie, čo pomáha odhaliť chyby počas vývoja a zlepšuje čitateľnosť a údržbu kódu. </w:t>
-      </w:r>
-      <w:proofErr w:type="spellStart"/>
-      <w:r>
-        <w:t>TypeScript</w:t>
-      </w:r>
-      <w:proofErr w:type="spellEnd"/>
-      <w:r>
-        <w:t xml:space="preserve"> je obzvlášť užitočný pri vývoji veľkých aplikácií, kde je dôležitá typová bezpečnosť </w:t>
+        <w:t xml:space="preserve">TypeScript, ktorý je nadstavbou JavaScriptu, pridáva statické typovanie, čo pomáha odhaliť chyby počas vývoja a zlepšuje čitateľnosť a údržbu kódu. TypeScript je obzvlášť užitočný pri vývoji veľkých aplikácií, kde je dôležitá typová bezpečnosť </w:t>
       </w:r>
       <w:r>
         <w:t>[43]</w:t>
@@ -4151,27 +3728,18 @@
       <w:pPr>
         <w:pStyle w:val="text"/>
       </w:pPr>
-      <w:proofErr w:type="spellStart"/>
-      <w:r>
-        <w:t>Backend</w:t>
-      </w:r>
-      <w:proofErr w:type="spellEnd"/>
-      <w:r>
-        <w:t xml:space="preserve">, alebo serverová strana aplikácie, je zodpovedná za spracovanie business logiky, komunikáciu s databázami, autentifikáciu používateľov a poskytovanie API </w:t>
-      </w:r>
-      <w:proofErr w:type="spellStart"/>
-      <w:r>
-        <w:t>endpointov</w:t>
-      </w:r>
-      <w:proofErr w:type="spellEnd"/>
-      <w:r>
-        <w:t xml:space="preserve"> pre </w:t>
-      </w:r>
-      <w:proofErr w:type="spellStart"/>
-      <w:r>
-        <w:t>frontend</w:t>
-      </w:r>
-      <w:proofErr w:type="spellEnd"/>
+      <w:r>
+        <w:t>Backend, alebo serverová strana aplikácie, je zodpovedná za spracovanie business logiky, komunikáciu s databázami, autentifikáciu používateľov a poskytovanie API endpointov pre frontend.</w:t>
+      </w:r>
+      <w:r>
+        <w:t xml:space="preserve"> </w:t>
+      </w:r>
+      <w:r>
+        <w:t xml:space="preserve">Node.js je runtime prostredie, ktoré umožňuje spúšťať JavaScript na strane servera. Táto vlastnosť umožňuje vývojárom používať rovnaký programovací jazyk pre frontend aj backend, čo zjednodušuje vývojový proces a umožňuje zdieľanie kódu medzi klientom a serverom </w:t>
+      </w:r>
+      <w:r>
+        <w:t>[34]</w:t>
+      </w:r>
       <w:r>
         <w:t>.</w:t>
       </w:r>
@@ -4179,34 +3747,10 @@
         <w:t xml:space="preserve"> </w:t>
       </w:r>
       <w:r>
-        <w:t xml:space="preserve">Node.js je </w:t>
-      </w:r>
-      <w:proofErr w:type="spellStart"/>
-      <w:r>
-        <w:t>runtime</w:t>
-      </w:r>
-      <w:proofErr w:type="spellEnd"/>
-      <w:r>
-        <w:t xml:space="preserve"> prostredie, ktoré umožňuje spúšťať JavaScript na strane servera. Táto vlastnosť umožňuje vývojárom používať rovnaký programovací jazyk pre </w:t>
-      </w:r>
-      <w:proofErr w:type="spellStart"/>
-      <w:r>
-        <w:t>frontend</w:t>
-      </w:r>
-      <w:proofErr w:type="spellEnd"/>
-      <w:r>
-        <w:t xml:space="preserve"> aj </w:t>
-      </w:r>
-      <w:proofErr w:type="spellStart"/>
-      <w:r>
-        <w:t>backend</w:t>
-      </w:r>
-      <w:proofErr w:type="spellEnd"/>
-      <w:r>
-        <w:t xml:space="preserve">, čo zjednodušuje vývojový proces a umožňuje zdieľanie kódu medzi klientom a serverom </w:t>
-      </w:r>
-      <w:r>
-        <w:t>[34]</w:t>
+        <w:t xml:space="preserve">RESTful API (Representational State Transfer) je architektonický štýl pre navrhovanie webových služieb. REST API používa štandardné HTTP metódy (GET, POST, PUT, DELETE) na komunikáciu medzi klientom a serverom. Tento prístup poskytuje jednoduchú a škálovateľnú architektúru pre webové aplikácie </w:t>
+      </w:r>
+      <w:r>
+        <w:t>[38]</w:t>
       </w:r>
       <w:r>
         <w:t>.</w:t>
@@ -4214,49 +3758,8 @@
       <w:r>
         <w:t xml:space="preserve"> </w:t>
       </w:r>
-      <w:proofErr w:type="spellStart"/>
-      <w:r>
-        <w:t>RESTful</w:t>
-      </w:r>
-      <w:proofErr w:type="spellEnd"/>
-      <w:r>
-        <w:t xml:space="preserve"> API (</w:t>
-      </w:r>
-      <w:proofErr w:type="spellStart"/>
-      <w:r>
-        <w:t>Representational</w:t>
-      </w:r>
-      <w:proofErr w:type="spellEnd"/>
-      <w:r>
-        <w:t xml:space="preserve"> State Transfer) je architektonický štýl pre navrhovanie webových služieb. REST API používa štandardné HTTP metódy (GET, POST, PUT, DELETE) na komunikáciu medzi klientom a serverom. Tento prístup poskytuje jednoduchú a škálovateľnú architektúru pre webové aplikácie </w:t>
-      </w:r>
-      <w:r>
-        <w:t>[38]</w:t>
-      </w:r>
-      <w:r>
-        <w:t>.</w:t>
-      </w:r>
-      <w:r>
-        <w:t xml:space="preserve"> </w:t>
-      </w:r>
-      <w:r>
-        <w:t xml:space="preserve">Autentifikácia a autorizácia sú kritické aspekty bezpečnosti webových aplikácií. JWT (JSON Web </w:t>
-      </w:r>
-      <w:proofErr w:type="spellStart"/>
-      <w:r>
-        <w:t>Tokens</w:t>
-      </w:r>
-      <w:proofErr w:type="spellEnd"/>
-      <w:r>
-        <w:t xml:space="preserve">) je populárna metóda pre bezpečnú výmenu informácií medzi stranami. JWT tokeny umožňujú </w:t>
-      </w:r>
-      <w:proofErr w:type="spellStart"/>
-      <w:r>
-        <w:t>bezstavovú</w:t>
-      </w:r>
-      <w:proofErr w:type="spellEnd"/>
-      <w:r>
-        <w:t xml:space="preserve"> autentifikáciu, čo je výhodné pre škálovateľné aplikácie </w:t>
+      <w:r>
+        <w:t xml:space="preserve">Autentifikácia a autorizácia sú kritické aspekty bezpečnosti webových aplikácií. JWT (JSON Web Tokens) je populárna metóda pre bezpečnú výmenu informácií medzi stranami. JWT tokeny umožňujú bezstavovú autentifikáciu, čo je výhodné pre škálovateľné aplikácie </w:t>
       </w:r>
       <w:r>
         <w:t>[35]</w:t>
@@ -4287,58 +3790,13 @@
         <w:pStyle w:val="text"/>
       </w:pPr>
       <w:r>
-        <w:t xml:space="preserve">Databázové systémy sú nevyhnutnou súčasťou väčšiny webových aplikácií, pretože poskytujú úložisko a správu dát. Existujú dva hlavné typy databázových systémov: relačné (SQL) a </w:t>
-      </w:r>
-      <w:proofErr w:type="spellStart"/>
-      <w:r>
-        <w:t>nereľačné</w:t>
-      </w:r>
-      <w:proofErr w:type="spellEnd"/>
-      <w:r>
-        <w:t xml:space="preserve"> (</w:t>
-      </w:r>
-      <w:proofErr w:type="spellStart"/>
-      <w:r>
-        <w:t>NoSQL</w:t>
-      </w:r>
-      <w:proofErr w:type="spellEnd"/>
-      <w:r>
-        <w:t>).</w:t>
+        <w:t>Databázové systémy sú nevyhnutnou súčasťou väčšiny webových aplikácií, pretože poskytujú úložisko a správu dát. Existujú dva hlavné typy databázových systémov: relačné (SQL) a nereľačné (NoSQL).</w:t>
       </w:r>
       <w:r>
         <w:t xml:space="preserve"> </w:t>
       </w:r>
-      <w:proofErr w:type="spellStart"/>
-      <w:r>
-        <w:t>MongoDB</w:t>
-      </w:r>
-      <w:proofErr w:type="spellEnd"/>
-      <w:r>
-        <w:t xml:space="preserve"> je dokumentovo orientovaná </w:t>
-      </w:r>
-      <w:proofErr w:type="spellStart"/>
-      <w:r>
-        <w:t>NoSQL</w:t>
-      </w:r>
-      <w:proofErr w:type="spellEnd"/>
-      <w:r>
-        <w:t xml:space="preserve"> databáza, ktorá ukladá dáta vo formáte podobnom JSON. Táto databáza je obzvlášť vhodná pre aplikácie s flexibilnými schémami a horizontálnym škálovaním. </w:t>
-      </w:r>
-      <w:proofErr w:type="spellStart"/>
-      <w:r>
-        <w:t>MongoDB</w:t>
-      </w:r>
-      <w:proofErr w:type="spellEnd"/>
-      <w:r>
-        <w:t xml:space="preserve"> poskytuje výkonné </w:t>
-      </w:r>
-      <w:proofErr w:type="spellStart"/>
-      <w:r>
-        <w:t>dotazovacie</w:t>
-      </w:r>
-      <w:proofErr w:type="spellEnd"/>
-      <w:r>
-        <w:t xml:space="preserve"> možnosti a podporuje komplexné dátové štruktúry </w:t>
+      <w:r>
+        <w:t xml:space="preserve">MongoDB je dokumentovo orientovaná NoSQL databáza, ktorá ukladá dáta vo formáte podobnom JSON. Táto databáza je obzvlášť vhodná pre aplikácie s flexibilnými schémami a horizontálnym škálovaním. MongoDB poskytuje výkonné dotazovacie možnosti a podporuje komplexné dátové štruktúry </w:t>
       </w:r>
       <w:r>
         <w:t>[31]</w:t>
@@ -4350,47 +3808,7 @@
         <w:t xml:space="preserve"> </w:t>
       </w:r>
       <w:r>
-        <w:t xml:space="preserve">Relačné databázy, ako MySQL alebo </w:t>
-      </w:r>
-      <w:proofErr w:type="spellStart"/>
-      <w:r>
-        <w:t>PostgreSQL</w:t>
-      </w:r>
-      <w:proofErr w:type="spellEnd"/>
-      <w:r>
-        <w:t>, používajú tabuľkovú štruktúru a SQL (</w:t>
-      </w:r>
-      <w:proofErr w:type="spellStart"/>
-      <w:r>
-        <w:t>Structured</w:t>
-      </w:r>
-      <w:proofErr w:type="spellEnd"/>
-      <w:r>
-        <w:t xml:space="preserve"> </w:t>
-      </w:r>
-      <w:proofErr w:type="spellStart"/>
-      <w:r>
-        <w:t>Query</w:t>
-      </w:r>
-      <w:proofErr w:type="spellEnd"/>
-      <w:r>
-        <w:t xml:space="preserve"> </w:t>
-      </w:r>
-      <w:proofErr w:type="spellStart"/>
-      <w:r>
-        <w:t>Language</w:t>
-      </w:r>
-      <w:proofErr w:type="spellEnd"/>
-      <w:r>
-        <w:t xml:space="preserve">) na </w:t>
-      </w:r>
-      <w:proofErr w:type="spellStart"/>
-      <w:r>
-        <w:t>dotazovanie</w:t>
-      </w:r>
-      <w:proofErr w:type="spellEnd"/>
-      <w:r>
-        <w:t xml:space="preserve">. Tieto databázy sú vhodné </w:t>
+        <w:t xml:space="preserve">Relačné databázy, ako MySQL alebo PostgreSQL, používajú tabuľkovú štruktúru a SQL (Structured Query Language) na dotazovanie. Tieto databázy sú vhodné </w:t>
       </w:r>
       <w:r>
         <w:lastRenderedPageBreak/>
@@ -4446,15 +3864,7 @@
         <w:t xml:space="preserve"> </w:t>
       </w:r>
       <w:r>
-        <w:t xml:space="preserve">Návrh zahŕňa vytvorenie architektúry aplikácie, návrh používateľského rozhrania (UI) a používateľskej skúsenosti (UX). Dôležitým aspektom je zabezpečiť, aby aplikácia bola intuitívna, </w:t>
-      </w:r>
-      <w:proofErr w:type="spellStart"/>
-      <w:r>
-        <w:t>responzívna</w:t>
-      </w:r>
-      <w:proofErr w:type="spellEnd"/>
-      <w:r>
-        <w:t xml:space="preserve"> a prístupná na rôznych zariadeniach </w:t>
+        <w:t xml:space="preserve">Návrh zahŕňa vytvorenie architektúry aplikácie, návrh používateľského rozhrania (UI) a používateľskej skúsenosti (UX). Dôležitým aspektom je zabezpečiť, aby aplikácia bola intuitívna, responzívna a prístupná na rôznych zariadeniach </w:t>
       </w:r>
       <w:r>
         <w:t>[1]</w:t>
@@ -4466,15 +3876,7 @@
         <w:t xml:space="preserve"> </w:t>
       </w:r>
       <w:r>
-        <w:t xml:space="preserve">Implementácia zahŕňa samotné programovanie aplikácie podľa špecifikácií z návrhu. V tejto fáze sa používajú rôzne technológie a nástroje, ktoré boli vybrané počas plánovacej fázy. </w:t>
-      </w:r>
-      <w:proofErr w:type="spellStart"/>
-      <w:r>
-        <w:t>Verzovanie</w:t>
-      </w:r>
-      <w:proofErr w:type="spellEnd"/>
-      <w:r>
-        <w:t xml:space="preserve"> kódu pomocou nástrojov ako Git je nevyhnutné pre správu zmien a spoluprácu v tíme </w:t>
+        <w:t xml:space="preserve">Implementácia zahŕňa samotné programovanie aplikácie podľa špecifikácií z návrhu. V tejto fáze sa používajú rôzne technológie a nástroje, ktoré boli vybrané počas plánovacej fázy. Verzovanie kódu pomocou nástrojov ako Git je nevyhnutné pre správu zmien a spoluprácu v tíme </w:t>
       </w:r>
       <w:r>
         <w:t>[22]</w:t>
@@ -4498,47 +3900,7 @@
         <w:t xml:space="preserve"> </w:t>
       </w:r>
       <w:r>
-        <w:t>Nasadenie a údržba zahŕňa uvedenie aplikácie do produkčného prostredia a následné monitorovanie výkonu, opravu chýb a implementáciu aktualizácií. Moderné vývojové postupy často využívajú CI/CD (</w:t>
-      </w:r>
-      <w:proofErr w:type="spellStart"/>
-      <w:r>
-        <w:t>Continuous</w:t>
-      </w:r>
-      <w:proofErr w:type="spellEnd"/>
-      <w:r>
-        <w:t xml:space="preserve"> </w:t>
-      </w:r>
-      <w:proofErr w:type="spellStart"/>
-      <w:r>
-        <w:t>Integration</w:t>
-      </w:r>
-      <w:proofErr w:type="spellEnd"/>
-      <w:r>
-        <w:t>/</w:t>
-      </w:r>
-      <w:proofErr w:type="spellStart"/>
-      <w:r>
-        <w:t>Continuous</w:t>
-      </w:r>
-      <w:proofErr w:type="spellEnd"/>
-      <w:r>
-        <w:t xml:space="preserve"> </w:t>
-      </w:r>
-      <w:proofErr w:type="spellStart"/>
-      <w:r>
-        <w:t>Deployment</w:t>
-      </w:r>
-      <w:proofErr w:type="spellEnd"/>
-      <w:r>
-        <w:t xml:space="preserve">) </w:t>
-      </w:r>
-      <w:proofErr w:type="spellStart"/>
-      <w:r>
-        <w:t>pipeline</w:t>
-      </w:r>
-      <w:proofErr w:type="spellEnd"/>
-      <w:r>
-        <w:t xml:space="preserve">, ktoré automatizujú proces nasadenia </w:t>
+        <w:t xml:space="preserve">Nasadenie a údržba zahŕňa uvedenie aplikácie do produkčného prostredia a následné monitorovanie výkonu, opravu chýb a implementáciu aktualizácií. Moderné vývojové postupy často využívajú CI/CD (Continuous Integration/Continuous Deployment) pipeline, ktoré automatizujú proces nasadenia </w:t>
       </w:r>
       <w:r>
         <w:t>[5]</w:t>
@@ -4568,23 +3930,7 @@
         <w:pStyle w:val="text"/>
       </w:pPr>
       <w:r>
-        <w:t xml:space="preserve">Moderné vývojové metodológie, ako je </w:t>
-      </w:r>
-      <w:proofErr w:type="spellStart"/>
-      <w:r>
-        <w:t>Agile</w:t>
-      </w:r>
-      <w:proofErr w:type="spellEnd"/>
-      <w:r>
-        <w:t xml:space="preserve"> a </w:t>
-      </w:r>
-      <w:proofErr w:type="spellStart"/>
-      <w:r>
-        <w:t>Scrum</w:t>
-      </w:r>
-      <w:proofErr w:type="spellEnd"/>
-      <w:r>
-        <w:t xml:space="preserve">, kladú dôraz na iteratívny vývoj, úzku spoluprácu s klientom a flexibilitu pri zmene požiadaviek. Tieto metodológie umožňujú rýchlejšie dodanie funkcií a lepšiu adaptáciu na meniace sa potreby projektu </w:t>
+        <w:t xml:space="preserve">Moderné vývojové metodológie, ako je Agile a Scrum, kladú dôraz na iteratívny vývoj, úzku spoluprácu s klientom a flexibilitu pri zmene požiadaviek. Tieto metodológie umožňujú rýchlejšie dodanie funkcií a lepšiu adaptáciu na meniace sa potreby projektu </w:t>
       </w:r>
       <w:r>
         <w:t>[4]</w:t>
@@ -4595,21 +3941,8 @@
       <w:r>
         <w:t xml:space="preserve"> </w:t>
       </w:r>
-      <w:proofErr w:type="spellStart"/>
-      <w:r>
-        <w:t>Verzovanie</w:t>
-      </w:r>
-      <w:proofErr w:type="spellEnd"/>
-      <w:r>
-        <w:t xml:space="preserve"> kódu pomocou nástrojov ako Git umožňuje vývojárom sledovať zmeny v kóde, spolupracovať na projektoch a v prípade potreby vrátiť sa k predchádzajúcim </w:t>
-      </w:r>
-      <w:proofErr w:type="spellStart"/>
-      <w:r>
-        <w:t>verziam</w:t>
-      </w:r>
-      <w:proofErr w:type="spellEnd"/>
-      <w:r>
-        <w:t xml:space="preserve">. Git je distribuovaný systém kontroly verzií, ktorý je široko používaný v softvérovom vývoji </w:t>
+      <w:r>
+        <w:t xml:space="preserve">Verzovanie kódu pomocou nástrojov ako Git umožňuje vývojárom sledovať zmeny v kóde, spolupracovať na projektoch a v prípade potreby vrátiť sa k predchádzajúcim verziam. Git je distribuovaný systém kontroly verzií, ktorý je široko používaný v softvérovom vývoji </w:t>
       </w:r>
       <w:r>
         <w:t>[22]</w:t>
@@ -4620,26 +3953,144 @@
       <w:r>
         <w:t xml:space="preserve"> </w:t>
       </w:r>
-      <w:proofErr w:type="spellStart"/>
-      <w:r>
-        <w:t>Code</w:t>
-      </w:r>
-      <w:proofErr w:type="spellEnd"/>
-      <w:r>
+      <w:r>
+        <w:t xml:space="preserve">Code review, kde iní vývojári kontrolujú navrhnuté zmeny pred ich začlenením do hlavnej vetvy kódu, pomáha udržiavať kvalitu kódu a zdieľať znalosti v tíme </w:t>
+      </w:r>
+      <w:r>
+        <w:t>[39]</w:t>
+      </w:r>
+      <w:r>
+        <w:t>.</w:t>
+      </w:r>
+    </w:p>
+    <w:p>
+      <w:pPr>
+        <w:pStyle w:val="text"/>
+        <w:ind w:firstLine="360"/>
+      </w:pPr>
+    </w:p>
+    <w:p>
+      <w:pPr>
+        <w:pStyle w:val="text"/>
+        <w:ind w:firstLine="360"/>
+        <w:rPr>
+          <w:b/>
+          <w:bCs/>
+        </w:rPr>
+      </w:pPr>
+      <w:r>
+        <w:rPr>
+          <w:b/>
+          <w:bCs/>
+        </w:rPr>
+        <w:lastRenderedPageBreak/>
+        <w:t>Záver kapitoly</w:t>
+      </w:r>
+    </w:p>
+    <w:p>
+      <w:pPr>
+        <w:pStyle w:val="text"/>
+        <w:ind w:firstLine="360"/>
+      </w:pPr>
+      <w:r>
+        <w:t>Táto kapitola poskytla teoretický základ pre pochopenie tvorby webových aplikácií. Prehľadali sme základné technológie, architektúru, bezpečnostné aspekty a vývojový proces, ktoré sú nevyhnutné pre úspešný vývoj moderných webových aplikácií. Tieto poznatky budú slúžiť ako základ pre ďalšie kapitoly, ktoré sa budú zaoberať konkrétnou implementáciou aplikácie DanceHub.</w:t>
+      </w:r>
+      <w:r>
+        <w:br w:type="page"/>
+      </w:r>
+    </w:p>
+    <w:p>
+      <w:pPr>
+        <w:pStyle w:val="Kapitola"/>
+        <w:rPr>
+          <w:rStyle w:val="KapitolaChar"/>
+          <w:b/>
+          <w:caps/>
+          <w:noProof/>
+          <w:color w:val="auto"/>
+        </w:rPr>
+      </w:pPr>
+      <w:bookmarkStart w:id="5" w:name="_Toc219921534"/>
+      <w:r>
+        <w:rPr>
+          <w:noProof/>
+        </w:rPr>
+        <w:lastRenderedPageBreak/>
+        <w:t>ANALÝZA TRHU A KONKURENCIE</w:t>
+      </w:r>
+      <w:bookmarkEnd w:id="5"/>
+    </w:p>
+    <w:p>
+      <w:pPr>
+        <w:pStyle w:val="text"/>
+        <w:rPr>
+          <w:noProof/>
+        </w:rPr>
+      </w:pPr>
+      <w:r>
+        <w:rPr>
+          <w:noProof/>
+        </w:rPr>
+        <w:t xml:space="preserve">Trh s aplikáciami na plánovanie a správu času predstavuje jeden z najrýchlejšie rastúcich segmentov softvérového priemyslu. Podľa nedávnych štúdií globálny trh s aplikáciami na plánovanie a produktivitu dosiahol v roku 2024 hodnotu viac ako 50 miliárd dolárov a očakáva sa jeho rast na takmer 100 miliárd dolárov do roku 2030 </w:t>
+      </w:r>
+      <w:r>
+        <w:rPr>
+          <w:noProof/>
+        </w:rPr>
+        <w:t>[26]</w:t>
+      </w:r>
+      <w:r>
+        <w:rPr>
+          <w:noProof/>
+        </w:rPr>
+        <w:t>. Tento rast je poháňaný zvyšujúcou sa potrebou efektívneho riadenia času, zlepšovania produktivity a organizácie v rôznych sektoroch, vrátane vzdelávania, športu a zábavy.</w:t>
+      </w:r>
+      <w:r>
+        <w:rPr>
+          <w:noProof/>
+        </w:rPr>
         <w:t xml:space="preserve"> </w:t>
       </w:r>
-      <w:proofErr w:type="spellStart"/>
-      <w:r>
-        <w:t>review</w:t>
-      </w:r>
-      <w:proofErr w:type="spellEnd"/>
-      <w:r>
-        <w:t xml:space="preserve">, kde iní vývojári kontrolujú navrhnuté zmeny pred ich začlenením do hlavnej vetvy kódu, pomáha udržiavať kvalitu kódu a zdieľať znalosti v tíme </w:t>
-      </w:r>
-      <w:r>
-        <w:t>[39]</w:t>
-      </w:r>
-      <w:r>
+      <w:r>
+        <w:rPr>
+          <w:noProof/>
+        </w:rPr>
+        <w:t xml:space="preserve">Aplikácie na plánovanie možno rozdeliť do niekoľkých kategórií podľa ich primárneho účelu. Všeobecné kalendárové aplikácie, ako Google Calendar alebo Apple Calendar, poskytujú základné funkcie na plánovanie udalostí a správu času. Aplikácie na rezerváciu a booking, medzi ktoré patria Calendly, Doodle alebo Acuity Scheduling, sa zameriavajú na zjednodušenie procesu rezervácie termínov. Špecializované aplikácie pre konkrétne odvetvia, ako sú fitness aplikácie, aplikácie pre vzdelávacie inštitúcie alebo športové kluby, poskytujú funkcie šité na mieru špecifickým potrebám daného sektora </w:t>
+      </w:r>
+      <w:r>
+        <w:rPr>
+          <w:noProof/>
+        </w:rPr>
+        <w:t>[42]</w:t>
+      </w:r>
+      <w:r>
+        <w:rPr>
+          <w:noProof/>
+        </w:rPr>
+        <w:t>.</w:t>
+      </w:r>
+      <w:r>
+        <w:rPr>
+          <w:noProof/>
+        </w:rPr>
+        <w:t xml:space="preserve"> </w:t>
+      </w:r>
+      <w:r>
+        <w:rPr>
+          <w:noProof/>
+        </w:rPr>
+        <w:t xml:space="preserve">Tanečný sektor má špecifické potreby, ktoré nie sú plne pokryté všeobecnými aplikáciami na plánovanie. Tanečné kluby a školy potrebujú riešenia, ktoré umožňujú správu párov tanečníkov, generovanie rozvrhov na základe dostupnosti trénerov a študentov, správu členstiev a sledovanie pokroku jednotlivých párov. Tieto špecifické požiadavky si vyžadujú špecializované riešenie, ktoré kombinuje funkcie kalendárových aplikácií s funkciami pre správu vzťahov medzi účastníkmi a optimalizáciu rozvrhov </w:t>
+      </w:r>
+      <w:r>
+        <w:rPr>
+          <w:noProof/>
+        </w:rPr>
+        <w:t>[15]</w:t>
+      </w:r>
+      <w:r>
+        <w:rPr>
+          <w:noProof/>
+        </w:rPr>
         <w:t>.</w:t>
       </w:r>
     </w:p>
@@ -4651,212 +4102,67 @@
           <w:numId w:val="3"/>
         </w:numPr>
       </w:pPr>
-      <w:bookmarkStart w:id="5" w:name="_Toc219921533"/>
-      <w:r>
-        <w:lastRenderedPageBreak/>
-        <w:t>Deployment a hosting</w:t>
-      </w:r>
-      <w:bookmarkEnd w:id="5"/>
-    </w:p>
-    <w:p>
-      <w:pPr>
-        <w:pStyle w:val="text"/>
-      </w:pPr>
-      <w:r>
-        <w:t xml:space="preserve">Nasadenie webovej aplikácie zahŕňa umiestnenie aplikácie na produkčný server a zabezpečenie jej dostupnosti pre koncových používateľov. Moderné </w:t>
-      </w:r>
-      <w:proofErr w:type="spellStart"/>
-      <w:r>
-        <w:t>hostingové</w:t>
-      </w:r>
-      <w:proofErr w:type="spellEnd"/>
-      <w:r>
-        <w:t xml:space="preserve"> platformy, ako </w:t>
-      </w:r>
-      <w:proofErr w:type="spellStart"/>
-      <w:r>
-        <w:t>Vercel</w:t>
-      </w:r>
-      <w:proofErr w:type="spellEnd"/>
-      <w:r>
-        <w:t xml:space="preserve"> pre Next.js aplikácie, poskytujú automatizované nasadenie a škálovanie </w:t>
-      </w:r>
-      <w:r>
-        <w:t>[32]</w:t>
-      </w:r>
-      <w:r>
-        <w:t>.</w:t>
-      </w:r>
-      <w:r>
-        <w:t xml:space="preserve"> </w:t>
-      </w:r>
-      <w:r>
-        <w:t xml:space="preserve">CI/CD </w:t>
-      </w:r>
-      <w:proofErr w:type="spellStart"/>
-      <w:r>
-        <w:t>pipeline</w:t>
-      </w:r>
-      <w:proofErr w:type="spellEnd"/>
-      <w:r>
-        <w:t xml:space="preserve"> automatizujú proces testovania a nasadenia, čo umožňuje rýchlejšie a bezpečnejšie vydávanie aktualizácií. Tieto </w:t>
-      </w:r>
-      <w:proofErr w:type="spellStart"/>
-      <w:r>
-        <w:t>pipeline</w:t>
-      </w:r>
-      <w:proofErr w:type="spellEnd"/>
-      <w:r>
-        <w:t xml:space="preserve"> spúšťajú automatické testy a nasadzujú aplikáciu iba v prípade, že všetky testy prejdú úspešne </w:t>
-      </w:r>
-      <w:r>
-        <w:t>[5]</w:t>
-      </w:r>
-      <w:r>
-        <w:t>.</w:t>
-      </w:r>
-      <w:r>
-        <w:t xml:space="preserve"> </w:t>
-      </w:r>
-      <w:r>
-        <w:t xml:space="preserve">Monitoring a logovanie sú dôležité pre sledovanie výkonu aplikácie a identifikáciu problémov v produkčnom prostredí. Tieto nástroje poskytujú prehľad o dostupnosti aplikácie, čase odozvy a výskyte chýb </w:t>
-      </w:r>
-      <w:r>
-        <w:t>[2]</w:t>
-      </w:r>
-      <w:r>
-        <w:t>.</w:t>
-      </w:r>
-    </w:p>
-    <w:p>
-      <w:pPr>
-        <w:pStyle w:val="text"/>
-        <w:rPr>
-          <w:b/>
-          <w:bCs/>
-        </w:rPr>
-      </w:pPr>
-      <w:r>
-        <w:rPr>
-          <w:b/>
-          <w:bCs/>
-        </w:rPr>
-        <w:t>Z</w:t>
-      </w:r>
-      <w:r>
-        <w:rPr>
-          <w:b/>
-          <w:bCs/>
-        </w:rPr>
-        <w:t>áver kapitoly</w:t>
-      </w:r>
-    </w:p>
-    <w:p>
-      <w:pPr>
-        <w:pStyle w:val="text"/>
-      </w:pPr>
-      <w:r>
-        <w:t xml:space="preserve">Táto kapitola poskytla teoretický základ pre pochopenie tvorby webových aplikácií. Prehľadali sme základné technológie, architektúru, bezpečnostné aspekty a vývojový proces, ktoré sú nevyhnutné pre úspešný vývoj moderných webových aplikácií. Tieto poznatky budú slúžiť ako základ pre ďalšie kapitoly, ktoré sa budú zaoberať konkrétnou implementáciou aplikácie </w:t>
-      </w:r>
-      <w:proofErr w:type="spellStart"/>
-      <w:r>
-        <w:t>DanceHub</w:t>
-      </w:r>
-      <w:proofErr w:type="spellEnd"/>
-      <w:r>
-        <w:t>.</w:t>
-      </w:r>
-      <w:r>
-        <w:br w:type="page"/>
-      </w:r>
-    </w:p>
-    <w:p>
-      <w:pPr>
-        <w:pStyle w:val="Kapitola"/>
+      <w:bookmarkStart w:id="6" w:name="_Toc219921535"/>
+      <w:r>
         <w:rPr>
           <w:rStyle w:val="KapitolaChar"/>
           <w:b/>
           <w:caps/>
-          <w:noProof/>
           <w:color w:val="auto"/>
         </w:rPr>
-      </w:pPr>
-      <w:bookmarkStart w:id="6" w:name="_Toc219921534"/>
+        <w:t>Google Calendar</w:t>
+      </w:r>
+      <w:bookmarkEnd w:id="6"/>
+    </w:p>
+    <w:p>
+      <w:pPr>
+        <w:pStyle w:val="text"/>
+        <w:rPr>
+          <w:noProof/>
+        </w:rPr>
+      </w:pPr>
+      <w:r>
+        <w:rPr>
+          <w:noProof/>
+        </w:rPr>
+        <w:t xml:space="preserve">Google Calendar je jedna z najpopulárnejších kalendárových aplikácií na svete, ktorá poskytuje základné funkcie na plánovanie udalostí a správu času. Aplikácia je bezplatná, ľahko dostupná a integruje sa s ďalšími službami Google, čo ju robí atraktívnou pre mnohých používateľov </w:t>
+      </w:r>
+      <w:r>
+        <w:rPr>
+          <w:noProof/>
+        </w:rPr>
+        <w:t>[23]</w:t>
+      </w:r>
+      <w:r>
+        <w:rPr>
+          <w:noProof/>
+        </w:rPr>
+        <w:t xml:space="preserve">. Medzi silné stránky Google Calendar patrí jeho jednoduchosť, multiplatformová dostupnosť a možnosť zdieľania kalendárov medzi používateľmi. Aplikácia podporuje opakujúce sa udalosti, pripomienky a synchronizáciu medzi zariadeniami. Integrácia s Gmail umožňuje automatické pridávanie udalostí z e-mailov </w:t>
+      </w:r>
+      <w:r>
+        <w:rPr>
+          <w:noProof/>
+        </w:rPr>
+        <w:t>[23]</w:t>
+      </w:r>
+      <w:r>
+        <w:rPr>
+          <w:noProof/>
+        </w:rPr>
+        <w:t xml:space="preserve">. Avšak Google Calendar má obmedzenia, ktoré ho robia menej vhodným pre tanečné kluby. Aplikácia neposkytuje špecializované funkcie pre správu párov tanečníkov, generovanie optimalizovaných rozvrhov na základe dostupnosti viacerých </w:t>
+      </w:r>
       <w:r>
         <w:rPr>
           <w:noProof/>
         </w:rPr>
         <w:lastRenderedPageBreak/>
-        <w:t>ANALÝZA TRHU A KONKURENCIE</w:t>
-      </w:r>
-      <w:bookmarkEnd w:id="6"/>
-    </w:p>
-    <w:p>
-      <w:pPr>
-        <w:pStyle w:val="text"/>
-        <w:rPr>
-          <w:noProof/>
-        </w:rPr>
-      </w:pPr>
-      <w:r>
-        <w:rPr>
-          <w:noProof/>
-        </w:rPr>
-        <w:t xml:space="preserve">Trh s aplikáciami na plánovanie a správu času predstavuje jeden z najrýchlejšie rastúcich segmentov softvérového priemyslu. Podľa nedávnych štúdií globálny trh s aplikáciami na plánovanie a produktivitu dosiahol v roku 2024 hodnotu viac ako 50 miliárd dolárov a očakáva sa jeho rast na takmer 100 miliárd dolárov do roku 2030 </w:t>
-      </w:r>
-      <w:r>
-        <w:rPr>
-          <w:noProof/>
-        </w:rPr>
-        <w:t>[26]</w:t>
-      </w:r>
-      <w:r>
-        <w:rPr>
-          <w:noProof/>
-        </w:rPr>
-        <w:t>. Tento rast je poháňaný zvyšujúcou sa potrebou efektívneho riadenia času, zlepšovania produktivity a organizácie v rôznych sektoroch, vrátane vzdelávania, športu a zábavy.</w:t>
-      </w:r>
-      <w:r>
-        <w:rPr>
-          <w:noProof/>
-        </w:rPr>
-        <w:t xml:space="preserve"> </w:t>
-      </w:r>
-      <w:r>
-        <w:rPr>
-          <w:noProof/>
-        </w:rPr>
-        <w:t xml:space="preserve">Aplikácie na plánovanie možno rozdeliť do niekoľkých kategórií podľa ich primárneho účelu. Všeobecné kalendárové aplikácie, ako Google Calendar alebo Apple Calendar, poskytujú základné funkcie na plánovanie udalostí a správu času. Aplikácie na rezerváciu a booking, medzi ktoré patria Calendly, Doodle alebo Acuity Scheduling, sa zameriavajú na zjednodušenie procesu rezervácie termínov. Špecializované aplikácie pre konkrétne odvetvia, ako sú fitness aplikácie, aplikácie pre vzdelávacie inštitúcie alebo športové kluby, poskytujú funkcie šité na mieru špecifickým potrebám daného sektora </w:t>
+        <w:t xml:space="preserve">účastníkov alebo správu členstiev. Chýba mu tiež možnosť automatického párovania študentov na základe úrovne alebo preferencií </w:t>
       </w:r>
       <w:r>
         <w:rPr>
           <w:noProof/>
         </w:rPr>
         <w:t>[42]</w:t>
-      </w:r>
-      <w:r>
-        <w:rPr>
-          <w:noProof/>
-        </w:rPr>
-        <w:t>.</w:t>
-      </w:r>
-      <w:r>
-        <w:rPr>
-          <w:noProof/>
-        </w:rPr>
-        <w:t xml:space="preserve"> </w:t>
-      </w:r>
-      <w:r>
-        <w:rPr>
-          <w:noProof/>
-        </w:rPr>
-        <w:t xml:space="preserve">Tanečný sektor má špecifické potreby, ktoré nie sú plne pokryté všeobecnými aplikáciami na plánovanie. Tanečné kluby a školy potrebujú riešenia, ktoré umožňujú správu párov tanečníkov, generovanie rozvrhov na základe dostupnosti trénerov a študentov, správu členstiev a sledovanie pokroku jednotlivých párov. Tieto špecifické požiadavky si vyžadujú špecializované riešenie, ktoré kombinuje funkcie kalendárových aplikácií s funkciami pre správu vzťahov medzi účastníkmi a optimalizáciu rozvrhov </w:t>
-      </w:r>
-      <w:r>
-        <w:rPr>
-          <w:noProof/>
-        </w:rPr>
-        <w:t>[15]</w:t>
       </w:r>
       <w:r>
         <w:rPr>
@@ -4872,16 +4178,16 @@
           <w:ilvl w:val="1"/>
           <w:numId w:val="3"/>
         </w:numPr>
-      </w:pPr>
-      <w:bookmarkStart w:id="7" w:name="_Toc219921535"/>
-      <w:r>
-        <w:rPr>
-          <w:rStyle w:val="KapitolaChar"/>
-          <w:b/>
-          <w:caps/>
-          <w:color w:val="auto"/>
-        </w:rPr>
-        <w:t>Google Calendar</w:t>
+        <w:rPr>
+          <w:noProof/>
+        </w:rPr>
+      </w:pPr>
+      <w:bookmarkStart w:id="7" w:name="_Toc219921536"/>
+      <w:r>
+        <w:rPr>
+          <w:noProof/>
+        </w:rPr>
+        <w:t>Calendly</w:t>
       </w:r>
       <w:bookmarkEnd w:id="7"/>
     </w:p>
@@ -4896,44 +4202,37 @@
         <w:rPr>
           <w:noProof/>
         </w:rPr>
-        <w:t xml:space="preserve">Google Calendar je jedna z najpopulárnejších kalendárových aplikácií na svete, ktorá poskytuje základné funkcie na plánovanie udalostí a správu času. Aplikácia je bezplatná, ľahko dostupná a integruje sa s ďalšími službami Google, čo ju robí atraktívnou pre mnohých používateľov </w:t>
-      </w:r>
-      <w:r>
-        <w:rPr>
-          <w:noProof/>
-        </w:rPr>
-        <w:t>[23]</w:t>
-      </w:r>
-      <w:r>
-        <w:rPr>
-          <w:noProof/>
-        </w:rPr>
-        <w:t xml:space="preserve">. Medzi silné stránky Google Calendar patrí jeho jednoduchosť, multiplatformová dostupnosť a možnosť zdieľania kalendárov medzi používateľmi. Aplikácia podporuje opakujúce sa udalosti, pripomienky a synchronizáciu medzi zariadeniami. Integrácia s Gmail umožňuje automatické pridávanie udalostí z e-mailov </w:t>
-      </w:r>
-      <w:r>
-        <w:rPr>
-          <w:noProof/>
-        </w:rPr>
-        <w:t>[23]</w:t>
-      </w:r>
-      <w:r>
-        <w:rPr>
-          <w:noProof/>
-        </w:rPr>
-        <w:t xml:space="preserve">. Avšak Google Calendar má obmedzenia, ktoré ho robia menej vhodným pre tanečné kluby. Aplikácia neposkytuje špecializované funkcie pre správu párov tanečníkov, generovanie optimalizovaných rozvrhov na základe dostupnosti viacerých </w:t>
-      </w:r>
-      <w:r>
-        <w:rPr>
-          <w:noProof/>
-        </w:rPr>
-        <w:lastRenderedPageBreak/>
-        <w:t xml:space="preserve">účastníkov alebo správu členstiev. Chýba mu tiež možnosť automatického párovania študentov na základe úrovne alebo preferencií </w:t>
-      </w:r>
-      <w:r>
-        <w:rPr>
-          <w:noProof/>
-        </w:rPr>
-        <w:t>[42]</w:t>
+        <w:t xml:space="preserve">Calendly je aplikácia na rezerváciu termínov, ktorá umožňuje používateľom jednoducho plánovať schôdzky a stretnutia. Aplikácia automaticky zobrazuje dostupné časové sloty a umožňuje klientom si vybrať vhodný termín bez potreby vzájomnej komunikácie </w:t>
+      </w:r>
+      <w:r>
+        <w:rPr>
+          <w:noProof/>
+        </w:rPr>
+        <w:t>[13]</w:t>
+      </w:r>
+      <w:r>
+        <w:rPr>
+          <w:noProof/>
+        </w:rPr>
+        <w:t xml:space="preserve">. Hlavné výhody Calendly zahŕňajú automatizáciu procesu rezervácie, integráciu s kalendárovými aplikáciami, možnosť nastavenia časových zón a podporu viacerých jazykov. Aplikácia poskytuje tiež základné analytické nástroje na sledovanie rezervácií </w:t>
+      </w:r>
+      <w:r>
+        <w:rPr>
+          <w:noProof/>
+        </w:rPr>
+        <w:t>[13]</w:t>
+      </w:r>
+      <w:r>
+        <w:rPr>
+          <w:noProof/>
+        </w:rPr>
+        <w:t xml:space="preserve">. Pre tanečné kluby má Calendly niekoľko obmedzení. Aplikácia je navrhnutá primárne pre individuálne schôdzky a nie pre skupinové aktivity alebo správu párov. Chýba jej možnosť generovania rozvrhov pre viacero účastníkov súčasne alebo správu vzťahov medzi tanečníkmi. Bezplatná verzia má tiež obmedzené funkcie, čo môže byť pre menšie tanečné kluby problém </w:t>
+      </w:r>
+      <w:r>
+        <w:rPr>
+          <w:noProof/>
+        </w:rPr>
+        <w:t>[13]</w:t>
       </w:r>
       <w:r>
         <w:rPr>
@@ -4953,12 +4252,12 @@
           <w:noProof/>
         </w:rPr>
       </w:pPr>
-      <w:bookmarkStart w:id="8" w:name="_Toc219921536"/>
-      <w:r>
-        <w:rPr>
-          <w:noProof/>
-        </w:rPr>
-        <w:t>Calendly</w:t>
+      <w:bookmarkStart w:id="8" w:name="_Toc219921537"/>
+      <w:r>
+        <w:rPr>
+          <w:noProof/>
+        </w:rPr>
+        <w:t>Doodle</w:t>
       </w:r>
       <w:bookmarkEnd w:id="8"/>
     </w:p>
@@ -4973,37 +4272,37 @@
         <w:rPr>
           <w:noProof/>
         </w:rPr>
-        <w:t xml:space="preserve">Calendly je aplikácia na rezerváciu termínov, ktorá umožňuje používateľom jednoducho plánovať schôdzky a stretnutia. Aplikácia automaticky zobrazuje dostupné časové sloty a umožňuje klientom si vybrať vhodný termín bez potreby vzájomnej komunikácie </w:t>
-      </w:r>
-      <w:r>
-        <w:rPr>
-          <w:noProof/>
-        </w:rPr>
-        <w:t>[13]</w:t>
-      </w:r>
-      <w:r>
-        <w:rPr>
-          <w:noProof/>
-        </w:rPr>
-        <w:t xml:space="preserve">. Hlavné výhody Calendly zahŕňajú automatizáciu procesu rezervácie, integráciu s kalendárovými aplikáciami, možnosť nastavenia časových zón a podporu viacerých jazykov. Aplikácia poskytuje tiež základné analytické nástroje na sledovanie rezervácií </w:t>
-      </w:r>
-      <w:r>
-        <w:rPr>
-          <w:noProof/>
-        </w:rPr>
-        <w:t>[13]</w:t>
-      </w:r>
-      <w:r>
-        <w:rPr>
-          <w:noProof/>
-        </w:rPr>
-        <w:t xml:space="preserve">. Pre tanečné kluby má Calendly niekoľko obmedzení. Aplikácia je navrhnutá primárne pre individuálne schôdzky a nie pre skupinové aktivity alebo správu párov. Chýba jej možnosť generovania rozvrhov pre viacero účastníkov súčasne alebo správu vzťahov medzi tanečníkmi. Bezplatná verzia má tiež obmedzené funkcie, čo môže byť pre menšie tanečné kluby problém </w:t>
-      </w:r>
-      <w:r>
-        <w:rPr>
-          <w:noProof/>
-        </w:rPr>
-        <w:t>[13]</w:t>
+        <w:t xml:space="preserve">Doodle je nástroj na hlasovanie o termínoch, ktorý umožňuje skupinám ľudí nájsť najvhodnejší čas pre stretnutie. Používatelia vytvoria anketu s možnými termínmi a ostatní účastníci hlasujú o preferovaných časoch </w:t>
+      </w:r>
+      <w:r>
+        <w:rPr>
+          <w:noProof/>
+        </w:rPr>
+        <w:t>[17]</w:t>
+      </w:r>
+      <w:r>
+        <w:rPr>
+          <w:noProof/>
+        </w:rPr>
+        <w:t xml:space="preserve">. Doodle je užitočný pre koordináciu stretnutí medzi viacerými ľuďmi, pretože poskytuje prehľadný prehľad preferencií všetkých účastníkov. Aplikácia je bezplatná pre základné použitie a nevyžaduje registráciu pre účastníkov hlasovania </w:t>
+      </w:r>
+      <w:r>
+        <w:rPr>
+          <w:noProof/>
+        </w:rPr>
+        <w:t>[17]</w:t>
+      </w:r>
+      <w:r>
+        <w:rPr>
+          <w:noProof/>
+        </w:rPr>
+        <w:t xml:space="preserve">. Avšak Doodle má významné obmedzenia pre tanečné kluby. Aplikácia je navrhnutá pre jednorazové stretnutia a nie pre opakujúce sa aktivity, ako sú pravidelné tanečné hodiny. Chýba jej možnosť správy párov, generovania rozvrhov alebo sledovania pokroku študentov. Doodle je skôr nástroj na koordináciu než komplexné riešenie pre správu tanečných aktivít </w:t>
+      </w:r>
+      <w:r>
+        <w:rPr>
+          <w:noProof/>
+        </w:rPr>
+        <w:t>[17]</w:t>
       </w:r>
       <w:r>
         <w:rPr>
@@ -5019,16 +4318,16 @@
           <w:ilvl w:val="1"/>
           <w:numId w:val="3"/>
         </w:numPr>
-        <w:rPr>
-          <w:noProof/>
-        </w:rPr>
-      </w:pPr>
-      <w:bookmarkStart w:id="9" w:name="_Toc219921537"/>
-      <w:r>
-        <w:rPr>
-          <w:noProof/>
-        </w:rPr>
-        <w:t>Doodle</w:t>
+      </w:pPr>
+      <w:bookmarkStart w:id="9" w:name="_Toc219921538"/>
+      <w:r>
+        <w:rPr>
+          <w:rStyle w:val="KapitolaChar"/>
+          <w:b/>
+          <w:caps/>
+          <w:color w:val="auto"/>
+        </w:rPr>
+        <w:t>Špecifické aplikácie pre tanečné kluby</w:t>
       </w:r>
       <w:bookmarkEnd w:id="9"/>
     </w:p>
@@ -5043,37 +4342,44 @@
         <w:rPr>
           <w:noProof/>
         </w:rPr>
-        <w:t xml:space="preserve">Doodle je nástroj na hlasovanie o termínoch, ktorý umožňuje skupinám ľudí nájsť najvhodnejší čas pre stretnutie. Používatelia vytvoria anketu s možnými termínmi a ostatní účastníci hlasujú o preferovaných časoch </w:t>
-      </w:r>
-      <w:r>
-        <w:rPr>
-          <w:noProof/>
-        </w:rPr>
-        <w:t>[17]</w:t>
-      </w:r>
-      <w:r>
-        <w:rPr>
-          <w:noProof/>
-        </w:rPr>
-        <w:t xml:space="preserve">. Doodle je užitočný pre koordináciu stretnutí medzi viacerými ľuďmi, pretože poskytuje prehľadný prehľad preferencií všetkých účastníkov. Aplikácia je bezplatná pre základné použitie a nevyžaduje registráciu pre účastníkov hlasovania </w:t>
-      </w:r>
-      <w:r>
-        <w:rPr>
-          <w:noProof/>
-        </w:rPr>
-        <w:t>[17]</w:t>
-      </w:r>
-      <w:r>
-        <w:rPr>
-          <w:noProof/>
-        </w:rPr>
-        <w:t xml:space="preserve">. Avšak Doodle má významné obmedzenia pre tanečné kluby. Aplikácia je navrhnutá pre jednorazové stretnutia a nie pre opakujúce sa aktivity, ako sú pravidelné tanečné hodiny. Chýba jej možnosť správy párov, generovania rozvrhov alebo sledovania pokroku študentov. Doodle je skôr nástroj na koordináciu než komplexné riešenie pre správu tanečných aktivít </w:t>
-      </w:r>
-      <w:r>
-        <w:rPr>
-          <w:noProof/>
-        </w:rPr>
-        <w:t>[17]</w:t>
+        <w:t xml:space="preserve">Na trhu existuje niekoľko aplikácií špecificky navrhnutých pre tanečné kluby a školy, medzi ktoré patria DanceStudio Pro, Jackrabbit Dance alebo Mindbody. Tieto aplikácie poskytujú funkcie pre správu študentov, rozvrhov a platieb </w:t>
+      </w:r>
+      <w:r>
+        <w:rPr>
+          <w:noProof/>
+        </w:rPr>
+        <w:t>[15]</w:t>
+      </w:r>
+      <w:r>
+        <w:rPr>
+          <w:noProof/>
+        </w:rPr>
+        <w:t xml:space="preserve">. Tieto aplikácie zvyčajne zahŕňajú funkcie pre správu registrácií, sledovanie dochádzky, správu platieb a komunikáciu s rodičmi. Niektoré z nich poskytujú aj možnosti pre správu rozvrhov a </w:t>
+      </w:r>
+      <w:r>
+        <w:rPr>
+          <w:noProof/>
+        </w:rPr>
+        <w:lastRenderedPageBreak/>
+        <w:t xml:space="preserve">rezervácie hodín </w:t>
+      </w:r>
+      <w:r>
+        <w:rPr>
+          <w:noProof/>
+        </w:rPr>
+        <w:t>[15]</w:t>
+      </w:r>
+      <w:r>
+        <w:rPr>
+          <w:noProof/>
+        </w:rPr>
+        <w:t xml:space="preserve">. Avšak väčšina týchto aplikácií je zameraná primárne na komerčné tanečné školy s deťmi a ich rodičmi, nie na tanečné kluby pre dospelých s párovými tancami. Chýba im špecializácia na správu párov tanečníkov, generovanie rozvrhov na základe dostupnosti párov alebo algoritmy pre optimálne párovanie študentov. Tieto aplikácie sú tiež často drahé a môžu byť pre menšie kluby finančne nedostupné </w:t>
+      </w:r>
+      <w:r>
+        <w:rPr>
+          <w:noProof/>
+        </w:rPr>
+        <w:t>[15]</w:t>
       </w:r>
       <w:r>
         <w:rPr>
@@ -5090,15 +4396,9 @@
           <w:numId w:val="3"/>
         </w:numPr>
       </w:pPr>
-      <w:bookmarkStart w:id="10" w:name="_Toc219921538"/>
-      <w:r>
-        <w:rPr>
-          <w:rStyle w:val="KapitolaChar"/>
-          <w:b/>
-          <w:caps/>
-          <w:color w:val="auto"/>
-        </w:rPr>
-        <w:t>Špecifické aplikácie pre tanečné kluby</w:t>
+      <w:bookmarkStart w:id="10" w:name="_Toc219921539"/>
+      <w:r>
+        <w:t>Porovnávacia tabuľka funkcií</w:t>
       </w:r>
       <w:bookmarkEnd w:id="10"/>
     </w:p>
@@ -5113,44 +4413,44 @@
         <w:rPr>
           <w:noProof/>
         </w:rPr>
-        <w:t xml:space="preserve">Na trhu existuje niekoľko aplikácií špecificky navrhnutých pre tanečné kluby a školy, medzi ktoré patria DanceStudio Pro, Jackrabbit Dance alebo Mindbody. Tieto aplikácie poskytujú funkcie pre správu študentov, rozvrhov a platieb </w:t>
-      </w:r>
-      <w:r>
-        <w:rPr>
-          <w:noProof/>
-        </w:rPr>
-        <w:t>[15]</w:t>
-      </w:r>
-      <w:r>
-        <w:rPr>
-          <w:noProof/>
-        </w:rPr>
-        <w:t xml:space="preserve">. Tieto aplikácie zvyčajne zahŕňajú funkcie pre správu registrácií, sledovanie dochádzky, správu platieb a komunikáciu s rodičmi. Niektoré z nich poskytujú aj možnosti pre správu rozvrhov a </w:t>
-      </w:r>
-      <w:r>
-        <w:rPr>
-          <w:noProof/>
-        </w:rPr>
-        <w:lastRenderedPageBreak/>
-        <w:t xml:space="preserve">rezervácie hodín </w:t>
-      </w:r>
-      <w:r>
-        <w:rPr>
-          <w:noProof/>
-        </w:rPr>
-        <w:t>[15]</w:t>
-      </w:r>
-      <w:r>
-        <w:rPr>
-          <w:noProof/>
-        </w:rPr>
-        <w:t xml:space="preserve">. Avšak väčšina týchto aplikácií je zameraná primárne na komerčné tanečné školy s deťmi a ich rodičmi, nie na tanečné kluby pre dospelých s párovými tancami. Chýba im špecializácia na správu párov tanečníkov, generovanie rozvrhov na základe dostupnosti párov alebo algoritmy pre optimálne párovanie študentov. Tieto aplikácie sú tiež často drahé a môžu byť pre menšie kluby finančne nedostupné </w:t>
-      </w:r>
-      <w:r>
-        <w:rPr>
-          <w:noProof/>
-        </w:rPr>
-        <w:t>[15]</w:t>
+        <w:t xml:space="preserve">Pre lepšie pochopenie konkurenčného prostredia je užitočné porovnať kľúčové funkcie existujúcich riešení s potrebami tanečných klubov. Nasledujúca </w:t>
+      </w:r>
+      <w:r>
+        <w:rPr>
+          <w:noProof/>
+        </w:rPr>
+        <w:t xml:space="preserve">tabuľka č. </w:t>
+      </w:r>
+      <w:r>
+        <w:rPr>
+          <w:noProof/>
+          <w:lang w:val="en-US"/>
+        </w:rPr>
+        <w:t>1</w:t>
+      </w:r>
+      <w:r>
+        <w:rPr>
+          <w:noProof/>
+        </w:rPr>
+        <w:t xml:space="preserve"> ukazuje, ktoré funkcie sú dostupné v jednotlivých aplikáciách a ktoré chýbajú.</w:t>
+      </w:r>
+      <w:r>
+        <w:rPr>
+          <w:noProof/>
+        </w:rPr>
+        <w:t xml:space="preserve"> </w:t>
+      </w:r>
+      <w:r>
+        <w:rPr>
+          <w:noProof/>
+        </w:rPr>
+        <w:t>Google Calendar poskytuje základné plánovanie udalostí a zdieľanie kalendárov, ale chýbajú mu špecializované funkcie pre tanečné kluby. Calendly je vhodný pre rezervácie termínov, ale nie pre skupinové aktivity alebo správu párov. Doodle je užitočný pre koordináciu stretnutí, ale nie pre opakujúce sa aktivity. Špecializované aplikácie pre tanečné školy sú často zamerané na komerčný sektor a chýbajú im funkcie pre párové tance a správu párov</w:t>
+      </w:r>
+      <w:r>
+        <w:rPr>
+          <w:noProof/>
+        </w:rPr>
+        <w:t xml:space="preserve"> [42, 15]</w:t>
       </w:r>
       <w:r>
         <w:rPr>
@@ -5158,34 +4458,6 @@
         </w:rPr>
         <w:t>.</w:t>
       </w:r>
-    </w:p>
-    <w:p>
-      <w:pPr>
-        <w:pStyle w:val="Kapitola"/>
-        <w:numPr>
-          <w:ilvl w:val="1"/>
-          <w:numId w:val="3"/>
-        </w:numPr>
-      </w:pPr>
-      <w:bookmarkStart w:id="11" w:name="_Toc219921539"/>
-      <w:r>
-        <w:t>Porovnávacia tabuľka funkcií</w:t>
-      </w:r>
-      <w:bookmarkEnd w:id="11"/>
-    </w:p>
-    <w:p>
-      <w:pPr>
-        <w:pStyle w:val="text"/>
-        <w:rPr>
-          <w:noProof/>
-        </w:rPr>
-      </w:pPr>
-      <w:r>
-        <w:rPr>
-          <w:noProof/>
-        </w:rPr>
-        <w:t>Pre lepšie pochopenie konkurenčného prostredia je užitočné porovnať kľúčové funkcie existujúcich riešení s potrebami tanečných klubov. Nasledujúca analýza ukazuje, ktoré funkcie sú dostupné v jednotlivých aplikáciách a ktoré chýbajú.</w:t>
-      </w:r>
       <w:r>
         <w:rPr>
           <w:noProof/>
@@ -5196,45 +4468,23 @@
         <w:rPr>
           <w:noProof/>
         </w:rPr>
-        <w:t>Google Calendar poskytuje základné plánovanie udalostí a zdieľanie kalendárov, ale chýbajú mu špecializované funkcie pre tanečné kluby. Calendly je vhodný pre rezervácie termínov, ale nie pre skupinové aktivity alebo správu párov. Doodle je užitočný pre koordináciu stretnutí, ale nie pre opakujúce sa aktivity. Špecializované aplikácie pre tanečné školy sú často zamerané na komerčný sektor a chýbajú im funkcie pre párové tance a správu párov</w:t>
-      </w:r>
-      <w:r>
-        <w:rPr>
-          <w:noProof/>
-        </w:rPr>
-        <w:t xml:space="preserve"> [42, 15]</w:t>
-      </w:r>
-      <w:r>
-        <w:rPr>
-          <w:noProof/>
-        </w:rPr>
-        <w:t>.</w:t>
-      </w:r>
-      <w:r>
-        <w:rPr>
-          <w:noProof/>
-        </w:rPr>
-        <w:t xml:space="preserve"> </w:t>
-      </w:r>
-      <w:r>
-        <w:rPr>
-          <w:noProof/>
-        </w:rPr>
         <w:t>Táto analýza ukazuje, že na trhu existuje medzera pre aplikáciu, ktorá by kombinovala jednoduchosť všeobecných kalendárových aplikácií so špecializovanými funkciami pre tanečné kluby, najmä pre správu párov a generovanie optimalizovaných rozvrhov.</w:t>
       </w:r>
     </w:p>
-    <w:p>
-      <w:pPr>
-        <w:pStyle w:val="text"/>
-        <w:rPr>
-          <w:noProof/>
-        </w:rPr>
-      </w:pPr>
-      <w:r>
-        <w:rPr>
-          <w:noProof/>
-        </w:rPr>
-        <w:object w:dxaOrig="11558" w:dyaOrig="12835" w14:anchorId="7C736FA8">
+    <w:bookmarkStart w:id="11" w:name="_MON_1831702185"/>
+    <w:bookmarkEnd w:id="11"/>
+    <w:p>
+      <w:pPr>
+        <w:pStyle w:val="text"/>
+        <w:rPr>
+          <w:noProof/>
+        </w:rPr>
+      </w:pPr>
+      <w:r>
+        <w:rPr>
+          <w:noProof/>
+        </w:rPr>
+        <w:object w:dxaOrig="11558" w:dyaOrig="9178" w14:anchorId="7C736FA8">
           <v:shapetype id="_x0000_t75" coordsize="21600,21600" o:spt="75" o:preferrelative="t" path="m@4@5l@4@11@9@11@9@5xe" filled="f" stroked="f">
             <v:stroke joinstyle="miter"/>
             <v:formulas>
@@ -5254,10 +4504,10 @@
             <v:path o:extrusionok="f" gradientshapeok="t" o:connecttype="rect"/>
             <o:lock v:ext="edit" aspectratio="t"/>
           </v:shapetype>
-          <v:shape id="_x0000_i1025" type="#_x0000_t75" style="width:339.25pt;height:375.9pt" o:ole="">
+          <v:shape id="_x0000_i1025" type="#_x0000_t75" style="width:339pt;height:268.5pt" o:ole="">
             <v:imagedata r:id="rId11" o:title=""/>
           </v:shape>
-          <o:OLEObject Type="Embed" ProgID="Excel.Sheet.12" ShapeID="_x0000_i1025" DrawAspect="Content" ObjectID="_1830601031" r:id="rId12"/>
+          <o:OLEObject Type="Embed" ProgID="Excel.Sheet.12" ShapeID="_x0000_i1025" DrawAspect="Content" ObjectID="_1832137545" r:id="rId12"/>
         </w:object>
       </w:r>
     </w:p>
@@ -5295,6 +4545,7 @@
         <w:rPr>
           <w:noProof/>
         </w:rPr>
+        <w:lastRenderedPageBreak/>
         <w:t>SWOT analýza konkurenčných produktov</w:t>
       </w:r>
       <w:bookmarkEnd w:id="12"/>
@@ -5410,14 +4661,7 @@
         <w:rPr>
           <w:noProof/>
         </w:rPr>
-        <w:t xml:space="preserve">Špecializované aplikácie pre tanečné školy majú silnú pozíciu v komerčnom sektore vďaka svojim komplexným funkciám pre správu škôl, </w:t>
-      </w:r>
-      <w:r>
-        <w:rPr>
-          <w:noProof/>
-        </w:rPr>
-        <w:lastRenderedPageBreak/>
-        <w:t xml:space="preserve">študentov a platieb. Tieto aplikácie majú tiež dobré vzťahy s existujúcimi zákazníkmi a zavedenú pozíciu na trhu </w:t>
+        <w:t xml:space="preserve">Špecializované aplikácie pre tanečné školy majú silnú pozíciu v komerčnom sektore vďaka svojim komplexným funkciám pre správu škôl, študentov a platieb. Tieto aplikácie majú tiež dobré vzťahy s existujúcimi zákazníkmi a zavedenú pozíciu na trhu </w:t>
       </w:r>
       <w:r>
         <w:rPr>
@@ -5617,7 +4861,14 @@
         <w:rPr>
           <w:noProof/>
         </w:rPr>
-        <w:t xml:space="preserve">Medzera na trhu pre aplikácie špecificky navrhnuté pre tanečné kluby s párovými tancami predstavuje významnú príležitosť. Existujúce riešenia nie sú plne prispôsobené potrebám tohto segmentu, čo vytvára priestor pre nové riešenie </w:t>
+        <w:t xml:space="preserve">Medzera na trhu pre aplikácie špecificky navrhnuté pre tanečné kluby s párovými tancami predstavuje významnú príležitosť. </w:t>
+      </w:r>
+      <w:r>
+        <w:rPr>
+          <w:noProof/>
+        </w:rPr>
+        <w:lastRenderedPageBreak/>
+        <w:t xml:space="preserve">Existujúce riešenia nie sú plne prispôsobené potrebám tohto segmentu, čo vytvára priestor pre nové riešenie </w:t>
       </w:r>
       <w:r>
         <w:rPr>
@@ -5765,7 +5016,6 @@
         <w:rPr>
           <w:noProof/>
         </w:rPr>
-        <w:lastRenderedPageBreak/>
         <w:t>Analýza konkurenčných riešení a SWOT analýza ukazujú, že na trhu existuje významná medzera pre aplikáciu, ktorá by kombinovala jednoduchosť a dostupnosť všeobecných kalendárových aplikácií so špecializovanými funkciami pre tanečné kluby s párovými tancami.</w:t>
       </w:r>
       <w:r>
@@ -5874,7 +5124,19 @@
         <w:rPr>
           <w:noProof/>
         </w:rPr>
-        <w:t>Táto identifikácia medzery na trhu poskytuje jasné opodstatnenie pre vývoj aplikácie DanceHub, ktorá by kombinovala najlepšie aspekty existujúcich riešení s špecializovanými funkciami pre tanečné kluby s párovými tancami.</w:t>
+        <w:t>Táto identifikácia medzery na trhu poskytuje jasné opodstatnenie pre vývoj aplikácie DanceHub, ktorá by kombinovala najlepšie aspekty existujúcich riešení s</w:t>
+      </w:r>
+      <w:r>
+        <w:rPr>
+          <w:noProof/>
+        </w:rPr>
+        <w:t>o</w:t>
+      </w:r>
+      <w:r>
+        <w:rPr>
+          <w:noProof/>
+        </w:rPr>
+        <w:t xml:space="preserve"> špecializovanými funkciami pre tanečné kluby s párovými tancami.</w:t>
       </w:r>
     </w:p>
     <w:p>
@@ -5914,6 +5176,7 @@
         <w:rPr>
           <w:noProof/>
         </w:rPr>
+        <w:lastRenderedPageBreak/>
         <w:t>Táto kapitola poskytla komplexnú analýzu trhu s aplikáciami na plánovanie a konkurenčného prostredia. Identifikovali sme hlavné typy aplikácií na trhu, analyzovali sme silné a slabé stránky konkurenčných riešení a identifikovali sme medzery na trhu, ktoré poskytujú príležitosť pre nové riešenie. Tieto poznatky budú slúžiť ako základ pre ďalšiu kapitolu, ktorá sa bude zaoberať návrhom riešenia DanceHub, ktoré bude adresovať identifikované medzery na trhu.</w:t>
       </w:r>
     </w:p>
@@ -6006,1142 +5269,21 @@
         <w:lastRenderedPageBreak/>
         <w:t>lepšie organizovať svoju prácu. Pre študentov a tanečníkov aplikácia poskytuje jednoduchý prístup k rozvrhom a informáciám o hodinách. Študenti môžu vidieť svoje nadchádzajúce hodiny, upravovať svoju dostupnosť a komunikovať s trénermi a ostatnými členmi klubu. Aplikácia tiež zjednodušuje proces párovania s inými študentmi, čo je dôležité pre tanečné kluby s párovými tancami. Pre administrátorov aplikácia poskytuje nástroje na správu celého klubu, vrátane správy používateľov, párov a rozvrhov. Administrátori môžu vytvárať a upravovať rozvrhy, spravovať členstvo a monitorovať aktivitu v klube. Aplikácia tiež poskytuje prehľad o využití zdrojov a efektivite rozvrhov, čo pomáha administrátorom lepšie rozhodovať. Kvantifikovateľné výhody aplikácie zahŕňajú zníženie času potrebného na vytvorenie rozvrhu o približne 70-80% v porovnaní s manuálnym procesom, zníženie počtu konfliktov v rozvrhoch o približne 90% vďaka automatickému algoritmu, zlepšenie využitia času trénerov a študentov o približne 15-20% vďaka optimalizácii rozvrhov, a zníženie administratívnej záťaže o približne 50-60% vďaka automatizácii procesov.</w:t>
       </w:r>
+      <w:r>
+        <w:rPr>
+          <w:noProof/>
+        </w:rPr>
+        <w:br w:type="page"/>
+      </w:r>
     </w:p>
     <w:p>
       <w:pPr>
         <w:pStyle w:val="Kapitola"/>
-        <w:numPr>
-          <w:ilvl w:val="1"/>
-          <w:numId w:val="3"/>
-        </w:numPr>
-        <w:rPr>
-          <w:noProof/>
-        </w:rPr>
-      </w:pPr>
-      <w:bookmarkStart w:id="15" w:name="_Toc219921543"/>
-      <w:r>
-        <w:rPr>
-          <w:noProof/>
-        </w:rPr>
-        <w:t>Wireframy a mockupy</w:t>
-      </w:r>
-      <w:bookmarkEnd w:id="15"/>
-    </w:p>
-    <w:p>
-      <w:pPr>
-        <w:pStyle w:val="text"/>
-        <w:rPr>
-          <w:noProof/>
-        </w:rPr>
-      </w:pPr>
-      <w:r>
-        <w:rPr>
-          <w:noProof/>
-        </w:rPr>
-        <w:t>Návrh používateľského rozhrania začína wireframami, ktoré definujú základnú štruktúru a rozloženie prvkov na stránkach. Hlavné stránky aplikácie zahŕňajú prihlasovaciu stránku, registračnú stránku, onboarding proces, hlavný dashboard, stránku s rozvrhmi, stránku so správou párov, stránku so správou študentov a stránku s</w:t>
-      </w:r>
-      <w:r>
-        <w:rPr>
-          <w:noProof/>
-        </w:rPr>
-        <w:t> </w:t>
-      </w:r>
-      <w:r>
-        <w:rPr>
-          <w:noProof/>
-        </w:rPr>
-        <w:t>profilom</w:t>
-      </w:r>
-      <w:r>
-        <w:rPr>
-          <w:noProof/>
-        </w:rPr>
-        <w:t xml:space="preserve"> </w:t>
-      </w:r>
-      <w:r>
-        <w:rPr>
-          <w:noProof/>
-        </w:rPr>
-        <w:t>používateľa.</w:t>
-      </w:r>
-    </w:p>
-    <w:tbl>
-      <w:tblPr>
-        <w:tblStyle w:val="Mriekatabuky"/>
-        <w:tblW w:w="0" w:type="auto"/>
-        <w:tblBorders>
-          <w:top w:val="none" w:sz="0" w:space="0" w:color="auto"/>
-          <w:left w:val="none" w:sz="0" w:space="0" w:color="auto"/>
-          <w:bottom w:val="none" w:sz="0" w:space="0" w:color="auto"/>
-          <w:right w:val="none" w:sz="0" w:space="0" w:color="auto"/>
-          <w:insideH w:val="none" w:sz="0" w:space="0" w:color="auto"/>
-          <w:insideV w:val="none" w:sz="0" w:space="0" w:color="auto"/>
-        </w:tblBorders>
-        <w:tblLook w:val="04A0" w:firstRow="1" w:lastRow="0" w:firstColumn="1" w:lastColumn="0" w:noHBand="0" w:noVBand="1"/>
-      </w:tblPr>
-      <w:tblGrid>
-        <w:gridCol w:w="2980"/>
-        <w:gridCol w:w="5523"/>
-      </w:tblGrid>
-      <w:tr>
-        <w:tc>
-          <w:tcPr>
-            <w:tcW w:w="4246" w:type="dxa"/>
-          </w:tcPr>
-          <w:p>
-            <w:pPr>
-              <w:pStyle w:val="text"/>
-              <w:ind w:firstLine="0"/>
-              <w:rPr>
-                <w:noProof/>
-              </w:rPr>
-            </w:pPr>
-            <w:r>
-              <w:rPr>
-                <w:noProof/>
-              </w:rPr>
-              <w:drawing>
-                <wp:inline distT="0" distB="0" distL="0" distR="0" wp14:anchorId="1EE718EA" wp14:editId="0C5F346C">
-                  <wp:extent cx="1830070" cy="2825750"/>
-                  <wp:effectExtent l="0" t="0" r="0" b="0"/>
-                  <wp:docPr id="627548985" name="Obrázok 2" descr="Obrázok, na ktorom je text, snímka obrazovky, potvrdenie, písmo"/>
-                  <wp:cNvGraphicFramePr>
-                    <a:graphicFrameLocks xmlns:a="http://schemas.openxmlformats.org/drawingml/2006/main" noChangeAspect="1"/>
-                  </wp:cNvGraphicFramePr>
-                  <a:graphic xmlns:a="http://schemas.openxmlformats.org/drawingml/2006/main">
-                    <a:graphicData uri="http://schemas.openxmlformats.org/drawingml/2006/picture">
-                      <pic:pic xmlns:pic="http://schemas.openxmlformats.org/drawingml/2006/picture">
-                        <pic:nvPicPr>
-                          <pic:cNvPr id="627548985" name="Obrázok 2" descr="Obrázok, na ktorom je text, snímka obrazovky, potvrdenie, písmo"/>
-                          <pic:cNvPicPr/>
-                        </pic:nvPicPr>
-                        <pic:blipFill>
-                          <a:blip r:embed="rId13" cstate="print">
-                            <a:extLst>
-                              <a:ext uri="{28A0092B-C50C-407E-A947-70E740481C1C}">
-                                <a14:useLocalDpi xmlns:a14="http://schemas.microsoft.com/office/drawing/2010/main" val="0"/>
-                              </a:ext>
-                            </a:extLst>
-                          </a:blip>
-                          <a:stretch>
-                            <a:fillRect/>
-                          </a:stretch>
-                        </pic:blipFill>
-                        <pic:spPr>
-                          <a:xfrm>
-                            <a:off x="0" y="0"/>
-                            <a:ext cx="1830070" cy="2825750"/>
-                          </a:xfrm>
-                          <a:prstGeom prst="rect">
-                            <a:avLst/>
-                          </a:prstGeom>
-                        </pic:spPr>
-                      </pic:pic>
-                    </a:graphicData>
-                  </a:graphic>
-                </wp:inline>
-              </w:drawing>
-            </w:r>
-          </w:p>
-        </w:tc>
-        <w:tc>
-          <w:tcPr>
-            <w:tcW w:w="4247" w:type="dxa"/>
-          </w:tcPr>
-          <w:p>
-            <w:pPr>
-              <w:pStyle w:val="text"/>
-              <w:ind w:firstLine="0"/>
-              <w:rPr>
-                <w:noProof/>
-              </w:rPr>
-            </w:pPr>
-            <w:r>
-              <w:rPr>
-                <w:noProof/>
-              </w:rPr>
-              <w:drawing>
-                <wp:inline distT="0" distB="0" distL="0" distR="0" wp14:anchorId="64D79150" wp14:editId="3CEEA89E">
-                  <wp:extent cx="3514890" cy="2192518"/>
-                  <wp:effectExtent l="0" t="0" r="0" b="0"/>
-                  <wp:docPr id="2108362393" name="Obrázok 4" descr="Obrázok, na ktorom je text, snímka obrazovky, písmo, rad&#10;&#10;Obsah vygenerovaný pomocou AI môže byť nesprávny."/>
-                  <wp:cNvGraphicFramePr>
-                    <a:graphicFrameLocks xmlns:a="http://schemas.openxmlformats.org/drawingml/2006/main" noChangeAspect="1"/>
-                  </wp:cNvGraphicFramePr>
-                  <a:graphic xmlns:a="http://schemas.openxmlformats.org/drawingml/2006/main">
-                    <a:graphicData uri="http://schemas.openxmlformats.org/drawingml/2006/picture">
-                      <pic:pic xmlns:pic="http://schemas.openxmlformats.org/drawingml/2006/picture">
-                        <pic:nvPicPr>
-                          <pic:cNvPr id="2108362393" name="Obrázok 4" descr="Obrázok, na ktorom je text, snímka obrazovky, písmo, rad&#10;&#10;Obsah vygenerovaný pomocou AI môže byť nesprávny."/>
-                          <pic:cNvPicPr/>
-                        </pic:nvPicPr>
-                        <pic:blipFill>
-                          <a:blip r:embed="rId14">
-                            <a:extLst>
-                              <a:ext uri="{28A0092B-C50C-407E-A947-70E740481C1C}">
-                                <a14:useLocalDpi xmlns:a14="http://schemas.microsoft.com/office/drawing/2010/main" val="0"/>
-                              </a:ext>
-                            </a:extLst>
-                          </a:blip>
-                          <a:stretch>
-                            <a:fillRect/>
-                          </a:stretch>
-                        </pic:blipFill>
-                        <pic:spPr>
-                          <a:xfrm>
-                            <a:off x="0" y="0"/>
-                            <a:ext cx="3516623" cy="2193599"/>
-                          </a:xfrm>
-                          <a:prstGeom prst="rect">
-                            <a:avLst/>
-                          </a:prstGeom>
-                        </pic:spPr>
-                      </pic:pic>
-                    </a:graphicData>
-                  </a:graphic>
-                </wp:inline>
-              </w:drawing>
-            </w:r>
-          </w:p>
-        </w:tc>
-      </w:tr>
-    </w:tbl>
-    <w:p>
-      <w:pPr>
-        <w:pStyle w:val="text"/>
-        <w:ind w:firstLine="0"/>
-        <w:rPr>
-          <w:noProof/>
-        </w:rPr>
-      </w:pPr>
-      <w:r>
-        <w:rPr>
-          <w:i/>
-          <w:iCs/>
-          <w:noProof/>
-        </w:rPr>
-        <w:t xml:space="preserve">Obr </w:t>
-      </w:r>
-      <w:r>
-        <w:rPr>
-          <w:i/>
-          <w:iCs/>
-          <w:noProof/>
-          <w:lang w:val="en-US"/>
-        </w:rPr>
-        <w:t>1, 2</w:t>
-      </w:r>
-      <w:r>
-        <w:rPr>
-          <w:i/>
-          <w:iCs/>
-          <w:noProof/>
-        </w:rPr>
-        <w:t xml:space="preserve">; Ukážka wireframov aplikácie </w:t>
-      </w:r>
-    </w:p>
-    <w:p>
-      <w:pPr>
-        <w:pStyle w:val="text"/>
-        <w:rPr>
-          <w:noProof/>
-        </w:rPr>
-      </w:pPr>
-      <w:r>
-        <w:rPr>
-          <w:noProof/>
-        </w:rPr>
-        <w:lastRenderedPageBreak/>
-        <w:br/>
-      </w:r>
-      <w:r>
-        <w:rPr>
-          <w:noProof/>
-        </w:rPr>
-        <w:t xml:space="preserve">Mockupy poskytujú detailnejší pohľad na vizuálny dizajn aplikácie, vrátane farieb, typografie a rozloženia prvkov. Aplikácia používa moderný, čistý dizajn s dôrazom na čitateľnosť a jednoduchosť. Hlavné farby sú zvolené tak, aby poskytovali dobrý kontrast a boli príjemné pre oči pri dlhodobom používaní </w:t>
-      </w:r>
-      <w:r>
-        <w:rPr>
-          <w:noProof/>
-        </w:rPr>
-        <w:t>[41]</w:t>
-      </w:r>
-      <w:r>
-        <w:rPr>
-          <w:noProof/>
-        </w:rPr>
-        <w:t>.</w:t>
-      </w:r>
-    </w:p>
-    <w:p>
-      <w:pPr>
-        <w:pStyle w:val="text"/>
-        <w:rPr>
-          <w:noProof/>
-        </w:rPr>
-      </w:pPr>
-    </w:p>
-    <w:tbl>
-      <w:tblPr>
-        <w:tblStyle w:val="Mriekatabuky"/>
-        <w:tblW w:w="0" w:type="auto"/>
-        <w:tblBorders>
-          <w:top w:val="none" w:sz="0" w:space="0" w:color="auto"/>
-          <w:left w:val="none" w:sz="0" w:space="0" w:color="auto"/>
-          <w:bottom w:val="none" w:sz="0" w:space="0" w:color="auto"/>
-          <w:right w:val="none" w:sz="0" w:space="0" w:color="auto"/>
-          <w:insideH w:val="none" w:sz="0" w:space="0" w:color="auto"/>
-          <w:insideV w:val="none" w:sz="0" w:space="0" w:color="auto"/>
-        </w:tblBorders>
-        <w:tblLook w:val="04A0" w:firstRow="1" w:lastRow="0" w:firstColumn="1" w:lastColumn="0" w:noHBand="0" w:noVBand="1"/>
-      </w:tblPr>
-      <w:tblGrid>
-        <w:gridCol w:w="3573"/>
-        <w:gridCol w:w="4930"/>
-      </w:tblGrid>
-      <w:tr>
-        <w:tc>
-          <w:tcPr>
-            <w:tcW w:w="4246" w:type="dxa"/>
-          </w:tcPr>
-          <w:p>
-            <w:pPr>
-              <w:pStyle w:val="text"/>
-              <w:ind w:firstLine="0"/>
-              <w:rPr>
-                <w:noProof/>
-                <w:lang w:val="en-US"/>
-              </w:rPr>
-            </w:pPr>
-            <w:r>
-              <w:rPr>
-                <w:noProof/>
-                <w:lang w:val="en-US"/>
-              </w:rPr>
-              <w:drawing>
-                <wp:inline distT="0" distB="0" distL="0" distR="0" wp14:anchorId="2CBDFBBF" wp14:editId="741EE5A6">
-                  <wp:extent cx="2032734" cy="2748486"/>
-                  <wp:effectExtent l="0" t="0" r="5715" b="0"/>
-                  <wp:docPr id="1778641087" name="Obrázok 5" descr="Obrázok, na ktorom je text, snímka obrazovky, písmo"/>
-                  <wp:cNvGraphicFramePr>
-                    <a:graphicFrameLocks xmlns:a="http://schemas.openxmlformats.org/drawingml/2006/main" noChangeAspect="1"/>
-                  </wp:cNvGraphicFramePr>
-                  <a:graphic xmlns:a="http://schemas.openxmlformats.org/drawingml/2006/main">
-                    <a:graphicData uri="http://schemas.openxmlformats.org/drawingml/2006/picture">
-                      <pic:pic xmlns:pic="http://schemas.openxmlformats.org/drawingml/2006/picture">
-                        <pic:nvPicPr>
-                          <pic:cNvPr id="1778641087" name="Obrázok 5" descr="Obrázok, na ktorom je text, snímka obrazovky, písmo"/>
-                          <pic:cNvPicPr/>
-                        </pic:nvPicPr>
-                        <pic:blipFill>
-                          <a:blip r:embed="rId15">
-                            <a:extLst>
-                              <a:ext uri="{28A0092B-C50C-407E-A947-70E740481C1C}">
-                                <a14:useLocalDpi xmlns:a14="http://schemas.microsoft.com/office/drawing/2010/main" val="0"/>
-                              </a:ext>
-                            </a:extLst>
-                          </a:blip>
-                          <a:stretch>
-                            <a:fillRect/>
-                          </a:stretch>
-                        </pic:blipFill>
-                        <pic:spPr>
-                          <a:xfrm>
-                            <a:off x="0" y="0"/>
-                            <a:ext cx="2034906" cy="2751423"/>
-                          </a:xfrm>
-                          <a:prstGeom prst="rect">
-                            <a:avLst/>
-                          </a:prstGeom>
-                        </pic:spPr>
-                      </pic:pic>
-                    </a:graphicData>
-                  </a:graphic>
-                </wp:inline>
-              </w:drawing>
-            </w:r>
-          </w:p>
-        </w:tc>
-        <w:tc>
-          <w:tcPr>
-            <w:tcW w:w="4247" w:type="dxa"/>
-          </w:tcPr>
-          <w:p>
-            <w:pPr>
-              <w:pStyle w:val="text"/>
-              <w:ind w:firstLine="0"/>
-              <w:rPr>
-                <w:noProof/>
-              </w:rPr>
-            </w:pPr>
-            <w:r>
-              <w:rPr>
-                <w:noProof/>
-              </w:rPr>
-              <w:drawing>
-                <wp:inline distT="0" distB="0" distL="0" distR="0" wp14:anchorId="412A71EB" wp14:editId="55B3A949">
-                  <wp:extent cx="2993523" cy="2362640"/>
-                  <wp:effectExtent l="0" t="0" r="0" b="0"/>
-                  <wp:docPr id="1126550761" name="Obrázok 6" descr="Obrázok, na ktorom je text, snímka obrazovky, písmo"/>
-                  <wp:cNvGraphicFramePr>
-                    <a:graphicFrameLocks xmlns:a="http://schemas.openxmlformats.org/drawingml/2006/main" noChangeAspect="1"/>
-                  </wp:cNvGraphicFramePr>
-                  <a:graphic xmlns:a="http://schemas.openxmlformats.org/drawingml/2006/main">
-                    <a:graphicData uri="http://schemas.openxmlformats.org/drawingml/2006/picture">
-                      <pic:pic xmlns:pic="http://schemas.openxmlformats.org/drawingml/2006/picture">
-                        <pic:nvPicPr>
-                          <pic:cNvPr id="1126550761" name="Obrázok 6" descr="Obrázok, na ktorom je text, snímka obrazovky, písmo"/>
-                          <pic:cNvPicPr/>
-                        </pic:nvPicPr>
-                        <pic:blipFill>
-                          <a:blip r:embed="rId16">
-                            <a:extLst>
-                              <a:ext uri="{28A0092B-C50C-407E-A947-70E740481C1C}">
-                                <a14:useLocalDpi xmlns:a14="http://schemas.microsoft.com/office/drawing/2010/main" val="0"/>
-                              </a:ext>
-                            </a:extLst>
-                          </a:blip>
-                          <a:stretch>
-                            <a:fillRect/>
-                          </a:stretch>
-                        </pic:blipFill>
-                        <pic:spPr>
-                          <a:xfrm>
-                            <a:off x="0" y="0"/>
-                            <a:ext cx="3001948" cy="2369289"/>
-                          </a:xfrm>
-                          <a:prstGeom prst="rect">
-                            <a:avLst/>
-                          </a:prstGeom>
-                        </pic:spPr>
-                      </pic:pic>
-                    </a:graphicData>
-                  </a:graphic>
-                </wp:inline>
-              </w:drawing>
-            </w:r>
-          </w:p>
-        </w:tc>
-      </w:tr>
-    </w:tbl>
-    <w:p>
-      <w:pPr>
-        <w:pStyle w:val="text"/>
-        <w:ind w:firstLine="0"/>
-        <w:rPr>
-          <w:i/>
-          <w:iCs/>
-          <w:noProof/>
-        </w:rPr>
-      </w:pPr>
-      <w:r>
-        <w:rPr>
-          <w:i/>
-          <w:iCs/>
-          <w:noProof/>
-        </w:rPr>
-        <w:t xml:space="preserve">Obr </w:t>
-      </w:r>
-      <w:r>
-        <w:rPr>
-          <w:i/>
-          <w:iCs/>
-          <w:noProof/>
-        </w:rPr>
-        <w:t>3, 4</w:t>
-      </w:r>
-      <w:r>
-        <w:rPr>
-          <w:i/>
-          <w:iCs/>
-          <w:noProof/>
-        </w:rPr>
-        <w:t>; Ukážka mockupov aplikácie</w:t>
-      </w:r>
-    </w:p>
-    <w:p>
-      <w:pPr>
-        <w:pStyle w:val="text"/>
-        <w:rPr>
-          <w:noProof/>
-        </w:rPr>
-      </w:pPr>
-    </w:p>
-    <w:p>
-      <w:pPr>
-        <w:pStyle w:val="text"/>
-        <w:rPr>
-          <w:b/>
-          <w:bCs/>
-          <w:noProof/>
-        </w:rPr>
-      </w:pPr>
-      <w:r>
-        <w:rPr>
-          <w:b/>
-          <w:bCs/>
-          <w:noProof/>
-        </w:rPr>
-        <w:t>Návrh komponentov rozhrania</w:t>
-      </w:r>
-    </w:p>
-    <w:p>
-      <w:pPr>
-        <w:pStyle w:val="text"/>
-        <w:rPr>
-          <w:noProof/>
-        </w:rPr>
-      </w:pPr>
-      <w:r>
-        <w:rPr>
-          <w:noProof/>
-        </w:rPr>
-        <w:t xml:space="preserve">Aplikácia je postavená na komponentovom architektúre, kde každá časť rozhrania je samostatný komponent, ktorý môže byť znovupoužitý v rôznych častiach aplikácie. Hlavné komponenty zahŕňajú navigačnú lištu (navbar), bočný panel (sidebar), formuláre pre vstup dát, tabuľky pre zobrazenie dát, modálne okná pre dialógy a notifikácie pre informovanie používateľov </w:t>
-      </w:r>
-      <w:r>
-        <w:rPr>
-          <w:noProof/>
-        </w:rPr>
-        <w:t>[36]</w:t>
-      </w:r>
-      <w:r>
-        <w:rPr>
-          <w:noProof/>
-        </w:rPr>
-        <w:t>. Navigačná lišta poskytuje prístup k hlavným sekciám aplikácie a zobrazuje aktuálne prihláseného používateľa. Bočný panel poskytuje rýchly prístup k najčastejšie používaným funkciám a je prispôsobený roli používateľa. Formuláre sú navrhnuté s dôrazom na validáciu a poskytovanie jasnej spätnej väzby používateľovi.</w:t>
-      </w:r>
-    </w:p>
-    <w:p>
-      <w:pPr>
-        <w:pStyle w:val="text"/>
-        <w:rPr>
-          <w:b/>
-          <w:bCs/>
-          <w:noProof/>
-        </w:rPr>
-      </w:pPr>
-      <w:r>
-        <w:rPr>
-          <w:b/>
-          <w:bCs/>
-          <w:noProof/>
-        </w:rPr>
-        <w:t>Navigácia a informačná architektúra</w:t>
-      </w:r>
-    </w:p>
-    <w:p>
-      <w:pPr>
-        <w:pStyle w:val="text"/>
-        <w:rPr>
-          <w:noProof/>
-        </w:rPr>
-      </w:pPr>
-      <w:r>
-        <w:rPr>
-          <w:noProof/>
-        </w:rPr>
-        <w:t xml:space="preserve">Informačná architektúra aplikácie je navrhnutá tak, aby poskytovala logickú a intuitívnu štruktúru obsahu. Hlavná navigácia je organizovaná podľa funkcií, pričom každá sekcia má jasne definovaný účel a obsah. Navigácia je prispôsobená roli používateľa, takže študenti vidia iné možnosti ako tréneri alebo administrátori. Hlavné </w:t>
-      </w:r>
-      <w:r>
-        <w:rPr>
-          <w:noProof/>
-        </w:rPr>
-        <w:lastRenderedPageBreak/>
-        <w:t>sekcie aplikácie zahŕňajú Dashboard, ktorý poskytuje prehľad o dôležitých informáciách, Rozvrhy, ktoré umožňujú správu a zobrazenie rozvrhov, Páry, ktoré umožňujú správu párov tanečníkov, Študenti, ktoré umožňujú správu študentov, a Profil, ktorý umožňuje správu osobných informácií.</w:t>
-      </w:r>
-    </w:p>
-    <w:p>
-      <w:pPr>
-        <w:pStyle w:val="Kapitola"/>
-        <w:numPr>
-          <w:ilvl w:val="1"/>
-          <w:numId w:val="3"/>
-        </w:numPr>
-        <w:rPr>
-          <w:noProof/>
-        </w:rPr>
-      </w:pPr>
-      <w:bookmarkStart w:id="16" w:name="_Toc219921544"/>
-      <w:r>
-        <w:rPr>
-          <w:noProof/>
-        </w:rPr>
-        <w:t>Celková architektúra</w:t>
-      </w:r>
-      <w:bookmarkEnd w:id="16"/>
-    </w:p>
-    <w:p>
-      <w:pPr>
-        <w:pStyle w:val="text"/>
-        <w:rPr>
-          <w:noProof/>
-        </w:rPr>
-      </w:pPr>
-      <w:r>
-        <w:rPr>
-          <w:noProof/>
-        </w:rPr>
-        <w:t xml:space="preserve">Aplikácia DanceHub je postavená na architektúre typu full-stack, kde frontend a backend sú súčasťou jednej aplikácie využívajúcej Next.js framework. Táto architektúra umožňuje efektívnu komunikáciu medzi klientom a serverom a zjednodušuje proces vývoja a nasadenia </w:t>
-      </w:r>
-      <w:r>
-        <w:rPr>
-          <w:noProof/>
-        </w:rPr>
-        <w:t>[32]</w:t>
-      </w:r>
-      <w:r>
-        <w:rPr>
-          <w:noProof/>
-        </w:rPr>
-        <w:t xml:space="preserve">. Frontend časť aplikácie je postavená na React a Next.js, čo poskytuje moderné nástroje pre vytváranie používateľských rozhraní. Backend časť využíva Next.js API routes, ktoré poskytujú RESTful API pre komunikáciu s databázou. Databázová vrstva využíva MongoDB, ktorá poskytuje flexibilné úložisko pre dátové štruktúry aplikácie </w:t>
-      </w:r>
-      <w:r>
-        <w:rPr>
-          <w:noProof/>
-        </w:rPr>
-        <w:t>[31]</w:t>
-      </w:r>
-      <w:r>
-        <w:rPr>
-          <w:noProof/>
-        </w:rPr>
-        <w:t xml:space="preserve">. Komunikácia medzi frontendom a backendom prebieha prostredníctvom HTTP požiadaviek, kde frontend volá API endpoints, ktoré spracúvajú požiadavky a vracajú odpovede vo formáte JSON. Tento prístup poskytuje jasné oddelenie medzi prezentáciou a obchodnou logikou, čo zlepšuje údržbu a testovateľnosť aplikácie </w:t>
-      </w:r>
-      <w:r>
-        <w:rPr>
-          <w:noProof/>
-        </w:rPr>
-        <w:t>[38]</w:t>
-      </w:r>
-      <w:r>
-        <w:rPr>
-          <w:noProof/>
-        </w:rPr>
-        <w:t>.</w:t>
-      </w:r>
-      <w:r>
-        <w:rPr>
-          <w:noProof/>
-        </w:rPr>
-        <w:t xml:space="preserve"> Jednoduchá ukážka architektúry je zobrazená nižšie.</w:t>
-      </w:r>
-    </w:p>
-    <w:p>
-      <w:pPr>
-        <w:pStyle w:val="text"/>
-        <w:rPr>
-          <w:noProof/>
-        </w:rPr>
-      </w:pPr>
-      <w:r>
-        <w:rPr>
-          <w:noProof/>
-        </w:rPr>
-        <w:drawing>
-          <wp:inline distT="0" distB="0" distL="0" distR="0" wp14:anchorId="5BAAE792" wp14:editId="502C5DFC">
-            <wp:extent cx="5399405" cy="3888740"/>
-            <wp:effectExtent l="0" t="0" r="0" b="0"/>
-            <wp:docPr id="1240126213" name="Obrázok 2" descr="Obrázok, na ktorom je diagram, plán, text, technický výkres"/>
-            <wp:cNvGraphicFramePr>
-              <a:graphicFrameLocks xmlns:a="http://schemas.openxmlformats.org/drawingml/2006/main" noChangeAspect="1"/>
-            </wp:cNvGraphicFramePr>
-            <a:graphic xmlns:a="http://schemas.openxmlformats.org/drawingml/2006/main">
-              <a:graphicData uri="http://schemas.openxmlformats.org/drawingml/2006/picture">
-                <pic:pic xmlns:pic="http://schemas.openxmlformats.org/drawingml/2006/picture">
-                  <pic:nvPicPr>
-                    <pic:cNvPr id="1240126213" name="Obrázok 2" descr="Obrázok, na ktorom je diagram, plán, text, technický výkres"/>
-                    <pic:cNvPicPr/>
-                  </pic:nvPicPr>
-                  <pic:blipFill>
-                    <a:blip r:embed="rId17">
-                      <a:extLst>
-                        <a:ext uri="{28A0092B-C50C-407E-A947-70E740481C1C}">
-                          <a14:useLocalDpi xmlns:a14="http://schemas.microsoft.com/office/drawing/2010/main" val="0"/>
-                        </a:ext>
-                      </a:extLst>
-                    </a:blip>
-                    <a:stretch>
-                      <a:fillRect/>
-                    </a:stretch>
-                  </pic:blipFill>
-                  <pic:spPr>
-                    <a:xfrm>
-                      <a:off x="0" y="0"/>
-                      <a:ext cx="5399405" cy="3888740"/>
-                    </a:xfrm>
-                    <a:prstGeom prst="rect">
-                      <a:avLst/>
-                    </a:prstGeom>
-                  </pic:spPr>
-                </pic:pic>
-              </a:graphicData>
-            </a:graphic>
-          </wp:inline>
-        </w:drawing>
-      </w:r>
-    </w:p>
-    <w:p>
-      <w:pPr>
-        <w:pStyle w:val="text"/>
-        <w:rPr>
-          <w:i/>
-          <w:iCs/>
-          <w:noProof/>
-        </w:rPr>
-      </w:pPr>
-      <w:r>
-        <w:rPr>
-          <w:i/>
-          <w:iCs/>
-          <w:noProof/>
-        </w:rPr>
-        <w:t xml:space="preserve">Obr. </w:t>
-      </w:r>
-      <w:r>
-        <w:rPr>
-          <w:i/>
-          <w:iCs/>
-          <w:noProof/>
-        </w:rPr>
-        <w:t>5</w:t>
-      </w:r>
-      <w:r>
-        <w:rPr>
-          <w:i/>
-          <w:iCs/>
-          <w:noProof/>
-        </w:rPr>
-        <w:t>, Architektúra aplikácie</w:t>
-      </w:r>
-    </w:p>
-    <w:p>
-      <w:pPr>
-        <w:pStyle w:val="text"/>
-        <w:rPr>
-          <w:b/>
-          <w:bCs/>
-          <w:noProof/>
-        </w:rPr>
-      </w:pPr>
-      <w:r>
-        <w:rPr>
-          <w:b/>
-          <w:bCs/>
-          <w:noProof/>
-        </w:rPr>
-        <w:lastRenderedPageBreak/>
-        <w:t xml:space="preserve">Frontend architektúra </w:t>
-      </w:r>
-    </w:p>
-    <w:p>
-      <w:pPr>
-        <w:pStyle w:val="text"/>
-        <w:rPr>
-          <w:noProof/>
-        </w:rPr>
-      </w:pPr>
-      <w:r>
-        <w:rPr>
-          <w:noProof/>
-        </w:rPr>
-        <w:t xml:space="preserve">Frontend architektúra aplikácie je postavená na komponentovom modeli React, kde každá časť používateľského rozhrania je samostatný komponent. Komponenty sú organizované do logických skupín podľa ich funkcie, čo zlepšuje organizáciu kódu a uľahčuje údržbu </w:t>
-      </w:r>
-      <w:r>
-        <w:rPr>
-          <w:noProof/>
-        </w:rPr>
-        <w:t>[36]</w:t>
-      </w:r>
-      <w:r>
-        <w:rPr>
-          <w:noProof/>
-        </w:rPr>
-        <w:t xml:space="preserve">. State management v aplikácii využíva React Context API, ktorý poskytuje globálny stav pre autentifikáciu a používateľské dáta. Tento prístup umožňuje zdieľanie stavu medzi komponentmi bez potreby prop drilling a zjednodušuje správu používateľského stavu </w:t>
-      </w:r>
-      <w:r>
-        <w:rPr>
-          <w:noProof/>
-        </w:rPr>
-        <w:t>[36]</w:t>
-      </w:r>
-      <w:r>
-        <w:rPr>
-          <w:noProof/>
-        </w:rPr>
-        <w:t xml:space="preserve">. Routing v aplikácii je riešený pomocou Next.js App Router, ktorý poskytuje file-based routing. Tento prístup umožňuje jednoduché definovanie ciest a automatické generovanie navigácie. Next.js tiež poskytuje server-side rendering a statickú generáciu stránok, čo zlepšuje výkon aplikácie </w:t>
-      </w:r>
-      <w:r>
-        <w:rPr>
-          <w:noProof/>
-        </w:rPr>
-        <w:t>[32]</w:t>
-      </w:r>
-      <w:r>
-        <w:rPr>
-          <w:noProof/>
-        </w:rPr>
-        <w:t>.</w:t>
-      </w:r>
-    </w:p>
-    <w:p>
-      <w:pPr>
-        <w:pStyle w:val="text"/>
-        <w:rPr>
-          <w:b/>
-          <w:bCs/>
-          <w:noProof/>
-        </w:rPr>
-      </w:pPr>
-      <w:r>
-        <w:rPr>
-          <w:b/>
-          <w:bCs/>
-          <w:noProof/>
-        </w:rPr>
-        <w:t>Backend architektúra</w:t>
-      </w:r>
-    </w:p>
-    <w:p>
-      <w:pPr>
-        <w:pStyle w:val="text"/>
-        <w:rPr>
-          <w:noProof/>
-        </w:rPr>
-      </w:pPr>
-      <w:r>
-        <w:rPr>
-          <w:noProof/>
-        </w:rPr>
-        <w:t xml:space="preserve">Backend architektúra aplikácie využíva Next.js API routes, ktoré poskytujú RESTful API endpoints pre komunikáciu s databázou. Každý endpoint je zodpovedný za konkrétnu funkciu, ako je získanie dát, vytvorenie záznamu, aktualizácia záznamu alebo zmazanie záznamu </w:t>
-      </w:r>
-      <w:r>
-        <w:rPr>
-          <w:noProof/>
-        </w:rPr>
-        <w:t>[32]</w:t>
-      </w:r>
-      <w:r>
-        <w:rPr>
-          <w:noProof/>
-        </w:rPr>
-        <w:t xml:space="preserve">. Autentifikácia a autorizácia sú riešené pomocou JWT tokenov, ktoré sú uložené v HTTP cookies. Tento prístup poskytuje bezpečnú autentifikáciu bez potreby ukladania stavu na serveri. Každý API endpoint kontroluje platnosť tokenu a oprávnenia používateľa pred vykonaním operácie </w:t>
-      </w:r>
-      <w:r>
-        <w:rPr>
-          <w:noProof/>
-        </w:rPr>
-        <w:t>[35]</w:t>
-      </w:r>
-      <w:r>
-        <w:rPr>
-          <w:noProof/>
-        </w:rPr>
-        <w:t>. Business logika aplikácie je implementovaná v API routes a zahŕňa algoritmy pre generovanie rozvrhov, správu párov a validáciu dát. Tieto algoritmy sú navrhnuté tak, aby boli efektívne a poskytovali optimálne výsledky pri respektovaní všetkých obmedzení a preferencií.</w:t>
-      </w:r>
-    </w:p>
-    <w:p>
-      <w:pPr>
-        <w:pStyle w:val="text"/>
-        <w:rPr>
-          <w:b/>
-          <w:bCs/>
-          <w:noProof/>
-        </w:rPr>
-      </w:pPr>
-      <w:r>
-        <w:rPr>
-          <w:b/>
-          <w:bCs/>
-          <w:noProof/>
-        </w:rPr>
-        <w:t>Analýza dátových požiadaviek</w:t>
-      </w:r>
-    </w:p>
-    <w:p>
-      <w:pPr>
-        <w:pStyle w:val="text"/>
-        <w:rPr>
-          <w:noProof/>
-        </w:rPr>
-      </w:pPr>
-      <w:r>
-        <w:rPr>
-          <w:noProof/>
-        </w:rPr>
-        <w:t xml:space="preserve">Databázový model aplikácie DanceHub je navrhnutý tak, aby podporoval všetky funkcie aplikácie a efektívne ukladal dáta. Hlavné dátové entity zahŕňajú používateľov, tanečné kluby, páry, rozvrhy, hodiny a skupiny. Každá entita má svoje vlastné atribúty a vzťahy s inými entitami </w:t>
-      </w:r>
-      <w:r>
-        <w:rPr>
-          <w:noProof/>
-        </w:rPr>
-        <w:t>[31]</w:t>
-      </w:r>
-      <w:r>
-        <w:rPr>
-          <w:noProof/>
-        </w:rPr>
-        <w:t>. Používatelia sú centrálnou entitou systému a obsahujú informácie o osobe, vrátane mena, e-mailu, hesla, roly a príslušnosti ku klubu. Páry reprezentujú vzťah medzi dvoma študentmi a obsahujú informácie o ich preferenciách a dostupnosti. Rozvrhy reprezentujú časové rozvrhy hodín a obsahujú zoznam hodín s ich detailmi.</w:t>
-      </w:r>
-    </w:p>
-    <w:p>
-      <w:pPr>
-        <w:pStyle w:val="Kapitola"/>
-        <w:numPr>
-          <w:ilvl w:val="1"/>
-          <w:numId w:val="3"/>
-        </w:numPr>
-        <w:rPr>
-          <w:noProof/>
-        </w:rPr>
-      </w:pPr>
-      <w:bookmarkStart w:id="17" w:name="_Toc219921545"/>
-      <w:r>
-        <w:rPr>
-          <w:noProof/>
-        </w:rPr>
-        <w:lastRenderedPageBreak/>
-        <w:t>Entity-Relationship diagram (ERD)</w:t>
-      </w:r>
-      <w:bookmarkEnd w:id="17"/>
-      <w:r>
-        <w:rPr>
-          <w:noProof/>
-        </w:rPr>
-        <w:t xml:space="preserve"> </w:t>
-      </w:r>
-    </w:p>
-    <w:p>
-      <w:pPr>
-        <w:pStyle w:val="text"/>
-        <w:rPr>
-          <w:noProof/>
-        </w:rPr>
-      </w:pPr>
-      <w:r>
-        <w:rPr>
-          <w:noProof/>
-        </w:rPr>
-        <w:t>Entity-Relationship diagram</w:t>
-      </w:r>
-      <w:r>
-        <w:rPr>
-          <w:noProof/>
-        </w:rPr>
-        <w:t>, ktorý môžeme taktiež vidieť na obrázku č. 6</w:t>
-      </w:r>
-      <w:r>
-        <w:rPr>
-          <w:noProof/>
-        </w:rPr>
-        <w:t xml:space="preserve"> znázorňuje vzťahy medzi jednotlivými entitami v databáze. Hlavné vzťahy zahŕňajú vzťah medzi používateľmi a klubmi (many-to-many), kde používatelia môžu byť členmi viacerých klubov, vzťah medzi používateľmi a pármi (one-to-many), kde každý používateľ môže byť súčasťou viacerých párov, vzťah medzi klubmi a rozvrhmi (one-to-many), kde každý klub môže mať viacero rozvrhov, a vzťah medzi rozvrhmi a hodinami (one-to-many), kde každý rozvrh obsahuje viacero hodín</w:t>
-      </w:r>
-      <w:r>
-        <w:rPr>
-          <w:noProof/>
-        </w:rPr>
-        <w:t>.</w:t>
-      </w:r>
-      <w:r>
-        <w:rPr>
-          <w:noProof/>
-        </w:rPr>
-        <w:t xml:space="preserve"> </w:t>
-      </w:r>
-      <w:r>
-        <w:rPr>
-          <w:noProof/>
-        </w:rPr>
-        <w:drawing>
-          <wp:inline distT="0" distB="0" distL="0" distR="0" wp14:anchorId="70AE558F" wp14:editId="4B801981">
-            <wp:extent cx="4529715" cy="3540760"/>
-            <wp:effectExtent l="0" t="0" r="4445" b="2540"/>
-            <wp:docPr id="162600718" name="Obrázok 1" descr="Obrázok, na ktorom je text, diagram, plán, rad&#10;&#10;Obsah vygenerovaný pomocou AI môže byť nesprávny."/>
-            <wp:cNvGraphicFramePr>
-              <a:graphicFrameLocks xmlns:a="http://schemas.openxmlformats.org/drawingml/2006/main" noChangeAspect="1"/>
-            </wp:cNvGraphicFramePr>
-            <a:graphic xmlns:a="http://schemas.openxmlformats.org/drawingml/2006/main">
-              <a:graphicData uri="http://schemas.openxmlformats.org/drawingml/2006/picture">
-                <pic:pic xmlns:pic="http://schemas.openxmlformats.org/drawingml/2006/picture">
-                  <pic:nvPicPr>
-                    <pic:cNvPr id="162600718" name="Obrázok 1" descr="Obrázok, na ktorom je text, diagram, plán, rad&#10;&#10;Obsah vygenerovaný pomocou AI môže byť nesprávny."/>
-                    <pic:cNvPicPr/>
-                  </pic:nvPicPr>
-                  <pic:blipFill>
-                    <a:blip r:embed="rId18" cstate="print">
-                      <a:extLst>
-                        <a:ext uri="{28A0092B-C50C-407E-A947-70E740481C1C}">
-                          <a14:useLocalDpi xmlns:a14="http://schemas.microsoft.com/office/drawing/2010/main" val="0"/>
-                        </a:ext>
-                      </a:extLst>
-                    </a:blip>
-                    <a:stretch>
-                      <a:fillRect/>
-                    </a:stretch>
-                  </pic:blipFill>
-                  <pic:spPr>
-                    <a:xfrm>
-                      <a:off x="0" y="0"/>
-                      <a:ext cx="4545958" cy="3553457"/>
-                    </a:xfrm>
-                    <a:prstGeom prst="rect">
-                      <a:avLst/>
-                    </a:prstGeom>
-                  </pic:spPr>
-                </pic:pic>
-              </a:graphicData>
-            </a:graphic>
-          </wp:inline>
-        </w:drawing>
-      </w:r>
-    </w:p>
-    <w:p>
-      <w:pPr>
-        <w:pStyle w:val="text"/>
-        <w:ind w:firstLine="0"/>
-        <w:rPr>
-          <w:noProof/>
-        </w:rPr>
-      </w:pPr>
-      <w:r>
-        <w:rPr>
-          <w:i/>
-          <w:iCs/>
-          <w:noProof/>
-        </w:rPr>
-        <w:t xml:space="preserve">Obr. </w:t>
-      </w:r>
-      <w:r>
-        <w:rPr>
-          <w:i/>
-          <w:iCs/>
-          <w:noProof/>
-        </w:rPr>
-        <w:t>6</w:t>
-      </w:r>
-      <w:r>
-        <w:rPr>
-          <w:i/>
-          <w:iCs/>
-          <w:noProof/>
-        </w:rPr>
-        <w:t>, ERD diagram aplikácie</w:t>
-      </w:r>
-    </w:p>
-    <w:p>
-      <w:pPr>
-        <w:pStyle w:val="text"/>
-        <w:rPr>
-          <w:b/>
-          <w:bCs/>
-          <w:noProof/>
-        </w:rPr>
-      </w:pPr>
-      <w:r>
-        <w:rPr>
-          <w:b/>
-          <w:bCs/>
-          <w:noProof/>
-        </w:rPr>
-        <w:t>Indexy a optimalizácia</w:t>
-      </w:r>
-    </w:p>
-    <w:p>
-      <w:pPr>
-        <w:pStyle w:val="text"/>
-        <w:rPr>
-          <w:noProof/>
-        </w:rPr>
-      </w:pPr>
-      <w:r>
-        <w:rPr>
-          <w:noProof/>
-        </w:rPr>
-        <w:t xml:space="preserve">Databázový model využíva indexy na optimalizáciu výkonu dotazov. Hlavné indexy zahŕňajú index na email v kolekcii Users pre rýchle vyhľadávanie používateľov, index na code v kolekcii Clubs pre rýchle vyhľadávanie klubov podľa kódu, index na clubId v rôznych kolekciách pre rýchle filtrovanie podľa klubu a index na date v kolekcii Lessons pre rýchle vyhľadávanie hodín podľa dátumu </w:t>
-      </w:r>
-      <w:r>
-        <w:rPr>
-          <w:noProof/>
-        </w:rPr>
-        <w:t>[31]</w:t>
-      </w:r>
-      <w:r>
-        <w:rPr>
-          <w:noProof/>
-        </w:rPr>
-        <w:t xml:space="preserve">. Optimalizácia databázového modelu zahŕňa aj denormalizáciu niektorých dát, kde sa často používané informácie, ako sú mená používateľov, ukladajú priamo v dokumentoch namiesto len referencií. Tento prístup zlepšuje výkon čítania na úkor mierneho zvýšenia veľkosti úložiska </w:t>
-      </w:r>
-      <w:r>
-        <w:rPr>
-          <w:noProof/>
-        </w:rPr>
-        <w:t>[31]</w:t>
-      </w:r>
-      <w:r>
-        <w:rPr>
-          <w:noProof/>
-        </w:rPr>
-        <w:t>.</w:t>
-      </w:r>
-    </w:p>
-    <w:p>
-      <w:pPr>
-        <w:pStyle w:val="text"/>
-        <w:rPr>
-          <w:b/>
-          <w:bCs/>
-          <w:noProof/>
-        </w:rPr>
-      </w:pPr>
-      <w:r>
-        <w:rPr>
-          <w:b/>
-          <w:bCs/>
-          <w:noProof/>
-        </w:rPr>
-        <w:t>Záver kapitoly</w:t>
-      </w:r>
-    </w:p>
-    <w:p>
-      <w:pPr>
-        <w:pStyle w:val="text"/>
-        <w:rPr>
-          <w:noProof/>
-        </w:rPr>
-      </w:pPr>
-      <w:r>
-        <w:rPr>
-          <w:noProof/>
-        </w:rPr>
-        <w:lastRenderedPageBreak/>
-        <w:t>Táto kapitola poskytla komplexný návrh riešenia DanceHub, vrátane koncepcie aplikácie, prínosu v praxi, návrhu používateľského rozhrania, architektúry systému a databázového modelu. Návrh je založený na analýze potrieb tanečných klubov a identifikovaných medzier na trhu, ktoré boli popísané v predchádzajúcej kapitole. Tieto poznatky budú slúžiť ako základ pre ďalšiu kapitolu, ktorá sa bude zaoberať implementáciou riešenia.</w:t>
-      </w:r>
-    </w:p>
-    <w:p>
-      <w:pPr>
-        <w:rPr>
-          <w:rFonts w:ascii="Times New Roman" w:eastAsiaTheme="majorEastAsia" w:hAnsi="Times New Roman" w:cs="Times New Roman"/>
-          <w:b/>
-          <w:caps/>
-          <w:noProof/>
-          <w:sz w:val="28"/>
-          <w:szCs w:val="28"/>
-        </w:rPr>
-      </w:pPr>
-      <w:r>
-        <w:rPr>
-          <w:noProof/>
-        </w:rPr>
-        <w:br w:type="page"/>
-      </w:r>
-    </w:p>
-    <w:p>
-      <w:pPr>
-        <w:pStyle w:val="Kapitola"/>
-        <w:rPr>
-          <w:noProof/>
-        </w:rPr>
-      </w:pPr>
-      <w:bookmarkStart w:id="18" w:name="_Toc219921546"/>
+        <w:rPr>
+          <w:noProof/>
+        </w:rPr>
+      </w:pPr>
+      <w:bookmarkStart w:id="15" w:name="_Toc219921546"/>
       <w:r>
         <w:rPr>
           <w:noProof/>
@@ -7149,7 +5291,7 @@
         <w:lastRenderedPageBreak/>
         <w:t>IMPLEMENTÁCIA</w:t>
       </w:r>
-      <w:bookmarkEnd w:id="18"/>
+      <w:bookmarkEnd w:id="15"/>
     </w:p>
     <w:p>
       <w:pPr>
@@ -7276,7 +5418,7 @@
                           <pic:cNvPicPr/>
                         </pic:nvPicPr>
                         <pic:blipFill>
-                          <a:blip r:embed="rId19"/>
+                          <a:blip r:embed="rId13"/>
                           <a:stretch>
                             <a:fillRect/>
                           </a:stretch>
@@ -7395,7 +5537,31 @@
         <w:rPr>
           <w:noProof/>
         </w:rPr>
-        <w:t xml:space="preserve"> ako je zobrazené na následujúcom obrázku.</w:t>
+        <w:t xml:space="preserve"> ako je zobrazené na následujúcom obrázku</w:t>
+      </w:r>
+      <w:r>
+        <w:rPr>
+          <w:noProof/>
+        </w:rPr>
+        <w:t xml:space="preserve"> ob</w:t>
+      </w:r>
+      <w:r>
+        <w:rPr>
+          <w:noProof/>
+        </w:rPr>
+        <w:t xml:space="preserve">rázok č. </w:t>
+      </w:r>
+      <w:r>
+        <w:rPr>
+          <w:noProof/>
+        </w:rPr>
+        <w:t>8</w:t>
+      </w:r>
+      <w:r>
+        <w:rPr>
+          <w:noProof/>
+        </w:rPr>
+        <w:t>.</w:t>
       </w:r>
     </w:p>
     <w:tbl>
@@ -7449,7 +5615,7 @@
                           <pic:cNvPicPr/>
                         </pic:nvPicPr>
                         <pic:blipFill>
-                          <a:blip r:embed="rId20"/>
+                          <a:blip r:embed="rId14"/>
                           <a:stretch>
                             <a:fillRect/>
                           </a:stretch>
@@ -7525,7 +5691,19 @@
         <w:rPr>
           <w:noProof/>
         </w:rPr>
-        <w:t xml:space="preserve"> V daľšom obrázku môžeme vidieť možnosť nastavenia si dostupnosti.</w:t>
+        <w:t xml:space="preserve"> V daľšom obrázku</w:t>
+      </w:r>
+      <w:r>
+        <w:rPr>
+          <w:noProof/>
+        </w:rPr>
+        <w:t xml:space="preserve"> č. 9</w:t>
+      </w:r>
+      <w:r>
+        <w:rPr>
+          <w:noProof/>
+        </w:rPr>
+        <w:t xml:space="preserve"> môžeme vidieť možnosť nastavenia si dostupnosti.</w:t>
       </w:r>
       <w:r>
         <w:rPr>
@@ -7584,7 +5762,7 @@
                           <pic:cNvPicPr/>
                         </pic:nvPicPr>
                         <pic:blipFill>
-                          <a:blip r:embed="rId21"/>
+                          <a:blip r:embed="rId15"/>
                           <a:stretch>
                             <a:fillRect/>
                           </a:stretch>
@@ -7856,14 +6034,14 @@
           <w:noProof/>
         </w:rPr>
       </w:pPr>
-      <w:bookmarkStart w:id="19" w:name="_Toc219921547"/>
+      <w:bookmarkStart w:id="16" w:name="_Toc219921547"/>
       <w:r>
         <w:rPr>
           <w:noProof/>
         </w:rPr>
         <w:t>Business logika</w:t>
       </w:r>
-      <w:bookmarkEnd w:id="19"/>
+      <w:bookmarkEnd w:id="16"/>
     </w:p>
     <w:p>
       <w:pPr>
@@ -7895,7 +6073,19 @@
           <w:noProof/>
         </w:rPr>
         <w:lastRenderedPageBreak/>
-        <w:t>hodinami a snaží sa maximalizovať počet uspokojených požiadaviek pri respektovaní všetkých obmedzení.</w:t>
+        <w:t>hodinami a snaží sa maximalizovať počet uspokojených požiadaviek pri re</w:t>
+      </w:r>
+      <w:r>
+        <w:rPr>
+          <w:noProof/>
+        </w:rPr>
+        <w:t>š</w:t>
+      </w:r>
+      <w:r>
+        <w:rPr>
+          <w:noProof/>
+        </w:rPr>
+        <w:t>pektovaní všetkých obmedzení.</w:t>
       </w:r>
       <w:r>
         <w:rPr>
@@ -7945,14 +6135,14 @@
           <w:noProof/>
         </w:rPr>
       </w:pPr>
-      <w:bookmarkStart w:id="20" w:name="_Toc219921548"/>
+      <w:bookmarkStart w:id="17" w:name="_Toc219921548"/>
       <w:r>
         <w:rPr>
           <w:noProof/>
         </w:rPr>
         <w:t>Testovanie funkcií</w:t>
       </w:r>
-      <w:bookmarkEnd w:id="20"/>
+      <w:bookmarkEnd w:id="17"/>
     </w:p>
     <w:p>
       <w:pPr>
@@ -8111,7 +6301,7 @@
           <w:noProof/>
         </w:rPr>
       </w:pPr>
-      <w:bookmarkStart w:id="21" w:name="_Toc219921549"/>
+      <w:bookmarkStart w:id="18" w:name="_Toc219921549"/>
       <w:r>
         <w:rPr>
           <w:noProof/>
@@ -8119,7 +6309,7 @@
         <w:lastRenderedPageBreak/>
         <w:t>Deployment</w:t>
       </w:r>
-      <w:bookmarkEnd w:id="21"/>
+      <w:bookmarkEnd w:id="18"/>
     </w:p>
     <w:p>
       <w:pPr>
@@ -8208,7 +6398,7 @@
         <w:rPr>
           <w:noProof/>
         </w:rPr>
-        <w:t>Táto kapitola poskytla detailný prehľad implementácie aplikácie DanceHub, vrátane technologického stacku, frontend a backend implementácie, integrácie a testovania a deployment procesu. Implementácia využíva moderné technológie a best practices pre vývoj webových aplikácií, čo zabezpečuje výkon, bezpečnosť a údržbu aplikácie. Tieto poznatky demonštrujú praktickú realizáciu návrhu, ktorý bol popísaný v predchádzajúcej kapitole.</w:t>
+        <w:t>Implementácia využíva moderné technológie a best practices pre vývoj webových aplikácií, čo zabezpečuje výkon, bezpečnosť a údržbu aplikácie. Tieto poznatky demonštrujú praktickú realizáciu návrhu, ktorý bol popísaný v predchádzajúcej kapitole.</w:t>
       </w:r>
     </w:p>
     <w:p>
@@ -8236,7 +6426,7 @@
           <w:noProof/>
         </w:rPr>
       </w:pPr>
-      <w:bookmarkStart w:id="22" w:name="_Toc219921550"/>
+      <w:bookmarkStart w:id="19" w:name="_Toc219921550"/>
       <w:r>
         <w:rPr>
           <w:noProof/>
@@ -8244,7 +6434,7 @@
         <w:lastRenderedPageBreak/>
         <w:t>MARKETINGOVÝ PLÁN</w:t>
       </w:r>
-      <w:bookmarkEnd w:id="22"/>
+      <w:bookmarkEnd w:id="19"/>
     </w:p>
     <w:p>
       <w:pPr>
@@ -8301,7 +6491,19 @@
         <w:rPr>
           <w:noProof/>
         </w:rPr>
-        <w:t>Launch stratégia aplikácie zahŕňa soft launch medzi vybranými tanečnými klubmi, ktoré poskytnú spätnú väzbu a pomôžu identifikovať problémy pred plným spustením. Soft launch umožní otestovať aplikáciu v reálnom prostredí a získať cenné poznatky o používateľskej skúsenosti. Po úspešnom soft launch nasleduje plné spustenie s marketingovou kampanou zameranou na tanečné kluby a školy. Launch kampanha bude zahŕňať prezentácie na tanečných konferenciách a podujatiach, online reklamu a spoluprácu s tanečnými organizáciami.</w:t>
+        <w:t>Launch stratégia aplikácie zahŕňa soft launch medzi vybranými tanečnými klubmi, ktoré poskytnú spätnú väzbu a pomôžu identifikovať problémy pred plným spustením. Soft launch umožní otestovať aplikáciu v reálnom prostredí a získať cenné poznatky o používateľskej skúsenosti. Po úspešnom soft launch nasleduje plné spustenie s marketingovou kampa</w:t>
+      </w:r>
+      <w:r>
+        <w:rPr>
+          <w:noProof/>
+        </w:rPr>
+        <w:t>ň</w:t>
+      </w:r>
+      <w:r>
+        <w:rPr>
+          <w:noProof/>
+        </w:rPr>
+        <w:t>ou zameranou na tanečné kluby a školy. Launch kampanha bude zahŕňať prezentácie na tanečných konferenciách a podujatiach, online reklamu a spoluprácu s tanečnými organizáciami.</w:t>
       </w:r>
     </w:p>
     <w:p>
@@ -8388,7 +6590,31 @@
           <w:noProof/>
         </w:rPr>
         <w:lastRenderedPageBreak/>
-        <w:t xml:space="preserve">návodmi na používanie aplikácie a prípadovými štúdiami úspešných používateľov. Tento obsah pomôže prilákať organické návštevníky a poskytne hodnotu potenciálnym zákazníkom </w:t>
+        <w:t>návodmi na používanie aplikácie a prípadovými štúdiami úspešných používateľov. Tento obsah pomôže prilákať organick</w:t>
+      </w:r>
+      <w:r>
+        <w:rPr>
+          <w:noProof/>
+        </w:rPr>
+        <w:t>ých</w:t>
+      </w:r>
+      <w:r>
+        <w:rPr>
+          <w:noProof/>
+        </w:rPr>
+        <w:t xml:space="preserve"> </w:t>
+      </w:r>
+      <w:r>
+        <w:rPr>
+          <w:noProof/>
+        </w:rPr>
+        <w:t xml:space="preserve">návštevníkov </w:t>
+      </w:r>
+      <w:r>
+        <w:rPr>
+          <w:noProof/>
+        </w:rPr>
+        <w:t xml:space="preserve">a poskytne hodnotu potenciálnym zákazníkom </w:t>
       </w:r>
       <w:r>
         <w:rPr>
@@ -8639,7 +6865,7 @@
           <w:noProof/>
         </w:rPr>
       </w:pPr>
-      <w:bookmarkStart w:id="23" w:name="_Toc219921551"/>
+      <w:bookmarkStart w:id="20" w:name="_Toc219921551"/>
       <w:r>
         <w:rPr>
           <w:noProof/>
@@ -8647,7 +6873,7 @@
         <w:lastRenderedPageBreak/>
         <w:t>Zhrnutie práce</w:t>
       </w:r>
-      <w:bookmarkEnd w:id="23"/>
+      <w:bookmarkEnd w:id="20"/>
     </w:p>
     <w:p>
       <w:pPr>
@@ -8716,7 +6942,7 @@
         <w:rPr>
           <w:noProof/>
         </w:rPr>
-        <w:t>Čo sa podarilo v rámci tejto práce zahŕňa úspešné vytvorenie funkčnej webovej aplikácie, ktorá poskytuje všetky plánované funkcie, implementáciu komplexného algoritmu pre generovanie rozvrhov, ktorý efektívne rieši problém optimalizácie rozvrhov, a vytvorenie intuitívneho používateľského rozhrania, ktoré je ľahko použiteľné pre rôzne typy používateľov.</w:t>
+        <w:t>Čo sa podarilo v rámci tejto práce zahŕňa úspešné vytvorenie funkčnej webovej aplikácie, ktorá poskytuje všetky plánované funkcie, implementáciu komplexného algoritmu pre generovanie rozvrhov, ktorý efektívne rieši problém optimalizácie rozvrhov a vytvorenie intuitívneho používateľského rozhrania, ktoré je ľahko použiteľné pre rôzne typy používateľov.</w:t>
       </w:r>
       <w:r>
         <w:rPr>
@@ -8803,7 +7029,7 @@
         <w:rPr>
           <w:noProof/>
         </w:rPr>
-        <w:t>Ďalšie možnosti rozvoja zahŕňajú implementáciu umelnej inteligencie pre ešte lepšiu optimalizáciu rozvrhov, integráciu s ďalšími službami, ako sú kalendárové aplikácie a platobné systémy, a rozšírenie aplikácie na medzinárodné trhy s podporou viacerých jazykov.</w:t>
+        <w:t>Ďalšie možnosti rozvoja zahŕňajú implementáciu umelej inteligencie pre ešte lepšiu optimalizáciu rozvrhov, integráciu s ďalšími službami, ako sú kalendárové aplikácie a platobné systémy, a rozšírenie aplikácie na medzinárodné trhy s podporou viacerých jazykov.</w:t>
       </w:r>
     </w:p>
     <w:p>
@@ -8863,7 +7089,7 @@
           <w:noProof/>
         </w:rPr>
       </w:pPr>
-      <w:bookmarkStart w:id="24" w:name="_Toc219921552"/>
+      <w:bookmarkStart w:id="21" w:name="_Toc219921552"/>
       <w:r>
         <w:rPr>
           <w:noProof/>
@@ -8877,7 +7103,7 @@
         </w:rPr>
         <w:t>y</w:t>
       </w:r>
-      <w:bookmarkEnd w:id="24"/>
+      <w:bookmarkEnd w:id="21"/>
     </w:p>
     <w:p>
       <w:pPr>
@@ -9882,7 +8108,7 @@
         </w:rPr>
         <w:t xml:space="preserve">] REST API TUTORIAL. REST API Tutorial [online]. [cit. 2026-01-07]. Dostupné na: </w:t>
       </w:r>
-      <w:hyperlink r:id="rId22" w:history="1">
+      <w:hyperlink r:id="rId16" w:history="1">
         <w:r>
           <w:rPr>
             <w:rStyle w:val="Hypertextovprepojenie"/>
@@ -10040,7 +8266,7 @@
           <w:szCs w:val="28"/>
         </w:rPr>
         <w:sectPr>
-          <w:footerReference w:type="default" r:id="rId23"/>
+          <w:footerReference w:type="default" r:id="rId17"/>
           <w:pgSz w:w="11906" w:h="16838" w:code="9"/>
           <w:pgMar w:top="1418" w:right="1418" w:bottom="1418" w:left="1985" w:header="709" w:footer="709" w:gutter="0"/>
           <w:pgNumType w:start="6"/>
@@ -10084,7 +8310,7 @@
           <w:noProof/>
         </w:rPr>
         <w:sectPr>
-          <w:footerReference w:type="default" r:id="rId24"/>
+          <w:footerReference w:type="default" r:id="rId18"/>
           <w:pgSz w:w="11906" w:h="16838" w:code="9"/>
           <w:pgMar w:top="1418" w:right="1418" w:bottom="1418" w:left="1985" w:header="709" w:footer="709" w:gutter="0"/>
           <w:pgNumType w:start="7"/>
@@ -10108,7 +8334,7 @@
       </w:pPr>
     </w:p>
     <w:sectPr>
-      <w:footerReference w:type="default" r:id="rId25"/>
+      <w:footerReference w:type="default" r:id="rId19"/>
       <w:pgSz w:w="11906" w:h="16838" w:code="9"/>
       <w:pgMar w:top="1418" w:right="1418" w:bottom="1418" w:left="1985" w:header="709" w:footer="709" w:gutter="0"/>
       <w:pgNumType w:fmt="upperRoman" w:start="1"/>
@@ -12256,23 +10482,6 @@
 </file>
 
 <file path=customXml/item1.xml><?xml version="1.0" encoding="utf-8"?>
-<p:properties xmlns:p="http://schemas.microsoft.com/office/2006/metadata/properties" xmlns:xsi="http://www.w3.org/2001/XMLSchema-instance" xmlns:pc="http://schemas.microsoft.com/office/infopath/2007/PartnerControls">
-  <documentManagement>
-    <_activity xmlns="a94799e5-846a-4ad9-b31d-5ba5d0428847" xsi:nil="true"/>
-  </documentManagement>
-</p:properties>
-</file>
-
-<file path=customXml/item2.xml><?xml version="1.0" encoding="utf-8"?>
-<?mso-contentType ?>
-<FormTemplates xmlns="http://schemas.microsoft.com/sharepoint/v3/contenttype/forms">
-  <Display>DocumentLibraryForm</Display>
-  <Edit>DocumentLibraryForm</Edit>
-  <New>DocumentLibraryForm</New>
-</FormTemplates>
-</file>
-
-<file path=customXml/item3.xml><?xml version="1.0" encoding="utf-8"?>
 <ct:contentTypeSchema xmlns:ct="http://schemas.microsoft.com/office/2006/metadata/contentType" xmlns:ma="http://schemas.microsoft.com/office/2006/metadata/properties/metaAttributes" ct:_="" ma:_="" ma:contentTypeName="Dokument" ma:contentTypeID="0x010100FF914F332154174D803A7B644D03395C" ma:contentTypeVersion="16" ma:contentTypeDescription="Umožňuje vytvoriť nový dokument." ma:contentTypeScope="" ma:versionID="fd77751d24e8168fda22eab337079d00">
   <xsd:schema xmlns:xsd="http://www.w3.org/2001/XMLSchema" xmlns:xs="http://www.w3.org/2001/XMLSchema" xmlns:p="http://schemas.microsoft.com/office/2006/metadata/properties" xmlns:ns3="a94799e5-846a-4ad9-b31d-5ba5d0428847" xmlns:ns4="b0f22963-9bb8-4dce-be88-550968040c8c" targetNamespace="http://schemas.microsoft.com/office/2006/metadata/properties" ma:root="true" ma:fieldsID="b71646f853d82629af3ee6a4474bd060" ns3:_="" ns4:_="">
     <xsd:import namespace="a94799e5-846a-4ad9-b31d-5ba5d0428847"/>
@@ -12511,29 +10720,28 @@
 </ct:contentTypeSchema>
 </file>
 
-<file path=customXml/item4.xml><?xml version="1.0" encoding="utf-8"?>
+<file path=customXml/item2.xml><?xml version="1.0" encoding="utf-8"?>
 <b:Sources xmlns:b="http://schemas.openxmlformats.org/officeDocument/2006/bibliography" xmlns="http://schemas.openxmlformats.org/officeDocument/2006/bibliography" SelectedStyle="\APASixthEditionOfficeOnline.xsl" StyleName="APA" Version="6"/>
 </file>
 
-<file path=customXml/itemProps1.xml><?xml version="1.0" encoding="utf-8"?>
-<ds:datastoreItem xmlns:ds="http://schemas.openxmlformats.org/officeDocument/2006/customXml" ds:itemID="{8A7D4A20-64F2-4259-949F-7A93E612CEDE}">
-  <ds:schemaRefs>
-    <ds:schemaRef ds:uri="http://schemas.microsoft.com/office/2006/metadata/properties"/>
-    <ds:schemaRef ds:uri="http://schemas.microsoft.com/office/infopath/2007/PartnerControls"/>
-    <ds:schemaRef ds:uri="a94799e5-846a-4ad9-b31d-5ba5d0428847"/>
-  </ds:schemaRefs>
-</ds:datastoreItem>
+<file path=customXml/item3.xml><?xml version="1.0" encoding="utf-8"?>
+<p:properties xmlns:p="http://schemas.microsoft.com/office/2006/metadata/properties" xmlns:xsi="http://www.w3.org/2001/XMLSchema-instance" xmlns:pc="http://schemas.microsoft.com/office/infopath/2007/PartnerControls">
+  <documentManagement>
+    <_activity xmlns="a94799e5-846a-4ad9-b31d-5ba5d0428847" xsi:nil="true"/>
+  </documentManagement>
+</p:properties>
 </file>
 
-<file path=customXml/itemProps2.xml><?xml version="1.0" encoding="utf-8"?>
-<ds:datastoreItem xmlns:ds="http://schemas.openxmlformats.org/officeDocument/2006/customXml" ds:itemID="{1F4F2074-9665-40AE-AC4D-38B5428FDE6E}">
-  <ds:schemaRefs>
-    <ds:schemaRef ds:uri="http://schemas.microsoft.com/sharepoint/v3/contenttype/forms"/>
-  </ds:schemaRefs>
-</ds:datastoreItem>
+<file path=customXml/item4.xml><?xml version="1.0" encoding="utf-8"?>
+<?mso-contentType ?>
+<FormTemplates xmlns="http://schemas.microsoft.com/sharepoint/v3/contenttype/forms">
+  <Display>DocumentLibraryForm</Display>
+  <Edit>DocumentLibraryForm</Edit>
+  <New>DocumentLibraryForm</New>
+</FormTemplates>
 </file>
 
-<file path=customXml/itemProps3.xml><?xml version="1.0" encoding="utf-8"?>
+<file path=customXml/itemProps1.xml><?xml version="1.0" encoding="utf-8"?>
 <ds:datastoreItem xmlns:ds="http://schemas.openxmlformats.org/officeDocument/2006/customXml" ds:itemID="{C3329A49-AD3D-4BA1-96E5-F249191C1F65}">
   <ds:schemaRefs>
     <ds:schemaRef ds:uri="http://schemas.microsoft.com/office/2006/metadata/contentType"/>
@@ -12552,10 +10760,28 @@
 </ds:datastoreItem>
 </file>
 
-<file path=customXml/itemProps4.xml><?xml version="1.0" encoding="utf-8"?>
+<file path=customXml/itemProps2.xml><?xml version="1.0" encoding="utf-8"?>
 <ds:datastoreItem xmlns:ds="http://schemas.openxmlformats.org/officeDocument/2006/customXml" ds:itemID="{33B51BA0-60DC-4A69-874E-22CBA927F23E}">
   <ds:schemaRefs>
     <ds:schemaRef ds:uri="http://schemas.openxmlformats.org/officeDocument/2006/bibliography"/>
   </ds:schemaRefs>
 </ds:datastoreItem>
+</file>
+
+<file path=customXml/itemProps3.xml><?xml version="1.0" encoding="utf-8"?>
+<ds:datastoreItem xmlns:ds="http://schemas.openxmlformats.org/officeDocument/2006/customXml" ds:itemID="{8A7D4A20-64F2-4259-949F-7A93E612CEDE}">
+  <ds:schemaRefs>
+    <ds:schemaRef ds:uri="http://schemas.microsoft.com/office/2006/metadata/properties"/>
+    <ds:schemaRef ds:uri="http://schemas.microsoft.com/office/infopath/2007/PartnerControls"/>
+    <ds:schemaRef ds:uri="a94799e5-846a-4ad9-b31d-5ba5d0428847"/>
+  </ds:schemaRefs>
+</ds:datastoreItem>
+</file>
+
+<file path=customXml/itemProps4.xml><?xml version="1.0" encoding="utf-8"?>
+<ds:datastoreItem xmlns:ds="http://schemas.openxmlformats.org/officeDocument/2006/customXml" ds:itemID="{1F4F2074-9665-40AE-AC4D-38B5428FDE6E}">
+  <ds:schemaRefs>
+    <ds:schemaRef ds:uri="http://schemas.microsoft.com/sharepoint/v3/contenttype/forms"/>
+  </ds:schemaRefs>
+</ds:datastoreItem>
 </file>
--- a/__ms-praca__/praca.docx
+++ b/__ms-praca__/praca.docx
@@ -134,6 +134,7 @@
           <w:szCs w:val="28"/>
         </w:rPr>
       </w:pPr>
+      <w:proofErr w:type="spellStart"/>
       <w:r>
         <w:rPr>
           <w:rFonts w:ascii="Times New Roman" w:hAnsi="Times New Roman" w:cs="Times New Roman"/>
@@ -144,6 +145,7 @@
         </w:rPr>
         <w:t>DanceHub</w:t>
       </w:r>
+      <w:proofErr w:type="spellEnd"/>
     </w:p>
     <w:p>
       <w:pPr>
@@ -182,22 +184,6 @@
           <w:szCs w:val="24"/>
         </w:rPr>
       </w:pPr>
-      <w:r>
-        <w:rPr>
-          <w:rFonts w:ascii="Times New Roman" w:hAnsi="Times New Roman" w:cs="Times New Roman"/>
-          <w:sz w:val="24"/>
-          <w:szCs w:val="24"/>
-        </w:rPr>
-        <w:t xml:space="preserve">Č. odboru: </w:t>
-      </w:r>
-      <w:r>
-        <w:rPr>
-          <w:rFonts w:ascii="Times New Roman" w:hAnsi="Times New Roman" w:cs="Times New Roman"/>
-          <w:sz w:val="24"/>
-          <w:szCs w:val="24"/>
-        </w:rPr>
-        <w:t>&lt;číslo a názov súťažného odboru&gt;</w:t>
-      </w:r>
     </w:p>
     <w:p>
       <w:pPr>
@@ -257,6 +243,7 @@
     <w:p>
       <w:pPr>
         <w:spacing w:line="360" w:lineRule="auto"/>
+        <w:jc w:val="center"/>
         <w:rPr>
           <w:rFonts w:ascii="Times New Roman" w:hAnsi="Times New Roman" w:cs="Times New Roman"/>
           <w:sz w:val="24"/>
@@ -267,7 +254,48 @@
     <w:p>
       <w:pPr>
         <w:spacing w:line="360" w:lineRule="auto"/>
-        <w:ind w:left="4956" w:firstLine="708"/>
+        <w:jc w:val="center"/>
+        <w:rPr>
+          <w:rFonts w:ascii="Times New Roman" w:hAnsi="Times New Roman" w:cs="Times New Roman"/>
+          <w:sz w:val="24"/>
+          <w:szCs w:val="24"/>
+        </w:rPr>
+      </w:pPr>
+    </w:p>
+    <w:p>
+      <w:pPr>
+        <w:spacing w:line="360" w:lineRule="auto"/>
+        <w:jc w:val="center"/>
+        <w:rPr>
+          <w:rFonts w:ascii="Times New Roman" w:hAnsi="Times New Roman" w:cs="Times New Roman"/>
+          <w:sz w:val="24"/>
+          <w:szCs w:val="24"/>
+        </w:rPr>
+      </w:pPr>
+    </w:p>
+    <w:p>
+      <w:pPr>
+        <w:spacing w:line="360" w:lineRule="auto"/>
+        <w:rPr>
+          <w:rFonts w:ascii="Times New Roman" w:hAnsi="Times New Roman" w:cs="Times New Roman"/>
+          <w:sz w:val="24"/>
+          <w:szCs w:val="24"/>
+        </w:rPr>
+      </w:pPr>
+    </w:p>
+    <w:p>
+      <w:pPr>
+        <w:spacing w:line="360" w:lineRule="auto"/>
+        <w:rPr>
+          <w:rFonts w:ascii="Times New Roman" w:hAnsi="Times New Roman" w:cs="Times New Roman"/>
+          <w:sz w:val="24"/>
+          <w:szCs w:val="24"/>
+        </w:rPr>
+      </w:pPr>
+    </w:p>
+    <w:p>
+      <w:pPr>
+        <w:spacing w:line="360" w:lineRule="auto"/>
         <w:rPr>
           <w:rFonts w:ascii="Times New Roman" w:hAnsi="Times New Roman" w:cs="Times New Roman"/>
           <w:sz w:val="24"/>
@@ -281,31 +309,79 @@
           <w:sz w:val="24"/>
           <w:szCs w:val="24"/>
         </w:rPr>
+        <w:t>Bratislava</w:t>
+      </w:r>
+      <w:r>
+        <w:rPr>
+          <w:rFonts w:ascii="Times New Roman" w:hAnsi="Times New Roman" w:cs="Times New Roman"/>
+          <w:sz w:val="24"/>
+          <w:szCs w:val="24"/>
+        </w:rPr>
+        <w:tab/>
+      </w:r>
+      <w:r>
+        <w:rPr>
+          <w:rFonts w:ascii="Times New Roman" w:hAnsi="Times New Roman" w:cs="Times New Roman"/>
+          <w:sz w:val="24"/>
+          <w:szCs w:val="24"/>
+        </w:rPr>
+        <w:tab/>
+      </w:r>
+      <w:r>
+        <w:rPr>
+          <w:rFonts w:ascii="Times New Roman" w:hAnsi="Times New Roman" w:cs="Times New Roman"/>
+          <w:sz w:val="24"/>
+          <w:szCs w:val="24"/>
+        </w:rPr>
+        <w:tab/>
+      </w:r>
+      <w:r>
+        <w:rPr>
+          <w:rFonts w:ascii="Times New Roman" w:hAnsi="Times New Roman" w:cs="Times New Roman"/>
+          <w:sz w:val="24"/>
+          <w:szCs w:val="24"/>
+        </w:rPr>
+        <w:tab/>
+      </w:r>
+      <w:r>
+        <w:rPr>
+          <w:rFonts w:ascii="Times New Roman" w:hAnsi="Times New Roman" w:cs="Times New Roman"/>
+          <w:sz w:val="24"/>
+          <w:szCs w:val="24"/>
+        </w:rPr>
+        <w:tab/>
+      </w:r>
+      <w:r>
+        <w:rPr>
+          <w:rFonts w:ascii="Times New Roman" w:hAnsi="Times New Roman" w:cs="Times New Roman"/>
+          <w:sz w:val="24"/>
+          <w:szCs w:val="24"/>
+        </w:rPr>
+        <w:tab/>
+      </w:r>
+      <w:r>
+        <w:rPr>
+          <w:rFonts w:ascii="Times New Roman" w:hAnsi="Times New Roman" w:cs="Times New Roman"/>
+          <w:sz w:val="24"/>
+          <w:szCs w:val="24"/>
+        </w:rPr>
+        <w:tab/>
+      </w:r>
+      <w:r>
+        <w:rPr>
+          <w:rFonts w:ascii="Times New Roman" w:hAnsi="Times New Roman" w:cs="Times New Roman"/>
+          <w:sz w:val="24"/>
+          <w:szCs w:val="24"/>
+        </w:rPr>
+        <w:tab/>
+      </w:r>
+      <w:r>
+        <w:rPr>
+          <w:rFonts w:ascii="Times New Roman" w:hAnsi="Times New Roman" w:cs="Times New Roman"/>
+          <w:sz w:val="24"/>
+          <w:szCs w:val="24"/>
+        </w:rPr>
         <w:t>Matúš Lupták</w:t>
-      </w:r>
-    </w:p>
-    <w:p>
-      <w:pPr>
-        <w:tabs>
-          <w:tab w:val="left" w:pos="708"/>
-          <w:tab w:val="left" w:pos="1416"/>
-          <w:tab w:val="left" w:pos="2124"/>
-          <w:tab w:val="left" w:pos="6521"/>
-        </w:tabs>
-        <w:spacing w:line="360" w:lineRule="auto"/>
-        <w:rPr>
-          <w:rFonts w:ascii="Times New Roman" w:hAnsi="Times New Roman" w:cs="Times New Roman"/>
-          <w:sz w:val="24"/>
-          <w:szCs w:val="24"/>
-        </w:rPr>
-      </w:pPr>
-      <w:r>
-        <w:rPr>
-          <w:rFonts w:ascii="Times New Roman" w:hAnsi="Times New Roman" w:cs="Times New Roman"/>
-          <w:sz w:val="24"/>
-          <w:szCs w:val="24"/>
-        </w:rPr>
-        <w:t>Bratislava</w:t>
       </w:r>
       <w:r>
         <w:rPr>
@@ -619,6 +695,7 @@
         </w:rPr>
         <w:t xml:space="preserve">tému </w:t>
       </w:r>
+      <w:proofErr w:type="spellStart"/>
       <w:r>
         <w:rPr>
           <w:rFonts w:ascii="Times New Roman" w:hAnsi="Times New Roman" w:cs="Times New Roman"/>
@@ -627,13 +704,41 @@
         </w:rPr>
         <w:t>DanceHub</w:t>
       </w:r>
-      <w:r>
-        <w:rPr>
-          <w:rFonts w:ascii="Times New Roman" w:hAnsi="Times New Roman" w:cs="Times New Roman"/>
-          <w:sz w:val="24"/>
-          <w:szCs w:val="24"/>
-        </w:rPr>
-        <w:t>, som vypracoval samostatne, s použitím uvedených literárnych zdrojov. Prácu som neprihlásil a ani neprezentoval v žiadnej inej súťaži, ktorá je pod gestorstvom MŠVVa</w:t>
+      <w:proofErr w:type="spellEnd"/>
+      <w:r>
+        <w:rPr>
+          <w:rFonts w:ascii="Times New Roman" w:hAnsi="Times New Roman" w:cs="Times New Roman"/>
+          <w:sz w:val="24"/>
+          <w:szCs w:val="24"/>
+        </w:rPr>
+        <w:t xml:space="preserve">, som vypracoval samostatne, s použitím uvedených literárnych zdrojov. Prácu som neprihlásil a ani neprezentoval v žiadnej inej súťaži, ktorá je pod </w:t>
+      </w:r>
+      <w:proofErr w:type="spellStart"/>
+      <w:r>
+        <w:rPr>
+          <w:rFonts w:ascii="Times New Roman" w:hAnsi="Times New Roman" w:cs="Times New Roman"/>
+          <w:sz w:val="24"/>
+          <w:szCs w:val="24"/>
+        </w:rPr>
+        <w:t>gestorstvom</w:t>
+      </w:r>
+      <w:proofErr w:type="spellEnd"/>
+      <w:r>
+        <w:rPr>
+          <w:rFonts w:ascii="Times New Roman" w:hAnsi="Times New Roman" w:cs="Times New Roman"/>
+          <w:sz w:val="24"/>
+          <w:szCs w:val="24"/>
+        </w:rPr>
+        <w:t xml:space="preserve"> </w:t>
+      </w:r>
+      <w:proofErr w:type="spellStart"/>
+      <w:r>
+        <w:rPr>
+          <w:rFonts w:ascii="Times New Roman" w:hAnsi="Times New Roman" w:cs="Times New Roman"/>
+          <w:sz w:val="24"/>
+          <w:szCs w:val="24"/>
+        </w:rPr>
+        <w:t>MŠVVa</w:t>
       </w:r>
       <w:r>
         <w:rPr>
@@ -643,6 +748,7 @@
         </w:rPr>
         <w:t>M</w:t>
       </w:r>
+      <w:proofErr w:type="spellEnd"/>
       <w:r>
         <w:rPr>
           <w:rFonts w:ascii="Times New Roman" w:hAnsi="Times New Roman" w:cs="Times New Roman"/>
@@ -1056,8 +1162,18 @@
           <w:sz w:val="24"/>
           <w:szCs w:val="24"/>
         </w:rPr>
-        <w:t>Dominikovi Zatkalíkovi</w:t>
-      </w:r>
+        <w:t xml:space="preserve">Dominikovi </w:t>
+      </w:r>
+      <w:proofErr w:type="spellStart"/>
+      <w:r>
+        <w:rPr>
+          <w:rFonts w:ascii="Times New Roman" w:hAnsi="Times New Roman" w:cs="Times New Roman"/>
+          <w:sz w:val="24"/>
+          <w:szCs w:val="24"/>
+        </w:rPr>
+        <w:t>Zatkalíkovi</w:t>
+      </w:r>
+      <w:proofErr w:type="spellEnd"/>
       <w:r>
         <w:rPr>
           <w:rFonts w:ascii="Times New Roman" w:hAnsi="Times New Roman" w:cs="Times New Roman"/>
@@ -1175,7 +1291,7 @@
             </w:rPr>
             <w:fldChar w:fldCharType="separate"/>
           </w:r>
-          <w:hyperlink w:anchor="_Toc219921528" w:history="1">
+          <w:hyperlink w:anchor="_Toc221812963" w:history="1">
             <w:r>
               <w:rPr>
                 <w:rStyle w:val="Hypertextovprepojenie"/>
@@ -1198,7 +1314,7 @@
                 <w:rStyle w:val="Hypertextovprepojenie"/>
                 <w:noProof/>
               </w:rPr>
-              <w:t>ÚVOD</w:t>
+              <w:t>Abstrakt</w:t>
             </w:r>
             <w:r>
               <w:rPr>
@@ -1219,7 +1335,7 @@
                 <w:noProof/>
                 <w:webHidden/>
               </w:rPr>
-              <w:instrText xml:space="preserve"> PAGEREF _Toc219921528 \h </w:instrText>
+              <w:instrText xml:space="preserve"> PAGEREF _Toc221812963 \h </w:instrText>
             </w:r>
             <w:r>
               <w:rPr>
@@ -1265,7 +1381,7 @@
               <w:lang w:eastAsia="sk-SK"/>
             </w:rPr>
           </w:pPr>
-          <w:hyperlink w:anchor="_Toc219921529" w:history="1">
+          <w:hyperlink w:anchor="_Toc221812964" w:history="1">
             <w:r>
               <w:rPr>
                 <w:rStyle w:val="Hypertextovprepojenie"/>
@@ -1288,6 +1404,96 @@
                 <w:rStyle w:val="Hypertextovprepojenie"/>
                 <w:noProof/>
               </w:rPr>
+              <w:t>ÚVOD</w:t>
+            </w:r>
+            <w:r>
+              <w:rPr>
+                <w:noProof/>
+                <w:webHidden/>
+              </w:rPr>
+              <w:tab/>
+            </w:r>
+            <w:r>
+              <w:rPr>
+                <w:noProof/>
+                <w:webHidden/>
+              </w:rPr>
+              <w:fldChar w:fldCharType="begin"/>
+            </w:r>
+            <w:r>
+              <w:rPr>
+                <w:noProof/>
+                <w:webHidden/>
+              </w:rPr>
+              <w:instrText xml:space="preserve"> PAGEREF _Toc221812964 \h </w:instrText>
+            </w:r>
+            <w:r>
+              <w:rPr>
+                <w:noProof/>
+                <w:webHidden/>
+              </w:rPr>
+            </w:r>
+            <w:r>
+              <w:rPr>
+                <w:noProof/>
+                <w:webHidden/>
+              </w:rPr>
+              <w:fldChar w:fldCharType="separate"/>
+            </w:r>
+            <w:r>
+              <w:rPr>
+                <w:noProof/>
+                <w:webHidden/>
+              </w:rPr>
+              <w:t>6</w:t>
+            </w:r>
+            <w:r>
+              <w:rPr>
+                <w:noProof/>
+                <w:webHidden/>
+              </w:rPr>
+              <w:fldChar w:fldCharType="end"/>
+            </w:r>
+          </w:hyperlink>
+        </w:p>
+        <w:p>
+          <w:pPr>
+            <w:pStyle w:val="Obsah1"/>
+            <w:tabs>
+              <w:tab w:val="left" w:pos="480"/>
+              <w:tab w:val="right" w:leader="dot" w:pos="8493"/>
+            </w:tabs>
+            <w:rPr>
+              <w:rFonts w:eastAsiaTheme="minorEastAsia"/>
+              <w:noProof/>
+              <w:sz w:val="24"/>
+              <w:szCs w:val="24"/>
+              <w:lang w:eastAsia="sk-SK"/>
+            </w:rPr>
+          </w:pPr>
+          <w:hyperlink w:anchor="_Toc221812965" w:history="1">
+            <w:r>
+              <w:rPr>
+                <w:rStyle w:val="Hypertextovprepojenie"/>
+                <w:noProof/>
+              </w:rPr>
+              <w:t>1</w:t>
+            </w:r>
+            <w:r>
+              <w:rPr>
+                <w:rFonts w:eastAsiaTheme="minorEastAsia"/>
+                <w:noProof/>
+                <w:sz w:val="24"/>
+                <w:szCs w:val="24"/>
+                <w:lang w:eastAsia="sk-SK"/>
+              </w:rPr>
+              <w:tab/>
+            </w:r>
+            <w:r>
+              <w:rPr>
+                <w:rStyle w:val="Hypertextovprepojenie"/>
+                <w:noProof/>
+              </w:rPr>
               <w:t>TEORETICKÁ ČASŤ - TVORBA WEBOVÝCH APLIKÁCIÍ</w:t>
             </w:r>
             <w:r>
@@ -1309,7 +1515,7 @@
                 <w:noProof/>
                 <w:webHidden/>
               </w:rPr>
-              <w:instrText xml:space="preserve"> PAGEREF _Toc219921529 \h </w:instrText>
+              <w:instrText xml:space="preserve"> PAGEREF _Toc221812965 \h </w:instrText>
             </w:r>
             <w:r>
               <w:rPr>
@@ -1355,7 +1561,7 @@
               <w:lang w:eastAsia="sk-SK"/>
             </w:rPr>
           </w:pPr>
-          <w:hyperlink w:anchor="_Toc219921530" w:history="1">
+          <w:hyperlink w:anchor="_Toc221812966" w:history="1">
             <w:r>
               <w:rPr>
                 <w:rStyle w:val="Hypertextovprepojenie"/>
@@ -1399,7 +1605,7 @@
                 <w:noProof/>
                 <w:webHidden/>
               </w:rPr>
-              <w:instrText xml:space="preserve"> PAGEREF _Toc219921530 \h </w:instrText>
+              <w:instrText xml:space="preserve"> PAGEREF _Toc221812966 \h </w:instrText>
             </w:r>
             <w:r>
               <w:rPr>
@@ -1445,7 +1651,7 @@
               <w:lang w:eastAsia="sk-SK"/>
             </w:rPr>
           </w:pPr>
-          <w:hyperlink w:anchor="_Toc219921531" w:history="1">
+          <w:hyperlink w:anchor="_Toc221812967" w:history="1">
             <w:r>
               <w:rPr>
                 <w:rStyle w:val="Hypertextovprepojenie"/>
@@ -1489,7 +1695,7 @@
                 <w:noProof/>
                 <w:webHidden/>
               </w:rPr>
-              <w:instrText xml:space="preserve"> PAGEREF _Toc219921531 \h </w:instrText>
+              <w:instrText xml:space="preserve"> PAGEREF _Toc221812967 \h </w:instrText>
             </w:r>
             <w:r>
               <w:rPr>
@@ -1535,7 +1741,7 @@
               <w:lang w:eastAsia="sk-SK"/>
             </w:rPr>
           </w:pPr>
-          <w:hyperlink w:anchor="_Toc219921532" w:history="1">
+          <w:hyperlink w:anchor="_Toc221812968" w:history="1">
             <w:r>
               <w:rPr>
                 <w:rStyle w:val="Hypertextovprepojenie"/>
@@ -1579,7 +1785,7 @@
                 <w:noProof/>
                 <w:webHidden/>
               </w:rPr>
-              <w:instrText xml:space="preserve"> PAGEREF _Toc219921532 \h </w:instrText>
+              <w:instrText xml:space="preserve"> PAGEREF _Toc221812968 \h </w:instrText>
             </w:r>
             <w:r>
               <w:rPr>
@@ -1600,6 +1806,96 @@
                 <w:webHidden/>
               </w:rPr>
               <w:t>9</w:t>
+            </w:r>
+            <w:r>
+              <w:rPr>
+                <w:noProof/>
+                <w:webHidden/>
+              </w:rPr>
+              <w:fldChar w:fldCharType="end"/>
+            </w:r>
+          </w:hyperlink>
+        </w:p>
+        <w:p>
+          <w:pPr>
+            <w:pStyle w:val="Obsah1"/>
+            <w:tabs>
+              <w:tab w:val="left" w:pos="480"/>
+              <w:tab w:val="right" w:leader="dot" w:pos="8493"/>
+            </w:tabs>
+            <w:rPr>
+              <w:rFonts w:eastAsiaTheme="minorEastAsia"/>
+              <w:noProof/>
+              <w:sz w:val="24"/>
+              <w:szCs w:val="24"/>
+              <w:lang w:eastAsia="sk-SK"/>
+            </w:rPr>
+          </w:pPr>
+          <w:hyperlink w:anchor="_Toc221812969" w:history="1">
+            <w:r>
+              <w:rPr>
+                <w:rStyle w:val="Hypertextovprepojenie"/>
+                <w:noProof/>
+              </w:rPr>
+              <w:t>2</w:t>
+            </w:r>
+            <w:r>
+              <w:rPr>
+                <w:rFonts w:eastAsiaTheme="minorEastAsia"/>
+                <w:noProof/>
+                <w:sz w:val="24"/>
+                <w:szCs w:val="24"/>
+                <w:lang w:eastAsia="sk-SK"/>
+              </w:rPr>
+              <w:tab/>
+            </w:r>
+            <w:r>
+              <w:rPr>
+                <w:rStyle w:val="Hypertextovprepojenie"/>
+                <w:noProof/>
+              </w:rPr>
+              <w:t>ANALÝZA TRHU A KONKURENCIE</w:t>
+            </w:r>
+            <w:r>
+              <w:rPr>
+                <w:noProof/>
+                <w:webHidden/>
+              </w:rPr>
+              <w:tab/>
+            </w:r>
+            <w:r>
+              <w:rPr>
+                <w:noProof/>
+                <w:webHidden/>
+              </w:rPr>
+              <w:fldChar w:fldCharType="begin"/>
+            </w:r>
+            <w:r>
+              <w:rPr>
+                <w:noProof/>
+                <w:webHidden/>
+              </w:rPr>
+              <w:instrText xml:space="preserve"> PAGEREF _Toc221812969 \h </w:instrText>
+            </w:r>
+            <w:r>
+              <w:rPr>
+                <w:noProof/>
+                <w:webHidden/>
+              </w:rPr>
+            </w:r>
+            <w:r>
+              <w:rPr>
+                <w:noProof/>
+                <w:webHidden/>
+              </w:rPr>
+              <w:fldChar w:fldCharType="separate"/>
+            </w:r>
+            <w:r>
+              <w:rPr>
+                <w:noProof/>
+                <w:webHidden/>
+              </w:rPr>
+              <w:t>11</w:t>
             </w:r>
             <w:r>
               <w:rPr>
@@ -1625,13 +1921,13 @@
               <w:lang w:eastAsia="sk-SK"/>
             </w:rPr>
           </w:pPr>
-          <w:hyperlink w:anchor="_Toc219921533" w:history="1">
+          <w:hyperlink w:anchor="_Toc221812970" w:history="1">
             <w:r>
               <w:rPr>
                 <w:rStyle w:val="Hypertextovprepojenie"/>
                 <w:noProof/>
               </w:rPr>
-              <w:t>1.4</w:t>
+              <w:t>2.1</w:t>
             </w:r>
             <w:r>
               <w:rPr>
@@ -1648,7 +1944,7 @@
                 <w:rStyle w:val="Hypertextovprepojenie"/>
                 <w:noProof/>
               </w:rPr>
-              <w:t>Deployment a hosting</w:t>
+              <w:t>Google Calendar</w:t>
             </w:r>
             <w:r>
               <w:rPr>
@@ -1669,7 +1965,7 @@
                 <w:noProof/>
                 <w:webHidden/>
               </w:rPr>
-              <w:instrText xml:space="preserve"> PAGEREF _Toc219921533 \h </w:instrText>
+              <w:instrText xml:space="preserve"> PAGEREF _Toc221812970 \h </w:instrText>
             </w:r>
             <w:r>
               <w:rPr>
@@ -1689,7 +1985,530 @@
                 <w:noProof/>
                 <w:webHidden/>
               </w:rPr>
-              <w:t>10</w:t>
+              <w:t>11</w:t>
+            </w:r>
+            <w:r>
+              <w:rPr>
+                <w:noProof/>
+                <w:webHidden/>
+              </w:rPr>
+              <w:fldChar w:fldCharType="end"/>
+            </w:r>
+          </w:hyperlink>
+        </w:p>
+        <w:p>
+          <w:pPr>
+            <w:pStyle w:val="Obsah1"/>
+            <w:tabs>
+              <w:tab w:val="left" w:pos="720"/>
+              <w:tab w:val="right" w:leader="dot" w:pos="8493"/>
+            </w:tabs>
+            <w:rPr>
+              <w:rFonts w:eastAsiaTheme="minorEastAsia"/>
+              <w:noProof/>
+              <w:sz w:val="24"/>
+              <w:szCs w:val="24"/>
+              <w:lang w:eastAsia="sk-SK"/>
+            </w:rPr>
+          </w:pPr>
+          <w:hyperlink w:anchor="_Toc221812971" w:history="1">
+            <w:r>
+              <w:rPr>
+                <w:rStyle w:val="Hypertextovprepojenie"/>
+                <w:noProof/>
+              </w:rPr>
+              <w:t>2.2</w:t>
+            </w:r>
+            <w:r>
+              <w:rPr>
+                <w:rFonts w:eastAsiaTheme="minorEastAsia"/>
+                <w:noProof/>
+                <w:sz w:val="24"/>
+                <w:szCs w:val="24"/>
+                <w:lang w:eastAsia="sk-SK"/>
+              </w:rPr>
+              <w:tab/>
+            </w:r>
+            <w:r>
+              <w:rPr>
+                <w:rStyle w:val="Hypertextovprepojenie"/>
+                <w:noProof/>
+              </w:rPr>
+              <w:t>Calendly</w:t>
+            </w:r>
+            <w:r>
+              <w:rPr>
+                <w:noProof/>
+                <w:webHidden/>
+              </w:rPr>
+              <w:tab/>
+            </w:r>
+            <w:r>
+              <w:rPr>
+                <w:noProof/>
+                <w:webHidden/>
+              </w:rPr>
+              <w:fldChar w:fldCharType="begin"/>
+            </w:r>
+            <w:r>
+              <w:rPr>
+                <w:noProof/>
+                <w:webHidden/>
+              </w:rPr>
+              <w:instrText xml:space="preserve"> PAGEREF _Toc221812971 \h </w:instrText>
+            </w:r>
+            <w:r>
+              <w:rPr>
+                <w:noProof/>
+                <w:webHidden/>
+              </w:rPr>
+            </w:r>
+            <w:r>
+              <w:rPr>
+                <w:noProof/>
+                <w:webHidden/>
+              </w:rPr>
+              <w:fldChar w:fldCharType="separate"/>
+            </w:r>
+            <w:r>
+              <w:rPr>
+                <w:noProof/>
+                <w:webHidden/>
+              </w:rPr>
+              <w:t>12</w:t>
+            </w:r>
+            <w:r>
+              <w:rPr>
+                <w:noProof/>
+                <w:webHidden/>
+              </w:rPr>
+              <w:fldChar w:fldCharType="end"/>
+            </w:r>
+          </w:hyperlink>
+        </w:p>
+        <w:p>
+          <w:pPr>
+            <w:pStyle w:val="Obsah1"/>
+            <w:tabs>
+              <w:tab w:val="left" w:pos="720"/>
+              <w:tab w:val="right" w:leader="dot" w:pos="8493"/>
+            </w:tabs>
+            <w:rPr>
+              <w:rFonts w:eastAsiaTheme="minorEastAsia"/>
+              <w:noProof/>
+              <w:sz w:val="24"/>
+              <w:szCs w:val="24"/>
+              <w:lang w:eastAsia="sk-SK"/>
+            </w:rPr>
+          </w:pPr>
+          <w:hyperlink w:anchor="_Toc221812972" w:history="1">
+            <w:r>
+              <w:rPr>
+                <w:rStyle w:val="Hypertextovprepojenie"/>
+                <w:noProof/>
+              </w:rPr>
+              <w:t>2.3</w:t>
+            </w:r>
+            <w:r>
+              <w:rPr>
+                <w:rFonts w:eastAsiaTheme="minorEastAsia"/>
+                <w:noProof/>
+                <w:sz w:val="24"/>
+                <w:szCs w:val="24"/>
+                <w:lang w:eastAsia="sk-SK"/>
+              </w:rPr>
+              <w:tab/>
+            </w:r>
+            <w:r>
+              <w:rPr>
+                <w:rStyle w:val="Hypertextovprepojenie"/>
+                <w:noProof/>
+              </w:rPr>
+              <w:t>Doodle</w:t>
+            </w:r>
+            <w:r>
+              <w:rPr>
+                <w:noProof/>
+                <w:webHidden/>
+              </w:rPr>
+              <w:tab/>
+            </w:r>
+            <w:r>
+              <w:rPr>
+                <w:noProof/>
+                <w:webHidden/>
+              </w:rPr>
+              <w:fldChar w:fldCharType="begin"/>
+            </w:r>
+            <w:r>
+              <w:rPr>
+                <w:noProof/>
+                <w:webHidden/>
+              </w:rPr>
+              <w:instrText xml:space="preserve"> PAGEREF _Toc221812972 \h </w:instrText>
+            </w:r>
+            <w:r>
+              <w:rPr>
+                <w:noProof/>
+                <w:webHidden/>
+              </w:rPr>
+            </w:r>
+            <w:r>
+              <w:rPr>
+                <w:noProof/>
+                <w:webHidden/>
+              </w:rPr>
+              <w:fldChar w:fldCharType="separate"/>
+            </w:r>
+            <w:r>
+              <w:rPr>
+                <w:noProof/>
+                <w:webHidden/>
+              </w:rPr>
+              <w:t>12</w:t>
+            </w:r>
+            <w:r>
+              <w:rPr>
+                <w:noProof/>
+                <w:webHidden/>
+              </w:rPr>
+              <w:fldChar w:fldCharType="end"/>
+            </w:r>
+          </w:hyperlink>
+        </w:p>
+        <w:p>
+          <w:pPr>
+            <w:pStyle w:val="Obsah1"/>
+            <w:tabs>
+              <w:tab w:val="left" w:pos="720"/>
+              <w:tab w:val="right" w:leader="dot" w:pos="8493"/>
+            </w:tabs>
+            <w:rPr>
+              <w:rFonts w:eastAsiaTheme="minorEastAsia"/>
+              <w:noProof/>
+              <w:sz w:val="24"/>
+              <w:szCs w:val="24"/>
+              <w:lang w:eastAsia="sk-SK"/>
+            </w:rPr>
+          </w:pPr>
+          <w:hyperlink w:anchor="_Toc221812973" w:history="1">
+            <w:r>
+              <w:rPr>
+                <w:rStyle w:val="Hypertextovprepojenie"/>
+                <w:noProof/>
+              </w:rPr>
+              <w:t>2.4</w:t>
+            </w:r>
+            <w:r>
+              <w:rPr>
+                <w:rFonts w:eastAsiaTheme="minorEastAsia"/>
+                <w:noProof/>
+                <w:sz w:val="24"/>
+                <w:szCs w:val="24"/>
+                <w:lang w:eastAsia="sk-SK"/>
+              </w:rPr>
+              <w:tab/>
+            </w:r>
+            <w:r>
+              <w:rPr>
+                <w:rStyle w:val="Hypertextovprepojenie"/>
+                <w:noProof/>
+              </w:rPr>
+              <w:t>Špecifické aplikácie pre tanečné kluby</w:t>
+            </w:r>
+            <w:r>
+              <w:rPr>
+                <w:noProof/>
+                <w:webHidden/>
+              </w:rPr>
+              <w:tab/>
+            </w:r>
+            <w:r>
+              <w:rPr>
+                <w:noProof/>
+                <w:webHidden/>
+              </w:rPr>
+              <w:fldChar w:fldCharType="begin"/>
+            </w:r>
+            <w:r>
+              <w:rPr>
+                <w:noProof/>
+                <w:webHidden/>
+              </w:rPr>
+              <w:instrText xml:space="preserve"> PAGEREF _Toc221812973 \h </w:instrText>
+            </w:r>
+            <w:r>
+              <w:rPr>
+                <w:noProof/>
+                <w:webHidden/>
+              </w:rPr>
+            </w:r>
+            <w:r>
+              <w:rPr>
+                <w:noProof/>
+                <w:webHidden/>
+              </w:rPr>
+              <w:fldChar w:fldCharType="separate"/>
+            </w:r>
+            <w:r>
+              <w:rPr>
+                <w:noProof/>
+                <w:webHidden/>
+              </w:rPr>
+              <w:t>12</w:t>
+            </w:r>
+            <w:r>
+              <w:rPr>
+                <w:noProof/>
+                <w:webHidden/>
+              </w:rPr>
+              <w:fldChar w:fldCharType="end"/>
+            </w:r>
+          </w:hyperlink>
+        </w:p>
+        <w:p>
+          <w:pPr>
+            <w:pStyle w:val="Obsah1"/>
+            <w:tabs>
+              <w:tab w:val="left" w:pos="720"/>
+              <w:tab w:val="right" w:leader="dot" w:pos="8493"/>
+            </w:tabs>
+            <w:rPr>
+              <w:rFonts w:eastAsiaTheme="minorEastAsia"/>
+              <w:noProof/>
+              <w:sz w:val="24"/>
+              <w:szCs w:val="24"/>
+              <w:lang w:eastAsia="sk-SK"/>
+            </w:rPr>
+          </w:pPr>
+          <w:hyperlink w:anchor="_Toc221812974" w:history="1">
+            <w:r>
+              <w:rPr>
+                <w:rStyle w:val="Hypertextovprepojenie"/>
+                <w:noProof/>
+              </w:rPr>
+              <w:t>2.5</w:t>
+            </w:r>
+            <w:r>
+              <w:rPr>
+                <w:rFonts w:eastAsiaTheme="minorEastAsia"/>
+                <w:noProof/>
+                <w:sz w:val="24"/>
+                <w:szCs w:val="24"/>
+                <w:lang w:eastAsia="sk-SK"/>
+              </w:rPr>
+              <w:tab/>
+            </w:r>
+            <w:r>
+              <w:rPr>
+                <w:rStyle w:val="Hypertextovprepojenie"/>
+                <w:noProof/>
+              </w:rPr>
+              <w:t>Porovnávacia tabuľka funkcií</w:t>
+            </w:r>
+            <w:r>
+              <w:rPr>
+                <w:noProof/>
+                <w:webHidden/>
+              </w:rPr>
+              <w:tab/>
+            </w:r>
+            <w:r>
+              <w:rPr>
+                <w:noProof/>
+                <w:webHidden/>
+              </w:rPr>
+              <w:fldChar w:fldCharType="begin"/>
+            </w:r>
+            <w:r>
+              <w:rPr>
+                <w:noProof/>
+                <w:webHidden/>
+              </w:rPr>
+              <w:instrText xml:space="preserve"> PAGEREF _Toc221812974 \h </w:instrText>
+            </w:r>
+            <w:r>
+              <w:rPr>
+                <w:noProof/>
+                <w:webHidden/>
+              </w:rPr>
+            </w:r>
+            <w:r>
+              <w:rPr>
+                <w:noProof/>
+                <w:webHidden/>
+              </w:rPr>
+              <w:fldChar w:fldCharType="separate"/>
+            </w:r>
+            <w:r>
+              <w:rPr>
+                <w:noProof/>
+                <w:webHidden/>
+              </w:rPr>
+              <w:t>13</w:t>
+            </w:r>
+            <w:r>
+              <w:rPr>
+                <w:noProof/>
+                <w:webHidden/>
+              </w:rPr>
+              <w:fldChar w:fldCharType="end"/>
+            </w:r>
+          </w:hyperlink>
+        </w:p>
+        <w:p>
+          <w:pPr>
+            <w:pStyle w:val="Obsah1"/>
+            <w:tabs>
+              <w:tab w:val="left" w:pos="720"/>
+              <w:tab w:val="right" w:leader="dot" w:pos="8493"/>
+            </w:tabs>
+            <w:rPr>
+              <w:rFonts w:eastAsiaTheme="minorEastAsia"/>
+              <w:noProof/>
+              <w:sz w:val="24"/>
+              <w:szCs w:val="24"/>
+              <w:lang w:eastAsia="sk-SK"/>
+            </w:rPr>
+          </w:pPr>
+          <w:hyperlink w:anchor="_Toc221812975" w:history="1">
+            <w:r>
+              <w:rPr>
+                <w:rStyle w:val="Hypertextovprepojenie"/>
+                <w:noProof/>
+              </w:rPr>
+              <w:t>2.6</w:t>
+            </w:r>
+            <w:r>
+              <w:rPr>
+                <w:rFonts w:eastAsiaTheme="minorEastAsia"/>
+                <w:noProof/>
+                <w:sz w:val="24"/>
+                <w:szCs w:val="24"/>
+                <w:lang w:eastAsia="sk-SK"/>
+              </w:rPr>
+              <w:tab/>
+            </w:r>
+            <w:r>
+              <w:rPr>
+                <w:rStyle w:val="Hypertextovprepojenie"/>
+                <w:noProof/>
+              </w:rPr>
+              <w:t>SWOT analýza konkurenčných produktov</w:t>
+            </w:r>
+            <w:r>
+              <w:rPr>
+                <w:noProof/>
+                <w:webHidden/>
+              </w:rPr>
+              <w:tab/>
+            </w:r>
+            <w:r>
+              <w:rPr>
+                <w:noProof/>
+                <w:webHidden/>
+              </w:rPr>
+              <w:fldChar w:fldCharType="begin"/>
+            </w:r>
+            <w:r>
+              <w:rPr>
+                <w:noProof/>
+                <w:webHidden/>
+              </w:rPr>
+              <w:instrText xml:space="preserve"> PAGEREF _Toc221812975 \h </w:instrText>
+            </w:r>
+            <w:r>
+              <w:rPr>
+                <w:noProof/>
+                <w:webHidden/>
+              </w:rPr>
+            </w:r>
+            <w:r>
+              <w:rPr>
+                <w:noProof/>
+                <w:webHidden/>
+              </w:rPr>
+              <w:fldChar w:fldCharType="separate"/>
+            </w:r>
+            <w:r>
+              <w:rPr>
+                <w:noProof/>
+                <w:webHidden/>
+              </w:rPr>
+              <w:t>14</w:t>
+            </w:r>
+            <w:r>
+              <w:rPr>
+                <w:noProof/>
+                <w:webHidden/>
+              </w:rPr>
+              <w:fldChar w:fldCharType="end"/>
+            </w:r>
+          </w:hyperlink>
+        </w:p>
+        <w:p>
+          <w:pPr>
+            <w:pStyle w:val="Obsah1"/>
+            <w:tabs>
+              <w:tab w:val="right" w:leader="dot" w:pos="8493"/>
+            </w:tabs>
+            <w:rPr>
+              <w:rFonts w:eastAsiaTheme="minorEastAsia"/>
+              <w:noProof/>
+              <w:sz w:val="24"/>
+              <w:szCs w:val="24"/>
+              <w:lang w:eastAsia="sk-SK"/>
+            </w:rPr>
+          </w:pPr>
+          <w:hyperlink w:anchor="_Toc221812976" w:history="1">
+            <w:r>
+              <w:rPr>
+                <w:rStyle w:val="Hypertextovprepojenie"/>
+                <w:bCs/>
+                <w:noProof/>
+              </w:rPr>
+              <w:t>Identifikácia medzery na trhu</w:t>
+            </w:r>
+            <w:r>
+              <w:rPr>
+                <w:noProof/>
+                <w:webHidden/>
+              </w:rPr>
+              <w:tab/>
+            </w:r>
+            <w:r>
+              <w:rPr>
+                <w:noProof/>
+                <w:webHidden/>
+              </w:rPr>
+              <w:fldChar w:fldCharType="begin"/>
+            </w:r>
+            <w:r>
+              <w:rPr>
+                <w:noProof/>
+                <w:webHidden/>
+              </w:rPr>
+              <w:instrText xml:space="preserve"> PAGEREF _Toc221812976 \h </w:instrText>
+            </w:r>
+            <w:r>
+              <w:rPr>
+                <w:noProof/>
+                <w:webHidden/>
+              </w:rPr>
+            </w:r>
+            <w:r>
+              <w:rPr>
+                <w:noProof/>
+                <w:webHidden/>
+              </w:rPr>
+              <w:fldChar w:fldCharType="separate"/>
+            </w:r>
+            <w:r>
+              <w:rPr>
+                <w:noProof/>
+                <w:webHidden/>
+              </w:rPr>
+              <w:t>15</w:t>
             </w:r>
             <w:r>
               <w:rPr>
@@ -1715,13 +2534,13 @@
               <w:lang w:eastAsia="sk-SK"/>
             </w:rPr>
           </w:pPr>
-          <w:hyperlink w:anchor="_Toc219921534" w:history="1">
+          <w:hyperlink w:anchor="_Toc221812977" w:history="1">
             <w:r>
               <w:rPr>
                 <w:rStyle w:val="Hypertextovprepojenie"/>
                 <w:noProof/>
               </w:rPr>
-              <w:t>2</w:t>
+              <w:t>3</w:t>
             </w:r>
             <w:r>
               <w:rPr>
@@ -1738,7 +2557,7 @@
                 <w:rStyle w:val="Hypertextovprepojenie"/>
                 <w:noProof/>
               </w:rPr>
-              <w:t>ANALÝZA TRHU A KONKURENCIE</w:t>
+              <w:t>NÁVRH RIEŠENIA - DANCEHUB</w:t>
             </w:r>
             <w:r>
               <w:rPr>
@@ -1759,7 +2578,7 @@
                 <w:noProof/>
                 <w:webHidden/>
               </w:rPr>
-              <w:instrText xml:space="preserve"> PAGEREF _Toc219921534 \h </w:instrText>
+              <w:instrText xml:space="preserve"> PAGEREF _Toc221812977 \h </w:instrText>
             </w:r>
             <w:r>
               <w:rPr>
@@ -1779,7 +2598,97 @@
                 <w:noProof/>
                 <w:webHidden/>
               </w:rPr>
-              <w:t>12</w:t>
+              <w:t>17</w:t>
+            </w:r>
+            <w:r>
+              <w:rPr>
+                <w:noProof/>
+                <w:webHidden/>
+              </w:rPr>
+              <w:fldChar w:fldCharType="end"/>
+            </w:r>
+          </w:hyperlink>
+        </w:p>
+        <w:p>
+          <w:pPr>
+            <w:pStyle w:val="Obsah1"/>
+            <w:tabs>
+              <w:tab w:val="left" w:pos="480"/>
+              <w:tab w:val="right" w:leader="dot" w:pos="8493"/>
+            </w:tabs>
+            <w:rPr>
+              <w:rFonts w:eastAsiaTheme="minorEastAsia"/>
+              <w:noProof/>
+              <w:sz w:val="24"/>
+              <w:szCs w:val="24"/>
+              <w:lang w:eastAsia="sk-SK"/>
+            </w:rPr>
+          </w:pPr>
+          <w:hyperlink w:anchor="_Toc221812978" w:history="1">
+            <w:r>
+              <w:rPr>
+                <w:rStyle w:val="Hypertextovprepojenie"/>
+                <w:noProof/>
+              </w:rPr>
+              <w:t>4</w:t>
+            </w:r>
+            <w:r>
+              <w:rPr>
+                <w:rFonts w:eastAsiaTheme="minorEastAsia"/>
+                <w:noProof/>
+                <w:sz w:val="24"/>
+                <w:szCs w:val="24"/>
+                <w:lang w:eastAsia="sk-SK"/>
+              </w:rPr>
+              <w:tab/>
+            </w:r>
+            <w:r>
+              <w:rPr>
+                <w:rStyle w:val="Hypertextovprepojenie"/>
+                <w:noProof/>
+              </w:rPr>
+              <w:t>IMPLEMENTÁCIA</w:t>
+            </w:r>
+            <w:r>
+              <w:rPr>
+                <w:noProof/>
+                <w:webHidden/>
+              </w:rPr>
+              <w:tab/>
+            </w:r>
+            <w:r>
+              <w:rPr>
+                <w:noProof/>
+                <w:webHidden/>
+              </w:rPr>
+              <w:fldChar w:fldCharType="begin"/>
+            </w:r>
+            <w:r>
+              <w:rPr>
+                <w:noProof/>
+                <w:webHidden/>
+              </w:rPr>
+              <w:instrText xml:space="preserve"> PAGEREF _Toc221812978 \h </w:instrText>
+            </w:r>
+            <w:r>
+              <w:rPr>
+                <w:noProof/>
+                <w:webHidden/>
+              </w:rPr>
+            </w:r>
+            <w:r>
+              <w:rPr>
+                <w:noProof/>
+                <w:webHidden/>
+              </w:rPr>
+              <w:fldChar w:fldCharType="separate"/>
+            </w:r>
+            <w:r>
+              <w:rPr>
+                <w:noProof/>
+                <w:webHidden/>
+              </w:rPr>
+              <w:t>19</w:t>
             </w:r>
             <w:r>
               <w:rPr>
@@ -1805,13 +2714,13 @@
               <w:lang w:eastAsia="sk-SK"/>
             </w:rPr>
           </w:pPr>
-          <w:hyperlink w:anchor="_Toc219921535" w:history="1">
+          <w:hyperlink w:anchor="_Toc221812979" w:history="1">
             <w:r>
               <w:rPr>
                 <w:rStyle w:val="Hypertextovprepojenie"/>
                 <w:noProof/>
               </w:rPr>
-              <w:t>2.1</w:t>
+              <w:t>4.1</w:t>
             </w:r>
             <w:r>
               <w:rPr>
@@ -1828,7 +2737,7 @@
                 <w:rStyle w:val="Hypertextovprepojenie"/>
                 <w:noProof/>
               </w:rPr>
-              <w:t>Google Calendar</w:t>
+              <w:t>Business logika</w:t>
             </w:r>
             <w:r>
               <w:rPr>
@@ -1849,7 +2758,7 @@
                 <w:noProof/>
                 <w:webHidden/>
               </w:rPr>
-              <w:instrText xml:space="preserve"> PAGEREF _Toc219921535 \h </w:instrText>
+              <w:instrText xml:space="preserve"> PAGEREF _Toc221812979 \h </w:instrText>
             </w:r>
             <w:r>
               <w:rPr>
@@ -1869,7 +2778,7 @@
                 <w:noProof/>
                 <w:webHidden/>
               </w:rPr>
-              <w:t>12</w:t>
+              <w:t>21</w:t>
             </w:r>
             <w:r>
               <w:rPr>
@@ -1895,13 +2804,13 @@
               <w:lang w:eastAsia="sk-SK"/>
             </w:rPr>
           </w:pPr>
-          <w:hyperlink w:anchor="_Toc219921536" w:history="1">
+          <w:hyperlink w:anchor="_Toc221812980" w:history="1">
             <w:r>
               <w:rPr>
                 <w:rStyle w:val="Hypertextovprepojenie"/>
                 <w:noProof/>
               </w:rPr>
-              <w:t>2.2</w:t>
+              <w:t>4.2</w:t>
             </w:r>
             <w:r>
               <w:rPr>
@@ -1918,7 +2827,7 @@
                 <w:rStyle w:val="Hypertextovprepojenie"/>
                 <w:noProof/>
               </w:rPr>
-              <w:t>Calendly</w:t>
+              <w:t>Testovanie funkcií</w:t>
             </w:r>
             <w:r>
               <w:rPr>
@@ -1939,7 +2848,7 @@
                 <w:noProof/>
                 <w:webHidden/>
               </w:rPr>
-              <w:instrText xml:space="preserve"> PAGEREF _Toc219921536 \h </w:instrText>
+              <w:instrText xml:space="preserve"> PAGEREF _Toc221812980 \h </w:instrText>
             </w:r>
             <w:r>
               <w:rPr>
@@ -1959,7 +2868,7 @@
                 <w:noProof/>
                 <w:webHidden/>
               </w:rPr>
-              <w:t>13</w:t>
+              <w:t>22</w:t>
             </w:r>
             <w:r>
               <w:rPr>
@@ -1985,13 +2894,13 @@
               <w:lang w:eastAsia="sk-SK"/>
             </w:rPr>
           </w:pPr>
-          <w:hyperlink w:anchor="_Toc219921537" w:history="1">
+          <w:hyperlink w:anchor="_Toc221812981" w:history="1">
             <w:r>
               <w:rPr>
                 <w:rStyle w:val="Hypertextovprepojenie"/>
                 <w:noProof/>
               </w:rPr>
-              <w:t>2.3</w:t>
+              <w:t>4.3</w:t>
             </w:r>
             <w:r>
               <w:rPr>
@@ -2008,7 +2917,7 @@
                 <w:rStyle w:val="Hypertextovprepojenie"/>
                 <w:noProof/>
               </w:rPr>
-              <w:t>Doodle</w:t>
+              <w:t>Deployment</w:t>
             </w:r>
             <w:r>
               <w:rPr>
@@ -2029,7 +2938,7 @@
                 <w:noProof/>
                 <w:webHidden/>
               </w:rPr>
-              <w:instrText xml:space="preserve"> PAGEREF _Toc219921537 \h </w:instrText>
+              <w:instrText xml:space="preserve"> PAGEREF _Toc221812981 \h </w:instrText>
             </w:r>
             <w:r>
               <w:rPr>
@@ -2049,350 +2958,7 @@
                 <w:noProof/>
                 <w:webHidden/>
               </w:rPr>
-              <w:t>13</w:t>
-            </w:r>
-            <w:r>
-              <w:rPr>
-                <w:noProof/>
-                <w:webHidden/>
-              </w:rPr>
-              <w:fldChar w:fldCharType="end"/>
-            </w:r>
-          </w:hyperlink>
-        </w:p>
-        <w:p>
-          <w:pPr>
-            <w:pStyle w:val="Obsah1"/>
-            <w:tabs>
-              <w:tab w:val="left" w:pos="720"/>
-              <w:tab w:val="right" w:leader="dot" w:pos="8493"/>
-            </w:tabs>
-            <w:rPr>
-              <w:rFonts w:eastAsiaTheme="minorEastAsia"/>
-              <w:noProof/>
-              <w:sz w:val="24"/>
-              <w:szCs w:val="24"/>
-              <w:lang w:eastAsia="sk-SK"/>
-            </w:rPr>
-          </w:pPr>
-          <w:hyperlink w:anchor="_Toc219921538" w:history="1">
-            <w:r>
-              <w:rPr>
-                <w:rStyle w:val="Hypertextovprepojenie"/>
-                <w:noProof/>
-              </w:rPr>
-              <w:t>2.4</w:t>
-            </w:r>
-            <w:r>
-              <w:rPr>
-                <w:rFonts w:eastAsiaTheme="minorEastAsia"/>
-                <w:noProof/>
-                <w:sz w:val="24"/>
-                <w:szCs w:val="24"/>
-                <w:lang w:eastAsia="sk-SK"/>
-              </w:rPr>
-              <w:tab/>
-            </w:r>
-            <w:r>
-              <w:rPr>
-                <w:rStyle w:val="Hypertextovprepojenie"/>
-                <w:noProof/>
-              </w:rPr>
-              <w:t>Špecifické aplikácie pre tanečné kluby</w:t>
-            </w:r>
-            <w:r>
-              <w:rPr>
-                <w:noProof/>
-                <w:webHidden/>
-              </w:rPr>
-              <w:tab/>
-            </w:r>
-            <w:r>
-              <w:rPr>
-                <w:noProof/>
-                <w:webHidden/>
-              </w:rPr>
-              <w:fldChar w:fldCharType="begin"/>
-            </w:r>
-            <w:r>
-              <w:rPr>
-                <w:noProof/>
-                <w:webHidden/>
-              </w:rPr>
-              <w:instrText xml:space="preserve"> PAGEREF _Toc219921538 \h </w:instrText>
-            </w:r>
-            <w:r>
-              <w:rPr>
-                <w:noProof/>
-                <w:webHidden/>
-              </w:rPr>
-            </w:r>
-            <w:r>
-              <w:rPr>
-                <w:noProof/>
-                <w:webHidden/>
-              </w:rPr>
-              <w:fldChar w:fldCharType="separate"/>
-            </w:r>
-            <w:r>
-              <w:rPr>
-                <w:noProof/>
-                <w:webHidden/>
-              </w:rPr>
-              <w:t>14</w:t>
-            </w:r>
-            <w:r>
-              <w:rPr>
-                <w:noProof/>
-                <w:webHidden/>
-              </w:rPr>
-              <w:fldChar w:fldCharType="end"/>
-            </w:r>
-          </w:hyperlink>
-        </w:p>
-        <w:p>
-          <w:pPr>
-            <w:pStyle w:val="Obsah1"/>
-            <w:tabs>
-              <w:tab w:val="left" w:pos="720"/>
-              <w:tab w:val="right" w:leader="dot" w:pos="8493"/>
-            </w:tabs>
-            <w:rPr>
-              <w:rFonts w:eastAsiaTheme="minorEastAsia"/>
-              <w:noProof/>
-              <w:sz w:val="24"/>
-              <w:szCs w:val="24"/>
-              <w:lang w:eastAsia="sk-SK"/>
-            </w:rPr>
-          </w:pPr>
-          <w:hyperlink w:anchor="_Toc219921539" w:history="1">
-            <w:r>
-              <w:rPr>
-                <w:rStyle w:val="Hypertextovprepojenie"/>
-                <w:noProof/>
-              </w:rPr>
-              <w:t>2.5</w:t>
-            </w:r>
-            <w:r>
-              <w:rPr>
-                <w:rFonts w:eastAsiaTheme="minorEastAsia"/>
-                <w:noProof/>
-                <w:sz w:val="24"/>
-                <w:szCs w:val="24"/>
-                <w:lang w:eastAsia="sk-SK"/>
-              </w:rPr>
-              <w:tab/>
-            </w:r>
-            <w:r>
-              <w:rPr>
-                <w:rStyle w:val="Hypertextovprepojenie"/>
-                <w:noProof/>
-              </w:rPr>
-              <w:t>Porovnávacia tabuľka funkcií</w:t>
-            </w:r>
-            <w:r>
-              <w:rPr>
-                <w:noProof/>
-                <w:webHidden/>
-              </w:rPr>
-              <w:tab/>
-            </w:r>
-            <w:r>
-              <w:rPr>
-                <w:noProof/>
-                <w:webHidden/>
-              </w:rPr>
-              <w:fldChar w:fldCharType="begin"/>
-            </w:r>
-            <w:r>
-              <w:rPr>
-                <w:noProof/>
-                <w:webHidden/>
-              </w:rPr>
-              <w:instrText xml:space="preserve"> PAGEREF _Toc219921539 \h </w:instrText>
-            </w:r>
-            <w:r>
-              <w:rPr>
-                <w:noProof/>
-                <w:webHidden/>
-              </w:rPr>
-            </w:r>
-            <w:r>
-              <w:rPr>
-                <w:noProof/>
-                <w:webHidden/>
-              </w:rPr>
-              <w:fldChar w:fldCharType="separate"/>
-            </w:r>
-            <w:r>
-              <w:rPr>
-                <w:noProof/>
-                <w:webHidden/>
-              </w:rPr>
-              <w:t>14</w:t>
-            </w:r>
-            <w:r>
-              <w:rPr>
-                <w:noProof/>
-                <w:webHidden/>
-              </w:rPr>
-              <w:fldChar w:fldCharType="end"/>
-            </w:r>
-          </w:hyperlink>
-        </w:p>
-        <w:p>
-          <w:pPr>
-            <w:pStyle w:val="Obsah1"/>
-            <w:tabs>
-              <w:tab w:val="left" w:pos="720"/>
-              <w:tab w:val="right" w:leader="dot" w:pos="8493"/>
-            </w:tabs>
-            <w:rPr>
-              <w:rFonts w:eastAsiaTheme="minorEastAsia"/>
-              <w:noProof/>
-              <w:sz w:val="24"/>
-              <w:szCs w:val="24"/>
-              <w:lang w:eastAsia="sk-SK"/>
-            </w:rPr>
-          </w:pPr>
-          <w:hyperlink w:anchor="_Toc219921540" w:history="1">
-            <w:r>
-              <w:rPr>
-                <w:rStyle w:val="Hypertextovprepojenie"/>
-                <w:noProof/>
-              </w:rPr>
-              <w:t>2.6</w:t>
-            </w:r>
-            <w:r>
-              <w:rPr>
-                <w:rFonts w:eastAsiaTheme="minorEastAsia"/>
-                <w:noProof/>
-                <w:sz w:val="24"/>
-                <w:szCs w:val="24"/>
-                <w:lang w:eastAsia="sk-SK"/>
-              </w:rPr>
-              <w:tab/>
-            </w:r>
-            <w:r>
-              <w:rPr>
-                <w:rStyle w:val="Hypertextovprepojenie"/>
-                <w:noProof/>
-              </w:rPr>
-              <w:t>SWOT analýza konkurenčných produktov</w:t>
-            </w:r>
-            <w:r>
-              <w:rPr>
-                <w:noProof/>
-                <w:webHidden/>
-              </w:rPr>
-              <w:tab/>
-            </w:r>
-            <w:r>
-              <w:rPr>
-                <w:noProof/>
-                <w:webHidden/>
-              </w:rPr>
-              <w:fldChar w:fldCharType="begin"/>
-            </w:r>
-            <w:r>
-              <w:rPr>
-                <w:noProof/>
-                <w:webHidden/>
-              </w:rPr>
-              <w:instrText xml:space="preserve"> PAGEREF _Toc219921540 \h </w:instrText>
-            </w:r>
-            <w:r>
-              <w:rPr>
-                <w:noProof/>
-                <w:webHidden/>
-              </w:rPr>
-            </w:r>
-            <w:r>
-              <w:rPr>
-                <w:noProof/>
-                <w:webHidden/>
-              </w:rPr>
-              <w:fldChar w:fldCharType="separate"/>
-            </w:r>
-            <w:r>
-              <w:rPr>
-                <w:noProof/>
-                <w:webHidden/>
-              </w:rPr>
-              <w:t>15</w:t>
-            </w:r>
-            <w:r>
-              <w:rPr>
-                <w:noProof/>
-                <w:webHidden/>
-              </w:rPr>
-              <w:fldChar w:fldCharType="end"/>
-            </w:r>
-          </w:hyperlink>
-        </w:p>
-        <w:p>
-          <w:pPr>
-            <w:pStyle w:val="Obsah1"/>
-            <w:tabs>
-              <w:tab w:val="right" w:leader="dot" w:pos="8493"/>
-            </w:tabs>
-            <w:rPr>
-              <w:rFonts w:eastAsiaTheme="minorEastAsia"/>
-              <w:noProof/>
-              <w:sz w:val="24"/>
-              <w:szCs w:val="24"/>
-              <w:lang w:eastAsia="sk-SK"/>
-            </w:rPr>
-          </w:pPr>
-          <w:hyperlink w:anchor="_Toc219921541" w:history="1">
-            <w:r>
-              <w:rPr>
-                <w:rStyle w:val="Hypertextovprepojenie"/>
-                <w:bCs/>
-                <w:noProof/>
-              </w:rPr>
-              <w:t>Identifikácia medzery na trhu</w:t>
-            </w:r>
-            <w:r>
-              <w:rPr>
-                <w:noProof/>
-                <w:webHidden/>
-              </w:rPr>
-              <w:tab/>
-            </w:r>
-            <w:r>
-              <w:rPr>
-                <w:noProof/>
-                <w:webHidden/>
-              </w:rPr>
-              <w:fldChar w:fldCharType="begin"/>
-            </w:r>
-            <w:r>
-              <w:rPr>
-                <w:noProof/>
-                <w:webHidden/>
-              </w:rPr>
-              <w:instrText xml:space="preserve"> PAGEREF _Toc219921541 \h </w:instrText>
-            </w:r>
-            <w:r>
-              <w:rPr>
-                <w:noProof/>
-                <w:webHidden/>
-              </w:rPr>
-            </w:r>
-            <w:r>
-              <w:rPr>
-                <w:noProof/>
-                <w:webHidden/>
-              </w:rPr>
-              <w:fldChar w:fldCharType="separate"/>
-            </w:r>
-            <w:r>
-              <w:rPr>
-                <w:noProof/>
-                <w:webHidden/>
-              </w:rPr>
-              <w:t>17</w:t>
+              <w:t>23</w:t>
             </w:r>
             <w:r>
               <w:rPr>
@@ -2418,13 +2984,13 @@
               <w:lang w:eastAsia="sk-SK"/>
             </w:rPr>
           </w:pPr>
-          <w:hyperlink w:anchor="_Toc219921542" w:history="1">
+          <w:hyperlink w:anchor="_Toc221812982" w:history="1">
             <w:r>
               <w:rPr>
                 <w:rStyle w:val="Hypertextovprepojenie"/>
                 <w:noProof/>
               </w:rPr>
-              <w:t>3</w:t>
+              <w:t>5</w:t>
             </w:r>
             <w:r>
               <w:rPr>
@@ -2441,7 +3007,7 @@
                 <w:rStyle w:val="Hypertextovprepojenie"/>
                 <w:noProof/>
               </w:rPr>
-              <w:t>NÁVRH RIEŠENIA - DANCEHUB</w:t>
+              <w:t>MARKETINGOVÝ PLÁN</w:t>
             </w:r>
             <w:r>
               <w:rPr>
@@ -2462,277 +3028,7 @@
                 <w:noProof/>
                 <w:webHidden/>
               </w:rPr>
-              <w:instrText xml:space="preserve"> PAGEREF _Toc219921542 \h </w:instrText>
-            </w:r>
-            <w:r>
-              <w:rPr>
-                <w:noProof/>
-                <w:webHidden/>
-              </w:rPr>
-            </w:r>
-            <w:r>
-              <w:rPr>
-                <w:noProof/>
-                <w:webHidden/>
-              </w:rPr>
-              <w:fldChar w:fldCharType="separate"/>
-            </w:r>
-            <w:r>
-              <w:rPr>
-                <w:noProof/>
-                <w:webHidden/>
-              </w:rPr>
-              <w:t>18</w:t>
-            </w:r>
-            <w:r>
-              <w:rPr>
-                <w:noProof/>
-                <w:webHidden/>
-              </w:rPr>
-              <w:fldChar w:fldCharType="end"/>
-            </w:r>
-          </w:hyperlink>
-        </w:p>
-        <w:p>
-          <w:pPr>
-            <w:pStyle w:val="Obsah1"/>
-            <w:tabs>
-              <w:tab w:val="left" w:pos="720"/>
-              <w:tab w:val="right" w:leader="dot" w:pos="8493"/>
-            </w:tabs>
-            <w:rPr>
-              <w:rFonts w:eastAsiaTheme="minorEastAsia"/>
-              <w:noProof/>
-              <w:sz w:val="24"/>
-              <w:szCs w:val="24"/>
-              <w:lang w:eastAsia="sk-SK"/>
-            </w:rPr>
-          </w:pPr>
-          <w:hyperlink w:anchor="_Toc219921543" w:history="1">
-            <w:r>
-              <w:rPr>
-                <w:rStyle w:val="Hypertextovprepojenie"/>
-                <w:noProof/>
-              </w:rPr>
-              <w:t>3.1</w:t>
-            </w:r>
-            <w:r>
-              <w:rPr>
-                <w:rFonts w:eastAsiaTheme="minorEastAsia"/>
-                <w:noProof/>
-                <w:sz w:val="24"/>
-                <w:szCs w:val="24"/>
-                <w:lang w:eastAsia="sk-SK"/>
-              </w:rPr>
-              <w:tab/>
-            </w:r>
-            <w:r>
-              <w:rPr>
-                <w:rStyle w:val="Hypertextovprepojenie"/>
-                <w:noProof/>
-              </w:rPr>
-              <w:t>Wireframy a mockupy</w:t>
-            </w:r>
-            <w:r>
-              <w:rPr>
-                <w:noProof/>
-                <w:webHidden/>
-              </w:rPr>
-              <w:tab/>
-            </w:r>
-            <w:r>
-              <w:rPr>
-                <w:noProof/>
-                <w:webHidden/>
-              </w:rPr>
-              <w:fldChar w:fldCharType="begin"/>
-            </w:r>
-            <w:r>
-              <w:rPr>
-                <w:noProof/>
-                <w:webHidden/>
-              </w:rPr>
-              <w:instrText xml:space="preserve"> PAGEREF _Toc219921543 \h </w:instrText>
-            </w:r>
-            <w:r>
-              <w:rPr>
-                <w:noProof/>
-                <w:webHidden/>
-              </w:rPr>
-            </w:r>
-            <w:r>
-              <w:rPr>
-                <w:noProof/>
-                <w:webHidden/>
-              </w:rPr>
-              <w:fldChar w:fldCharType="separate"/>
-            </w:r>
-            <w:r>
-              <w:rPr>
-                <w:noProof/>
-                <w:webHidden/>
-              </w:rPr>
-              <w:t>19</w:t>
-            </w:r>
-            <w:r>
-              <w:rPr>
-                <w:noProof/>
-                <w:webHidden/>
-              </w:rPr>
-              <w:fldChar w:fldCharType="end"/>
-            </w:r>
-          </w:hyperlink>
-        </w:p>
-        <w:p>
-          <w:pPr>
-            <w:pStyle w:val="Obsah1"/>
-            <w:tabs>
-              <w:tab w:val="left" w:pos="720"/>
-              <w:tab w:val="right" w:leader="dot" w:pos="8493"/>
-            </w:tabs>
-            <w:rPr>
-              <w:rFonts w:eastAsiaTheme="minorEastAsia"/>
-              <w:noProof/>
-              <w:sz w:val="24"/>
-              <w:szCs w:val="24"/>
-              <w:lang w:eastAsia="sk-SK"/>
-            </w:rPr>
-          </w:pPr>
-          <w:hyperlink w:anchor="_Toc219921544" w:history="1">
-            <w:r>
-              <w:rPr>
-                <w:rStyle w:val="Hypertextovprepojenie"/>
-                <w:noProof/>
-              </w:rPr>
-              <w:t>3.2</w:t>
-            </w:r>
-            <w:r>
-              <w:rPr>
-                <w:rFonts w:eastAsiaTheme="minorEastAsia"/>
-                <w:noProof/>
-                <w:sz w:val="24"/>
-                <w:szCs w:val="24"/>
-                <w:lang w:eastAsia="sk-SK"/>
-              </w:rPr>
-              <w:tab/>
-            </w:r>
-            <w:r>
-              <w:rPr>
-                <w:rStyle w:val="Hypertextovprepojenie"/>
-                <w:noProof/>
-              </w:rPr>
-              <w:t>Celková architektúra</w:t>
-            </w:r>
-            <w:r>
-              <w:rPr>
-                <w:noProof/>
-                <w:webHidden/>
-              </w:rPr>
-              <w:tab/>
-            </w:r>
-            <w:r>
-              <w:rPr>
-                <w:noProof/>
-                <w:webHidden/>
-              </w:rPr>
-              <w:fldChar w:fldCharType="begin"/>
-            </w:r>
-            <w:r>
-              <w:rPr>
-                <w:noProof/>
-                <w:webHidden/>
-              </w:rPr>
-              <w:instrText xml:space="preserve"> PAGEREF _Toc219921544 \h </w:instrText>
-            </w:r>
-            <w:r>
-              <w:rPr>
-                <w:noProof/>
-                <w:webHidden/>
-              </w:rPr>
-            </w:r>
-            <w:r>
-              <w:rPr>
-                <w:noProof/>
-                <w:webHidden/>
-              </w:rPr>
-              <w:fldChar w:fldCharType="separate"/>
-            </w:r>
-            <w:r>
-              <w:rPr>
-                <w:noProof/>
-                <w:webHidden/>
-              </w:rPr>
-              <w:t>22</w:t>
-            </w:r>
-            <w:r>
-              <w:rPr>
-                <w:noProof/>
-                <w:webHidden/>
-              </w:rPr>
-              <w:fldChar w:fldCharType="end"/>
-            </w:r>
-          </w:hyperlink>
-        </w:p>
-        <w:p>
-          <w:pPr>
-            <w:pStyle w:val="Obsah1"/>
-            <w:tabs>
-              <w:tab w:val="left" w:pos="720"/>
-              <w:tab w:val="right" w:leader="dot" w:pos="8493"/>
-            </w:tabs>
-            <w:rPr>
-              <w:rFonts w:eastAsiaTheme="minorEastAsia"/>
-              <w:noProof/>
-              <w:sz w:val="24"/>
-              <w:szCs w:val="24"/>
-              <w:lang w:eastAsia="sk-SK"/>
-            </w:rPr>
-          </w:pPr>
-          <w:hyperlink w:anchor="_Toc219921545" w:history="1">
-            <w:r>
-              <w:rPr>
-                <w:rStyle w:val="Hypertextovprepojenie"/>
-                <w:noProof/>
-              </w:rPr>
-              <w:t>3.3</w:t>
-            </w:r>
-            <w:r>
-              <w:rPr>
-                <w:rFonts w:eastAsiaTheme="minorEastAsia"/>
-                <w:noProof/>
-                <w:sz w:val="24"/>
-                <w:szCs w:val="24"/>
-                <w:lang w:eastAsia="sk-SK"/>
-              </w:rPr>
-              <w:tab/>
-            </w:r>
-            <w:r>
-              <w:rPr>
-                <w:rStyle w:val="Hypertextovprepojenie"/>
-                <w:noProof/>
-              </w:rPr>
-              <w:t>Entity-Relationship diagram (ERD)</w:t>
-            </w:r>
-            <w:r>
-              <w:rPr>
-                <w:noProof/>
-                <w:webHidden/>
-              </w:rPr>
-              <w:tab/>
-            </w:r>
-            <w:r>
-              <w:rPr>
-                <w:noProof/>
-                <w:webHidden/>
-              </w:rPr>
-              <w:fldChar w:fldCharType="begin"/>
-            </w:r>
-            <w:r>
-              <w:rPr>
-                <w:noProof/>
-                <w:webHidden/>
-              </w:rPr>
-              <w:instrText xml:space="preserve"> PAGEREF _Toc219921545 \h </w:instrText>
+              <w:instrText xml:space="preserve"> PAGEREF _Toc221812982 \h </w:instrText>
             </w:r>
             <w:r>
               <w:rPr>
@@ -2778,13 +3074,13 @@
               <w:lang w:eastAsia="sk-SK"/>
             </w:rPr>
           </w:pPr>
-          <w:hyperlink w:anchor="_Toc219921546" w:history="1">
+          <w:hyperlink w:anchor="_Toc221812983" w:history="1">
             <w:r>
               <w:rPr>
                 <w:rStyle w:val="Hypertextovprepojenie"/>
                 <w:noProof/>
               </w:rPr>
-              <w:t>4</w:t>
+              <w:t>6</w:t>
             </w:r>
             <w:r>
               <w:rPr>
@@ -2801,7 +3097,7 @@
                 <w:rStyle w:val="Hypertextovprepojenie"/>
                 <w:noProof/>
               </w:rPr>
-              <w:t>IMPLEMENTÁCIA</w:t>
+              <w:t>Zhrnutie práce</w:t>
             </w:r>
             <w:r>
               <w:rPr>
@@ -2822,7 +3118,7 @@
                 <w:noProof/>
                 <w:webHidden/>
               </w:rPr>
-              <w:instrText xml:space="preserve"> PAGEREF _Toc219921546 \h </w:instrText>
+              <w:instrText xml:space="preserve"> PAGEREF _Toc221812983 \h </w:instrText>
             </w:r>
             <w:r>
               <w:rPr>
@@ -2843,276 +3139,6 @@
                 <w:webHidden/>
               </w:rPr>
               <w:t>27</w:t>
-            </w:r>
-            <w:r>
-              <w:rPr>
-                <w:noProof/>
-                <w:webHidden/>
-              </w:rPr>
-              <w:fldChar w:fldCharType="end"/>
-            </w:r>
-          </w:hyperlink>
-        </w:p>
-        <w:p>
-          <w:pPr>
-            <w:pStyle w:val="Obsah1"/>
-            <w:tabs>
-              <w:tab w:val="left" w:pos="720"/>
-              <w:tab w:val="right" w:leader="dot" w:pos="8493"/>
-            </w:tabs>
-            <w:rPr>
-              <w:rFonts w:eastAsiaTheme="minorEastAsia"/>
-              <w:noProof/>
-              <w:sz w:val="24"/>
-              <w:szCs w:val="24"/>
-              <w:lang w:eastAsia="sk-SK"/>
-            </w:rPr>
-          </w:pPr>
-          <w:hyperlink w:anchor="_Toc219921547" w:history="1">
-            <w:r>
-              <w:rPr>
-                <w:rStyle w:val="Hypertextovprepojenie"/>
-                <w:noProof/>
-              </w:rPr>
-              <w:t>4.1</w:t>
-            </w:r>
-            <w:r>
-              <w:rPr>
-                <w:rFonts w:eastAsiaTheme="minorEastAsia"/>
-                <w:noProof/>
-                <w:sz w:val="24"/>
-                <w:szCs w:val="24"/>
-                <w:lang w:eastAsia="sk-SK"/>
-              </w:rPr>
-              <w:tab/>
-            </w:r>
-            <w:r>
-              <w:rPr>
-                <w:rStyle w:val="Hypertextovprepojenie"/>
-                <w:noProof/>
-              </w:rPr>
-              <w:t>Business logika</w:t>
-            </w:r>
-            <w:r>
-              <w:rPr>
-                <w:noProof/>
-                <w:webHidden/>
-              </w:rPr>
-              <w:tab/>
-            </w:r>
-            <w:r>
-              <w:rPr>
-                <w:noProof/>
-                <w:webHidden/>
-              </w:rPr>
-              <w:fldChar w:fldCharType="begin"/>
-            </w:r>
-            <w:r>
-              <w:rPr>
-                <w:noProof/>
-                <w:webHidden/>
-              </w:rPr>
-              <w:instrText xml:space="preserve"> PAGEREF _Toc219921547 \h </w:instrText>
-            </w:r>
-            <w:r>
-              <w:rPr>
-                <w:noProof/>
-                <w:webHidden/>
-              </w:rPr>
-            </w:r>
-            <w:r>
-              <w:rPr>
-                <w:noProof/>
-                <w:webHidden/>
-              </w:rPr>
-              <w:fldChar w:fldCharType="separate"/>
-            </w:r>
-            <w:r>
-              <w:rPr>
-                <w:noProof/>
-                <w:webHidden/>
-              </w:rPr>
-              <w:t>32</w:t>
-            </w:r>
-            <w:r>
-              <w:rPr>
-                <w:noProof/>
-                <w:webHidden/>
-              </w:rPr>
-              <w:fldChar w:fldCharType="end"/>
-            </w:r>
-          </w:hyperlink>
-        </w:p>
-        <w:p>
-          <w:pPr>
-            <w:pStyle w:val="Obsah1"/>
-            <w:tabs>
-              <w:tab w:val="left" w:pos="720"/>
-              <w:tab w:val="right" w:leader="dot" w:pos="8493"/>
-            </w:tabs>
-            <w:rPr>
-              <w:rFonts w:eastAsiaTheme="minorEastAsia"/>
-              <w:noProof/>
-              <w:sz w:val="24"/>
-              <w:szCs w:val="24"/>
-              <w:lang w:eastAsia="sk-SK"/>
-            </w:rPr>
-          </w:pPr>
-          <w:hyperlink w:anchor="_Toc219921548" w:history="1">
-            <w:r>
-              <w:rPr>
-                <w:rStyle w:val="Hypertextovprepojenie"/>
-                <w:noProof/>
-              </w:rPr>
-              <w:t>4.2</w:t>
-            </w:r>
-            <w:r>
-              <w:rPr>
-                <w:rFonts w:eastAsiaTheme="minorEastAsia"/>
-                <w:noProof/>
-                <w:sz w:val="24"/>
-                <w:szCs w:val="24"/>
-                <w:lang w:eastAsia="sk-SK"/>
-              </w:rPr>
-              <w:tab/>
-            </w:r>
-            <w:r>
-              <w:rPr>
-                <w:rStyle w:val="Hypertextovprepojenie"/>
-                <w:noProof/>
-              </w:rPr>
-              <w:t>Testovanie funkcií</w:t>
-            </w:r>
-            <w:r>
-              <w:rPr>
-                <w:noProof/>
-                <w:webHidden/>
-              </w:rPr>
-              <w:tab/>
-            </w:r>
-            <w:r>
-              <w:rPr>
-                <w:noProof/>
-                <w:webHidden/>
-              </w:rPr>
-              <w:fldChar w:fldCharType="begin"/>
-            </w:r>
-            <w:r>
-              <w:rPr>
-                <w:noProof/>
-                <w:webHidden/>
-              </w:rPr>
-              <w:instrText xml:space="preserve"> PAGEREF _Toc219921548 \h </w:instrText>
-            </w:r>
-            <w:r>
-              <w:rPr>
-                <w:noProof/>
-                <w:webHidden/>
-              </w:rPr>
-            </w:r>
-            <w:r>
-              <w:rPr>
-                <w:noProof/>
-                <w:webHidden/>
-              </w:rPr>
-              <w:fldChar w:fldCharType="separate"/>
-            </w:r>
-            <w:r>
-              <w:rPr>
-                <w:noProof/>
-                <w:webHidden/>
-              </w:rPr>
-              <w:t>33</w:t>
-            </w:r>
-            <w:r>
-              <w:rPr>
-                <w:noProof/>
-                <w:webHidden/>
-              </w:rPr>
-              <w:fldChar w:fldCharType="end"/>
-            </w:r>
-          </w:hyperlink>
-        </w:p>
-        <w:p>
-          <w:pPr>
-            <w:pStyle w:val="Obsah1"/>
-            <w:tabs>
-              <w:tab w:val="left" w:pos="720"/>
-              <w:tab w:val="right" w:leader="dot" w:pos="8493"/>
-            </w:tabs>
-            <w:rPr>
-              <w:rFonts w:eastAsiaTheme="minorEastAsia"/>
-              <w:noProof/>
-              <w:sz w:val="24"/>
-              <w:szCs w:val="24"/>
-              <w:lang w:eastAsia="sk-SK"/>
-            </w:rPr>
-          </w:pPr>
-          <w:hyperlink w:anchor="_Toc219921549" w:history="1">
-            <w:r>
-              <w:rPr>
-                <w:rStyle w:val="Hypertextovprepojenie"/>
-                <w:noProof/>
-              </w:rPr>
-              <w:t>4.3</w:t>
-            </w:r>
-            <w:r>
-              <w:rPr>
-                <w:rFonts w:eastAsiaTheme="minorEastAsia"/>
-                <w:noProof/>
-                <w:sz w:val="24"/>
-                <w:szCs w:val="24"/>
-                <w:lang w:eastAsia="sk-SK"/>
-              </w:rPr>
-              <w:tab/>
-            </w:r>
-            <w:r>
-              <w:rPr>
-                <w:rStyle w:val="Hypertextovprepojenie"/>
-                <w:noProof/>
-              </w:rPr>
-              <w:t>Deployment</w:t>
-            </w:r>
-            <w:r>
-              <w:rPr>
-                <w:noProof/>
-                <w:webHidden/>
-              </w:rPr>
-              <w:tab/>
-            </w:r>
-            <w:r>
-              <w:rPr>
-                <w:noProof/>
-                <w:webHidden/>
-              </w:rPr>
-              <w:fldChar w:fldCharType="begin"/>
-            </w:r>
-            <w:r>
-              <w:rPr>
-                <w:noProof/>
-                <w:webHidden/>
-              </w:rPr>
-              <w:instrText xml:space="preserve"> PAGEREF _Toc219921549 \h </w:instrText>
-            </w:r>
-            <w:r>
-              <w:rPr>
-                <w:noProof/>
-                <w:webHidden/>
-              </w:rPr>
-            </w:r>
-            <w:r>
-              <w:rPr>
-                <w:noProof/>
-                <w:webHidden/>
-              </w:rPr>
-              <w:fldChar w:fldCharType="separate"/>
-            </w:r>
-            <w:r>
-              <w:rPr>
-                <w:noProof/>
-                <w:webHidden/>
-              </w:rPr>
-              <w:t>33</w:t>
             </w:r>
             <w:r>
               <w:rPr>
@@ -3138,13 +3164,13 @@
               <w:lang w:eastAsia="sk-SK"/>
             </w:rPr>
           </w:pPr>
-          <w:hyperlink w:anchor="_Toc219921550" w:history="1">
+          <w:hyperlink w:anchor="_Toc221812984" w:history="1">
             <w:r>
               <w:rPr>
                 <w:rStyle w:val="Hypertextovprepojenie"/>
                 <w:noProof/>
               </w:rPr>
-              <w:t>5</w:t>
+              <w:t>7</w:t>
             </w:r>
             <w:r>
               <w:rPr>
@@ -3161,7 +3187,7 @@
                 <w:rStyle w:val="Hypertextovprepojenie"/>
                 <w:noProof/>
               </w:rPr>
-              <w:t>MARKETINGOVÝ PLÁN</w:t>
+              <w:t>Zoznam použitej literatúry</w:t>
             </w:r>
             <w:r>
               <w:rPr>
@@ -3182,7 +3208,7 @@
                 <w:noProof/>
                 <w:webHidden/>
               </w:rPr>
-              <w:instrText xml:space="preserve"> PAGEREF _Toc219921550 \h </w:instrText>
+              <w:instrText xml:space="preserve"> PAGEREF _Toc221812984 \h </w:instrText>
             </w:r>
             <w:r>
               <w:rPr>
@@ -3202,277 +3228,7 @@
                 <w:noProof/>
                 <w:webHidden/>
               </w:rPr>
-              <w:t>35</w:t>
-            </w:r>
-            <w:r>
-              <w:rPr>
-                <w:noProof/>
-                <w:webHidden/>
-              </w:rPr>
-              <w:fldChar w:fldCharType="end"/>
-            </w:r>
-          </w:hyperlink>
-        </w:p>
-        <w:p>
-          <w:pPr>
-            <w:pStyle w:val="Obsah1"/>
-            <w:tabs>
-              <w:tab w:val="left" w:pos="480"/>
-              <w:tab w:val="right" w:leader="dot" w:pos="8493"/>
-            </w:tabs>
-            <w:rPr>
-              <w:rFonts w:eastAsiaTheme="minorEastAsia"/>
-              <w:noProof/>
-              <w:sz w:val="24"/>
-              <w:szCs w:val="24"/>
-              <w:lang w:eastAsia="sk-SK"/>
-            </w:rPr>
-          </w:pPr>
-          <w:hyperlink w:anchor="_Toc219921551" w:history="1">
-            <w:r>
-              <w:rPr>
-                <w:rStyle w:val="Hypertextovprepojenie"/>
-                <w:noProof/>
-              </w:rPr>
-              <w:t>6</w:t>
-            </w:r>
-            <w:r>
-              <w:rPr>
-                <w:rFonts w:eastAsiaTheme="minorEastAsia"/>
-                <w:noProof/>
-                <w:sz w:val="24"/>
-                <w:szCs w:val="24"/>
-                <w:lang w:eastAsia="sk-SK"/>
-              </w:rPr>
-              <w:tab/>
-            </w:r>
-            <w:r>
-              <w:rPr>
-                <w:rStyle w:val="Hypertextovprepojenie"/>
-                <w:noProof/>
-              </w:rPr>
-              <w:t>Zhrnutie práce</w:t>
-            </w:r>
-            <w:r>
-              <w:rPr>
-                <w:noProof/>
-                <w:webHidden/>
-              </w:rPr>
-              <w:tab/>
-            </w:r>
-            <w:r>
-              <w:rPr>
-                <w:noProof/>
-                <w:webHidden/>
-              </w:rPr>
-              <w:fldChar w:fldCharType="begin"/>
-            </w:r>
-            <w:r>
-              <w:rPr>
-                <w:noProof/>
-                <w:webHidden/>
-              </w:rPr>
-              <w:instrText xml:space="preserve"> PAGEREF _Toc219921551 \h </w:instrText>
-            </w:r>
-            <w:r>
-              <w:rPr>
-                <w:noProof/>
-                <w:webHidden/>
-              </w:rPr>
-            </w:r>
-            <w:r>
-              <w:rPr>
-                <w:noProof/>
-                <w:webHidden/>
-              </w:rPr>
-              <w:fldChar w:fldCharType="separate"/>
-            </w:r>
-            <w:r>
-              <w:rPr>
-                <w:noProof/>
-                <w:webHidden/>
-              </w:rPr>
-              <w:t>39</w:t>
-            </w:r>
-            <w:r>
-              <w:rPr>
-                <w:noProof/>
-                <w:webHidden/>
-              </w:rPr>
-              <w:fldChar w:fldCharType="end"/>
-            </w:r>
-          </w:hyperlink>
-        </w:p>
-        <w:p>
-          <w:pPr>
-            <w:pStyle w:val="Obsah1"/>
-            <w:tabs>
-              <w:tab w:val="left" w:pos="480"/>
-              <w:tab w:val="right" w:leader="dot" w:pos="8493"/>
-            </w:tabs>
-            <w:rPr>
-              <w:rFonts w:eastAsiaTheme="minorEastAsia"/>
-              <w:noProof/>
-              <w:sz w:val="24"/>
-              <w:szCs w:val="24"/>
-              <w:lang w:eastAsia="sk-SK"/>
-            </w:rPr>
-          </w:pPr>
-          <w:hyperlink w:anchor="_Toc219921552" w:history="1">
-            <w:r>
-              <w:rPr>
-                <w:rStyle w:val="Hypertextovprepojenie"/>
-                <w:noProof/>
-              </w:rPr>
-              <w:t>7</w:t>
-            </w:r>
-            <w:r>
-              <w:rPr>
-                <w:rFonts w:eastAsiaTheme="minorEastAsia"/>
-                <w:noProof/>
-                <w:sz w:val="24"/>
-                <w:szCs w:val="24"/>
-                <w:lang w:eastAsia="sk-SK"/>
-              </w:rPr>
-              <w:tab/>
-            </w:r>
-            <w:r>
-              <w:rPr>
-                <w:rStyle w:val="Hypertextovprepojenie"/>
-                <w:noProof/>
-              </w:rPr>
-              <w:t>Zoznam použitej literatúry</w:t>
-            </w:r>
-            <w:r>
-              <w:rPr>
-                <w:noProof/>
-                <w:webHidden/>
-              </w:rPr>
-              <w:tab/>
-            </w:r>
-            <w:r>
-              <w:rPr>
-                <w:noProof/>
-                <w:webHidden/>
-              </w:rPr>
-              <w:fldChar w:fldCharType="begin"/>
-            </w:r>
-            <w:r>
-              <w:rPr>
-                <w:noProof/>
-                <w:webHidden/>
-              </w:rPr>
-              <w:instrText xml:space="preserve"> PAGEREF _Toc219921552 \h </w:instrText>
-            </w:r>
-            <w:r>
-              <w:rPr>
-                <w:noProof/>
-                <w:webHidden/>
-              </w:rPr>
-            </w:r>
-            <w:r>
-              <w:rPr>
-                <w:noProof/>
-                <w:webHidden/>
-              </w:rPr>
-              <w:fldChar w:fldCharType="separate"/>
-            </w:r>
-            <w:r>
-              <w:rPr>
-                <w:noProof/>
-                <w:webHidden/>
-              </w:rPr>
-              <w:t>41</w:t>
-            </w:r>
-            <w:r>
-              <w:rPr>
-                <w:noProof/>
-                <w:webHidden/>
-              </w:rPr>
-              <w:fldChar w:fldCharType="end"/>
-            </w:r>
-          </w:hyperlink>
-        </w:p>
-        <w:p>
-          <w:pPr>
-            <w:pStyle w:val="Obsah1"/>
-            <w:tabs>
-              <w:tab w:val="left" w:pos="480"/>
-              <w:tab w:val="right" w:leader="dot" w:pos="8493"/>
-            </w:tabs>
-            <w:rPr>
-              <w:rFonts w:eastAsiaTheme="minorEastAsia"/>
-              <w:noProof/>
-              <w:sz w:val="24"/>
-              <w:szCs w:val="24"/>
-              <w:lang w:eastAsia="sk-SK"/>
-            </w:rPr>
-          </w:pPr>
-          <w:hyperlink w:anchor="_Toc219921553" w:history="1">
-            <w:r>
-              <w:rPr>
-                <w:rStyle w:val="Hypertextovprepojenie"/>
-                <w:noProof/>
-              </w:rPr>
-              <w:t>8</w:t>
-            </w:r>
-            <w:r>
-              <w:rPr>
-                <w:rFonts w:eastAsiaTheme="minorEastAsia"/>
-                <w:noProof/>
-                <w:sz w:val="24"/>
-                <w:szCs w:val="24"/>
-                <w:lang w:eastAsia="sk-SK"/>
-              </w:rPr>
-              <w:tab/>
-            </w:r>
-            <w:r>
-              <w:rPr>
-                <w:rStyle w:val="Hypertextovprepojenie"/>
-                <w:noProof/>
-              </w:rPr>
-              <w:t>Prílohy</w:t>
-            </w:r>
-            <w:r>
-              <w:rPr>
-                <w:noProof/>
-                <w:webHidden/>
-              </w:rPr>
-              <w:tab/>
-            </w:r>
-            <w:r>
-              <w:rPr>
-                <w:noProof/>
-                <w:webHidden/>
-              </w:rPr>
-              <w:fldChar w:fldCharType="begin"/>
-            </w:r>
-            <w:r>
-              <w:rPr>
-                <w:noProof/>
-                <w:webHidden/>
-              </w:rPr>
-              <w:instrText xml:space="preserve"> PAGEREF _Toc219921553 \h </w:instrText>
-            </w:r>
-            <w:r>
-              <w:rPr>
-                <w:noProof/>
-                <w:webHidden/>
-              </w:rPr>
-            </w:r>
-            <w:r>
-              <w:rPr>
-                <w:noProof/>
-                <w:webHidden/>
-              </w:rPr>
-              <w:fldChar w:fldCharType="separate"/>
-            </w:r>
-            <w:r>
-              <w:rPr>
-                <w:noProof/>
-                <w:webHidden/>
-              </w:rPr>
-              <w:t>7</w:t>
+              <w:t>29</w:t>
             </w:r>
             <w:r>
               <w:rPr>
@@ -3512,21 +3268,179 @@
         </w:numPr>
         <w:ind w:left="426" w:hanging="426"/>
       </w:pPr>
-      <w:bookmarkStart w:id="0" w:name="_Toc219921528"/>
+      <w:bookmarkStart w:id="0" w:name="_Toc221812963"/>
       <w:r>
         <w:lastRenderedPageBreak/>
+        <w:t>Abstrakt</w:t>
+      </w:r>
+      <w:bookmarkEnd w:id="0"/>
+    </w:p>
+    <w:p>
+      <w:pPr>
+        <w:pStyle w:val="text"/>
+      </w:pPr>
+      <w:r>
+        <w:t xml:space="preserve">This thesis deals with the design and implementation of DanceHub, a web application for managing pair-dance club activities. The work analyses the current market of scheduling applications and identifies the lack of specialised tools for pair-dance clubs. Based on this analysis, a comprehensive solution was designed covering user and role management, club administration, dancer pair management, availability tracking, and automatic timetable generation. The application was built using React, Next.js, TypeScript, Tailwind CSS, MongoDB, and JWT authentication. An advanced scheduling algorithm was implemented </w:t>
+      </w:r>
+      <w:proofErr w:type="spellStart"/>
+      <w:r>
+        <w:t>that</w:t>
+      </w:r>
+      <w:proofErr w:type="spellEnd"/>
+      <w:r>
+        <w:t xml:space="preserve"> </w:t>
+      </w:r>
+      <w:proofErr w:type="spellStart"/>
+      <w:r>
+        <w:t>reduces</w:t>
+      </w:r>
+      <w:proofErr w:type="spellEnd"/>
+      <w:r>
+        <w:t xml:space="preserve"> </w:t>
+      </w:r>
+      <w:proofErr w:type="spellStart"/>
+      <w:r>
+        <w:t>timetable</w:t>
+      </w:r>
+      <w:proofErr w:type="spellEnd"/>
+      <w:r>
+        <w:t xml:space="preserve"> </w:t>
+      </w:r>
+      <w:proofErr w:type="spellStart"/>
+      <w:r>
+        <w:t>creation</w:t>
+      </w:r>
+      <w:proofErr w:type="spellEnd"/>
+      <w:r>
+        <w:t xml:space="preserve"> </w:t>
+      </w:r>
+      <w:proofErr w:type="spellStart"/>
+      <w:r>
+        <w:t>time</w:t>
+      </w:r>
+      <w:proofErr w:type="spellEnd"/>
+      <w:r>
+        <w:t xml:space="preserve"> by </w:t>
+      </w:r>
+      <w:proofErr w:type="spellStart"/>
+      <w:r>
+        <w:t>approximately</w:t>
+      </w:r>
+      <w:proofErr w:type="spellEnd"/>
+      <w:r>
+        <w:t xml:space="preserve"> 70–80 % and scheduling conflicts by approximately 90 %. The thesis also includes a complete UI/UX design </w:t>
+      </w:r>
+      <w:proofErr w:type="spellStart"/>
+      <w:r>
+        <w:t>with</w:t>
+      </w:r>
+      <w:proofErr w:type="spellEnd"/>
+      <w:r>
+        <w:t xml:space="preserve"> </w:t>
+      </w:r>
+      <w:proofErr w:type="spellStart"/>
+      <w:r>
+        <w:t>wireframe</w:t>
+      </w:r>
+      <w:proofErr w:type="spellEnd"/>
+      <w:r>
+        <w:t xml:space="preserve"> and </w:t>
+      </w:r>
+      <w:proofErr w:type="spellStart"/>
+      <w:r>
+        <w:t>mockup</w:t>
+      </w:r>
+      <w:proofErr w:type="spellEnd"/>
+      <w:r>
+        <w:t xml:space="preserve"> </w:t>
+      </w:r>
+      <w:proofErr w:type="spellStart"/>
+      <w:r>
+        <w:t>description</w:t>
+      </w:r>
+      <w:proofErr w:type="spellEnd"/>
+      <w:r>
+        <w:t xml:space="preserve">, a </w:t>
+      </w:r>
+      <w:proofErr w:type="spellStart"/>
+      <w:r>
+        <w:t>system</w:t>
+      </w:r>
+      <w:proofErr w:type="spellEnd"/>
+      <w:r>
+        <w:t xml:space="preserve"> architecture with a database model, and a marketing plan for product launch and retention.</w:t>
+      </w:r>
+    </w:p>
+    <w:p>
+      <w:pPr>
+        <w:pStyle w:val="Kapitola"/>
+        <w:numPr>
+          <w:ilvl w:val="0"/>
+          <w:numId w:val="4"/>
+        </w:numPr>
+        <w:ind w:left="426" w:hanging="426"/>
+      </w:pPr>
+      <w:bookmarkStart w:id="1" w:name="_Toc221812964"/>
+      <w:r>
         <w:t>ÚVOD</w:t>
       </w:r>
-      <w:bookmarkEnd w:id="0"/>
-    </w:p>
-    <w:p>
-      <w:pPr>
-        <w:pStyle w:val="text"/>
-      </w:pPr>
-      <w:r>
-        <w:t>Tanečné kluby s párovými tancami čelia v súčasnosti výzvam pri správe svojich aktivít a organizácii tanečných hodín. Proces plánovania rozvrhov, koordinácie párov tanečníkov a správy dostupnosti trénerov a študentov často prebieha manuálne pomocou tabuliek a e-mailov, čo je časovo náročné a náchylné na chyby. Existujúce aplikácie na plánovanie, ako sú Google Calendar alebo Calendly, poskytujú základné funkcie, avšak nie sú navrhnuté pre špecifické potreby tanečných klubov s párovými tancami - chýbajú im funkcie pre správu párov, automatické generovanie optimalizovaných rozvrhov alebo komplexná správa vzťahov medzi účastníkmi. Cieľom tejto maturitnej práce je navrhnúť a implementovať webovú aplikáciu DanceHub, ktorá poskytne komplexné riešenie pre správu tanečných aktivít v tanečných kluboch s párovými tancami. Aplikácia bude implementovaná pomocou moderných webových technológií - React a Next.js pre frontend, MongoDB pre databázu a JWT pre autentifikáciu - a bude zahŕňať funkcie pre správu používateľov, klubov, párov, rozvrhov a automatické generovanie optimalizovaných rozvrhov na základe dostupnosti všetkých účastníkov.</w:t>
-      </w:r>
-      <w:bookmarkStart w:id="1" w:name="_Toc219921529"/>
+      <w:bookmarkEnd w:id="1"/>
+    </w:p>
+    <w:p>
+      <w:pPr>
+        <w:pStyle w:val="text"/>
+      </w:pPr>
+      <w:r>
+        <w:t xml:space="preserve">Tanečné kluby s párovými tancami čelia v súčasnosti výzvam pri správe svojich aktivít a organizácii tanečných hodín. Proces plánovania rozvrhov, koordinácie párov tanečníkov a správy dostupnosti trénerov a študentov často prebieha manuálne pomocou tabuliek a e-mailov, čo je časovo náročné a náchylné na chyby. Existujúce aplikácie na plánovanie, ako sú Google </w:t>
+      </w:r>
+      <w:proofErr w:type="spellStart"/>
+      <w:r>
+        <w:t>Calendar</w:t>
+      </w:r>
+      <w:proofErr w:type="spellEnd"/>
+      <w:r>
+        <w:t xml:space="preserve"> alebo </w:t>
+      </w:r>
+      <w:proofErr w:type="spellStart"/>
+      <w:r>
+        <w:t>Calendly</w:t>
+      </w:r>
+      <w:proofErr w:type="spellEnd"/>
+      <w:r>
+        <w:t xml:space="preserve">, poskytujú základné funkcie, avšak nie sú navrhnuté pre špecifické potreby tanečných klubov s párovými tancami - chýbajú im funkcie pre správu párov, automatické generovanie optimalizovaných rozvrhov alebo komplexná správa vzťahov medzi účastníkmi. Cieľom tejto maturitnej práce je navrhnúť a implementovať webovú aplikáciu </w:t>
+      </w:r>
+      <w:proofErr w:type="spellStart"/>
+      <w:r>
+        <w:t>DanceHub</w:t>
+      </w:r>
+      <w:proofErr w:type="spellEnd"/>
+      <w:r>
+        <w:t xml:space="preserve">, ktorá poskytne komplexné riešenie pre správu tanečných aktivít v tanečných kluboch s párovými tancami. Aplikácia bude implementovaná pomocou moderných webových technológií - </w:t>
+      </w:r>
+      <w:proofErr w:type="spellStart"/>
+      <w:r>
+        <w:t>React</w:t>
+      </w:r>
+      <w:proofErr w:type="spellEnd"/>
+      <w:r>
+        <w:t xml:space="preserve"> a Next.js pre </w:t>
+      </w:r>
+      <w:proofErr w:type="spellStart"/>
+      <w:r>
+        <w:t>frontend</w:t>
+      </w:r>
+      <w:proofErr w:type="spellEnd"/>
+      <w:r>
+        <w:t xml:space="preserve">, </w:t>
+      </w:r>
+      <w:proofErr w:type="spellStart"/>
+      <w:r>
+        <w:t>MongoDB</w:t>
+      </w:r>
+      <w:proofErr w:type="spellEnd"/>
+      <w:r>
+        <w:t xml:space="preserve"> pre databázu a JWT pre autentifikáciu - a bude zahŕňať funkcie pre správu používateľov, klubov, párov, rozvrhov a automatické generovanie optimalizovaných rozvrhov na základe dostupnosti všetkých účastníkov.</w:t>
+      </w:r>
     </w:p>
     <w:p>
       <w:pPr>
@@ -3546,18 +3460,27 @@
       <w:pPr>
         <w:pStyle w:val="Kapitola"/>
       </w:pPr>
+      <w:bookmarkStart w:id="2" w:name="_Toc221812965"/>
       <w:r>
         <w:lastRenderedPageBreak/>
         <w:t>TEORETICKÁ ČASŤ - TVORBA WEBOVÝCH APLIKÁCIÍ</w:t>
       </w:r>
-      <w:bookmarkEnd w:id="1"/>
-    </w:p>
-    <w:p>
-      <w:pPr>
-        <w:pStyle w:val="text"/>
-      </w:pPr>
-      <w:r>
-        <w:t xml:space="preserve">Webové aplikácie predstavujú softvérové programy, ktoré sú prístupné prostredníctvom webového prehliadača a sú hostované na webovom serveri. Na rozdiel od tradičných desktopových aplikácií nevyžadujú inštaláciu na klientskom zariadení, čo umožňuje používateľom prístup k nim z rôznych zariadení a lokalít s internetovým pripojením </w:t>
+      <w:bookmarkEnd w:id="2"/>
+    </w:p>
+    <w:p>
+      <w:pPr>
+        <w:pStyle w:val="text"/>
+      </w:pPr>
+      <w:r>
+        <w:t xml:space="preserve">Webové aplikácie predstavujú softvérové programy, ktoré sú prístupné prostredníctvom webového prehliadača a sú </w:t>
+      </w:r>
+      <w:proofErr w:type="spellStart"/>
+      <w:r>
+        <w:t>hostované</w:t>
+      </w:r>
+      <w:proofErr w:type="spellEnd"/>
+      <w:r>
+        <w:t xml:space="preserve"> na webovom serveri. Na rozdiel od tradičných desktopových aplikácií nevyžadujú inštaláciu na klientskom zariadení, čo umožňuje používateľom prístup k nim z rôznych zariadení a lokalít s internetovým pripojením </w:t>
       </w:r>
       <w:r>
         <w:t>[9]</w:t>
@@ -3582,7 +3505,15 @@
         <w:br/>
       </w:r>
       <w:r>
-        <w:t xml:space="preserve">Webové aplikácie sa odlišujú od statických webových stránok svojou interaktívnosťou a schopnosťou dynamicky spracovávať dáta. Zatiaľ čo webové stránky poskytujú prevažne statický obsah, webové aplikácie umožňujú používateľom vykonávať komplexné operácie, ako je správa dát, komunikácia s databázami alebo real-time interakcia s inými používateľmi </w:t>
+        <w:t xml:space="preserve">Webové aplikácie sa odlišujú od statických webových stránok svojou interaktívnosťou a schopnosťou dynamicky spracovávať dáta. Zatiaľ čo webové stránky poskytujú prevažne statický obsah, webové aplikácie umožňujú používateľom vykonávať komplexné operácie, ako je správa dát, komunikácia s databázami alebo </w:t>
+      </w:r>
+      <w:proofErr w:type="spellStart"/>
+      <w:r>
+        <w:t>real-time</w:t>
+      </w:r>
+      <w:proofErr w:type="spellEnd"/>
+      <w:r>
+        <w:t xml:space="preserve"> interakcia s inými používateľmi </w:t>
       </w:r>
       <w:r>
         <w:t>[7]</w:t>
@@ -3597,7 +3528,63 @@
         <w:t xml:space="preserve"> </w:t>
       </w:r>
       <w:r>
-        <w:t xml:space="preserve">V súčasnosti existujú rôzne typy webových aplikácií, medzi ktoré patria Single Page Applications (SPA), Multi Page Applications (MPA) a Progressive Web Applications (PWA). Každý z týchto typov má svoje špecifické vlastnosti a uplatnenie v závislosti od požiadaviek projektu </w:t>
+        <w:t xml:space="preserve">V súčasnosti existujú rôzne typy webových aplikácií, medzi ktoré patria Single </w:t>
+      </w:r>
+      <w:proofErr w:type="spellStart"/>
+      <w:r>
+        <w:t>Page</w:t>
+      </w:r>
+      <w:proofErr w:type="spellEnd"/>
+      <w:r>
+        <w:t xml:space="preserve"> </w:t>
+      </w:r>
+      <w:proofErr w:type="spellStart"/>
+      <w:r>
+        <w:t>Applications</w:t>
+      </w:r>
+      <w:proofErr w:type="spellEnd"/>
+      <w:r>
+        <w:t xml:space="preserve"> (SPA), </w:t>
+      </w:r>
+      <w:proofErr w:type="spellStart"/>
+      <w:r>
+        <w:t>Multi</w:t>
+      </w:r>
+      <w:proofErr w:type="spellEnd"/>
+      <w:r>
+        <w:t xml:space="preserve"> </w:t>
+      </w:r>
+      <w:proofErr w:type="spellStart"/>
+      <w:r>
+        <w:t>Page</w:t>
+      </w:r>
+      <w:proofErr w:type="spellEnd"/>
+      <w:r>
+        <w:t xml:space="preserve"> </w:t>
+      </w:r>
+      <w:proofErr w:type="spellStart"/>
+      <w:r>
+        <w:t>Applications</w:t>
+      </w:r>
+      <w:proofErr w:type="spellEnd"/>
+      <w:r>
+        <w:t xml:space="preserve"> (MPA) a </w:t>
+      </w:r>
+      <w:proofErr w:type="spellStart"/>
+      <w:r>
+        <w:t>Progressive</w:t>
+      </w:r>
+      <w:proofErr w:type="spellEnd"/>
+      <w:r>
+        <w:t xml:space="preserve"> Web </w:t>
+      </w:r>
+      <w:proofErr w:type="spellStart"/>
+      <w:r>
+        <w:t>Applications</w:t>
+      </w:r>
+      <w:proofErr w:type="spellEnd"/>
+      <w:r>
+        <w:t xml:space="preserve"> (PWA). Každý z týchto typov má svoje špecifické vlastnosti a uplatnenie v závislosti od požiadaviek projektu </w:t>
       </w:r>
       <w:r>
         <w:t>[30]</w:t>
@@ -3614,18 +3601,39 @@
           <w:numId w:val="3"/>
         </w:numPr>
       </w:pPr>
-      <w:bookmarkStart w:id="2" w:name="_Toc219921530"/>
+      <w:bookmarkStart w:id="3" w:name="_Toc221812966"/>
       <w:r>
         <w:t>Frontend technológie</w:t>
       </w:r>
-      <w:bookmarkEnd w:id="2"/>
-    </w:p>
-    <w:p>
-      <w:pPr>
-        <w:pStyle w:val="text"/>
-      </w:pPr>
-      <w:r>
-        <w:t>Frontend, označovaný aj ako klientská strana aplikácie, je zodpovedný za vizuálnu prezentáciu a používateľskú interakciu. Základnými technológiami pre frontend vývoj sú HTML, CSS a JavaScript.</w:t>
+      <w:bookmarkEnd w:id="3"/>
+    </w:p>
+    <w:p>
+      <w:pPr>
+        <w:pStyle w:val="text"/>
+      </w:pPr>
+      <w:proofErr w:type="spellStart"/>
+      <w:r>
+        <w:t>Frontend</w:t>
+      </w:r>
+      <w:proofErr w:type="spellEnd"/>
+      <w:r>
+        <w:t xml:space="preserve">, označovaný aj ako </w:t>
+      </w:r>
+      <w:proofErr w:type="spellStart"/>
+      <w:r>
+        <w:t>klientská</w:t>
+      </w:r>
+      <w:proofErr w:type="spellEnd"/>
+      <w:r>
+        <w:t xml:space="preserve"> strana aplikácie, je zodpovedný za vizuálnu prezentáciu a používateľskú interakciu. Základnými technológiami pre </w:t>
+      </w:r>
+      <w:proofErr w:type="spellStart"/>
+      <w:r>
+        <w:t>frontend</w:t>
+      </w:r>
+      <w:proofErr w:type="spellEnd"/>
+      <w:r>
+        <w:t xml:space="preserve"> vývoj sú HTML, CSS a JavaScript.</w:t>
       </w:r>
       <w:r>
         <w:t xml:space="preserve"> </w:t>
@@ -3634,7 +3642,31 @@
         <w:t xml:space="preserve"> </w:t>
       </w:r>
       <w:r>
-        <w:t xml:space="preserve">HTML (HyperText Markup Language) slúži na vytvorenie štruktúry a sémantiky webovej stránky. Poskytuje základný rámec, ktorý definuje obsah a jeho hierarchiu </w:t>
+        <w:t>HTML (</w:t>
+      </w:r>
+      <w:proofErr w:type="spellStart"/>
+      <w:r>
+        <w:t>HyperText</w:t>
+      </w:r>
+      <w:proofErr w:type="spellEnd"/>
+      <w:r>
+        <w:t xml:space="preserve"> </w:t>
+      </w:r>
+      <w:proofErr w:type="spellStart"/>
+      <w:r>
+        <w:t>Markup</w:t>
+      </w:r>
+      <w:proofErr w:type="spellEnd"/>
+      <w:r>
+        <w:t xml:space="preserve"> </w:t>
+      </w:r>
+      <w:proofErr w:type="spellStart"/>
+      <w:r>
+        <w:t>Language</w:t>
+      </w:r>
+      <w:proofErr w:type="spellEnd"/>
+      <w:r>
+        <w:t xml:space="preserve">) slúži na vytvorenie štruktúry a sémantiky webovej stránky. Poskytuje základný rámec, ktorý definuje obsah a jeho hierarchiu </w:t>
       </w:r>
       <w:r>
         <w:t>[45]</w:t>
@@ -3646,7 +3678,71 @@
         <w:t xml:space="preserve"> </w:t>
       </w:r>
       <w:r>
-        <w:t xml:space="preserve">CSS (Cascading Style Sheets) je zodpovedný za vizuálny vzhľad a formátovanie HTML dokumentov. Umožňuje definovať farby, typografiu, rozloženie a responzívny dizajn, ktorý sa prispôsobuje rôznym veľkostiam obrazoviek. Moderné CSS frameworky, ako je Tailwind CSS, poskytujú utility-first prístup k štýlovaniu, čo výrazne urýchľuje vývojový proces </w:t>
+        <w:t>CSS (</w:t>
+      </w:r>
+      <w:proofErr w:type="spellStart"/>
+      <w:r>
+        <w:t>Cascading</w:t>
+      </w:r>
+      <w:proofErr w:type="spellEnd"/>
+      <w:r>
+        <w:t xml:space="preserve"> </w:t>
+      </w:r>
+      <w:proofErr w:type="spellStart"/>
+      <w:r>
+        <w:t>Style</w:t>
+      </w:r>
+      <w:proofErr w:type="spellEnd"/>
+      <w:r>
+        <w:t xml:space="preserve"> </w:t>
+      </w:r>
+      <w:proofErr w:type="spellStart"/>
+      <w:r>
+        <w:t>Sheets</w:t>
+      </w:r>
+      <w:proofErr w:type="spellEnd"/>
+      <w:r>
+        <w:t xml:space="preserve">) je zodpovedný za vizuálny vzhľad a formátovanie HTML dokumentov. Umožňuje definovať farby, typografiu, rozloženie a </w:t>
+      </w:r>
+      <w:proofErr w:type="spellStart"/>
+      <w:r>
+        <w:t>responzívny</w:t>
+      </w:r>
+      <w:proofErr w:type="spellEnd"/>
+      <w:r>
+        <w:t xml:space="preserve"> dizajn, ktorý sa prispôsobuje rôznym veľkostiam obrazoviek. Moderné CSS </w:t>
+      </w:r>
+      <w:proofErr w:type="spellStart"/>
+      <w:r>
+        <w:t>frameworky</w:t>
+      </w:r>
+      <w:proofErr w:type="spellEnd"/>
+      <w:r>
+        <w:t xml:space="preserve">, ako je </w:t>
+      </w:r>
+      <w:proofErr w:type="spellStart"/>
+      <w:r>
+        <w:t>Tailwind</w:t>
+      </w:r>
+      <w:proofErr w:type="spellEnd"/>
+      <w:r>
+        <w:t xml:space="preserve"> CSS, poskytujú utility-</w:t>
+      </w:r>
+      <w:proofErr w:type="spellStart"/>
+      <w:r>
+        <w:t>first</w:t>
+      </w:r>
+      <w:proofErr w:type="spellEnd"/>
+      <w:r>
+        <w:t xml:space="preserve"> prístup k </w:t>
+      </w:r>
+      <w:proofErr w:type="spellStart"/>
+      <w:r>
+        <w:t>štýlovaniu</w:t>
+      </w:r>
+      <w:proofErr w:type="spellEnd"/>
+      <w:r>
+        <w:t xml:space="preserve">, čo výrazne urýchľuje vývojový proces </w:t>
       </w:r>
       <w:r>
         <w:t>[41]</w:t>
@@ -3661,7 +3757,23 @@
         <w:t xml:space="preserve"> </w:t>
       </w:r>
       <w:r>
-        <w:t xml:space="preserve">JavaScript je programovací jazyk, ktorý pridáva interaktivitu a dynamické funkcie na webové stránky. Umožňuje manipuláciu s DOM (Document Object Model), asynchrónne operácie, komunikáciu so serverom prostredníctvom API a vytváranie komplexných používateľských rozhraní </w:t>
+        <w:t>JavaScript je programovací jazyk, ktorý pridáva interaktivitu a dynamické funkcie na webové stránky. Umožňuje manipuláciu s DOM (</w:t>
+      </w:r>
+      <w:proofErr w:type="spellStart"/>
+      <w:r>
+        <w:t>Document</w:t>
+      </w:r>
+      <w:proofErr w:type="spellEnd"/>
+      <w:r>
+        <w:t xml:space="preserve"> </w:t>
+      </w:r>
+      <w:proofErr w:type="spellStart"/>
+      <w:r>
+        <w:t>Object</w:t>
+      </w:r>
+      <w:proofErr w:type="spellEnd"/>
+      <w:r>
+        <w:t xml:space="preserve"> Model), asynchrónne operácie, komunikáciu so serverom prostredníctvom API a vytváranie komplexných používateľských rozhraní </w:t>
       </w:r>
       <w:r>
         <w:t>[30]</w:t>
@@ -3673,23 +3785,135 @@
         <w:t xml:space="preserve"> </w:t>
       </w:r>
       <w:r>
-        <w:t xml:space="preserve">Moderné JavaScriptové frameworky a knižnice výrazne zjednodušujú vývoj frontendu. React, vyvinutý spoločnosťou Meta, je jednou z </w:t>
+        <w:t xml:space="preserve">Moderné </w:t>
+      </w:r>
+      <w:proofErr w:type="spellStart"/>
+      <w:r>
+        <w:t>JavaScriptové</w:t>
+      </w:r>
+      <w:proofErr w:type="spellEnd"/>
+      <w:r>
+        <w:t xml:space="preserve"> </w:t>
+      </w:r>
+      <w:proofErr w:type="spellStart"/>
+      <w:r>
+        <w:t>frameworky</w:t>
+      </w:r>
+      <w:proofErr w:type="spellEnd"/>
+      <w:r>
+        <w:t xml:space="preserve"> a knižnice výrazne zjednodušujú vývoj </w:t>
+      </w:r>
+      <w:proofErr w:type="spellStart"/>
+      <w:r>
+        <w:t>frontendu</w:t>
+      </w:r>
+      <w:proofErr w:type="spellEnd"/>
+      <w:r>
+        <w:t xml:space="preserve">. </w:t>
+      </w:r>
+      <w:proofErr w:type="spellStart"/>
+      <w:r>
+        <w:t>React</w:t>
+      </w:r>
+      <w:proofErr w:type="spellEnd"/>
+      <w:r>
+        <w:t xml:space="preserve">, vyvinutý spoločnosťou </w:t>
+      </w:r>
+      <w:proofErr w:type="spellStart"/>
+      <w:r>
+        <w:t>Meta</w:t>
+      </w:r>
+      <w:proofErr w:type="spellEnd"/>
+      <w:r>
+        <w:t xml:space="preserve">, je jednou z </w:t>
       </w:r>
       <w:r>
         <w:lastRenderedPageBreak/>
-        <w:t xml:space="preserve">najpopulárnejších knižníc pre vytváranie používateľských rozhraní. React umožňuje vývojárom vytvárať znovupoužiteľné komponenty a efektívne spravovať stav aplikácie pomocou virtuálneho DOM </w:t>
+        <w:t xml:space="preserve">najpopulárnejších knižníc pre vytváranie používateľských rozhraní. </w:t>
+      </w:r>
+      <w:proofErr w:type="spellStart"/>
+      <w:r>
+        <w:t>React</w:t>
+      </w:r>
+      <w:proofErr w:type="spellEnd"/>
+      <w:r>
+        <w:t xml:space="preserve"> umožňuje vývojárom vytvárať </w:t>
+      </w:r>
+      <w:proofErr w:type="spellStart"/>
+      <w:r>
+        <w:t>znovupoužiteľné</w:t>
+      </w:r>
+      <w:proofErr w:type="spellEnd"/>
+      <w:r>
+        <w:t xml:space="preserve"> komponenty a efektívne spravovať stav aplikácie pomocou virtuálneho DOM </w:t>
       </w:r>
       <w:r>
         <w:t>[36]</w:t>
       </w:r>
       <w:r>
-        <w:t>. Komponentový prístup Reactu umožňuje lepšiu organizáciu kódu a zjednodušuje údržbu veľkých aplikácií.</w:t>
+        <w:t xml:space="preserve">. Komponentový prístup </w:t>
+      </w:r>
+      <w:proofErr w:type="spellStart"/>
+      <w:r>
+        <w:t>Reactu</w:t>
+      </w:r>
+      <w:proofErr w:type="spellEnd"/>
+      <w:r>
+        <w:t xml:space="preserve"> umožňuje lepšiu organizáciu kódu a zjednodušuje údržbu veľkých aplikácií.</w:t>
       </w:r>
       <w:r>
         <w:t xml:space="preserve"> </w:t>
       </w:r>
       <w:r>
-        <w:t xml:space="preserve">Next.js je React framework, ktorý poskytuje ďalšie funkcie, ako je server-side rendering, statická generácia stránok, automatické code splitting a optimalizácia obrázkov. Tieto funkcie zlepšujú výkon aplikácie a optimalizujú SEO </w:t>
+        <w:t xml:space="preserve">Next.js je </w:t>
+      </w:r>
+      <w:proofErr w:type="spellStart"/>
+      <w:r>
+        <w:t>React</w:t>
+      </w:r>
+      <w:proofErr w:type="spellEnd"/>
+      <w:r>
+        <w:t xml:space="preserve"> </w:t>
+      </w:r>
+      <w:proofErr w:type="spellStart"/>
+      <w:r>
+        <w:t>framework</w:t>
+      </w:r>
+      <w:proofErr w:type="spellEnd"/>
+      <w:r>
+        <w:t>, ktorý poskytuje ďalšie funkcie, ako je server-</w:t>
+      </w:r>
+      <w:proofErr w:type="spellStart"/>
+      <w:r>
+        <w:t>side</w:t>
+      </w:r>
+      <w:proofErr w:type="spellEnd"/>
+      <w:r>
+        <w:t xml:space="preserve"> </w:t>
+      </w:r>
+      <w:proofErr w:type="spellStart"/>
+      <w:r>
+        <w:t>rendering</w:t>
+      </w:r>
+      <w:proofErr w:type="spellEnd"/>
+      <w:r>
+        <w:t xml:space="preserve">, statická generácia stránok, automatické </w:t>
+      </w:r>
+      <w:proofErr w:type="spellStart"/>
+      <w:r>
+        <w:t>code</w:t>
+      </w:r>
+      <w:proofErr w:type="spellEnd"/>
+      <w:r>
+        <w:t xml:space="preserve"> </w:t>
+      </w:r>
+      <w:proofErr w:type="spellStart"/>
+      <w:r>
+        <w:t>splitting</w:t>
+      </w:r>
+      <w:proofErr w:type="spellEnd"/>
+      <w:r>
+        <w:t xml:space="preserve"> a optimalizácia obrázkov. Tieto funkcie zlepšujú výkon aplikácie a optimalizujú SEO </w:t>
       </w:r>
       <w:r>
         <w:t>[32]</w:t>
@@ -3700,8 +3924,29 @@
       <w:r>
         <w:t xml:space="preserve"> </w:t>
       </w:r>
-      <w:r>
-        <w:t xml:space="preserve">TypeScript, ktorý je nadstavbou JavaScriptu, pridáva statické typovanie, čo pomáha odhaliť chyby počas vývoja a zlepšuje čitateľnosť a údržbu kódu. TypeScript je obzvlášť užitočný pri vývoji veľkých aplikácií, kde je dôležitá typová bezpečnosť </w:t>
+      <w:proofErr w:type="spellStart"/>
+      <w:r>
+        <w:t>TypeScript</w:t>
+      </w:r>
+      <w:proofErr w:type="spellEnd"/>
+      <w:r>
+        <w:t xml:space="preserve">, ktorý je nadstavbou </w:t>
+      </w:r>
+      <w:proofErr w:type="spellStart"/>
+      <w:r>
+        <w:t>JavaScriptu</w:t>
+      </w:r>
+      <w:proofErr w:type="spellEnd"/>
+      <w:r>
+        <w:t xml:space="preserve">, pridáva statické typovanie, čo pomáha odhaliť chyby počas vývoja a zlepšuje čitateľnosť a údržbu kódu. </w:t>
+      </w:r>
+      <w:proofErr w:type="spellStart"/>
+      <w:r>
+        <w:t>TypeScript</w:t>
+      </w:r>
+      <w:proofErr w:type="spellEnd"/>
+      <w:r>
+        <w:t xml:space="preserve"> je obzvlášť užitočný pri vývoji veľkých aplikácií, kde je dôležitá typová bezpečnosť </w:t>
       </w:r>
       <w:r>
         <w:t>[43]</w:t>
@@ -3718,24 +3963,69 @@
           <w:numId w:val="3"/>
         </w:numPr>
       </w:pPr>
-      <w:bookmarkStart w:id="3" w:name="_Toc219921531"/>
+      <w:bookmarkStart w:id="4" w:name="_Toc221812967"/>
       <w:r>
         <w:t>Backend technológie</w:t>
       </w:r>
-      <w:bookmarkEnd w:id="3"/>
-    </w:p>
-    <w:p>
-      <w:pPr>
-        <w:pStyle w:val="text"/>
-      </w:pPr>
-      <w:r>
-        <w:t>Backend, alebo serverová strana aplikácie, je zodpovedná za spracovanie business logiky, komunikáciu s databázami, autentifikáciu používateľov a poskytovanie API endpointov pre frontend.</w:t>
+      <w:bookmarkEnd w:id="4"/>
+    </w:p>
+    <w:p>
+      <w:pPr>
+        <w:pStyle w:val="text"/>
+      </w:pPr>
+      <w:proofErr w:type="spellStart"/>
+      <w:r>
+        <w:t>Backend</w:t>
+      </w:r>
+      <w:proofErr w:type="spellEnd"/>
+      <w:r>
+        <w:t xml:space="preserve">, alebo serverová strana aplikácie, je zodpovedná za spracovanie business logiky, komunikáciu s databázami, autentifikáciu používateľov a poskytovanie API </w:t>
+      </w:r>
+      <w:proofErr w:type="spellStart"/>
+      <w:r>
+        <w:t>endpointov</w:t>
+      </w:r>
+      <w:proofErr w:type="spellEnd"/>
+      <w:r>
+        <w:t xml:space="preserve"> pre </w:t>
+      </w:r>
+      <w:proofErr w:type="spellStart"/>
+      <w:r>
+        <w:t>frontend</w:t>
+      </w:r>
+      <w:proofErr w:type="spellEnd"/>
+      <w:r>
+        <w:t>.</w:t>
       </w:r>
       <w:r>
         <w:t xml:space="preserve"> </w:t>
       </w:r>
       <w:r>
-        <w:t xml:space="preserve">Node.js je runtime prostredie, ktoré umožňuje spúšťať JavaScript na strane servera. Táto vlastnosť umožňuje vývojárom používať rovnaký programovací jazyk pre frontend aj backend, čo zjednodušuje vývojový proces a umožňuje zdieľanie kódu medzi klientom a serverom </w:t>
+        <w:t xml:space="preserve">Node.js je </w:t>
+      </w:r>
+      <w:proofErr w:type="spellStart"/>
+      <w:r>
+        <w:t>runtime</w:t>
+      </w:r>
+      <w:proofErr w:type="spellEnd"/>
+      <w:r>
+        <w:t xml:space="preserve"> prostredie, ktoré umožňuje spúšťať JavaScript na strane servera. Táto vlastnosť umožňuje vývojárom používať rovnaký programovací jazyk pre </w:t>
+      </w:r>
+      <w:proofErr w:type="spellStart"/>
+      <w:r>
+        <w:t>frontend</w:t>
+      </w:r>
+      <w:proofErr w:type="spellEnd"/>
+      <w:r>
+        <w:t xml:space="preserve"> aj </w:t>
+      </w:r>
+      <w:proofErr w:type="spellStart"/>
+      <w:r>
+        <w:t>backend</w:t>
+      </w:r>
+      <w:proofErr w:type="spellEnd"/>
+      <w:r>
+        <w:t xml:space="preserve">, čo zjednodušuje vývojový proces a umožňuje zdieľanie kódu medzi klientom a serverom </w:t>
       </w:r>
       <w:r>
         <w:t>[34]</w:t>
@@ -3746,8 +4036,21 @@
       <w:r>
         <w:t xml:space="preserve"> </w:t>
       </w:r>
-      <w:r>
-        <w:t xml:space="preserve">RESTful API (Representational State Transfer) je architektonický štýl pre navrhovanie webových služieb. REST API používa štandardné HTTP metódy (GET, POST, PUT, DELETE) na komunikáciu medzi klientom a serverom. Tento prístup poskytuje jednoduchú a škálovateľnú architektúru pre webové aplikácie </w:t>
+      <w:proofErr w:type="spellStart"/>
+      <w:r>
+        <w:t>RESTful</w:t>
+      </w:r>
+      <w:proofErr w:type="spellEnd"/>
+      <w:r>
+        <w:t xml:space="preserve"> API (</w:t>
+      </w:r>
+      <w:proofErr w:type="spellStart"/>
+      <w:r>
+        <w:t>Representational</w:t>
+      </w:r>
+      <w:proofErr w:type="spellEnd"/>
+      <w:r>
+        <w:t xml:space="preserve"> State Transfer) je architektonický štýl pre navrhovanie webových služieb. REST API používa štandardné HTTP metódy (GET, POST, PUT, DELETE) na komunikáciu medzi klientom a serverom. Tento prístup poskytuje jednoduchú a škálovateľnú architektúru pre webové aplikácie </w:t>
       </w:r>
       <w:r>
         <w:t>[38]</w:t>
@@ -3759,7 +4062,23 @@
         <w:t xml:space="preserve"> </w:t>
       </w:r>
       <w:r>
-        <w:t xml:space="preserve">Autentifikácia a autorizácia sú kritické aspekty bezpečnosti webových aplikácií. JWT (JSON Web Tokens) je populárna metóda pre bezpečnú výmenu informácií medzi stranami. JWT tokeny umožňujú bezstavovú autentifikáciu, čo je výhodné pre škálovateľné aplikácie </w:t>
+        <w:t xml:space="preserve">Autentifikácia a autorizácia sú kritické aspekty bezpečnosti webových aplikácií. JWT (JSON Web </w:t>
+      </w:r>
+      <w:proofErr w:type="spellStart"/>
+      <w:r>
+        <w:t>Tokens</w:t>
+      </w:r>
+      <w:proofErr w:type="spellEnd"/>
+      <w:r>
+        <w:t xml:space="preserve">) je populárna metóda pre bezpečnú výmenu informácií medzi stranami. JWT tokeny umožňujú </w:t>
+      </w:r>
+      <w:proofErr w:type="spellStart"/>
+      <w:r>
+        <w:t>bezstavovú</w:t>
+      </w:r>
+      <w:proofErr w:type="spellEnd"/>
+      <w:r>
+        <w:t xml:space="preserve"> autentifikáciu, čo je výhodné pre škálovateľné aplikácie </w:t>
       </w:r>
       <w:r>
         <w:t>[35]</w:t>
@@ -3790,13 +4109,58 @@
         <w:pStyle w:val="text"/>
       </w:pPr>
       <w:r>
-        <w:t>Databázové systémy sú nevyhnutnou súčasťou väčšiny webových aplikácií, pretože poskytujú úložisko a správu dát. Existujú dva hlavné typy databázových systémov: relačné (SQL) a nereľačné (NoSQL).</w:t>
+        <w:t xml:space="preserve">Databázové systémy sú nevyhnutnou súčasťou väčšiny webových aplikácií, pretože poskytujú úložisko a správu dát. Existujú dva hlavné typy databázových systémov: relačné (SQL) a </w:t>
+      </w:r>
+      <w:proofErr w:type="spellStart"/>
+      <w:r>
+        <w:t>nereľačné</w:t>
+      </w:r>
+      <w:proofErr w:type="spellEnd"/>
+      <w:r>
+        <w:t xml:space="preserve"> (</w:t>
+      </w:r>
+      <w:proofErr w:type="spellStart"/>
+      <w:r>
+        <w:t>NoSQL</w:t>
+      </w:r>
+      <w:proofErr w:type="spellEnd"/>
+      <w:r>
+        <w:t>).</w:t>
       </w:r>
       <w:r>
         <w:t xml:space="preserve"> </w:t>
       </w:r>
-      <w:r>
-        <w:t xml:space="preserve">MongoDB je dokumentovo orientovaná NoSQL databáza, ktorá ukladá dáta vo formáte podobnom JSON. Táto databáza je obzvlášť vhodná pre aplikácie s flexibilnými schémami a horizontálnym škálovaním. MongoDB poskytuje výkonné dotazovacie možnosti a podporuje komplexné dátové štruktúry </w:t>
+      <w:proofErr w:type="spellStart"/>
+      <w:r>
+        <w:t>MongoDB</w:t>
+      </w:r>
+      <w:proofErr w:type="spellEnd"/>
+      <w:r>
+        <w:t xml:space="preserve"> je dokumentovo orientovaná </w:t>
+      </w:r>
+      <w:proofErr w:type="spellStart"/>
+      <w:r>
+        <w:t>NoSQL</w:t>
+      </w:r>
+      <w:proofErr w:type="spellEnd"/>
+      <w:r>
+        <w:t xml:space="preserve"> databáza, ktorá ukladá dáta vo formáte podobnom JSON. Táto databáza je obzvlášť vhodná pre aplikácie s flexibilnými schémami a horizontálnym škálovaním. </w:t>
+      </w:r>
+      <w:proofErr w:type="spellStart"/>
+      <w:r>
+        <w:t>MongoDB</w:t>
+      </w:r>
+      <w:proofErr w:type="spellEnd"/>
+      <w:r>
+        <w:t xml:space="preserve"> poskytuje výkonné </w:t>
+      </w:r>
+      <w:proofErr w:type="spellStart"/>
+      <w:r>
+        <w:t>dotazovacie</w:t>
+      </w:r>
+      <w:proofErr w:type="spellEnd"/>
+      <w:r>
+        <w:t xml:space="preserve"> možnosti a podporuje komplexné dátové štruktúry </w:t>
       </w:r>
       <w:r>
         <w:t>[31]</w:t>
@@ -3808,7 +4172,47 @@
         <w:t xml:space="preserve"> </w:t>
       </w:r>
       <w:r>
-        <w:t xml:space="preserve">Relačné databázy, ako MySQL alebo PostgreSQL, používajú tabuľkovú štruktúru a SQL (Structured Query Language) na dotazovanie. Tieto databázy sú vhodné </w:t>
+        <w:t xml:space="preserve">Relačné databázy, ako MySQL alebo </w:t>
+      </w:r>
+      <w:proofErr w:type="spellStart"/>
+      <w:r>
+        <w:t>PostgreSQL</w:t>
+      </w:r>
+      <w:proofErr w:type="spellEnd"/>
+      <w:r>
+        <w:t>, používajú tabuľkovú štruktúru a SQL (</w:t>
+      </w:r>
+      <w:proofErr w:type="spellStart"/>
+      <w:r>
+        <w:t>Structured</w:t>
+      </w:r>
+      <w:proofErr w:type="spellEnd"/>
+      <w:r>
+        <w:t xml:space="preserve"> </w:t>
+      </w:r>
+      <w:proofErr w:type="spellStart"/>
+      <w:r>
+        <w:t>Query</w:t>
+      </w:r>
+      <w:proofErr w:type="spellEnd"/>
+      <w:r>
+        <w:t xml:space="preserve"> </w:t>
+      </w:r>
+      <w:proofErr w:type="spellStart"/>
+      <w:r>
+        <w:t>Language</w:t>
+      </w:r>
+      <w:proofErr w:type="spellEnd"/>
+      <w:r>
+        <w:t xml:space="preserve">) na </w:t>
+      </w:r>
+      <w:proofErr w:type="spellStart"/>
+      <w:r>
+        <w:t>dotazovanie</w:t>
+      </w:r>
+      <w:proofErr w:type="spellEnd"/>
+      <w:r>
+        <w:t xml:space="preserve">. Tieto databázy sú vhodné </w:t>
       </w:r>
       <w:r>
         <w:lastRenderedPageBreak/>
@@ -3835,11 +4239,11 @@
           <w:numId w:val="3"/>
         </w:numPr>
       </w:pPr>
-      <w:bookmarkStart w:id="4" w:name="_Toc219921532"/>
+      <w:bookmarkStart w:id="5" w:name="_Toc221812968"/>
       <w:r>
         <w:t>Vývojový proces</w:t>
       </w:r>
-      <w:bookmarkEnd w:id="4"/>
+      <w:bookmarkEnd w:id="5"/>
     </w:p>
     <w:p>
       <w:pPr>
@@ -3864,7 +4268,15 @@
         <w:t xml:space="preserve"> </w:t>
       </w:r>
       <w:r>
-        <w:t xml:space="preserve">Návrh zahŕňa vytvorenie architektúry aplikácie, návrh používateľského rozhrania (UI) a používateľskej skúsenosti (UX). Dôležitým aspektom je zabezpečiť, aby aplikácia bola intuitívna, responzívna a prístupná na rôznych zariadeniach </w:t>
+        <w:t xml:space="preserve">Návrh zahŕňa vytvorenie architektúry aplikácie, návrh používateľského rozhrania (UI) a používateľskej skúsenosti (UX). Dôležitým aspektom je zabezpečiť, aby aplikácia bola intuitívna, </w:t>
+      </w:r>
+      <w:proofErr w:type="spellStart"/>
+      <w:r>
+        <w:t>responzívna</w:t>
+      </w:r>
+      <w:proofErr w:type="spellEnd"/>
+      <w:r>
+        <w:t xml:space="preserve"> a prístupná na rôznych zariadeniach </w:t>
       </w:r>
       <w:r>
         <w:t>[1]</w:t>
@@ -3876,7 +4288,15 @@
         <w:t xml:space="preserve"> </w:t>
       </w:r>
       <w:r>
-        <w:t xml:space="preserve">Implementácia zahŕňa samotné programovanie aplikácie podľa špecifikácií z návrhu. V tejto fáze sa používajú rôzne technológie a nástroje, ktoré boli vybrané počas plánovacej fázy. Verzovanie kódu pomocou nástrojov ako Git je nevyhnutné pre správu zmien a spoluprácu v tíme </w:t>
+        <w:t xml:space="preserve">Implementácia zahŕňa samotné programovanie aplikácie podľa špecifikácií z návrhu. V tejto fáze sa používajú rôzne technológie a nástroje, ktoré boli vybrané počas plánovacej fázy. </w:t>
+      </w:r>
+      <w:proofErr w:type="spellStart"/>
+      <w:r>
+        <w:t>Verzovanie</w:t>
+      </w:r>
+      <w:proofErr w:type="spellEnd"/>
+      <w:r>
+        <w:t xml:space="preserve"> kódu pomocou nástrojov ako Git je nevyhnutné pre správu zmien a spoluprácu v tíme </w:t>
       </w:r>
       <w:r>
         <w:t>[22]</w:t>
@@ -3900,7 +4320,47 @@
         <w:t xml:space="preserve"> </w:t>
       </w:r>
       <w:r>
-        <w:t xml:space="preserve">Nasadenie a údržba zahŕňa uvedenie aplikácie do produkčného prostredia a následné monitorovanie výkonu, opravu chýb a implementáciu aktualizácií. Moderné vývojové postupy často využívajú CI/CD (Continuous Integration/Continuous Deployment) pipeline, ktoré automatizujú proces nasadenia </w:t>
+        <w:t>Nasadenie a údržba zahŕňa uvedenie aplikácie do produkčného prostredia a následné monitorovanie výkonu, opravu chýb a implementáciu aktualizácií. Moderné vývojové postupy často využívajú CI/CD (</w:t>
+      </w:r>
+      <w:proofErr w:type="spellStart"/>
+      <w:r>
+        <w:t>Continuous</w:t>
+      </w:r>
+      <w:proofErr w:type="spellEnd"/>
+      <w:r>
+        <w:t xml:space="preserve"> </w:t>
+      </w:r>
+      <w:proofErr w:type="spellStart"/>
+      <w:r>
+        <w:t>Integration</w:t>
+      </w:r>
+      <w:proofErr w:type="spellEnd"/>
+      <w:r>
+        <w:t>/</w:t>
+      </w:r>
+      <w:proofErr w:type="spellStart"/>
+      <w:r>
+        <w:t>Continuous</w:t>
+      </w:r>
+      <w:proofErr w:type="spellEnd"/>
+      <w:r>
+        <w:t xml:space="preserve"> </w:t>
+      </w:r>
+      <w:proofErr w:type="spellStart"/>
+      <w:r>
+        <w:t>Deployment</w:t>
+      </w:r>
+      <w:proofErr w:type="spellEnd"/>
+      <w:r>
+        <w:t xml:space="preserve">) </w:t>
+      </w:r>
+      <w:proofErr w:type="spellStart"/>
+      <w:r>
+        <w:t>pipeline</w:t>
+      </w:r>
+      <w:proofErr w:type="spellEnd"/>
+      <w:r>
+        <w:t xml:space="preserve">, ktoré automatizujú proces nasadenia </w:t>
       </w:r>
       <w:r>
         <w:t>[5]</w:t>
@@ -3930,7 +4390,23 @@
         <w:pStyle w:val="text"/>
       </w:pPr>
       <w:r>
-        <w:t xml:space="preserve">Moderné vývojové metodológie, ako je Agile a Scrum, kladú dôraz na iteratívny vývoj, úzku spoluprácu s klientom a flexibilitu pri zmene požiadaviek. Tieto metodológie umožňujú rýchlejšie dodanie funkcií a lepšiu adaptáciu na meniace sa potreby projektu </w:t>
+        <w:t xml:space="preserve">Moderné vývojové metodológie, ako je </w:t>
+      </w:r>
+      <w:proofErr w:type="spellStart"/>
+      <w:r>
+        <w:t>Agile</w:t>
+      </w:r>
+      <w:proofErr w:type="spellEnd"/>
+      <w:r>
+        <w:t xml:space="preserve"> a </w:t>
+      </w:r>
+      <w:proofErr w:type="spellStart"/>
+      <w:r>
+        <w:t>Scrum</w:t>
+      </w:r>
+      <w:proofErr w:type="spellEnd"/>
+      <w:r>
+        <w:t xml:space="preserve">, kladú dôraz na iteratívny vývoj, úzku spoluprácu s klientom a flexibilitu pri zmene požiadaviek. Tieto metodológie umožňujú rýchlejšie dodanie funkcií a lepšiu adaptáciu na meniace sa potreby projektu </w:t>
       </w:r>
       <w:r>
         <w:t>[4]</w:t>
@@ -3941,8 +4417,21 @@
       <w:r>
         <w:t xml:space="preserve"> </w:t>
       </w:r>
-      <w:r>
-        <w:t xml:space="preserve">Verzovanie kódu pomocou nástrojov ako Git umožňuje vývojárom sledovať zmeny v kóde, spolupracovať na projektoch a v prípade potreby vrátiť sa k predchádzajúcim verziam. Git je distribuovaný systém kontroly verzií, ktorý je široko používaný v softvérovom vývoji </w:t>
+      <w:proofErr w:type="spellStart"/>
+      <w:r>
+        <w:t>Verzovanie</w:t>
+      </w:r>
+      <w:proofErr w:type="spellEnd"/>
+      <w:r>
+        <w:t xml:space="preserve"> kódu pomocou nástrojov ako Git umožňuje vývojárom sledovať zmeny v kóde, spolupracovať na projektoch a v prípade potreby vrátiť sa k predchádzajúcim </w:t>
+      </w:r>
+      <w:proofErr w:type="spellStart"/>
+      <w:r>
+        <w:t>verziam</w:t>
+      </w:r>
+      <w:proofErr w:type="spellEnd"/>
+      <w:r>
+        <w:t xml:space="preserve">. Git je distribuovaný systém kontroly verzií, ktorý je široko používaný v softvérovom vývoji </w:t>
       </w:r>
       <w:r>
         <w:t>[22]</w:t>
@@ -3953,8 +4442,21 @@
       <w:r>
         <w:t xml:space="preserve"> </w:t>
       </w:r>
-      <w:r>
-        <w:t xml:space="preserve">Code review, kde iní vývojári kontrolujú navrhnuté zmeny pred ich začlenením do hlavnej vetvy kódu, pomáha udržiavať kvalitu kódu a zdieľať znalosti v tíme </w:t>
+      <w:proofErr w:type="spellStart"/>
+      <w:r>
+        <w:t>Code</w:t>
+      </w:r>
+      <w:proofErr w:type="spellEnd"/>
+      <w:r>
+        <w:t xml:space="preserve"> </w:t>
+      </w:r>
+      <w:proofErr w:type="spellStart"/>
+      <w:r>
+        <w:t>review</w:t>
+      </w:r>
+      <w:proofErr w:type="spellEnd"/>
+      <w:r>
+        <w:t xml:space="preserve">, kde iní vývojári kontrolujú navrhnuté zmeny pred ich začlenením do hlavnej vetvy kódu, pomáha udržiavať kvalitu kódu a zdieľať znalosti v tíme </w:t>
       </w:r>
       <w:r>
         <w:t>[39]</w:t>
@@ -3993,7 +4495,15 @@
         <w:ind w:firstLine="360"/>
       </w:pPr>
       <w:r>
-        <w:t>Táto kapitola poskytla teoretický základ pre pochopenie tvorby webových aplikácií. Prehľadali sme základné technológie, architektúru, bezpečnostné aspekty a vývojový proces, ktoré sú nevyhnutné pre úspešný vývoj moderných webových aplikácií. Tieto poznatky budú slúžiť ako základ pre ďalšie kapitoly, ktoré sa budú zaoberať konkrétnou implementáciou aplikácie DanceHub.</w:t>
+        <w:t xml:space="preserve">Táto kapitola poskytla teoretický základ pre pochopenie tvorby webových aplikácií. Prehľadali sme základné technológie, architektúru, bezpečnostné aspekty a vývojový proces, ktoré sú nevyhnutné pre úspešný vývoj moderných webových aplikácií. Tieto poznatky budú slúžiť ako základ pre ďalšie kapitoly, ktoré sa budú zaoberať konkrétnou implementáciou aplikácie </w:t>
+      </w:r>
+      <w:proofErr w:type="spellStart"/>
+      <w:r>
+        <w:t>DanceHub</w:t>
+      </w:r>
+      <w:proofErr w:type="spellEnd"/>
+      <w:r>
+        <w:t>.</w:t>
       </w:r>
       <w:r>
         <w:br w:type="page"/>
@@ -4010,7 +4520,7 @@
           <w:color w:val="auto"/>
         </w:rPr>
       </w:pPr>
-      <w:bookmarkStart w:id="5" w:name="_Toc219921534"/>
+      <w:bookmarkStart w:id="6" w:name="_Toc221812969"/>
       <w:r>
         <w:rPr>
           <w:noProof/>
@@ -4018,7 +4528,7 @@
         <w:lastRenderedPageBreak/>
         <w:t>ANALÝZA TRHU A KONKURENCIE</w:t>
       </w:r>
-      <w:bookmarkEnd w:id="5"/>
+      <w:bookmarkEnd w:id="6"/>
     </w:p>
     <w:p>
       <w:pPr>
@@ -4102,7 +4612,7 @@
           <w:numId w:val="3"/>
         </w:numPr>
       </w:pPr>
-      <w:bookmarkStart w:id="6" w:name="_Toc219921535"/>
+      <w:bookmarkStart w:id="7" w:name="_Toc221812970"/>
       <w:r>
         <w:rPr>
           <w:rStyle w:val="KapitolaChar"/>
@@ -4112,7 +4622,7 @@
         </w:rPr>
         <w:t>Google Calendar</w:t>
       </w:r>
-      <w:bookmarkEnd w:id="6"/>
+      <w:bookmarkEnd w:id="7"/>
     </w:p>
     <w:p>
       <w:pPr>
@@ -4182,14 +4692,14 @@
           <w:noProof/>
         </w:rPr>
       </w:pPr>
-      <w:bookmarkStart w:id="7" w:name="_Toc219921536"/>
+      <w:bookmarkStart w:id="8" w:name="_Toc221812971"/>
       <w:r>
         <w:rPr>
           <w:noProof/>
         </w:rPr>
         <w:t>Calendly</w:t>
       </w:r>
-      <w:bookmarkEnd w:id="7"/>
+      <w:bookmarkEnd w:id="8"/>
     </w:p>
     <w:p>
       <w:pPr>
@@ -4252,14 +4762,14 @@
           <w:noProof/>
         </w:rPr>
       </w:pPr>
-      <w:bookmarkStart w:id="8" w:name="_Toc219921537"/>
+      <w:bookmarkStart w:id="9" w:name="_Toc221812972"/>
       <w:r>
         <w:rPr>
           <w:noProof/>
         </w:rPr>
         <w:t>Doodle</w:t>
       </w:r>
-      <w:bookmarkEnd w:id="8"/>
+      <w:bookmarkEnd w:id="9"/>
     </w:p>
     <w:p>
       <w:pPr>
@@ -4319,7 +4829,7 @@
           <w:numId w:val="3"/>
         </w:numPr>
       </w:pPr>
-      <w:bookmarkStart w:id="9" w:name="_Toc219921538"/>
+      <w:bookmarkStart w:id="10" w:name="_Toc221812973"/>
       <w:r>
         <w:rPr>
           <w:rStyle w:val="KapitolaChar"/>
@@ -4329,7 +4839,7 @@
         </w:rPr>
         <w:t>Špecifické aplikácie pre tanečné kluby</w:t>
       </w:r>
-      <w:bookmarkEnd w:id="9"/>
+      <w:bookmarkEnd w:id="10"/>
     </w:p>
     <w:p>
       <w:pPr>
@@ -4396,11 +4906,11 @@
           <w:numId w:val="3"/>
         </w:numPr>
       </w:pPr>
-      <w:bookmarkStart w:id="10" w:name="_Toc219921539"/>
+      <w:bookmarkStart w:id="11" w:name="_Toc221812974"/>
       <w:r>
         <w:t>Porovnávacia tabuľka funkcií</w:t>
       </w:r>
-      <w:bookmarkEnd w:id="10"/>
+      <w:bookmarkEnd w:id="11"/>
     </w:p>
     <w:p>
       <w:pPr>
@@ -4471,8 +4981,8 @@
         <w:t>Táto analýza ukazuje, že na trhu existuje medzera pre aplikáciu, ktorá by kombinovala jednoduchosť všeobecných kalendárových aplikácií so špecializovanými funkciami pre tanečné kluby, najmä pre správu párov a generovanie optimalizovaných rozvrhov.</w:t>
       </w:r>
     </w:p>
-    <w:bookmarkStart w:id="11" w:name="_MON_1831702185"/>
-    <w:bookmarkEnd w:id="11"/>
+    <w:bookmarkStart w:id="12" w:name="_MON_1831702185"/>
+    <w:bookmarkEnd w:id="12"/>
     <w:p>
       <w:pPr>
         <w:pStyle w:val="text"/>
@@ -4504,10 +5014,10 @@
             <v:path o:extrusionok="f" gradientshapeok="t" o:connecttype="rect"/>
             <o:lock v:ext="edit" aspectratio="t"/>
           </v:shapetype>
-          <v:shape id="_x0000_i1025" type="#_x0000_t75" style="width:339pt;height:268.5pt" o:ole="">
+          <v:shape id="_x0000_i1025" type="#_x0000_t75" style="width:339.25pt;height:268.55pt" o:ole="">
             <v:imagedata r:id="rId11" o:title=""/>
           </v:shape>
-          <o:OLEObject Type="Embed" ProgID="Excel.Sheet.12" ShapeID="_x0000_i1025" DrawAspect="Content" ObjectID="_1832137545" r:id="rId12"/>
+          <o:OLEObject Type="Embed" ProgID="Excel.Sheet.12" ShapeID="_x0000_i1025" DrawAspect="Content" ObjectID="_1832425790" r:id="rId12"/>
         </w:object>
       </w:r>
     </w:p>
@@ -4540,7 +5050,7 @@
           <w:noProof/>
         </w:rPr>
       </w:pPr>
-      <w:bookmarkStart w:id="12" w:name="_Toc219921540"/>
+      <w:bookmarkStart w:id="13" w:name="_Toc221812975"/>
       <w:r>
         <w:rPr>
           <w:noProof/>
@@ -4548,7 +5058,7 @@
         <w:lastRenderedPageBreak/>
         <w:t>SWOT analýza konkurenčných produktov</w:t>
       </w:r>
-      <w:bookmarkEnd w:id="12"/>
+      <w:bookmarkEnd w:id="13"/>
     </w:p>
     <w:p>
       <w:pPr>
@@ -4990,7 +5500,7 @@
           <w:bCs/>
         </w:rPr>
       </w:pPr>
-      <w:bookmarkStart w:id="13" w:name="_Toc219921541"/>
+      <w:bookmarkStart w:id="14" w:name="_Toc221812976"/>
       <w:r>
         <w:rPr>
           <w:rStyle w:val="KapitolaChar"/>
@@ -5003,7 +5513,7 @@
         </w:rPr>
         <w:t>Identifikácia medzery na trhu</w:t>
       </w:r>
-      <w:bookmarkEnd w:id="13"/>
+      <w:bookmarkEnd w:id="14"/>
     </w:p>
     <w:p>
       <w:pPr>
@@ -5198,12 +5708,12 @@
       <w:pPr>
         <w:pStyle w:val="Kapitola"/>
       </w:pPr>
-      <w:bookmarkStart w:id="14" w:name="_Toc219921542"/>
+      <w:bookmarkStart w:id="15" w:name="_Toc221812977"/>
       <w:r>
         <w:lastRenderedPageBreak/>
         <w:t>NÁVRH RIEŠENIA - DANCEHUB</w:t>
       </w:r>
-      <w:bookmarkEnd w:id="14"/>
+      <w:bookmarkEnd w:id="15"/>
     </w:p>
     <w:p>
       <w:pPr>
@@ -5283,7 +5793,7 @@
           <w:noProof/>
         </w:rPr>
       </w:pPr>
-      <w:bookmarkStart w:id="15" w:name="_Toc219921546"/>
+      <w:bookmarkStart w:id="16" w:name="_Toc221812978"/>
       <w:r>
         <w:rPr>
           <w:noProof/>
@@ -5291,7 +5801,7 @@
         <w:lastRenderedPageBreak/>
         <w:t>IMPLEMENTÁCIA</w:t>
       </w:r>
-      <w:bookmarkEnd w:id="15"/>
+      <w:bookmarkEnd w:id="16"/>
     </w:p>
     <w:p>
       <w:pPr>
@@ -6034,14 +6544,14 @@
           <w:noProof/>
         </w:rPr>
       </w:pPr>
-      <w:bookmarkStart w:id="16" w:name="_Toc219921547"/>
+      <w:bookmarkStart w:id="17" w:name="_Toc221812979"/>
       <w:r>
         <w:rPr>
           <w:noProof/>
         </w:rPr>
         <w:t>Business logika</w:t>
       </w:r>
-      <w:bookmarkEnd w:id="16"/>
+      <w:bookmarkEnd w:id="17"/>
     </w:p>
     <w:p>
       <w:pPr>
@@ -6135,14 +6645,14 @@
           <w:noProof/>
         </w:rPr>
       </w:pPr>
-      <w:bookmarkStart w:id="17" w:name="_Toc219921548"/>
+      <w:bookmarkStart w:id="18" w:name="_Toc221812980"/>
       <w:r>
         <w:rPr>
           <w:noProof/>
         </w:rPr>
         <w:t>Testovanie funkcií</w:t>
       </w:r>
-      <w:bookmarkEnd w:id="17"/>
+      <w:bookmarkEnd w:id="18"/>
     </w:p>
     <w:p>
       <w:pPr>
@@ -6301,7 +6811,7 @@
           <w:noProof/>
         </w:rPr>
       </w:pPr>
-      <w:bookmarkStart w:id="18" w:name="_Toc219921549"/>
+      <w:bookmarkStart w:id="19" w:name="_Toc221812981"/>
       <w:r>
         <w:rPr>
           <w:noProof/>
@@ -6309,7 +6819,7 @@
         <w:lastRenderedPageBreak/>
         <w:t>Deployment</w:t>
       </w:r>
-      <w:bookmarkEnd w:id="18"/>
+      <w:bookmarkEnd w:id="19"/>
     </w:p>
     <w:p>
       <w:pPr>
@@ -6426,7 +6936,7 @@
           <w:noProof/>
         </w:rPr>
       </w:pPr>
-      <w:bookmarkStart w:id="19" w:name="_Toc219921550"/>
+      <w:bookmarkStart w:id="20" w:name="_Toc221812982"/>
       <w:r>
         <w:rPr>
           <w:noProof/>
@@ -6434,7 +6944,7 @@
         <w:lastRenderedPageBreak/>
         <w:t>MARKETINGOVÝ PLÁN</w:t>
       </w:r>
-      <w:bookmarkEnd w:id="19"/>
+      <w:bookmarkEnd w:id="20"/>
     </w:p>
     <w:p>
       <w:pPr>
@@ -6865,7 +7375,7 @@
           <w:noProof/>
         </w:rPr>
       </w:pPr>
-      <w:bookmarkStart w:id="20" w:name="_Toc219921551"/>
+      <w:bookmarkStart w:id="21" w:name="_Toc221812983"/>
       <w:r>
         <w:rPr>
           <w:noProof/>
@@ -6873,7 +7383,7 @@
         <w:lastRenderedPageBreak/>
         <w:t>Zhrnutie práce</w:t>
       </w:r>
-      <w:bookmarkEnd w:id="20"/>
+      <w:bookmarkEnd w:id="21"/>
     </w:p>
     <w:p>
       <w:pPr>
@@ -7089,7 +7599,7 @@
           <w:noProof/>
         </w:rPr>
       </w:pPr>
-      <w:bookmarkStart w:id="21" w:name="_Toc219921552"/>
+      <w:bookmarkStart w:id="22" w:name="_Toc221812984"/>
       <w:r>
         <w:rPr>
           <w:noProof/>
@@ -7103,7 +7613,7 @@
         </w:rPr>
         <w:t>y</w:t>
       </w:r>
-      <w:bookmarkEnd w:id="21"/>
+      <w:bookmarkEnd w:id="22"/>
     </w:p>
     <w:p>
       <w:pPr>
@@ -10482,6 +10992,10 @@
 </file>
 
 <file path=customXml/item1.xml><?xml version="1.0" encoding="utf-8"?>
+<b:Sources xmlns:b="http://schemas.openxmlformats.org/officeDocument/2006/bibliography" xmlns="http://schemas.openxmlformats.org/officeDocument/2006/bibliography" SelectedStyle="\APASixthEditionOfficeOnline.xsl" StyleName="APA" Version="6"/>
+</file>
+
+<file path=customXml/item2.xml><?xml version="1.0" encoding="utf-8"?>
 <ct:contentTypeSchema xmlns:ct="http://schemas.microsoft.com/office/2006/metadata/contentType" xmlns:ma="http://schemas.microsoft.com/office/2006/metadata/properties/metaAttributes" ct:_="" ma:_="" ma:contentTypeName="Dokument" ma:contentTypeID="0x010100FF914F332154174D803A7B644D03395C" ma:contentTypeVersion="16" ma:contentTypeDescription="Umožňuje vytvoriť nový dokument." ma:contentTypeScope="" ma:versionID="fd77751d24e8168fda22eab337079d00">
   <xsd:schema xmlns:xsd="http://www.w3.org/2001/XMLSchema" xmlns:xs="http://www.w3.org/2001/XMLSchema" xmlns:p="http://schemas.microsoft.com/office/2006/metadata/properties" xmlns:ns3="a94799e5-846a-4ad9-b31d-5ba5d0428847" xmlns:ns4="b0f22963-9bb8-4dce-be88-550968040c8c" targetNamespace="http://schemas.microsoft.com/office/2006/metadata/properties" ma:root="true" ma:fieldsID="b71646f853d82629af3ee6a4474bd060" ns3:_="" ns4:_="">
     <xsd:import namespace="a94799e5-846a-4ad9-b31d-5ba5d0428847"/>
@@ -10720,19 +11234,7 @@
 </ct:contentTypeSchema>
 </file>
 
-<file path=customXml/item2.xml><?xml version="1.0" encoding="utf-8"?>
-<b:Sources xmlns:b="http://schemas.openxmlformats.org/officeDocument/2006/bibliography" xmlns="http://schemas.openxmlformats.org/officeDocument/2006/bibliography" SelectedStyle="\APASixthEditionOfficeOnline.xsl" StyleName="APA" Version="6"/>
-</file>
-
 <file path=customXml/item3.xml><?xml version="1.0" encoding="utf-8"?>
-<p:properties xmlns:p="http://schemas.microsoft.com/office/2006/metadata/properties" xmlns:xsi="http://www.w3.org/2001/XMLSchema-instance" xmlns:pc="http://schemas.microsoft.com/office/infopath/2007/PartnerControls">
-  <documentManagement>
-    <_activity xmlns="a94799e5-846a-4ad9-b31d-5ba5d0428847" xsi:nil="true"/>
-  </documentManagement>
-</p:properties>
-</file>
-
-<file path=customXml/item4.xml><?xml version="1.0" encoding="utf-8"?>
 <?mso-contentType ?>
 <FormTemplates xmlns="http://schemas.microsoft.com/sharepoint/v3/contenttype/forms">
   <Display>DocumentLibraryForm</Display>
@@ -10741,7 +11243,23 @@
 </FormTemplates>
 </file>
 
+<file path=customXml/item4.xml><?xml version="1.0" encoding="utf-8"?>
+<p:properties xmlns:p="http://schemas.microsoft.com/office/2006/metadata/properties" xmlns:xsi="http://www.w3.org/2001/XMLSchema-instance" xmlns:pc="http://schemas.microsoft.com/office/infopath/2007/PartnerControls">
+  <documentManagement>
+    <_activity xmlns="a94799e5-846a-4ad9-b31d-5ba5d0428847" xsi:nil="true"/>
+  </documentManagement>
+</p:properties>
+</file>
+
 <file path=customXml/itemProps1.xml><?xml version="1.0" encoding="utf-8"?>
+<ds:datastoreItem xmlns:ds="http://schemas.openxmlformats.org/officeDocument/2006/customXml" ds:itemID="{33B51BA0-60DC-4A69-874E-22CBA927F23E}">
+  <ds:schemaRefs>
+    <ds:schemaRef ds:uri="http://schemas.openxmlformats.org/officeDocument/2006/bibliography"/>
+  </ds:schemaRefs>
+</ds:datastoreItem>
+</file>
+
+<file path=customXml/itemProps2.xml><?xml version="1.0" encoding="utf-8"?>
 <ds:datastoreItem xmlns:ds="http://schemas.openxmlformats.org/officeDocument/2006/customXml" ds:itemID="{C3329A49-AD3D-4BA1-96E5-F249191C1F65}">
   <ds:schemaRefs>
     <ds:schemaRef ds:uri="http://schemas.microsoft.com/office/2006/metadata/contentType"/>
@@ -10760,15 +11278,15 @@
 </ds:datastoreItem>
 </file>
 
-<file path=customXml/itemProps2.xml><?xml version="1.0" encoding="utf-8"?>
-<ds:datastoreItem xmlns:ds="http://schemas.openxmlformats.org/officeDocument/2006/customXml" ds:itemID="{33B51BA0-60DC-4A69-874E-22CBA927F23E}">
+<file path=customXml/itemProps3.xml><?xml version="1.0" encoding="utf-8"?>
+<ds:datastoreItem xmlns:ds="http://schemas.openxmlformats.org/officeDocument/2006/customXml" ds:itemID="{1F4F2074-9665-40AE-AC4D-38B5428FDE6E}">
   <ds:schemaRefs>
-    <ds:schemaRef ds:uri="http://schemas.openxmlformats.org/officeDocument/2006/bibliography"/>
+    <ds:schemaRef ds:uri="http://schemas.microsoft.com/sharepoint/v3/contenttype/forms"/>
   </ds:schemaRefs>
 </ds:datastoreItem>
 </file>
 
-<file path=customXml/itemProps3.xml><?xml version="1.0" encoding="utf-8"?>
+<file path=customXml/itemProps4.xml><?xml version="1.0" encoding="utf-8"?>
 <ds:datastoreItem xmlns:ds="http://schemas.openxmlformats.org/officeDocument/2006/customXml" ds:itemID="{8A7D4A20-64F2-4259-949F-7A93E612CEDE}">
   <ds:schemaRefs>
     <ds:schemaRef ds:uri="http://schemas.microsoft.com/office/2006/metadata/properties"/>
@@ -10776,12 +11294,4 @@
     <ds:schemaRef ds:uri="a94799e5-846a-4ad9-b31d-5ba5d0428847"/>
   </ds:schemaRefs>
 </ds:datastoreItem>
-</file>
-
-<file path=customXml/itemProps4.xml><?xml version="1.0" encoding="utf-8"?>
-<ds:datastoreItem xmlns:ds="http://schemas.openxmlformats.org/officeDocument/2006/customXml" ds:itemID="{1F4F2074-9665-40AE-AC4D-38B5428FDE6E}">
-  <ds:schemaRefs>
-    <ds:schemaRef ds:uri="http://schemas.microsoft.com/sharepoint/v3/contenttype/forms"/>
-  </ds:schemaRefs>
-</ds:datastoreItem>
 </file>
--- a/__ms-praca__/praca.docx
+++ b/__ms-praca__/praca.docx
@@ -374,13 +374,6 @@
           <w:szCs w:val="24"/>
         </w:rPr>
         <w:tab/>
-      </w:r>
-      <w:r>
-        <w:rPr>
-          <w:rFonts w:ascii="Times New Roman" w:hAnsi="Times New Roman" w:cs="Times New Roman"/>
-          <w:sz w:val="24"/>
-          <w:szCs w:val="24"/>
-        </w:rPr>
         <w:t>Matúš Lupták</w:t>
       </w:r>
       <w:r>
@@ -1185,8 +1178,11 @@
     </w:p>
     <w:p>
       <w:pPr>
-        <w:rPr>
-          <w:rFonts w:ascii="Times New Roman" w:hAnsi="Times New Roman" w:cs="Times New Roman"/>
+        <w:ind w:firstLine="708"/>
+        <w:rPr>
+          <w:rFonts w:ascii="Times New Roman" w:hAnsi="Times New Roman" w:cs="Times New Roman"/>
+          <w:b/>
+          <w:bCs/>
           <w:sz w:val="24"/>
           <w:szCs w:val="24"/>
         </w:rPr>
@@ -1199,10 +1195,7 @@
         </w:rPr>
         <w:br w:type="page"/>
       </w:r>
-    </w:p>
-    <w:p>
-      <w:pPr>
-        <w:spacing w:line="360" w:lineRule="auto"/>
+      <w:r>
         <w:rPr>
           <w:rFonts w:ascii="Times New Roman" w:hAnsi="Times New Roman" w:cs="Times New Roman"/>
           <w:b/>
@@ -1210,8 +1203,844 @@
           <w:sz w:val="28"/>
           <w:szCs w:val="28"/>
         </w:rPr>
-      </w:pPr>
-      <w:r>
+        <w:lastRenderedPageBreak/>
+        <w:t>Abstrakt</w:t>
+      </w:r>
+    </w:p>
+    <w:p>
+      <w:pPr>
+        <w:pStyle w:val="text"/>
+      </w:pPr>
+      <w:r>
+        <w:t>Táto</w:t>
+      </w:r>
+      <w:r>
+        <w:t xml:space="preserve"> </w:t>
+      </w:r>
+      <w:r>
+        <w:t>práca sa zaoberá návrhom a implementáciou webovej aplikácie </w:t>
+      </w:r>
+      <w:proofErr w:type="spellStart"/>
+      <w:r>
+        <w:t>DanceHub</w:t>
+      </w:r>
+      <w:proofErr w:type="spellEnd"/>
+      <w:r>
+        <w:t> na správu aktivít párového tanečného klubu. Analyzuje existujúce riešenia v oblasti plánovania rozvrhov a identifikuje nedostatok špecializovaných nástrojov určených pre párové tancovanie. Na základe vykonanej analýzy bola navrhnutá komplexná aplikácia pokrývajúca správu používateľov a rolí, administráciu klubu, evidenciu tanečných párov, sledovanie dostupnosti a automatizované generovanie rozvrhu. Aplikácia bola implementovaná pomocou technológií </w:t>
+      </w:r>
+      <w:proofErr w:type="spellStart"/>
+      <w:r>
+        <w:t>React</w:t>
+      </w:r>
+      <w:proofErr w:type="spellEnd"/>
+      <w:r>
+        <w:t xml:space="preserve">, Next.js, </w:t>
+      </w:r>
+      <w:proofErr w:type="spellStart"/>
+      <w:r>
+        <w:t>TypeScript</w:t>
+      </w:r>
+      <w:proofErr w:type="spellEnd"/>
+      <w:r>
+        <w:t xml:space="preserve">, </w:t>
+      </w:r>
+      <w:proofErr w:type="spellStart"/>
+      <w:r>
+        <w:t>Tailwind</w:t>
+      </w:r>
+      <w:proofErr w:type="spellEnd"/>
+      <w:r>
+        <w:t xml:space="preserve"> CSS, </w:t>
+      </w:r>
+      <w:proofErr w:type="spellStart"/>
+      <w:r>
+        <w:t>MongoDB</w:t>
+      </w:r>
+      <w:proofErr w:type="spellEnd"/>
+      <w:r>
+        <w:t xml:space="preserve"> a JWT autentifikácie. Súčasťou riešenia je pokročilý plánovací algoritmus, ktorý skracuje čas tvorby rozvrhu približne o 70–80 % a znižuje konflikty v rozvrhu približne o 90 %. </w:t>
+      </w:r>
+    </w:p>
+    <w:p>
+      <w:pPr>
+        <w:pStyle w:val="text"/>
+      </w:pPr>
+      <w:r>
+        <w:t>Kľúčové slová: </w:t>
+      </w:r>
+      <w:r>
+        <w:t>W</w:t>
+      </w:r>
+      <w:r>
+        <w:t xml:space="preserve">ebová aplikácia, </w:t>
+      </w:r>
+      <w:r>
+        <w:t>P</w:t>
+      </w:r>
+      <w:r>
+        <w:t xml:space="preserve">árové tance, </w:t>
+      </w:r>
+      <w:r>
+        <w:t>T</w:t>
+      </w:r>
+      <w:r>
+        <w:t xml:space="preserve">anečný klub, </w:t>
+      </w:r>
+      <w:r>
+        <w:t>P</w:t>
+      </w:r>
+      <w:r>
+        <w:t>lánovanie rozvrhu,</w:t>
+      </w:r>
+      <w:r>
+        <w:t xml:space="preserve"> </w:t>
+      </w:r>
+      <w:r>
+        <w:t>A</w:t>
+      </w:r>
+      <w:r>
+        <w:t xml:space="preserve">lgoritmus, </w:t>
+      </w:r>
+      <w:proofErr w:type="spellStart"/>
+      <w:r>
+        <w:t>React</w:t>
+      </w:r>
+      <w:proofErr w:type="spellEnd"/>
+      <w:r>
+        <w:t xml:space="preserve">, Next.js, </w:t>
+      </w:r>
+      <w:proofErr w:type="spellStart"/>
+      <w:r>
+        <w:t>MongoDB</w:t>
+      </w:r>
+      <w:proofErr w:type="spellEnd"/>
+      <w:r>
+        <w:t xml:space="preserve">, </w:t>
+      </w:r>
+      <w:r>
+        <w:t>Design</w:t>
+      </w:r>
+    </w:p>
+    <w:p>
+      <w:pPr>
+        <w:pStyle w:val="text"/>
+      </w:pPr>
+    </w:p>
+    <w:p>
+      <w:pPr>
+        <w:pStyle w:val="text"/>
+        <w:ind w:firstLine="708"/>
+        <w:rPr>
+          <w:b/>
+          <w:bCs/>
+          <w:sz w:val="28"/>
+          <w:szCs w:val="24"/>
+        </w:rPr>
+      </w:pPr>
+      <w:proofErr w:type="spellStart"/>
+      <w:r>
+        <w:rPr>
+          <w:b/>
+          <w:bCs/>
+          <w:sz w:val="28"/>
+          <w:szCs w:val="24"/>
+        </w:rPr>
+        <w:t>Abstract</w:t>
+      </w:r>
+      <w:proofErr w:type="spellEnd"/>
+    </w:p>
+    <w:p>
+      <w:pPr>
+        <w:pStyle w:val="text"/>
+      </w:pPr>
+      <w:proofErr w:type="spellStart"/>
+      <w:r>
+        <w:t>This</w:t>
+      </w:r>
+      <w:proofErr w:type="spellEnd"/>
+      <w:r>
+        <w:t> </w:t>
+      </w:r>
+      <w:proofErr w:type="spellStart"/>
+      <w:r>
+        <w:t>thesis</w:t>
+      </w:r>
+      <w:proofErr w:type="spellEnd"/>
+      <w:r>
+        <w:t> </w:t>
+      </w:r>
+      <w:proofErr w:type="spellStart"/>
+      <w:r>
+        <w:t>deals</w:t>
+      </w:r>
+      <w:proofErr w:type="spellEnd"/>
+      <w:r>
+        <w:t xml:space="preserve"> </w:t>
+      </w:r>
+      <w:proofErr w:type="spellStart"/>
+      <w:r>
+        <w:t>with</w:t>
+      </w:r>
+      <w:proofErr w:type="spellEnd"/>
+      <w:r>
+        <w:t xml:space="preserve"> </w:t>
+      </w:r>
+      <w:proofErr w:type="spellStart"/>
+      <w:r>
+        <w:t>the</w:t>
+      </w:r>
+      <w:proofErr w:type="spellEnd"/>
+      <w:r>
+        <w:t xml:space="preserve"> design and </w:t>
+      </w:r>
+      <w:proofErr w:type="spellStart"/>
+      <w:r>
+        <w:t>implementation</w:t>
+      </w:r>
+      <w:proofErr w:type="spellEnd"/>
+      <w:r>
+        <w:t xml:space="preserve"> of </w:t>
+      </w:r>
+      <w:proofErr w:type="spellStart"/>
+      <w:r>
+        <w:t>DanceHub</w:t>
+      </w:r>
+      <w:proofErr w:type="spellEnd"/>
+      <w:r>
+        <w:t xml:space="preserve">, a web </w:t>
+      </w:r>
+      <w:proofErr w:type="spellStart"/>
+      <w:r>
+        <w:t>application</w:t>
+      </w:r>
+      <w:proofErr w:type="spellEnd"/>
+      <w:r>
+        <w:t> </w:t>
+      </w:r>
+      <w:proofErr w:type="spellStart"/>
+      <w:r>
+        <w:t>for</w:t>
+      </w:r>
+      <w:proofErr w:type="spellEnd"/>
+      <w:r>
+        <w:t> </w:t>
+      </w:r>
+      <w:proofErr w:type="spellStart"/>
+      <w:r>
+        <w:t>managing</w:t>
+      </w:r>
+      <w:proofErr w:type="spellEnd"/>
+      <w:r>
+        <w:t xml:space="preserve"> </w:t>
+      </w:r>
+      <w:proofErr w:type="spellStart"/>
+      <w:r>
+        <w:t>pair-dance</w:t>
+      </w:r>
+      <w:proofErr w:type="spellEnd"/>
+      <w:r>
+        <w:t> </w:t>
+      </w:r>
+      <w:proofErr w:type="spellStart"/>
+      <w:r>
+        <w:t>club</w:t>
+      </w:r>
+      <w:proofErr w:type="spellEnd"/>
+      <w:r>
+        <w:t> </w:t>
+      </w:r>
+      <w:proofErr w:type="spellStart"/>
+      <w:r>
+        <w:t>activities</w:t>
+      </w:r>
+      <w:proofErr w:type="spellEnd"/>
+      <w:r>
+        <w:t xml:space="preserve">. </w:t>
+      </w:r>
+      <w:proofErr w:type="spellStart"/>
+      <w:r>
+        <w:t>It</w:t>
+      </w:r>
+      <w:proofErr w:type="spellEnd"/>
+      <w:r>
+        <w:t xml:space="preserve"> </w:t>
+      </w:r>
+      <w:proofErr w:type="spellStart"/>
+      <w:r>
+        <w:t>analyses</w:t>
+      </w:r>
+      <w:proofErr w:type="spellEnd"/>
+      <w:r>
+        <w:t> </w:t>
+      </w:r>
+      <w:proofErr w:type="spellStart"/>
+      <w:r>
+        <w:t>the</w:t>
+      </w:r>
+      <w:proofErr w:type="spellEnd"/>
+      <w:r>
+        <w:t> </w:t>
+      </w:r>
+      <w:proofErr w:type="spellStart"/>
+      <w:r>
+        <w:t>current</w:t>
+      </w:r>
+      <w:proofErr w:type="spellEnd"/>
+      <w:r>
+        <w:t xml:space="preserve"> </w:t>
+      </w:r>
+      <w:proofErr w:type="spellStart"/>
+      <w:r>
+        <w:t>market</w:t>
+      </w:r>
+      <w:proofErr w:type="spellEnd"/>
+      <w:r>
+        <w:t xml:space="preserve"> of </w:t>
+      </w:r>
+      <w:proofErr w:type="spellStart"/>
+      <w:r>
+        <w:t>scheduling</w:t>
+      </w:r>
+      <w:proofErr w:type="spellEnd"/>
+      <w:r>
+        <w:t> </w:t>
+      </w:r>
+      <w:proofErr w:type="spellStart"/>
+      <w:r>
+        <w:t>applications</w:t>
+      </w:r>
+      <w:proofErr w:type="spellEnd"/>
+      <w:r>
+        <w:t xml:space="preserve"> and </w:t>
+      </w:r>
+      <w:proofErr w:type="spellStart"/>
+      <w:r>
+        <w:t>identifies</w:t>
+      </w:r>
+      <w:proofErr w:type="spellEnd"/>
+      <w:r>
+        <w:t xml:space="preserve"> </w:t>
+      </w:r>
+      <w:proofErr w:type="spellStart"/>
+      <w:r>
+        <w:t>the</w:t>
+      </w:r>
+      <w:proofErr w:type="spellEnd"/>
+      <w:r>
+        <w:t xml:space="preserve"> </w:t>
+      </w:r>
+      <w:proofErr w:type="spellStart"/>
+      <w:r>
+        <w:t>lack</w:t>
+      </w:r>
+      <w:proofErr w:type="spellEnd"/>
+      <w:r>
+        <w:t> of </w:t>
+      </w:r>
+      <w:proofErr w:type="spellStart"/>
+      <w:r>
+        <w:t>specialised</w:t>
+      </w:r>
+      <w:proofErr w:type="spellEnd"/>
+      <w:r>
+        <w:t xml:space="preserve"> </w:t>
+      </w:r>
+      <w:proofErr w:type="spellStart"/>
+      <w:r>
+        <w:t>tools</w:t>
+      </w:r>
+      <w:proofErr w:type="spellEnd"/>
+      <w:r>
+        <w:t xml:space="preserve"> </w:t>
+      </w:r>
+      <w:proofErr w:type="spellStart"/>
+      <w:r>
+        <w:t>for</w:t>
+      </w:r>
+      <w:proofErr w:type="spellEnd"/>
+      <w:r>
+        <w:t xml:space="preserve"> </w:t>
+      </w:r>
+      <w:proofErr w:type="spellStart"/>
+      <w:r>
+        <w:t>pair-dance</w:t>
+      </w:r>
+      <w:proofErr w:type="spellEnd"/>
+      <w:r>
+        <w:t xml:space="preserve"> </w:t>
+      </w:r>
+      <w:proofErr w:type="spellStart"/>
+      <w:r>
+        <w:t>clubs</w:t>
+      </w:r>
+      <w:proofErr w:type="spellEnd"/>
+      <w:r>
+        <w:t xml:space="preserve">. </w:t>
+      </w:r>
+      <w:proofErr w:type="spellStart"/>
+      <w:r>
+        <w:t>Based</w:t>
+      </w:r>
+      <w:proofErr w:type="spellEnd"/>
+      <w:r>
+        <w:t xml:space="preserve"> on </w:t>
+      </w:r>
+      <w:proofErr w:type="spellStart"/>
+      <w:r>
+        <w:t>this</w:t>
+      </w:r>
+      <w:proofErr w:type="spellEnd"/>
+      <w:r>
+        <w:t xml:space="preserve"> </w:t>
+      </w:r>
+      <w:proofErr w:type="spellStart"/>
+      <w:r>
+        <w:t>analysis</w:t>
+      </w:r>
+      <w:proofErr w:type="spellEnd"/>
+      <w:r>
+        <w:t>, a </w:t>
+      </w:r>
+      <w:proofErr w:type="spellStart"/>
+      <w:r>
+        <w:t>comprehensive</w:t>
+      </w:r>
+      <w:proofErr w:type="spellEnd"/>
+      <w:r>
+        <w:t xml:space="preserve"> </w:t>
+      </w:r>
+      <w:proofErr w:type="spellStart"/>
+      <w:r>
+        <w:t>solution</w:t>
+      </w:r>
+      <w:proofErr w:type="spellEnd"/>
+      <w:r>
+        <w:t> </w:t>
+      </w:r>
+      <w:proofErr w:type="spellStart"/>
+      <w:r>
+        <w:t>was</w:t>
+      </w:r>
+      <w:proofErr w:type="spellEnd"/>
+      <w:r>
+        <w:t> </w:t>
+      </w:r>
+      <w:proofErr w:type="spellStart"/>
+      <w:r>
+        <w:t>designed</w:t>
+      </w:r>
+      <w:proofErr w:type="spellEnd"/>
+      <w:r>
+        <w:t xml:space="preserve"> </w:t>
+      </w:r>
+      <w:proofErr w:type="spellStart"/>
+      <w:r>
+        <w:t>covering</w:t>
+      </w:r>
+      <w:proofErr w:type="spellEnd"/>
+      <w:r>
+        <w:t xml:space="preserve"> user and role management, </w:t>
+      </w:r>
+      <w:proofErr w:type="spellStart"/>
+      <w:r>
+        <w:t>club</w:t>
+      </w:r>
+      <w:proofErr w:type="spellEnd"/>
+      <w:r>
+        <w:t xml:space="preserve"> </w:t>
+      </w:r>
+      <w:proofErr w:type="spellStart"/>
+      <w:r>
+        <w:t>administration</w:t>
+      </w:r>
+      <w:proofErr w:type="spellEnd"/>
+      <w:r>
+        <w:t xml:space="preserve">, </w:t>
+      </w:r>
+      <w:proofErr w:type="spellStart"/>
+      <w:r>
+        <w:t>dancer</w:t>
+      </w:r>
+      <w:proofErr w:type="spellEnd"/>
+      <w:r>
+        <w:t xml:space="preserve"> </w:t>
+      </w:r>
+      <w:proofErr w:type="spellStart"/>
+      <w:r>
+        <w:t>pair</w:t>
+      </w:r>
+      <w:proofErr w:type="spellEnd"/>
+      <w:r>
+        <w:t xml:space="preserve"> management, </w:t>
+      </w:r>
+      <w:proofErr w:type="spellStart"/>
+      <w:r>
+        <w:t>availability</w:t>
+      </w:r>
+      <w:proofErr w:type="spellEnd"/>
+      <w:r>
+        <w:t> </w:t>
+      </w:r>
+      <w:proofErr w:type="spellStart"/>
+      <w:r>
+        <w:t>tracking</w:t>
+      </w:r>
+      <w:proofErr w:type="spellEnd"/>
+      <w:r>
+        <w:t xml:space="preserve">, and </w:t>
+      </w:r>
+      <w:proofErr w:type="spellStart"/>
+      <w:r>
+        <w:t>automatic</w:t>
+      </w:r>
+      <w:proofErr w:type="spellEnd"/>
+      <w:r>
+        <w:t> </w:t>
+      </w:r>
+      <w:proofErr w:type="spellStart"/>
+      <w:r>
+        <w:t>timetable</w:t>
+      </w:r>
+      <w:proofErr w:type="spellEnd"/>
+      <w:r>
+        <w:t> </w:t>
+      </w:r>
+      <w:proofErr w:type="spellStart"/>
+      <w:r>
+        <w:t>generation</w:t>
+      </w:r>
+      <w:proofErr w:type="spellEnd"/>
+      <w:r>
+        <w:t xml:space="preserve">. </w:t>
+      </w:r>
+      <w:proofErr w:type="spellStart"/>
+      <w:r>
+        <w:t>The</w:t>
+      </w:r>
+      <w:proofErr w:type="spellEnd"/>
+      <w:r>
+        <w:t xml:space="preserve"> </w:t>
+      </w:r>
+      <w:proofErr w:type="spellStart"/>
+      <w:r>
+        <w:t>application</w:t>
+      </w:r>
+      <w:proofErr w:type="spellEnd"/>
+      <w:r>
+        <w:t> </w:t>
+      </w:r>
+      <w:proofErr w:type="spellStart"/>
+      <w:r>
+        <w:t>was</w:t>
+      </w:r>
+      <w:proofErr w:type="spellEnd"/>
+      <w:r>
+        <w:t> </w:t>
+      </w:r>
+      <w:proofErr w:type="spellStart"/>
+      <w:r>
+        <w:t>built</w:t>
+      </w:r>
+      <w:proofErr w:type="spellEnd"/>
+      <w:r>
+        <w:t xml:space="preserve"> </w:t>
+      </w:r>
+      <w:proofErr w:type="spellStart"/>
+      <w:r>
+        <w:t>using</w:t>
+      </w:r>
+      <w:proofErr w:type="spellEnd"/>
+      <w:r>
+        <w:t xml:space="preserve"> </w:t>
+      </w:r>
+      <w:proofErr w:type="spellStart"/>
+      <w:r>
+        <w:t>React</w:t>
+      </w:r>
+      <w:proofErr w:type="spellEnd"/>
+      <w:r>
+        <w:t xml:space="preserve">, Next.js, </w:t>
+      </w:r>
+      <w:proofErr w:type="spellStart"/>
+      <w:r>
+        <w:t>TypeScript</w:t>
+      </w:r>
+      <w:proofErr w:type="spellEnd"/>
+      <w:r>
+        <w:t xml:space="preserve">, </w:t>
+      </w:r>
+      <w:proofErr w:type="spellStart"/>
+      <w:r>
+        <w:t>Tailwind</w:t>
+      </w:r>
+      <w:proofErr w:type="spellEnd"/>
+      <w:r>
+        <w:t xml:space="preserve"> CSS, </w:t>
+      </w:r>
+      <w:proofErr w:type="spellStart"/>
+      <w:r>
+        <w:t>MongoDB</w:t>
+      </w:r>
+      <w:proofErr w:type="spellEnd"/>
+      <w:r>
+        <w:t>, and JWT </w:t>
+      </w:r>
+      <w:proofErr w:type="spellStart"/>
+      <w:r>
+        <w:t>authentication</w:t>
+      </w:r>
+      <w:proofErr w:type="spellEnd"/>
+      <w:r>
+        <w:t xml:space="preserve">. </w:t>
+      </w:r>
+      <w:proofErr w:type="spellStart"/>
+      <w:r>
+        <w:t>An</w:t>
+      </w:r>
+      <w:proofErr w:type="spellEnd"/>
+      <w:r>
+        <w:t xml:space="preserve"> </w:t>
+      </w:r>
+      <w:proofErr w:type="spellStart"/>
+      <w:r>
+        <w:t>advanced</w:t>
+      </w:r>
+      <w:proofErr w:type="spellEnd"/>
+      <w:r>
+        <w:t xml:space="preserve"> </w:t>
+      </w:r>
+      <w:proofErr w:type="spellStart"/>
+      <w:r>
+        <w:t>scheduling</w:t>
+      </w:r>
+      <w:proofErr w:type="spellEnd"/>
+      <w:r>
+        <w:t> </w:t>
+      </w:r>
+      <w:proofErr w:type="spellStart"/>
+      <w:r>
+        <w:t>algorithm</w:t>
+      </w:r>
+      <w:proofErr w:type="spellEnd"/>
+      <w:r>
+        <w:t> </w:t>
+      </w:r>
+      <w:proofErr w:type="spellStart"/>
+      <w:r>
+        <w:t>was</w:t>
+      </w:r>
+      <w:proofErr w:type="spellEnd"/>
+      <w:r>
+        <w:t xml:space="preserve"> </w:t>
+      </w:r>
+      <w:proofErr w:type="spellStart"/>
+      <w:r>
+        <w:t>implemented</w:t>
+      </w:r>
+      <w:proofErr w:type="spellEnd"/>
+      <w:r>
+        <w:t xml:space="preserve"> </w:t>
+      </w:r>
+      <w:proofErr w:type="spellStart"/>
+      <w:r>
+        <w:t>that</w:t>
+      </w:r>
+      <w:proofErr w:type="spellEnd"/>
+      <w:r>
+        <w:t xml:space="preserve"> </w:t>
+      </w:r>
+      <w:proofErr w:type="spellStart"/>
+      <w:r>
+        <w:t>reduces</w:t>
+      </w:r>
+      <w:proofErr w:type="spellEnd"/>
+      <w:r>
+        <w:t> </w:t>
+      </w:r>
+      <w:proofErr w:type="spellStart"/>
+      <w:r>
+        <w:t>timetable</w:t>
+      </w:r>
+      <w:proofErr w:type="spellEnd"/>
+      <w:r>
+        <w:t xml:space="preserve"> </w:t>
+      </w:r>
+      <w:proofErr w:type="spellStart"/>
+      <w:r>
+        <w:t>creation</w:t>
+      </w:r>
+      <w:proofErr w:type="spellEnd"/>
+      <w:r>
+        <w:t xml:space="preserve"> </w:t>
+      </w:r>
+      <w:proofErr w:type="spellStart"/>
+      <w:r>
+        <w:t>time</w:t>
+      </w:r>
+      <w:proofErr w:type="spellEnd"/>
+      <w:r>
+        <w:t xml:space="preserve"> by </w:t>
+      </w:r>
+      <w:proofErr w:type="spellStart"/>
+      <w:r>
+        <w:t>approximately</w:t>
+      </w:r>
+      <w:proofErr w:type="spellEnd"/>
+      <w:r>
+        <w:t> 70–80 % and </w:t>
+      </w:r>
+      <w:proofErr w:type="spellStart"/>
+      <w:r>
+        <w:t>scheduling</w:t>
+      </w:r>
+      <w:proofErr w:type="spellEnd"/>
+      <w:r>
+        <w:t xml:space="preserve"> </w:t>
+      </w:r>
+      <w:proofErr w:type="spellStart"/>
+      <w:r>
+        <w:t>conflicts</w:t>
+      </w:r>
+      <w:proofErr w:type="spellEnd"/>
+      <w:r>
+        <w:t xml:space="preserve"> by </w:t>
+      </w:r>
+      <w:proofErr w:type="spellStart"/>
+      <w:r>
+        <w:t>approximately</w:t>
+      </w:r>
+      <w:proofErr w:type="spellEnd"/>
+      <w:r>
+        <w:t xml:space="preserve"> 90 %. </w:t>
+      </w:r>
+    </w:p>
+    <w:p>
+      <w:pPr>
+        <w:pStyle w:val="text"/>
+      </w:pPr>
+      <w:proofErr w:type="spellStart"/>
+      <w:r>
+        <w:t>Keywords</w:t>
+      </w:r>
+      <w:proofErr w:type="spellEnd"/>
+      <w:r>
+        <w:t>: </w:t>
+      </w:r>
+      <w:r>
+        <w:t>W</w:t>
+      </w:r>
+      <w:r>
+        <w:t xml:space="preserve">eb </w:t>
+      </w:r>
+      <w:proofErr w:type="spellStart"/>
+      <w:r>
+        <w:t>application</w:t>
+      </w:r>
+      <w:proofErr w:type="spellEnd"/>
+      <w:r>
+        <w:t xml:space="preserve">, </w:t>
+      </w:r>
+      <w:proofErr w:type="spellStart"/>
+      <w:r>
+        <w:t>P</w:t>
+      </w:r>
+      <w:r>
+        <w:t>air</w:t>
+      </w:r>
+      <w:proofErr w:type="spellEnd"/>
+      <w:r>
+        <w:t xml:space="preserve"> </w:t>
+      </w:r>
+      <w:proofErr w:type="spellStart"/>
+      <w:r>
+        <w:t>dance</w:t>
+      </w:r>
+      <w:proofErr w:type="spellEnd"/>
+      <w:r>
+        <w:t xml:space="preserve">, </w:t>
+      </w:r>
+      <w:proofErr w:type="spellStart"/>
+      <w:r>
+        <w:t>D</w:t>
+      </w:r>
+      <w:r>
+        <w:t>ance</w:t>
+      </w:r>
+      <w:proofErr w:type="spellEnd"/>
+      <w:r>
+        <w:t xml:space="preserve"> </w:t>
+      </w:r>
+      <w:proofErr w:type="spellStart"/>
+      <w:r>
+        <w:t>club</w:t>
+      </w:r>
+      <w:proofErr w:type="spellEnd"/>
+      <w:r>
+        <w:t xml:space="preserve">, </w:t>
+      </w:r>
+      <w:r>
+        <w:t>S</w:t>
+      </w:r>
+      <w:r>
+        <w:t xml:space="preserve">chedule </w:t>
+      </w:r>
+      <w:proofErr w:type="spellStart"/>
+      <w:r>
+        <w:t>planning</w:t>
+      </w:r>
+      <w:proofErr w:type="spellEnd"/>
+      <w:r>
+        <w:t xml:space="preserve">, </w:t>
+      </w:r>
+      <w:proofErr w:type="spellStart"/>
+      <w:r>
+        <w:t>A</w:t>
+      </w:r>
+      <w:r>
+        <w:t>lgorithm</w:t>
+      </w:r>
+      <w:proofErr w:type="spellEnd"/>
+      <w:r>
+        <w:t xml:space="preserve">, </w:t>
+      </w:r>
+      <w:proofErr w:type="spellStart"/>
+      <w:r>
+        <w:t>React</w:t>
+      </w:r>
+      <w:proofErr w:type="spellEnd"/>
+      <w:r>
+        <w:t xml:space="preserve">, Next.js, </w:t>
+      </w:r>
+      <w:proofErr w:type="spellStart"/>
+      <w:r>
+        <w:t>MongoDB</w:t>
+      </w:r>
+      <w:proofErr w:type="spellEnd"/>
+      <w:r>
+        <w:t xml:space="preserve">, </w:t>
+      </w:r>
+      <w:r>
+        <w:t>D</w:t>
+      </w:r>
+      <w:r>
+        <w:t>esign</w:t>
+      </w:r>
+      <w:r>
+        <w:br w:type="page"/>
+      </w:r>
+    </w:p>
+    <w:p>
+      <w:pPr>
+        <w:rPr>
+          <w:rFonts w:ascii="Times New Roman" w:hAnsi="Times New Roman" w:cs="Times New Roman"/>
+          <w:sz w:val="24"/>
+          <w:szCs w:val="24"/>
+        </w:rPr>
+      </w:pPr>
+    </w:p>
+    <w:p>
+      <w:pPr>
+        <w:spacing w:line="360" w:lineRule="auto"/>
         <w:rPr>
           <w:rFonts w:ascii="Times New Roman" w:hAnsi="Times New Roman" w:cs="Times New Roman"/>
           <w:b/>
@@ -1219,7 +2048,15 @@
           <w:sz w:val="28"/>
           <w:szCs w:val="28"/>
         </w:rPr>
-        <w:lastRenderedPageBreak/>
+      </w:pPr>
+      <w:r>
+        <w:rPr>
+          <w:rFonts w:ascii="Times New Roman" w:hAnsi="Times New Roman" w:cs="Times New Roman"/>
+          <w:b/>
+          <w:bCs/>
+          <w:sz w:val="28"/>
+          <w:szCs w:val="28"/>
+        </w:rPr>
         <w:t>Obsah</w:t>
       </w:r>
     </w:p>
@@ -1291,7 +2128,7 @@
             </w:rPr>
             <w:fldChar w:fldCharType="separate"/>
           </w:r>
-          <w:hyperlink w:anchor="_Toc221812963" w:history="1">
+          <w:hyperlink w:anchor="_Toc222400915" w:history="1">
             <w:r>
               <w:rPr>
                 <w:rStyle w:val="Hypertextovprepojenie"/>
@@ -1314,7 +2151,7 @@
                 <w:rStyle w:val="Hypertextovprepojenie"/>
                 <w:noProof/>
               </w:rPr>
-              <w:t>Abstrakt</w:t>
+              <w:t>ÚVOD</w:t>
             </w:r>
             <w:r>
               <w:rPr>
@@ -1335,7 +2172,7 @@
                 <w:noProof/>
                 <w:webHidden/>
               </w:rPr>
-              <w:instrText xml:space="preserve"> PAGEREF _Toc221812963 \h </w:instrText>
+              <w:instrText xml:space="preserve"> PAGEREF _Toc222400915 \h </w:instrText>
             </w:r>
             <w:r>
               <w:rPr>
@@ -1381,7 +2218,7 @@
               <w:lang w:eastAsia="sk-SK"/>
             </w:rPr>
           </w:pPr>
-          <w:hyperlink w:anchor="_Toc221812964" w:history="1">
+          <w:hyperlink w:anchor="_Toc222400916" w:history="1">
             <w:r>
               <w:rPr>
                 <w:rStyle w:val="Hypertextovprepojenie"/>
@@ -1404,7 +2241,7 @@
                 <w:rStyle w:val="Hypertextovprepojenie"/>
                 <w:noProof/>
               </w:rPr>
-              <w:t>ÚVOD</w:t>
+              <w:t>TEORETICKÁ ČASŤ - TVORBA WEBOVÝCH APLIKÁCIÍ</w:t>
             </w:r>
             <w:r>
               <w:rPr>
@@ -1425,7 +2262,7 @@
                 <w:noProof/>
                 <w:webHidden/>
               </w:rPr>
-              <w:instrText xml:space="preserve"> PAGEREF _Toc221812964 \h </w:instrText>
+              <w:instrText xml:space="preserve"> PAGEREF _Toc222400916 \h </w:instrText>
             </w:r>
             <w:r>
               <w:rPr>
@@ -1445,7 +2282,277 @@
                 <w:noProof/>
                 <w:webHidden/>
               </w:rPr>
-              <w:t>6</w:t>
+              <w:t>7</w:t>
+            </w:r>
+            <w:r>
+              <w:rPr>
+                <w:noProof/>
+                <w:webHidden/>
+              </w:rPr>
+              <w:fldChar w:fldCharType="end"/>
+            </w:r>
+          </w:hyperlink>
+        </w:p>
+        <w:p>
+          <w:pPr>
+            <w:pStyle w:val="Obsah1"/>
+            <w:tabs>
+              <w:tab w:val="left" w:pos="720"/>
+              <w:tab w:val="right" w:leader="dot" w:pos="8493"/>
+            </w:tabs>
+            <w:rPr>
+              <w:rFonts w:eastAsiaTheme="minorEastAsia"/>
+              <w:noProof/>
+              <w:sz w:val="24"/>
+              <w:szCs w:val="24"/>
+              <w:lang w:eastAsia="sk-SK"/>
+            </w:rPr>
+          </w:pPr>
+          <w:hyperlink w:anchor="_Toc222400917" w:history="1">
+            <w:r>
+              <w:rPr>
+                <w:rStyle w:val="Hypertextovprepojenie"/>
+                <w:noProof/>
+              </w:rPr>
+              <w:t>1.1</w:t>
+            </w:r>
+            <w:r>
+              <w:rPr>
+                <w:rFonts w:eastAsiaTheme="minorEastAsia"/>
+                <w:noProof/>
+                <w:sz w:val="24"/>
+                <w:szCs w:val="24"/>
+                <w:lang w:eastAsia="sk-SK"/>
+              </w:rPr>
+              <w:tab/>
+            </w:r>
+            <w:r>
+              <w:rPr>
+                <w:rStyle w:val="Hypertextovprepojenie"/>
+                <w:noProof/>
+              </w:rPr>
+              <w:t>Frontend technológie</w:t>
+            </w:r>
+            <w:r>
+              <w:rPr>
+                <w:noProof/>
+                <w:webHidden/>
+              </w:rPr>
+              <w:tab/>
+            </w:r>
+            <w:r>
+              <w:rPr>
+                <w:noProof/>
+                <w:webHidden/>
+              </w:rPr>
+              <w:fldChar w:fldCharType="begin"/>
+            </w:r>
+            <w:r>
+              <w:rPr>
+                <w:noProof/>
+                <w:webHidden/>
+              </w:rPr>
+              <w:instrText xml:space="preserve"> PAGEREF _Toc222400917 \h </w:instrText>
+            </w:r>
+            <w:r>
+              <w:rPr>
+                <w:noProof/>
+                <w:webHidden/>
+              </w:rPr>
+            </w:r>
+            <w:r>
+              <w:rPr>
+                <w:noProof/>
+                <w:webHidden/>
+              </w:rPr>
+              <w:fldChar w:fldCharType="separate"/>
+            </w:r>
+            <w:r>
+              <w:rPr>
+                <w:noProof/>
+                <w:webHidden/>
+              </w:rPr>
+              <w:t>7</w:t>
+            </w:r>
+            <w:r>
+              <w:rPr>
+                <w:noProof/>
+                <w:webHidden/>
+              </w:rPr>
+              <w:fldChar w:fldCharType="end"/>
+            </w:r>
+          </w:hyperlink>
+        </w:p>
+        <w:p>
+          <w:pPr>
+            <w:pStyle w:val="Obsah1"/>
+            <w:tabs>
+              <w:tab w:val="left" w:pos="720"/>
+              <w:tab w:val="right" w:leader="dot" w:pos="8493"/>
+            </w:tabs>
+            <w:rPr>
+              <w:rFonts w:eastAsiaTheme="minorEastAsia"/>
+              <w:noProof/>
+              <w:sz w:val="24"/>
+              <w:szCs w:val="24"/>
+              <w:lang w:eastAsia="sk-SK"/>
+            </w:rPr>
+          </w:pPr>
+          <w:hyperlink w:anchor="_Toc222400918" w:history="1">
+            <w:r>
+              <w:rPr>
+                <w:rStyle w:val="Hypertextovprepojenie"/>
+                <w:noProof/>
+              </w:rPr>
+              <w:t>1.2</w:t>
+            </w:r>
+            <w:r>
+              <w:rPr>
+                <w:rFonts w:eastAsiaTheme="minorEastAsia"/>
+                <w:noProof/>
+                <w:sz w:val="24"/>
+                <w:szCs w:val="24"/>
+                <w:lang w:eastAsia="sk-SK"/>
+              </w:rPr>
+              <w:tab/>
+            </w:r>
+            <w:r>
+              <w:rPr>
+                <w:rStyle w:val="Hypertextovprepojenie"/>
+                <w:noProof/>
+              </w:rPr>
+              <w:t>Backend technológie</w:t>
+            </w:r>
+            <w:r>
+              <w:rPr>
+                <w:noProof/>
+                <w:webHidden/>
+              </w:rPr>
+              <w:tab/>
+            </w:r>
+            <w:r>
+              <w:rPr>
+                <w:noProof/>
+                <w:webHidden/>
+              </w:rPr>
+              <w:fldChar w:fldCharType="begin"/>
+            </w:r>
+            <w:r>
+              <w:rPr>
+                <w:noProof/>
+                <w:webHidden/>
+              </w:rPr>
+              <w:instrText xml:space="preserve"> PAGEREF _Toc222400918 \h </w:instrText>
+            </w:r>
+            <w:r>
+              <w:rPr>
+                <w:noProof/>
+                <w:webHidden/>
+              </w:rPr>
+            </w:r>
+            <w:r>
+              <w:rPr>
+                <w:noProof/>
+                <w:webHidden/>
+              </w:rPr>
+              <w:fldChar w:fldCharType="separate"/>
+            </w:r>
+            <w:r>
+              <w:rPr>
+                <w:noProof/>
+                <w:webHidden/>
+              </w:rPr>
+              <w:t>8</w:t>
+            </w:r>
+            <w:r>
+              <w:rPr>
+                <w:noProof/>
+                <w:webHidden/>
+              </w:rPr>
+              <w:fldChar w:fldCharType="end"/>
+            </w:r>
+          </w:hyperlink>
+        </w:p>
+        <w:p>
+          <w:pPr>
+            <w:pStyle w:val="Obsah1"/>
+            <w:tabs>
+              <w:tab w:val="left" w:pos="720"/>
+              <w:tab w:val="right" w:leader="dot" w:pos="8493"/>
+            </w:tabs>
+            <w:rPr>
+              <w:rFonts w:eastAsiaTheme="minorEastAsia"/>
+              <w:noProof/>
+              <w:sz w:val="24"/>
+              <w:szCs w:val="24"/>
+              <w:lang w:eastAsia="sk-SK"/>
+            </w:rPr>
+          </w:pPr>
+          <w:hyperlink w:anchor="_Toc222400919" w:history="1">
+            <w:r>
+              <w:rPr>
+                <w:rStyle w:val="Hypertextovprepojenie"/>
+                <w:noProof/>
+              </w:rPr>
+              <w:t>1.3</w:t>
+            </w:r>
+            <w:r>
+              <w:rPr>
+                <w:rFonts w:eastAsiaTheme="minorEastAsia"/>
+                <w:noProof/>
+                <w:sz w:val="24"/>
+                <w:szCs w:val="24"/>
+                <w:lang w:eastAsia="sk-SK"/>
+              </w:rPr>
+              <w:tab/>
+            </w:r>
+            <w:r>
+              <w:rPr>
+                <w:rStyle w:val="Hypertextovprepojenie"/>
+                <w:noProof/>
+              </w:rPr>
+              <w:t>Vývojový proces</w:t>
+            </w:r>
+            <w:r>
+              <w:rPr>
+                <w:noProof/>
+                <w:webHidden/>
+              </w:rPr>
+              <w:tab/>
+            </w:r>
+            <w:r>
+              <w:rPr>
+                <w:noProof/>
+                <w:webHidden/>
+              </w:rPr>
+              <w:fldChar w:fldCharType="begin"/>
+            </w:r>
+            <w:r>
+              <w:rPr>
+                <w:noProof/>
+                <w:webHidden/>
+              </w:rPr>
+              <w:instrText xml:space="preserve"> PAGEREF _Toc222400919 \h </w:instrText>
+            </w:r>
+            <w:r>
+              <w:rPr>
+                <w:noProof/>
+                <w:webHidden/>
+              </w:rPr>
+            </w:r>
+            <w:r>
+              <w:rPr>
+                <w:noProof/>
+                <w:webHidden/>
+              </w:rPr>
+              <w:fldChar w:fldCharType="separate"/>
+            </w:r>
+            <w:r>
+              <w:rPr>
+                <w:noProof/>
+                <w:webHidden/>
+              </w:rPr>
+              <w:t>9</w:t>
             </w:r>
             <w:r>
               <w:rPr>
@@ -1471,13 +2578,13 @@
               <w:lang w:eastAsia="sk-SK"/>
             </w:rPr>
           </w:pPr>
-          <w:hyperlink w:anchor="_Toc221812965" w:history="1">
+          <w:hyperlink w:anchor="_Toc222400920" w:history="1">
             <w:r>
               <w:rPr>
                 <w:rStyle w:val="Hypertextovprepojenie"/>
                 <w:noProof/>
               </w:rPr>
-              <w:t>1</w:t>
+              <w:t>2</w:t>
             </w:r>
             <w:r>
               <w:rPr>
@@ -1494,7 +2601,7 @@
                 <w:rStyle w:val="Hypertextovprepojenie"/>
                 <w:noProof/>
               </w:rPr>
-              <w:t>TEORETICKÁ ČASŤ - TVORBA WEBOVÝCH APLIKÁCIÍ</w:t>
+              <w:t>ANALÝZA TRHU A KONKURENCIE</w:t>
             </w:r>
             <w:r>
               <w:rPr>
@@ -1515,7 +2622,7 @@
                 <w:noProof/>
                 <w:webHidden/>
               </w:rPr>
-              <w:instrText xml:space="preserve"> PAGEREF _Toc221812965 \h </w:instrText>
+              <w:instrText xml:space="preserve"> PAGEREF _Toc222400920 \h </w:instrText>
             </w:r>
             <w:r>
               <w:rPr>
@@ -1535,7 +2642,7 @@
                 <w:noProof/>
                 <w:webHidden/>
               </w:rPr>
-              <w:t>7</w:t>
+              <w:t>11</w:t>
             </w:r>
             <w:r>
               <w:rPr>
@@ -1561,13 +2668,13 @@
               <w:lang w:eastAsia="sk-SK"/>
             </w:rPr>
           </w:pPr>
-          <w:hyperlink w:anchor="_Toc221812966" w:history="1">
+          <w:hyperlink w:anchor="_Toc222400921" w:history="1">
             <w:r>
               <w:rPr>
                 <w:rStyle w:val="Hypertextovprepojenie"/>
                 <w:noProof/>
               </w:rPr>
-              <w:t>1.1</w:t>
+              <w:t>2.1</w:t>
             </w:r>
             <w:r>
               <w:rPr>
@@ -1584,7 +2691,7 @@
                 <w:rStyle w:val="Hypertextovprepojenie"/>
                 <w:noProof/>
               </w:rPr>
-              <w:t>Frontend technológie</w:t>
+              <w:t>Google Calendar</w:t>
             </w:r>
             <w:r>
               <w:rPr>
@@ -1605,7 +2712,7 @@
                 <w:noProof/>
                 <w:webHidden/>
               </w:rPr>
-              <w:instrText xml:space="preserve"> PAGEREF _Toc221812966 \h </w:instrText>
+              <w:instrText xml:space="preserve"> PAGEREF _Toc222400921 \h </w:instrText>
             </w:r>
             <w:r>
               <w:rPr>
@@ -1625,7 +2732,7 @@
                 <w:noProof/>
                 <w:webHidden/>
               </w:rPr>
-              <w:t>7</w:t>
+              <w:t>11</w:t>
             </w:r>
             <w:r>
               <w:rPr>
@@ -1651,13 +2758,13 @@
               <w:lang w:eastAsia="sk-SK"/>
             </w:rPr>
           </w:pPr>
-          <w:hyperlink w:anchor="_Toc221812967" w:history="1">
+          <w:hyperlink w:anchor="_Toc222400922" w:history="1">
             <w:r>
               <w:rPr>
                 <w:rStyle w:val="Hypertextovprepojenie"/>
                 <w:noProof/>
               </w:rPr>
-              <w:t>1.2</w:t>
+              <w:t>2.2</w:t>
             </w:r>
             <w:r>
               <w:rPr>
@@ -1674,7 +2781,7 @@
                 <w:rStyle w:val="Hypertextovprepojenie"/>
                 <w:noProof/>
               </w:rPr>
-              <w:t>Backend technológie</w:t>
+              <w:t>Calendly</w:t>
             </w:r>
             <w:r>
               <w:rPr>
@@ -1695,7 +2802,7 @@
                 <w:noProof/>
                 <w:webHidden/>
               </w:rPr>
-              <w:instrText xml:space="preserve"> PAGEREF _Toc221812967 \h </w:instrText>
+              <w:instrText xml:space="preserve"> PAGEREF _Toc222400922 \h </w:instrText>
             </w:r>
             <w:r>
               <w:rPr>
@@ -1715,7 +2822,7 @@
                 <w:noProof/>
                 <w:webHidden/>
               </w:rPr>
-              <w:t>8</w:t>
+              <w:t>12</w:t>
             </w:r>
             <w:r>
               <w:rPr>
@@ -1741,13 +2848,13 @@
               <w:lang w:eastAsia="sk-SK"/>
             </w:rPr>
           </w:pPr>
-          <w:hyperlink w:anchor="_Toc221812968" w:history="1">
+          <w:hyperlink w:anchor="_Toc222400923" w:history="1">
             <w:r>
               <w:rPr>
                 <w:rStyle w:val="Hypertextovprepojenie"/>
                 <w:noProof/>
               </w:rPr>
-              <w:t>1.3</w:t>
+              <w:t>2.3</w:t>
             </w:r>
             <w:r>
               <w:rPr>
@@ -1764,7 +2871,7 @@
                 <w:rStyle w:val="Hypertextovprepojenie"/>
                 <w:noProof/>
               </w:rPr>
-              <w:t>Vývojový proces</w:t>
+              <w:t>Doodle</w:t>
             </w:r>
             <w:r>
               <w:rPr>
@@ -1785,7 +2892,7 @@
                 <w:noProof/>
                 <w:webHidden/>
               </w:rPr>
-              <w:instrText xml:space="preserve"> PAGEREF _Toc221812968 \h </w:instrText>
+              <w:instrText xml:space="preserve"> PAGEREF _Toc222400923 \h </w:instrText>
             </w:r>
             <w:r>
               <w:rPr>
@@ -1805,7 +2912,367 @@
                 <w:noProof/>
                 <w:webHidden/>
               </w:rPr>
-              <w:t>9</w:t>
+              <w:t>12</w:t>
+            </w:r>
+            <w:r>
+              <w:rPr>
+                <w:noProof/>
+                <w:webHidden/>
+              </w:rPr>
+              <w:fldChar w:fldCharType="end"/>
+            </w:r>
+          </w:hyperlink>
+        </w:p>
+        <w:p>
+          <w:pPr>
+            <w:pStyle w:val="Obsah1"/>
+            <w:tabs>
+              <w:tab w:val="left" w:pos="720"/>
+              <w:tab w:val="right" w:leader="dot" w:pos="8493"/>
+            </w:tabs>
+            <w:rPr>
+              <w:rFonts w:eastAsiaTheme="minorEastAsia"/>
+              <w:noProof/>
+              <w:sz w:val="24"/>
+              <w:szCs w:val="24"/>
+              <w:lang w:eastAsia="sk-SK"/>
+            </w:rPr>
+          </w:pPr>
+          <w:hyperlink w:anchor="_Toc222400924" w:history="1">
+            <w:r>
+              <w:rPr>
+                <w:rStyle w:val="Hypertextovprepojenie"/>
+                <w:noProof/>
+              </w:rPr>
+              <w:t>2.4</w:t>
+            </w:r>
+            <w:r>
+              <w:rPr>
+                <w:rFonts w:eastAsiaTheme="minorEastAsia"/>
+                <w:noProof/>
+                <w:sz w:val="24"/>
+                <w:szCs w:val="24"/>
+                <w:lang w:eastAsia="sk-SK"/>
+              </w:rPr>
+              <w:tab/>
+            </w:r>
+            <w:r>
+              <w:rPr>
+                <w:rStyle w:val="Hypertextovprepojenie"/>
+                <w:noProof/>
+              </w:rPr>
+              <w:t>Špecifické aplikácie pre tanečné kluby</w:t>
+            </w:r>
+            <w:r>
+              <w:rPr>
+                <w:noProof/>
+                <w:webHidden/>
+              </w:rPr>
+              <w:tab/>
+            </w:r>
+            <w:r>
+              <w:rPr>
+                <w:noProof/>
+                <w:webHidden/>
+              </w:rPr>
+              <w:fldChar w:fldCharType="begin"/>
+            </w:r>
+            <w:r>
+              <w:rPr>
+                <w:noProof/>
+                <w:webHidden/>
+              </w:rPr>
+              <w:instrText xml:space="preserve"> PAGEREF _Toc222400924 \h </w:instrText>
+            </w:r>
+            <w:r>
+              <w:rPr>
+                <w:noProof/>
+                <w:webHidden/>
+              </w:rPr>
+            </w:r>
+            <w:r>
+              <w:rPr>
+                <w:noProof/>
+                <w:webHidden/>
+              </w:rPr>
+              <w:fldChar w:fldCharType="separate"/>
+            </w:r>
+            <w:r>
+              <w:rPr>
+                <w:noProof/>
+                <w:webHidden/>
+              </w:rPr>
+              <w:t>12</w:t>
+            </w:r>
+            <w:r>
+              <w:rPr>
+                <w:noProof/>
+                <w:webHidden/>
+              </w:rPr>
+              <w:fldChar w:fldCharType="end"/>
+            </w:r>
+          </w:hyperlink>
+        </w:p>
+        <w:p>
+          <w:pPr>
+            <w:pStyle w:val="Obsah1"/>
+            <w:tabs>
+              <w:tab w:val="left" w:pos="720"/>
+              <w:tab w:val="right" w:leader="dot" w:pos="8493"/>
+            </w:tabs>
+            <w:rPr>
+              <w:rFonts w:eastAsiaTheme="minorEastAsia"/>
+              <w:noProof/>
+              <w:sz w:val="24"/>
+              <w:szCs w:val="24"/>
+              <w:lang w:eastAsia="sk-SK"/>
+            </w:rPr>
+          </w:pPr>
+          <w:hyperlink w:anchor="_Toc222400925" w:history="1">
+            <w:r>
+              <w:rPr>
+                <w:rStyle w:val="Hypertextovprepojenie"/>
+                <w:noProof/>
+              </w:rPr>
+              <w:t>2.5</w:t>
+            </w:r>
+            <w:r>
+              <w:rPr>
+                <w:rFonts w:eastAsiaTheme="minorEastAsia"/>
+                <w:noProof/>
+                <w:sz w:val="24"/>
+                <w:szCs w:val="24"/>
+                <w:lang w:eastAsia="sk-SK"/>
+              </w:rPr>
+              <w:tab/>
+            </w:r>
+            <w:r>
+              <w:rPr>
+                <w:rStyle w:val="Hypertextovprepojenie"/>
+                <w:noProof/>
+              </w:rPr>
+              <w:t>Porovnávacia tabuľka funkcií</w:t>
+            </w:r>
+            <w:r>
+              <w:rPr>
+                <w:noProof/>
+                <w:webHidden/>
+              </w:rPr>
+              <w:tab/>
+            </w:r>
+            <w:r>
+              <w:rPr>
+                <w:noProof/>
+                <w:webHidden/>
+              </w:rPr>
+              <w:fldChar w:fldCharType="begin"/>
+            </w:r>
+            <w:r>
+              <w:rPr>
+                <w:noProof/>
+                <w:webHidden/>
+              </w:rPr>
+              <w:instrText xml:space="preserve"> PAGEREF _Toc222400925 \h </w:instrText>
+            </w:r>
+            <w:r>
+              <w:rPr>
+                <w:noProof/>
+                <w:webHidden/>
+              </w:rPr>
+            </w:r>
+            <w:r>
+              <w:rPr>
+                <w:noProof/>
+                <w:webHidden/>
+              </w:rPr>
+              <w:fldChar w:fldCharType="separate"/>
+            </w:r>
+            <w:r>
+              <w:rPr>
+                <w:noProof/>
+                <w:webHidden/>
+              </w:rPr>
+              <w:t>13</w:t>
+            </w:r>
+            <w:r>
+              <w:rPr>
+                <w:noProof/>
+                <w:webHidden/>
+              </w:rPr>
+              <w:fldChar w:fldCharType="end"/>
+            </w:r>
+          </w:hyperlink>
+        </w:p>
+        <w:p>
+          <w:pPr>
+            <w:pStyle w:val="Obsah1"/>
+            <w:tabs>
+              <w:tab w:val="left" w:pos="720"/>
+              <w:tab w:val="right" w:leader="dot" w:pos="8493"/>
+            </w:tabs>
+            <w:rPr>
+              <w:rFonts w:eastAsiaTheme="minorEastAsia"/>
+              <w:noProof/>
+              <w:sz w:val="24"/>
+              <w:szCs w:val="24"/>
+              <w:lang w:eastAsia="sk-SK"/>
+            </w:rPr>
+          </w:pPr>
+          <w:hyperlink w:anchor="_Toc222400926" w:history="1">
+            <w:r>
+              <w:rPr>
+                <w:rStyle w:val="Hypertextovprepojenie"/>
+                <w:noProof/>
+              </w:rPr>
+              <w:t>2.6</w:t>
+            </w:r>
+            <w:r>
+              <w:rPr>
+                <w:rFonts w:eastAsiaTheme="minorEastAsia"/>
+                <w:noProof/>
+                <w:sz w:val="24"/>
+                <w:szCs w:val="24"/>
+                <w:lang w:eastAsia="sk-SK"/>
+              </w:rPr>
+              <w:tab/>
+            </w:r>
+            <w:r>
+              <w:rPr>
+                <w:rStyle w:val="Hypertextovprepojenie"/>
+                <w:noProof/>
+              </w:rPr>
+              <w:t>SWOT analýza konkurenčných produktov</w:t>
+            </w:r>
+            <w:r>
+              <w:rPr>
+                <w:noProof/>
+                <w:webHidden/>
+              </w:rPr>
+              <w:tab/>
+            </w:r>
+            <w:r>
+              <w:rPr>
+                <w:noProof/>
+                <w:webHidden/>
+              </w:rPr>
+              <w:fldChar w:fldCharType="begin"/>
+            </w:r>
+            <w:r>
+              <w:rPr>
+                <w:noProof/>
+                <w:webHidden/>
+              </w:rPr>
+              <w:instrText xml:space="preserve"> PAGEREF _Toc222400926 \h </w:instrText>
+            </w:r>
+            <w:r>
+              <w:rPr>
+                <w:noProof/>
+                <w:webHidden/>
+              </w:rPr>
+            </w:r>
+            <w:r>
+              <w:rPr>
+                <w:noProof/>
+                <w:webHidden/>
+              </w:rPr>
+              <w:fldChar w:fldCharType="separate"/>
+            </w:r>
+            <w:r>
+              <w:rPr>
+                <w:noProof/>
+                <w:webHidden/>
+              </w:rPr>
+              <w:t>14</w:t>
+            </w:r>
+            <w:r>
+              <w:rPr>
+                <w:noProof/>
+                <w:webHidden/>
+              </w:rPr>
+              <w:fldChar w:fldCharType="end"/>
+            </w:r>
+          </w:hyperlink>
+        </w:p>
+        <w:p>
+          <w:pPr>
+            <w:pStyle w:val="Obsah1"/>
+            <w:tabs>
+              <w:tab w:val="left" w:pos="720"/>
+              <w:tab w:val="right" w:leader="dot" w:pos="8493"/>
+            </w:tabs>
+            <w:rPr>
+              <w:rFonts w:eastAsiaTheme="minorEastAsia"/>
+              <w:noProof/>
+              <w:sz w:val="24"/>
+              <w:szCs w:val="24"/>
+              <w:lang w:eastAsia="sk-SK"/>
+            </w:rPr>
+          </w:pPr>
+          <w:hyperlink w:anchor="_Toc222400927" w:history="1">
+            <w:r>
+              <w:rPr>
+                <w:rStyle w:val="Hypertextovprepojenie"/>
+                <w:noProof/>
+              </w:rPr>
+              <w:t>2.7</w:t>
+            </w:r>
+            <w:r>
+              <w:rPr>
+                <w:rFonts w:eastAsiaTheme="minorEastAsia"/>
+                <w:noProof/>
+                <w:sz w:val="24"/>
+                <w:szCs w:val="24"/>
+                <w:lang w:eastAsia="sk-SK"/>
+              </w:rPr>
+              <w:tab/>
+            </w:r>
+            <w:r>
+              <w:rPr>
+                <w:rStyle w:val="Hypertextovprepojenie"/>
+                <w:noProof/>
+              </w:rPr>
+              <w:t>Identifikácia medzery na trhu</w:t>
+            </w:r>
+            <w:r>
+              <w:rPr>
+                <w:noProof/>
+                <w:webHidden/>
+              </w:rPr>
+              <w:tab/>
+            </w:r>
+            <w:r>
+              <w:rPr>
+                <w:noProof/>
+                <w:webHidden/>
+              </w:rPr>
+              <w:fldChar w:fldCharType="begin"/>
+            </w:r>
+            <w:r>
+              <w:rPr>
+                <w:noProof/>
+                <w:webHidden/>
+              </w:rPr>
+              <w:instrText xml:space="preserve"> PAGEREF _Toc222400927 \h </w:instrText>
+            </w:r>
+            <w:r>
+              <w:rPr>
+                <w:noProof/>
+                <w:webHidden/>
+              </w:rPr>
+            </w:r>
+            <w:r>
+              <w:rPr>
+                <w:noProof/>
+                <w:webHidden/>
+              </w:rPr>
+              <w:fldChar w:fldCharType="separate"/>
+            </w:r>
+            <w:r>
+              <w:rPr>
+                <w:noProof/>
+                <w:webHidden/>
+              </w:rPr>
+              <w:t>15</w:t>
             </w:r>
             <w:r>
               <w:rPr>
@@ -1831,13 +3298,13 @@
               <w:lang w:eastAsia="sk-SK"/>
             </w:rPr>
           </w:pPr>
-          <w:hyperlink w:anchor="_Toc221812969" w:history="1">
+          <w:hyperlink w:anchor="_Toc222400928" w:history="1">
             <w:r>
               <w:rPr>
                 <w:rStyle w:val="Hypertextovprepojenie"/>
                 <w:noProof/>
               </w:rPr>
-              <w:t>2</w:t>
+              <w:t>3</w:t>
             </w:r>
             <w:r>
               <w:rPr>
@@ -1854,7 +3321,7 @@
                 <w:rStyle w:val="Hypertextovprepojenie"/>
                 <w:noProof/>
               </w:rPr>
-              <w:t>ANALÝZA TRHU A KONKURENCIE</w:t>
+              <w:t>NÁVRH RIEŠENIA - DANCEHUB</w:t>
             </w:r>
             <w:r>
               <w:rPr>
@@ -1875,7 +3342,7 @@
                 <w:noProof/>
                 <w:webHidden/>
               </w:rPr>
-              <w:instrText xml:space="preserve"> PAGEREF _Toc221812969 \h </w:instrText>
+              <w:instrText xml:space="preserve"> PAGEREF _Toc222400928 \h </w:instrText>
             </w:r>
             <w:r>
               <w:rPr>
@@ -1895,7 +3362,97 @@
                 <w:noProof/>
                 <w:webHidden/>
               </w:rPr>
-              <w:t>11</w:t>
+              <w:t>17</w:t>
+            </w:r>
+            <w:r>
+              <w:rPr>
+                <w:noProof/>
+                <w:webHidden/>
+              </w:rPr>
+              <w:fldChar w:fldCharType="end"/>
+            </w:r>
+          </w:hyperlink>
+        </w:p>
+        <w:p>
+          <w:pPr>
+            <w:pStyle w:val="Obsah1"/>
+            <w:tabs>
+              <w:tab w:val="left" w:pos="480"/>
+              <w:tab w:val="right" w:leader="dot" w:pos="8493"/>
+            </w:tabs>
+            <w:rPr>
+              <w:rFonts w:eastAsiaTheme="minorEastAsia"/>
+              <w:noProof/>
+              <w:sz w:val="24"/>
+              <w:szCs w:val="24"/>
+              <w:lang w:eastAsia="sk-SK"/>
+            </w:rPr>
+          </w:pPr>
+          <w:hyperlink w:anchor="_Toc222400929" w:history="1">
+            <w:r>
+              <w:rPr>
+                <w:rStyle w:val="Hypertextovprepojenie"/>
+                <w:noProof/>
+              </w:rPr>
+              <w:t>4</w:t>
+            </w:r>
+            <w:r>
+              <w:rPr>
+                <w:rFonts w:eastAsiaTheme="minorEastAsia"/>
+                <w:noProof/>
+                <w:sz w:val="24"/>
+                <w:szCs w:val="24"/>
+                <w:lang w:eastAsia="sk-SK"/>
+              </w:rPr>
+              <w:tab/>
+            </w:r>
+            <w:r>
+              <w:rPr>
+                <w:rStyle w:val="Hypertextovprepojenie"/>
+                <w:noProof/>
+              </w:rPr>
+              <w:t>IMPLEMENTÁCIA</w:t>
+            </w:r>
+            <w:r>
+              <w:rPr>
+                <w:noProof/>
+                <w:webHidden/>
+              </w:rPr>
+              <w:tab/>
+            </w:r>
+            <w:r>
+              <w:rPr>
+                <w:noProof/>
+                <w:webHidden/>
+              </w:rPr>
+              <w:fldChar w:fldCharType="begin"/>
+            </w:r>
+            <w:r>
+              <w:rPr>
+                <w:noProof/>
+                <w:webHidden/>
+              </w:rPr>
+              <w:instrText xml:space="preserve"> PAGEREF _Toc222400929 \h </w:instrText>
+            </w:r>
+            <w:r>
+              <w:rPr>
+                <w:noProof/>
+                <w:webHidden/>
+              </w:rPr>
+            </w:r>
+            <w:r>
+              <w:rPr>
+                <w:noProof/>
+                <w:webHidden/>
+              </w:rPr>
+              <w:fldChar w:fldCharType="separate"/>
+            </w:r>
+            <w:r>
+              <w:rPr>
+                <w:noProof/>
+                <w:webHidden/>
+              </w:rPr>
+              <w:t>19</w:t>
             </w:r>
             <w:r>
               <w:rPr>
@@ -1921,13 +3478,13 @@
               <w:lang w:eastAsia="sk-SK"/>
             </w:rPr>
           </w:pPr>
-          <w:hyperlink w:anchor="_Toc221812970" w:history="1">
+          <w:hyperlink w:anchor="_Toc222400930" w:history="1">
             <w:r>
               <w:rPr>
                 <w:rStyle w:val="Hypertextovprepojenie"/>
                 <w:noProof/>
               </w:rPr>
-              <w:t>2.1</w:t>
+              <w:t>4.1</w:t>
             </w:r>
             <w:r>
               <w:rPr>
@@ -1944,7 +3501,7 @@
                 <w:rStyle w:val="Hypertextovprepojenie"/>
                 <w:noProof/>
               </w:rPr>
-              <w:t>Google Calendar</w:t>
+              <w:t>Business logika</w:t>
             </w:r>
             <w:r>
               <w:rPr>
@@ -1965,7 +3522,7 @@
                 <w:noProof/>
                 <w:webHidden/>
               </w:rPr>
-              <w:instrText xml:space="preserve"> PAGEREF _Toc221812970 \h </w:instrText>
+              <w:instrText xml:space="preserve"> PAGEREF _Toc222400930 \h </w:instrText>
             </w:r>
             <w:r>
               <w:rPr>
@@ -1985,7 +3542,7 @@
                 <w:noProof/>
                 <w:webHidden/>
               </w:rPr>
-              <w:t>11</w:t>
+              <w:t>21</w:t>
             </w:r>
             <w:r>
               <w:rPr>
@@ -2011,13 +3568,13 @@
               <w:lang w:eastAsia="sk-SK"/>
             </w:rPr>
           </w:pPr>
-          <w:hyperlink w:anchor="_Toc221812971" w:history="1">
+          <w:hyperlink w:anchor="_Toc222400931" w:history="1">
             <w:r>
               <w:rPr>
                 <w:rStyle w:val="Hypertextovprepojenie"/>
                 <w:noProof/>
               </w:rPr>
-              <w:t>2.2</w:t>
+              <w:t>4.2</w:t>
             </w:r>
             <w:r>
               <w:rPr>
@@ -2034,7 +3591,7 @@
                 <w:rStyle w:val="Hypertextovprepojenie"/>
                 <w:noProof/>
               </w:rPr>
-              <w:t>Calendly</w:t>
+              <w:t>Testovanie funkcií</w:t>
             </w:r>
             <w:r>
               <w:rPr>
@@ -2055,7 +3612,7 @@
                 <w:noProof/>
                 <w:webHidden/>
               </w:rPr>
-              <w:instrText xml:space="preserve"> PAGEREF _Toc221812971 \h </w:instrText>
+              <w:instrText xml:space="preserve"> PAGEREF _Toc222400931 \h </w:instrText>
             </w:r>
             <w:r>
               <w:rPr>
@@ -2075,7 +3632,7 @@
                 <w:noProof/>
                 <w:webHidden/>
               </w:rPr>
-              <w:t>12</w:t>
+              <w:t>22</w:t>
             </w:r>
             <w:r>
               <w:rPr>
@@ -2101,13 +3658,13 @@
               <w:lang w:eastAsia="sk-SK"/>
             </w:rPr>
           </w:pPr>
-          <w:hyperlink w:anchor="_Toc221812972" w:history="1">
+          <w:hyperlink w:anchor="_Toc222400932" w:history="1">
             <w:r>
               <w:rPr>
                 <w:rStyle w:val="Hypertextovprepojenie"/>
                 <w:noProof/>
               </w:rPr>
-              <w:t>2.3</w:t>
+              <w:t>4.3</w:t>
             </w:r>
             <w:r>
               <w:rPr>
@@ -2124,7 +3681,7 @@
                 <w:rStyle w:val="Hypertextovprepojenie"/>
                 <w:noProof/>
               </w:rPr>
-              <w:t>Doodle</w:t>
+              <w:t>Deployment</w:t>
             </w:r>
             <w:r>
               <w:rPr>
@@ -2145,7 +3702,7 @@
                 <w:noProof/>
                 <w:webHidden/>
               </w:rPr>
-              <w:instrText xml:space="preserve"> PAGEREF _Toc221812972 \h </w:instrText>
+              <w:instrText xml:space="preserve"> PAGEREF _Toc222400932 \h </w:instrText>
             </w:r>
             <w:r>
               <w:rPr>
@@ -2165,350 +3722,7 @@
                 <w:noProof/>
                 <w:webHidden/>
               </w:rPr>
-              <w:t>12</w:t>
-            </w:r>
-            <w:r>
-              <w:rPr>
-                <w:noProof/>
-                <w:webHidden/>
-              </w:rPr>
-              <w:fldChar w:fldCharType="end"/>
-            </w:r>
-          </w:hyperlink>
-        </w:p>
-        <w:p>
-          <w:pPr>
-            <w:pStyle w:val="Obsah1"/>
-            <w:tabs>
-              <w:tab w:val="left" w:pos="720"/>
-              <w:tab w:val="right" w:leader="dot" w:pos="8493"/>
-            </w:tabs>
-            <w:rPr>
-              <w:rFonts w:eastAsiaTheme="minorEastAsia"/>
-              <w:noProof/>
-              <w:sz w:val="24"/>
-              <w:szCs w:val="24"/>
-              <w:lang w:eastAsia="sk-SK"/>
-            </w:rPr>
-          </w:pPr>
-          <w:hyperlink w:anchor="_Toc221812973" w:history="1">
-            <w:r>
-              <w:rPr>
-                <w:rStyle w:val="Hypertextovprepojenie"/>
-                <w:noProof/>
-              </w:rPr>
-              <w:t>2.4</w:t>
-            </w:r>
-            <w:r>
-              <w:rPr>
-                <w:rFonts w:eastAsiaTheme="minorEastAsia"/>
-                <w:noProof/>
-                <w:sz w:val="24"/>
-                <w:szCs w:val="24"/>
-                <w:lang w:eastAsia="sk-SK"/>
-              </w:rPr>
-              <w:tab/>
-            </w:r>
-            <w:r>
-              <w:rPr>
-                <w:rStyle w:val="Hypertextovprepojenie"/>
-                <w:noProof/>
-              </w:rPr>
-              <w:t>Špecifické aplikácie pre tanečné kluby</w:t>
-            </w:r>
-            <w:r>
-              <w:rPr>
-                <w:noProof/>
-                <w:webHidden/>
-              </w:rPr>
-              <w:tab/>
-            </w:r>
-            <w:r>
-              <w:rPr>
-                <w:noProof/>
-                <w:webHidden/>
-              </w:rPr>
-              <w:fldChar w:fldCharType="begin"/>
-            </w:r>
-            <w:r>
-              <w:rPr>
-                <w:noProof/>
-                <w:webHidden/>
-              </w:rPr>
-              <w:instrText xml:space="preserve"> PAGEREF _Toc221812973 \h </w:instrText>
-            </w:r>
-            <w:r>
-              <w:rPr>
-                <w:noProof/>
-                <w:webHidden/>
-              </w:rPr>
-            </w:r>
-            <w:r>
-              <w:rPr>
-                <w:noProof/>
-                <w:webHidden/>
-              </w:rPr>
-              <w:fldChar w:fldCharType="separate"/>
-            </w:r>
-            <w:r>
-              <w:rPr>
-                <w:noProof/>
-                <w:webHidden/>
-              </w:rPr>
-              <w:t>12</w:t>
-            </w:r>
-            <w:r>
-              <w:rPr>
-                <w:noProof/>
-                <w:webHidden/>
-              </w:rPr>
-              <w:fldChar w:fldCharType="end"/>
-            </w:r>
-          </w:hyperlink>
-        </w:p>
-        <w:p>
-          <w:pPr>
-            <w:pStyle w:val="Obsah1"/>
-            <w:tabs>
-              <w:tab w:val="left" w:pos="720"/>
-              <w:tab w:val="right" w:leader="dot" w:pos="8493"/>
-            </w:tabs>
-            <w:rPr>
-              <w:rFonts w:eastAsiaTheme="minorEastAsia"/>
-              <w:noProof/>
-              <w:sz w:val="24"/>
-              <w:szCs w:val="24"/>
-              <w:lang w:eastAsia="sk-SK"/>
-            </w:rPr>
-          </w:pPr>
-          <w:hyperlink w:anchor="_Toc221812974" w:history="1">
-            <w:r>
-              <w:rPr>
-                <w:rStyle w:val="Hypertextovprepojenie"/>
-                <w:noProof/>
-              </w:rPr>
-              <w:t>2.5</w:t>
-            </w:r>
-            <w:r>
-              <w:rPr>
-                <w:rFonts w:eastAsiaTheme="minorEastAsia"/>
-                <w:noProof/>
-                <w:sz w:val="24"/>
-                <w:szCs w:val="24"/>
-                <w:lang w:eastAsia="sk-SK"/>
-              </w:rPr>
-              <w:tab/>
-            </w:r>
-            <w:r>
-              <w:rPr>
-                <w:rStyle w:val="Hypertextovprepojenie"/>
-                <w:noProof/>
-              </w:rPr>
-              <w:t>Porovnávacia tabuľka funkcií</w:t>
-            </w:r>
-            <w:r>
-              <w:rPr>
-                <w:noProof/>
-                <w:webHidden/>
-              </w:rPr>
-              <w:tab/>
-            </w:r>
-            <w:r>
-              <w:rPr>
-                <w:noProof/>
-                <w:webHidden/>
-              </w:rPr>
-              <w:fldChar w:fldCharType="begin"/>
-            </w:r>
-            <w:r>
-              <w:rPr>
-                <w:noProof/>
-                <w:webHidden/>
-              </w:rPr>
-              <w:instrText xml:space="preserve"> PAGEREF _Toc221812974 \h </w:instrText>
-            </w:r>
-            <w:r>
-              <w:rPr>
-                <w:noProof/>
-                <w:webHidden/>
-              </w:rPr>
-            </w:r>
-            <w:r>
-              <w:rPr>
-                <w:noProof/>
-                <w:webHidden/>
-              </w:rPr>
-              <w:fldChar w:fldCharType="separate"/>
-            </w:r>
-            <w:r>
-              <w:rPr>
-                <w:noProof/>
-                <w:webHidden/>
-              </w:rPr>
-              <w:t>13</w:t>
-            </w:r>
-            <w:r>
-              <w:rPr>
-                <w:noProof/>
-                <w:webHidden/>
-              </w:rPr>
-              <w:fldChar w:fldCharType="end"/>
-            </w:r>
-          </w:hyperlink>
-        </w:p>
-        <w:p>
-          <w:pPr>
-            <w:pStyle w:val="Obsah1"/>
-            <w:tabs>
-              <w:tab w:val="left" w:pos="720"/>
-              <w:tab w:val="right" w:leader="dot" w:pos="8493"/>
-            </w:tabs>
-            <w:rPr>
-              <w:rFonts w:eastAsiaTheme="minorEastAsia"/>
-              <w:noProof/>
-              <w:sz w:val="24"/>
-              <w:szCs w:val="24"/>
-              <w:lang w:eastAsia="sk-SK"/>
-            </w:rPr>
-          </w:pPr>
-          <w:hyperlink w:anchor="_Toc221812975" w:history="1">
-            <w:r>
-              <w:rPr>
-                <w:rStyle w:val="Hypertextovprepojenie"/>
-                <w:noProof/>
-              </w:rPr>
-              <w:t>2.6</w:t>
-            </w:r>
-            <w:r>
-              <w:rPr>
-                <w:rFonts w:eastAsiaTheme="minorEastAsia"/>
-                <w:noProof/>
-                <w:sz w:val="24"/>
-                <w:szCs w:val="24"/>
-                <w:lang w:eastAsia="sk-SK"/>
-              </w:rPr>
-              <w:tab/>
-            </w:r>
-            <w:r>
-              <w:rPr>
-                <w:rStyle w:val="Hypertextovprepojenie"/>
-                <w:noProof/>
-              </w:rPr>
-              <w:t>SWOT analýza konkurenčných produktov</w:t>
-            </w:r>
-            <w:r>
-              <w:rPr>
-                <w:noProof/>
-                <w:webHidden/>
-              </w:rPr>
-              <w:tab/>
-            </w:r>
-            <w:r>
-              <w:rPr>
-                <w:noProof/>
-                <w:webHidden/>
-              </w:rPr>
-              <w:fldChar w:fldCharType="begin"/>
-            </w:r>
-            <w:r>
-              <w:rPr>
-                <w:noProof/>
-                <w:webHidden/>
-              </w:rPr>
-              <w:instrText xml:space="preserve"> PAGEREF _Toc221812975 \h </w:instrText>
-            </w:r>
-            <w:r>
-              <w:rPr>
-                <w:noProof/>
-                <w:webHidden/>
-              </w:rPr>
-            </w:r>
-            <w:r>
-              <w:rPr>
-                <w:noProof/>
-                <w:webHidden/>
-              </w:rPr>
-              <w:fldChar w:fldCharType="separate"/>
-            </w:r>
-            <w:r>
-              <w:rPr>
-                <w:noProof/>
-                <w:webHidden/>
-              </w:rPr>
-              <w:t>14</w:t>
-            </w:r>
-            <w:r>
-              <w:rPr>
-                <w:noProof/>
-                <w:webHidden/>
-              </w:rPr>
-              <w:fldChar w:fldCharType="end"/>
-            </w:r>
-          </w:hyperlink>
-        </w:p>
-        <w:p>
-          <w:pPr>
-            <w:pStyle w:val="Obsah1"/>
-            <w:tabs>
-              <w:tab w:val="right" w:leader="dot" w:pos="8493"/>
-            </w:tabs>
-            <w:rPr>
-              <w:rFonts w:eastAsiaTheme="minorEastAsia"/>
-              <w:noProof/>
-              <w:sz w:val="24"/>
-              <w:szCs w:val="24"/>
-              <w:lang w:eastAsia="sk-SK"/>
-            </w:rPr>
-          </w:pPr>
-          <w:hyperlink w:anchor="_Toc221812976" w:history="1">
-            <w:r>
-              <w:rPr>
-                <w:rStyle w:val="Hypertextovprepojenie"/>
-                <w:bCs/>
-                <w:noProof/>
-              </w:rPr>
-              <w:t>Identifikácia medzery na trhu</w:t>
-            </w:r>
-            <w:r>
-              <w:rPr>
-                <w:noProof/>
-                <w:webHidden/>
-              </w:rPr>
-              <w:tab/>
-            </w:r>
-            <w:r>
-              <w:rPr>
-                <w:noProof/>
-                <w:webHidden/>
-              </w:rPr>
-              <w:fldChar w:fldCharType="begin"/>
-            </w:r>
-            <w:r>
-              <w:rPr>
-                <w:noProof/>
-                <w:webHidden/>
-              </w:rPr>
-              <w:instrText xml:space="preserve"> PAGEREF _Toc221812976 \h </w:instrText>
-            </w:r>
-            <w:r>
-              <w:rPr>
-                <w:noProof/>
-                <w:webHidden/>
-              </w:rPr>
-            </w:r>
-            <w:r>
-              <w:rPr>
-                <w:noProof/>
-                <w:webHidden/>
-              </w:rPr>
-              <w:fldChar w:fldCharType="separate"/>
-            </w:r>
-            <w:r>
-              <w:rPr>
-                <w:noProof/>
-                <w:webHidden/>
-              </w:rPr>
-              <w:t>15</w:t>
+              <w:t>23</w:t>
             </w:r>
             <w:r>
               <w:rPr>
@@ -2534,13 +3748,13 @@
               <w:lang w:eastAsia="sk-SK"/>
             </w:rPr>
           </w:pPr>
-          <w:hyperlink w:anchor="_Toc221812977" w:history="1">
+          <w:hyperlink w:anchor="_Toc222400933" w:history="1">
             <w:r>
               <w:rPr>
                 <w:rStyle w:val="Hypertextovprepojenie"/>
                 <w:noProof/>
               </w:rPr>
-              <w:t>3</w:t>
+              <w:t>5</w:t>
             </w:r>
             <w:r>
               <w:rPr>
@@ -2557,7 +3771,7 @@
                 <w:rStyle w:val="Hypertextovprepojenie"/>
                 <w:noProof/>
               </w:rPr>
-              <w:t>NÁVRH RIEŠENIA - DANCEHUB</w:t>
+              <w:t>MARKETINGOVÝ PLÁN</w:t>
             </w:r>
             <w:r>
               <w:rPr>
@@ -2578,7 +3792,7 @@
                 <w:noProof/>
                 <w:webHidden/>
               </w:rPr>
-              <w:instrText xml:space="preserve"> PAGEREF _Toc221812977 \h </w:instrText>
+              <w:instrText xml:space="preserve"> PAGEREF _Toc222400933 \h </w:instrText>
             </w:r>
             <w:r>
               <w:rPr>
@@ -2598,7 +3812,7 @@
                 <w:noProof/>
                 <w:webHidden/>
               </w:rPr>
-              <w:t>17</w:t>
+              <w:t>24</w:t>
             </w:r>
             <w:r>
               <w:rPr>
@@ -2624,13 +3838,13 @@
               <w:lang w:eastAsia="sk-SK"/>
             </w:rPr>
           </w:pPr>
-          <w:hyperlink w:anchor="_Toc221812978" w:history="1">
+          <w:hyperlink w:anchor="_Toc222400934" w:history="1">
             <w:r>
               <w:rPr>
                 <w:rStyle w:val="Hypertextovprepojenie"/>
                 <w:noProof/>
               </w:rPr>
-              <w:t>4</w:t>
+              <w:t>6</w:t>
             </w:r>
             <w:r>
               <w:rPr>
@@ -2647,7 +3861,7 @@
                 <w:rStyle w:val="Hypertextovprepojenie"/>
                 <w:noProof/>
               </w:rPr>
-              <w:t>IMPLEMENTÁCIA</w:t>
+              <w:t>Zhrnutie práce</w:t>
             </w:r>
             <w:r>
               <w:rPr>
@@ -2668,7 +3882,7 @@
                 <w:noProof/>
                 <w:webHidden/>
               </w:rPr>
-              <w:instrText xml:space="preserve"> PAGEREF _Toc221812978 \h </w:instrText>
+              <w:instrText xml:space="preserve"> PAGEREF _Toc222400934 \h </w:instrText>
             </w:r>
             <w:r>
               <w:rPr>
@@ -2688,277 +3902,7 @@
                 <w:noProof/>
                 <w:webHidden/>
               </w:rPr>
-              <w:t>19</w:t>
-            </w:r>
-            <w:r>
-              <w:rPr>
-                <w:noProof/>
-                <w:webHidden/>
-              </w:rPr>
-              <w:fldChar w:fldCharType="end"/>
-            </w:r>
-          </w:hyperlink>
-        </w:p>
-        <w:p>
-          <w:pPr>
-            <w:pStyle w:val="Obsah1"/>
-            <w:tabs>
-              <w:tab w:val="left" w:pos="720"/>
-              <w:tab w:val="right" w:leader="dot" w:pos="8493"/>
-            </w:tabs>
-            <w:rPr>
-              <w:rFonts w:eastAsiaTheme="minorEastAsia"/>
-              <w:noProof/>
-              <w:sz w:val="24"/>
-              <w:szCs w:val="24"/>
-              <w:lang w:eastAsia="sk-SK"/>
-            </w:rPr>
-          </w:pPr>
-          <w:hyperlink w:anchor="_Toc221812979" w:history="1">
-            <w:r>
-              <w:rPr>
-                <w:rStyle w:val="Hypertextovprepojenie"/>
-                <w:noProof/>
-              </w:rPr>
-              <w:t>4.1</w:t>
-            </w:r>
-            <w:r>
-              <w:rPr>
-                <w:rFonts w:eastAsiaTheme="minorEastAsia"/>
-                <w:noProof/>
-                <w:sz w:val="24"/>
-                <w:szCs w:val="24"/>
-                <w:lang w:eastAsia="sk-SK"/>
-              </w:rPr>
-              <w:tab/>
-            </w:r>
-            <w:r>
-              <w:rPr>
-                <w:rStyle w:val="Hypertextovprepojenie"/>
-                <w:noProof/>
-              </w:rPr>
-              <w:t>Business logika</w:t>
-            </w:r>
-            <w:r>
-              <w:rPr>
-                <w:noProof/>
-                <w:webHidden/>
-              </w:rPr>
-              <w:tab/>
-            </w:r>
-            <w:r>
-              <w:rPr>
-                <w:noProof/>
-                <w:webHidden/>
-              </w:rPr>
-              <w:fldChar w:fldCharType="begin"/>
-            </w:r>
-            <w:r>
-              <w:rPr>
-                <w:noProof/>
-                <w:webHidden/>
-              </w:rPr>
-              <w:instrText xml:space="preserve"> PAGEREF _Toc221812979 \h </w:instrText>
-            </w:r>
-            <w:r>
-              <w:rPr>
-                <w:noProof/>
-                <w:webHidden/>
-              </w:rPr>
-            </w:r>
-            <w:r>
-              <w:rPr>
-                <w:noProof/>
-                <w:webHidden/>
-              </w:rPr>
-              <w:fldChar w:fldCharType="separate"/>
-            </w:r>
-            <w:r>
-              <w:rPr>
-                <w:noProof/>
-                <w:webHidden/>
-              </w:rPr>
-              <w:t>21</w:t>
-            </w:r>
-            <w:r>
-              <w:rPr>
-                <w:noProof/>
-                <w:webHidden/>
-              </w:rPr>
-              <w:fldChar w:fldCharType="end"/>
-            </w:r>
-          </w:hyperlink>
-        </w:p>
-        <w:p>
-          <w:pPr>
-            <w:pStyle w:val="Obsah1"/>
-            <w:tabs>
-              <w:tab w:val="left" w:pos="720"/>
-              <w:tab w:val="right" w:leader="dot" w:pos="8493"/>
-            </w:tabs>
-            <w:rPr>
-              <w:rFonts w:eastAsiaTheme="minorEastAsia"/>
-              <w:noProof/>
-              <w:sz w:val="24"/>
-              <w:szCs w:val="24"/>
-              <w:lang w:eastAsia="sk-SK"/>
-            </w:rPr>
-          </w:pPr>
-          <w:hyperlink w:anchor="_Toc221812980" w:history="1">
-            <w:r>
-              <w:rPr>
-                <w:rStyle w:val="Hypertextovprepojenie"/>
-                <w:noProof/>
-              </w:rPr>
-              <w:t>4.2</w:t>
-            </w:r>
-            <w:r>
-              <w:rPr>
-                <w:rFonts w:eastAsiaTheme="minorEastAsia"/>
-                <w:noProof/>
-                <w:sz w:val="24"/>
-                <w:szCs w:val="24"/>
-                <w:lang w:eastAsia="sk-SK"/>
-              </w:rPr>
-              <w:tab/>
-            </w:r>
-            <w:r>
-              <w:rPr>
-                <w:rStyle w:val="Hypertextovprepojenie"/>
-                <w:noProof/>
-              </w:rPr>
-              <w:t>Testovanie funkcií</w:t>
-            </w:r>
-            <w:r>
-              <w:rPr>
-                <w:noProof/>
-                <w:webHidden/>
-              </w:rPr>
-              <w:tab/>
-            </w:r>
-            <w:r>
-              <w:rPr>
-                <w:noProof/>
-                <w:webHidden/>
-              </w:rPr>
-              <w:fldChar w:fldCharType="begin"/>
-            </w:r>
-            <w:r>
-              <w:rPr>
-                <w:noProof/>
-                <w:webHidden/>
-              </w:rPr>
-              <w:instrText xml:space="preserve"> PAGEREF _Toc221812980 \h </w:instrText>
-            </w:r>
-            <w:r>
-              <w:rPr>
-                <w:noProof/>
-                <w:webHidden/>
-              </w:rPr>
-            </w:r>
-            <w:r>
-              <w:rPr>
-                <w:noProof/>
-                <w:webHidden/>
-              </w:rPr>
-              <w:fldChar w:fldCharType="separate"/>
-            </w:r>
-            <w:r>
-              <w:rPr>
-                <w:noProof/>
-                <w:webHidden/>
-              </w:rPr>
-              <w:t>22</w:t>
-            </w:r>
-            <w:r>
-              <w:rPr>
-                <w:noProof/>
-                <w:webHidden/>
-              </w:rPr>
-              <w:fldChar w:fldCharType="end"/>
-            </w:r>
-          </w:hyperlink>
-        </w:p>
-        <w:p>
-          <w:pPr>
-            <w:pStyle w:val="Obsah1"/>
-            <w:tabs>
-              <w:tab w:val="left" w:pos="720"/>
-              <w:tab w:val="right" w:leader="dot" w:pos="8493"/>
-            </w:tabs>
-            <w:rPr>
-              <w:rFonts w:eastAsiaTheme="minorEastAsia"/>
-              <w:noProof/>
-              <w:sz w:val="24"/>
-              <w:szCs w:val="24"/>
-              <w:lang w:eastAsia="sk-SK"/>
-            </w:rPr>
-          </w:pPr>
-          <w:hyperlink w:anchor="_Toc221812981" w:history="1">
-            <w:r>
-              <w:rPr>
-                <w:rStyle w:val="Hypertextovprepojenie"/>
-                <w:noProof/>
-              </w:rPr>
-              <w:t>4.3</w:t>
-            </w:r>
-            <w:r>
-              <w:rPr>
-                <w:rFonts w:eastAsiaTheme="minorEastAsia"/>
-                <w:noProof/>
-                <w:sz w:val="24"/>
-                <w:szCs w:val="24"/>
-                <w:lang w:eastAsia="sk-SK"/>
-              </w:rPr>
-              <w:tab/>
-            </w:r>
-            <w:r>
-              <w:rPr>
-                <w:rStyle w:val="Hypertextovprepojenie"/>
-                <w:noProof/>
-              </w:rPr>
-              <w:t>Deployment</w:t>
-            </w:r>
-            <w:r>
-              <w:rPr>
-                <w:noProof/>
-                <w:webHidden/>
-              </w:rPr>
-              <w:tab/>
-            </w:r>
-            <w:r>
-              <w:rPr>
-                <w:noProof/>
-                <w:webHidden/>
-              </w:rPr>
-              <w:fldChar w:fldCharType="begin"/>
-            </w:r>
-            <w:r>
-              <w:rPr>
-                <w:noProof/>
-                <w:webHidden/>
-              </w:rPr>
-              <w:instrText xml:space="preserve"> PAGEREF _Toc221812981 \h </w:instrText>
-            </w:r>
-            <w:r>
-              <w:rPr>
-                <w:noProof/>
-                <w:webHidden/>
-              </w:rPr>
-            </w:r>
-            <w:r>
-              <w:rPr>
-                <w:noProof/>
-                <w:webHidden/>
-              </w:rPr>
-              <w:fldChar w:fldCharType="separate"/>
-            </w:r>
-            <w:r>
-              <w:rPr>
-                <w:noProof/>
-                <w:webHidden/>
-              </w:rPr>
-              <w:t>23</w:t>
+              <w:t>27</w:t>
             </w:r>
             <w:r>
               <w:rPr>
@@ -2984,13 +3928,13 @@
               <w:lang w:eastAsia="sk-SK"/>
             </w:rPr>
           </w:pPr>
-          <w:hyperlink w:anchor="_Toc221812982" w:history="1">
+          <w:hyperlink w:anchor="_Toc222400935" w:history="1">
             <w:r>
               <w:rPr>
                 <w:rStyle w:val="Hypertextovprepojenie"/>
                 <w:noProof/>
               </w:rPr>
-              <w:t>5</w:t>
+              <w:t>7</w:t>
             </w:r>
             <w:r>
               <w:rPr>
@@ -3007,7 +3951,7 @@
                 <w:rStyle w:val="Hypertextovprepojenie"/>
                 <w:noProof/>
               </w:rPr>
-              <w:t>MARKETINGOVÝ PLÁN</w:t>
+              <w:t>Zoznam použitej literatúry</w:t>
             </w:r>
             <w:r>
               <w:rPr>
@@ -3028,187 +3972,7 @@
                 <w:noProof/>
                 <w:webHidden/>
               </w:rPr>
-              <w:instrText xml:space="preserve"> PAGEREF _Toc221812982 \h </w:instrText>
-            </w:r>
-            <w:r>
-              <w:rPr>
-                <w:noProof/>
-                <w:webHidden/>
-              </w:rPr>
-            </w:r>
-            <w:r>
-              <w:rPr>
-                <w:noProof/>
-                <w:webHidden/>
-              </w:rPr>
-              <w:fldChar w:fldCharType="separate"/>
-            </w:r>
-            <w:r>
-              <w:rPr>
-                <w:noProof/>
-                <w:webHidden/>
-              </w:rPr>
-              <w:t>24</w:t>
-            </w:r>
-            <w:r>
-              <w:rPr>
-                <w:noProof/>
-                <w:webHidden/>
-              </w:rPr>
-              <w:fldChar w:fldCharType="end"/>
-            </w:r>
-          </w:hyperlink>
-        </w:p>
-        <w:p>
-          <w:pPr>
-            <w:pStyle w:val="Obsah1"/>
-            <w:tabs>
-              <w:tab w:val="left" w:pos="480"/>
-              <w:tab w:val="right" w:leader="dot" w:pos="8493"/>
-            </w:tabs>
-            <w:rPr>
-              <w:rFonts w:eastAsiaTheme="minorEastAsia"/>
-              <w:noProof/>
-              <w:sz w:val="24"/>
-              <w:szCs w:val="24"/>
-              <w:lang w:eastAsia="sk-SK"/>
-            </w:rPr>
-          </w:pPr>
-          <w:hyperlink w:anchor="_Toc221812983" w:history="1">
-            <w:r>
-              <w:rPr>
-                <w:rStyle w:val="Hypertextovprepojenie"/>
-                <w:noProof/>
-              </w:rPr>
-              <w:t>6</w:t>
-            </w:r>
-            <w:r>
-              <w:rPr>
-                <w:rFonts w:eastAsiaTheme="minorEastAsia"/>
-                <w:noProof/>
-                <w:sz w:val="24"/>
-                <w:szCs w:val="24"/>
-                <w:lang w:eastAsia="sk-SK"/>
-              </w:rPr>
-              <w:tab/>
-            </w:r>
-            <w:r>
-              <w:rPr>
-                <w:rStyle w:val="Hypertextovprepojenie"/>
-                <w:noProof/>
-              </w:rPr>
-              <w:t>Zhrnutie práce</w:t>
-            </w:r>
-            <w:r>
-              <w:rPr>
-                <w:noProof/>
-                <w:webHidden/>
-              </w:rPr>
-              <w:tab/>
-            </w:r>
-            <w:r>
-              <w:rPr>
-                <w:noProof/>
-                <w:webHidden/>
-              </w:rPr>
-              <w:fldChar w:fldCharType="begin"/>
-            </w:r>
-            <w:r>
-              <w:rPr>
-                <w:noProof/>
-                <w:webHidden/>
-              </w:rPr>
-              <w:instrText xml:space="preserve"> PAGEREF _Toc221812983 \h </w:instrText>
-            </w:r>
-            <w:r>
-              <w:rPr>
-                <w:noProof/>
-                <w:webHidden/>
-              </w:rPr>
-            </w:r>
-            <w:r>
-              <w:rPr>
-                <w:noProof/>
-                <w:webHidden/>
-              </w:rPr>
-              <w:fldChar w:fldCharType="separate"/>
-            </w:r>
-            <w:r>
-              <w:rPr>
-                <w:noProof/>
-                <w:webHidden/>
-              </w:rPr>
-              <w:t>27</w:t>
-            </w:r>
-            <w:r>
-              <w:rPr>
-                <w:noProof/>
-                <w:webHidden/>
-              </w:rPr>
-              <w:fldChar w:fldCharType="end"/>
-            </w:r>
-          </w:hyperlink>
-        </w:p>
-        <w:p>
-          <w:pPr>
-            <w:pStyle w:val="Obsah1"/>
-            <w:tabs>
-              <w:tab w:val="left" w:pos="480"/>
-              <w:tab w:val="right" w:leader="dot" w:pos="8493"/>
-            </w:tabs>
-            <w:rPr>
-              <w:rFonts w:eastAsiaTheme="minorEastAsia"/>
-              <w:noProof/>
-              <w:sz w:val="24"/>
-              <w:szCs w:val="24"/>
-              <w:lang w:eastAsia="sk-SK"/>
-            </w:rPr>
-          </w:pPr>
-          <w:hyperlink w:anchor="_Toc221812984" w:history="1">
-            <w:r>
-              <w:rPr>
-                <w:rStyle w:val="Hypertextovprepojenie"/>
-                <w:noProof/>
-              </w:rPr>
-              <w:t>7</w:t>
-            </w:r>
-            <w:r>
-              <w:rPr>
-                <w:rFonts w:eastAsiaTheme="minorEastAsia"/>
-                <w:noProof/>
-                <w:sz w:val="24"/>
-                <w:szCs w:val="24"/>
-                <w:lang w:eastAsia="sk-SK"/>
-              </w:rPr>
-              <w:tab/>
-            </w:r>
-            <w:r>
-              <w:rPr>
-                <w:rStyle w:val="Hypertextovprepojenie"/>
-                <w:noProof/>
-              </w:rPr>
-              <w:t>Zoznam použitej literatúry</w:t>
-            </w:r>
-            <w:r>
-              <w:rPr>
-                <w:noProof/>
-                <w:webHidden/>
-              </w:rPr>
-              <w:tab/>
-            </w:r>
-            <w:r>
-              <w:rPr>
-                <w:noProof/>
-                <w:webHidden/>
-              </w:rPr>
-              <w:fldChar w:fldCharType="begin"/>
-            </w:r>
-            <w:r>
-              <w:rPr>
-                <w:noProof/>
-                <w:webHidden/>
-              </w:rPr>
-              <w:instrText xml:space="preserve"> PAGEREF _Toc221812984 \h </w:instrText>
+              <w:instrText xml:space="preserve"> PAGEREF _Toc222400935 \h </w:instrText>
             </w:r>
             <w:r>
               <w:rPr>
@@ -3268,123 +4032,12 @@
         </w:numPr>
         <w:ind w:left="426" w:hanging="426"/>
       </w:pPr>
-      <w:bookmarkStart w:id="0" w:name="_Toc221812963"/>
+      <w:bookmarkStart w:id="0" w:name="_Toc222400915"/>
       <w:r>
         <w:lastRenderedPageBreak/>
-        <w:t>Abstrakt</w:t>
+        <w:t>ÚVOD</w:t>
       </w:r>
       <w:bookmarkEnd w:id="0"/>
-    </w:p>
-    <w:p>
-      <w:pPr>
-        <w:pStyle w:val="text"/>
-      </w:pPr>
-      <w:r>
-        <w:t xml:space="preserve">This thesis deals with the design and implementation of DanceHub, a web application for managing pair-dance club activities. The work analyses the current market of scheduling applications and identifies the lack of specialised tools for pair-dance clubs. Based on this analysis, a comprehensive solution was designed covering user and role management, club administration, dancer pair management, availability tracking, and automatic timetable generation. The application was built using React, Next.js, TypeScript, Tailwind CSS, MongoDB, and JWT authentication. An advanced scheduling algorithm was implemented </w:t>
-      </w:r>
-      <w:proofErr w:type="spellStart"/>
-      <w:r>
-        <w:t>that</w:t>
-      </w:r>
-      <w:proofErr w:type="spellEnd"/>
-      <w:r>
-        <w:t xml:space="preserve"> </w:t>
-      </w:r>
-      <w:proofErr w:type="spellStart"/>
-      <w:r>
-        <w:t>reduces</w:t>
-      </w:r>
-      <w:proofErr w:type="spellEnd"/>
-      <w:r>
-        <w:t xml:space="preserve"> </w:t>
-      </w:r>
-      <w:proofErr w:type="spellStart"/>
-      <w:r>
-        <w:t>timetable</w:t>
-      </w:r>
-      <w:proofErr w:type="spellEnd"/>
-      <w:r>
-        <w:t xml:space="preserve"> </w:t>
-      </w:r>
-      <w:proofErr w:type="spellStart"/>
-      <w:r>
-        <w:t>creation</w:t>
-      </w:r>
-      <w:proofErr w:type="spellEnd"/>
-      <w:r>
-        <w:t xml:space="preserve"> </w:t>
-      </w:r>
-      <w:proofErr w:type="spellStart"/>
-      <w:r>
-        <w:t>time</w:t>
-      </w:r>
-      <w:proofErr w:type="spellEnd"/>
-      <w:r>
-        <w:t xml:space="preserve"> by </w:t>
-      </w:r>
-      <w:proofErr w:type="spellStart"/>
-      <w:r>
-        <w:t>approximately</w:t>
-      </w:r>
-      <w:proofErr w:type="spellEnd"/>
-      <w:r>
-        <w:t xml:space="preserve"> 70–80 % and scheduling conflicts by approximately 90 %. The thesis also includes a complete UI/UX design </w:t>
-      </w:r>
-      <w:proofErr w:type="spellStart"/>
-      <w:r>
-        <w:t>with</w:t>
-      </w:r>
-      <w:proofErr w:type="spellEnd"/>
-      <w:r>
-        <w:t xml:space="preserve"> </w:t>
-      </w:r>
-      <w:proofErr w:type="spellStart"/>
-      <w:r>
-        <w:t>wireframe</w:t>
-      </w:r>
-      <w:proofErr w:type="spellEnd"/>
-      <w:r>
-        <w:t xml:space="preserve"> and </w:t>
-      </w:r>
-      <w:proofErr w:type="spellStart"/>
-      <w:r>
-        <w:t>mockup</w:t>
-      </w:r>
-      <w:proofErr w:type="spellEnd"/>
-      <w:r>
-        <w:t xml:space="preserve"> </w:t>
-      </w:r>
-      <w:proofErr w:type="spellStart"/>
-      <w:r>
-        <w:t>description</w:t>
-      </w:r>
-      <w:proofErr w:type="spellEnd"/>
-      <w:r>
-        <w:t xml:space="preserve">, a </w:t>
-      </w:r>
-      <w:proofErr w:type="spellStart"/>
-      <w:r>
-        <w:t>system</w:t>
-      </w:r>
-      <w:proofErr w:type="spellEnd"/>
-      <w:r>
-        <w:t xml:space="preserve"> architecture with a database model, and a marketing plan for product launch and retention.</w:t>
-      </w:r>
-    </w:p>
-    <w:p>
-      <w:pPr>
-        <w:pStyle w:val="Kapitola"/>
-        <w:numPr>
-          <w:ilvl w:val="0"/>
-          <w:numId w:val="4"/>
-        </w:numPr>
-        <w:ind w:left="426" w:hanging="426"/>
-      </w:pPr>
-      <w:bookmarkStart w:id="1" w:name="_Toc221812964"/>
-      <w:r>
-        <w:t>ÚVOD</w:t>
-      </w:r>
-      <w:bookmarkEnd w:id="1"/>
     </w:p>
     <w:p>
       <w:pPr>
@@ -3460,12 +4113,12 @@
       <w:pPr>
         <w:pStyle w:val="Kapitola"/>
       </w:pPr>
-      <w:bookmarkStart w:id="2" w:name="_Toc221812965"/>
+      <w:bookmarkStart w:id="1" w:name="_Toc222400916"/>
       <w:r>
         <w:lastRenderedPageBreak/>
         <w:t>TEORETICKÁ ČASŤ - TVORBA WEBOVÝCH APLIKÁCIÍ</w:t>
       </w:r>
-      <w:bookmarkEnd w:id="2"/>
+      <w:bookmarkEnd w:id="1"/>
     </w:p>
     <w:p>
       <w:pPr>
@@ -3601,11 +4254,11 @@
           <w:numId w:val="3"/>
         </w:numPr>
       </w:pPr>
-      <w:bookmarkStart w:id="3" w:name="_Toc221812966"/>
+      <w:bookmarkStart w:id="2" w:name="_Toc222400917"/>
       <w:r>
         <w:t>Frontend technológie</w:t>
       </w:r>
-      <w:bookmarkEnd w:id="3"/>
+      <w:bookmarkEnd w:id="2"/>
     </w:p>
     <w:p>
       <w:pPr>
@@ -3963,11 +4616,11 @@
           <w:numId w:val="3"/>
         </w:numPr>
       </w:pPr>
-      <w:bookmarkStart w:id="4" w:name="_Toc221812967"/>
+      <w:bookmarkStart w:id="3" w:name="_Toc222400918"/>
       <w:r>
         <w:t>Backend technológie</w:t>
       </w:r>
-      <w:bookmarkEnd w:id="4"/>
+      <w:bookmarkEnd w:id="3"/>
     </w:p>
     <w:p>
       <w:pPr>
@@ -4239,11 +4892,11 @@
           <w:numId w:val="3"/>
         </w:numPr>
       </w:pPr>
-      <w:bookmarkStart w:id="5" w:name="_Toc221812968"/>
+      <w:bookmarkStart w:id="4" w:name="_Toc222400919"/>
       <w:r>
         <w:t>Vývojový proces</w:t>
       </w:r>
-      <w:bookmarkEnd w:id="5"/>
+      <w:bookmarkEnd w:id="4"/>
     </w:p>
     <w:p>
       <w:pPr>
@@ -4520,7 +5173,7 @@
           <w:color w:val="auto"/>
         </w:rPr>
       </w:pPr>
-      <w:bookmarkStart w:id="6" w:name="_Toc221812969"/>
+      <w:bookmarkStart w:id="5" w:name="_Toc222400920"/>
       <w:r>
         <w:rPr>
           <w:noProof/>
@@ -4528,7 +5181,7 @@
         <w:lastRenderedPageBreak/>
         <w:t>ANALÝZA TRHU A KONKURENCIE</w:t>
       </w:r>
-      <w:bookmarkEnd w:id="6"/>
+      <w:bookmarkEnd w:id="5"/>
     </w:p>
     <w:p>
       <w:pPr>
@@ -4612,7 +5265,7 @@
           <w:numId w:val="3"/>
         </w:numPr>
       </w:pPr>
-      <w:bookmarkStart w:id="7" w:name="_Toc221812970"/>
+      <w:bookmarkStart w:id="6" w:name="_Toc222400921"/>
       <w:r>
         <w:rPr>
           <w:rStyle w:val="KapitolaChar"/>
@@ -4622,7 +5275,7 @@
         </w:rPr>
         <w:t>Google Calendar</w:t>
       </w:r>
-      <w:bookmarkEnd w:id="7"/>
+      <w:bookmarkEnd w:id="6"/>
     </w:p>
     <w:p>
       <w:pPr>
@@ -4692,14 +5345,14 @@
           <w:noProof/>
         </w:rPr>
       </w:pPr>
-      <w:bookmarkStart w:id="8" w:name="_Toc221812971"/>
+      <w:bookmarkStart w:id="7" w:name="_Toc222400922"/>
       <w:r>
         <w:rPr>
           <w:noProof/>
         </w:rPr>
         <w:t>Calendly</w:t>
       </w:r>
-      <w:bookmarkEnd w:id="8"/>
+      <w:bookmarkEnd w:id="7"/>
     </w:p>
     <w:p>
       <w:pPr>
@@ -4762,14 +5415,14 @@
           <w:noProof/>
         </w:rPr>
       </w:pPr>
-      <w:bookmarkStart w:id="9" w:name="_Toc221812972"/>
+      <w:bookmarkStart w:id="8" w:name="_Toc222400923"/>
       <w:r>
         <w:rPr>
           <w:noProof/>
         </w:rPr>
         <w:t>Doodle</w:t>
       </w:r>
-      <w:bookmarkEnd w:id="9"/>
+      <w:bookmarkEnd w:id="8"/>
     </w:p>
     <w:p>
       <w:pPr>
@@ -4829,7 +5482,7 @@
           <w:numId w:val="3"/>
         </w:numPr>
       </w:pPr>
-      <w:bookmarkStart w:id="10" w:name="_Toc221812973"/>
+      <w:bookmarkStart w:id="9" w:name="_Toc222400924"/>
       <w:r>
         <w:rPr>
           <w:rStyle w:val="KapitolaChar"/>
@@ -4839,7 +5492,7 @@
         </w:rPr>
         <w:t>Špecifické aplikácie pre tanečné kluby</w:t>
       </w:r>
-      <w:bookmarkEnd w:id="10"/>
+      <w:bookmarkEnd w:id="9"/>
     </w:p>
     <w:p>
       <w:pPr>
@@ -4906,11 +5559,11 @@
           <w:numId w:val="3"/>
         </w:numPr>
       </w:pPr>
-      <w:bookmarkStart w:id="11" w:name="_Toc221812974"/>
+      <w:bookmarkStart w:id="10" w:name="_Toc222400925"/>
       <w:r>
         <w:t>Porovnávacia tabuľka funkcií</w:t>
       </w:r>
-      <w:bookmarkEnd w:id="11"/>
+      <w:bookmarkEnd w:id="10"/>
     </w:p>
     <w:p>
       <w:pPr>
@@ -4981,8 +5634,8 @@
         <w:t>Táto analýza ukazuje, že na trhu existuje medzera pre aplikáciu, ktorá by kombinovala jednoduchosť všeobecných kalendárových aplikácií so špecializovanými funkciami pre tanečné kluby, najmä pre správu párov a generovanie optimalizovaných rozvrhov.</w:t>
       </w:r>
     </w:p>
-    <w:bookmarkStart w:id="12" w:name="_MON_1831702185"/>
-    <w:bookmarkEnd w:id="12"/>
+    <w:bookmarkStart w:id="11" w:name="_MON_1831702185"/>
+    <w:bookmarkEnd w:id="11"/>
     <w:p>
       <w:pPr>
         <w:pStyle w:val="text"/>
@@ -5014,10 +5667,10 @@
             <v:path o:extrusionok="f" gradientshapeok="t" o:connecttype="rect"/>
             <o:lock v:ext="edit" aspectratio="t"/>
           </v:shapetype>
-          <v:shape id="_x0000_i1025" type="#_x0000_t75" style="width:339.25pt;height:268.55pt" o:ole="">
+          <v:shape id="_x0000_i1039" type="#_x0000_t75" style="width:339.45pt;height:268.35pt" o:ole="">
             <v:imagedata r:id="rId11" o:title=""/>
           </v:shape>
-          <o:OLEObject Type="Embed" ProgID="Excel.Sheet.12" ShapeID="_x0000_i1025" DrawAspect="Content" ObjectID="_1832425790" r:id="rId12"/>
+          <o:OLEObject Type="Embed" ProgID="Excel.Sheet.12" ShapeID="_x0000_i1039" DrawAspect="Content" ObjectID="_1833013950" r:id="rId12"/>
         </w:object>
       </w:r>
     </w:p>
@@ -5050,7 +5703,7 @@
           <w:noProof/>
         </w:rPr>
       </w:pPr>
-      <w:bookmarkStart w:id="13" w:name="_Toc221812975"/>
+      <w:bookmarkStart w:id="12" w:name="_Toc222400926"/>
       <w:r>
         <w:rPr>
           <w:noProof/>
@@ -5058,7 +5711,7 @@
         <w:lastRenderedPageBreak/>
         <w:t>SWOT analýza konkurenčných produktov</w:t>
       </w:r>
-      <w:bookmarkEnd w:id="13"/>
+      <w:bookmarkEnd w:id="12"/>
     </w:p>
     <w:p>
       <w:pPr>
@@ -5495,25 +6148,23 @@
     </w:p>
     <w:p>
       <w:pPr>
-        <w:pStyle w:val="text"/>
-        <w:rPr>
-          <w:bCs/>
-        </w:rPr>
-      </w:pPr>
-      <w:bookmarkStart w:id="14" w:name="_Toc221812976"/>
-      <w:r>
-        <w:rPr>
-          <w:rStyle w:val="KapitolaChar"/>
-          <w:rFonts w:eastAsiaTheme="minorHAnsi" w:cstheme="minorBidi"/>
-          <w:bCs/>
-          <w:caps w:val="0"/>
-          <w:color w:val="auto"/>
-          <w:sz w:val="24"/>
-          <w:szCs w:val="22"/>
+        <w:pStyle w:val="Kapitola"/>
+        <w:numPr>
+          <w:ilvl w:val="1"/>
+          <w:numId w:val="3"/>
+        </w:numPr>
+        <w:rPr>
+          <w:noProof/>
+        </w:rPr>
+      </w:pPr>
+      <w:bookmarkStart w:id="13" w:name="_Toc222400927"/>
+      <w:r>
+        <w:rPr>
+          <w:noProof/>
         </w:rPr>
         <w:t>Identifikácia medzery na trhu</w:t>
       </w:r>
-      <w:bookmarkEnd w:id="14"/>
+      <w:bookmarkEnd w:id="13"/>
     </w:p>
     <w:p>
       <w:pPr>
@@ -5664,6 +6315,7 @@
           <w:bCs/>
           <w:noProof/>
         </w:rPr>
+        <w:lastRenderedPageBreak/>
         <w:t>Z</w:t>
       </w:r>
       <w:r>
@@ -5686,7 +6338,6 @@
         <w:rPr>
           <w:noProof/>
         </w:rPr>
-        <w:lastRenderedPageBreak/>
         <w:t>Táto kapitola poskytla komplexnú analýzu trhu s aplikáciami na plánovanie a konkurenčného prostredia. Identifikovali sme hlavné typy aplikácií na trhu, analyzovali sme silné a slabé stránky konkurenčných riešení a identifikovali sme medzery na trhu, ktoré poskytujú príležitosť pre nové riešenie. Tieto poznatky budú slúžiť ako základ pre ďalšiu kapitolu, ktorá sa bude zaoberať návrhom riešenia DanceHub, ktoré bude adresovať identifikované medzery na trhu.</w:t>
       </w:r>
     </w:p>
@@ -5708,12 +6359,12 @@
       <w:pPr>
         <w:pStyle w:val="Kapitola"/>
       </w:pPr>
-      <w:bookmarkStart w:id="15" w:name="_Toc221812977"/>
+      <w:bookmarkStart w:id="14" w:name="_Toc222400928"/>
       <w:r>
         <w:lastRenderedPageBreak/>
         <w:t>NÁVRH RIEŠENIA - DANCEHUB</w:t>
       </w:r>
-      <w:bookmarkEnd w:id="15"/>
+      <w:bookmarkEnd w:id="14"/>
     </w:p>
     <w:p>
       <w:pPr>
@@ -5793,7 +6444,7 @@
           <w:noProof/>
         </w:rPr>
       </w:pPr>
-      <w:bookmarkStart w:id="16" w:name="_Toc221812978"/>
+      <w:bookmarkStart w:id="15" w:name="_Toc222400929"/>
       <w:r>
         <w:rPr>
           <w:noProof/>
@@ -5801,7 +6452,44 @@
         <w:lastRenderedPageBreak/>
         <w:t>IMPLEMENTÁCIA</w:t>
       </w:r>
-      <w:bookmarkEnd w:id="16"/>
+      <w:bookmarkEnd w:id="15"/>
+    </w:p>
+    <w:p>
+      <w:pPr>
+        <w:pStyle w:val="text"/>
+        <w:rPr>
+          <w:noProof/>
+        </w:rPr>
+      </w:pPr>
+      <w:r>
+        <w:rPr>
+          <w:noProof/>
+        </w:rPr>
+        <w:t>Pred samotnou implementáciou aplikácie DanceHub bol vytvorený návrh používateľského rozhrania s dôrazom na prehľadnosť a jednoduché používanie pre rôzne typy používateľov (administrátor, tréner, tanečný pár). Na základe požiadaviek zo zadania a analýzy existujúcich riešení boli najskôr pripravené </w:t>
+      </w:r>
+      <w:proofErr w:type="spellStart"/>
+      <w:r>
+        <w:t>wireframy</w:t>
+      </w:r>
+      <w:proofErr w:type="spellEnd"/>
+      <w:r>
+        <w:t> hlavných obrazoviek</w:t>
+      </w:r>
+      <w:r>
+        <w:rPr>
+          <w:noProof/>
+        </w:rPr>
+        <w:t> (prihlasovanie, registrácia, dashboard, správa párov, rozvrh). Tie slúžili na overenie rozmiestnenia prvkov, navigácie a toku používateľa aplikáciou. Následne boli wireframy rozpracované do </w:t>
+      </w:r>
+      <w:r>
+        <w:t>vizuálnych návrhov</w:t>
+      </w:r>
+      <w:r>
+        <w:rPr>
+          <w:noProof/>
+        </w:rPr>
+        <w:t> s použitím farebnej palety a typografie, ktoré podporujú tanečný charakter aplikácie, ale zároveň zachovávajú čitateľnosť a konzistentnosť. Pri návrhu boli uplatnené základné princípy UX (jednoznačná navigácia, minimalizácia krokov pri bežných úlohách, zrozumiteľné chybové hlášky), čo uľahčilo neskoršiu implementáciu komponentov v prostredí React/Next.js.</w:t>
+      </w:r>
     </w:p>
     <w:p>
       <w:pPr>
@@ -5999,6 +6687,7 @@
         <w:rPr>
           <w:noProof/>
         </w:rPr>
+        <w:lastRenderedPageBreak/>
         <w:t>Dashboard využíva React Context API na získanie informácií o aktuálne prihlásenom používateľovi a zobrazuje relevantné informácie a navigáciu podľa roly</w:t>
       </w:r>
       <w:r>
@@ -6108,7 +6797,6 @@
               <w:rPr>
                 <w:noProof/>
               </w:rPr>
-              <w:lastRenderedPageBreak/>
               <w:drawing>
                 <wp:inline distT="0" distB="0" distL="0" distR="0" wp14:anchorId="0EFF9A50" wp14:editId="3171ABEE">
                   <wp:extent cx="5010701" cy="4059591"/>
@@ -6256,6 +6944,7 @@
               <w:rPr>
                 <w:noProof/>
               </w:rPr>
+              <w:lastRenderedPageBreak/>
               <w:drawing>
                 <wp:inline distT="0" distB="0" distL="0" distR="0" wp14:anchorId="135369EE" wp14:editId="021399CB">
                   <wp:extent cx="5399405" cy="1581150"/>
@@ -6369,7 +7058,6 @@
         <w:rPr>
           <w:noProof/>
         </w:rPr>
-        <w:lastRenderedPageBreak/>
         <w:t xml:space="preserve">State management v aplikácii využíva React Context API pre globálny stav aplikácie. Hlavné contexty zahŕňajú AuthContext pre správu autentifikácie a používateľských dát, LoadingContext pre správu stavu načítavania a OnboardingContext pre správu procesu onboarding </w:t>
       </w:r>
       <w:r>
@@ -6518,7 +7206,14 @@
         <w:rPr>
           <w:noProof/>
         </w:rPr>
-        <w:t xml:space="preserve">Error handling je implementovaný na úrovni axios interceptors, ktoré automaticky spracúvajú chyby a poskytujú vhodné chybové hlášky používateľovi. Tento prístup zjednodušuje error handling v celej aplikácii a poskytuje konzistentné správanie pri chybách </w:t>
+        <w:t xml:space="preserve">Error handling je implementovaný na úrovni axios interceptors, ktoré automaticky spracúvajú chyby a poskytujú vhodné chybové hlášky </w:t>
+      </w:r>
+      <w:r>
+        <w:rPr>
+          <w:noProof/>
+        </w:rPr>
+        <w:lastRenderedPageBreak/>
+        <w:t xml:space="preserve">používateľovi. Tento prístup zjednodušuje error handling v celej aplikácii a poskytuje konzistentné správanie pri chybách </w:t>
       </w:r>
       <w:r>
         <w:rPr>
@@ -6544,14 +7239,14 @@
           <w:noProof/>
         </w:rPr>
       </w:pPr>
-      <w:bookmarkStart w:id="17" w:name="_Toc221812979"/>
+      <w:bookmarkStart w:id="16" w:name="_Toc222400930"/>
       <w:r>
         <w:rPr>
           <w:noProof/>
         </w:rPr>
         <w:t>Business logika</w:t>
       </w:r>
-      <w:bookmarkEnd w:id="17"/>
+      <w:bookmarkEnd w:id="16"/>
     </w:p>
     <w:p>
       <w:pPr>
@@ -6576,14 +7271,7 @@
         <w:rPr>
           <w:noProof/>
         </w:rPr>
-        <w:t xml:space="preserve">Algoritmus najprv validuje konfiguráciu rozvrhu a následne vytvára všetky možné časové sloty pre daný deň. Algoritmus potom prioritizuje párové hodiny a skupinové hodiny pred individuálnymi </w:t>
-      </w:r>
-      <w:r>
-        <w:rPr>
-          <w:noProof/>
-        </w:rPr>
-        <w:lastRenderedPageBreak/>
-        <w:t>hodinami a snaží sa maximalizovať počet uspokojených požiadaviek pri re</w:t>
+        <w:t>Algoritmus najprv validuje konfiguráciu rozvrhu a následne vytvára všetky možné časové sloty pre daný deň. Algoritmus potom prioritizuje párové hodiny a skupinové hodiny pred individuálnymi hodinami a snaží sa maximalizovať počet uspokojených požiadaviek pri re</w:t>
       </w:r>
       <w:r>
         <w:rPr>
@@ -6645,14 +7333,14 @@
           <w:noProof/>
         </w:rPr>
       </w:pPr>
-      <w:bookmarkStart w:id="18" w:name="_Toc221812980"/>
+      <w:bookmarkStart w:id="17" w:name="_Toc222400931"/>
       <w:r>
         <w:rPr>
           <w:noProof/>
         </w:rPr>
         <w:t>Testovanie funkcií</w:t>
       </w:r>
-      <w:bookmarkEnd w:id="18"/>
+      <w:bookmarkEnd w:id="17"/>
     </w:p>
     <w:p>
       <w:pPr>
@@ -6753,6 +7441,7 @@
         <w:rPr>
           <w:noProof/>
         </w:rPr>
+        <w:lastRenderedPageBreak/>
         <w:t xml:space="preserve">Bezpečnostné testovanie zahŕňa kontrolu autentifikácie a autorizácie, validácie vstupov, ochrany pred SQL injection (v tomto prípade NoSQL injection), XSS útokmi a CSRF útokmi. Testovanie zahŕňa aj kontrolu správneho hashovania hesiel a bezpečného ukladania citlivých dát </w:t>
       </w:r>
       <w:r>
@@ -6811,15 +7500,14 @@
           <w:noProof/>
         </w:rPr>
       </w:pPr>
-      <w:bookmarkStart w:id="19" w:name="_Toc221812981"/>
-      <w:r>
-        <w:rPr>
-          <w:noProof/>
-        </w:rPr>
-        <w:lastRenderedPageBreak/>
+      <w:bookmarkStart w:id="18" w:name="_Toc222400932"/>
+      <w:r>
+        <w:rPr>
+          <w:noProof/>
+        </w:rPr>
         <w:t>Deployment</w:t>
       </w:r>
-      <w:bookmarkEnd w:id="19"/>
+      <w:bookmarkEnd w:id="18"/>
     </w:p>
     <w:p>
       <w:pPr>
@@ -6936,7 +7624,7 @@
           <w:noProof/>
         </w:rPr>
       </w:pPr>
-      <w:bookmarkStart w:id="20" w:name="_Toc221812982"/>
+      <w:bookmarkStart w:id="19" w:name="_Toc222400933"/>
       <w:r>
         <w:rPr>
           <w:noProof/>
@@ -6944,7 +7632,7 @@
         <w:lastRenderedPageBreak/>
         <w:t>MARKETINGOVÝ PLÁN</w:t>
       </w:r>
-      <w:bookmarkEnd w:id="20"/>
+      <w:bookmarkEnd w:id="19"/>
     </w:p>
     <w:p>
       <w:pPr>
@@ -7375,7 +8063,7 @@
           <w:noProof/>
         </w:rPr>
       </w:pPr>
-      <w:bookmarkStart w:id="21" w:name="_Toc221812983"/>
+      <w:bookmarkStart w:id="20" w:name="_Toc222400934"/>
       <w:r>
         <w:rPr>
           <w:noProof/>
@@ -7383,7 +8071,7 @@
         <w:lastRenderedPageBreak/>
         <w:t>Zhrnutie práce</w:t>
       </w:r>
-      <w:bookmarkEnd w:id="21"/>
+      <w:bookmarkEnd w:id="20"/>
     </w:p>
     <w:p>
       <w:pPr>
@@ -7599,7 +8287,7 @@
           <w:noProof/>
         </w:rPr>
       </w:pPr>
-      <w:bookmarkStart w:id="22" w:name="_Toc221812984"/>
+      <w:bookmarkStart w:id="21" w:name="_Toc222400935"/>
       <w:r>
         <w:rPr>
           <w:noProof/>
@@ -7613,7 +8301,7 @@
         </w:rPr>
         <w:t>y</w:t>
       </w:r>
-      <w:bookmarkEnd w:id="22"/>
+      <w:bookmarkEnd w:id="21"/>
     </w:p>
     <w:p>
       <w:pPr>
@@ -10031,7 +10719,6 @@
   <w:style w:type="character" w:default="1" w:styleId="Predvolenpsmoodseku">
     <w:name w:val="Default Paragraph Font"/>
     <w:uiPriority w:val="1"/>
-    <w:semiHidden/>
     <w:unhideWhenUsed/>
   </w:style>
   <w:style w:type="table" w:default="1" w:styleId="Normlnatabuka">
@@ -10992,10 +11679,27 @@
 </file>
 
 <file path=customXml/item1.xml><?xml version="1.0" encoding="utf-8"?>
+<?mso-contentType ?>
+<FormTemplates xmlns="http://schemas.microsoft.com/sharepoint/v3/contenttype/forms">
+  <Display>DocumentLibraryForm</Display>
+  <Edit>DocumentLibraryForm</Edit>
+  <New>DocumentLibraryForm</New>
+</FormTemplates>
+</file>
+
+<file path=customXml/item2.xml><?xml version="1.0" encoding="utf-8"?>
+<p:properties xmlns:p="http://schemas.microsoft.com/office/2006/metadata/properties" xmlns:xsi="http://www.w3.org/2001/XMLSchema-instance" xmlns:pc="http://schemas.microsoft.com/office/infopath/2007/PartnerControls">
+  <documentManagement>
+    <_activity xmlns="a94799e5-846a-4ad9-b31d-5ba5d0428847" xsi:nil="true"/>
+  </documentManagement>
+</p:properties>
+</file>
+
+<file path=customXml/item3.xml><?xml version="1.0" encoding="utf-8"?>
 <b:Sources xmlns:b="http://schemas.openxmlformats.org/officeDocument/2006/bibliography" xmlns="http://schemas.openxmlformats.org/officeDocument/2006/bibliography" SelectedStyle="\APASixthEditionOfficeOnline.xsl" StyleName="APA" Version="6"/>
 </file>
 
-<file path=customXml/item2.xml><?xml version="1.0" encoding="utf-8"?>
+<file path=customXml/item4.xml><?xml version="1.0" encoding="utf-8"?>
 <ct:contentTypeSchema xmlns:ct="http://schemas.microsoft.com/office/2006/metadata/contentType" xmlns:ma="http://schemas.microsoft.com/office/2006/metadata/properties/metaAttributes" ct:_="" ma:_="" ma:contentTypeName="Dokument" ma:contentTypeID="0x010100FF914F332154174D803A7B644D03395C" ma:contentTypeVersion="16" ma:contentTypeDescription="Umožňuje vytvoriť nový dokument." ma:contentTypeScope="" ma:versionID="fd77751d24e8168fda22eab337079d00">
   <xsd:schema xmlns:xsd="http://www.w3.org/2001/XMLSchema" xmlns:xs="http://www.w3.org/2001/XMLSchema" xmlns:p="http://schemas.microsoft.com/office/2006/metadata/properties" xmlns:ns3="a94799e5-846a-4ad9-b31d-5ba5d0428847" xmlns:ns4="b0f22963-9bb8-4dce-be88-550968040c8c" targetNamespace="http://schemas.microsoft.com/office/2006/metadata/properties" ma:root="true" ma:fieldsID="b71646f853d82629af3ee6a4474bd060" ns3:_="" ns4:_="">
     <xsd:import namespace="a94799e5-846a-4ad9-b31d-5ba5d0428847"/>
@@ -11234,24 +11938,25 @@
 </ct:contentTypeSchema>
 </file>
 
-<file path=customXml/item3.xml><?xml version="1.0" encoding="utf-8"?>
-<?mso-contentType ?>
-<FormTemplates xmlns="http://schemas.microsoft.com/sharepoint/v3/contenttype/forms">
-  <Display>DocumentLibraryForm</Display>
-  <Edit>DocumentLibraryForm</Edit>
-  <New>DocumentLibraryForm</New>
-</FormTemplates>
+<file path=customXml/itemProps1.xml><?xml version="1.0" encoding="utf-8"?>
+<ds:datastoreItem xmlns:ds="http://schemas.openxmlformats.org/officeDocument/2006/customXml" ds:itemID="{1F4F2074-9665-40AE-AC4D-38B5428FDE6E}">
+  <ds:schemaRefs>
+    <ds:schemaRef ds:uri="http://schemas.microsoft.com/sharepoint/v3/contenttype/forms"/>
+  </ds:schemaRefs>
+</ds:datastoreItem>
 </file>
 
-<file path=customXml/item4.xml><?xml version="1.0" encoding="utf-8"?>
-<p:properties xmlns:p="http://schemas.microsoft.com/office/2006/metadata/properties" xmlns:xsi="http://www.w3.org/2001/XMLSchema-instance" xmlns:pc="http://schemas.microsoft.com/office/infopath/2007/PartnerControls">
-  <documentManagement>
-    <_activity xmlns="a94799e5-846a-4ad9-b31d-5ba5d0428847" xsi:nil="true"/>
-  </documentManagement>
-</p:properties>
+<file path=customXml/itemProps2.xml><?xml version="1.0" encoding="utf-8"?>
+<ds:datastoreItem xmlns:ds="http://schemas.openxmlformats.org/officeDocument/2006/customXml" ds:itemID="{8A7D4A20-64F2-4259-949F-7A93E612CEDE}">
+  <ds:schemaRefs>
+    <ds:schemaRef ds:uri="http://schemas.microsoft.com/office/2006/metadata/properties"/>
+    <ds:schemaRef ds:uri="http://schemas.microsoft.com/office/infopath/2007/PartnerControls"/>
+    <ds:schemaRef ds:uri="a94799e5-846a-4ad9-b31d-5ba5d0428847"/>
+  </ds:schemaRefs>
+</ds:datastoreItem>
 </file>
 
-<file path=customXml/itemProps1.xml><?xml version="1.0" encoding="utf-8"?>
+<file path=customXml/itemProps3.xml><?xml version="1.0" encoding="utf-8"?>
 <ds:datastoreItem xmlns:ds="http://schemas.openxmlformats.org/officeDocument/2006/customXml" ds:itemID="{33B51BA0-60DC-4A69-874E-22CBA927F23E}">
   <ds:schemaRefs>
     <ds:schemaRef ds:uri="http://schemas.openxmlformats.org/officeDocument/2006/bibliography"/>
@@ -11259,7 +11964,7 @@
 </ds:datastoreItem>
 </file>
 
-<file path=customXml/itemProps2.xml><?xml version="1.0" encoding="utf-8"?>
+<file path=customXml/itemProps4.xml><?xml version="1.0" encoding="utf-8"?>
 <ds:datastoreItem xmlns:ds="http://schemas.openxmlformats.org/officeDocument/2006/customXml" ds:itemID="{C3329A49-AD3D-4BA1-96E5-F249191C1F65}">
   <ds:schemaRefs>
     <ds:schemaRef ds:uri="http://schemas.microsoft.com/office/2006/metadata/contentType"/>
@@ -11276,22 +11981,4 @@
     <ds:schemaRef ds:uri="http://schemas.microsoft.com/internal/obd"/>
   </ds:schemaRefs>
 </ds:datastoreItem>
-</file>
-
-<file path=customXml/itemProps3.xml><?xml version="1.0" encoding="utf-8"?>
-<ds:datastoreItem xmlns:ds="http://schemas.openxmlformats.org/officeDocument/2006/customXml" ds:itemID="{1F4F2074-9665-40AE-AC4D-38B5428FDE6E}">
-  <ds:schemaRefs>
-    <ds:schemaRef ds:uri="http://schemas.microsoft.com/sharepoint/v3/contenttype/forms"/>
-  </ds:schemaRefs>
-</ds:datastoreItem>
-</file>
-
-<file path=customXml/itemProps4.xml><?xml version="1.0" encoding="utf-8"?>
-<ds:datastoreItem xmlns:ds="http://schemas.openxmlformats.org/officeDocument/2006/customXml" ds:itemID="{8A7D4A20-64F2-4259-949F-7A93E612CEDE}">
-  <ds:schemaRefs>
-    <ds:schemaRef ds:uri="http://schemas.microsoft.com/office/2006/metadata/properties"/>
-    <ds:schemaRef ds:uri="http://schemas.microsoft.com/office/infopath/2007/PartnerControls"/>
-    <ds:schemaRef ds:uri="a94799e5-846a-4ad9-b31d-5ba5d0428847"/>
-  </ds:schemaRefs>
-</ds:datastoreItem>
 </file>
--- a/__ms-praca__/praca.docx
+++ b/__ms-praca__/praca.docx
@@ -2025,22 +2025,9 @@
       <w:r>
         <w:t>esign</w:t>
       </w:r>
-      <w:r>
-        <w:br w:type="page"/>
-      </w:r>
-    </w:p>
-    <w:p>
-      <w:pPr>
-        <w:rPr>
-          <w:rFonts w:ascii="Times New Roman" w:hAnsi="Times New Roman" w:cs="Times New Roman"/>
-          <w:sz w:val="24"/>
-          <w:szCs w:val="24"/>
-        </w:rPr>
-      </w:pPr>
-    </w:p>
-    <w:p>
-      <w:pPr>
-        <w:spacing w:line="360" w:lineRule="auto"/>
+    </w:p>
+    <w:p>
+      <w:pPr>
         <w:rPr>
           <w:rFonts w:ascii="Times New Roman" w:hAnsi="Times New Roman" w:cs="Times New Roman"/>
           <w:b/>
@@ -2057,6 +2044,29 @@
           <w:sz w:val="28"/>
           <w:szCs w:val="28"/>
         </w:rPr>
+        <w:br w:type="page"/>
+      </w:r>
+    </w:p>
+    <w:p>
+      <w:pPr>
+        <w:spacing w:line="360" w:lineRule="auto"/>
+        <w:rPr>
+          <w:rFonts w:ascii="Times New Roman" w:hAnsi="Times New Roman" w:cs="Times New Roman"/>
+          <w:b/>
+          <w:bCs/>
+          <w:sz w:val="28"/>
+          <w:szCs w:val="28"/>
+        </w:rPr>
+      </w:pPr>
+      <w:r>
+        <w:rPr>
+          <w:rFonts w:ascii="Times New Roman" w:hAnsi="Times New Roman" w:cs="Times New Roman"/>
+          <w:b/>
+          <w:bCs/>
+          <w:sz w:val="28"/>
+          <w:szCs w:val="28"/>
+        </w:rPr>
+        <w:lastRenderedPageBreak/>
         <w:t>Obsah</w:t>
       </w:r>
     </w:p>
@@ -2128,13 +2138,13 @@
             </w:rPr>
             <w:fldChar w:fldCharType="separate"/>
           </w:r>
-          <w:hyperlink w:anchor="_Toc222400915" w:history="1">
+          <w:hyperlink w:anchor="_Toc222418951" w:history="1">
             <w:r>
               <w:rPr>
                 <w:rStyle w:val="Hypertextovprepojenie"/>
                 <w:noProof/>
               </w:rPr>
-              <w:t>0</w:t>
+              <w:t>1</w:t>
             </w:r>
             <w:r>
               <w:rPr>
@@ -2151,7 +2161,7 @@
                 <w:rStyle w:val="Hypertextovprepojenie"/>
                 <w:noProof/>
               </w:rPr>
-              <w:t>ÚVOD</w:t>
+              <w:t>TEORETICKÁ ČASŤ - TVORBA WEBOVÝCH APLIKÁCIÍ</w:t>
             </w:r>
             <w:r>
               <w:rPr>
@@ -2172,7 +2182,7 @@
                 <w:noProof/>
                 <w:webHidden/>
               </w:rPr>
-              <w:instrText xml:space="preserve"> PAGEREF _Toc222400915 \h </w:instrText>
+              <w:instrText xml:space="preserve"> PAGEREF _Toc222418951 \h </w:instrText>
             </w:r>
             <w:r>
               <w:rPr>
@@ -2192,7 +2202,277 @@
                 <w:noProof/>
                 <w:webHidden/>
               </w:rPr>
-              <w:t>6</w:t>
+              <w:t>7</w:t>
+            </w:r>
+            <w:r>
+              <w:rPr>
+                <w:noProof/>
+                <w:webHidden/>
+              </w:rPr>
+              <w:fldChar w:fldCharType="end"/>
+            </w:r>
+          </w:hyperlink>
+        </w:p>
+        <w:p>
+          <w:pPr>
+            <w:pStyle w:val="Obsah1"/>
+            <w:tabs>
+              <w:tab w:val="left" w:pos="720"/>
+              <w:tab w:val="right" w:leader="dot" w:pos="8493"/>
+            </w:tabs>
+            <w:rPr>
+              <w:rFonts w:eastAsiaTheme="minorEastAsia"/>
+              <w:noProof/>
+              <w:sz w:val="24"/>
+              <w:szCs w:val="24"/>
+              <w:lang w:eastAsia="sk-SK"/>
+            </w:rPr>
+          </w:pPr>
+          <w:hyperlink w:anchor="_Toc222418952" w:history="1">
+            <w:r>
+              <w:rPr>
+                <w:rStyle w:val="Hypertextovprepojenie"/>
+                <w:noProof/>
+              </w:rPr>
+              <w:t>1.1</w:t>
+            </w:r>
+            <w:r>
+              <w:rPr>
+                <w:rFonts w:eastAsiaTheme="minorEastAsia"/>
+                <w:noProof/>
+                <w:sz w:val="24"/>
+                <w:szCs w:val="24"/>
+                <w:lang w:eastAsia="sk-SK"/>
+              </w:rPr>
+              <w:tab/>
+            </w:r>
+            <w:r>
+              <w:rPr>
+                <w:rStyle w:val="Hypertextovprepojenie"/>
+                <w:noProof/>
+              </w:rPr>
+              <w:t>Frontend technológie</w:t>
+            </w:r>
+            <w:r>
+              <w:rPr>
+                <w:noProof/>
+                <w:webHidden/>
+              </w:rPr>
+              <w:tab/>
+            </w:r>
+            <w:r>
+              <w:rPr>
+                <w:noProof/>
+                <w:webHidden/>
+              </w:rPr>
+              <w:fldChar w:fldCharType="begin"/>
+            </w:r>
+            <w:r>
+              <w:rPr>
+                <w:noProof/>
+                <w:webHidden/>
+              </w:rPr>
+              <w:instrText xml:space="preserve"> PAGEREF _Toc222418952 \h </w:instrText>
+            </w:r>
+            <w:r>
+              <w:rPr>
+                <w:noProof/>
+                <w:webHidden/>
+              </w:rPr>
+            </w:r>
+            <w:r>
+              <w:rPr>
+                <w:noProof/>
+                <w:webHidden/>
+              </w:rPr>
+              <w:fldChar w:fldCharType="separate"/>
+            </w:r>
+            <w:r>
+              <w:rPr>
+                <w:noProof/>
+                <w:webHidden/>
+              </w:rPr>
+              <w:t>7</w:t>
+            </w:r>
+            <w:r>
+              <w:rPr>
+                <w:noProof/>
+                <w:webHidden/>
+              </w:rPr>
+              <w:fldChar w:fldCharType="end"/>
+            </w:r>
+          </w:hyperlink>
+        </w:p>
+        <w:p>
+          <w:pPr>
+            <w:pStyle w:val="Obsah1"/>
+            <w:tabs>
+              <w:tab w:val="left" w:pos="720"/>
+              <w:tab w:val="right" w:leader="dot" w:pos="8493"/>
+            </w:tabs>
+            <w:rPr>
+              <w:rFonts w:eastAsiaTheme="minorEastAsia"/>
+              <w:noProof/>
+              <w:sz w:val="24"/>
+              <w:szCs w:val="24"/>
+              <w:lang w:eastAsia="sk-SK"/>
+            </w:rPr>
+          </w:pPr>
+          <w:hyperlink w:anchor="_Toc222418953" w:history="1">
+            <w:r>
+              <w:rPr>
+                <w:rStyle w:val="Hypertextovprepojenie"/>
+                <w:noProof/>
+              </w:rPr>
+              <w:t>1.2</w:t>
+            </w:r>
+            <w:r>
+              <w:rPr>
+                <w:rFonts w:eastAsiaTheme="minorEastAsia"/>
+                <w:noProof/>
+                <w:sz w:val="24"/>
+                <w:szCs w:val="24"/>
+                <w:lang w:eastAsia="sk-SK"/>
+              </w:rPr>
+              <w:tab/>
+            </w:r>
+            <w:r>
+              <w:rPr>
+                <w:rStyle w:val="Hypertextovprepojenie"/>
+                <w:noProof/>
+              </w:rPr>
+              <w:t>Backend technológie</w:t>
+            </w:r>
+            <w:r>
+              <w:rPr>
+                <w:noProof/>
+                <w:webHidden/>
+              </w:rPr>
+              <w:tab/>
+            </w:r>
+            <w:r>
+              <w:rPr>
+                <w:noProof/>
+                <w:webHidden/>
+              </w:rPr>
+              <w:fldChar w:fldCharType="begin"/>
+            </w:r>
+            <w:r>
+              <w:rPr>
+                <w:noProof/>
+                <w:webHidden/>
+              </w:rPr>
+              <w:instrText xml:space="preserve"> PAGEREF _Toc222418953 \h </w:instrText>
+            </w:r>
+            <w:r>
+              <w:rPr>
+                <w:noProof/>
+                <w:webHidden/>
+              </w:rPr>
+            </w:r>
+            <w:r>
+              <w:rPr>
+                <w:noProof/>
+                <w:webHidden/>
+              </w:rPr>
+              <w:fldChar w:fldCharType="separate"/>
+            </w:r>
+            <w:r>
+              <w:rPr>
+                <w:noProof/>
+                <w:webHidden/>
+              </w:rPr>
+              <w:t>8</w:t>
+            </w:r>
+            <w:r>
+              <w:rPr>
+                <w:noProof/>
+                <w:webHidden/>
+              </w:rPr>
+              <w:fldChar w:fldCharType="end"/>
+            </w:r>
+          </w:hyperlink>
+        </w:p>
+        <w:p>
+          <w:pPr>
+            <w:pStyle w:val="Obsah1"/>
+            <w:tabs>
+              <w:tab w:val="left" w:pos="720"/>
+              <w:tab w:val="right" w:leader="dot" w:pos="8493"/>
+            </w:tabs>
+            <w:rPr>
+              <w:rFonts w:eastAsiaTheme="minorEastAsia"/>
+              <w:noProof/>
+              <w:sz w:val="24"/>
+              <w:szCs w:val="24"/>
+              <w:lang w:eastAsia="sk-SK"/>
+            </w:rPr>
+          </w:pPr>
+          <w:hyperlink w:anchor="_Toc222418954" w:history="1">
+            <w:r>
+              <w:rPr>
+                <w:rStyle w:val="Hypertextovprepojenie"/>
+                <w:noProof/>
+              </w:rPr>
+              <w:t>1.3</w:t>
+            </w:r>
+            <w:r>
+              <w:rPr>
+                <w:rFonts w:eastAsiaTheme="minorEastAsia"/>
+                <w:noProof/>
+                <w:sz w:val="24"/>
+                <w:szCs w:val="24"/>
+                <w:lang w:eastAsia="sk-SK"/>
+              </w:rPr>
+              <w:tab/>
+            </w:r>
+            <w:r>
+              <w:rPr>
+                <w:rStyle w:val="Hypertextovprepojenie"/>
+                <w:noProof/>
+              </w:rPr>
+              <w:t>Vývojový proces</w:t>
+            </w:r>
+            <w:r>
+              <w:rPr>
+                <w:noProof/>
+                <w:webHidden/>
+              </w:rPr>
+              <w:tab/>
+            </w:r>
+            <w:r>
+              <w:rPr>
+                <w:noProof/>
+                <w:webHidden/>
+              </w:rPr>
+              <w:fldChar w:fldCharType="begin"/>
+            </w:r>
+            <w:r>
+              <w:rPr>
+                <w:noProof/>
+                <w:webHidden/>
+              </w:rPr>
+              <w:instrText xml:space="preserve"> PAGEREF _Toc222418954 \h </w:instrText>
+            </w:r>
+            <w:r>
+              <w:rPr>
+                <w:noProof/>
+                <w:webHidden/>
+              </w:rPr>
+            </w:r>
+            <w:r>
+              <w:rPr>
+                <w:noProof/>
+                <w:webHidden/>
+              </w:rPr>
+              <w:fldChar w:fldCharType="separate"/>
+            </w:r>
+            <w:r>
+              <w:rPr>
+                <w:noProof/>
+                <w:webHidden/>
+              </w:rPr>
+              <w:t>9</w:t>
             </w:r>
             <w:r>
               <w:rPr>
@@ -2218,13 +2498,13 @@
               <w:lang w:eastAsia="sk-SK"/>
             </w:rPr>
           </w:pPr>
-          <w:hyperlink w:anchor="_Toc222400916" w:history="1">
+          <w:hyperlink w:anchor="_Toc222418955" w:history="1">
             <w:r>
               <w:rPr>
                 <w:rStyle w:val="Hypertextovprepojenie"/>
                 <w:noProof/>
               </w:rPr>
-              <w:t>1</w:t>
+              <w:t>2</w:t>
             </w:r>
             <w:r>
               <w:rPr>
@@ -2241,7 +2521,7 @@
                 <w:rStyle w:val="Hypertextovprepojenie"/>
                 <w:noProof/>
               </w:rPr>
-              <w:t>TEORETICKÁ ČASŤ - TVORBA WEBOVÝCH APLIKÁCIÍ</w:t>
+              <w:t>ANALÝZA TRHU A KONKURENCIE</w:t>
             </w:r>
             <w:r>
               <w:rPr>
@@ -2262,7 +2542,7 @@
                 <w:noProof/>
                 <w:webHidden/>
               </w:rPr>
-              <w:instrText xml:space="preserve"> PAGEREF _Toc222400916 \h </w:instrText>
+              <w:instrText xml:space="preserve"> PAGEREF _Toc222418955 \h </w:instrText>
             </w:r>
             <w:r>
               <w:rPr>
@@ -2282,7 +2562,7 @@
                 <w:noProof/>
                 <w:webHidden/>
               </w:rPr>
-              <w:t>7</w:t>
+              <w:t>11</w:t>
             </w:r>
             <w:r>
               <w:rPr>
@@ -2308,13 +2588,13 @@
               <w:lang w:eastAsia="sk-SK"/>
             </w:rPr>
           </w:pPr>
-          <w:hyperlink w:anchor="_Toc222400917" w:history="1">
+          <w:hyperlink w:anchor="_Toc222418956" w:history="1">
             <w:r>
               <w:rPr>
                 <w:rStyle w:val="Hypertextovprepojenie"/>
                 <w:noProof/>
               </w:rPr>
-              <w:t>1.1</w:t>
+              <w:t>2.1</w:t>
             </w:r>
             <w:r>
               <w:rPr>
@@ -2331,7 +2611,7 @@
                 <w:rStyle w:val="Hypertextovprepojenie"/>
                 <w:noProof/>
               </w:rPr>
-              <w:t>Frontend technológie</w:t>
+              <w:t>Google Calendar</w:t>
             </w:r>
             <w:r>
               <w:rPr>
@@ -2352,7 +2632,7 @@
                 <w:noProof/>
                 <w:webHidden/>
               </w:rPr>
-              <w:instrText xml:space="preserve"> PAGEREF _Toc222400917 \h </w:instrText>
+              <w:instrText xml:space="preserve"> PAGEREF _Toc222418956 \h </w:instrText>
             </w:r>
             <w:r>
               <w:rPr>
@@ -2372,7 +2652,7 @@
                 <w:noProof/>
                 <w:webHidden/>
               </w:rPr>
-              <w:t>7</w:t>
+              <w:t>11</w:t>
             </w:r>
             <w:r>
               <w:rPr>
@@ -2398,13 +2678,13 @@
               <w:lang w:eastAsia="sk-SK"/>
             </w:rPr>
           </w:pPr>
-          <w:hyperlink w:anchor="_Toc222400918" w:history="1">
+          <w:hyperlink w:anchor="_Toc222418957" w:history="1">
             <w:r>
               <w:rPr>
                 <w:rStyle w:val="Hypertextovprepojenie"/>
                 <w:noProof/>
               </w:rPr>
-              <w:t>1.2</w:t>
+              <w:t>2.2</w:t>
             </w:r>
             <w:r>
               <w:rPr>
@@ -2421,7 +2701,7 @@
                 <w:rStyle w:val="Hypertextovprepojenie"/>
                 <w:noProof/>
               </w:rPr>
-              <w:t>Backend technológie</w:t>
+              <w:t>Calendly</w:t>
             </w:r>
             <w:r>
               <w:rPr>
@@ -2442,7 +2722,7 @@
                 <w:noProof/>
                 <w:webHidden/>
               </w:rPr>
-              <w:instrText xml:space="preserve"> PAGEREF _Toc222400918 \h </w:instrText>
+              <w:instrText xml:space="preserve"> PAGEREF _Toc222418957 \h </w:instrText>
             </w:r>
             <w:r>
               <w:rPr>
@@ -2462,7 +2742,7 @@
                 <w:noProof/>
                 <w:webHidden/>
               </w:rPr>
-              <w:t>8</w:t>
+              <w:t>12</w:t>
             </w:r>
             <w:r>
               <w:rPr>
@@ -2488,13 +2768,13 @@
               <w:lang w:eastAsia="sk-SK"/>
             </w:rPr>
           </w:pPr>
-          <w:hyperlink w:anchor="_Toc222400919" w:history="1">
+          <w:hyperlink w:anchor="_Toc222418958" w:history="1">
             <w:r>
               <w:rPr>
                 <w:rStyle w:val="Hypertextovprepojenie"/>
                 <w:noProof/>
               </w:rPr>
-              <w:t>1.3</w:t>
+              <w:t>2.3</w:t>
             </w:r>
             <w:r>
               <w:rPr>
@@ -2511,7 +2791,7 @@
                 <w:rStyle w:val="Hypertextovprepojenie"/>
                 <w:noProof/>
               </w:rPr>
-              <w:t>Vývojový proces</w:t>
+              <w:t>Doodle</w:t>
             </w:r>
             <w:r>
               <w:rPr>
@@ -2532,7 +2812,7 @@
                 <w:noProof/>
                 <w:webHidden/>
               </w:rPr>
-              <w:instrText xml:space="preserve"> PAGEREF _Toc222400919 \h </w:instrText>
+              <w:instrText xml:space="preserve"> PAGEREF _Toc222418958 \h </w:instrText>
             </w:r>
             <w:r>
               <w:rPr>
@@ -2552,7 +2832,367 @@
                 <w:noProof/>
                 <w:webHidden/>
               </w:rPr>
-              <w:t>9</w:t>
+              <w:t>12</w:t>
+            </w:r>
+            <w:r>
+              <w:rPr>
+                <w:noProof/>
+                <w:webHidden/>
+              </w:rPr>
+              <w:fldChar w:fldCharType="end"/>
+            </w:r>
+          </w:hyperlink>
+        </w:p>
+        <w:p>
+          <w:pPr>
+            <w:pStyle w:val="Obsah1"/>
+            <w:tabs>
+              <w:tab w:val="left" w:pos="720"/>
+              <w:tab w:val="right" w:leader="dot" w:pos="8493"/>
+            </w:tabs>
+            <w:rPr>
+              <w:rFonts w:eastAsiaTheme="minorEastAsia"/>
+              <w:noProof/>
+              <w:sz w:val="24"/>
+              <w:szCs w:val="24"/>
+              <w:lang w:eastAsia="sk-SK"/>
+            </w:rPr>
+          </w:pPr>
+          <w:hyperlink w:anchor="_Toc222418959" w:history="1">
+            <w:r>
+              <w:rPr>
+                <w:rStyle w:val="Hypertextovprepojenie"/>
+                <w:noProof/>
+              </w:rPr>
+              <w:t>2.4</w:t>
+            </w:r>
+            <w:r>
+              <w:rPr>
+                <w:rFonts w:eastAsiaTheme="minorEastAsia"/>
+                <w:noProof/>
+                <w:sz w:val="24"/>
+                <w:szCs w:val="24"/>
+                <w:lang w:eastAsia="sk-SK"/>
+              </w:rPr>
+              <w:tab/>
+            </w:r>
+            <w:r>
+              <w:rPr>
+                <w:rStyle w:val="Hypertextovprepojenie"/>
+                <w:noProof/>
+              </w:rPr>
+              <w:t>Špecifické aplikácie pre tanečné kluby</w:t>
+            </w:r>
+            <w:r>
+              <w:rPr>
+                <w:noProof/>
+                <w:webHidden/>
+              </w:rPr>
+              <w:tab/>
+            </w:r>
+            <w:r>
+              <w:rPr>
+                <w:noProof/>
+                <w:webHidden/>
+              </w:rPr>
+              <w:fldChar w:fldCharType="begin"/>
+            </w:r>
+            <w:r>
+              <w:rPr>
+                <w:noProof/>
+                <w:webHidden/>
+              </w:rPr>
+              <w:instrText xml:space="preserve"> PAGEREF _Toc222418959 \h </w:instrText>
+            </w:r>
+            <w:r>
+              <w:rPr>
+                <w:noProof/>
+                <w:webHidden/>
+              </w:rPr>
+            </w:r>
+            <w:r>
+              <w:rPr>
+                <w:noProof/>
+                <w:webHidden/>
+              </w:rPr>
+              <w:fldChar w:fldCharType="separate"/>
+            </w:r>
+            <w:r>
+              <w:rPr>
+                <w:noProof/>
+                <w:webHidden/>
+              </w:rPr>
+              <w:t>12</w:t>
+            </w:r>
+            <w:r>
+              <w:rPr>
+                <w:noProof/>
+                <w:webHidden/>
+              </w:rPr>
+              <w:fldChar w:fldCharType="end"/>
+            </w:r>
+          </w:hyperlink>
+        </w:p>
+        <w:p>
+          <w:pPr>
+            <w:pStyle w:val="Obsah1"/>
+            <w:tabs>
+              <w:tab w:val="left" w:pos="720"/>
+              <w:tab w:val="right" w:leader="dot" w:pos="8493"/>
+            </w:tabs>
+            <w:rPr>
+              <w:rFonts w:eastAsiaTheme="minorEastAsia"/>
+              <w:noProof/>
+              <w:sz w:val="24"/>
+              <w:szCs w:val="24"/>
+              <w:lang w:eastAsia="sk-SK"/>
+            </w:rPr>
+          </w:pPr>
+          <w:hyperlink w:anchor="_Toc222418960" w:history="1">
+            <w:r>
+              <w:rPr>
+                <w:rStyle w:val="Hypertextovprepojenie"/>
+                <w:noProof/>
+              </w:rPr>
+              <w:t>2.5</w:t>
+            </w:r>
+            <w:r>
+              <w:rPr>
+                <w:rFonts w:eastAsiaTheme="minorEastAsia"/>
+                <w:noProof/>
+                <w:sz w:val="24"/>
+                <w:szCs w:val="24"/>
+                <w:lang w:eastAsia="sk-SK"/>
+              </w:rPr>
+              <w:tab/>
+            </w:r>
+            <w:r>
+              <w:rPr>
+                <w:rStyle w:val="Hypertextovprepojenie"/>
+                <w:noProof/>
+              </w:rPr>
+              <w:t>Porovnávacia tabuľka funkcií</w:t>
+            </w:r>
+            <w:r>
+              <w:rPr>
+                <w:noProof/>
+                <w:webHidden/>
+              </w:rPr>
+              <w:tab/>
+            </w:r>
+            <w:r>
+              <w:rPr>
+                <w:noProof/>
+                <w:webHidden/>
+              </w:rPr>
+              <w:fldChar w:fldCharType="begin"/>
+            </w:r>
+            <w:r>
+              <w:rPr>
+                <w:noProof/>
+                <w:webHidden/>
+              </w:rPr>
+              <w:instrText xml:space="preserve"> PAGEREF _Toc222418960 \h </w:instrText>
+            </w:r>
+            <w:r>
+              <w:rPr>
+                <w:noProof/>
+                <w:webHidden/>
+              </w:rPr>
+            </w:r>
+            <w:r>
+              <w:rPr>
+                <w:noProof/>
+                <w:webHidden/>
+              </w:rPr>
+              <w:fldChar w:fldCharType="separate"/>
+            </w:r>
+            <w:r>
+              <w:rPr>
+                <w:noProof/>
+                <w:webHidden/>
+              </w:rPr>
+              <w:t>13</w:t>
+            </w:r>
+            <w:r>
+              <w:rPr>
+                <w:noProof/>
+                <w:webHidden/>
+              </w:rPr>
+              <w:fldChar w:fldCharType="end"/>
+            </w:r>
+          </w:hyperlink>
+        </w:p>
+        <w:p>
+          <w:pPr>
+            <w:pStyle w:val="Obsah1"/>
+            <w:tabs>
+              <w:tab w:val="left" w:pos="720"/>
+              <w:tab w:val="right" w:leader="dot" w:pos="8493"/>
+            </w:tabs>
+            <w:rPr>
+              <w:rFonts w:eastAsiaTheme="minorEastAsia"/>
+              <w:noProof/>
+              <w:sz w:val="24"/>
+              <w:szCs w:val="24"/>
+              <w:lang w:eastAsia="sk-SK"/>
+            </w:rPr>
+          </w:pPr>
+          <w:hyperlink w:anchor="_Toc222418961" w:history="1">
+            <w:r>
+              <w:rPr>
+                <w:rStyle w:val="Hypertextovprepojenie"/>
+                <w:noProof/>
+              </w:rPr>
+              <w:t>2.6</w:t>
+            </w:r>
+            <w:r>
+              <w:rPr>
+                <w:rFonts w:eastAsiaTheme="minorEastAsia"/>
+                <w:noProof/>
+                <w:sz w:val="24"/>
+                <w:szCs w:val="24"/>
+                <w:lang w:eastAsia="sk-SK"/>
+              </w:rPr>
+              <w:tab/>
+            </w:r>
+            <w:r>
+              <w:rPr>
+                <w:rStyle w:val="Hypertextovprepojenie"/>
+                <w:noProof/>
+              </w:rPr>
+              <w:t>SWOT analýza konkurenčných produktov</w:t>
+            </w:r>
+            <w:r>
+              <w:rPr>
+                <w:noProof/>
+                <w:webHidden/>
+              </w:rPr>
+              <w:tab/>
+            </w:r>
+            <w:r>
+              <w:rPr>
+                <w:noProof/>
+                <w:webHidden/>
+              </w:rPr>
+              <w:fldChar w:fldCharType="begin"/>
+            </w:r>
+            <w:r>
+              <w:rPr>
+                <w:noProof/>
+                <w:webHidden/>
+              </w:rPr>
+              <w:instrText xml:space="preserve"> PAGEREF _Toc222418961 \h </w:instrText>
+            </w:r>
+            <w:r>
+              <w:rPr>
+                <w:noProof/>
+                <w:webHidden/>
+              </w:rPr>
+            </w:r>
+            <w:r>
+              <w:rPr>
+                <w:noProof/>
+                <w:webHidden/>
+              </w:rPr>
+              <w:fldChar w:fldCharType="separate"/>
+            </w:r>
+            <w:r>
+              <w:rPr>
+                <w:noProof/>
+                <w:webHidden/>
+              </w:rPr>
+              <w:t>14</w:t>
+            </w:r>
+            <w:r>
+              <w:rPr>
+                <w:noProof/>
+                <w:webHidden/>
+              </w:rPr>
+              <w:fldChar w:fldCharType="end"/>
+            </w:r>
+          </w:hyperlink>
+        </w:p>
+        <w:p>
+          <w:pPr>
+            <w:pStyle w:val="Obsah1"/>
+            <w:tabs>
+              <w:tab w:val="left" w:pos="720"/>
+              <w:tab w:val="right" w:leader="dot" w:pos="8493"/>
+            </w:tabs>
+            <w:rPr>
+              <w:rFonts w:eastAsiaTheme="minorEastAsia"/>
+              <w:noProof/>
+              <w:sz w:val="24"/>
+              <w:szCs w:val="24"/>
+              <w:lang w:eastAsia="sk-SK"/>
+            </w:rPr>
+          </w:pPr>
+          <w:hyperlink w:anchor="_Toc222418962" w:history="1">
+            <w:r>
+              <w:rPr>
+                <w:rStyle w:val="Hypertextovprepojenie"/>
+                <w:noProof/>
+              </w:rPr>
+              <w:t>2.7</w:t>
+            </w:r>
+            <w:r>
+              <w:rPr>
+                <w:rFonts w:eastAsiaTheme="minorEastAsia"/>
+                <w:noProof/>
+                <w:sz w:val="24"/>
+                <w:szCs w:val="24"/>
+                <w:lang w:eastAsia="sk-SK"/>
+              </w:rPr>
+              <w:tab/>
+            </w:r>
+            <w:r>
+              <w:rPr>
+                <w:rStyle w:val="Hypertextovprepojenie"/>
+                <w:noProof/>
+              </w:rPr>
+              <w:t>Identifikácia medzery na trhu</w:t>
+            </w:r>
+            <w:r>
+              <w:rPr>
+                <w:noProof/>
+                <w:webHidden/>
+              </w:rPr>
+              <w:tab/>
+            </w:r>
+            <w:r>
+              <w:rPr>
+                <w:noProof/>
+                <w:webHidden/>
+              </w:rPr>
+              <w:fldChar w:fldCharType="begin"/>
+            </w:r>
+            <w:r>
+              <w:rPr>
+                <w:noProof/>
+                <w:webHidden/>
+              </w:rPr>
+              <w:instrText xml:space="preserve"> PAGEREF _Toc222418962 \h </w:instrText>
+            </w:r>
+            <w:r>
+              <w:rPr>
+                <w:noProof/>
+                <w:webHidden/>
+              </w:rPr>
+            </w:r>
+            <w:r>
+              <w:rPr>
+                <w:noProof/>
+                <w:webHidden/>
+              </w:rPr>
+              <w:fldChar w:fldCharType="separate"/>
+            </w:r>
+            <w:r>
+              <w:rPr>
+                <w:noProof/>
+                <w:webHidden/>
+              </w:rPr>
+              <w:t>15</w:t>
             </w:r>
             <w:r>
               <w:rPr>
@@ -2578,13 +3218,13 @@
               <w:lang w:eastAsia="sk-SK"/>
             </w:rPr>
           </w:pPr>
-          <w:hyperlink w:anchor="_Toc222400920" w:history="1">
+          <w:hyperlink w:anchor="_Toc222418963" w:history="1">
             <w:r>
               <w:rPr>
                 <w:rStyle w:val="Hypertextovprepojenie"/>
                 <w:noProof/>
               </w:rPr>
-              <w:t>2</w:t>
+              <w:t>3</w:t>
             </w:r>
             <w:r>
               <w:rPr>
@@ -2601,7 +3241,7 @@
                 <w:rStyle w:val="Hypertextovprepojenie"/>
                 <w:noProof/>
               </w:rPr>
-              <w:t>ANALÝZA TRHU A KONKURENCIE</w:t>
+              <w:t>NÁVRH RIEŠENIA - DANCEHUB</w:t>
             </w:r>
             <w:r>
               <w:rPr>
@@ -2622,7 +3262,7 @@
                 <w:noProof/>
                 <w:webHidden/>
               </w:rPr>
-              <w:instrText xml:space="preserve"> PAGEREF _Toc222400920 \h </w:instrText>
+              <w:instrText xml:space="preserve"> PAGEREF _Toc222418963 \h </w:instrText>
             </w:r>
             <w:r>
               <w:rPr>
@@ -2642,7 +3282,97 @@
                 <w:noProof/>
                 <w:webHidden/>
               </w:rPr>
-              <w:t>11</w:t>
+              <w:t>17</w:t>
+            </w:r>
+            <w:r>
+              <w:rPr>
+                <w:noProof/>
+                <w:webHidden/>
+              </w:rPr>
+              <w:fldChar w:fldCharType="end"/>
+            </w:r>
+          </w:hyperlink>
+        </w:p>
+        <w:p>
+          <w:pPr>
+            <w:pStyle w:val="Obsah1"/>
+            <w:tabs>
+              <w:tab w:val="left" w:pos="480"/>
+              <w:tab w:val="right" w:leader="dot" w:pos="8493"/>
+            </w:tabs>
+            <w:rPr>
+              <w:rFonts w:eastAsiaTheme="minorEastAsia"/>
+              <w:noProof/>
+              <w:sz w:val="24"/>
+              <w:szCs w:val="24"/>
+              <w:lang w:eastAsia="sk-SK"/>
+            </w:rPr>
+          </w:pPr>
+          <w:hyperlink w:anchor="_Toc222418964" w:history="1">
+            <w:r>
+              <w:rPr>
+                <w:rStyle w:val="Hypertextovprepojenie"/>
+                <w:noProof/>
+              </w:rPr>
+              <w:t>4</w:t>
+            </w:r>
+            <w:r>
+              <w:rPr>
+                <w:rFonts w:eastAsiaTheme="minorEastAsia"/>
+                <w:noProof/>
+                <w:sz w:val="24"/>
+                <w:szCs w:val="24"/>
+                <w:lang w:eastAsia="sk-SK"/>
+              </w:rPr>
+              <w:tab/>
+            </w:r>
+            <w:r>
+              <w:rPr>
+                <w:rStyle w:val="Hypertextovprepojenie"/>
+                <w:noProof/>
+              </w:rPr>
+              <w:t>IMPLEMENTÁCIA</w:t>
+            </w:r>
+            <w:r>
+              <w:rPr>
+                <w:noProof/>
+                <w:webHidden/>
+              </w:rPr>
+              <w:tab/>
+            </w:r>
+            <w:r>
+              <w:rPr>
+                <w:noProof/>
+                <w:webHidden/>
+              </w:rPr>
+              <w:fldChar w:fldCharType="begin"/>
+            </w:r>
+            <w:r>
+              <w:rPr>
+                <w:noProof/>
+                <w:webHidden/>
+              </w:rPr>
+              <w:instrText xml:space="preserve"> PAGEREF _Toc222418964 \h </w:instrText>
+            </w:r>
+            <w:r>
+              <w:rPr>
+                <w:noProof/>
+                <w:webHidden/>
+              </w:rPr>
+            </w:r>
+            <w:r>
+              <w:rPr>
+                <w:noProof/>
+                <w:webHidden/>
+              </w:rPr>
+              <w:fldChar w:fldCharType="separate"/>
+            </w:r>
+            <w:r>
+              <w:rPr>
+                <w:noProof/>
+                <w:webHidden/>
+              </w:rPr>
+              <w:t>19</w:t>
             </w:r>
             <w:r>
               <w:rPr>
@@ -2668,13 +3398,13 @@
               <w:lang w:eastAsia="sk-SK"/>
             </w:rPr>
           </w:pPr>
-          <w:hyperlink w:anchor="_Toc222400921" w:history="1">
+          <w:hyperlink w:anchor="_Toc222418965" w:history="1">
             <w:r>
               <w:rPr>
                 <w:rStyle w:val="Hypertextovprepojenie"/>
                 <w:noProof/>
               </w:rPr>
-              <w:t>2.1</w:t>
+              <w:t>4.1</w:t>
             </w:r>
             <w:r>
               <w:rPr>
@@ -2691,7 +3421,7 @@
                 <w:rStyle w:val="Hypertextovprepojenie"/>
                 <w:noProof/>
               </w:rPr>
-              <w:t>Google Calendar</w:t>
+              <w:t>Business logika</w:t>
             </w:r>
             <w:r>
               <w:rPr>
@@ -2712,7 +3442,7 @@
                 <w:noProof/>
                 <w:webHidden/>
               </w:rPr>
-              <w:instrText xml:space="preserve"> PAGEREF _Toc222400921 \h </w:instrText>
+              <w:instrText xml:space="preserve"> PAGEREF _Toc222418965 \h </w:instrText>
             </w:r>
             <w:r>
               <w:rPr>
@@ -2732,7 +3462,7 @@
                 <w:noProof/>
                 <w:webHidden/>
               </w:rPr>
-              <w:t>11</w:t>
+              <w:t>22</w:t>
             </w:r>
             <w:r>
               <w:rPr>
@@ -2758,13 +3488,13 @@
               <w:lang w:eastAsia="sk-SK"/>
             </w:rPr>
           </w:pPr>
-          <w:hyperlink w:anchor="_Toc222400922" w:history="1">
+          <w:hyperlink w:anchor="_Toc222418966" w:history="1">
             <w:r>
               <w:rPr>
                 <w:rStyle w:val="Hypertextovprepojenie"/>
                 <w:noProof/>
               </w:rPr>
-              <w:t>2.2</w:t>
+              <w:t>4.2</w:t>
             </w:r>
             <w:r>
               <w:rPr>
@@ -2781,7 +3511,7 @@
                 <w:rStyle w:val="Hypertextovprepojenie"/>
                 <w:noProof/>
               </w:rPr>
-              <w:t>Calendly</w:t>
+              <w:t>Testovanie funkcií</w:t>
             </w:r>
             <w:r>
               <w:rPr>
@@ -2802,7 +3532,7 @@
                 <w:noProof/>
                 <w:webHidden/>
               </w:rPr>
-              <w:instrText xml:space="preserve"> PAGEREF _Toc222400922 \h </w:instrText>
+              <w:instrText xml:space="preserve"> PAGEREF _Toc222418966 \h </w:instrText>
             </w:r>
             <w:r>
               <w:rPr>
@@ -2822,7 +3552,7 @@
                 <w:noProof/>
                 <w:webHidden/>
               </w:rPr>
-              <w:t>12</w:t>
+              <w:t>22</w:t>
             </w:r>
             <w:r>
               <w:rPr>
@@ -2848,13 +3578,13 @@
               <w:lang w:eastAsia="sk-SK"/>
             </w:rPr>
           </w:pPr>
-          <w:hyperlink w:anchor="_Toc222400923" w:history="1">
+          <w:hyperlink w:anchor="_Toc222418967" w:history="1">
             <w:r>
               <w:rPr>
                 <w:rStyle w:val="Hypertextovprepojenie"/>
                 <w:noProof/>
               </w:rPr>
-              <w:t>2.3</w:t>
+              <w:t>4.3</w:t>
             </w:r>
             <w:r>
               <w:rPr>
@@ -2871,7 +3601,7 @@
                 <w:rStyle w:val="Hypertextovprepojenie"/>
                 <w:noProof/>
               </w:rPr>
-              <w:t>Doodle</w:t>
+              <w:t>Deployment</w:t>
             </w:r>
             <w:r>
               <w:rPr>
@@ -2892,7 +3622,7 @@
                 <w:noProof/>
                 <w:webHidden/>
               </w:rPr>
-              <w:instrText xml:space="preserve"> PAGEREF _Toc222400923 \h </w:instrText>
+              <w:instrText xml:space="preserve"> PAGEREF _Toc222418967 \h </w:instrText>
             </w:r>
             <w:r>
               <w:rPr>
@@ -2912,367 +3642,7 @@
                 <w:noProof/>
                 <w:webHidden/>
               </w:rPr>
-              <w:t>12</w:t>
-            </w:r>
-            <w:r>
-              <w:rPr>
-                <w:noProof/>
-                <w:webHidden/>
-              </w:rPr>
-              <w:fldChar w:fldCharType="end"/>
-            </w:r>
-          </w:hyperlink>
-        </w:p>
-        <w:p>
-          <w:pPr>
-            <w:pStyle w:val="Obsah1"/>
-            <w:tabs>
-              <w:tab w:val="left" w:pos="720"/>
-              <w:tab w:val="right" w:leader="dot" w:pos="8493"/>
-            </w:tabs>
-            <w:rPr>
-              <w:rFonts w:eastAsiaTheme="minorEastAsia"/>
-              <w:noProof/>
-              <w:sz w:val="24"/>
-              <w:szCs w:val="24"/>
-              <w:lang w:eastAsia="sk-SK"/>
-            </w:rPr>
-          </w:pPr>
-          <w:hyperlink w:anchor="_Toc222400924" w:history="1">
-            <w:r>
-              <w:rPr>
-                <w:rStyle w:val="Hypertextovprepojenie"/>
-                <w:noProof/>
-              </w:rPr>
-              <w:t>2.4</w:t>
-            </w:r>
-            <w:r>
-              <w:rPr>
-                <w:rFonts w:eastAsiaTheme="minorEastAsia"/>
-                <w:noProof/>
-                <w:sz w:val="24"/>
-                <w:szCs w:val="24"/>
-                <w:lang w:eastAsia="sk-SK"/>
-              </w:rPr>
-              <w:tab/>
-            </w:r>
-            <w:r>
-              <w:rPr>
-                <w:rStyle w:val="Hypertextovprepojenie"/>
-                <w:noProof/>
-              </w:rPr>
-              <w:t>Špecifické aplikácie pre tanečné kluby</w:t>
-            </w:r>
-            <w:r>
-              <w:rPr>
-                <w:noProof/>
-                <w:webHidden/>
-              </w:rPr>
-              <w:tab/>
-            </w:r>
-            <w:r>
-              <w:rPr>
-                <w:noProof/>
-                <w:webHidden/>
-              </w:rPr>
-              <w:fldChar w:fldCharType="begin"/>
-            </w:r>
-            <w:r>
-              <w:rPr>
-                <w:noProof/>
-                <w:webHidden/>
-              </w:rPr>
-              <w:instrText xml:space="preserve"> PAGEREF _Toc222400924 \h </w:instrText>
-            </w:r>
-            <w:r>
-              <w:rPr>
-                <w:noProof/>
-                <w:webHidden/>
-              </w:rPr>
-            </w:r>
-            <w:r>
-              <w:rPr>
-                <w:noProof/>
-                <w:webHidden/>
-              </w:rPr>
-              <w:fldChar w:fldCharType="separate"/>
-            </w:r>
-            <w:r>
-              <w:rPr>
-                <w:noProof/>
-                <w:webHidden/>
-              </w:rPr>
-              <w:t>12</w:t>
-            </w:r>
-            <w:r>
-              <w:rPr>
-                <w:noProof/>
-                <w:webHidden/>
-              </w:rPr>
-              <w:fldChar w:fldCharType="end"/>
-            </w:r>
-          </w:hyperlink>
-        </w:p>
-        <w:p>
-          <w:pPr>
-            <w:pStyle w:val="Obsah1"/>
-            <w:tabs>
-              <w:tab w:val="left" w:pos="720"/>
-              <w:tab w:val="right" w:leader="dot" w:pos="8493"/>
-            </w:tabs>
-            <w:rPr>
-              <w:rFonts w:eastAsiaTheme="minorEastAsia"/>
-              <w:noProof/>
-              <w:sz w:val="24"/>
-              <w:szCs w:val="24"/>
-              <w:lang w:eastAsia="sk-SK"/>
-            </w:rPr>
-          </w:pPr>
-          <w:hyperlink w:anchor="_Toc222400925" w:history="1">
-            <w:r>
-              <w:rPr>
-                <w:rStyle w:val="Hypertextovprepojenie"/>
-                <w:noProof/>
-              </w:rPr>
-              <w:t>2.5</w:t>
-            </w:r>
-            <w:r>
-              <w:rPr>
-                <w:rFonts w:eastAsiaTheme="minorEastAsia"/>
-                <w:noProof/>
-                <w:sz w:val="24"/>
-                <w:szCs w:val="24"/>
-                <w:lang w:eastAsia="sk-SK"/>
-              </w:rPr>
-              <w:tab/>
-            </w:r>
-            <w:r>
-              <w:rPr>
-                <w:rStyle w:val="Hypertextovprepojenie"/>
-                <w:noProof/>
-              </w:rPr>
-              <w:t>Porovnávacia tabuľka funkcií</w:t>
-            </w:r>
-            <w:r>
-              <w:rPr>
-                <w:noProof/>
-                <w:webHidden/>
-              </w:rPr>
-              <w:tab/>
-            </w:r>
-            <w:r>
-              <w:rPr>
-                <w:noProof/>
-                <w:webHidden/>
-              </w:rPr>
-              <w:fldChar w:fldCharType="begin"/>
-            </w:r>
-            <w:r>
-              <w:rPr>
-                <w:noProof/>
-                <w:webHidden/>
-              </w:rPr>
-              <w:instrText xml:space="preserve"> PAGEREF _Toc222400925 \h </w:instrText>
-            </w:r>
-            <w:r>
-              <w:rPr>
-                <w:noProof/>
-                <w:webHidden/>
-              </w:rPr>
-            </w:r>
-            <w:r>
-              <w:rPr>
-                <w:noProof/>
-                <w:webHidden/>
-              </w:rPr>
-              <w:fldChar w:fldCharType="separate"/>
-            </w:r>
-            <w:r>
-              <w:rPr>
-                <w:noProof/>
-                <w:webHidden/>
-              </w:rPr>
-              <w:t>13</w:t>
-            </w:r>
-            <w:r>
-              <w:rPr>
-                <w:noProof/>
-                <w:webHidden/>
-              </w:rPr>
-              <w:fldChar w:fldCharType="end"/>
-            </w:r>
-          </w:hyperlink>
-        </w:p>
-        <w:p>
-          <w:pPr>
-            <w:pStyle w:val="Obsah1"/>
-            <w:tabs>
-              <w:tab w:val="left" w:pos="720"/>
-              <w:tab w:val="right" w:leader="dot" w:pos="8493"/>
-            </w:tabs>
-            <w:rPr>
-              <w:rFonts w:eastAsiaTheme="minorEastAsia"/>
-              <w:noProof/>
-              <w:sz w:val="24"/>
-              <w:szCs w:val="24"/>
-              <w:lang w:eastAsia="sk-SK"/>
-            </w:rPr>
-          </w:pPr>
-          <w:hyperlink w:anchor="_Toc222400926" w:history="1">
-            <w:r>
-              <w:rPr>
-                <w:rStyle w:val="Hypertextovprepojenie"/>
-                <w:noProof/>
-              </w:rPr>
-              <w:t>2.6</w:t>
-            </w:r>
-            <w:r>
-              <w:rPr>
-                <w:rFonts w:eastAsiaTheme="minorEastAsia"/>
-                <w:noProof/>
-                <w:sz w:val="24"/>
-                <w:szCs w:val="24"/>
-                <w:lang w:eastAsia="sk-SK"/>
-              </w:rPr>
-              <w:tab/>
-            </w:r>
-            <w:r>
-              <w:rPr>
-                <w:rStyle w:val="Hypertextovprepojenie"/>
-                <w:noProof/>
-              </w:rPr>
-              <w:t>SWOT analýza konkurenčných produktov</w:t>
-            </w:r>
-            <w:r>
-              <w:rPr>
-                <w:noProof/>
-                <w:webHidden/>
-              </w:rPr>
-              <w:tab/>
-            </w:r>
-            <w:r>
-              <w:rPr>
-                <w:noProof/>
-                <w:webHidden/>
-              </w:rPr>
-              <w:fldChar w:fldCharType="begin"/>
-            </w:r>
-            <w:r>
-              <w:rPr>
-                <w:noProof/>
-                <w:webHidden/>
-              </w:rPr>
-              <w:instrText xml:space="preserve"> PAGEREF _Toc222400926 \h </w:instrText>
-            </w:r>
-            <w:r>
-              <w:rPr>
-                <w:noProof/>
-                <w:webHidden/>
-              </w:rPr>
-            </w:r>
-            <w:r>
-              <w:rPr>
-                <w:noProof/>
-                <w:webHidden/>
-              </w:rPr>
-              <w:fldChar w:fldCharType="separate"/>
-            </w:r>
-            <w:r>
-              <w:rPr>
-                <w:noProof/>
-                <w:webHidden/>
-              </w:rPr>
-              <w:t>14</w:t>
-            </w:r>
-            <w:r>
-              <w:rPr>
-                <w:noProof/>
-                <w:webHidden/>
-              </w:rPr>
-              <w:fldChar w:fldCharType="end"/>
-            </w:r>
-          </w:hyperlink>
-        </w:p>
-        <w:p>
-          <w:pPr>
-            <w:pStyle w:val="Obsah1"/>
-            <w:tabs>
-              <w:tab w:val="left" w:pos="720"/>
-              <w:tab w:val="right" w:leader="dot" w:pos="8493"/>
-            </w:tabs>
-            <w:rPr>
-              <w:rFonts w:eastAsiaTheme="minorEastAsia"/>
-              <w:noProof/>
-              <w:sz w:val="24"/>
-              <w:szCs w:val="24"/>
-              <w:lang w:eastAsia="sk-SK"/>
-            </w:rPr>
-          </w:pPr>
-          <w:hyperlink w:anchor="_Toc222400927" w:history="1">
-            <w:r>
-              <w:rPr>
-                <w:rStyle w:val="Hypertextovprepojenie"/>
-                <w:noProof/>
-              </w:rPr>
-              <w:t>2.7</w:t>
-            </w:r>
-            <w:r>
-              <w:rPr>
-                <w:rFonts w:eastAsiaTheme="minorEastAsia"/>
-                <w:noProof/>
-                <w:sz w:val="24"/>
-                <w:szCs w:val="24"/>
-                <w:lang w:eastAsia="sk-SK"/>
-              </w:rPr>
-              <w:tab/>
-            </w:r>
-            <w:r>
-              <w:rPr>
-                <w:rStyle w:val="Hypertextovprepojenie"/>
-                <w:noProof/>
-              </w:rPr>
-              <w:t>Identifikácia medzery na trhu</w:t>
-            </w:r>
-            <w:r>
-              <w:rPr>
-                <w:noProof/>
-                <w:webHidden/>
-              </w:rPr>
-              <w:tab/>
-            </w:r>
-            <w:r>
-              <w:rPr>
-                <w:noProof/>
-                <w:webHidden/>
-              </w:rPr>
-              <w:fldChar w:fldCharType="begin"/>
-            </w:r>
-            <w:r>
-              <w:rPr>
-                <w:noProof/>
-                <w:webHidden/>
-              </w:rPr>
-              <w:instrText xml:space="preserve"> PAGEREF _Toc222400927 \h </w:instrText>
-            </w:r>
-            <w:r>
-              <w:rPr>
-                <w:noProof/>
-                <w:webHidden/>
-              </w:rPr>
-            </w:r>
-            <w:r>
-              <w:rPr>
-                <w:noProof/>
-                <w:webHidden/>
-              </w:rPr>
-              <w:fldChar w:fldCharType="separate"/>
-            </w:r>
-            <w:r>
-              <w:rPr>
-                <w:noProof/>
-                <w:webHidden/>
-              </w:rPr>
-              <w:t>15</w:t>
+              <w:t>23</w:t>
             </w:r>
             <w:r>
               <w:rPr>
@@ -3298,13 +3668,13 @@
               <w:lang w:eastAsia="sk-SK"/>
             </w:rPr>
           </w:pPr>
-          <w:hyperlink w:anchor="_Toc222400928" w:history="1">
+          <w:hyperlink w:anchor="_Toc222418968" w:history="1">
             <w:r>
               <w:rPr>
                 <w:rStyle w:val="Hypertextovprepojenie"/>
                 <w:noProof/>
               </w:rPr>
-              <w:t>3</w:t>
+              <w:t>5</w:t>
             </w:r>
             <w:r>
               <w:rPr>
@@ -3321,7 +3691,7 @@
                 <w:rStyle w:val="Hypertextovprepojenie"/>
                 <w:noProof/>
               </w:rPr>
-              <w:t>NÁVRH RIEŠENIA - DANCEHUB</w:t>
+              <w:t>MARKETINGOVÝ PLÁN</w:t>
             </w:r>
             <w:r>
               <w:rPr>
@@ -3342,7 +3712,7 @@
                 <w:noProof/>
                 <w:webHidden/>
               </w:rPr>
-              <w:instrText xml:space="preserve"> PAGEREF _Toc222400928 \h </w:instrText>
+              <w:instrText xml:space="preserve"> PAGEREF _Toc222418968 \h </w:instrText>
             </w:r>
             <w:r>
               <w:rPr>
@@ -3362,7 +3732,7 @@
                 <w:noProof/>
                 <w:webHidden/>
               </w:rPr>
-              <w:t>17</w:t>
+              <w:t>24</w:t>
             </w:r>
             <w:r>
               <w:rPr>
@@ -3388,13 +3758,13 @@
               <w:lang w:eastAsia="sk-SK"/>
             </w:rPr>
           </w:pPr>
-          <w:hyperlink w:anchor="_Toc222400929" w:history="1">
+          <w:hyperlink w:anchor="_Toc222418969" w:history="1">
             <w:r>
               <w:rPr>
                 <w:rStyle w:val="Hypertextovprepojenie"/>
                 <w:noProof/>
               </w:rPr>
-              <w:t>4</w:t>
+              <w:t>6</w:t>
             </w:r>
             <w:r>
               <w:rPr>
@@ -3411,7 +3781,7 @@
                 <w:rStyle w:val="Hypertextovprepojenie"/>
                 <w:noProof/>
               </w:rPr>
-              <w:t>IMPLEMENTÁCIA</w:t>
+              <w:t>Zhrnutie práce</w:t>
             </w:r>
             <w:r>
               <w:rPr>
@@ -3432,7 +3802,7 @@
                 <w:noProof/>
                 <w:webHidden/>
               </w:rPr>
-              <w:instrText xml:space="preserve"> PAGEREF _Toc222400929 \h </w:instrText>
+              <w:instrText xml:space="preserve"> PAGEREF _Toc222418969 \h </w:instrText>
             </w:r>
             <w:r>
               <w:rPr>
@@ -3452,277 +3822,7 @@
                 <w:noProof/>
                 <w:webHidden/>
               </w:rPr>
-              <w:t>19</w:t>
-            </w:r>
-            <w:r>
-              <w:rPr>
-                <w:noProof/>
-                <w:webHidden/>
-              </w:rPr>
-              <w:fldChar w:fldCharType="end"/>
-            </w:r>
-          </w:hyperlink>
-        </w:p>
-        <w:p>
-          <w:pPr>
-            <w:pStyle w:val="Obsah1"/>
-            <w:tabs>
-              <w:tab w:val="left" w:pos="720"/>
-              <w:tab w:val="right" w:leader="dot" w:pos="8493"/>
-            </w:tabs>
-            <w:rPr>
-              <w:rFonts w:eastAsiaTheme="minorEastAsia"/>
-              <w:noProof/>
-              <w:sz w:val="24"/>
-              <w:szCs w:val="24"/>
-              <w:lang w:eastAsia="sk-SK"/>
-            </w:rPr>
-          </w:pPr>
-          <w:hyperlink w:anchor="_Toc222400930" w:history="1">
-            <w:r>
-              <w:rPr>
-                <w:rStyle w:val="Hypertextovprepojenie"/>
-                <w:noProof/>
-              </w:rPr>
-              <w:t>4.1</w:t>
-            </w:r>
-            <w:r>
-              <w:rPr>
-                <w:rFonts w:eastAsiaTheme="minorEastAsia"/>
-                <w:noProof/>
-                <w:sz w:val="24"/>
-                <w:szCs w:val="24"/>
-                <w:lang w:eastAsia="sk-SK"/>
-              </w:rPr>
-              <w:tab/>
-            </w:r>
-            <w:r>
-              <w:rPr>
-                <w:rStyle w:val="Hypertextovprepojenie"/>
-                <w:noProof/>
-              </w:rPr>
-              <w:t>Business logika</w:t>
-            </w:r>
-            <w:r>
-              <w:rPr>
-                <w:noProof/>
-                <w:webHidden/>
-              </w:rPr>
-              <w:tab/>
-            </w:r>
-            <w:r>
-              <w:rPr>
-                <w:noProof/>
-                <w:webHidden/>
-              </w:rPr>
-              <w:fldChar w:fldCharType="begin"/>
-            </w:r>
-            <w:r>
-              <w:rPr>
-                <w:noProof/>
-                <w:webHidden/>
-              </w:rPr>
-              <w:instrText xml:space="preserve"> PAGEREF _Toc222400930 \h </w:instrText>
-            </w:r>
-            <w:r>
-              <w:rPr>
-                <w:noProof/>
-                <w:webHidden/>
-              </w:rPr>
-            </w:r>
-            <w:r>
-              <w:rPr>
-                <w:noProof/>
-                <w:webHidden/>
-              </w:rPr>
-              <w:fldChar w:fldCharType="separate"/>
-            </w:r>
-            <w:r>
-              <w:rPr>
-                <w:noProof/>
-                <w:webHidden/>
-              </w:rPr>
-              <w:t>21</w:t>
-            </w:r>
-            <w:r>
-              <w:rPr>
-                <w:noProof/>
-                <w:webHidden/>
-              </w:rPr>
-              <w:fldChar w:fldCharType="end"/>
-            </w:r>
-          </w:hyperlink>
-        </w:p>
-        <w:p>
-          <w:pPr>
-            <w:pStyle w:val="Obsah1"/>
-            <w:tabs>
-              <w:tab w:val="left" w:pos="720"/>
-              <w:tab w:val="right" w:leader="dot" w:pos="8493"/>
-            </w:tabs>
-            <w:rPr>
-              <w:rFonts w:eastAsiaTheme="minorEastAsia"/>
-              <w:noProof/>
-              <w:sz w:val="24"/>
-              <w:szCs w:val="24"/>
-              <w:lang w:eastAsia="sk-SK"/>
-            </w:rPr>
-          </w:pPr>
-          <w:hyperlink w:anchor="_Toc222400931" w:history="1">
-            <w:r>
-              <w:rPr>
-                <w:rStyle w:val="Hypertextovprepojenie"/>
-                <w:noProof/>
-              </w:rPr>
-              <w:t>4.2</w:t>
-            </w:r>
-            <w:r>
-              <w:rPr>
-                <w:rFonts w:eastAsiaTheme="minorEastAsia"/>
-                <w:noProof/>
-                <w:sz w:val="24"/>
-                <w:szCs w:val="24"/>
-                <w:lang w:eastAsia="sk-SK"/>
-              </w:rPr>
-              <w:tab/>
-            </w:r>
-            <w:r>
-              <w:rPr>
-                <w:rStyle w:val="Hypertextovprepojenie"/>
-                <w:noProof/>
-              </w:rPr>
-              <w:t>Testovanie funkcií</w:t>
-            </w:r>
-            <w:r>
-              <w:rPr>
-                <w:noProof/>
-                <w:webHidden/>
-              </w:rPr>
-              <w:tab/>
-            </w:r>
-            <w:r>
-              <w:rPr>
-                <w:noProof/>
-                <w:webHidden/>
-              </w:rPr>
-              <w:fldChar w:fldCharType="begin"/>
-            </w:r>
-            <w:r>
-              <w:rPr>
-                <w:noProof/>
-                <w:webHidden/>
-              </w:rPr>
-              <w:instrText xml:space="preserve"> PAGEREF _Toc222400931 \h </w:instrText>
-            </w:r>
-            <w:r>
-              <w:rPr>
-                <w:noProof/>
-                <w:webHidden/>
-              </w:rPr>
-            </w:r>
-            <w:r>
-              <w:rPr>
-                <w:noProof/>
-                <w:webHidden/>
-              </w:rPr>
-              <w:fldChar w:fldCharType="separate"/>
-            </w:r>
-            <w:r>
-              <w:rPr>
-                <w:noProof/>
-                <w:webHidden/>
-              </w:rPr>
-              <w:t>22</w:t>
-            </w:r>
-            <w:r>
-              <w:rPr>
-                <w:noProof/>
-                <w:webHidden/>
-              </w:rPr>
-              <w:fldChar w:fldCharType="end"/>
-            </w:r>
-          </w:hyperlink>
-        </w:p>
-        <w:p>
-          <w:pPr>
-            <w:pStyle w:val="Obsah1"/>
-            <w:tabs>
-              <w:tab w:val="left" w:pos="720"/>
-              <w:tab w:val="right" w:leader="dot" w:pos="8493"/>
-            </w:tabs>
-            <w:rPr>
-              <w:rFonts w:eastAsiaTheme="minorEastAsia"/>
-              <w:noProof/>
-              <w:sz w:val="24"/>
-              <w:szCs w:val="24"/>
-              <w:lang w:eastAsia="sk-SK"/>
-            </w:rPr>
-          </w:pPr>
-          <w:hyperlink w:anchor="_Toc222400932" w:history="1">
-            <w:r>
-              <w:rPr>
-                <w:rStyle w:val="Hypertextovprepojenie"/>
-                <w:noProof/>
-              </w:rPr>
-              <w:t>4.3</w:t>
-            </w:r>
-            <w:r>
-              <w:rPr>
-                <w:rFonts w:eastAsiaTheme="minorEastAsia"/>
-                <w:noProof/>
-                <w:sz w:val="24"/>
-                <w:szCs w:val="24"/>
-                <w:lang w:eastAsia="sk-SK"/>
-              </w:rPr>
-              <w:tab/>
-            </w:r>
-            <w:r>
-              <w:rPr>
-                <w:rStyle w:val="Hypertextovprepojenie"/>
-                <w:noProof/>
-              </w:rPr>
-              <w:t>Deployment</w:t>
-            </w:r>
-            <w:r>
-              <w:rPr>
-                <w:noProof/>
-                <w:webHidden/>
-              </w:rPr>
-              <w:tab/>
-            </w:r>
-            <w:r>
-              <w:rPr>
-                <w:noProof/>
-                <w:webHidden/>
-              </w:rPr>
-              <w:fldChar w:fldCharType="begin"/>
-            </w:r>
-            <w:r>
-              <w:rPr>
-                <w:noProof/>
-                <w:webHidden/>
-              </w:rPr>
-              <w:instrText xml:space="preserve"> PAGEREF _Toc222400932 \h </w:instrText>
-            </w:r>
-            <w:r>
-              <w:rPr>
-                <w:noProof/>
-                <w:webHidden/>
-              </w:rPr>
-            </w:r>
-            <w:r>
-              <w:rPr>
-                <w:noProof/>
-                <w:webHidden/>
-              </w:rPr>
-              <w:fldChar w:fldCharType="separate"/>
-            </w:r>
-            <w:r>
-              <w:rPr>
-                <w:noProof/>
-                <w:webHidden/>
-              </w:rPr>
-              <w:t>23</w:t>
+              <w:t>27</w:t>
             </w:r>
             <w:r>
               <w:rPr>
@@ -3748,13 +3848,13 @@
               <w:lang w:eastAsia="sk-SK"/>
             </w:rPr>
           </w:pPr>
-          <w:hyperlink w:anchor="_Toc222400933" w:history="1">
+          <w:hyperlink w:anchor="_Toc222418970" w:history="1">
             <w:r>
               <w:rPr>
                 <w:rStyle w:val="Hypertextovprepojenie"/>
                 <w:noProof/>
               </w:rPr>
-              <w:t>5</w:t>
+              <w:t>7</w:t>
             </w:r>
             <w:r>
               <w:rPr>
@@ -3771,7 +3871,7 @@
                 <w:rStyle w:val="Hypertextovprepojenie"/>
                 <w:noProof/>
               </w:rPr>
-              <w:t>MARKETINGOVÝ PLÁN</w:t>
+              <w:t>Zoznam použitej literatúry</w:t>
             </w:r>
             <w:r>
               <w:rPr>
@@ -3792,187 +3892,7 @@
                 <w:noProof/>
                 <w:webHidden/>
               </w:rPr>
-              <w:instrText xml:space="preserve"> PAGEREF _Toc222400933 \h </w:instrText>
-            </w:r>
-            <w:r>
-              <w:rPr>
-                <w:noProof/>
-                <w:webHidden/>
-              </w:rPr>
-            </w:r>
-            <w:r>
-              <w:rPr>
-                <w:noProof/>
-                <w:webHidden/>
-              </w:rPr>
-              <w:fldChar w:fldCharType="separate"/>
-            </w:r>
-            <w:r>
-              <w:rPr>
-                <w:noProof/>
-                <w:webHidden/>
-              </w:rPr>
-              <w:t>24</w:t>
-            </w:r>
-            <w:r>
-              <w:rPr>
-                <w:noProof/>
-                <w:webHidden/>
-              </w:rPr>
-              <w:fldChar w:fldCharType="end"/>
-            </w:r>
-          </w:hyperlink>
-        </w:p>
-        <w:p>
-          <w:pPr>
-            <w:pStyle w:val="Obsah1"/>
-            <w:tabs>
-              <w:tab w:val="left" w:pos="480"/>
-              <w:tab w:val="right" w:leader="dot" w:pos="8493"/>
-            </w:tabs>
-            <w:rPr>
-              <w:rFonts w:eastAsiaTheme="minorEastAsia"/>
-              <w:noProof/>
-              <w:sz w:val="24"/>
-              <w:szCs w:val="24"/>
-              <w:lang w:eastAsia="sk-SK"/>
-            </w:rPr>
-          </w:pPr>
-          <w:hyperlink w:anchor="_Toc222400934" w:history="1">
-            <w:r>
-              <w:rPr>
-                <w:rStyle w:val="Hypertextovprepojenie"/>
-                <w:noProof/>
-              </w:rPr>
-              <w:t>6</w:t>
-            </w:r>
-            <w:r>
-              <w:rPr>
-                <w:rFonts w:eastAsiaTheme="minorEastAsia"/>
-                <w:noProof/>
-                <w:sz w:val="24"/>
-                <w:szCs w:val="24"/>
-                <w:lang w:eastAsia="sk-SK"/>
-              </w:rPr>
-              <w:tab/>
-            </w:r>
-            <w:r>
-              <w:rPr>
-                <w:rStyle w:val="Hypertextovprepojenie"/>
-                <w:noProof/>
-              </w:rPr>
-              <w:t>Zhrnutie práce</w:t>
-            </w:r>
-            <w:r>
-              <w:rPr>
-                <w:noProof/>
-                <w:webHidden/>
-              </w:rPr>
-              <w:tab/>
-            </w:r>
-            <w:r>
-              <w:rPr>
-                <w:noProof/>
-                <w:webHidden/>
-              </w:rPr>
-              <w:fldChar w:fldCharType="begin"/>
-            </w:r>
-            <w:r>
-              <w:rPr>
-                <w:noProof/>
-                <w:webHidden/>
-              </w:rPr>
-              <w:instrText xml:space="preserve"> PAGEREF _Toc222400934 \h </w:instrText>
-            </w:r>
-            <w:r>
-              <w:rPr>
-                <w:noProof/>
-                <w:webHidden/>
-              </w:rPr>
-            </w:r>
-            <w:r>
-              <w:rPr>
-                <w:noProof/>
-                <w:webHidden/>
-              </w:rPr>
-              <w:fldChar w:fldCharType="separate"/>
-            </w:r>
-            <w:r>
-              <w:rPr>
-                <w:noProof/>
-                <w:webHidden/>
-              </w:rPr>
-              <w:t>27</w:t>
-            </w:r>
-            <w:r>
-              <w:rPr>
-                <w:noProof/>
-                <w:webHidden/>
-              </w:rPr>
-              <w:fldChar w:fldCharType="end"/>
-            </w:r>
-          </w:hyperlink>
-        </w:p>
-        <w:p>
-          <w:pPr>
-            <w:pStyle w:val="Obsah1"/>
-            <w:tabs>
-              <w:tab w:val="left" w:pos="480"/>
-              <w:tab w:val="right" w:leader="dot" w:pos="8493"/>
-            </w:tabs>
-            <w:rPr>
-              <w:rFonts w:eastAsiaTheme="minorEastAsia"/>
-              <w:noProof/>
-              <w:sz w:val="24"/>
-              <w:szCs w:val="24"/>
-              <w:lang w:eastAsia="sk-SK"/>
-            </w:rPr>
-          </w:pPr>
-          <w:hyperlink w:anchor="_Toc222400935" w:history="1">
-            <w:r>
-              <w:rPr>
-                <w:rStyle w:val="Hypertextovprepojenie"/>
-                <w:noProof/>
-              </w:rPr>
-              <w:t>7</w:t>
-            </w:r>
-            <w:r>
-              <w:rPr>
-                <w:rFonts w:eastAsiaTheme="minorEastAsia"/>
-                <w:noProof/>
-                <w:sz w:val="24"/>
-                <w:szCs w:val="24"/>
-                <w:lang w:eastAsia="sk-SK"/>
-              </w:rPr>
-              <w:tab/>
-            </w:r>
-            <w:r>
-              <w:rPr>
-                <w:rStyle w:val="Hypertextovprepojenie"/>
-                <w:noProof/>
-              </w:rPr>
-              <w:t>Zoznam použitej literatúry</w:t>
-            </w:r>
-            <w:r>
-              <w:rPr>
-                <w:noProof/>
-                <w:webHidden/>
-              </w:rPr>
-              <w:tab/>
-            </w:r>
-            <w:r>
-              <w:rPr>
-                <w:noProof/>
-                <w:webHidden/>
-              </w:rPr>
-              <w:fldChar w:fldCharType="begin"/>
-            </w:r>
-            <w:r>
-              <w:rPr>
-                <w:noProof/>
-                <w:webHidden/>
-              </w:rPr>
-              <w:instrText xml:space="preserve"> PAGEREF _Toc222400935 \h </w:instrText>
+              <w:instrText xml:space="preserve"> PAGEREF _Toc222418970 \h </w:instrText>
             </w:r>
             <w:r>
               <w:rPr>
@@ -4025,19 +3945,424 @@
     </w:sdt>
     <w:p>
       <w:pPr>
-        <w:pStyle w:val="Kapitola"/>
-        <w:numPr>
-          <w:ilvl w:val="0"/>
-          <w:numId w:val="4"/>
-        </w:numPr>
-        <w:ind w:left="426" w:hanging="426"/>
-      </w:pPr>
-      <w:bookmarkStart w:id="0" w:name="_Toc222400915"/>
-      <w:r>
+        <w:pStyle w:val="text"/>
+        <w:ind w:firstLine="0"/>
+        <w:rPr>
+          <w:b/>
+          <w:bCs/>
+          <w:sz w:val="28"/>
+          <w:szCs w:val="24"/>
+        </w:rPr>
+      </w:pPr>
+      <w:r>
+        <w:rPr>
+          <w:b/>
+          <w:bCs/>
+          <w:sz w:val="28"/>
+          <w:szCs w:val="24"/>
+        </w:rPr>
+        <w:lastRenderedPageBreak/>
+        <w:t>Zoznam tabuliek a</w:t>
+      </w:r>
+      <w:r>
+        <w:rPr>
+          <w:b/>
+          <w:bCs/>
+          <w:sz w:val="28"/>
+          <w:szCs w:val="24"/>
+        </w:rPr>
+        <w:t> </w:t>
+      </w:r>
+      <w:r>
+        <w:rPr>
+          <w:b/>
+          <w:bCs/>
+          <w:sz w:val="28"/>
+          <w:szCs w:val="24"/>
+        </w:rPr>
+        <w:t>obrázkov</w:t>
+      </w:r>
+    </w:p>
+    <w:p>
+      <w:pPr>
+        <w:pStyle w:val="Zoznamobrzkov"/>
+        <w:tabs>
+          <w:tab w:val="right" w:leader="dot" w:pos="8493"/>
+        </w:tabs>
+        <w:rPr>
+          <w:noProof/>
+        </w:rPr>
+      </w:pPr>
+      <w:r>
+        <w:rPr>
+          <w:b/>
+          <w:bCs/>
+        </w:rPr>
+        <w:fldChar w:fldCharType="begin"/>
+      </w:r>
+      <w:r>
+        <w:rPr>
+          <w:b/>
+          <w:bCs/>
+        </w:rPr>
+        <w:instrText xml:space="preserve"> TOC \h \z \c "Obrázok" </w:instrText>
+      </w:r>
+      <w:r>
+        <w:rPr>
+          <w:b/>
+          <w:bCs/>
+        </w:rPr>
+        <w:fldChar w:fldCharType="separate"/>
+      </w:r>
+      <w:hyperlink w:anchor="_Toc222419474" w:history="1">
+        <w:r>
+          <w:rPr>
+            <w:rStyle w:val="Hypertextovprepojenie"/>
+            <w:rFonts w:ascii="Times New Roman" w:hAnsi="Times New Roman" w:cs="Times New Roman"/>
+            <w:noProof/>
+          </w:rPr>
+          <w:t>Obrázok 1, Ukážka dashboardu</w:t>
+        </w:r>
+        <w:r>
+          <w:rPr>
+            <w:noProof/>
+            <w:webHidden/>
+          </w:rPr>
+          <w:tab/>
+        </w:r>
+        <w:r>
+          <w:rPr>
+            <w:noProof/>
+            <w:webHidden/>
+          </w:rPr>
+          <w:fldChar w:fldCharType="begin"/>
+        </w:r>
+        <w:r>
+          <w:rPr>
+            <w:noProof/>
+            <w:webHidden/>
+          </w:rPr>
+          <w:instrText xml:space="preserve"> PAGEREF _Toc222419474 \h </w:instrText>
+        </w:r>
+        <w:r>
+          <w:rPr>
+            <w:noProof/>
+            <w:webHidden/>
+          </w:rPr>
+        </w:r>
+        <w:r>
+          <w:rPr>
+            <w:noProof/>
+            <w:webHidden/>
+          </w:rPr>
+          <w:fldChar w:fldCharType="separate"/>
+        </w:r>
+        <w:r>
+          <w:rPr>
+            <w:noProof/>
+            <w:webHidden/>
+          </w:rPr>
+          <w:t>21</w:t>
+        </w:r>
+        <w:r>
+          <w:rPr>
+            <w:noProof/>
+            <w:webHidden/>
+          </w:rPr>
+          <w:fldChar w:fldCharType="end"/>
+        </w:r>
+      </w:hyperlink>
+    </w:p>
+    <w:p>
+      <w:pPr>
+        <w:pStyle w:val="Zoznamobrzkov"/>
+        <w:tabs>
+          <w:tab w:val="right" w:leader="dot" w:pos="8493"/>
+        </w:tabs>
+        <w:rPr>
+          <w:noProof/>
+        </w:rPr>
+      </w:pPr>
+      <w:hyperlink w:anchor="_Toc222419475" w:history="1">
+        <w:r>
+          <w:rPr>
+            <w:rStyle w:val="Hypertextovprepojenie"/>
+            <w:rFonts w:ascii="Times New Roman" w:hAnsi="Times New Roman" w:cs="Times New Roman"/>
+            <w:noProof/>
+          </w:rPr>
+          <w:t>Obrázok 2, Ukážka správy párov</w:t>
+        </w:r>
+        <w:r>
+          <w:rPr>
+            <w:noProof/>
+            <w:webHidden/>
+          </w:rPr>
+          <w:tab/>
+        </w:r>
+        <w:r>
+          <w:rPr>
+            <w:noProof/>
+            <w:webHidden/>
+          </w:rPr>
+          <w:fldChar w:fldCharType="begin"/>
+        </w:r>
+        <w:r>
+          <w:rPr>
+            <w:noProof/>
+            <w:webHidden/>
+          </w:rPr>
+          <w:instrText xml:space="preserve"> PAGEREF _Toc222419475 \h </w:instrText>
+        </w:r>
+        <w:r>
+          <w:rPr>
+            <w:noProof/>
+            <w:webHidden/>
+          </w:rPr>
+        </w:r>
+        <w:r>
+          <w:rPr>
+            <w:noProof/>
+            <w:webHidden/>
+          </w:rPr>
+          <w:fldChar w:fldCharType="separate"/>
+        </w:r>
+        <w:r>
+          <w:rPr>
+            <w:noProof/>
+            <w:webHidden/>
+          </w:rPr>
+          <w:t>22</w:t>
+        </w:r>
+        <w:r>
+          <w:rPr>
+            <w:noProof/>
+            <w:webHidden/>
+          </w:rPr>
+          <w:fldChar w:fldCharType="end"/>
+        </w:r>
+      </w:hyperlink>
+    </w:p>
+    <w:p>
+      <w:pPr>
+        <w:pStyle w:val="Zoznamobrzkov"/>
+        <w:tabs>
+          <w:tab w:val="right" w:leader="dot" w:pos="8493"/>
+        </w:tabs>
+        <w:rPr>
+          <w:noProof/>
+        </w:rPr>
+      </w:pPr>
+      <w:hyperlink w:anchor="_Toc222419476" w:history="1">
+        <w:r>
+          <w:rPr>
+            <w:rStyle w:val="Hypertextovprepojenie"/>
+            <w:rFonts w:ascii="Times New Roman" w:hAnsi="Times New Roman" w:cs="Times New Roman"/>
+            <w:noProof/>
+          </w:rPr>
+          <w:t>Obrázok 3, Ukážka profilu</w:t>
+        </w:r>
+        <w:r>
+          <w:rPr>
+            <w:noProof/>
+            <w:webHidden/>
+          </w:rPr>
+          <w:tab/>
+        </w:r>
+        <w:r>
+          <w:rPr>
+            <w:noProof/>
+            <w:webHidden/>
+          </w:rPr>
+          <w:fldChar w:fldCharType="begin"/>
+        </w:r>
+        <w:r>
+          <w:rPr>
+            <w:noProof/>
+            <w:webHidden/>
+          </w:rPr>
+          <w:instrText xml:space="preserve"> PAGEREF _Toc222419476 \h </w:instrText>
+        </w:r>
+        <w:r>
+          <w:rPr>
+            <w:noProof/>
+            <w:webHidden/>
+          </w:rPr>
+        </w:r>
+        <w:r>
+          <w:rPr>
+            <w:noProof/>
+            <w:webHidden/>
+          </w:rPr>
+          <w:fldChar w:fldCharType="separate"/>
+        </w:r>
+        <w:r>
+          <w:rPr>
+            <w:noProof/>
+            <w:webHidden/>
+          </w:rPr>
+          <w:t>22</w:t>
+        </w:r>
+        <w:r>
+          <w:rPr>
+            <w:noProof/>
+            <w:webHidden/>
+          </w:rPr>
+          <w:fldChar w:fldCharType="end"/>
+        </w:r>
+      </w:hyperlink>
+    </w:p>
+    <w:p>
+      <w:pPr>
+        <w:pStyle w:val="Popis"/>
+        <w:rPr>
+          <w:noProof/>
+        </w:rPr>
+      </w:pPr>
+      <w:r>
+        <w:rPr>
+          <w:b/>
+          <w:bCs/>
+        </w:rPr>
+        <w:fldChar w:fldCharType="end"/>
+      </w:r>
+      <w:r>
+        <w:rPr>
+          <w:b/>
+          <w:bCs/>
+        </w:rPr>
+        <w:fldChar w:fldCharType="begin"/>
+      </w:r>
+      <w:r>
+        <w:rPr>
+          <w:b/>
+          <w:bCs/>
+        </w:rPr>
+        <w:instrText xml:space="preserve"> TOC \h \z \c "Tabuľka" </w:instrText>
+      </w:r>
+      <w:r>
+        <w:rPr>
+          <w:b/>
+          <w:bCs/>
+        </w:rPr>
+        <w:fldChar w:fldCharType="separate"/>
+      </w:r>
+    </w:p>
+    <w:p>
+      <w:pPr>
+        <w:pStyle w:val="Zoznamobrzkov"/>
+        <w:tabs>
+          <w:tab w:val="right" w:leader="dot" w:pos="8493"/>
+        </w:tabs>
+        <w:rPr>
+          <w:rFonts w:eastAsiaTheme="minorEastAsia"/>
+          <w:noProof/>
+          <w:sz w:val="24"/>
+          <w:szCs w:val="24"/>
+          <w:lang w:eastAsia="sk-SK"/>
+        </w:rPr>
+      </w:pPr>
+      <w:hyperlink w:anchor="_Toc222419608" w:history="1">
+        <w:r>
+          <w:rPr>
+            <w:rStyle w:val="Hypertextovprepojenie"/>
+            <w:rFonts w:ascii="Times New Roman" w:hAnsi="Times New Roman" w:cs="Times New Roman"/>
+            <w:noProof/>
+          </w:rPr>
+          <w:t>Tabuľka 1, Porovnanie konkurenčných aplikácií</w:t>
+        </w:r>
+        <w:r>
+          <w:rPr>
+            <w:noProof/>
+            <w:webHidden/>
+          </w:rPr>
+          <w:tab/>
+        </w:r>
+        <w:r>
+          <w:rPr>
+            <w:noProof/>
+            <w:webHidden/>
+          </w:rPr>
+          <w:fldChar w:fldCharType="begin"/>
+        </w:r>
+        <w:r>
+          <w:rPr>
+            <w:noProof/>
+            <w:webHidden/>
+          </w:rPr>
+          <w:instrText xml:space="preserve"> PAGEREF _Toc222419608 \h </w:instrText>
+        </w:r>
+        <w:r>
+          <w:rPr>
+            <w:noProof/>
+            <w:webHidden/>
+          </w:rPr>
+        </w:r>
+        <w:r>
+          <w:rPr>
+            <w:noProof/>
+            <w:webHidden/>
+          </w:rPr>
+          <w:fldChar w:fldCharType="separate"/>
+        </w:r>
+        <w:r>
+          <w:rPr>
+            <w:noProof/>
+            <w:webHidden/>
+          </w:rPr>
+          <w:t>14</w:t>
+        </w:r>
+        <w:r>
+          <w:rPr>
+            <w:noProof/>
+            <w:webHidden/>
+          </w:rPr>
+          <w:fldChar w:fldCharType="end"/>
+        </w:r>
+      </w:hyperlink>
+    </w:p>
+    <w:p>
+      <w:pPr>
+        <w:pStyle w:val="Popis"/>
+        <w:rPr>
+          <w:b/>
+          <w:bCs/>
+        </w:rPr>
+      </w:pPr>
+      <w:r>
+        <w:rPr>
+          <w:b/>
+          <w:bCs/>
+        </w:rPr>
+        <w:fldChar w:fldCharType="end"/>
+      </w:r>
+      <w:r>
+        <w:rPr>
+          <w:b/>
+          <w:bCs/>
+        </w:rPr>
+        <w:br w:type="page"/>
+      </w:r>
+    </w:p>
+    <w:p>
+      <w:pPr>
+        <w:pStyle w:val="text"/>
+        <w:rPr>
+          <w:b/>
+          <w:bCs/>
+          <w:sz w:val="28"/>
+          <w:szCs w:val="24"/>
+        </w:rPr>
+      </w:pPr>
+      <w:r>
+        <w:rPr>
+          <w:b/>
+          <w:bCs/>
+          <w:sz w:val="28"/>
+          <w:szCs w:val="24"/>
+        </w:rPr>
         <w:lastRenderedPageBreak/>
         <w:t>ÚVOD</w:t>
       </w:r>
-      <w:bookmarkEnd w:id="0"/>
     </w:p>
     <w:p>
       <w:pPr>
@@ -4113,12 +4438,12 @@
       <w:pPr>
         <w:pStyle w:val="Kapitola"/>
       </w:pPr>
-      <w:bookmarkStart w:id="1" w:name="_Toc222400916"/>
+      <w:bookmarkStart w:id="0" w:name="_Toc222418951"/>
       <w:r>
         <w:lastRenderedPageBreak/>
         <w:t>TEORETICKÁ ČASŤ - TVORBA WEBOVÝCH APLIKÁCIÍ</w:t>
       </w:r>
-      <w:bookmarkEnd w:id="1"/>
+      <w:bookmarkEnd w:id="0"/>
     </w:p>
     <w:p>
       <w:pPr>
@@ -4254,11 +4579,11 @@
           <w:numId w:val="3"/>
         </w:numPr>
       </w:pPr>
-      <w:bookmarkStart w:id="2" w:name="_Toc222400917"/>
+      <w:bookmarkStart w:id="1" w:name="_Toc222418952"/>
       <w:r>
         <w:t>Frontend technológie</w:t>
       </w:r>
-      <w:bookmarkEnd w:id="2"/>
+      <w:bookmarkEnd w:id="1"/>
     </w:p>
     <w:p>
       <w:pPr>
@@ -4616,11 +4941,11 @@
           <w:numId w:val="3"/>
         </w:numPr>
       </w:pPr>
-      <w:bookmarkStart w:id="3" w:name="_Toc222400918"/>
+      <w:bookmarkStart w:id="2" w:name="_Toc222418953"/>
       <w:r>
         <w:t>Backend technológie</w:t>
       </w:r>
-      <w:bookmarkEnd w:id="3"/>
+      <w:bookmarkEnd w:id="2"/>
     </w:p>
     <w:p>
       <w:pPr>
@@ -4892,11 +5217,11 @@
           <w:numId w:val="3"/>
         </w:numPr>
       </w:pPr>
-      <w:bookmarkStart w:id="4" w:name="_Toc222400919"/>
+      <w:bookmarkStart w:id="3" w:name="_Toc222418954"/>
       <w:r>
         <w:t>Vývojový proces</w:t>
       </w:r>
-      <w:bookmarkEnd w:id="4"/>
+      <w:bookmarkEnd w:id="3"/>
     </w:p>
     <w:p>
       <w:pPr>
@@ -5173,7 +5498,7 @@
           <w:color w:val="auto"/>
         </w:rPr>
       </w:pPr>
-      <w:bookmarkStart w:id="5" w:name="_Toc222400920"/>
+      <w:bookmarkStart w:id="4" w:name="_Toc222418955"/>
       <w:r>
         <w:rPr>
           <w:noProof/>
@@ -5181,7 +5506,7 @@
         <w:lastRenderedPageBreak/>
         <w:t>ANALÝZA TRHU A KONKURENCIE</w:t>
       </w:r>
-      <w:bookmarkEnd w:id="5"/>
+      <w:bookmarkEnd w:id="4"/>
     </w:p>
     <w:p>
       <w:pPr>
@@ -5265,7 +5590,7 @@
           <w:numId w:val="3"/>
         </w:numPr>
       </w:pPr>
-      <w:bookmarkStart w:id="6" w:name="_Toc222400921"/>
+      <w:bookmarkStart w:id="5" w:name="_Toc222418956"/>
       <w:r>
         <w:rPr>
           <w:rStyle w:val="KapitolaChar"/>
@@ -5275,7 +5600,7 @@
         </w:rPr>
         <w:t>Google Calendar</w:t>
       </w:r>
-      <w:bookmarkEnd w:id="6"/>
+      <w:bookmarkEnd w:id="5"/>
     </w:p>
     <w:p>
       <w:pPr>
@@ -5345,14 +5670,14 @@
           <w:noProof/>
         </w:rPr>
       </w:pPr>
-      <w:bookmarkStart w:id="7" w:name="_Toc222400922"/>
+      <w:bookmarkStart w:id="6" w:name="_Toc222418957"/>
       <w:r>
         <w:rPr>
           <w:noProof/>
         </w:rPr>
         <w:t>Calendly</w:t>
       </w:r>
-      <w:bookmarkEnd w:id="7"/>
+      <w:bookmarkEnd w:id="6"/>
     </w:p>
     <w:p>
       <w:pPr>
@@ -5415,14 +5740,14 @@
           <w:noProof/>
         </w:rPr>
       </w:pPr>
-      <w:bookmarkStart w:id="8" w:name="_Toc222400923"/>
+      <w:bookmarkStart w:id="7" w:name="_Toc222418958"/>
       <w:r>
         <w:rPr>
           <w:noProof/>
         </w:rPr>
         <w:t>Doodle</w:t>
       </w:r>
-      <w:bookmarkEnd w:id="8"/>
+      <w:bookmarkEnd w:id="7"/>
     </w:p>
     <w:p>
       <w:pPr>
@@ -5482,7 +5807,7 @@
           <w:numId w:val="3"/>
         </w:numPr>
       </w:pPr>
-      <w:bookmarkStart w:id="9" w:name="_Toc222400924"/>
+      <w:bookmarkStart w:id="8" w:name="_Toc222418959"/>
       <w:r>
         <w:rPr>
           <w:rStyle w:val="KapitolaChar"/>
@@ -5492,7 +5817,7 @@
         </w:rPr>
         <w:t>Špecifické aplikácie pre tanečné kluby</w:t>
       </w:r>
-      <w:bookmarkEnd w:id="9"/>
+      <w:bookmarkEnd w:id="8"/>
     </w:p>
     <w:p>
       <w:pPr>
@@ -5559,80 +5884,135 @@
           <w:numId w:val="3"/>
         </w:numPr>
       </w:pPr>
-      <w:bookmarkStart w:id="10" w:name="_Toc222400925"/>
+      <w:bookmarkStart w:id="9" w:name="_Toc222418960"/>
       <w:r>
         <w:t>Porovnávacia tabuľka funkcií</w:t>
       </w:r>
+      <w:bookmarkEnd w:id="9"/>
+    </w:p>
+    <w:p>
+      <w:pPr>
+        <w:pStyle w:val="text"/>
+        <w:rPr>
+          <w:noProof/>
+        </w:rPr>
+      </w:pPr>
+      <w:r>
+        <w:rPr>
+          <w:noProof/>
+        </w:rPr>
+        <w:t xml:space="preserve">Pre lepšie pochopenie konkurenčného prostredia je užitočné porovnať kľúčové funkcie existujúcich riešení s potrebami tanečných klubov. Nasledujúca </w:t>
+      </w:r>
+      <w:r>
+        <w:rPr>
+          <w:noProof/>
+        </w:rPr>
+        <w:t xml:space="preserve">tabuľka č. </w:t>
+      </w:r>
+      <w:r>
+        <w:rPr>
+          <w:noProof/>
+          <w:lang w:val="en-US"/>
+        </w:rPr>
+        <w:t>1</w:t>
+      </w:r>
+      <w:r>
+        <w:rPr>
+          <w:noProof/>
+        </w:rPr>
+        <w:t xml:space="preserve"> ukazuje, ktoré funkcie sú dostupné v jednotlivých aplikáciách a ktoré chýbajú.</w:t>
+      </w:r>
+      <w:r>
+        <w:rPr>
+          <w:noProof/>
+        </w:rPr>
+        <w:t xml:space="preserve"> </w:t>
+      </w:r>
+      <w:r>
+        <w:rPr>
+          <w:noProof/>
+        </w:rPr>
+        <w:t>Google Calendar poskytuje základné plánovanie udalostí a zdieľanie kalendárov, ale chýbajú mu špecializované funkcie pre tanečné kluby. Calendly je vhodný pre rezervácie termínov, ale nie pre skupinové aktivity alebo správu párov. Doodle je užitočný pre koordináciu stretnutí, ale nie pre opakujúce sa aktivity. Špecializované aplikácie pre tanečné školy sú často zamerané na komerčný sektor a chýbajú im funkcie pre párové tance a správu párov</w:t>
+      </w:r>
+      <w:r>
+        <w:rPr>
+          <w:noProof/>
+        </w:rPr>
+        <w:t xml:space="preserve"> [42, 15]</w:t>
+      </w:r>
+      <w:r>
+        <w:rPr>
+          <w:noProof/>
+        </w:rPr>
+        <w:t>.</w:t>
+      </w:r>
+      <w:r>
+        <w:rPr>
+          <w:noProof/>
+        </w:rPr>
+        <w:t xml:space="preserve"> </w:t>
+      </w:r>
+      <w:r>
+        <w:rPr>
+          <w:noProof/>
+        </w:rPr>
+        <w:t>Táto analýza ukazuje, že na trhu existuje medzera pre aplikáciu, ktorá by kombinovala jednoduchosť všeobecných kalendárových aplikácií so špecializovanými funkciami pre tanečné kluby, najmä pre správu párov a generovanie optimalizovaných rozvrhov.</w:t>
+      </w:r>
+    </w:p>
+    <w:p>
+      <w:pPr>
+        <w:pStyle w:val="Popis"/>
+        <w:keepNext/>
+        <w:jc w:val="center"/>
+        <w:rPr>
+          <w:rFonts w:ascii="Times New Roman" w:hAnsi="Times New Roman" w:cs="Times New Roman"/>
+        </w:rPr>
+      </w:pPr>
+      <w:bookmarkStart w:id="10" w:name="_Toc222419608"/>
+      <w:r>
+        <w:rPr>
+          <w:rFonts w:ascii="Times New Roman" w:hAnsi="Times New Roman" w:cs="Times New Roman"/>
+        </w:rPr>
+        <w:t xml:space="preserve">Tabuľka </w:t>
+      </w:r>
+      <w:r>
+        <w:rPr>
+          <w:rFonts w:ascii="Times New Roman" w:hAnsi="Times New Roman" w:cs="Times New Roman"/>
+        </w:rPr>
+        <w:fldChar w:fldCharType="begin"/>
+      </w:r>
+      <w:r>
+        <w:rPr>
+          <w:rFonts w:ascii="Times New Roman" w:hAnsi="Times New Roman" w:cs="Times New Roman"/>
+        </w:rPr>
+        <w:instrText xml:space="preserve"> SEQ Tabuľka \* ARABIC </w:instrText>
+      </w:r>
+      <w:r>
+        <w:rPr>
+          <w:rFonts w:ascii="Times New Roman" w:hAnsi="Times New Roman" w:cs="Times New Roman"/>
+        </w:rPr>
+        <w:fldChar w:fldCharType="separate"/>
+      </w:r>
+      <w:r>
+        <w:rPr>
+          <w:rFonts w:ascii="Times New Roman" w:hAnsi="Times New Roman" w:cs="Times New Roman"/>
+          <w:noProof/>
+        </w:rPr>
+        <w:t>1</w:t>
+      </w:r>
+      <w:r>
+        <w:rPr>
+          <w:rFonts w:ascii="Times New Roman" w:hAnsi="Times New Roman" w:cs="Times New Roman"/>
+        </w:rPr>
+        <w:fldChar w:fldCharType="end"/>
+      </w:r>
+      <w:r>
+        <w:rPr>
+          <w:rFonts w:ascii="Times New Roman" w:hAnsi="Times New Roman" w:cs="Times New Roman"/>
+        </w:rPr>
+        <w:t>, Porovnanie konkurenčných aplikácií</w:t>
+      </w:r>
       <w:bookmarkEnd w:id="10"/>
-    </w:p>
-    <w:p>
-      <w:pPr>
-        <w:pStyle w:val="text"/>
-        <w:rPr>
-          <w:noProof/>
-        </w:rPr>
-      </w:pPr>
-      <w:r>
-        <w:rPr>
-          <w:noProof/>
-        </w:rPr>
-        <w:t xml:space="preserve">Pre lepšie pochopenie konkurenčného prostredia je užitočné porovnať kľúčové funkcie existujúcich riešení s potrebami tanečných klubov. Nasledujúca </w:t>
-      </w:r>
-      <w:r>
-        <w:rPr>
-          <w:noProof/>
-        </w:rPr>
-        <w:t xml:space="preserve">tabuľka č. </w:t>
-      </w:r>
-      <w:r>
-        <w:rPr>
-          <w:noProof/>
-          <w:lang w:val="en-US"/>
-        </w:rPr>
-        <w:t>1</w:t>
-      </w:r>
-      <w:r>
-        <w:rPr>
-          <w:noProof/>
-        </w:rPr>
-        <w:t xml:space="preserve"> ukazuje, ktoré funkcie sú dostupné v jednotlivých aplikáciách a ktoré chýbajú.</w:t>
-      </w:r>
-      <w:r>
-        <w:rPr>
-          <w:noProof/>
-        </w:rPr>
-        <w:t xml:space="preserve"> </w:t>
-      </w:r>
-      <w:r>
-        <w:rPr>
-          <w:noProof/>
-        </w:rPr>
-        <w:t>Google Calendar poskytuje základné plánovanie udalostí a zdieľanie kalendárov, ale chýbajú mu špecializované funkcie pre tanečné kluby. Calendly je vhodný pre rezervácie termínov, ale nie pre skupinové aktivity alebo správu párov. Doodle je užitočný pre koordináciu stretnutí, ale nie pre opakujúce sa aktivity. Špecializované aplikácie pre tanečné školy sú často zamerané na komerčný sektor a chýbajú im funkcie pre párové tance a správu párov</w:t>
-      </w:r>
-      <w:r>
-        <w:rPr>
-          <w:noProof/>
-        </w:rPr>
-        <w:t xml:space="preserve"> [42, 15]</w:t>
-      </w:r>
-      <w:r>
-        <w:rPr>
-          <w:noProof/>
-        </w:rPr>
-        <w:t>.</w:t>
-      </w:r>
-      <w:r>
-        <w:rPr>
-          <w:noProof/>
-        </w:rPr>
-        <w:t xml:space="preserve"> </w:t>
-      </w:r>
-      <w:r>
-        <w:rPr>
-          <w:noProof/>
-        </w:rPr>
-        <w:t>Táto analýza ukazuje, že na trhu existuje medzera pre aplikáciu, ktorá by kombinovala jednoduchosť všeobecných kalendárových aplikácií so špecializovanými funkciami pre tanečné kluby, najmä pre správu párov a generovanie optimalizovaných rozvrhov.</w:t>
-      </w:r>
     </w:p>
     <w:bookmarkStart w:id="11" w:name="_MON_1831702185"/>
     <w:bookmarkEnd w:id="11"/>
@@ -5667,29 +6047,11 @@
             <v:path o:extrusionok="f" gradientshapeok="t" o:connecttype="rect"/>
             <o:lock v:ext="edit" aspectratio="t"/>
           </v:shapetype>
-          <v:shape id="_x0000_i1039" type="#_x0000_t75" style="width:339.45pt;height:268.35pt" o:ole="">
+          <v:shape id="_x0000_i1025" type="#_x0000_t75" style="width:339.45pt;height:268.35pt" o:ole="">
             <v:imagedata r:id="rId11" o:title=""/>
           </v:shape>
-          <o:OLEObject Type="Embed" ProgID="Excel.Sheet.12" ShapeID="_x0000_i1039" DrawAspect="Content" ObjectID="_1833013950" r:id="rId12"/>
+          <o:OLEObject Type="Embed" ProgID="Excel.Sheet.12" ShapeID="_x0000_i1025" DrawAspect="Content" ObjectID="_1833032355" r:id="rId12"/>
         </w:object>
-      </w:r>
-    </w:p>
-    <w:p>
-      <w:pPr>
-        <w:pStyle w:val="text"/>
-        <w:rPr>
-          <w:i/>
-          <w:iCs/>
-          <w:noProof/>
-        </w:rPr>
-      </w:pPr>
-      <w:r>
-        <w:rPr>
-          <w:i/>
-          <w:iCs/>
-          <w:noProof/>
-        </w:rPr>
-        <w:t>Tabuľka 1, Porovnanie konkurenčných aplikácií</w:t>
       </w:r>
     </w:p>
     <w:p>
@@ -5703,7 +6065,7 @@
           <w:noProof/>
         </w:rPr>
       </w:pPr>
-      <w:bookmarkStart w:id="12" w:name="_Toc222400926"/>
+      <w:bookmarkStart w:id="12" w:name="_Toc222418961"/>
       <w:r>
         <w:rPr>
           <w:noProof/>
@@ -6157,7 +6519,7 @@
           <w:noProof/>
         </w:rPr>
       </w:pPr>
-      <w:bookmarkStart w:id="13" w:name="_Toc222400927"/>
+      <w:bookmarkStart w:id="13" w:name="_Toc222418962"/>
       <w:r>
         <w:rPr>
           <w:noProof/>
@@ -6359,7 +6721,7 @@
       <w:pPr>
         <w:pStyle w:val="Kapitola"/>
       </w:pPr>
-      <w:bookmarkStart w:id="14" w:name="_Toc222400928"/>
+      <w:bookmarkStart w:id="14" w:name="_Toc222418963"/>
       <w:r>
         <w:lastRenderedPageBreak/>
         <w:t>NÁVRH RIEŠENIA - DANCEHUB</w:t>
@@ -6444,7 +6806,7 @@
           <w:noProof/>
         </w:rPr>
       </w:pPr>
-      <w:bookmarkStart w:id="15" w:name="_Toc222400929"/>
+      <w:bookmarkStart w:id="15" w:name="_Toc222418964"/>
       <w:r>
         <w:rPr>
           <w:noProof/>
@@ -6563,7 +6925,19 @@
         <w:rPr>
           <w:noProof/>
         </w:rPr>
-        <w:t> obrázku č. 7.</w:t>
+        <w:t> obrázku č.</w:t>
+      </w:r>
+      <w:r>
+        <w:rPr>
+          <w:noProof/>
+        </w:rPr>
+        <w:t xml:space="preserve"> 1</w:t>
+      </w:r>
+      <w:r>
+        <w:rPr>
+          <w:noProof/>
+        </w:rPr>
+        <w:t>.</w:t>
       </w:r>
     </w:p>
     <w:tbl>
@@ -6591,15 +6965,14 @@
           <w:p>
             <w:pPr>
               <w:pStyle w:val="text"/>
+              <w:keepNext/>
               <w:ind w:firstLine="0"/>
-              <w:rPr>
-                <w:noProof/>
-              </w:rPr>
             </w:pPr>
             <w:r>
               <w:rPr>
                 <w:noProof/>
               </w:rPr>
+              <w:lastRenderedPageBreak/>
               <w:drawing>
                 <wp:inline distT="0" distB="0" distL="0" distR="0" wp14:anchorId="530CF1E4" wp14:editId="07F7311F">
                   <wp:extent cx="5399405" cy="1826895"/>
@@ -6637,6 +7010,69 @@
               </w:drawing>
             </w:r>
           </w:p>
+          <w:p>
+            <w:pPr>
+              <w:pStyle w:val="Popis"/>
+              <w:jc w:val="both"/>
+              <w:rPr>
+                <w:rFonts w:ascii="Times New Roman" w:hAnsi="Times New Roman" w:cs="Times New Roman"/>
+                <w:noProof/>
+              </w:rPr>
+            </w:pPr>
+            <w:bookmarkStart w:id="16" w:name="_Toc222419474"/>
+            <w:r>
+              <w:rPr>
+                <w:rFonts w:ascii="Times New Roman" w:hAnsi="Times New Roman" w:cs="Times New Roman"/>
+              </w:rPr>
+              <w:t xml:space="preserve">Obrázok </w:t>
+            </w:r>
+            <w:r>
+              <w:rPr>
+                <w:rFonts w:ascii="Times New Roman" w:hAnsi="Times New Roman" w:cs="Times New Roman"/>
+              </w:rPr>
+              <w:fldChar w:fldCharType="begin"/>
+            </w:r>
+            <w:r>
+              <w:rPr>
+                <w:rFonts w:ascii="Times New Roman" w:hAnsi="Times New Roman" w:cs="Times New Roman"/>
+              </w:rPr>
+              <w:instrText xml:space="preserve"> SEQ Obrázok \* ARABIC </w:instrText>
+            </w:r>
+            <w:r>
+              <w:rPr>
+                <w:rFonts w:ascii="Times New Roman" w:hAnsi="Times New Roman" w:cs="Times New Roman"/>
+              </w:rPr>
+              <w:fldChar w:fldCharType="separate"/>
+            </w:r>
+            <w:r>
+              <w:rPr>
+                <w:rFonts w:ascii="Times New Roman" w:hAnsi="Times New Roman" w:cs="Times New Roman"/>
+                <w:noProof/>
+              </w:rPr>
+              <w:t>2</w:t>
+            </w:r>
+            <w:r>
+              <w:rPr>
+                <w:rFonts w:ascii="Times New Roman" w:hAnsi="Times New Roman" w:cs="Times New Roman"/>
+              </w:rPr>
+              <w:fldChar w:fldCharType="end"/>
+            </w:r>
+            <w:r>
+              <w:rPr>
+                <w:rFonts w:ascii="Times New Roman" w:hAnsi="Times New Roman" w:cs="Times New Roman"/>
+              </w:rPr>
+              <w:t xml:space="preserve">, Ukážka </w:t>
+            </w:r>
+            <w:proofErr w:type="spellStart"/>
+            <w:r>
+              <w:rPr>
+                <w:rFonts w:ascii="Times New Roman" w:hAnsi="Times New Roman" w:cs="Times New Roman"/>
+              </w:rPr>
+              <w:t>dashboardu</w:t>
+            </w:r>
+            <w:bookmarkEnd w:id="16"/>
+            <w:proofErr w:type="spellEnd"/>
+          </w:p>
         </w:tc>
       </w:tr>
     </w:tbl>
@@ -6645,49 +7081,13 @@
         <w:pStyle w:val="text"/>
         <w:ind w:firstLine="0"/>
         <w:rPr>
-          <w:i/>
-          <w:iCs/>
-          <w:noProof/>
-        </w:rPr>
-      </w:pPr>
-      <w:r>
-        <w:rPr>
-          <w:i/>
-          <w:iCs/>
-          <w:noProof/>
-        </w:rPr>
-        <w:t xml:space="preserve">Obr </w:t>
-      </w:r>
-      <w:r>
-        <w:rPr>
-          <w:i/>
-          <w:iCs/>
-          <w:noProof/>
-        </w:rPr>
-        <w:t>7</w:t>
-      </w:r>
-      <w:r>
-        <w:rPr>
-          <w:i/>
-          <w:iCs/>
-          <w:noProof/>
-        </w:rPr>
-        <w:t>, Ukážka dashboardu</w:t>
-      </w:r>
-    </w:p>
-    <w:p>
-      <w:pPr>
-        <w:pStyle w:val="text"/>
-        <w:ind w:firstLine="0"/>
-        <w:rPr>
-          <w:noProof/>
-        </w:rPr>
-      </w:pPr>
-      <w:r>
-        <w:rPr>
-          <w:noProof/>
-        </w:rPr>
-        <w:lastRenderedPageBreak/>
+          <w:noProof/>
+        </w:rPr>
+      </w:pPr>
+      <w:r>
+        <w:rPr>
+          <w:noProof/>
+        </w:rPr>
         <w:t>Dashboard využíva React Context API na získanie informácií o aktuálne prihlásenom používateľovi a zobrazuje relevantné informácie a navigáciu podľa roly</w:t>
       </w:r>
       <w:r>
@@ -6788,15 +7188,14 @@
           <w:p>
             <w:pPr>
               <w:pStyle w:val="text"/>
+              <w:keepNext/>
               <w:ind w:firstLine="0"/>
-              <w:rPr>
-                <w:noProof/>
-              </w:rPr>
             </w:pPr>
             <w:r>
               <w:rPr>
                 <w:noProof/>
               </w:rPr>
+              <w:lastRenderedPageBreak/>
               <w:drawing>
                 <wp:inline distT="0" distB="0" distL="0" distR="0" wp14:anchorId="0EFF9A50" wp14:editId="3171ABEE">
                   <wp:extent cx="5010701" cy="4059591"/>
@@ -6836,22 +7235,60 @@
           </w:p>
           <w:p>
             <w:pPr>
-              <w:pStyle w:val="text"/>
-              <w:ind w:firstLine="0"/>
-              <w:rPr>
-                <w:i/>
-                <w:iCs/>
+              <w:pStyle w:val="Popis"/>
+              <w:jc w:val="both"/>
+              <w:rPr>
+                <w:rFonts w:ascii="Times New Roman" w:hAnsi="Times New Roman" w:cs="Times New Roman"/>
+                <w:i w:val="0"/>
+                <w:iCs w:val="0"/>
                 <w:noProof/>
               </w:rPr>
             </w:pPr>
-            <w:r>
-              <w:rPr>
-                <w:i/>
-                <w:iCs/>
-                <w:noProof/>
-              </w:rPr>
-              <w:t>Obr. 8, Ukážka správy párov</w:t>
-            </w:r>
+            <w:bookmarkStart w:id="17" w:name="_Toc222419475"/>
+            <w:r>
+              <w:rPr>
+                <w:rFonts w:ascii="Times New Roman" w:hAnsi="Times New Roman" w:cs="Times New Roman"/>
+              </w:rPr>
+              <w:t xml:space="preserve">Obrázok </w:t>
+            </w:r>
+            <w:r>
+              <w:rPr>
+                <w:rFonts w:ascii="Times New Roman" w:hAnsi="Times New Roman" w:cs="Times New Roman"/>
+              </w:rPr>
+              <w:fldChar w:fldCharType="begin"/>
+            </w:r>
+            <w:r>
+              <w:rPr>
+                <w:rFonts w:ascii="Times New Roman" w:hAnsi="Times New Roman" w:cs="Times New Roman"/>
+              </w:rPr>
+              <w:instrText xml:space="preserve"> SEQ Obrázok \* ARABIC </w:instrText>
+            </w:r>
+            <w:r>
+              <w:rPr>
+                <w:rFonts w:ascii="Times New Roman" w:hAnsi="Times New Roman" w:cs="Times New Roman"/>
+              </w:rPr>
+              <w:fldChar w:fldCharType="separate"/>
+            </w:r>
+            <w:r>
+              <w:rPr>
+                <w:rFonts w:ascii="Times New Roman" w:hAnsi="Times New Roman" w:cs="Times New Roman"/>
+                <w:noProof/>
+              </w:rPr>
+              <w:t>3</w:t>
+            </w:r>
+            <w:r>
+              <w:rPr>
+                <w:rFonts w:ascii="Times New Roman" w:hAnsi="Times New Roman" w:cs="Times New Roman"/>
+              </w:rPr>
+              <w:fldChar w:fldCharType="end"/>
+            </w:r>
+            <w:r>
+              <w:rPr>
+                <w:rFonts w:ascii="Times New Roman" w:hAnsi="Times New Roman" w:cs="Times New Roman"/>
+              </w:rPr>
+              <w:t>, Ukážka správy párov</w:t>
+            </w:r>
+            <w:bookmarkEnd w:id="17"/>
           </w:p>
         </w:tc>
       </w:tr>
@@ -6935,16 +7372,13 @@
           <w:p>
             <w:pPr>
               <w:pStyle w:val="text"/>
+              <w:keepNext/>
               <w:ind w:firstLine="0"/>
-              <w:rPr>
-                <w:noProof/>
-              </w:rPr>
             </w:pPr>
             <w:r>
               <w:rPr>
                 <w:noProof/>
               </w:rPr>
-              <w:lastRenderedPageBreak/>
               <w:drawing>
                 <wp:inline distT="0" distB="0" distL="0" distR="0" wp14:anchorId="135369EE" wp14:editId="021399CB">
                   <wp:extent cx="5399405" cy="1581150"/>
@@ -6982,56 +7416,67 @@
               </w:drawing>
             </w:r>
           </w:p>
+          <w:p>
+            <w:pPr>
+              <w:pStyle w:val="Popis"/>
+              <w:jc w:val="both"/>
+              <w:rPr>
+                <w:rFonts w:ascii="Times New Roman" w:hAnsi="Times New Roman" w:cs="Times New Roman"/>
+                <w:noProof/>
+              </w:rPr>
+            </w:pPr>
+            <w:bookmarkStart w:id="18" w:name="_Toc222419476"/>
+            <w:r>
+              <w:rPr>
+                <w:rFonts w:ascii="Times New Roman" w:hAnsi="Times New Roman" w:cs="Times New Roman"/>
+              </w:rPr>
+              <w:t xml:space="preserve">Obrázok </w:t>
+            </w:r>
+            <w:r>
+              <w:rPr>
+                <w:rFonts w:ascii="Times New Roman" w:hAnsi="Times New Roman" w:cs="Times New Roman"/>
+              </w:rPr>
+              <w:fldChar w:fldCharType="begin"/>
+            </w:r>
+            <w:r>
+              <w:rPr>
+                <w:rFonts w:ascii="Times New Roman" w:hAnsi="Times New Roman" w:cs="Times New Roman"/>
+              </w:rPr>
+              <w:instrText xml:space="preserve"> SEQ Obrázok \* ARABIC </w:instrText>
+            </w:r>
+            <w:r>
+              <w:rPr>
+                <w:rFonts w:ascii="Times New Roman" w:hAnsi="Times New Roman" w:cs="Times New Roman"/>
+              </w:rPr>
+              <w:fldChar w:fldCharType="separate"/>
+            </w:r>
+            <w:r>
+              <w:rPr>
+                <w:rFonts w:ascii="Times New Roman" w:hAnsi="Times New Roman" w:cs="Times New Roman"/>
+                <w:noProof/>
+              </w:rPr>
+              <w:t>4</w:t>
+            </w:r>
+            <w:r>
+              <w:rPr>
+                <w:rFonts w:ascii="Times New Roman" w:hAnsi="Times New Roman" w:cs="Times New Roman"/>
+              </w:rPr>
+              <w:fldChar w:fldCharType="end"/>
+            </w:r>
+            <w:r>
+              <w:rPr>
+                <w:rFonts w:ascii="Times New Roman" w:hAnsi="Times New Roman" w:cs="Times New Roman"/>
+              </w:rPr>
+              <w:t>, Ukážka profilu</w:t>
+            </w:r>
+            <w:bookmarkEnd w:id="18"/>
+          </w:p>
         </w:tc>
       </w:tr>
     </w:tbl>
     <w:p>
       <w:pPr>
         <w:pStyle w:val="text"/>
-        <w:ind w:firstLine="0"/>
-        <w:rPr>
-          <w:i/>
-          <w:iCs/>
-          <w:noProof/>
-        </w:rPr>
-      </w:pPr>
-      <w:r>
-        <w:rPr>
-          <w:i/>
-          <w:iCs/>
-          <w:noProof/>
-        </w:rPr>
-        <w:t xml:space="preserve">Obr </w:t>
-      </w:r>
-      <w:r>
-        <w:rPr>
-          <w:i/>
-          <w:iCs/>
-          <w:noProof/>
-          <w:lang w:val="en-US"/>
-        </w:rPr>
-        <w:t>9</w:t>
-      </w:r>
-      <w:r>
-        <w:rPr>
-          <w:i/>
-          <w:iCs/>
-          <w:noProof/>
-        </w:rPr>
-        <w:t>, Ukážka</w:t>
-      </w:r>
-      <w:r>
-        <w:rPr>
-          <w:i/>
-          <w:iCs/>
-          <w:noProof/>
-        </w:rPr>
-        <w:t xml:space="preserve"> profilu</w:t>
-      </w:r>
-    </w:p>
-    <w:p>
-      <w:pPr>
-        <w:pStyle w:val="text"/>
         <w:rPr>
           <w:b/>
           <w:bCs/>
@@ -7206,14 +7651,7 @@
         <w:rPr>
           <w:noProof/>
         </w:rPr>
-        <w:t xml:space="preserve">Error handling je implementovaný na úrovni axios interceptors, ktoré automaticky spracúvajú chyby a poskytujú vhodné chybové hlášky </w:t>
-      </w:r>
-      <w:r>
-        <w:rPr>
-          <w:noProof/>
-        </w:rPr>
-        <w:lastRenderedPageBreak/>
-        <w:t xml:space="preserve">používateľovi. Tento prístup zjednodušuje error handling v celej aplikácii a poskytuje konzistentné správanie pri chybách </w:t>
+        <w:t xml:space="preserve">Error handling je implementovaný na úrovni axios interceptors, ktoré automaticky spracúvajú chyby a poskytujú vhodné chybové hlášky používateľovi. Tento prístup zjednodušuje error handling v celej aplikácii a poskytuje konzistentné správanie pri chybách </w:t>
       </w:r>
       <w:r>
         <w:rPr>
@@ -7239,14 +7677,14 @@
           <w:noProof/>
         </w:rPr>
       </w:pPr>
-      <w:bookmarkStart w:id="16" w:name="_Toc222400930"/>
+      <w:bookmarkStart w:id="19" w:name="_Toc222418965"/>
       <w:r>
         <w:rPr>
           <w:noProof/>
         </w:rPr>
         <w:t>Business logika</w:t>
       </w:r>
-      <w:bookmarkEnd w:id="16"/>
+      <w:bookmarkEnd w:id="19"/>
     </w:p>
     <w:p>
       <w:pPr>
@@ -7271,7 +7709,14 @@
         <w:rPr>
           <w:noProof/>
         </w:rPr>
-        <w:t>Algoritmus najprv validuje konfiguráciu rozvrhu a následne vytvára všetky možné časové sloty pre daný deň. Algoritmus potom prioritizuje párové hodiny a skupinové hodiny pred individuálnymi hodinami a snaží sa maximalizovať počet uspokojených požiadaviek pri re</w:t>
+        <w:t xml:space="preserve">Algoritmus najprv validuje konfiguráciu rozvrhu a následne vytvára všetky možné časové sloty pre daný deň. Algoritmus potom prioritizuje párové hodiny a skupinové hodiny pred individuálnymi </w:t>
+      </w:r>
+      <w:r>
+        <w:rPr>
+          <w:noProof/>
+        </w:rPr>
+        <w:lastRenderedPageBreak/>
+        <w:t>hodinami a snaží sa maximalizovať počet uspokojených požiadaviek pri re</w:t>
       </w:r>
       <w:r>
         <w:rPr>
@@ -7333,14 +7778,14 @@
           <w:noProof/>
         </w:rPr>
       </w:pPr>
-      <w:bookmarkStart w:id="17" w:name="_Toc222400931"/>
+      <w:bookmarkStart w:id="20" w:name="_Toc222418966"/>
       <w:r>
         <w:rPr>
           <w:noProof/>
         </w:rPr>
         <w:t>Testovanie funkcií</w:t>
       </w:r>
-      <w:bookmarkEnd w:id="17"/>
+      <w:bookmarkEnd w:id="20"/>
     </w:p>
     <w:p>
       <w:pPr>
@@ -7441,7 +7886,6 @@
         <w:rPr>
           <w:noProof/>
         </w:rPr>
-        <w:lastRenderedPageBreak/>
         <w:t xml:space="preserve">Bezpečnostné testovanie zahŕňa kontrolu autentifikácie a autorizácie, validácie vstupov, ochrany pred SQL injection (v tomto prípade NoSQL injection), XSS útokmi a CSRF útokmi. Testovanie zahŕňa aj kontrolu správneho hashovania hesiel a bezpečného ukladania citlivých dát </w:t>
       </w:r>
       <w:r>
@@ -7500,14 +7944,15 @@
           <w:noProof/>
         </w:rPr>
       </w:pPr>
-      <w:bookmarkStart w:id="18" w:name="_Toc222400932"/>
-      <w:r>
-        <w:rPr>
-          <w:noProof/>
-        </w:rPr>
+      <w:bookmarkStart w:id="21" w:name="_Toc222418967"/>
+      <w:r>
+        <w:rPr>
+          <w:noProof/>
+        </w:rPr>
+        <w:lastRenderedPageBreak/>
         <w:t>Deployment</w:t>
       </w:r>
-      <w:bookmarkEnd w:id="18"/>
+      <w:bookmarkEnd w:id="21"/>
     </w:p>
     <w:p>
       <w:pPr>
@@ -7624,7 +8069,7 @@
           <w:noProof/>
         </w:rPr>
       </w:pPr>
-      <w:bookmarkStart w:id="19" w:name="_Toc222400933"/>
+      <w:bookmarkStart w:id="22" w:name="_Toc222418968"/>
       <w:r>
         <w:rPr>
           <w:noProof/>
@@ -7632,7 +8077,7 @@
         <w:lastRenderedPageBreak/>
         <w:t>MARKETINGOVÝ PLÁN</w:t>
       </w:r>
-      <w:bookmarkEnd w:id="19"/>
+      <w:bookmarkEnd w:id="22"/>
     </w:p>
     <w:p>
       <w:pPr>
@@ -8063,7 +8508,7 @@
           <w:noProof/>
         </w:rPr>
       </w:pPr>
-      <w:bookmarkStart w:id="20" w:name="_Toc222400934"/>
+      <w:bookmarkStart w:id="23" w:name="_Toc222418969"/>
       <w:r>
         <w:rPr>
           <w:noProof/>
@@ -8071,7 +8516,7 @@
         <w:lastRenderedPageBreak/>
         <w:t>Zhrnutie práce</w:t>
       </w:r>
-      <w:bookmarkEnd w:id="20"/>
+      <w:bookmarkEnd w:id="23"/>
     </w:p>
     <w:p>
       <w:pPr>
@@ -8287,7 +8732,7 @@
           <w:noProof/>
         </w:rPr>
       </w:pPr>
-      <w:bookmarkStart w:id="21" w:name="_Toc222400935"/>
+      <w:bookmarkStart w:id="24" w:name="_Toc222418970"/>
       <w:r>
         <w:rPr>
           <w:noProof/>
@@ -8301,7 +8746,7 @@
         </w:rPr>
         <w:t>y</w:t>
       </w:r>
-      <w:bookmarkEnd w:id="21"/>
+      <w:bookmarkEnd w:id="24"/>
     </w:p>
     <w:p>
       <w:pPr>
@@ -10719,6 +11164,7 @@
   <w:style w:type="character" w:default="1" w:styleId="Predvolenpsmoodseku">
     <w:name w:val="Default Paragraph Font"/>
     <w:uiPriority w:val="1"/>
+    <w:semiHidden/>
     <w:unhideWhenUsed/>
   </w:style>
   <w:style w:type="table" w:default="1" w:styleId="Normlnatabuka">
@@ -11380,6 +11826,36 @@
       </w:tblBorders>
     </w:tblPr>
   </w:style>
+  <w:style w:type="paragraph" w:styleId="Popis">
+    <w:name w:val="caption"/>
+    <w:basedOn w:val="Normlny"/>
+    <w:next w:val="Normlny"/>
+    <w:uiPriority w:val="35"/>
+    <w:unhideWhenUsed/>
+    <w:qFormat/>
+    <w:rsid w:val="009336BD"/>
+    <w:pPr>
+      <w:spacing w:after="200" w:line="240" w:lineRule="auto"/>
+    </w:pPr>
+    <w:rPr>
+      <w:i/>
+      <w:iCs/>
+      <w:color w:val="0E2841" w:themeColor="text2"/>
+      <w:sz w:val="18"/>
+      <w:szCs w:val="18"/>
+    </w:rPr>
+  </w:style>
+  <w:style w:type="paragraph" w:styleId="Zoznamobrzkov">
+    <w:name w:val="table of figures"/>
+    <w:basedOn w:val="Normlny"/>
+    <w:next w:val="Normlny"/>
+    <w:uiPriority w:val="99"/>
+    <w:unhideWhenUsed/>
+    <w:rsid w:val="009336BD"/>
+    <w:pPr>
+      <w:spacing w:after="0"/>
+    </w:pPr>
+  </w:style>
 </w:styles>
 </file>
 
@@ -11679,27 +12155,6 @@
 </file>
 
 <file path=customXml/item1.xml><?xml version="1.0" encoding="utf-8"?>
-<?mso-contentType ?>
-<FormTemplates xmlns="http://schemas.microsoft.com/sharepoint/v3/contenttype/forms">
-  <Display>DocumentLibraryForm</Display>
-  <Edit>DocumentLibraryForm</Edit>
-  <New>DocumentLibraryForm</New>
-</FormTemplates>
-</file>
-
-<file path=customXml/item2.xml><?xml version="1.0" encoding="utf-8"?>
-<p:properties xmlns:p="http://schemas.microsoft.com/office/2006/metadata/properties" xmlns:xsi="http://www.w3.org/2001/XMLSchema-instance" xmlns:pc="http://schemas.microsoft.com/office/infopath/2007/PartnerControls">
-  <documentManagement>
-    <_activity xmlns="a94799e5-846a-4ad9-b31d-5ba5d0428847" xsi:nil="true"/>
-  </documentManagement>
-</p:properties>
-</file>
-
-<file path=customXml/item3.xml><?xml version="1.0" encoding="utf-8"?>
-<b:Sources xmlns:b="http://schemas.openxmlformats.org/officeDocument/2006/bibliography" xmlns="http://schemas.openxmlformats.org/officeDocument/2006/bibliography" SelectedStyle="\APASixthEditionOfficeOnline.xsl" StyleName="APA" Version="6"/>
-</file>
-
-<file path=customXml/item4.xml><?xml version="1.0" encoding="utf-8"?>
 <ct:contentTypeSchema xmlns:ct="http://schemas.microsoft.com/office/2006/metadata/contentType" xmlns:ma="http://schemas.microsoft.com/office/2006/metadata/properties/metaAttributes" ct:_="" ma:_="" ma:contentTypeName="Dokument" ma:contentTypeID="0x010100FF914F332154174D803A7B644D03395C" ma:contentTypeVersion="16" ma:contentTypeDescription="Umožňuje vytvoriť nový dokument." ma:contentTypeScope="" ma:versionID="fd77751d24e8168fda22eab337079d00">
   <xsd:schema xmlns:xsd="http://www.w3.org/2001/XMLSchema" xmlns:xs="http://www.w3.org/2001/XMLSchema" xmlns:p="http://schemas.microsoft.com/office/2006/metadata/properties" xmlns:ns3="a94799e5-846a-4ad9-b31d-5ba5d0428847" xmlns:ns4="b0f22963-9bb8-4dce-be88-550968040c8c" targetNamespace="http://schemas.microsoft.com/office/2006/metadata/properties" ma:root="true" ma:fieldsID="b71646f853d82629af3ee6a4474bd060" ns3:_="" ns4:_="">
     <xsd:import namespace="a94799e5-846a-4ad9-b31d-5ba5d0428847"/>
@@ -11938,33 +12393,28 @@
 </ct:contentTypeSchema>
 </file>
 
-<file path=customXml/itemProps1.xml><?xml version="1.0" encoding="utf-8"?>
-<ds:datastoreItem xmlns:ds="http://schemas.openxmlformats.org/officeDocument/2006/customXml" ds:itemID="{1F4F2074-9665-40AE-AC4D-38B5428FDE6E}">
-  <ds:schemaRefs>
-    <ds:schemaRef ds:uri="http://schemas.microsoft.com/sharepoint/v3/contenttype/forms"/>
-  </ds:schemaRefs>
-</ds:datastoreItem>
+<file path=customXml/item2.xml><?xml version="1.0" encoding="utf-8"?>
+<b:Sources xmlns:b="http://schemas.openxmlformats.org/officeDocument/2006/bibliography" xmlns="http://schemas.openxmlformats.org/officeDocument/2006/bibliography" SelectedStyle="\APASixthEditionOfficeOnline.xsl" StyleName="APA" Version="6"/>
 </file>
 
-<file path=customXml/itemProps2.xml><?xml version="1.0" encoding="utf-8"?>
-<ds:datastoreItem xmlns:ds="http://schemas.openxmlformats.org/officeDocument/2006/customXml" ds:itemID="{8A7D4A20-64F2-4259-949F-7A93E612CEDE}">
-  <ds:schemaRefs>
-    <ds:schemaRef ds:uri="http://schemas.microsoft.com/office/2006/metadata/properties"/>
-    <ds:schemaRef ds:uri="http://schemas.microsoft.com/office/infopath/2007/PartnerControls"/>
-    <ds:schemaRef ds:uri="a94799e5-846a-4ad9-b31d-5ba5d0428847"/>
-  </ds:schemaRefs>
-</ds:datastoreItem>
+<file path=customXml/item3.xml><?xml version="1.0" encoding="utf-8"?>
+<p:properties xmlns:p="http://schemas.microsoft.com/office/2006/metadata/properties" xmlns:xsi="http://www.w3.org/2001/XMLSchema-instance" xmlns:pc="http://schemas.microsoft.com/office/infopath/2007/PartnerControls">
+  <documentManagement>
+    <_activity xmlns="a94799e5-846a-4ad9-b31d-5ba5d0428847" xsi:nil="true"/>
+  </documentManagement>
+</p:properties>
 </file>
 
-<file path=customXml/itemProps3.xml><?xml version="1.0" encoding="utf-8"?>
-<ds:datastoreItem xmlns:ds="http://schemas.openxmlformats.org/officeDocument/2006/customXml" ds:itemID="{33B51BA0-60DC-4A69-874E-22CBA927F23E}">
-  <ds:schemaRefs>
-    <ds:schemaRef ds:uri="http://schemas.openxmlformats.org/officeDocument/2006/bibliography"/>
-  </ds:schemaRefs>
-</ds:datastoreItem>
+<file path=customXml/item4.xml><?xml version="1.0" encoding="utf-8"?>
+<?mso-contentType ?>
+<FormTemplates xmlns="http://schemas.microsoft.com/sharepoint/v3/contenttype/forms">
+  <Display>DocumentLibraryForm</Display>
+  <Edit>DocumentLibraryForm</Edit>
+  <New>DocumentLibraryForm</New>
+</FormTemplates>
 </file>
 
-<file path=customXml/itemProps4.xml><?xml version="1.0" encoding="utf-8"?>
+<file path=customXml/itemProps1.xml><?xml version="1.0" encoding="utf-8"?>
 <ds:datastoreItem xmlns:ds="http://schemas.openxmlformats.org/officeDocument/2006/customXml" ds:itemID="{C3329A49-AD3D-4BA1-96E5-F249191C1F65}">
   <ds:schemaRefs>
     <ds:schemaRef ds:uri="http://schemas.microsoft.com/office/2006/metadata/contentType"/>
@@ -11981,4 +12431,30 @@
     <ds:schemaRef ds:uri="http://schemas.microsoft.com/internal/obd"/>
   </ds:schemaRefs>
 </ds:datastoreItem>
+</file>
+
+<file path=customXml/itemProps2.xml><?xml version="1.0" encoding="utf-8"?>
+<ds:datastoreItem xmlns:ds="http://schemas.openxmlformats.org/officeDocument/2006/customXml" ds:itemID="{33B51BA0-60DC-4A69-874E-22CBA927F23E}">
+  <ds:schemaRefs>
+    <ds:schemaRef ds:uri="http://schemas.openxmlformats.org/officeDocument/2006/bibliography"/>
+  </ds:schemaRefs>
+</ds:datastoreItem>
+</file>
+
+<file path=customXml/itemProps3.xml><?xml version="1.0" encoding="utf-8"?>
+<ds:datastoreItem xmlns:ds="http://schemas.openxmlformats.org/officeDocument/2006/customXml" ds:itemID="{8A7D4A20-64F2-4259-949F-7A93E612CEDE}">
+  <ds:schemaRefs>
+    <ds:schemaRef ds:uri="http://schemas.microsoft.com/office/2006/metadata/properties"/>
+    <ds:schemaRef ds:uri="http://schemas.microsoft.com/office/infopath/2007/PartnerControls"/>
+    <ds:schemaRef ds:uri="a94799e5-846a-4ad9-b31d-5ba5d0428847"/>
+  </ds:schemaRefs>
+</ds:datastoreItem>
+</file>
+
+<file path=customXml/itemProps4.xml><?xml version="1.0" encoding="utf-8"?>
+<ds:datastoreItem xmlns:ds="http://schemas.openxmlformats.org/officeDocument/2006/customXml" ds:itemID="{1F4F2074-9665-40AE-AC4D-38B5428FDE6E}">
+  <ds:schemaRefs>
+    <ds:schemaRef ds:uri="http://schemas.microsoft.com/sharepoint/v3/contenttype/forms"/>
+  </ds:schemaRefs>
+</ds:datastoreItem>
 </file>
--- a/__ms-praca__/praca.docx
+++ b/__ms-praca__/praca.docx
@@ -134,7 +134,6 @@
           <w:szCs w:val="28"/>
         </w:rPr>
       </w:pPr>
-      <w:proofErr w:type="spellStart"/>
       <w:r>
         <w:rPr>
           <w:rFonts w:ascii="Times New Roman" w:hAnsi="Times New Roman" w:cs="Times New Roman"/>
@@ -145,7 +144,6 @@
         </w:rPr>
         <w:t>DanceHub</w:t>
       </w:r>
-      <w:proofErr w:type="spellEnd"/>
     </w:p>
     <w:p>
       <w:pPr>
@@ -688,7 +686,6 @@
         </w:rPr>
         <w:t xml:space="preserve">tému </w:t>
       </w:r>
-      <w:proofErr w:type="spellStart"/>
       <w:r>
         <w:rPr>
           <w:rFonts w:ascii="Times New Roman" w:hAnsi="Times New Roman" w:cs="Times New Roman"/>
@@ -697,41 +694,13 @@
         </w:rPr>
         <w:t>DanceHub</w:t>
       </w:r>
-      <w:proofErr w:type="spellEnd"/>
-      <w:r>
-        <w:rPr>
-          <w:rFonts w:ascii="Times New Roman" w:hAnsi="Times New Roman" w:cs="Times New Roman"/>
-          <w:sz w:val="24"/>
-          <w:szCs w:val="24"/>
-        </w:rPr>
-        <w:t xml:space="preserve">, som vypracoval samostatne, s použitím uvedených literárnych zdrojov. Prácu som neprihlásil a ani neprezentoval v žiadnej inej súťaži, ktorá je pod </w:t>
-      </w:r>
-      <w:proofErr w:type="spellStart"/>
-      <w:r>
-        <w:rPr>
-          <w:rFonts w:ascii="Times New Roman" w:hAnsi="Times New Roman" w:cs="Times New Roman"/>
-          <w:sz w:val="24"/>
-          <w:szCs w:val="24"/>
-        </w:rPr>
-        <w:t>gestorstvom</w:t>
-      </w:r>
-      <w:proofErr w:type="spellEnd"/>
-      <w:r>
-        <w:rPr>
-          <w:rFonts w:ascii="Times New Roman" w:hAnsi="Times New Roman" w:cs="Times New Roman"/>
-          <w:sz w:val="24"/>
-          <w:szCs w:val="24"/>
-        </w:rPr>
-        <w:t xml:space="preserve"> </w:t>
-      </w:r>
-      <w:proofErr w:type="spellStart"/>
-      <w:r>
-        <w:rPr>
-          <w:rFonts w:ascii="Times New Roman" w:hAnsi="Times New Roman" w:cs="Times New Roman"/>
-          <w:sz w:val="24"/>
-          <w:szCs w:val="24"/>
-        </w:rPr>
-        <w:t>MŠVVa</w:t>
+      <w:r>
+        <w:rPr>
+          <w:rFonts w:ascii="Times New Roman" w:hAnsi="Times New Roman" w:cs="Times New Roman"/>
+          <w:sz w:val="24"/>
+          <w:szCs w:val="24"/>
+        </w:rPr>
+        <w:t>, som vypracoval samostatne, s použitím uvedených literárnych zdrojov. Prácu som neprihlásil a ani neprezentoval v žiadnej inej súťaži, ktorá je pod gestorstvom MŠVVa</w:t>
       </w:r>
       <w:r>
         <w:rPr>
@@ -741,7 +710,6 @@
         </w:rPr>
         <w:t>M</w:t>
       </w:r>
-      <w:proofErr w:type="spellEnd"/>
       <w:r>
         <w:rPr>
           <w:rFonts w:ascii="Times New Roman" w:hAnsi="Times New Roman" w:cs="Times New Roman"/>
@@ -1155,18 +1123,16 @@
           <w:sz w:val="24"/>
           <w:szCs w:val="24"/>
         </w:rPr>
-        <w:t xml:space="preserve">Dominikovi </w:t>
-      </w:r>
-      <w:proofErr w:type="spellStart"/>
-      <w:r>
-        <w:rPr>
-          <w:rFonts w:ascii="Times New Roman" w:hAnsi="Times New Roman" w:cs="Times New Roman"/>
-          <w:sz w:val="24"/>
-          <w:szCs w:val="24"/>
-        </w:rPr>
-        <w:t>Zatkalíkovi</w:t>
-      </w:r>
-      <w:proofErr w:type="spellEnd"/>
+        <w:t>Dominikovi Zatkalíkovi</w:t>
+      </w:r>
+      <w:r>
+        <w:rPr>
+          <w:rFonts w:ascii="Times New Roman" w:hAnsi="Times New Roman" w:cs="Times New Roman"/>
+          <w:sz w:val="24"/>
+          <w:szCs w:val="24"/>
+        </w:rPr>
+        <w:t>, PhD.</w:t>
+      </w:r>
       <w:r>
         <w:rPr>
           <w:rFonts w:ascii="Times New Roman" w:hAnsi="Times New Roman" w:cs="Times New Roman"/>
@@ -1218,47 +1184,7 @@
         <w:t xml:space="preserve"> </w:t>
       </w:r>
       <w:r>
-        <w:t>práca sa zaoberá návrhom a implementáciou webovej aplikácie </w:t>
-      </w:r>
-      <w:proofErr w:type="spellStart"/>
-      <w:r>
-        <w:t>DanceHub</w:t>
-      </w:r>
-      <w:proofErr w:type="spellEnd"/>
-      <w:r>
-        <w:t> na správu aktivít párového tanečného klubu. Analyzuje existujúce riešenia v oblasti plánovania rozvrhov a identifikuje nedostatok špecializovaných nástrojov určených pre párové tancovanie. Na základe vykonanej analýzy bola navrhnutá komplexná aplikácia pokrývajúca správu používateľov a rolí, administráciu klubu, evidenciu tanečných párov, sledovanie dostupnosti a automatizované generovanie rozvrhu. Aplikácia bola implementovaná pomocou technológií </w:t>
-      </w:r>
-      <w:proofErr w:type="spellStart"/>
-      <w:r>
-        <w:t>React</w:t>
-      </w:r>
-      <w:proofErr w:type="spellEnd"/>
-      <w:r>
-        <w:t xml:space="preserve">, Next.js, </w:t>
-      </w:r>
-      <w:proofErr w:type="spellStart"/>
-      <w:r>
-        <w:t>TypeScript</w:t>
-      </w:r>
-      <w:proofErr w:type="spellEnd"/>
-      <w:r>
-        <w:t xml:space="preserve">, </w:t>
-      </w:r>
-      <w:proofErr w:type="spellStart"/>
-      <w:r>
-        <w:t>Tailwind</w:t>
-      </w:r>
-      <w:proofErr w:type="spellEnd"/>
-      <w:r>
-        <w:t xml:space="preserve"> CSS, </w:t>
-      </w:r>
-      <w:proofErr w:type="spellStart"/>
-      <w:r>
-        <w:t>MongoDB</w:t>
-      </w:r>
-      <w:proofErr w:type="spellEnd"/>
-      <w:r>
-        <w:t xml:space="preserve"> a JWT autentifikácie. Súčasťou riešenia je pokročilý plánovací algoritmus, ktorý skracuje čas tvorby rozvrhu približne o 70–80 % a znižuje konflikty v rozvrhu približne o 90 %. </w:t>
+        <w:t xml:space="preserve">práca sa zaoberá návrhom a implementáciou webovej aplikácie DanceHub na správu aktivít párového tanečného klubu. Analyzuje existujúce riešenia v oblasti plánovania rozvrhov a identifikuje nedostatok špecializovaných nástrojov určených pre párové tancovanie. Na základe vykonanej analýzy bola navrhnutá komplexná aplikácia pokrývajúca správu používateľov a rolí, administráciu klubu, evidenciu tanečných párov, sledovanie dostupnosti a automatizované generovanie rozvrhu. Aplikácia bola implementovaná pomocou technológií React, Next.js, TypeScript, Tailwind CSS, MongoDB a JWT autentifikácie. Súčasťou riešenia je pokročilý plánovací algoritmus, ktorý skracuje čas tvorby rozvrhu približne o 70–80 % a znižuje konflikty v rozvrhu približne o 90 %. </w:t>
       </w:r>
     </w:p>
     <w:p>
@@ -1299,21 +1225,8 @@
         <w:t>A</w:t>
       </w:r>
       <w:r>
-        <w:t xml:space="preserve">lgoritmus, </w:t>
-      </w:r>
-      <w:proofErr w:type="spellStart"/>
-      <w:r>
-        <w:t>React</w:t>
-      </w:r>
-      <w:proofErr w:type="spellEnd"/>
-      <w:r>
-        <w:t xml:space="preserve">, Next.js, </w:t>
-      </w:r>
-      <w:proofErr w:type="spellStart"/>
-      <w:r>
-        <w:t>MongoDB</w:t>
-      </w:r>
-      <w:proofErr w:type="spellEnd"/>
+        <w:t>lgoritmus, React, Next.js, MongoDB</w:t>
+      </w:r>
       <w:r>
         <w:t xml:space="preserve">, </w:t>
       </w:r>
@@ -1337,7 +1250,6 @@
           <w:szCs w:val="24"/>
         </w:rPr>
       </w:pPr>
-      <w:proofErr w:type="spellStart"/>
       <w:r>
         <w:rPr>
           <w:b/>
@@ -1347,677 +1259,51 @@
         </w:rPr>
         <w:t>Abstract</w:t>
       </w:r>
-      <w:proofErr w:type="spellEnd"/>
-    </w:p>
-    <w:p>
-      <w:pPr>
-        <w:pStyle w:val="text"/>
-      </w:pPr>
-      <w:proofErr w:type="spellStart"/>
-      <w:r>
-        <w:t>This</w:t>
-      </w:r>
-      <w:proofErr w:type="spellEnd"/>
-      <w:r>
-        <w:t> </w:t>
-      </w:r>
-      <w:proofErr w:type="spellStart"/>
-      <w:r>
-        <w:t>thesis</w:t>
-      </w:r>
-      <w:proofErr w:type="spellEnd"/>
-      <w:r>
-        <w:t> </w:t>
-      </w:r>
-      <w:proofErr w:type="spellStart"/>
-      <w:r>
-        <w:t>deals</w:t>
-      </w:r>
-      <w:proofErr w:type="spellEnd"/>
-      <w:r>
-        <w:t xml:space="preserve"> </w:t>
-      </w:r>
-      <w:proofErr w:type="spellStart"/>
-      <w:r>
-        <w:t>with</w:t>
-      </w:r>
-      <w:proofErr w:type="spellEnd"/>
-      <w:r>
-        <w:t xml:space="preserve"> </w:t>
-      </w:r>
-      <w:proofErr w:type="spellStart"/>
-      <w:r>
-        <w:t>the</w:t>
-      </w:r>
-      <w:proofErr w:type="spellEnd"/>
-      <w:r>
-        <w:t xml:space="preserve"> design and </w:t>
-      </w:r>
-      <w:proofErr w:type="spellStart"/>
-      <w:r>
-        <w:t>implementation</w:t>
-      </w:r>
-      <w:proofErr w:type="spellEnd"/>
-      <w:r>
-        <w:t xml:space="preserve"> of </w:t>
-      </w:r>
-      <w:proofErr w:type="spellStart"/>
-      <w:r>
-        <w:t>DanceHub</w:t>
-      </w:r>
-      <w:proofErr w:type="spellEnd"/>
-      <w:r>
-        <w:t xml:space="preserve">, a web </w:t>
-      </w:r>
-      <w:proofErr w:type="spellStart"/>
-      <w:r>
-        <w:t>application</w:t>
-      </w:r>
-      <w:proofErr w:type="spellEnd"/>
-      <w:r>
-        <w:t> </w:t>
-      </w:r>
-      <w:proofErr w:type="spellStart"/>
-      <w:r>
-        <w:t>for</w:t>
-      </w:r>
-      <w:proofErr w:type="spellEnd"/>
-      <w:r>
-        <w:t> </w:t>
-      </w:r>
-      <w:proofErr w:type="spellStart"/>
-      <w:r>
-        <w:t>managing</w:t>
-      </w:r>
-      <w:proofErr w:type="spellEnd"/>
-      <w:r>
-        <w:t xml:space="preserve"> </w:t>
-      </w:r>
-      <w:proofErr w:type="spellStart"/>
-      <w:r>
-        <w:t>pair-dance</w:t>
-      </w:r>
-      <w:proofErr w:type="spellEnd"/>
-      <w:r>
-        <w:t> </w:t>
-      </w:r>
-      <w:proofErr w:type="spellStart"/>
-      <w:r>
-        <w:t>club</w:t>
-      </w:r>
-      <w:proofErr w:type="spellEnd"/>
-      <w:r>
-        <w:t> </w:t>
-      </w:r>
-      <w:proofErr w:type="spellStart"/>
-      <w:r>
-        <w:t>activities</w:t>
-      </w:r>
-      <w:proofErr w:type="spellEnd"/>
-      <w:r>
-        <w:t xml:space="preserve">. </w:t>
-      </w:r>
-      <w:proofErr w:type="spellStart"/>
-      <w:r>
-        <w:t>It</w:t>
-      </w:r>
-      <w:proofErr w:type="spellEnd"/>
-      <w:r>
-        <w:t xml:space="preserve"> </w:t>
-      </w:r>
-      <w:proofErr w:type="spellStart"/>
-      <w:r>
-        <w:t>analyses</w:t>
-      </w:r>
-      <w:proofErr w:type="spellEnd"/>
-      <w:r>
-        <w:t> </w:t>
-      </w:r>
-      <w:proofErr w:type="spellStart"/>
-      <w:r>
-        <w:t>the</w:t>
-      </w:r>
-      <w:proofErr w:type="spellEnd"/>
-      <w:r>
-        <w:t> </w:t>
-      </w:r>
-      <w:proofErr w:type="spellStart"/>
-      <w:r>
-        <w:t>current</w:t>
-      </w:r>
-      <w:proofErr w:type="spellEnd"/>
-      <w:r>
-        <w:t xml:space="preserve"> </w:t>
-      </w:r>
-      <w:proofErr w:type="spellStart"/>
-      <w:r>
-        <w:t>market</w:t>
-      </w:r>
-      <w:proofErr w:type="spellEnd"/>
-      <w:r>
-        <w:t xml:space="preserve"> of </w:t>
-      </w:r>
-      <w:proofErr w:type="spellStart"/>
-      <w:r>
-        <w:t>scheduling</w:t>
-      </w:r>
-      <w:proofErr w:type="spellEnd"/>
-      <w:r>
-        <w:t> </w:t>
-      </w:r>
-      <w:proofErr w:type="spellStart"/>
-      <w:r>
-        <w:t>applications</w:t>
-      </w:r>
-      <w:proofErr w:type="spellEnd"/>
-      <w:r>
-        <w:t xml:space="preserve"> and </w:t>
-      </w:r>
-      <w:proofErr w:type="spellStart"/>
-      <w:r>
-        <w:t>identifies</w:t>
-      </w:r>
-      <w:proofErr w:type="spellEnd"/>
-      <w:r>
-        <w:t xml:space="preserve"> </w:t>
-      </w:r>
-      <w:proofErr w:type="spellStart"/>
-      <w:r>
-        <w:t>the</w:t>
-      </w:r>
-      <w:proofErr w:type="spellEnd"/>
-      <w:r>
-        <w:t xml:space="preserve"> </w:t>
-      </w:r>
-      <w:proofErr w:type="spellStart"/>
-      <w:r>
-        <w:t>lack</w:t>
-      </w:r>
-      <w:proofErr w:type="spellEnd"/>
-      <w:r>
-        <w:t> of </w:t>
-      </w:r>
-      <w:proofErr w:type="spellStart"/>
-      <w:r>
-        <w:t>specialised</w:t>
-      </w:r>
-      <w:proofErr w:type="spellEnd"/>
-      <w:r>
-        <w:t xml:space="preserve"> </w:t>
-      </w:r>
-      <w:proofErr w:type="spellStart"/>
-      <w:r>
-        <w:t>tools</w:t>
-      </w:r>
-      <w:proofErr w:type="spellEnd"/>
-      <w:r>
-        <w:t xml:space="preserve"> </w:t>
-      </w:r>
-      <w:proofErr w:type="spellStart"/>
-      <w:r>
-        <w:t>for</w:t>
-      </w:r>
-      <w:proofErr w:type="spellEnd"/>
-      <w:r>
-        <w:t xml:space="preserve"> </w:t>
-      </w:r>
-      <w:proofErr w:type="spellStart"/>
-      <w:r>
-        <w:t>pair-dance</w:t>
-      </w:r>
-      <w:proofErr w:type="spellEnd"/>
-      <w:r>
-        <w:t xml:space="preserve"> </w:t>
-      </w:r>
-      <w:proofErr w:type="spellStart"/>
-      <w:r>
-        <w:t>clubs</w:t>
-      </w:r>
-      <w:proofErr w:type="spellEnd"/>
-      <w:r>
-        <w:t xml:space="preserve">. </w:t>
-      </w:r>
-      <w:proofErr w:type="spellStart"/>
-      <w:r>
-        <w:t>Based</w:t>
-      </w:r>
-      <w:proofErr w:type="spellEnd"/>
-      <w:r>
-        <w:t xml:space="preserve"> on </w:t>
-      </w:r>
-      <w:proofErr w:type="spellStart"/>
-      <w:r>
-        <w:t>this</w:t>
-      </w:r>
-      <w:proofErr w:type="spellEnd"/>
-      <w:r>
-        <w:t xml:space="preserve"> </w:t>
-      </w:r>
-      <w:proofErr w:type="spellStart"/>
-      <w:r>
-        <w:t>analysis</w:t>
-      </w:r>
-      <w:proofErr w:type="spellEnd"/>
-      <w:r>
-        <w:t>, a </w:t>
-      </w:r>
-      <w:proofErr w:type="spellStart"/>
-      <w:r>
-        <w:t>comprehensive</w:t>
-      </w:r>
-      <w:proofErr w:type="spellEnd"/>
-      <w:r>
-        <w:t xml:space="preserve"> </w:t>
-      </w:r>
-      <w:proofErr w:type="spellStart"/>
-      <w:r>
-        <w:t>solution</w:t>
-      </w:r>
-      <w:proofErr w:type="spellEnd"/>
-      <w:r>
-        <w:t> </w:t>
-      </w:r>
-      <w:proofErr w:type="spellStart"/>
-      <w:r>
-        <w:t>was</w:t>
-      </w:r>
-      <w:proofErr w:type="spellEnd"/>
-      <w:r>
-        <w:t> </w:t>
-      </w:r>
-      <w:proofErr w:type="spellStart"/>
-      <w:r>
-        <w:t>designed</w:t>
-      </w:r>
-      <w:proofErr w:type="spellEnd"/>
-      <w:r>
-        <w:t xml:space="preserve"> </w:t>
-      </w:r>
-      <w:proofErr w:type="spellStart"/>
-      <w:r>
-        <w:t>covering</w:t>
-      </w:r>
-      <w:proofErr w:type="spellEnd"/>
-      <w:r>
-        <w:t xml:space="preserve"> user and role management, </w:t>
-      </w:r>
-      <w:proofErr w:type="spellStart"/>
-      <w:r>
-        <w:t>club</w:t>
-      </w:r>
-      <w:proofErr w:type="spellEnd"/>
-      <w:r>
-        <w:t xml:space="preserve"> </w:t>
-      </w:r>
-      <w:proofErr w:type="spellStart"/>
-      <w:r>
-        <w:t>administration</w:t>
-      </w:r>
-      <w:proofErr w:type="spellEnd"/>
-      <w:r>
-        <w:t xml:space="preserve">, </w:t>
-      </w:r>
-      <w:proofErr w:type="spellStart"/>
-      <w:r>
-        <w:t>dancer</w:t>
-      </w:r>
-      <w:proofErr w:type="spellEnd"/>
-      <w:r>
-        <w:t xml:space="preserve"> </w:t>
-      </w:r>
-      <w:proofErr w:type="spellStart"/>
-      <w:r>
-        <w:t>pair</w:t>
-      </w:r>
-      <w:proofErr w:type="spellEnd"/>
-      <w:r>
-        <w:t xml:space="preserve"> management, </w:t>
-      </w:r>
-      <w:proofErr w:type="spellStart"/>
-      <w:r>
-        <w:t>availability</w:t>
-      </w:r>
-      <w:proofErr w:type="spellEnd"/>
-      <w:r>
-        <w:t> </w:t>
-      </w:r>
-      <w:proofErr w:type="spellStart"/>
-      <w:r>
-        <w:t>tracking</w:t>
-      </w:r>
-      <w:proofErr w:type="spellEnd"/>
-      <w:r>
-        <w:t xml:space="preserve">, and </w:t>
-      </w:r>
-      <w:proofErr w:type="spellStart"/>
-      <w:r>
-        <w:t>automatic</w:t>
-      </w:r>
-      <w:proofErr w:type="spellEnd"/>
-      <w:r>
-        <w:t> </w:t>
-      </w:r>
-      <w:proofErr w:type="spellStart"/>
-      <w:r>
-        <w:t>timetable</w:t>
-      </w:r>
-      <w:proofErr w:type="spellEnd"/>
-      <w:r>
-        <w:t> </w:t>
-      </w:r>
-      <w:proofErr w:type="spellStart"/>
-      <w:r>
-        <w:t>generation</w:t>
-      </w:r>
-      <w:proofErr w:type="spellEnd"/>
-      <w:r>
-        <w:t xml:space="preserve">. </w:t>
-      </w:r>
-      <w:proofErr w:type="spellStart"/>
-      <w:r>
-        <w:t>The</w:t>
-      </w:r>
-      <w:proofErr w:type="spellEnd"/>
-      <w:r>
-        <w:t xml:space="preserve"> </w:t>
-      </w:r>
-      <w:proofErr w:type="spellStart"/>
-      <w:r>
-        <w:t>application</w:t>
-      </w:r>
-      <w:proofErr w:type="spellEnd"/>
-      <w:r>
-        <w:t> </w:t>
-      </w:r>
-      <w:proofErr w:type="spellStart"/>
-      <w:r>
-        <w:t>was</w:t>
-      </w:r>
-      <w:proofErr w:type="spellEnd"/>
-      <w:r>
-        <w:t> </w:t>
-      </w:r>
-      <w:proofErr w:type="spellStart"/>
-      <w:r>
-        <w:t>built</w:t>
-      </w:r>
-      <w:proofErr w:type="spellEnd"/>
-      <w:r>
-        <w:t xml:space="preserve"> </w:t>
-      </w:r>
-      <w:proofErr w:type="spellStart"/>
-      <w:r>
-        <w:t>using</w:t>
-      </w:r>
-      <w:proofErr w:type="spellEnd"/>
-      <w:r>
-        <w:t xml:space="preserve"> </w:t>
-      </w:r>
-      <w:proofErr w:type="spellStart"/>
-      <w:r>
-        <w:t>React</w:t>
-      </w:r>
-      <w:proofErr w:type="spellEnd"/>
-      <w:r>
-        <w:t xml:space="preserve">, Next.js, </w:t>
-      </w:r>
-      <w:proofErr w:type="spellStart"/>
-      <w:r>
-        <w:t>TypeScript</w:t>
-      </w:r>
-      <w:proofErr w:type="spellEnd"/>
-      <w:r>
-        <w:t xml:space="preserve">, </w:t>
-      </w:r>
-      <w:proofErr w:type="spellStart"/>
-      <w:r>
-        <w:t>Tailwind</w:t>
-      </w:r>
-      <w:proofErr w:type="spellEnd"/>
-      <w:r>
-        <w:t xml:space="preserve"> CSS, </w:t>
-      </w:r>
-      <w:proofErr w:type="spellStart"/>
-      <w:r>
-        <w:t>MongoDB</w:t>
-      </w:r>
-      <w:proofErr w:type="spellEnd"/>
-      <w:r>
-        <w:t>, and JWT </w:t>
-      </w:r>
-      <w:proofErr w:type="spellStart"/>
-      <w:r>
-        <w:t>authentication</w:t>
-      </w:r>
-      <w:proofErr w:type="spellEnd"/>
-      <w:r>
-        <w:t xml:space="preserve">. </w:t>
-      </w:r>
-      <w:proofErr w:type="spellStart"/>
-      <w:r>
-        <w:t>An</w:t>
-      </w:r>
-      <w:proofErr w:type="spellEnd"/>
-      <w:r>
-        <w:t xml:space="preserve"> </w:t>
-      </w:r>
-      <w:proofErr w:type="spellStart"/>
-      <w:r>
-        <w:t>advanced</w:t>
-      </w:r>
-      <w:proofErr w:type="spellEnd"/>
-      <w:r>
-        <w:t xml:space="preserve"> </w:t>
-      </w:r>
-      <w:proofErr w:type="spellStart"/>
-      <w:r>
-        <w:t>scheduling</w:t>
-      </w:r>
-      <w:proofErr w:type="spellEnd"/>
-      <w:r>
-        <w:t> </w:t>
-      </w:r>
-      <w:proofErr w:type="spellStart"/>
-      <w:r>
-        <w:t>algorithm</w:t>
-      </w:r>
-      <w:proofErr w:type="spellEnd"/>
-      <w:r>
-        <w:t> </w:t>
-      </w:r>
-      <w:proofErr w:type="spellStart"/>
-      <w:r>
-        <w:t>was</w:t>
-      </w:r>
-      <w:proofErr w:type="spellEnd"/>
-      <w:r>
-        <w:t xml:space="preserve"> </w:t>
-      </w:r>
-      <w:proofErr w:type="spellStart"/>
-      <w:r>
-        <w:t>implemented</w:t>
-      </w:r>
-      <w:proofErr w:type="spellEnd"/>
-      <w:r>
-        <w:t xml:space="preserve"> </w:t>
-      </w:r>
-      <w:proofErr w:type="spellStart"/>
-      <w:r>
-        <w:t>that</w:t>
-      </w:r>
-      <w:proofErr w:type="spellEnd"/>
-      <w:r>
-        <w:t xml:space="preserve"> </w:t>
-      </w:r>
-      <w:proofErr w:type="spellStart"/>
-      <w:r>
-        <w:t>reduces</w:t>
-      </w:r>
-      <w:proofErr w:type="spellEnd"/>
-      <w:r>
-        <w:t> </w:t>
-      </w:r>
-      <w:proofErr w:type="spellStart"/>
-      <w:r>
-        <w:t>timetable</w:t>
-      </w:r>
-      <w:proofErr w:type="spellEnd"/>
-      <w:r>
-        <w:t xml:space="preserve"> </w:t>
-      </w:r>
-      <w:proofErr w:type="spellStart"/>
-      <w:r>
-        <w:t>creation</w:t>
-      </w:r>
-      <w:proofErr w:type="spellEnd"/>
-      <w:r>
-        <w:t xml:space="preserve"> </w:t>
-      </w:r>
-      <w:proofErr w:type="spellStart"/>
-      <w:r>
-        <w:t>time</w:t>
-      </w:r>
-      <w:proofErr w:type="spellEnd"/>
-      <w:r>
-        <w:t xml:space="preserve"> by </w:t>
-      </w:r>
-      <w:proofErr w:type="spellStart"/>
-      <w:r>
-        <w:t>approximately</w:t>
-      </w:r>
-      <w:proofErr w:type="spellEnd"/>
-      <w:r>
-        <w:t> 70–80 % and </w:t>
-      </w:r>
-      <w:proofErr w:type="spellStart"/>
-      <w:r>
-        <w:t>scheduling</w:t>
-      </w:r>
-      <w:proofErr w:type="spellEnd"/>
-      <w:r>
-        <w:t xml:space="preserve"> </w:t>
-      </w:r>
-      <w:proofErr w:type="spellStart"/>
-      <w:r>
-        <w:t>conflicts</w:t>
-      </w:r>
-      <w:proofErr w:type="spellEnd"/>
-      <w:r>
-        <w:t xml:space="preserve"> by </w:t>
-      </w:r>
-      <w:proofErr w:type="spellStart"/>
-      <w:r>
-        <w:t>approximately</w:t>
-      </w:r>
-      <w:proofErr w:type="spellEnd"/>
-      <w:r>
-        <w:t xml:space="preserve"> 90 %. </w:t>
-      </w:r>
-    </w:p>
-    <w:p>
-      <w:pPr>
-        <w:pStyle w:val="text"/>
-      </w:pPr>
-      <w:proofErr w:type="spellStart"/>
-      <w:r>
-        <w:t>Keywords</w:t>
-      </w:r>
-      <w:proofErr w:type="spellEnd"/>
-      <w:r>
-        <w:t>: </w:t>
+    </w:p>
+    <w:p>
+      <w:pPr>
+        <w:pStyle w:val="text"/>
+      </w:pPr>
+      <w:r>
+        <w:t xml:space="preserve">This thesis deals with the design and implementation of DanceHub, a web application for managing pair-dance club activities. It analyses the current market of scheduling applications and identifies the lack of specialised tools for pair-dance clubs. Based on this analysis, a comprehensive solution was designed covering user and role management, club administration, dancer pair management, availability tracking, and automatic timetable generation. The application was built using React, Next.js, TypeScript, Tailwind CSS, MongoDB, and JWT authentication. An advanced scheduling algorithm was implemented that reduces timetable creation time by approximately 70–80 % and scheduling conflicts by approximately 90 %. </w:t>
+      </w:r>
+    </w:p>
+    <w:p>
+      <w:pPr>
+        <w:pStyle w:val="text"/>
+      </w:pPr>
+      <w:r>
+        <w:t>Keywords: </w:t>
       </w:r>
       <w:r>
         <w:t>W</w:t>
       </w:r>
       <w:r>
-        <w:t xml:space="preserve">eb </w:t>
-      </w:r>
-      <w:proofErr w:type="spellStart"/>
-      <w:r>
-        <w:t>application</w:t>
-      </w:r>
-      <w:proofErr w:type="spellEnd"/>
-      <w:r>
-        <w:t xml:space="preserve">, </w:t>
-      </w:r>
-      <w:proofErr w:type="spellStart"/>
+        <w:t xml:space="preserve">eb application, </w:t>
+      </w:r>
       <w:r>
         <w:t>P</w:t>
       </w:r>
       <w:r>
-        <w:t>air</w:t>
-      </w:r>
-      <w:proofErr w:type="spellEnd"/>
-      <w:r>
-        <w:t xml:space="preserve"> </w:t>
-      </w:r>
-      <w:proofErr w:type="spellStart"/>
-      <w:r>
-        <w:t>dance</w:t>
-      </w:r>
-      <w:proofErr w:type="spellEnd"/>
-      <w:r>
-        <w:t xml:space="preserve">, </w:t>
-      </w:r>
-      <w:proofErr w:type="spellStart"/>
+        <w:t xml:space="preserve">air dance, </w:t>
+      </w:r>
       <w:r>
         <w:t>D</w:t>
       </w:r>
       <w:r>
-        <w:t>ance</w:t>
-      </w:r>
-      <w:proofErr w:type="spellEnd"/>
-      <w:r>
-        <w:t xml:space="preserve"> </w:t>
-      </w:r>
-      <w:proofErr w:type="spellStart"/>
-      <w:r>
-        <w:t>club</w:t>
-      </w:r>
-      <w:proofErr w:type="spellEnd"/>
-      <w:r>
-        <w:t xml:space="preserve">, </w:t>
+        <w:t xml:space="preserve">ance club, </w:t>
       </w:r>
       <w:r>
         <w:t>S</w:t>
       </w:r>
       <w:r>
-        <w:t xml:space="preserve">chedule </w:t>
-      </w:r>
-      <w:proofErr w:type="spellStart"/>
-      <w:r>
-        <w:t>planning</w:t>
-      </w:r>
-      <w:proofErr w:type="spellEnd"/>
-      <w:r>
-        <w:t xml:space="preserve">, </w:t>
-      </w:r>
-      <w:proofErr w:type="spellStart"/>
+        <w:t xml:space="preserve">chedule planning, </w:t>
+      </w:r>
       <w:r>
         <w:t>A</w:t>
       </w:r>
       <w:r>
-        <w:t>lgorithm</w:t>
-      </w:r>
-      <w:proofErr w:type="spellEnd"/>
-      <w:r>
-        <w:t xml:space="preserve">, </w:t>
-      </w:r>
-      <w:proofErr w:type="spellStart"/>
-      <w:r>
-        <w:t>React</w:t>
-      </w:r>
-      <w:proofErr w:type="spellEnd"/>
-      <w:r>
-        <w:t xml:space="preserve">, Next.js, </w:t>
-      </w:r>
-      <w:proofErr w:type="spellStart"/>
-      <w:r>
-        <w:t>MongoDB</w:t>
-      </w:r>
-      <w:proofErr w:type="spellEnd"/>
-      <w:r>
-        <w:t xml:space="preserve">, </w:t>
+        <w:t xml:space="preserve">lgorithm, React, Next.js, MongoDB, </w:t>
       </w:r>
       <w:r>
         <w:t>D</w:t>
@@ -2109,7 +1395,6 @@
           <w:pPr>
             <w:pStyle w:val="Obsah1"/>
             <w:tabs>
-              <w:tab w:val="left" w:pos="480"/>
               <w:tab w:val="right" w:leader="dot" w:pos="8493"/>
             </w:tabs>
             <w:rPr>
@@ -2138,7 +1423,80 @@
             </w:rPr>
             <w:fldChar w:fldCharType="separate"/>
           </w:r>
-          <w:hyperlink w:anchor="_Toc222418951" w:history="1">
+          <w:hyperlink w:anchor="_Toc222420370" w:history="1">
+            <w:r>
+              <w:rPr>
+                <w:rStyle w:val="Hypertextovprepojenie"/>
+                <w:noProof/>
+              </w:rPr>
+              <w:t>ÚVOD</w:t>
+            </w:r>
+            <w:r>
+              <w:rPr>
+                <w:noProof/>
+                <w:webHidden/>
+              </w:rPr>
+              <w:tab/>
+            </w:r>
+            <w:r>
+              <w:rPr>
+                <w:noProof/>
+                <w:webHidden/>
+              </w:rPr>
+              <w:fldChar w:fldCharType="begin"/>
+            </w:r>
+            <w:r>
+              <w:rPr>
+                <w:noProof/>
+                <w:webHidden/>
+              </w:rPr>
+              <w:instrText xml:space="preserve"> PAGEREF _Toc222420370 \h </w:instrText>
+            </w:r>
+            <w:r>
+              <w:rPr>
+                <w:noProof/>
+                <w:webHidden/>
+              </w:rPr>
+            </w:r>
+            <w:r>
+              <w:rPr>
+                <w:noProof/>
+                <w:webHidden/>
+              </w:rPr>
+              <w:fldChar w:fldCharType="separate"/>
+            </w:r>
+            <w:r>
+              <w:rPr>
+                <w:noProof/>
+                <w:webHidden/>
+              </w:rPr>
+              <w:t>7</w:t>
+            </w:r>
+            <w:r>
+              <w:rPr>
+                <w:noProof/>
+                <w:webHidden/>
+              </w:rPr>
+              <w:fldChar w:fldCharType="end"/>
+            </w:r>
+          </w:hyperlink>
+        </w:p>
+        <w:p>
+          <w:pPr>
+            <w:pStyle w:val="Obsah1"/>
+            <w:tabs>
+              <w:tab w:val="left" w:pos="480"/>
+              <w:tab w:val="right" w:leader="dot" w:pos="8493"/>
+            </w:tabs>
+            <w:rPr>
+              <w:rFonts w:eastAsiaTheme="minorEastAsia"/>
+              <w:noProof/>
+              <w:sz w:val="24"/>
+              <w:szCs w:val="24"/>
+              <w:lang w:eastAsia="sk-SK"/>
+            </w:rPr>
+          </w:pPr>
+          <w:hyperlink w:anchor="_Toc222420371" w:history="1">
             <w:r>
               <w:rPr>
                 <w:rStyle w:val="Hypertextovprepojenie"/>
@@ -2182,7 +1540,7 @@
                 <w:noProof/>
                 <w:webHidden/>
               </w:rPr>
-              <w:instrText xml:space="preserve"> PAGEREF _Toc222418951 \h </w:instrText>
+              <w:instrText xml:space="preserve"> PAGEREF _Toc222420371 \h </w:instrText>
             </w:r>
             <w:r>
               <w:rPr>
@@ -2202,7 +1560,7 @@
                 <w:noProof/>
                 <w:webHidden/>
               </w:rPr>
-              <w:t>7</w:t>
+              <w:t>8</w:t>
             </w:r>
             <w:r>
               <w:rPr>
@@ -2228,7 +1586,7 @@
               <w:lang w:eastAsia="sk-SK"/>
             </w:rPr>
           </w:pPr>
-          <w:hyperlink w:anchor="_Toc222418952" w:history="1">
+          <w:hyperlink w:anchor="_Toc222420372" w:history="1">
             <w:r>
               <w:rPr>
                 <w:rStyle w:val="Hypertextovprepojenie"/>
@@ -2272,7 +1630,7 @@
                 <w:noProof/>
                 <w:webHidden/>
               </w:rPr>
-              <w:instrText xml:space="preserve"> PAGEREF _Toc222418952 \h </w:instrText>
+              <w:instrText xml:space="preserve"> PAGEREF _Toc222420372 \h </w:instrText>
             </w:r>
             <w:r>
               <w:rPr>
@@ -2292,7 +1650,7 @@
                 <w:noProof/>
                 <w:webHidden/>
               </w:rPr>
-              <w:t>7</w:t>
+              <w:t>8</w:t>
             </w:r>
             <w:r>
               <w:rPr>
@@ -2318,7 +1676,7 @@
               <w:lang w:eastAsia="sk-SK"/>
             </w:rPr>
           </w:pPr>
-          <w:hyperlink w:anchor="_Toc222418953" w:history="1">
+          <w:hyperlink w:anchor="_Toc222420373" w:history="1">
             <w:r>
               <w:rPr>
                 <w:rStyle w:val="Hypertextovprepojenie"/>
@@ -2362,7 +1720,7 @@
                 <w:noProof/>
                 <w:webHidden/>
               </w:rPr>
-              <w:instrText xml:space="preserve"> PAGEREF _Toc222418953 \h </w:instrText>
+              <w:instrText xml:space="preserve"> PAGEREF _Toc222420373 \h </w:instrText>
             </w:r>
             <w:r>
               <w:rPr>
@@ -2382,7 +1740,7 @@
                 <w:noProof/>
                 <w:webHidden/>
               </w:rPr>
-              <w:t>8</w:t>
+              <w:t>9</w:t>
             </w:r>
             <w:r>
               <w:rPr>
@@ -2408,7 +1766,7 @@
               <w:lang w:eastAsia="sk-SK"/>
             </w:rPr>
           </w:pPr>
-          <w:hyperlink w:anchor="_Toc222418954" w:history="1">
+          <w:hyperlink w:anchor="_Toc222420374" w:history="1">
             <w:r>
               <w:rPr>
                 <w:rStyle w:val="Hypertextovprepojenie"/>
@@ -2452,7 +1810,7 @@
                 <w:noProof/>
                 <w:webHidden/>
               </w:rPr>
-              <w:instrText xml:space="preserve"> PAGEREF _Toc222418954 \h </w:instrText>
+              <w:instrText xml:space="preserve"> PAGEREF _Toc222420374 \h </w:instrText>
             </w:r>
             <w:r>
               <w:rPr>
@@ -2472,7 +1830,7 @@
                 <w:noProof/>
                 <w:webHidden/>
               </w:rPr>
-              <w:t>9</w:t>
+              <w:t>10</w:t>
             </w:r>
             <w:r>
               <w:rPr>
@@ -2498,7 +1856,7 @@
               <w:lang w:eastAsia="sk-SK"/>
             </w:rPr>
           </w:pPr>
-          <w:hyperlink w:anchor="_Toc222418955" w:history="1">
+          <w:hyperlink w:anchor="_Toc222420375" w:history="1">
             <w:r>
               <w:rPr>
                 <w:rStyle w:val="Hypertextovprepojenie"/>
@@ -2542,7 +1900,7 @@
                 <w:noProof/>
                 <w:webHidden/>
               </w:rPr>
-              <w:instrText xml:space="preserve"> PAGEREF _Toc222418955 \h </w:instrText>
+              <w:instrText xml:space="preserve"> PAGEREF _Toc222420375 \h </w:instrText>
             </w:r>
             <w:r>
               <w:rPr>
@@ -2562,7 +1920,7 @@
                 <w:noProof/>
                 <w:webHidden/>
               </w:rPr>
-              <w:t>11</w:t>
+              <w:t>12</w:t>
             </w:r>
             <w:r>
               <w:rPr>
@@ -2588,7 +1946,7 @@
               <w:lang w:eastAsia="sk-SK"/>
             </w:rPr>
           </w:pPr>
-          <w:hyperlink w:anchor="_Toc222418956" w:history="1">
+          <w:hyperlink w:anchor="_Toc222420376" w:history="1">
             <w:r>
               <w:rPr>
                 <w:rStyle w:val="Hypertextovprepojenie"/>
@@ -2632,7 +1990,7 @@
                 <w:noProof/>
                 <w:webHidden/>
               </w:rPr>
-              <w:instrText xml:space="preserve"> PAGEREF _Toc222418956 \h </w:instrText>
+              <w:instrText xml:space="preserve"> PAGEREF _Toc222420376 \h </w:instrText>
             </w:r>
             <w:r>
               <w:rPr>
@@ -2652,7 +2010,7 @@
                 <w:noProof/>
                 <w:webHidden/>
               </w:rPr>
-              <w:t>11</w:t>
+              <w:t>12</w:t>
             </w:r>
             <w:r>
               <w:rPr>
@@ -2678,7 +2036,7 @@
               <w:lang w:eastAsia="sk-SK"/>
             </w:rPr>
           </w:pPr>
-          <w:hyperlink w:anchor="_Toc222418957" w:history="1">
+          <w:hyperlink w:anchor="_Toc222420377" w:history="1">
             <w:r>
               <w:rPr>
                 <w:rStyle w:val="Hypertextovprepojenie"/>
@@ -2722,7 +2080,7 @@
                 <w:noProof/>
                 <w:webHidden/>
               </w:rPr>
-              <w:instrText xml:space="preserve"> PAGEREF _Toc222418957 \h </w:instrText>
+              <w:instrText xml:space="preserve"> PAGEREF _Toc222420377 \h </w:instrText>
             </w:r>
             <w:r>
               <w:rPr>
@@ -2742,7 +2100,7 @@
                 <w:noProof/>
                 <w:webHidden/>
               </w:rPr>
-              <w:t>12</w:t>
+              <w:t>13</w:t>
             </w:r>
             <w:r>
               <w:rPr>
@@ -2768,7 +2126,7 @@
               <w:lang w:eastAsia="sk-SK"/>
             </w:rPr>
           </w:pPr>
-          <w:hyperlink w:anchor="_Toc222418958" w:history="1">
+          <w:hyperlink w:anchor="_Toc222420378" w:history="1">
             <w:r>
               <w:rPr>
                 <w:rStyle w:val="Hypertextovprepojenie"/>
@@ -2812,7 +2170,7 @@
                 <w:noProof/>
                 <w:webHidden/>
               </w:rPr>
-              <w:instrText xml:space="preserve"> PAGEREF _Toc222418958 \h </w:instrText>
+              <w:instrText xml:space="preserve"> PAGEREF _Toc222420378 \h </w:instrText>
             </w:r>
             <w:r>
               <w:rPr>
@@ -2832,7 +2190,7 @@
                 <w:noProof/>
                 <w:webHidden/>
               </w:rPr>
-              <w:t>12</w:t>
+              <w:t>13</w:t>
             </w:r>
             <w:r>
               <w:rPr>
@@ -2858,7 +2216,7 @@
               <w:lang w:eastAsia="sk-SK"/>
             </w:rPr>
           </w:pPr>
-          <w:hyperlink w:anchor="_Toc222418959" w:history="1">
+          <w:hyperlink w:anchor="_Toc222420379" w:history="1">
             <w:r>
               <w:rPr>
                 <w:rStyle w:val="Hypertextovprepojenie"/>
@@ -2902,7 +2260,7 @@
                 <w:noProof/>
                 <w:webHidden/>
               </w:rPr>
-              <w:instrText xml:space="preserve"> PAGEREF _Toc222418959 \h </w:instrText>
+              <w:instrText xml:space="preserve"> PAGEREF _Toc222420379 \h </w:instrText>
             </w:r>
             <w:r>
               <w:rPr>
@@ -2922,7 +2280,7 @@
                 <w:noProof/>
                 <w:webHidden/>
               </w:rPr>
-              <w:t>12</w:t>
+              <w:t>13</w:t>
             </w:r>
             <w:r>
               <w:rPr>
@@ -2948,7 +2306,7 @@
               <w:lang w:eastAsia="sk-SK"/>
             </w:rPr>
           </w:pPr>
-          <w:hyperlink w:anchor="_Toc222418960" w:history="1">
+          <w:hyperlink w:anchor="_Toc222420380" w:history="1">
             <w:r>
               <w:rPr>
                 <w:rStyle w:val="Hypertextovprepojenie"/>
@@ -2992,7 +2350,7 @@
                 <w:noProof/>
                 <w:webHidden/>
               </w:rPr>
-              <w:instrText xml:space="preserve"> PAGEREF _Toc222418960 \h </w:instrText>
+              <w:instrText xml:space="preserve"> PAGEREF _Toc222420380 \h </w:instrText>
             </w:r>
             <w:r>
               <w:rPr>
@@ -3012,7 +2370,7 @@
                 <w:noProof/>
                 <w:webHidden/>
               </w:rPr>
-              <w:t>13</w:t>
+              <w:t>14</w:t>
             </w:r>
             <w:r>
               <w:rPr>
@@ -3038,7 +2396,7 @@
               <w:lang w:eastAsia="sk-SK"/>
             </w:rPr>
           </w:pPr>
-          <w:hyperlink w:anchor="_Toc222418961" w:history="1">
+          <w:hyperlink w:anchor="_Toc222420381" w:history="1">
             <w:r>
               <w:rPr>
                 <w:rStyle w:val="Hypertextovprepojenie"/>
@@ -3082,7 +2440,7 @@
                 <w:noProof/>
                 <w:webHidden/>
               </w:rPr>
-              <w:instrText xml:space="preserve"> PAGEREF _Toc222418961 \h </w:instrText>
+              <w:instrText xml:space="preserve"> PAGEREF _Toc222420381 \h </w:instrText>
             </w:r>
             <w:r>
               <w:rPr>
@@ -3102,7 +2460,7 @@
                 <w:noProof/>
                 <w:webHidden/>
               </w:rPr>
-              <w:t>14</w:t>
+              <w:t>15</w:t>
             </w:r>
             <w:r>
               <w:rPr>
@@ -3128,7 +2486,7 @@
               <w:lang w:eastAsia="sk-SK"/>
             </w:rPr>
           </w:pPr>
-          <w:hyperlink w:anchor="_Toc222418962" w:history="1">
+          <w:hyperlink w:anchor="_Toc222420382" w:history="1">
             <w:r>
               <w:rPr>
                 <w:rStyle w:val="Hypertextovprepojenie"/>
@@ -3172,7 +2530,7 @@
                 <w:noProof/>
                 <w:webHidden/>
               </w:rPr>
-              <w:instrText xml:space="preserve"> PAGEREF _Toc222418962 \h </w:instrText>
+              <w:instrText xml:space="preserve"> PAGEREF _Toc222420382 \h </w:instrText>
             </w:r>
             <w:r>
               <w:rPr>
@@ -3192,7 +2550,7 @@
                 <w:noProof/>
                 <w:webHidden/>
               </w:rPr>
-              <w:t>15</w:t>
+              <w:t>16</w:t>
             </w:r>
             <w:r>
               <w:rPr>
@@ -3218,7 +2576,7 @@
               <w:lang w:eastAsia="sk-SK"/>
             </w:rPr>
           </w:pPr>
-          <w:hyperlink w:anchor="_Toc222418963" w:history="1">
+          <w:hyperlink w:anchor="_Toc222420383" w:history="1">
             <w:r>
               <w:rPr>
                 <w:rStyle w:val="Hypertextovprepojenie"/>
@@ -3262,7 +2620,7 @@
                 <w:noProof/>
                 <w:webHidden/>
               </w:rPr>
-              <w:instrText xml:space="preserve"> PAGEREF _Toc222418963 \h </w:instrText>
+              <w:instrText xml:space="preserve"> PAGEREF _Toc222420383 \h </w:instrText>
             </w:r>
             <w:r>
               <w:rPr>
@@ -3282,7 +2640,7 @@
                 <w:noProof/>
                 <w:webHidden/>
               </w:rPr>
-              <w:t>17</w:t>
+              <w:t>18</w:t>
             </w:r>
             <w:r>
               <w:rPr>
@@ -3308,7 +2666,7 @@
               <w:lang w:eastAsia="sk-SK"/>
             </w:rPr>
           </w:pPr>
-          <w:hyperlink w:anchor="_Toc222418964" w:history="1">
+          <w:hyperlink w:anchor="_Toc222420384" w:history="1">
             <w:r>
               <w:rPr>
                 <w:rStyle w:val="Hypertextovprepojenie"/>
@@ -3352,7 +2710,7 @@
                 <w:noProof/>
                 <w:webHidden/>
               </w:rPr>
-              <w:instrText xml:space="preserve"> PAGEREF _Toc222418964 \h </w:instrText>
+              <w:instrText xml:space="preserve"> PAGEREF _Toc222420384 \h </w:instrText>
             </w:r>
             <w:r>
               <w:rPr>
@@ -3372,7 +2730,7 @@
                 <w:noProof/>
                 <w:webHidden/>
               </w:rPr>
-              <w:t>19</w:t>
+              <w:t>20</w:t>
             </w:r>
             <w:r>
               <w:rPr>
@@ -3398,7 +2756,7 @@
               <w:lang w:eastAsia="sk-SK"/>
             </w:rPr>
           </w:pPr>
-          <w:hyperlink w:anchor="_Toc222418965" w:history="1">
+          <w:hyperlink w:anchor="_Toc222420385" w:history="1">
             <w:r>
               <w:rPr>
                 <w:rStyle w:val="Hypertextovprepojenie"/>
@@ -3442,7 +2800,7 @@
                 <w:noProof/>
                 <w:webHidden/>
               </w:rPr>
-              <w:instrText xml:space="preserve"> PAGEREF _Toc222418965 \h </w:instrText>
+              <w:instrText xml:space="preserve"> PAGEREF _Toc222420385 \h </w:instrText>
             </w:r>
             <w:r>
               <w:rPr>
@@ -3462,7 +2820,7 @@
                 <w:noProof/>
                 <w:webHidden/>
               </w:rPr>
-              <w:t>22</w:t>
+              <w:t>23</w:t>
             </w:r>
             <w:r>
               <w:rPr>
@@ -3488,7 +2846,7 @@
               <w:lang w:eastAsia="sk-SK"/>
             </w:rPr>
           </w:pPr>
-          <w:hyperlink w:anchor="_Toc222418966" w:history="1">
+          <w:hyperlink w:anchor="_Toc222420386" w:history="1">
             <w:r>
               <w:rPr>
                 <w:rStyle w:val="Hypertextovprepojenie"/>
@@ -3532,7 +2890,7 @@
                 <w:noProof/>
                 <w:webHidden/>
               </w:rPr>
-              <w:instrText xml:space="preserve"> PAGEREF _Toc222418966 \h </w:instrText>
+              <w:instrText xml:space="preserve"> PAGEREF _Toc222420386 \h </w:instrText>
             </w:r>
             <w:r>
               <w:rPr>
@@ -3552,7 +2910,7 @@
                 <w:noProof/>
                 <w:webHidden/>
               </w:rPr>
-              <w:t>22</w:t>
+              <w:t>24</w:t>
             </w:r>
             <w:r>
               <w:rPr>
@@ -3578,7 +2936,7 @@
               <w:lang w:eastAsia="sk-SK"/>
             </w:rPr>
           </w:pPr>
-          <w:hyperlink w:anchor="_Toc222418967" w:history="1">
+          <w:hyperlink w:anchor="_Toc222420387" w:history="1">
             <w:r>
               <w:rPr>
                 <w:rStyle w:val="Hypertextovprepojenie"/>
@@ -3622,7 +2980,7 @@
                 <w:noProof/>
                 <w:webHidden/>
               </w:rPr>
-              <w:instrText xml:space="preserve"> PAGEREF _Toc222418967 \h </w:instrText>
+              <w:instrText xml:space="preserve"> PAGEREF _Toc222420387 \h </w:instrText>
             </w:r>
             <w:r>
               <w:rPr>
@@ -3642,7 +3000,7 @@
                 <w:noProof/>
                 <w:webHidden/>
               </w:rPr>
-              <w:t>23</w:t>
+              <w:t>25</w:t>
             </w:r>
             <w:r>
               <w:rPr>
@@ -3668,7 +3026,7 @@
               <w:lang w:eastAsia="sk-SK"/>
             </w:rPr>
           </w:pPr>
-          <w:hyperlink w:anchor="_Toc222418968" w:history="1">
+          <w:hyperlink w:anchor="_Toc222420388" w:history="1">
             <w:r>
               <w:rPr>
                 <w:rStyle w:val="Hypertextovprepojenie"/>
@@ -3712,7 +3070,7 @@
                 <w:noProof/>
                 <w:webHidden/>
               </w:rPr>
-              <w:instrText xml:space="preserve"> PAGEREF _Toc222418968 \h </w:instrText>
+              <w:instrText xml:space="preserve"> PAGEREF _Toc222420388 \h </w:instrText>
             </w:r>
             <w:r>
               <w:rPr>
@@ -3732,7 +3090,7 @@
                 <w:noProof/>
                 <w:webHidden/>
               </w:rPr>
-              <w:t>24</w:t>
+              <w:t>26</w:t>
             </w:r>
             <w:r>
               <w:rPr>
@@ -3758,7 +3116,7 @@
               <w:lang w:eastAsia="sk-SK"/>
             </w:rPr>
           </w:pPr>
-          <w:hyperlink w:anchor="_Toc222418969" w:history="1">
+          <w:hyperlink w:anchor="_Toc222420389" w:history="1">
             <w:r>
               <w:rPr>
                 <w:rStyle w:val="Hypertextovprepojenie"/>
@@ -3802,7 +3160,7 @@
                 <w:noProof/>
                 <w:webHidden/>
               </w:rPr>
-              <w:instrText xml:space="preserve"> PAGEREF _Toc222418969 \h </w:instrText>
+              <w:instrText xml:space="preserve"> PAGEREF _Toc222420389 \h </w:instrText>
             </w:r>
             <w:r>
               <w:rPr>
@@ -3822,7 +3180,7 @@
                 <w:noProof/>
                 <w:webHidden/>
               </w:rPr>
-              <w:t>27</w:t>
+              <w:t>29</w:t>
             </w:r>
             <w:r>
               <w:rPr>
@@ -3848,7 +3206,7 @@
               <w:lang w:eastAsia="sk-SK"/>
             </w:rPr>
           </w:pPr>
-          <w:hyperlink w:anchor="_Toc222418970" w:history="1">
+          <w:hyperlink w:anchor="_Toc222420390" w:history="1">
             <w:r>
               <w:rPr>
                 <w:rStyle w:val="Hypertextovprepojenie"/>
@@ -3892,7 +3250,7 @@
                 <w:noProof/>
                 <w:webHidden/>
               </w:rPr>
-              <w:instrText xml:space="preserve"> PAGEREF _Toc222418970 \h </w:instrText>
+              <w:instrText xml:space="preserve"> PAGEREF _Toc222420390 \h </w:instrText>
             </w:r>
             <w:r>
               <w:rPr>
@@ -3912,7 +3270,7 @@
                 <w:noProof/>
                 <w:webHidden/>
               </w:rPr>
-              <w:t>29</w:t>
+              <w:t>31</w:t>
             </w:r>
             <w:r>
               <w:rPr>
@@ -4345,79 +3703,26 @@
     </w:p>
     <w:p>
       <w:pPr>
-        <w:pStyle w:val="text"/>
-        <w:rPr>
-          <w:b/>
-          <w:bCs/>
-          <w:sz w:val="28"/>
-          <w:szCs w:val="24"/>
-        </w:rPr>
-      </w:pPr>
-      <w:r>
-        <w:rPr>
-          <w:b/>
-          <w:bCs/>
-          <w:sz w:val="28"/>
-          <w:szCs w:val="24"/>
-        </w:rPr>
+        <w:pStyle w:val="Kapitola"/>
+        <w:numPr>
+          <w:ilvl w:val="0"/>
+          <w:numId w:val="0"/>
+        </w:numPr>
+        <w:ind w:left="360"/>
+      </w:pPr>
+      <w:bookmarkStart w:id="0" w:name="_Toc222420370"/>
+      <w:r>
         <w:lastRenderedPageBreak/>
         <w:t>ÚVOD</w:t>
       </w:r>
-    </w:p>
-    <w:p>
-      <w:pPr>
-        <w:pStyle w:val="text"/>
-      </w:pPr>
-      <w:r>
-        <w:t xml:space="preserve">Tanečné kluby s párovými tancami čelia v súčasnosti výzvam pri správe svojich aktivít a organizácii tanečných hodín. Proces plánovania rozvrhov, koordinácie párov tanečníkov a správy dostupnosti trénerov a študentov často prebieha manuálne pomocou tabuliek a e-mailov, čo je časovo náročné a náchylné na chyby. Existujúce aplikácie na plánovanie, ako sú Google </w:t>
-      </w:r>
-      <w:proofErr w:type="spellStart"/>
-      <w:r>
-        <w:t>Calendar</w:t>
-      </w:r>
-      <w:proofErr w:type="spellEnd"/>
-      <w:r>
-        <w:t xml:space="preserve"> alebo </w:t>
-      </w:r>
-      <w:proofErr w:type="spellStart"/>
-      <w:r>
-        <w:t>Calendly</w:t>
-      </w:r>
-      <w:proofErr w:type="spellEnd"/>
-      <w:r>
-        <w:t xml:space="preserve">, poskytujú základné funkcie, avšak nie sú navrhnuté pre špecifické potreby tanečných klubov s párovými tancami - chýbajú im funkcie pre správu párov, automatické generovanie optimalizovaných rozvrhov alebo komplexná správa vzťahov medzi účastníkmi. Cieľom tejto maturitnej práce je navrhnúť a implementovať webovú aplikáciu </w:t>
-      </w:r>
-      <w:proofErr w:type="spellStart"/>
-      <w:r>
-        <w:t>DanceHub</w:t>
-      </w:r>
-      <w:proofErr w:type="spellEnd"/>
-      <w:r>
-        <w:t xml:space="preserve">, ktorá poskytne komplexné riešenie pre správu tanečných aktivít v tanečných kluboch s párovými tancami. Aplikácia bude implementovaná pomocou moderných webových technológií - </w:t>
-      </w:r>
-      <w:proofErr w:type="spellStart"/>
-      <w:r>
-        <w:t>React</w:t>
-      </w:r>
-      <w:proofErr w:type="spellEnd"/>
-      <w:r>
-        <w:t xml:space="preserve"> a Next.js pre </w:t>
-      </w:r>
-      <w:proofErr w:type="spellStart"/>
-      <w:r>
-        <w:t>frontend</w:t>
-      </w:r>
-      <w:proofErr w:type="spellEnd"/>
-      <w:r>
-        <w:t xml:space="preserve">, </w:t>
-      </w:r>
-      <w:proofErr w:type="spellStart"/>
-      <w:r>
-        <w:t>MongoDB</w:t>
-      </w:r>
-      <w:proofErr w:type="spellEnd"/>
-      <w:r>
-        <w:t xml:space="preserve"> pre databázu a JWT pre autentifikáciu - a bude zahŕňať funkcie pre správu používateľov, klubov, párov, rozvrhov a automatické generovanie optimalizovaných rozvrhov na základe dostupnosti všetkých účastníkov.</w:t>
+      <w:bookmarkEnd w:id="0"/>
+    </w:p>
+    <w:p>
+      <w:pPr>
+        <w:pStyle w:val="text"/>
+      </w:pPr>
+      <w:r>
+        <w:t>Tanečné kluby s párovými tancami čelia v súčasnosti výzvam pri správe svojich aktivít a organizácii tanečných hodín. Proces plánovania rozvrhov, koordinácie párov tanečníkov a správy dostupnosti trénerov a študentov často prebieha manuálne pomocou tabuliek a e-mailov, čo je časovo náročné a náchylné na chyby. Existujúce aplikácie na plánovanie, ako sú Google Calendar alebo Calendly, poskytujú základné funkcie, avšak nie sú navrhnuté pre špecifické potreby tanečných klubov s párovými tancami - chýbajú im funkcie pre správu párov, automatické generovanie optimalizovaných rozvrhov alebo komplexná správa vzťahov medzi účastníkmi. Cieľom tejto maturitnej práce je navrhnúť a implementovať webovú aplikáciu DanceHub, ktorá poskytne komplexné riešenie pre správu tanečných aktivít v tanečných kluboch s párovými tancami. Aplikácia bude implementovaná pomocou moderných webových technológií - React a Next.js pre frontend, MongoDB pre databázu a JWT pre autentifikáciu - a bude zahŕňať funkcie pre správu používateľov, klubov, párov, rozvrhov a automatické generovanie optimalizovaných rozvrhov na základe dostupnosti všetkých účastníkov.</w:t>
       </w:r>
     </w:p>
     <w:p>
@@ -4438,27 +3743,19 @@
       <w:pPr>
         <w:pStyle w:val="Kapitola"/>
       </w:pPr>
-      <w:bookmarkStart w:id="0" w:name="_Toc222418951"/>
+      <w:bookmarkStart w:id="1" w:name="_Toc222420371"/>
       <w:r>
         <w:lastRenderedPageBreak/>
         <w:t>TEORETICKÁ ČASŤ - TVORBA WEBOVÝCH APLIKÁCIÍ</w:t>
       </w:r>
-      <w:bookmarkEnd w:id="0"/>
-    </w:p>
-    <w:p>
-      <w:pPr>
-        <w:pStyle w:val="text"/>
-      </w:pPr>
-      <w:r>
-        <w:t xml:space="preserve">Webové aplikácie predstavujú softvérové programy, ktoré sú prístupné prostredníctvom webového prehliadača a sú </w:t>
-      </w:r>
-      <w:proofErr w:type="spellStart"/>
-      <w:r>
-        <w:t>hostované</w:t>
-      </w:r>
-      <w:proofErr w:type="spellEnd"/>
-      <w:r>
-        <w:t xml:space="preserve"> na webovom serveri. Na rozdiel od tradičných desktopových aplikácií nevyžadujú inštaláciu na klientskom zariadení, čo umožňuje používateľom prístup k nim z rôznych zariadení a lokalít s internetovým pripojením </w:t>
+      <w:bookmarkEnd w:id="1"/>
+    </w:p>
+    <w:p>
+      <w:pPr>
+        <w:pStyle w:val="text"/>
+      </w:pPr>
+      <w:r>
+        <w:t xml:space="preserve">Webové aplikácie predstavujú softvérové programy, ktoré sú prístupné prostredníctvom webového prehliadača a sú hostované na webovom serveri. Na rozdiel od tradičných desktopových aplikácií nevyžadujú inštaláciu na klientskom zariadení, čo umožňuje používateľom prístup k nim z rôznych zariadení a lokalít s internetovým pripojením </w:t>
       </w:r>
       <w:r>
         <w:t>[9]</w:t>
@@ -4483,15 +3780,7 @@
         <w:br/>
       </w:r>
       <w:r>
-        <w:t xml:space="preserve">Webové aplikácie sa odlišujú od statických webových stránok svojou interaktívnosťou a schopnosťou dynamicky spracovávať dáta. Zatiaľ čo webové stránky poskytujú prevažne statický obsah, webové aplikácie umožňujú používateľom vykonávať komplexné operácie, ako je správa dát, komunikácia s databázami alebo </w:t>
-      </w:r>
-      <w:proofErr w:type="spellStart"/>
-      <w:r>
-        <w:t>real-time</w:t>
-      </w:r>
-      <w:proofErr w:type="spellEnd"/>
-      <w:r>
-        <w:t xml:space="preserve"> interakcia s inými používateľmi </w:t>
+        <w:t xml:space="preserve">Webové aplikácie sa odlišujú od statických webových stránok svojou interaktívnosťou a schopnosťou dynamicky spracovávať dáta. Zatiaľ čo webové stránky poskytujú prevažne statický obsah, webové aplikácie umožňujú používateľom vykonávať komplexné operácie, ako je správa dát, komunikácia s databázami alebo real-time interakcia s inými používateľmi </w:t>
       </w:r>
       <w:r>
         <w:t>[7]</w:t>
@@ -4506,63 +3795,7 @@
         <w:t xml:space="preserve"> </w:t>
       </w:r>
       <w:r>
-        <w:t xml:space="preserve">V súčasnosti existujú rôzne typy webových aplikácií, medzi ktoré patria Single </w:t>
-      </w:r>
-      <w:proofErr w:type="spellStart"/>
-      <w:r>
-        <w:t>Page</w:t>
-      </w:r>
-      <w:proofErr w:type="spellEnd"/>
-      <w:r>
-        <w:t xml:space="preserve"> </w:t>
-      </w:r>
-      <w:proofErr w:type="spellStart"/>
-      <w:r>
-        <w:t>Applications</w:t>
-      </w:r>
-      <w:proofErr w:type="spellEnd"/>
-      <w:r>
-        <w:t xml:space="preserve"> (SPA), </w:t>
-      </w:r>
-      <w:proofErr w:type="spellStart"/>
-      <w:r>
-        <w:t>Multi</w:t>
-      </w:r>
-      <w:proofErr w:type="spellEnd"/>
-      <w:r>
-        <w:t xml:space="preserve"> </w:t>
-      </w:r>
-      <w:proofErr w:type="spellStart"/>
-      <w:r>
-        <w:t>Page</w:t>
-      </w:r>
-      <w:proofErr w:type="spellEnd"/>
-      <w:r>
-        <w:t xml:space="preserve"> </w:t>
-      </w:r>
-      <w:proofErr w:type="spellStart"/>
-      <w:r>
-        <w:t>Applications</w:t>
-      </w:r>
-      <w:proofErr w:type="spellEnd"/>
-      <w:r>
-        <w:t xml:space="preserve"> (MPA) a </w:t>
-      </w:r>
-      <w:proofErr w:type="spellStart"/>
-      <w:r>
-        <w:t>Progressive</w:t>
-      </w:r>
-      <w:proofErr w:type="spellEnd"/>
-      <w:r>
-        <w:t xml:space="preserve"> Web </w:t>
-      </w:r>
-      <w:proofErr w:type="spellStart"/>
-      <w:r>
-        <w:t>Applications</w:t>
-      </w:r>
-      <w:proofErr w:type="spellEnd"/>
-      <w:r>
-        <w:t xml:space="preserve"> (PWA). Každý z týchto typov má svoje špecifické vlastnosti a uplatnenie v závislosti od požiadaviek projektu </w:t>
+        <w:t xml:space="preserve">V súčasnosti existujú rôzne typy webových aplikácií, medzi ktoré patria Single Page Applications (SPA), Multi Page Applications (MPA) a Progressive Web Applications (PWA). Každý z týchto typov má svoje špecifické vlastnosti a uplatnenie v závislosti od požiadaviek projektu </w:t>
       </w:r>
       <w:r>
         <w:t>[30]</w:t>
@@ -4579,39 +3812,18 @@
           <w:numId w:val="3"/>
         </w:numPr>
       </w:pPr>
-      <w:bookmarkStart w:id="1" w:name="_Toc222418952"/>
+      <w:bookmarkStart w:id="2" w:name="_Toc222420372"/>
       <w:r>
         <w:t>Frontend technológie</w:t>
       </w:r>
-      <w:bookmarkEnd w:id="1"/>
-    </w:p>
-    <w:p>
-      <w:pPr>
-        <w:pStyle w:val="text"/>
-      </w:pPr>
-      <w:proofErr w:type="spellStart"/>
-      <w:r>
-        <w:t>Frontend</w:t>
-      </w:r>
-      <w:proofErr w:type="spellEnd"/>
-      <w:r>
-        <w:t xml:space="preserve">, označovaný aj ako </w:t>
-      </w:r>
-      <w:proofErr w:type="spellStart"/>
-      <w:r>
-        <w:t>klientská</w:t>
-      </w:r>
-      <w:proofErr w:type="spellEnd"/>
-      <w:r>
-        <w:t xml:space="preserve"> strana aplikácie, je zodpovedný za vizuálnu prezentáciu a používateľskú interakciu. Základnými technológiami pre </w:t>
-      </w:r>
-      <w:proofErr w:type="spellStart"/>
-      <w:r>
-        <w:t>frontend</w:t>
-      </w:r>
-      <w:proofErr w:type="spellEnd"/>
-      <w:r>
-        <w:t xml:space="preserve"> vývoj sú HTML, CSS a JavaScript.</w:t>
+      <w:bookmarkEnd w:id="2"/>
+    </w:p>
+    <w:p>
+      <w:pPr>
+        <w:pStyle w:val="text"/>
+      </w:pPr>
+      <w:r>
+        <w:t>Frontend, označovaný aj ako klientská strana aplikácie, je zodpovedný za vizuálnu prezentáciu a používateľskú interakciu. Základnými technológiami pre frontend vývoj sú HTML, CSS a JavaScript.</w:t>
       </w:r>
       <w:r>
         <w:t xml:space="preserve"> </w:t>
@@ -4620,110 +3832,65 @@
         <w:t xml:space="preserve"> </w:t>
       </w:r>
       <w:r>
-        <w:t>HTML (</w:t>
-      </w:r>
-      <w:proofErr w:type="spellStart"/>
-      <w:r>
-        <w:t>HyperText</w:t>
-      </w:r>
-      <w:proofErr w:type="spellEnd"/>
+        <w:t xml:space="preserve">HTML (HyperText Markup Language) slúži na vytvorenie štruktúry a sémantiky webovej stránky. Poskytuje základný rámec, ktorý definuje obsah a jeho hierarchiu </w:t>
+      </w:r>
+      <w:r>
+        <w:t>[45]</w:t>
+      </w:r>
+      <w:r>
+        <w:t>. Moderný HTML5 prináša množstvo nových prvkov a API, ktoré umožňujú vytvárať bohatšie a interaktívnejšie aplikácie.</w:t>
+      </w:r>
       <w:r>
         <w:t xml:space="preserve"> </w:t>
       </w:r>
-      <w:proofErr w:type="spellStart"/>
-      <w:r>
-        <w:t>Markup</w:t>
-      </w:r>
-      <w:proofErr w:type="spellEnd"/>
+      <w:r>
+        <w:t xml:space="preserve">CSS (Cascading Style Sheets) je zodpovedný za vizuálny vzhľad a formátovanie HTML dokumentov. Umožňuje definovať farby, typografiu, rozloženie a responzívny dizajn, ktorý sa prispôsobuje rôznym veľkostiam obrazoviek. Moderné CSS frameworky, ako je Tailwind CSS, poskytujú utility-first prístup k štýlovaniu, čo výrazne urýchľuje vývojový proces </w:t>
+      </w:r>
+      <w:r>
+        <w:t>[41]</w:t>
+      </w:r>
+      <w:r>
+        <w:t>.</w:t>
+      </w:r>
       <w:r>
         <w:t xml:space="preserve"> </w:t>
       </w:r>
-      <w:proofErr w:type="spellStart"/>
-      <w:r>
-        <w:t>Language</w:t>
-      </w:r>
-      <w:proofErr w:type="spellEnd"/>
-      <w:r>
-        <w:t xml:space="preserve">) slúži na vytvorenie štruktúry a sémantiky webovej stránky. Poskytuje základný rámec, ktorý definuje obsah a jeho hierarchiu </w:t>
-      </w:r>
-      <w:r>
-        <w:t>[45]</w:t>
-      </w:r>
-      <w:r>
-        <w:t>. Moderný HTML5 prináša množstvo nových prvkov a API, ktoré umožňujú vytvárať bohatšie a interaktívnejšie aplikácie.</w:t>
-      </w:r>
       <w:r>
         <w:t xml:space="preserve"> </w:t>
       </w:r>
       <w:r>
-        <w:t>CSS (</w:t>
-      </w:r>
-      <w:proofErr w:type="spellStart"/>
-      <w:r>
-        <w:t>Cascading</w:t>
-      </w:r>
-      <w:proofErr w:type="spellEnd"/>
+        <w:t xml:space="preserve">JavaScript je programovací jazyk, ktorý pridáva interaktivitu a dynamické funkcie na webové stránky. Umožňuje manipuláciu s DOM (Document Object Model), asynchrónne operácie, komunikáciu so serverom prostredníctvom API a vytváranie komplexných používateľských rozhraní </w:t>
+      </w:r>
+      <w:r>
+        <w:t>[30]</w:t>
+      </w:r>
+      <w:r>
+        <w:t>.</w:t>
+      </w:r>
       <w:r>
         <w:t xml:space="preserve"> </w:t>
       </w:r>
-      <w:proofErr w:type="spellStart"/>
-      <w:r>
-        <w:t>Style</w:t>
-      </w:r>
-      <w:proofErr w:type="spellEnd"/>
+      <w:r>
+        <w:t xml:space="preserve">Moderné JavaScriptové frameworky a knižnice výrazne zjednodušujú vývoj frontendu. React, vyvinutý spoločnosťou Meta, je jednou z </w:t>
+      </w:r>
+      <w:r>
+        <w:lastRenderedPageBreak/>
+        <w:t xml:space="preserve">najpopulárnejších knižníc pre vytváranie používateľských rozhraní. React umožňuje vývojárom vytvárať znovupoužiteľné komponenty a efektívne spravovať stav aplikácie pomocou virtuálneho DOM </w:t>
+      </w:r>
+      <w:r>
+        <w:t>[36]</w:t>
+      </w:r>
+      <w:r>
+        <w:t>. Komponentový prístup Reactu umožňuje lepšiu organizáciu kódu a zjednodušuje údržbu veľkých aplikácií.</w:t>
+      </w:r>
       <w:r>
         <w:t xml:space="preserve"> </w:t>
       </w:r>
-      <w:proofErr w:type="spellStart"/>
-      <w:r>
-        <w:t>Sheets</w:t>
-      </w:r>
-      <w:proofErr w:type="spellEnd"/>
-      <w:r>
-        <w:t xml:space="preserve">) je zodpovedný za vizuálny vzhľad a formátovanie HTML dokumentov. Umožňuje definovať farby, typografiu, rozloženie a </w:t>
-      </w:r>
-      <w:proofErr w:type="spellStart"/>
-      <w:r>
-        <w:t>responzívny</w:t>
-      </w:r>
-      <w:proofErr w:type="spellEnd"/>
-      <w:r>
-        <w:t xml:space="preserve"> dizajn, ktorý sa prispôsobuje rôznym veľkostiam obrazoviek. Moderné CSS </w:t>
-      </w:r>
-      <w:proofErr w:type="spellStart"/>
-      <w:r>
-        <w:t>frameworky</w:t>
-      </w:r>
-      <w:proofErr w:type="spellEnd"/>
-      <w:r>
-        <w:t xml:space="preserve">, ako je </w:t>
-      </w:r>
-      <w:proofErr w:type="spellStart"/>
-      <w:r>
-        <w:t>Tailwind</w:t>
-      </w:r>
-      <w:proofErr w:type="spellEnd"/>
-      <w:r>
-        <w:t xml:space="preserve"> CSS, poskytujú utility-</w:t>
-      </w:r>
-      <w:proofErr w:type="spellStart"/>
-      <w:r>
-        <w:t>first</w:t>
-      </w:r>
-      <w:proofErr w:type="spellEnd"/>
-      <w:r>
-        <w:t xml:space="preserve"> prístup k </w:t>
-      </w:r>
-      <w:proofErr w:type="spellStart"/>
-      <w:r>
-        <w:t>štýlovaniu</w:t>
-      </w:r>
-      <w:proofErr w:type="spellEnd"/>
-      <w:r>
-        <w:t xml:space="preserve">, čo výrazne urýchľuje vývojový proces </w:t>
-      </w:r>
-      <w:r>
-        <w:t>[41]</w:t>
+      <w:r>
+        <w:t xml:space="preserve">Next.js je React framework, ktorý poskytuje ďalšie funkcie, ako je server-side rendering, statická generácia stránok, automatické code splitting a optimalizácia obrázkov. Tieto funkcie zlepšujú výkon aplikácie a optimalizujú SEO </w:t>
+      </w:r>
+      <w:r>
+        <w:t>[32]</w:t>
       </w:r>
       <w:r>
         <w:t>.</w:t>
@@ -4732,199 +3899,7 @@
         <w:t xml:space="preserve"> </w:t>
       </w:r>
       <w:r>
-        <w:t xml:space="preserve"> </w:t>
-      </w:r>
-      <w:r>
-        <w:t>JavaScript je programovací jazyk, ktorý pridáva interaktivitu a dynamické funkcie na webové stránky. Umožňuje manipuláciu s DOM (</w:t>
-      </w:r>
-      <w:proofErr w:type="spellStart"/>
-      <w:r>
-        <w:t>Document</w:t>
-      </w:r>
-      <w:proofErr w:type="spellEnd"/>
-      <w:r>
-        <w:t xml:space="preserve"> </w:t>
-      </w:r>
-      <w:proofErr w:type="spellStart"/>
-      <w:r>
-        <w:t>Object</w:t>
-      </w:r>
-      <w:proofErr w:type="spellEnd"/>
-      <w:r>
-        <w:t xml:space="preserve"> Model), asynchrónne operácie, komunikáciu so serverom prostredníctvom API a vytváranie komplexných používateľských rozhraní </w:t>
-      </w:r>
-      <w:r>
-        <w:t>[30]</w:t>
-      </w:r>
-      <w:r>
-        <w:t>.</w:t>
-      </w:r>
-      <w:r>
-        <w:t xml:space="preserve"> </w:t>
-      </w:r>
-      <w:r>
-        <w:t xml:space="preserve">Moderné </w:t>
-      </w:r>
-      <w:proofErr w:type="spellStart"/>
-      <w:r>
-        <w:t>JavaScriptové</w:t>
-      </w:r>
-      <w:proofErr w:type="spellEnd"/>
-      <w:r>
-        <w:t xml:space="preserve"> </w:t>
-      </w:r>
-      <w:proofErr w:type="spellStart"/>
-      <w:r>
-        <w:t>frameworky</w:t>
-      </w:r>
-      <w:proofErr w:type="spellEnd"/>
-      <w:r>
-        <w:t xml:space="preserve"> a knižnice výrazne zjednodušujú vývoj </w:t>
-      </w:r>
-      <w:proofErr w:type="spellStart"/>
-      <w:r>
-        <w:t>frontendu</w:t>
-      </w:r>
-      <w:proofErr w:type="spellEnd"/>
-      <w:r>
-        <w:t xml:space="preserve">. </w:t>
-      </w:r>
-      <w:proofErr w:type="spellStart"/>
-      <w:r>
-        <w:t>React</w:t>
-      </w:r>
-      <w:proofErr w:type="spellEnd"/>
-      <w:r>
-        <w:t xml:space="preserve">, vyvinutý spoločnosťou </w:t>
-      </w:r>
-      <w:proofErr w:type="spellStart"/>
-      <w:r>
-        <w:t>Meta</w:t>
-      </w:r>
-      <w:proofErr w:type="spellEnd"/>
-      <w:r>
-        <w:t xml:space="preserve">, je jednou z </w:t>
-      </w:r>
-      <w:r>
-        <w:lastRenderedPageBreak/>
-        <w:t xml:space="preserve">najpopulárnejších knižníc pre vytváranie používateľských rozhraní. </w:t>
-      </w:r>
-      <w:proofErr w:type="spellStart"/>
-      <w:r>
-        <w:t>React</w:t>
-      </w:r>
-      <w:proofErr w:type="spellEnd"/>
-      <w:r>
-        <w:t xml:space="preserve"> umožňuje vývojárom vytvárať </w:t>
-      </w:r>
-      <w:proofErr w:type="spellStart"/>
-      <w:r>
-        <w:t>znovupoužiteľné</w:t>
-      </w:r>
-      <w:proofErr w:type="spellEnd"/>
-      <w:r>
-        <w:t xml:space="preserve"> komponenty a efektívne spravovať stav aplikácie pomocou virtuálneho DOM </w:t>
-      </w:r>
-      <w:r>
-        <w:t>[36]</w:t>
-      </w:r>
-      <w:r>
-        <w:t xml:space="preserve">. Komponentový prístup </w:t>
-      </w:r>
-      <w:proofErr w:type="spellStart"/>
-      <w:r>
-        <w:t>Reactu</w:t>
-      </w:r>
-      <w:proofErr w:type="spellEnd"/>
-      <w:r>
-        <w:t xml:space="preserve"> umožňuje lepšiu organizáciu kódu a zjednodušuje údržbu veľkých aplikácií.</w:t>
-      </w:r>
-      <w:r>
-        <w:t xml:space="preserve"> </w:t>
-      </w:r>
-      <w:r>
-        <w:t xml:space="preserve">Next.js je </w:t>
-      </w:r>
-      <w:proofErr w:type="spellStart"/>
-      <w:r>
-        <w:t>React</w:t>
-      </w:r>
-      <w:proofErr w:type="spellEnd"/>
-      <w:r>
-        <w:t xml:space="preserve"> </w:t>
-      </w:r>
-      <w:proofErr w:type="spellStart"/>
-      <w:r>
-        <w:t>framework</w:t>
-      </w:r>
-      <w:proofErr w:type="spellEnd"/>
-      <w:r>
-        <w:t>, ktorý poskytuje ďalšie funkcie, ako je server-</w:t>
-      </w:r>
-      <w:proofErr w:type="spellStart"/>
-      <w:r>
-        <w:t>side</w:t>
-      </w:r>
-      <w:proofErr w:type="spellEnd"/>
-      <w:r>
-        <w:t xml:space="preserve"> </w:t>
-      </w:r>
-      <w:proofErr w:type="spellStart"/>
-      <w:r>
-        <w:t>rendering</w:t>
-      </w:r>
-      <w:proofErr w:type="spellEnd"/>
-      <w:r>
-        <w:t xml:space="preserve">, statická generácia stránok, automatické </w:t>
-      </w:r>
-      <w:proofErr w:type="spellStart"/>
-      <w:r>
-        <w:t>code</w:t>
-      </w:r>
-      <w:proofErr w:type="spellEnd"/>
-      <w:r>
-        <w:t xml:space="preserve"> </w:t>
-      </w:r>
-      <w:proofErr w:type="spellStart"/>
-      <w:r>
-        <w:t>splitting</w:t>
-      </w:r>
-      <w:proofErr w:type="spellEnd"/>
-      <w:r>
-        <w:t xml:space="preserve"> a optimalizácia obrázkov. Tieto funkcie zlepšujú výkon aplikácie a optimalizujú SEO </w:t>
-      </w:r>
-      <w:r>
-        <w:t>[32]</w:t>
-      </w:r>
-      <w:r>
-        <w:t>.</w:t>
-      </w:r>
-      <w:r>
-        <w:t xml:space="preserve"> </w:t>
-      </w:r>
-      <w:proofErr w:type="spellStart"/>
-      <w:r>
-        <w:t>TypeScript</w:t>
-      </w:r>
-      <w:proofErr w:type="spellEnd"/>
-      <w:r>
-        <w:t xml:space="preserve">, ktorý je nadstavbou </w:t>
-      </w:r>
-      <w:proofErr w:type="spellStart"/>
-      <w:r>
-        <w:t>JavaScriptu</w:t>
-      </w:r>
-      <w:proofErr w:type="spellEnd"/>
-      <w:r>
-        <w:t xml:space="preserve">, pridáva statické typovanie, čo pomáha odhaliť chyby počas vývoja a zlepšuje čitateľnosť a údržbu kódu. </w:t>
-      </w:r>
-      <w:proofErr w:type="spellStart"/>
-      <w:r>
-        <w:t>TypeScript</w:t>
-      </w:r>
-      <w:proofErr w:type="spellEnd"/>
-      <w:r>
-        <w:t xml:space="preserve"> je obzvlášť užitočný pri vývoji veľkých aplikácií, kde je dôležitá typová bezpečnosť </w:t>
+        <w:t xml:space="preserve">TypeScript, ktorý je nadstavbou JavaScriptu, pridáva statické typovanie, čo pomáha odhaliť chyby počas vývoja a zlepšuje čitateľnosť a údržbu kódu. TypeScript je obzvlášť užitočný pri vývoji veľkých aplikácií, kde je dôležitá typová bezpečnosť </w:t>
       </w:r>
       <w:r>
         <w:t>[43]</w:t>
@@ -4941,37 +3916,28 @@
           <w:numId w:val="3"/>
         </w:numPr>
       </w:pPr>
-      <w:bookmarkStart w:id="2" w:name="_Toc222418953"/>
+      <w:bookmarkStart w:id="3" w:name="_Toc222420373"/>
       <w:r>
         <w:t>Backend technológie</w:t>
       </w:r>
-      <w:bookmarkEnd w:id="2"/>
-    </w:p>
-    <w:p>
-      <w:pPr>
-        <w:pStyle w:val="text"/>
-      </w:pPr>
-      <w:proofErr w:type="spellStart"/>
-      <w:r>
-        <w:t>Backend</w:t>
-      </w:r>
-      <w:proofErr w:type="spellEnd"/>
-      <w:r>
-        <w:t xml:space="preserve">, alebo serverová strana aplikácie, je zodpovedná za spracovanie business logiky, komunikáciu s databázami, autentifikáciu používateľov a poskytovanie API </w:t>
-      </w:r>
-      <w:proofErr w:type="spellStart"/>
-      <w:r>
-        <w:t>endpointov</w:t>
-      </w:r>
-      <w:proofErr w:type="spellEnd"/>
-      <w:r>
-        <w:t xml:space="preserve"> pre </w:t>
-      </w:r>
-      <w:proofErr w:type="spellStart"/>
-      <w:r>
-        <w:t>frontend</w:t>
-      </w:r>
-      <w:proofErr w:type="spellEnd"/>
+      <w:bookmarkEnd w:id="3"/>
+    </w:p>
+    <w:p>
+      <w:pPr>
+        <w:pStyle w:val="text"/>
+      </w:pPr>
+      <w:r>
+        <w:t>Backend, alebo serverová strana aplikácie, je zodpovedná za spracovanie business logiky, komunikáciu s databázami, autentifikáciu používateľov a poskytovanie API endpointov pre frontend.</w:t>
+      </w:r>
+      <w:r>
+        <w:t xml:space="preserve"> </w:t>
+      </w:r>
+      <w:r>
+        <w:t xml:space="preserve">Node.js je runtime prostredie, ktoré umožňuje spúšťať JavaScript na strane servera. Táto vlastnosť umožňuje vývojárom používať rovnaký programovací jazyk pre frontend aj backend, čo zjednodušuje vývojový proces a umožňuje zdieľanie kódu medzi klientom a serverom </w:t>
+      </w:r>
+      <w:r>
+        <w:t>[34]</w:t>
+      </w:r>
       <w:r>
         <w:t>.</w:t>
       </w:r>
@@ -4979,34 +3945,10 @@
         <w:t xml:space="preserve"> </w:t>
       </w:r>
       <w:r>
-        <w:t xml:space="preserve">Node.js je </w:t>
-      </w:r>
-      <w:proofErr w:type="spellStart"/>
-      <w:r>
-        <w:t>runtime</w:t>
-      </w:r>
-      <w:proofErr w:type="spellEnd"/>
-      <w:r>
-        <w:t xml:space="preserve"> prostredie, ktoré umožňuje spúšťať JavaScript na strane servera. Táto vlastnosť umožňuje vývojárom používať rovnaký programovací jazyk pre </w:t>
-      </w:r>
-      <w:proofErr w:type="spellStart"/>
-      <w:r>
-        <w:t>frontend</w:t>
-      </w:r>
-      <w:proofErr w:type="spellEnd"/>
-      <w:r>
-        <w:t xml:space="preserve"> aj </w:t>
-      </w:r>
-      <w:proofErr w:type="spellStart"/>
-      <w:r>
-        <w:t>backend</w:t>
-      </w:r>
-      <w:proofErr w:type="spellEnd"/>
-      <w:r>
-        <w:t xml:space="preserve">, čo zjednodušuje vývojový proces a umožňuje zdieľanie kódu medzi klientom a serverom </w:t>
-      </w:r>
-      <w:r>
-        <w:t>[34]</w:t>
+        <w:t xml:space="preserve">RESTful API (Representational State Transfer) je architektonický štýl pre navrhovanie webových služieb. REST API používa štandardné HTTP metódy (GET, POST, PUT, DELETE) na komunikáciu medzi klientom a serverom. Tento prístup poskytuje jednoduchú a škálovateľnú architektúru pre webové aplikácie </w:t>
+      </w:r>
+      <w:r>
+        <w:t>[38]</w:t>
       </w:r>
       <w:r>
         <w:t>.</w:t>
@@ -5014,49 +3956,8 @@
       <w:r>
         <w:t xml:space="preserve"> </w:t>
       </w:r>
-      <w:proofErr w:type="spellStart"/>
-      <w:r>
-        <w:t>RESTful</w:t>
-      </w:r>
-      <w:proofErr w:type="spellEnd"/>
-      <w:r>
-        <w:t xml:space="preserve"> API (</w:t>
-      </w:r>
-      <w:proofErr w:type="spellStart"/>
-      <w:r>
-        <w:t>Representational</w:t>
-      </w:r>
-      <w:proofErr w:type="spellEnd"/>
-      <w:r>
-        <w:t xml:space="preserve"> State Transfer) je architektonický štýl pre navrhovanie webových služieb. REST API používa štandardné HTTP metódy (GET, POST, PUT, DELETE) na komunikáciu medzi klientom a serverom. Tento prístup poskytuje jednoduchú a škálovateľnú architektúru pre webové aplikácie </w:t>
-      </w:r>
-      <w:r>
-        <w:t>[38]</w:t>
-      </w:r>
-      <w:r>
-        <w:t>.</w:t>
-      </w:r>
-      <w:r>
-        <w:t xml:space="preserve"> </w:t>
-      </w:r>
-      <w:r>
-        <w:t xml:space="preserve">Autentifikácia a autorizácia sú kritické aspekty bezpečnosti webových aplikácií. JWT (JSON Web </w:t>
-      </w:r>
-      <w:proofErr w:type="spellStart"/>
-      <w:r>
-        <w:t>Tokens</w:t>
-      </w:r>
-      <w:proofErr w:type="spellEnd"/>
-      <w:r>
-        <w:t xml:space="preserve">) je populárna metóda pre bezpečnú výmenu informácií medzi stranami. JWT tokeny umožňujú </w:t>
-      </w:r>
-      <w:proofErr w:type="spellStart"/>
-      <w:r>
-        <w:t>bezstavovú</w:t>
-      </w:r>
-      <w:proofErr w:type="spellEnd"/>
-      <w:r>
-        <w:t xml:space="preserve"> autentifikáciu, čo je výhodné pre škálovateľné aplikácie </w:t>
+      <w:r>
+        <w:t xml:space="preserve">Autentifikácia a autorizácia sú kritické aspekty bezpečnosti webových aplikácií. JWT (JSON Web Tokens) je populárna metóda pre bezpečnú výmenu informácií medzi stranami. JWT tokeny umožňujú bezstavovú autentifikáciu, čo je výhodné pre škálovateľné aplikácie </w:t>
       </w:r>
       <w:r>
         <w:t>[35]</w:t>
@@ -5087,58 +3988,13 @@
         <w:pStyle w:val="text"/>
       </w:pPr>
       <w:r>
-        <w:t xml:space="preserve">Databázové systémy sú nevyhnutnou súčasťou väčšiny webových aplikácií, pretože poskytujú úložisko a správu dát. Existujú dva hlavné typy databázových systémov: relačné (SQL) a </w:t>
-      </w:r>
-      <w:proofErr w:type="spellStart"/>
-      <w:r>
-        <w:t>nereľačné</w:t>
-      </w:r>
-      <w:proofErr w:type="spellEnd"/>
-      <w:r>
-        <w:t xml:space="preserve"> (</w:t>
-      </w:r>
-      <w:proofErr w:type="spellStart"/>
-      <w:r>
-        <w:t>NoSQL</w:t>
-      </w:r>
-      <w:proofErr w:type="spellEnd"/>
-      <w:r>
-        <w:t>).</w:t>
+        <w:t>Databázové systémy sú nevyhnutnou súčasťou väčšiny webových aplikácií, pretože poskytujú úložisko a správu dát. Existujú dva hlavné typy databázových systémov: relačné (SQL) a nereľačné (NoSQL).</w:t>
       </w:r>
       <w:r>
         <w:t xml:space="preserve"> </w:t>
       </w:r>
-      <w:proofErr w:type="spellStart"/>
-      <w:r>
-        <w:t>MongoDB</w:t>
-      </w:r>
-      <w:proofErr w:type="spellEnd"/>
-      <w:r>
-        <w:t xml:space="preserve"> je dokumentovo orientovaná </w:t>
-      </w:r>
-      <w:proofErr w:type="spellStart"/>
-      <w:r>
-        <w:t>NoSQL</w:t>
-      </w:r>
-      <w:proofErr w:type="spellEnd"/>
-      <w:r>
-        <w:t xml:space="preserve"> databáza, ktorá ukladá dáta vo formáte podobnom JSON. Táto databáza je obzvlášť vhodná pre aplikácie s flexibilnými schémami a horizontálnym škálovaním. </w:t>
-      </w:r>
-      <w:proofErr w:type="spellStart"/>
-      <w:r>
-        <w:t>MongoDB</w:t>
-      </w:r>
-      <w:proofErr w:type="spellEnd"/>
-      <w:r>
-        <w:t xml:space="preserve"> poskytuje výkonné </w:t>
-      </w:r>
-      <w:proofErr w:type="spellStart"/>
-      <w:r>
-        <w:t>dotazovacie</w:t>
-      </w:r>
-      <w:proofErr w:type="spellEnd"/>
-      <w:r>
-        <w:t xml:space="preserve"> možnosti a podporuje komplexné dátové štruktúry </w:t>
+      <w:r>
+        <w:t xml:space="preserve">MongoDB je dokumentovo orientovaná NoSQL databáza, ktorá ukladá dáta vo formáte podobnom JSON. Táto databáza je obzvlášť vhodná pre aplikácie s flexibilnými schémami a horizontálnym škálovaním. MongoDB poskytuje výkonné dotazovacie možnosti a podporuje komplexné dátové štruktúry </w:t>
       </w:r>
       <w:r>
         <w:t>[31]</w:t>
@@ -5150,47 +4006,7 @@
         <w:t xml:space="preserve"> </w:t>
       </w:r>
       <w:r>
-        <w:t xml:space="preserve">Relačné databázy, ako MySQL alebo </w:t>
-      </w:r>
-      <w:proofErr w:type="spellStart"/>
-      <w:r>
-        <w:t>PostgreSQL</w:t>
-      </w:r>
-      <w:proofErr w:type="spellEnd"/>
-      <w:r>
-        <w:t>, používajú tabuľkovú štruktúru a SQL (</w:t>
-      </w:r>
-      <w:proofErr w:type="spellStart"/>
-      <w:r>
-        <w:t>Structured</w:t>
-      </w:r>
-      <w:proofErr w:type="spellEnd"/>
-      <w:r>
-        <w:t xml:space="preserve"> </w:t>
-      </w:r>
-      <w:proofErr w:type="spellStart"/>
-      <w:r>
-        <w:t>Query</w:t>
-      </w:r>
-      <w:proofErr w:type="spellEnd"/>
-      <w:r>
-        <w:t xml:space="preserve"> </w:t>
-      </w:r>
-      <w:proofErr w:type="spellStart"/>
-      <w:r>
-        <w:t>Language</w:t>
-      </w:r>
-      <w:proofErr w:type="spellEnd"/>
-      <w:r>
-        <w:t xml:space="preserve">) na </w:t>
-      </w:r>
-      <w:proofErr w:type="spellStart"/>
-      <w:r>
-        <w:t>dotazovanie</w:t>
-      </w:r>
-      <w:proofErr w:type="spellEnd"/>
-      <w:r>
-        <w:t xml:space="preserve">. Tieto databázy sú vhodné </w:t>
+        <w:t xml:space="preserve">Relačné databázy, ako MySQL alebo PostgreSQL, používajú tabuľkovú štruktúru a SQL (Structured Query Language) na dotazovanie. Tieto databázy sú vhodné </w:t>
       </w:r>
       <w:r>
         <w:lastRenderedPageBreak/>
@@ -5217,11 +4033,11 @@
           <w:numId w:val="3"/>
         </w:numPr>
       </w:pPr>
-      <w:bookmarkStart w:id="3" w:name="_Toc222418954"/>
+      <w:bookmarkStart w:id="4" w:name="_Toc222420374"/>
       <w:r>
         <w:t>Vývojový proces</w:t>
       </w:r>
-      <w:bookmarkEnd w:id="3"/>
+      <w:bookmarkEnd w:id="4"/>
     </w:p>
     <w:p>
       <w:pPr>
@@ -5246,15 +4062,7 @@
         <w:t xml:space="preserve"> </w:t>
       </w:r>
       <w:r>
-        <w:t xml:space="preserve">Návrh zahŕňa vytvorenie architektúry aplikácie, návrh používateľského rozhrania (UI) a používateľskej skúsenosti (UX). Dôležitým aspektom je zabezpečiť, aby aplikácia bola intuitívna, </w:t>
-      </w:r>
-      <w:proofErr w:type="spellStart"/>
-      <w:r>
-        <w:t>responzívna</w:t>
-      </w:r>
-      <w:proofErr w:type="spellEnd"/>
-      <w:r>
-        <w:t xml:space="preserve"> a prístupná na rôznych zariadeniach </w:t>
+        <w:t xml:space="preserve">Návrh zahŕňa vytvorenie architektúry aplikácie, návrh používateľského rozhrania (UI) a používateľskej skúsenosti (UX). Dôležitým aspektom je zabezpečiť, aby aplikácia bola intuitívna, responzívna a prístupná na rôznych zariadeniach </w:t>
       </w:r>
       <w:r>
         <w:t>[1]</w:t>
@@ -5266,15 +4074,7 @@
         <w:t xml:space="preserve"> </w:t>
       </w:r>
       <w:r>
-        <w:t xml:space="preserve">Implementácia zahŕňa samotné programovanie aplikácie podľa špecifikácií z návrhu. V tejto fáze sa používajú rôzne technológie a nástroje, ktoré boli vybrané počas plánovacej fázy. </w:t>
-      </w:r>
-      <w:proofErr w:type="spellStart"/>
-      <w:r>
-        <w:t>Verzovanie</w:t>
-      </w:r>
-      <w:proofErr w:type="spellEnd"/>
-      <w:r>
-        <w:t xml:space="preserve"> kódu pomocou nástrojov ako Git je nevyhnutné pre správu zmien a spoluprácu v tíme </w:t>
+        <w:t xml:space="preserve">Implementácia zahŕňa samotné programovanie aplikácie podľa špecifikácií z návrhu. V tejto fáze sa používajú rôzne technológie a nástroje, ktoré boli vybrané počas plánovacej fázy. Verzovanie kódu pomocou nástrojov ako Git je nevyhnutné pre správu zmien a spoluprácu v tíme </w:t>
       </w:r>
       <w:r>
         <w:t>[22]</w:t>
@@ -5298,47 +4098,7 @@
         <w:t xml:space="preserve"> </w:t>
       </w:r>
       <w:r>
-        <w:t>Nasadenie a údržba zahŕňa uvedenie aplikácie do produkčného prostredia a následné monitorovanie výkonu, opravu chýb a implementáciu aktualizácií. Moderné vývojové postupy často využívajú CI/CD (</w:t>
-      </w:r>
-      <w:proofErr w:type="spellStart"/>
-      <w:r>
-        <w:t>Continuous</w:t>
-      </w:r>
-      <w:proofErr w:type="spellEnd"/>
-      <w:r>
-        <w:t xml:space="preserve"> </w:t>
-      </w:r>
-      <w:proofErr w:type="spellStart"/>
-      <w:r>
-        <w:t>Integration</w:t>
-      </w:r>
-      <w:proofErr w:type="spellEnd"/>
-      <w:r>
-        <w:t>/</w:t>
-      </w:r>
-      <w:proofErr w:type="spellStart"/>
-      <w:r>
-        <w:t>Continuous</w:t>
-      </w:r>
-      <w:proofErr w:type="spellEnd"/>
-      <w:r>
-        <w:t xml:space="preserve"> </w:t>
-      </w:r>
-      <w:proofErr w:type="spellStart"/>
-      <w:r>
-        <w:t>Deployment</w:t>
-      </w:r>
-      <w:proofErr w:type="spellEnd"/>
-      <w:r>
-        <w:t xml:space="preserve">) </w:t>
-      </w:r>
-      <w:proofErr w:type="spellStart"/>
-      <w:r>
-        <w:t>pipeline</w:t>
-      </w:r>
-      <w:proofErr w:type="spellEnd"/>
-      <w:r>
-        <w:t xml:space="preserve">, ktoré automatizujú proces nasadenia </w:t>
+        <w:t xml:space="preserve">Nasadenie a údržba zahŕňa uvedenie aplikácie do produkčného prostredia a následné monitorovanie výkonu, opravu chýb a implementáciu aktualizácií. Moderné vývojové postupy často využívajú CI/CD (Continuous Integration/Continuous Deployment) pipeline, ktoré automatizujú proces nasadenia </w:t>
       </w:r>
       <w:r>
         <w:t>[5]</w:t>
@@ -5368,23 +4128,7 @@
         <w:pStyle w:val="text"/>
       </w:pPr>
       <w:r>
-        <w:t xml:space="preserve">Moderné vývojové metodológie, ako je </w:t>
-      </w:r>
-      <w:proofErr w:type="spellStart"/>
-      <w:r>
-        <w:t>Agile</w:t>
-      </w:r>
-      <w:proofErr w:type="spellEnd"/>
-      <w:r>
-        <w:t xml:space="preserve"> a </w:t>
-      </w:r>
-      <w:proofErr w:type="spellStart"/>
-      <w:r>
-        <w:t>Scrum</w:t>
-      </w:r>
-      <w:proofErr w:type="spellEnd"/>
-      <w:r>
-        <w:t xml:space="preserve">, kladú dôraz na iteratívny vývoj, úzku spoluprácu s klientom a flexibilitu pri zmene požiadaviek. Tieto metodológie umožňujú rýchlejšie dodanie funkcií a lepšiu adaptáciu na meniace sa potreby projektu </w:t>
+        <w:t xml:space="preserve">Moderné vývojové metodológie, ako je Agile a Scrum, kladú dôraz na iteratívny vývoj, úzku spoluprácu s klientom a flexibilitu pri zmene požiadaviek. Tieto metodológie umožňujú rýchlejšie dodanie funkcií a lepšiu adaptáciu na meniace sa potreby projektu </w:t>
       </w:r>
       <w:r>
         <w:t>[4]</w:t>
@@ -5395,21 +4139,8 @@
       <w:r>
         <w:t xml:space="preserve"> </w:t>
       </w:r>
-      <w:proofErr w:type="spellStart"/>
-      <w:r>
-        <w:t>Verzovanie</w:t>
-      </w:r>
-      <w:proofErr w:type="spellEnd"/>
-      <w:r>
-        <w:t xml:space="preserve"> kódu pomocou nástrojov ako Git umožňuje vývojárom sledovať zmeny v kóde, spolupracovať na projektoch a v prípade potreby vrátiť sa k predchádzajúcim </w:t>
-      </w:r>
-      <w:proofErr w:type="spellStart"/>
-      <w:r>
-        <w:t>verziam</w:t>
-      </w:r>
-      <w:proofErr w:type="spellEnd"/>
-      <w:r>
-        <w:t xml:space="preserve">. Git je distribuovaný systém kontroly verzií, ktorý je široko používaný v softvérovom vývoji </w:t>
+      <w:r>
+        <w:t xml:space="preserve">Verzovanie kódu pomocou nástrojov ako Git umožňuje vývojárom sledovať zmeny v kóde, spolupracovať na projektoch a v prípade potreby vrátiť sa k predchádzajúcim verziam. Git je distribuovaný systém kontroly verzií, ktorý je široko používaný v softvérovom vývoji </w:t>
       </w:r>
       <w:r>
         <w:t>[22]</w:t>
@@ -5420,21 +4151,8 @@
       <w:r>
         <w:t xml:space="preserve"> </w:t>
       </w:r>
-      <w:proofErr w:type="spellStart"/>
-      <w:r>
-        <w:t>Code</w:t>
-      </w:r>
-      <w:proofErr w:type="spellEnd"/>
-      <w:r>
-        <w:t xml:space="preserve"> </w:t>
-      </w:r>
-      <w:proofErr w:type="spellStart"/>
-      <w:r>
-        <w:t>review</w:t>
-      </w:r>
-      <w:proofErr w:type="spellEnd"/>
-      <w:r>
-        <w:t xml:space="preserve">, kde iní vývojári kontrolujú navrhnuté zmeny pred ich začlenením do hlavnej vetvy kódu, pomáha udržiavať kvalitu kódu a zdieľať znalosti v tíme </w:t>
+      <w:r>
+        <w:t xml:space="preserve">Code review, kde iní vývojári kontrolujú navrhnuté zmeny pred ich začlenením do hlavnej vetvy kódu, pomáha udržiavať kvalitu kódu a zdieľať znalosti v tíme </w:t>
       </w:r>
       <w:r>
         <w:t>[39]</w:t>
@@ -5473,15 +4191,7 @@
         <w:ind w:firstLine="360"/>
       </w:pPr>
       <w:r>
-        <w:t xml:space="preserve">Táto kapitola poskytla teoretický základ pre pochopenie tvorby webových aplikácií. Prehľadali sme základné technológie, architektúru, bezpečnostné aspekty a vývojový proces, ktoré sú nevyhnutné pre úspešný vývoj moderných webových aplikácií. Tieto poznatky budú slúžiť ako základ pre ďalšie kapitoly, ktoré sa budú zaoberať konkrétnou implementáciou aplikácie </w:t>
-      </w:r>
-      <w:proofErr w:type="spellStart"/>
-      <w:r>
-        <w:t>DanceHub</w:t>
-      </w:r>
-      <w:proofErr w:type="spellEnd"/>
-      <w:r>
-        <w:t>.</w:t>
+        <w:t>Táto kapitola poskytla teoretický základ pre pochopenie tvorby webových aplikácií. Prehľadali sme základné technológie, architektúru, bezpečnostné aspekty a vývojový proces, ktoré sú nevyhnutné pre úspešný vývoj moderných webových aplikácií. Tieto poznatky budú slúžiť ako základ pre ďalšie kapitoly, ktoré sa budú zaoberať konkrétnou implementáciou aplikácie DanceHub.</w:t>
       </w:r>
       <w:r>
         <w:br w:type="page"/>
@@ -5498,7 +4208,7 @@
           <w:color w:val="auto"/>
         </w:rPr>
       </w:pPr>
-      <w:bookmarkStart w:id="4" w:name="_Toc222418955"/>
+      <w:bookmarkStart w:id="5" w:name="_Toc222420375"/>
       <w:r>
         <w:rPr>
           <w:noProof/>
@@ -5506,7 +4216,7 @@
         <w:lastRenderedPageBreak/>
         <w:t>ANALÝZA TRHU A KONKURENCIE</w:t>
       </w:r>
-      <w:bookmarkEnd w:id="4"/>
+      <w:bookmarkEnd w:id="5"/>
     </w:p>
     <w:p>
       <w:pPr>
@@ -5590,7 +4300,7 @@
           <w:numId w:val="3"/>
         </w:numPr>
       </w:pPr>
-      <w:bookmarkStart w:id="5" w:name="_Toc222418956"/>
+      <w:bookmarkStart w:id="6" w:name="_Toc222420376"/>
       <w:r>
         <w:rPr>
           <w:rStyle w:val="KapitolaChar"/>
@@ -5600,7 +4310,7 @@
         </w:rPr>
         <w:t>Google Calendar</w:t>
       </w:r>
-      <w:bookmarkEnd w:id="5"/>
+      <w:bookmarkEnd w:id="6"/>
     </w:p>
     <w:p>
       <w:pPr>
@@ -5670,14 +4380,14 @@
           <w:noProof/>
         </w:rPr>
       </w:pPr>
-      <w:bookmarkStart w:id="6" w:name="_Toc222418957"/>
+      <w:bookmarkStart w:id="7" w:name="_Toc222420377"/>
       <w:r>
         <w:rPr>
           <w:noProof/>
         </w:rPr>
         <w:t>Calendly</w:t>
       </w:r>
-      <w:bookmarkEnd w:id="6"/>
+      <w:bookmarkEnd w:id="7"/>
     </w:p>
     <w:p>
       <w:pPr>
@@ -5740,14 +4450,14 @@
           <w:noProof/>
         </w:rPr>
       </w:pPr>
-      <w:bookmarkStart w:id="7" w:name="_Toc222418958"/>
+      <w:bookmarkStart w:id="8" w:name="_Toc222420378"/>
       <w:r>
         <w:rPr>
           <w:noProof/>
         </w:rPr>
         <w:t>Doodle</w:t>
       </w:r>
-      <w:bookmarkEnd w:id="7"/>
+      <w:bookmarkEnd w:id="8"/>
     </w:p>
     <w:p>
       <w:pPr>
@@ -5807,7 +4517,7 @@
           <w:numId w:val="3"/>
         </w:numPr>
       </w:pPr>
-      <w:bookmarkStart w:id="8" w:name="_Toc222418959"/>
+      <w:bookmarkStart w:id="9" w:name="_Toc222420379"/>
       <w:r>
         <w:rPr>
           <w:rStyle w:val="KapitolaChar"/>
@@ -5817,7 +4527,7 @@
         </w:rPr>
         <w:t>Špecifické aplikácie pre tanečné kluby</w:t>
       </w:r>
-      <w:bookmarkEnd w:id="8"/>
+      <w:bookmarkEnd w:id="9"/>
     </w:p>
     <w:p>
       <w:pPr>
@@ -5884,11 +4594,11 @@
           <w:numId w:val="3"/>
         </w:numPr>
       </w:pPr>
-      <w:bookmarkStart w:id="9" w:name="_Toc222418960"/>
+      <w:bookmarkStart w:id="10" w:name="_Toc222420380"/>
       <w:r>
         <w:t>Porovnávacia tabuľka funkcií</w:t>
       </w:r>
-      <w:bookmarkEnd w:id="9"/>
+      <w:bookmarkEnd w:id="10"/>
     </w:p>
     <w:p>
       <w:pPr>
@@ -5968,7 +4678,7 @@
           <w:rFonts w:ascii="Times New Roman" w:hAnsi="Times New Roman" w:cs="Times New Roman"/>
         </w:rPr>
       </w:pPr>
-      <w:bookmarkStart w:id="10" w:name="_Toc222419608"/>
+      <w:bookmarkStart w:id="11" w:name="_Toc222419608"/>
       <w:r>
         <w:rPr>
           <w:rFonts w:ascii="Times New Roman" w:hAnsi="Times New Roman" w:cs="Times New Roman"/>
@@ -6012,10 +4722,10 @@
         </w:rPr>
         <w:t>, Porovnanie konkurenčných aplikácií</w:t>
       </w:r>
-      <w:bookmarkEnd w:id="10"/>
-    </w:p>
-    <w:bookmarkStart w:id="11" w:name="_MON_1831702185"/>
-    <w:bookmarkEnd w:id="11"/>
+      <w:bookmarkEnd w:id="11"/>
+    </w:p>
+    <w:bookmarkStart w:id="12" w:name="_MON_1831702185"/>
+    <w:bookmarkEnd w:id="12"/>
     <w:p>
       <w:pPr>
         <w:pStyle w:val="text"/>
@@ -6050,7 +4760,7 @@
           <v:shape id="_x0000_i1025" type="#_x0000_t75" style="width:339.45pt;height:268.35pt" o:ole="">
             <v:imagedata r:id="rId11" o:title=""/>
           </v:shape>
-          <o:OLEObject Type="Embed" ProgID="Excel.Sheet.12" ShapeID="_x0000_i1025" DrawAspect="Content" ObjectID="_1833032355" r:id="rId12"/>
+          <o:OLEObject Type="Embed" ProgID="Excel.Sheet.12" ShapeID="_x0000_i1025" DrawAspect="Content" ObjectID="_1833033121" r:id="rId12"/>
         </w:object>
       </w:r>
     </w:p>
@@ -6065,7 +4775,7 @@
           <w:noProof/>
         </w:rPr>
       </w:pPr>
-      <w:bookmarkStart w:id="12" w:name="_Toc222418961"/>
+      <w:bookmarkStart w:id="13" w:name="_Toc222420381"/>
       <w:r>
         <w:rPr>
           <w:noProof/>
@@ -6073,7 +4783,7 @@
         <w:lastRenderedPageBreak/>
         <w:t>SWOT analýza konkurenčných produktov</w:t>
       </w:r>
-      <w:bookmarkEnd w:id="12"/>
+      <w:bookmarkEnd w:id="13"/>
     </w:p>
     <w:p>
       <w:pPr>
@@ -6519,14 +5229,14 @@
           <w:noProof/>
         </w:rPr>
       </w:pPr>
-      <w:bookmarkStart w:id="13" w:name="_Toc222418962"/>
+      <w:bookmarkStart w:id="14" w:name="_Toc222420382"/>
       <w:r>
         <w:rPr>
           <w:noProof/>
         </w:rPr>
         <w:t>Identifikácia medzery na trhu</w:t>
       </w:r>
-      <w:bookmarkEnd w:id="13"/>
+      <w:bookmarkEnd w:id="14"/>
     </w:p>
     <w:p>
       <w:pPr>
@@ -6721,12 +5431,12 @@
       <w:pPr>
         <w:pStyle w:val="Kapitola"/>
       </w:pPr>
-      <w:bookmarkStart w:id="14" w:name="_Toc222418963"/>
+      <w:bookmarkStart w:id="15" w:name="_Toc222420383"/>
       <w:r>
         <w:lastRenderedPageBreak/>
         <w:t>NÁVRH RIEŠENIA - DANCEHUB</w:t>
       </w:r>
-      <w:bookmarkEnd w:id="14"/>
+      <w:bookmarkEnd w:id="15"/>
     </w:p>
     <w:p>
       <w:pPr>
@@ -6806,7 +5516,7 @@
           <w:noProof/>
         </w:rPr>
       </w:pPr>
-      <w:bookmarkStart w:id="15" w:name="_Toc222418964"/>
+      <w:bookmarkStart w:id="16" w:name="_Toc222420384"/>
       <w:r>
         <w:rPr>
           <w:noProof/>
@@ -6814,7 +5524,7 @@
         <w:lastRenderedPageBreak/>
         <w:t>IMPLEMENTÁCIA</w:t>
       </w:r>
-      <w:bookmarkEnd w:id="15"/>
+      <w:bookmarkEnd w:id="16"/>
     </w:p>
     <w:p>
       <w:pPr>
@@ -6829,13 +5539,8 @@
         </w:rPr>
         <w:t>Pred samotnou implementáciou aplikácie DanceHub bol vytvorený návrh používateľského rozhrania s dôrazom na prehľadnosť a jednoduché používanie pre rôzne typy používateľov (administrátor, tréner, tanečný pár). Na základe požiadaviek zo zadania a analýzy existujúcich riešení boli najskôr pripravené </w:t>
       </w:r>
-      <w:proofErr w:type="spellStart"/>
-      <w:r>
-        <w:t>wireframy</w:t>
-      </w:r>
-      <w:proofErr w:type="spellEnd"/>
-      <w:r>
-        <w:t> hlavných obrazoviek</w:t>
+      <w:r>
+        <w:t>wireframy hlavných obrazoviek</w:t>
       </w:r>
       <w:r>
         <w:rPr>
@@ -7019,7 +5724,7 @@
                 <w:noProof/>
               </w:rPr>
             </w:pPr>
-            <w:bookmarkStart w:id="16" w:name="_Toc222419474"/>
+            <w:bookmarkStart w:id="17" w:name="_Toc222419474"/>
             <w:r>
               <w:rPr>
                 <w:rFonts w:ascii="Times New Roman" w:hAnsi="Times New Roman" w:cs="Times New Roman"/>
@@ -7061,17 +5766,9 @@
               <w:rPr>
                 <w:rFonts w:ascii="Times New Roman" w:hAnsi="Times New Roman" w:cs="Times New Roman"/>
               </w:rPr>
-              <w:t xml:space="preserve">, Ukážka </w:t>
-            </w:r>
-            <w:proofErr w:type="spellStart"/>
-            <w:r>
-              <w:rPr>
-                <w:rFonts w:ascii="Times New Roman" w:hAnsi="Times New Roman" w:cs="Times New Roman"/>
-              </w:rPr>
-              <w:t>dashboardu</w:t>
-            </w:r>
-            <w:bookmarkEnd w:id="16"/>
-            <w:proofErr w:type="spellEnd"/>
+              <w:t>, Ukážka dashboardu</w:t>
+            </w:r>
+            <w:bookmarkEnd w:id="17"/>
           </w:p>
         </w:tc>
       </w:tr>
@@ -7244,7 +5941,7 @@
                 <w:noProof/>
               </w:rPr>
             </w:pPr>
-            <w:bookmarkStart w:id="17" w:name="_Toc222419475"/>
+            <w:bookmarkStart w:id="18" w:name="_Toc222419475"/>
             <w:r>
               <w:rPr>
                 <w:rFonts w:ascii="Times New Roman" w:hAnsi="Times New Roman" w:cs="Times New Roman"/>
@@ -7288,7 +5985,7 @@
               </w:rPr>
               <w:t>, Ukážka správy párov</w:t>
             </w:r>
-            <w:bookmarkEnd w:id="17"/>
+            <w:bookmarkEnd w:id="18"/>
           </w:p>
         </w:tc>
       </w:tr>
@@ -7425,7 +6122,7 @@
                 <w:noProof/>
               </w:rPr>
             </w:pPr>
-            <w:bookmarkStart w:id="18" w:name="_Toc222419476"/>
+            <w:bookmarkStart w:id="19" w:name="_Toc222419476"/>
             <w:r>
               <w:rPr>
                 <w:rFonts w:ascii="Times New Roman" w:hAnsi="Times New Roman" w:cs="Times New Roman"/>
@@ -7469,7 +6166,7 @@
               </w:rPr>
               <w:t>, Ukážka profilu</w:t>
             </w:r>
-            <w:bookmarkEnd w:id="18"/>
+            <w:bookmarkEnd w:id="19"/>
           </w:p>
         </w:tc>
       </w:tr>
@@ -7503,6 +6200,7 @@
         <w:rPr>
           <w:noProof/>
         </w:rPr>
+        <w:lastRenderedPageBreak/>
         <w:t xml:space="preserve">State management v aplikácii využíva React Context API pre globálny stav aplikácie. Hlavné contexty zahŕňajú AuthContext pre správu autentifikácie a používateľských dát, LoadingContext pre správu stavu načítavania a OnboardingContext pre správu procesu onboarding </w:t>
       </w:r>
       <w:r>
@@ -7677,14 +6375,14 @@
           <w:noProof/>
         </w:rPr>
       </w:pPr>
-      <w:bookmarkStart w:id="19" w:name="_Toc222418965"/>
+      <w:bookmarkStart w:id="20" w:name="_Toc222420385"/>
       <w:r>
         <w:rPr>
           <w:noProof/>
         </w:rPr>
         <w:t>Business logika</w:t>
       </w:r>
-      <w:bookmarkEnd w:id="19"/>
+      <w:bookmarkEnd w:id="20"/>
     </w:p>
     <w:p>
       <w:pPr>
@@ -7778,14 +6476,14 @@
           <w:noProof/>
         </w:rPr>
       </w:pPr>
-      <w:bookmarkStart w:id="20" w:name="_Toc222418966"/>
+      <w:bookmarkStart w:id="21" w:name="_Toc222420386"/>
       <w:r>
         <w:rPr>
           <w:noProof/>
         </w:rPr>
         <w:t>Testovanie funkcií</w:t>
       </w:r>
-      <w:bookmarkEnd w:id="20"/>
+      <w:bookmarkEnd w:id="21"/>
     </w:p>
     <w:p>
       <w:pPr>
@@ -7944,7 +6642,7 @@
           <w:noProof/>
         </w:rPr>
       </w:pPr>
-      <w:bookmarkStart w:id="21" w:name="_Toc222418967"/>
+      <w:bookmarkStart w:id="22" w:name="_Toc222420387"/>
       <w:r>
         <w:rPr>
           <w:noProof/>
@@ -7952,7 +6650,7 @@
         <w:lastRenderedPageBreak/>
         <w:t>Deployment</w:t>
       </w:r>
-      <w:bookmarkEnd w:id="21"/>
+      <w:bookmarkEnd w:id="22"/>
     </w:p>
     <w:p>
       <w:pPr>
@@ -8069,7 +6767,7 @@
           <w:noProof/>
         </w:rPr>
       </w:pPr>
-      <w:bookmarkStart w:id="22" w:name="_Toc222418968"/>
+      <w:bookmarkStart w:id="23" w:name="_Toc222420388"/>
       <w:r>
         <w:rPr>
           <w:noProof/>
@@ -8077,7 +6775,7 @@
         <w:lastRenderedPageBreak/>
         <w:t>MARKETINGOVÝ PLÁN</w:t>
       </w:r>
-      <w:bookmarkEnd w:id="22"/>
+      <w:bookmarkEnd w:id="23"/>
     </w:p>
     <w:p>
       <w:pPr>
@@ -8508,7 +7206,7 @@
           <w:noProof/>
         </w:rPr>
       </w:pPr>
-      <w:bookmarkStart w:id="23" w:name="_Toc222418969"/>
+      <w:bookmarkStart w:id="24" w:name="_Toc222420389"/>
       <w:r>
         <w:rPr>
           <w:noProof/>
@@ -8516,7 +7214,7 @@
         <w:lastRenderedPageBreak/>
         <w:t>Zhrnutie práce</w:t>
       </w:r>
-      <w:bookmarkEnd w:id="23"/>
+      <w:bookmarkEnd w:id="24"/>
     </w:p>
     <w:p>
       <w:pPr>
@@ -8732,7 +7430,7 @@
           <w:noProof/>
         </w:rPr>
       </w:pPr>
-      <w:bookmarkStart w:id="24" w:name="_Toc222418970"/>
+      <w:bookmarkStart w:id="25" w:name="_Toc222420390"/>
       <w:r>
         <w:rPr>
           <w:noProof/>
@@ -8746,7 +7444,7 @@
         </w:rPr>
         <w:t>y</w:t>
       </w:r>
-      <w:bookmarkEnd w:id="24"/>
+      <w:bookmarkEnd w:id="25"/>
     </w:p>
     <w:p>
       <w:pPr>
@@ -12155,6 +10853,27 @@
 </file>
 
 <file path=customXml/item1.xml><?xml version="1.0" encoding="utf-8"?>
+<?mso-contentType ?>
+<FormTemplates xmlns="http://schemas.microsoft.com/sharepoint/v3/contenttype/forms">
+  <Display>DocumentLibraryForm</Display>
+  <Edit>DocumentLibraryForm</Edit>
+  <New>DocumentLibraryForm</New>
+</FormTemplates>
+</file>
+
+<file path=customXml/item2.xml><?xml version="1.0" encoding="utf-8"?>
+<p:properties xmlns:p="http://schemas.microsoft.com/office/2006/metadata/properties" xmlns:xsi="http://www.w3.org/2001/XMLSchema-instance" xmlns:pc="http://schemas.microsoft.com/office/infopath/2007/PartnerControls">
+  <documentManagement>
+    <_activity xmlns="a94799e5-846a-4ad9-b31d-5ba5d0428847" xsi:nil="true"/>
+  </documentManagement>
+</p:properties>
+</file>
+
+<file path=customXml/item3.xml><?xml version="1.0" encoding="utf-8"?>
+<b:Sources xmlns:b="http://schemas.openxmlformats.org/officeDocument/2006/bibliography" xmlns="http://schemas.openxmlformats.org/officeDocument/2006/bibliography" SelectedStyle="\APASixthEditionOfficeOnline.xsl" StyleName="APA" Version="6"/>
+</file>
+
+<file path=customXml/item4.xml><?xml version="1.0" encoding="utf-8"?>
 <ct:contentTypeSchema xmlns:ct="http://schemas.microsoft.com/office/2006/metadata/contentType" xmlns:ma="http://schemas.microsoft.com/office/2006/metadata/properties/metaAttributes" ct:_="" ma:_="" ma:contentTypeName="Dokument" ma:contentTypeID="0x010100FF914F332154174D803A7B644D03395C" ma:contentTypeVersion="16" ma:contentTypeDescription="Umožňuje vytvoriť nový dokument." ma:contentTypeScope="" ma:versionID="fd77751d24e8168fda22eab337079d00">
   <xsd:schema xmlns:xsd="http://www.w3.org/2001/XMLSchema" xmlns:xs="http://www.w3.org/2001/XMLSchema" xmlns:p="http://schemas.microsoft.com/office/2006/metadata/properties" xmlns:ns3="a94799e5-846a-4ad9-b31d-5ba5d0428847" xmlns:ns4="b0f22963-9bb8-4dce-be88-550968040c8c" targetNamespace="http://schemas.microsoft.com/office/2006/metadata/properties" ma:root="true" ma:fieldsID="b71646f853d82629af3ee6a4474bd060" ns3:_="" ns4:_="">
     <xsd:import namespace="a94799e5-846a-4ad9-b31d-5ba5d0428847"/>
@@ -12393,28 +11112,33 @@
 </ct:contentTypeSchema>
 </file>
 
-<file path=customXml/item2.xml><?xml version="1.0" encoding="utf-8"?>
-<b:Sources xmlns:b="http://schemas.openxmlformats.org/officeDocument/2006/bibliography" xmlns="http://schemas.openxmlformats.org/officeDocument/2006/bibliography" SelectedStyle="\APASixthEditionOfficeOnline.xsl" StyleName="APA" Version="6"/>
+<file path=customXml/itemProps1.xml><?xml version="1.0" encoding="utf-8"?>
+<ds:datastoreItem xmlns:ds="http://schemas.openxmlformats.org/officeDocument/2006/customXml" ds:itemID="{1F4F2074-9665-40AE-AC4D-38B5428FDE6E}">
+  <ds:schemaRefs>
+    <ds:schemaRef ds:uri="http://schemas.microsoft.com/sharepoint/v3/contenttype/forms"/>
+  </ds:schemaRefs>
+</ds:datastoreItem>
 </file>
 
-<file path=customXml/item3.xml><?xml version="1.0" encoding="utf-8"?>
-<p:properties xmlns:p="http://schemas.microsoft.com/office/2006/metadata/properties" xmlns:xsi="http://www.w3.org/2001/XMLSchema-instance" xmlns:pc="http://schemas.microsoft.com/office/infopath/2007/PartnerControls">
-  <documentManagement>
-    <_activity xmlns="a94799e5-846a-4ad9-b31d-5ba5d0428847" xsi:nil="true"/>
-  </documentManagement>
-</p:properties>
+<file path=customXml/itemProps2.xml><?xml version="1.0" encoding="utf-8"?>
+<ds:datastoreItem xmlns:ds="http://schemas.openxmlformats.org/officeDocument/2006/customXml" ds:itemID="{8A7D4A20-64F2-4259-949F-7A93E612CEDE}">
+  <ds:schemaRefs>
+    <ds:schemaRef ds:uri="http://schemas.microsoft.com/office/2006/metadata/properties"/>
+    <ds:schemaRef ds:uri="http://schemas.microsoft.com/office/infopath/2007/PartnerControls"/>
+    <ds:schemaRef ds:uri="a94799e5-846a-4ad9-b31d-5ba5d0428847"/>
+  </ds:schemaRefs>
+</ds:datastoreItem>
 </file>
 
-<file path=customXml/item4.xml><?xml version="1.0" encoding="utf-8"?>
-<?mso-contentType ?>
-<FormTemplates xmlns="http://schemas.microsoft.com/sharepoint/v3/contenttype/forms">
-  <Display>DocumentLibraryForm</Display>
-  <Edit>DocumentLibraryForm</Edit>
-  <New>DocumentLibraryForm</New>
-</FormTemplates>
+<file path=customXml/itemProps3.xml><?xml version="1.0" encoding="utf-8"?>
+<ds:datastoreItem xmlns:ds="http://schemas.openxmlformats.org/officeDocument/2006/customXml" ds:itemID="{33B51BA0-60DC-4A69-874E-22CBA927F23E}">
+  <ds:schemaRefs>
+    <ds:schemaRef ds:uri="http://schemas.openxmlformats.org/officeDocument/2006/bibliography"/>
+  </ds:schemaRefs>
+</ds:datastoreItem>
 </file>
 
-<file path=customXml/itemProps1.xml><?xml version="1.0" encoding="utf-8"?>
+<file path=customXml/itemProps4.xml><?xml version="1.0" encoding="utf-8"?>
 <ds:datastoreItem xmlns:ds="http://schemas.openxmlformats.org/officeDocument/2006/customXml" ds:itemID="{C3329A49-AD3D-4BA1-96E5-F249191C1F65}">
   <ds:schemaRefs>
     <ds:schemaRef ds:uri="http://schemas.microsoft.com/office/2006/metadata/contentType"/>
@@ -12431,30 +11155,4 @@
     <ds:schemaRef ds:uri="http://schemas.microsoft.com/internal/obd"/>
   </ds:schemaRefs>
 </ds:datastoreItem>
-</file>
-
-<file path=customXml/itemProps2.xml><?xml version="1.0" encoding="utf-8"?>
-<ds:datastoreItem xmlns:ds="http://schemas.openxmlformats.org/officeDocument/2006/customXml" ds:itemID="{33B51BA0-60DC-4A69-874E-22CBA927F23E}">
-  <ds:schemaRefs>
-    <ds:schemaRef ds:uri="http://schemas.openxmlformats.org/officeDocument/2006/bibliography"/>
-  </ds:schemaRefs>
-</ds:datastoreItem>
-</file>
-
-<file path=customXml/itemProps3.xml><?xml version="1.0" encoding="utf-8"?>
-<ds:datastoreItem xmlns:ds="http://schemas.openxmlformats.org/officeDocument/2006/customXml" ds:itemID="{8A7D4A20-64F2-4259-949F-7A93E612CEDE}">
-  <ds:schemaRefs>
-    <ds:schemaRef ds:uri="http://schemas.microsoft.com/office/2006/metadata/properties"/>
-    <ds:schemaRef ds:uri="http://schemas.microsoft.com/office/infopath/2007/PartnerControls"/>
-    <ds:schemaRef ds:uri="a94799e5-846a-4ad9-b31d-5ba5d0428847"/>
-  </ds:schemaRefs>
-</ds:datastoreItem>
-</file>
-
-<file path=customXml/itemProps4.xml><?xml version="1.0" encoding="utf-8"?>
-<ds:datastoreItem xmlns:ds="http://schemas.openxmlformats.org/officeDocument/2006/customXml" ds:itemID="{1F4F2074-9665-40AE-AC4D-38B5428FDE6E}">
-  <ds:schemaRefs>
-    <ds:schemaRef ds:uri="http://schemas.microsoft.com/sharepoint/v3/contenttype/forms"/>
-  </ds:schemaRefs>
-</ds:datastoreItem>
 </file>
--- a/__ms-praca__/praca.docx
+++ b/__ms-praca__/praca.docx
@@ -61,36 +61,6 @@
         </w:rPr>
         <w:t xml:space="preserve"> </w:t>
       </w:r>
-    </w:p>
-    <w:p>
-      <w:pPr>
-        <w:spacing w:line="360" w:lineRule="auto"/>
-        <w:rPr>
-          <w:rFonts w:ascii="Times New Roman" w:hAnsi="Times New Roman" w:cs="Times New Roman"/>
-          <w:sz w:val="24"/>
-          <w:szCs w:val="24"/>
-        </w:rPr>
-      </w:pPr>
-    </w:p>
-    <w:p>
-      <w:pPr>
-        <w:spacing w:line="360" w:lineRule="auto"/>
-        <w:rPr>
-          <w:rFonts w:ascii="Times New Roman" w:hAnsi="Times New Roman" w:cs="Times New Roman"/>
-          <w:sz w:val="24"/>
-          <w:szCs w:val="24"/>
-        </w:rPr>
-      </w:pPr>
-    </w:p>
-    <w:p>
-      <w:pPr>
-        <w:spacing w:line="360" w:lineRule="auto"/>
-        <w:rPr>
-          <w:rFonts w:ascii="Times New Roman" w:hAnsi="Times New Roman" w:cs="Times New Roman"/>
-          <w:sz w:val="24"/>
-          <w:szCs w:val="24"/>
-        </w:rPr>
-      </w:pPr>
     </w:p>
     <w:p>
       <w:pPr>
@@ -134,6 +104,7 @@
           <w:szCs w:val="28"/>
         </w:rPr>
       </w:pPr>
+      <w:proofErr w:type="spellStart"/>
       <w:r>
         <w:rPr>
           <w:rFonts w:ascii="Times New Roman" w:hAnsi="Times New Roman" w:cs="Times New Roman"/>
@@ -144,6 +115,7 @@
         </w:rPr>
         <w:t>DanceHub</w:t>
       </w:r>
+      <w:proofErr w:type="spellEnd"/>
     </w:p>
     <w:p>
       <w:pPr>
@@ -209,71 +181,6 @@
       <w:pPr>
         <w:spacing w:line="360" w:lineRule="auto"/>
         <w:jc w:val="center"/>
-        <w:rPr>
-          <w:rFonts w:ascii="Times New Roman" w:hAnsi="Times New Roman" w:cs="Times New Roman"/>
-          <w:sz w:val="24"/>
-          <w:szCs w:val="24"/>
-        </w:rPr>
-      </w:pPr>
-    </w:p>
-    <w:p>
-      <w:pPr>
-        <w:spacing w:line="360" w:lineRule="auto"/>
-        <w:jc w:val="center"/>
-        <w:rPr>
-          <w:rFonts w:ascii="Times New Roman" w:hAnsi="Times New Roman" w:cs="Times New Roman"/>
-          <w:sz w:val="24"/>
-          <w:szCs w:val="24"/>
-        </w:rPr>
-      </w:pPr>
-    </w:p>
-    <w:p>
-      <w:pPr>
-        <w:spacing w:line="360" w:lineRule="auto"/>
-        <w:jc w:val="center"/>
-        <w:rPr>
-          <w:rFonts w:ascii="Times New Roman" w:hAnsi="Times New Roman" w:cs="Times New Roman"/>
-          <w:sz w:val="24"/>
-          <w:szCs w:val="24"/>
-        </w:rPr>
-      </w:pPr>
-    </w:p>
-    <w:p>
-      <w:pPr>
-        <w:spacing w:line="360" w:lineRule="auto"/>
-        <w:jc w:val="center"/>
-        <w:rPr>
-          <w:rFonts w:ascii="Times New Roman" w:hAnsi="Times New Roman" w:cs="Times New Roman"/>
-          <w:sz w:val="24"/>
-          <w:szCs w:val="24"/>
-        </w:rPr>
-      </w:pPr>
-    </w:p>
-    <w:p>
-      <w:pPr>
-        <w:spacing w:line="360" w:lineRule="auto"/>
-        <w:jc w:val="center"/>
-        <w:rPr>
-          <w:rFonts w:ascii="Times New Roman" w:hAnsi="Times New Roman" w:cs="Times New Roman"/>
-          <w:sz w:val="24"/>
-          <w:szCs w:val="24"/>
-        </w:rPr>
-      </w:pPr>
-    </w:p>
-    <w:p>
-      <w:pPr>
-        <w:spacing w:line="360" w:lineRule="auto"/>
-        <w:jc w:val="center"/>
-        <w:rPr>
-          <w:rFonts w:ascii="Times New Roman" w:hAnsi="Times New Roman" w:cs="Times New Roman"/>
-          <w:sz w:val="24"/>
-          <w:szCs w:val="24"/>
-        </w:rPr>
-      </w:pPr>
-    </w:p>
-    <w:p>
-      <w:pPr>
-        <w:spacing w:line="360" w:lineRule="auto"/>
         <w:rPr>
           <w:rFonts w:ascii="Times New Roman" w:hAnsi="Times New Roman" w:cs="Times New Roman"/>
           <w:sz w:val="24"/>
@@ -489,76 +396,6 @@
         </w:rPr>
         <w:t>4.</w:t>
       </w:r>
-    </w:p>
-    <w:p>
-      <w:pPr>
-        <w:spacing w:line="360" w:lineRule="auto"/>
-        <w:rPr>
-          <w:rFonts w:ascii="Times New Roman" w:hAnsi="Times New Roman" w:cs="Times New Roman"/>
-          <w:sz w:val="24"/>
-          <w:szCs w:val="24"/>
-        </w:rPr>
-      </w:pPr>
-    </w:p>
-    <w:p>
-      <w:pPr>
-        <w:spacing w:line="360" w:lineRule="auto"/>
-        <w:rPr>
-          <w:rFonts w:ascii="Times New Roman" w:hAnsi="Times New Roman" w:cs="Times New Roman"/>
-          <w:sz w:val="24"/>
-          <w:szCs w:val="24"/>
-        </w:rPr>
-      </w:pPr>
-    </w:p>
-    <w:p>
-      <w:pPr>
-        <w:spacing w:line="360" w:lineRule="auto"/>
-        <w:rPr>
-          <w:rFonts w:ascii="Times New Roman" w:hAnsi="Times New Roman" w:cs="Times New Roman"/>
-          <w:sz w:val="24"/>
-          <w:szCs w:val="24"/>
-        </w:rPr>
-      </w:pPr>
-    </w:p>
-    <w:p>
-      <w:pPr>
-        <w:spacing w:line="360" w:lineRule="auto"/>
-        <w:rPr>
-          <w:rFonts w:ascii="Times New Roman" w:hAnsi="Times New Roman" w:cs="Times New Roman"/>
-          <w:sz w:val="24"/>
-          <w:szCs w:val="24"/>
-        </w:rPr>
-      </w:pPr>
-    </w:p>
-    <w:p>
-      <w:pPr>
-        <w:spacing w:line="360" w:lineRule="auto"/>
-        <w:rPr>
-          <w:rFonts w:ascii="Times New Roman" w:hAnsi="Times New Roman" w:cs="Times New Roman"/>
-          <w:sz w:val="24"/>
-          <w:szCs w:val="24"/>
-        </w:rPr>
-      </w:pPr>
-    </w:p>
-    <w:p>
-      <w:pPr>
-        <w:spacing w:line="360" w:lineRule="auto"/>
-        <w:rPr>
-          <w:rFonts w:ascii="Times New Roman" w:hAnsi="Times New Roman" w:cs="Times New Roman"/>
-          <w:sz w:val="24"/>
-          <w:szCs w:val="24"/>
-        </w:rPr>
-      </w:pPr>
-    </w:p>
-    <w:p>
-      <w:pPr>
-        <w:spacing w:line="360" w:lineRule="auto"/>
-        <w:rPr>
-          <w:rFonts w:ascii="Times New Roman" w:hAnsi="Times New Roman" w:cs="Times New Roman"/>
-          <w:sz w:val="24"/>
-          <w:szCs w:val="24"/>
-        </w:rPr>
-      </w:pPr>
     </w:p>
     <w:p>
       <w:pPr>
@@ -668,6 +505,7 @@
           <w:sz w:val="24"/>
           <w:szCs w:val="24"/>
         </w:rPr>
+        <w:lastRenderedPageBreak/>
         <w:t xml:space="preserve">Vyhlasujem, že </w:t>
       </w:r>
       <w:r>
@@ -686,6 +524,7 @@
         </w:rPr>
         <w:t xml:space="preserve">tému </w:t>
       </w:r>
+      <w:proofErr w:type="spellStart"/>
       <w:r>
         <w:rPr>
           <w:rFonts w:ascii="Times New Roman" w:hAnsi="Times New Roman" w:cs="Times New Roman"/>
@@ -694,13 +533,14 @@
         </w:rPr>
         <w:t>DanceHub</w:t>
       </w:r>
+      <w:proofErr w:type="spellEnd"/>
       <w:r>
         <w:rPr>
           <w:rFonts w:ascii="Times New Roman" w:hAnsi="Times New Roman" w:cs="Times New Roman"/>
           <w:sz w:val="24"/>
           <w:szCs w:val="24"/>
         </w:rPr>
-        <w:t>, som vypracoval samostatne, s použitím uvedených literárnych zdrojov. Prácu som neprihlásil a ani neprezentoval v žiadnej inej súťaži, ktorá je pod gestorstvom MŠVVa</w:t>
+        <w:t xml:space="preserve">, som vypracoval samostatne, </w:t>
       </w:r>
       <w:r>
         <w:rPr>
@@ -708,7 +548,7 @@
           <w:sz w:val="24"/>
           <w:szCs w:val="24"/>
         </w:rPr>
-        <w:t>M</w:t>
+        <w:t>s</w:t>
       </w:r>
       <w:r>
         <w:rPr>
@@ -716,18 +556,108 @@
           <w:sz w:val="24"/>
           <w:szCs w:val="24"/>
         </w:rPr>
-        <w:t xml:space="preserve"> SR. Som si vedomý dôsledkov, ak uvedené údaje nie sú pravdivé.</w:t>
-      </w:r>
-    </w:p>
-    <w:p>
-      <w:pPr>
-        <w:spacing w:line="360" w:lineRule="auto"/>
+        <w:t> </w:t>
+      </w:r>
+      <w:r>
         <w:rPr>
           <w:rFonts w:ascii="Times New Roman" w:hAnsi="Times New Roman" w:cs="Times New Roman"/>
           <w:sz w:val="24"/>
           <w:szCs w:val="24"/>
         </w:rPr>
-      </w:pPr>
+        <w:t xml:space="preserve"> použitím uvedených literárnych zdrojov. Prácu som neprihlásil </w:t>
+      </w:r>
+      <w:r>
+        <w:rPr>
+          <w:rFonts w:ascii="Times New Roman" w:hAnsi="Times New Roman" w:cs="Times New Roman"/>
+          <w:sz w:val="24"/>
+          <w:szCs w:val="24"/>
+        </w:rPr>
+        <w:t>a</w:t>
+      </w:r>
+      <w:r>
+        <w:rPr>
+          <w:rFonts w:ascii="Times New Roman" w:hAnsi="Times New Roman" w:cs="Times New Roman"/>
+          <w:sz w:val="24"/>
+          <w:szCs w:val="24"/>
+        </w:rPr>
+        <w:t> </w:t>
+      </w:r>
+      <w:r>
+        <w:rPr>
+          <w:rFonts w:ascii="Times New Roman" w:hAnsi="Times New Roman" w:cs="Times New Roman"/>
+          <w:sz w:val="24"/>
+          <w:szCs w:val="24"/>
+        </w:rPr>
+        <w:t xml:space="preserve"> ani neprezentoval </w:t>
+      </w:r>
+      <w:r>
+        <w:rPr>
+          <w:rFonts w:ascii="Times New Roman" w:hAnsi="Times New Roman" w:cs="Times New Roman"/>
+          <w:sz w:val="24"/>
+          <w:szCs w:val="24"/>
+        </w:rPr>
+        <w:t>v</w:t>
+      </w:r>
+      <w:r>
+        <w:rPr>
+          <w:rFonts w:ascii="Times New Roman" w:hAnsi="Times New Roman" w:cs="Times New Roman"/>
+          <w:sz w:val="24"/>
+          <w:szCs w:val="24"/>
+        </w:rPr>
+        <w:t> </w:t>
+      </w:r>
+      <w:r>
+        <w:rPr>
+          <w:rFonts w:ascii="Times New Roman" w:hAnsi="Times New Roman" w:cs="Times New Roman"/>
+          <w:sz w:val="24"/>
+          <w:szCs w:val="24"/>
+        </w:rPr>
+        <w:t xml:space="preserve"> žiadnej inej súťaži, ktorá je pod </w:t>
+      </w:r>
+      <w:proofErr w:type="spellStart"/>
+      <w:r>
+        <w:rPr>
+          <w:rFonts w:ascii="Times New Roman" w:hAnsi="Times New Roman" w:cs="Times New Roman"/>
+          <w:sz w:val="24"/>
+          <w:szCs w:val="24"/>
+        </w:rPr>
+        <w:t>gestorstvom</w:t>
+      </w:r>
+      <w:proofErr w:type="spellEnd"/>
+      <w:r>
+        <w:rPr>
+          <w:rFonts w:ascii="Times New Roman" w:hAnsi="Times New Roman" w:cs="Times New Roman"/>
+          <w:sz w:val="24"/>
+          <w:szCs w:val="24"/>
+        </w:rPr>
+        <w:t xml:space="preserve"> </w:t>
+      </w:r>
+      <w:proofErr w:type="spellStart"/>
+      <w:r>
+        <w:rPr>
+          <w:rFonts w:ascii="Times New Roman" w:hAnsi="Times New Roman" w:cs="Times New Roman"/>
+          <w:sz w:val="24"/>
+          <w:szCs w:val="24"/>
+        </w:rPr>
+        <w:t>MŠVVa</w:t>
+      </w:r>
+      <w:r>
+        <w:rPr>
+          <w:rFonts w:ascii="Times New Roman" w:hAnsi="Times New Roman" w:cs="Times New Roman"/>
+          <w:sz w:val="24"/>
+          <w:szCs w:val="24"/>
+        </w:rPr>
+        <w:t>M</w:t>
+      </w:r>
+      <w:proofErr w:type="spellEnd"/>
+      <w:r>
+        <w:rPr>
+          <w:rFonts w:ascii="Times New Roman" w:hAnsi="Times New Roman" w:cs="Times New Roman"/>
+          <w:sz w:val="24"/>
+          <w:szCs w:val="24"/>
+        </w:rPr>
+        <w:t xml:space="preserve"> SR. Som si vedomý dôsledkov, ak uvedené údaje nie sú pravdivé.</w:t>
+      </w:r>
     </w:p>
     <w:p>
       <w:pPr>
@@ -812,7 +742,7 @@
           <w:sz w:val="24"/>
           <w:szCs w:val="24"/>
         </w:rPr>
-        <w:t>V Bratislave,</w:t>
+        <w:t>V </w:t>
       </w:r>
       <w:r>
         <w:rPr>
@@ -820,7 +750,7 @@
           <w:sz w:val="24"/>
           <w:szCs w:val="24"/>
         </w:rPr>
-        <w:t xml:space="preserve"> 22. 01. 2026</w:t>
+        <w:t> Bratislave,</w:t>
       </w:r>
       <w:r>
         <w:rPr>
@@ -828,7 +758,7 @@
           <w:sz w:val="24"/>
           <w:szCs w:val="24"/>
         </w:rPr>
-        <w:tab/>
+        <w:t xml:space="preserve"> 22. 01. 2026</w:t>
       </w:r>
       <w:r>
         <w:rPr>
@@ -860,108 +790,16 @@
           <w:sz w:val="24"/>
           <w:szCs w:val="24"/>
         </w:rPr>
-        <w:t>Matúš Lupták</w:t>
-      </w:r>
-    </w:p>
-    <w:p>
-      <w:pPr>
-        <w:spacing w:line="360" w:lineRule="auto"/>
+        <w:tab/>
+      </w:r>
+      <w:r>
         <w:rPr>
           <w:rFonts w:ascii="Times New Roman" w:hAnsi="Times New Roman" w:cs="Times New Roman"/>
           <w:sz w:val="24"/>
           <w:szCs w:val="24"/>
         </w:rPr>
-      </w:pPr>
-    </w:p>
-    <w:p>
-      <w:pPr>
-        <w:spacing w:line="360" w:lineRule="auto"/>
-        <w:rPr>
-          <w:rFonts w:ascii="Times New Roman" w:hAnsi="Times New Roman" w:cs="Times New Roman"/>
-          <w:sz w:val="24"/>
-          <w:szCs w:val="24"/>
-        </w:rPr>
-      </w:pPr>
-    </w:p>
-    <w:p>
-      <w:pPr>
-        <w:spacing w:line="360" w:lineRule="auto"/>
-        <w:rPr>
-          <w:rFonts w:ascii="Times New Roman" w:hAnsi="Times New Roman" w:cs="Times New Roman"/>
-          <w:sz w:val="24"/>
-          <w:szCs w:val="24"/>
-        </w:rPr>
-      </w:pPr>
-    </w:p>
-    <w:p>
-      <w:pPr>
-        <w:spacing w:line="360" w:lineRule="auto"/>
-        <w:rPr>
-          <w:rFonts w:ascii="Times New Roman" w:hAnsi="Times New Roman" w:cs="Times New Roman"/>
-          <w:sz w:val="24"/>
-          <w:szCs w:val="24"/>
-        </w:rPr>
-      </w:pPr>
-    </w:p>
-    <w:p>
-      <w:pPr>
-        <w:spacing w:line="360" w:lineRule="auto"/>
-        <w:rPr>
-          <w:rFonts w:ascii="Times New Roman" w:hAnsi="Times New Roman" w:cs="Times New Roman"/>
-          <w:sz w:val="24"/>
-          <w:szCs w:val="24"/>
-        </w:rPr>
-      </w:pPr>
-    </w:p>
-    <w:p>
-      <w:pPr>
-        <w:spacing w:line="360" w:lineRule="auto"/>
-        <w:rPr>
-          <w:rFonts w:ascii="Times New Roman" w:hAnsi="Times New Roman" w:cs="Times New Roman"/>
-          <w:sz w:val="24"/>
-          <w:szCs w:val="24"/>
-        </w:rPr>
-      </w:pPr>
-    </w:p>
-    <w:p>
-      <w:pPr>
-        <w:spacing w:line="360" w:lineRule="auto"/>
-        <w:rPr>
-          <w:rFonts w:ascii="Times New Roman" w:hAnsi="Times New Roman" w:cs="Times New Roman"/>
-          <w:sz w:val="24"/>
-          <w:szCs w:val="24"/>
-        </w:rPr>
-      </w:pPr>
-    </w:p>
-    <w:p>
-      <w:pPr>
-        <w:spacing w:line="360" w:lineRule="auto"/>
-        <w:rPr>
-          <w:rFonts w:ascii="Times New Roman" w:hAnsi="Times New Roman" w:cs="Times New Roman"/>
-          <w:sz w:val="24"/>
-          <w:szCs w:val="24"/>
-        </w:rPr>
-      </w:pPr>
-    </w:p>
-    <w:p>
-      <w:pPr>
-        <w:spacing w:line="360" w:lineRule="auto"/>
-        <w:rPr>
-          <w:rFonts w:ascii="Times New Roman" w:hAnsi="Times New Roman" w:cs="Times New Roman"/>
-          <w:sz w:val="24"/>
-          <w:szCs w:val="24"/>
-        </w:rPr>
-      </w:pPr>
-    </w:p>
-    <w:p>
-      <w:pPr>
-        <w:spacing w:line="360" w:lineRule="auto"/>
-        <w:rPr>
-          <w:rFonts w:ascii="Times New Roman" w:hAnsi="Times New Roman" w:cs="Times New Roman"/>
-          <w:sz w:val="24"/>
-          <w:szCs w:val="24"/>
-        </w:rPr>
-      </w:pPr>
+        <w:t>Matúš Lupták</w:t>
+      </w:r>
     </w:p>
     <w:p>
       <w:pPr>
@@ -1123,23 +961,57 @@
           <w:sz w:val="24"/>
           <w:szCs w:val="24"/>
         </w:rPr>
-        <w:t>Dominikovi Zatkalíkovi</w:t>
-      </w:r>
+        <w:t xml:space="preserve">Dominikovi </w:t>
+      </w:r>
+      <w:proofErr w:type="spellStart"/>
       <w:r>
         <w:rPr>
           <w:rFonts w:ascii="Times New Roman" w:hAnsi="Times New Roman" w:cs="Times New Roman"/>
           <w:sz w:val="24"/>
           <w:szCs w:val="24"/>
         </w:rPr>
-        <w:t>, PhD.</w:t>
-      </w:r>
+        <w:t>Zatkalíkovi</w:t>
+      </w:r>
+      <w:proofErr w:type="spellEnd"/>
       <w:r>
         <w:rPr>
           <w:rFonts w:ascii="Times New Roman" w:hAnsi="Times New Roman" w:cs="Times New Roman"/>
           <w:sz w:val="24"/>
           <w:szCs w:val="24"/>
         </w:rPr>
-        <w:t xml:space="preserve"> za prístup a odborné rady.</w:t>
+        <w:t>, PhD.</w:t>
+      </w:r>
+      <w:r>
+        <w:rPr>
+          <w:rFonts w:ascii="Times New Roman" w:hAnsi="Times New Roman" w:cs="Times New Roman"/>
+          <w:sz w:val="24"/>
+          <w:szCs w:val="24"/>
+        </w:rPr>
+        <w:t xml:space="preserve"> za prístup </w:t>
+      </w:r>
+      <w:r>
+        <w:rPr>
+          <w:rFonts w:ascii="Times New Roman" w:hAnsi="Times New Roman" w:cs="Times New Roman"/>
+          <w:sz w:val="24"/>
+          <w:szCs w:val="24"/>
+        </w:rPr>
+        <w:t>a</w:t>
+      </w:r>
+      <w:r>
+        <w:rPr>
+          <w:rFonts w:ascii="Times New Roman" w:hAnsi="Times New Roman" w:cs="Times New Roman"/>
+          <w:sz w:val="24"/>
+          <w:szCs w:val="24"/>
+        </w:rPr>
+        <w:t> </w:t>
+      </w:r>
+      <w:r>
+        <w:rPr>
+          <w:rFonts w:ascii="Times New Roman" w:hAnsi="Times New Roman" w:cs="Times New Roman"/>
+          <w:sz w:val="24"/>
+          <w:szCs w:val="24"/>
+        </w:rPr>
+        <w:t> odborné rady.</w:t>
       </w:r>
     </w:p>
     <w:p>
@@ -1184,7 +1056,137 @@
         <w:t xml:space="preserve"> </w:t>
       </w:r>
       <w:r>
-        <w:t xml:space="preserve">práca sa zaoberá návrhom a implementáciou webovej aplikácie DanceHub na správu aktivít párového tanečného klubu. Analyzuje existujúce riešenia v oblasti plánovania rozvrhov a identifikuje nedostatok špecializovaných nástrojov určených pre párové tancovanie. Na základe vykonanej analýzy bola navrhnutá komplexná aplikácia pokrývajúca správu používateľov a rolí, administráciu klubu, evidenciu tanečných párov, sledovanie dostupnosti a automatizované generovanie rozvrhu. Aplikácia bola implementovaná pomocou technológií React, Next.js, TypeScript, Tailwind CSS, MongoDB a JWT autentifikácie. Súčasťou riešenia je pokročilý plánovací algoritmus, ktorý skracuje čas tvorby rozvrhu približne o 70–80 % a znižuje konflikty v rozvrhu približne o 90 %. </w:t>
+        <w:t xml:space="preserve">práca sa zaoberá návrhom </w:t>
+      </w:r>
+      <w:r>
+        <w:t>a</w:t>
+      </w:r>
+      <w:r>
+        <w:t> </w:t>
+      </w:r>
+      <w:r>
+        <w:t xml:space="preserve"> implementáciou webovej aplikácie </w:t>
+      </w:r>
+      <w:proofErr w:type="spellStart"/>
+      <w:r>
+        <w:t>DanceHub</w:t>
+      </w:r>
+      <w:proofErr w:type="spellEnd"/>
+      <w:r>
+        <w:t xml:space="preserve"> na správu aktivít párového tanečného klubu. Analyzuje existujúce riešenia </w:t>
+      </w:r>
+      <w:r>
+        <w:t>v</w:t>
+      </w:r>
+      <w:r>
+        <w:t> </w:t>
+      </w:r>
+      <w:r>
+        <w:t xml:space="preserve"> oblasti plánovania rozvrhov </w:t>
+      </w:r>
+      <w:r>
+        <w:t>a</w:t>
+      </w:r>
+      <w:r>
+        <w:t> </w:t>
+      </w:r>
+      <w:r>
+        <w:t xml:space="preserve"> identifikuje nedostatok špecializovaných nástrojov určených pre párové tancovanie. Na základe vykonanej analýzy bola navrhnutá komplexná aplikácia pokrývajúca správu používateľov </w:t>
+      </w:r>
+      <w:r>
+        <w:t>a</w:t>
+      </w:r>
+      <w:r>
+        <w:t> </w:t>
+      </w:r>
+      <w:r>
+        <w:t xml:space="preserve"> rolí, administráciu klubu, evidenciu tanečných párov, sledovanie dostupnosti </w:t>
+      </w:r>
+      <w:r>
+        <w:t>a</w:t>
+      </w:r>
+      <w:r>
+        <w:t> </w:t>
+      </w:r>
+      <w:r>
+        <w:t xml:space="preserve"> automatizované generovanie rozvrhu. Aplikácia bola implementovaná pomocou technológií </w:t>
+      </w:r>
+      <w:proofErr w:type="spellStart"/>
+      <w:r>
+        <w:t>React</w:t>
+      </w:r>
+      <w:proofErr w:type="spellEnd"/>
+      <w:r>
+        <w:t xml:space="preserve">, Next.js, </w:t>
+      </w:r>
+      <w:proofErr w:type="spellStart"/>
+      <w:r>
+        <w:t>TypeScript</w:t>
+      </w:r>
+      <w:proofErr w:type="spellEnd"/>
+      <w:r>
+        <w:t xml:space="preserve">, </w:t>
+      </w:r>
+      <w:proofErr w:type="spellStart"/>
+      <w:r>
+        <w:t>Tailwind</w:t>
+      </w:r>
+      <w:proofErr w:type="spellEnd"/>
+      <w:r>
+        <w:t xml:space="preserve"> CSS, </w:t>
+      </w:r>
+      <w:proofErr w:type="spellStart"/>
+      <w:r>
+        <w:t>MongoDB</w:t>
+      </w:r>
+      <w:proofErr w:type="spellEnd"/>
+      <w:r>
+        <w:t xml:space="preserve"> </w:t>
+      </w:r>
+      <w:r>
+        <w:t>a</w:t>
+      </w:r>
+      <w:r>
+        <w:t> </w:t>
+      </w:r>
+      <w:r>
+        <w:t> JWT autentifikácie. Súčasťou riešenia je pokročilý plánovací algoritmus, ktorý skracuje čas tvorby rozvrhu približne </w:t>
+      </w:r>
+      <w:r>
+        <w:t>o</w:t>
+      </w:r>
+      <w:r>
+        <w:t> </w:t>
+      </w:r>
+      <w:r>
+        <w:t xml:space="preserve"> 70–80 % </w:t>
+      </w:r>
+      <w:r>
+        <w:t>a</w:t>
+      </w:r>
+      <w:r>
+        <w:t> </w:t>
+      </w:r>
+      <w:r>
+        <w:t xml:space="preserve"> znižuje konflikty </w:t>
+      </w:r>
+      <w:r>
+        <w:t>v</w:t>
+      </w:r>
+      <w:r>
+        <w:t> </w:t>
+      </w:r>
+      <w:r>
+        <w:t xml:space="preserve"> rozvrhu približne </w:t>
+      </w:r>
+      <w:r>
+        <w:t>o</w:t>
+      </w:r>
+      <w:r>
+        <w:t> </w:t>
+      </w:r>
+      <w:r>
+        <w:t xml:space="preserve"> 90 %. </w:t>
       </w:r>
     </w:p>
     <w:p>
@@ -1225,19 +1227,27 @@
         <w:t>A</w:t>
       </w:r>
       <w:r>
-        <w:t>lgoritmus, React, Next.js, MongoDB</w:t>
-      </w:r>
+        <w:t xml:space="preserve">lgoritmus, </w:t>
+      </w:r>
+      <w:proofErr w:type="spellStart"/>
+      <w:r>
+        <w:t>React</w:t>
+      </w:r>
+      <w:proofErr w:type="spellEnd"/>
+      <w:r>
+        <w:t xml:space="preserve">, Next.js, </w:t>
+      </w:r>
+      <w:proofErr w:type="spellStart"/>
+      <w:r>
+        <w:t>MongoDB</w:t>
+      </w:r>
+      <w:proofErr w:type="spellEnd"/>
       <w:r>
         <w:t xml:space="preserve">, </w:t>
       </w:r>
       <w:r>
         <w:t>Design</w:t>
       </w:r>
-    </w:p>
-    <w:p>
-      <w:pPr>
-        <w:pStyle w:val="text"/>
-      </w:pPr>
     </w:p>
     <w:p>
       <w:pPr>
@@ -1250,6 +1260,7 @@
           <w:szCs w:val="24"/>
         </w:rPr>
       </w:pPr>
+      <w:proofErr w:type="spellStart"/>
       <w:r>
         <w:rPr>
           <w:b/>
@@ -1259,51 +1270,695 @@
         </w:rPr>
         <w:t>Abstract</w:t>
       </w:r>
+      <w:proofErr w:type="spellEnd"/>
     </w:p>
     <w:p>
       <w:pPr>
         <w:pStyle w:val="text"/>
       </w:pPr>
-      <w:r>
-        <w:t xml:space="preserve">This thesis deals with the design and implementation of DanceHub, a web application for managing pair-dance club activities. It analyses the current market of scheduling applications and identifies the lack of specialised tools for pair-dance clubs. Based on this analysis, a comprehensive solution was designed covering user and role management, club administration, dancer pair management, availability tracking, and automatic timetable generation. The application was built using React, Next.js, TypeScript, Tailwind CSS, MongoDB, and JWT authentication. An advanced scheduling algorithm was implemented that reduces timetable creation time by approximately 70–80 % and scheduling conflicts by approximately 90 %. </w:t>
+      <w:proofErr w:type="spellStart"/>
+      <w:r>
+        <w:t>This</w:t>
+      </w:r>
+      <w:proofErr w:type="spellEnd"/>
+      <w:r>
+        <w:t> </w:t>
+      </w:r>
+      <w:proofErr w:type="spellStart"/>
+      <w:r>
+        <w:t>thesis</w:t>
+      </w:r>
+      <w:proofErr w:type="spellEnd"/>
+      <w:r>
+        <w:t> </w:t>
+      </w:r>
+      <w:proofErr w:type="spellStart"/>
+      <w:r>
+        <w:t>deals</w:t>
+      </w:r>
+      <w:proofErr w:type="spellEnd"/>
+      <w:r>
+        <w:t xml:space="preserve"> </w:t>
+      </w:r>
+      <w:proofErr w:type="spellStart"/>
+      <w:r>
+        <w:t>with</w:t>
+      </w:r>
+      <w:proofErr w:type="spellEnd"/>
+      <w:r>
+        <w:t xml:space="preserve"> </w:t>
+      </w:r>
+      <w:proofErr w:type="spellStart"/>
+      <w:r>
+        <w:t>the</w:t>
+      </w:r>
+      <w:proofErr w:type="spellEnd"/>
+      <w:r>
+        <w:t xml:space="preserve"> design and </w:t>
+      </w:r>
+      <w:proofErr w:type="spellStart"/>
+      <w:r>
+        <w:t>implementation</w:t>
+      </w:r>
+      <w:proofErr w:type="spellEnd"/>
+      <w:r>
+        <w:t xml:space="preserve"> of </w:t>
+      </w:r>
+      <w:proofErr w:type="spellStart"/>
+      <w:r>
+        <w:t>DanceHub</w:t>
+      </w:r>
+      <w:proofErr w:type="spellEnd"/>
+      <w:r>
+        <w:t xml:space="preserve">, </w:t>
+      </w:r>
+      <w:r>
+        <w:t>a</w:t>
+      </w:r>
+      <w:r>
+        <w:t> </w:t>
+      </w:r>
+      <w:r>
+        <w:t xml:space="preserve"> web </w:t>
+      </w:r>
+      <w:proofErr w:type="spellStart"/>
+      <w:r>
+        <w:t>application</w:t>
+      </w:r>
+      <w:proofErr w:type="spellEnd"/>
+      <w:r>
+        <w:t> </w:t>
+      </w:r>
+      <w:proofErr w:type="spellStart"/>
+      <w:r>
+        <w:t>for</w:t>
+      </w:r>
+      <w:proofErr w:type="spellEnd"/>
+      <w:r>
+        <w:t> </w:t>
+      </w:r>
+      <w:proofErr w:type="spellStart"/>
+      <w:r>
+        <w:t>managing</w:t>
+      </w:r>
+      <w:proofErr w:type="spellEnd"/>
+      <w:r>
+        <w:t xml:space="preserve"> </w:t>
+      </w:r>
+      <w:proofErr w:type="spellStart"/>
+      <w:r>
+        <w:t>pair-dance</w:t>
+      </w:r>
+      <w:proofErr w:type="spellEnd"/>
+      <w:r>
+        <w:t> </w:t>
+      </w:r>
+      <w:proofErr w:type="spellStart"/>
+      <w:r>
+        <w:t>club</w:t>
+      </w:r>
+      <w:proofErr w:type="spellEnd"/>
+      <w:r>
+        <w:t> </w:t>
+      </w:r>
+      <w:proofErr w:type="spellStart"/>
+      <w:r>
+        <w:t>activities</w:t>
+      </w:r>
+      <w:proofErr w:type="spellEnd"/>
+      <w:r>
+        <w:t xml:space="preserve">. </w:t>
+      </w:r>
+      <w:proofErr w:type="spellStart"/>
+      <w:r>
+        <w:t>It</w:t>
+      </w:r>
+      <w:proofErr w:type="spellEnd"/>
+      <w:r>
+        <w:t xml:space="preserve"> </w:t>
+      </w:r>
+      <w:proofErr w:type="spellStart"/>
+      <w:r>
+        <w:t>analyses</w:t>
+      </w:r>
+      <w:proofErr w:type="spellEnd"/>
+      <w:r>
+        <w:t> </w:t>
+      </w:r>
+      <w:proofErr w:type="spellStart"/>
+      <w:r>
+        <w:t>the</w:t>
+      </w:r>
+      <w:proofErr w:type="spellEnd"/>
+      <w:r>
+        <w:t> </w:t>
+      </w:r>
+      <w:proofErr w:type="spellStart"/>
+      <w:r>
+        <w:t>current</w:t>
+      </w:r>
+      <w:proofErr w:type="spellEnd"/>
+      <w:r>
+        <w:t xml:space="preserve"> </w:t>
+      </w:r>
+      <w:proofErr w:type="spellStart"/>
+      <w:r>
+        <w:t>market</w:t>
+      </w:r>
+      <w:proofErr w:type="spellEnd"/>
+      <w:r>
+        <w:t xml:space="preserve"> of </w:t>
+      </w:r>
+      <w:proofErr w:type="spellStart"/>
+      <w:r>
+        <w:t>scheduling</w:t>
+      </w:r>
+      <w:proofErr w:type="spellEnd"/>
+      <w:r>
+        <w:t> </w:t>
+      </w:r>
+      <w:proofErr w:type="spellStart"/>
+      <w:r>
+        <w:t>applications</w:t>
+      </w:r>
+      <w:proofErr w:type="spellEnd"/>
+      <w:r>
+        <w:t xml:space="preserve"> and </w:t>
+      </w:r>
+      <w:proofErr w:type="spellStart"/>
+      <w:r>
+        <w:t>identifies</w:t>
+      </w:r>
+      <w:proofErr w:type="spellEnd"/>
+      <w:r>
+        <w:t xml:space="preserve"> </w:t>
+      </w:r>
+      <w:proofErr w:type="spellStart"/>
+      <w:r>
+        <w:t>the</w:t>
+      </w:r>
+      <w:proofErr w:type="spellEnd"/>
+      <w:r>
+        <w:t xml:space="preserve"> </w:t>
+      </w:r>
+      <w:proofErr w:type="spellStart"/>
+      <w:r>
+        <w:t>lack</w:t>
+      </w:r>
+      <w:proofErr w:type="spellEnd"/>
+      <w:r>
+        <w:t> of </w:t>
+      </w:r>
+      <w:proofErr w:type="spellStart"/>
+      <w:r>
+        <w:t>specialised</w:t>
+      </w:r>
+      <w:proofErr w:type="spellEnd"/>
+      <w:r>
+        <w:t xml:space="preserve"> </w:t>
+      </w:r>
+      <w:proofErr w:type="spellStart"/>
+      <w:r>
+        <w:t>tools</w:t>
+      </w:r>
+      <w:proofErr w:type="spellEnd"/>
+      <w:r>
+        <w:t xml:space="preserve"> </w:t>
+      </w:r>
+      <w:proofErr w:type="spellStart"/>
+      <w:r>
+        <w:t>for</w:t>
+      </w:r>
+      <w:proofErr w:type="spellEnd"/>
+      <w:r>
+        <w:t xml:space="preserve"> </w:t>
+      </w:r>
+      <w:proofErr w:type="spellStart"/>
+      <w:r>
+        <w:t>pair-dance</w:t>
+      </w:r>
+      <w:proofErr w:type="spellEnd"/>
+      <w:r>
+        <w:t xml:space="preserve"> </w:t>
+      </w:r>
+      <w:proofErr w:type="spellStart"/>
+      <w:r>
+        <w:t>clubs</w:t>
+      </w:r>
+      <w:proofErr w:type="spellEnd"/>
+      <w:r>
+        <w:t xml:space="preserve">. </w:t>
+      </w:r>
+      <w:proofErr w:type="spellStart"/>
+      <w:r>
+        <w:t>Based</w:t>
+      </w:r>
+      <w:proofErr w:type="spellEnd"/>
+      <w:r>
+        <w:t xml:space="preserve"> on </w:t>
+      </w:r>
+      <w:proofErr w:type="spellStart"/>
+      <w:r>
+        <w:t>this</w:t>
+      </w:r>
+      <w:proofErr w:type="spellEnd"/>
+      <w:r>
+        <w:t xml:space="preserve"> </w:t>
+      </w:r>
+      <w:proofErr w:type="spellStart"/>
+      <w:r>
+        <w:t>analysis</w:t>
+      </w:r>
+      <w:proofErr w:type="spellEnd"/>
+      <w:r>
+        <w:t xml:space="preserve">, </w:t>
+      </w:r>
+      <w:r>
+        <w:t>a</w:t>
+      </w:r>
+      <w:r>
+        <w:t> </w:t>
+      </w:r>
+      <w:r>
+        <w:t> </w:t>
+      </w:r>
+      <w:proofErr w:type="spellStart"/>
+      <w:r>
+        <w:t>comprehensive</w:t>
+      </w:r>
+      <w:proofErr w:type="spellEnd"/>
+      <w:r>
+        <w:t xml:space="preserve"> </w:t>
+      </w:r>
+      <w:proofErr w:type="spellStart"/>
+      <w:r>
+        <w:t>solution</w:t>
+      </w:r>
+      <w:proofErr w:type="spellEnd"/>
+      <w:r>
+        <w:t> </w:t>
+      </w:r>
+      <w:proofErr w:type="spellStart"/>
+      <w:r>
+        <w:t>was</w:t>
+      </w:r>
+      <w:proofErr w:type="spellEnd"/>
+      <w:r>
+        <w:t> </w:t>
+      </w:r>
+      <w:proofErr w:type="spellStart"/>
+      <w:r>
+        <w:t>designed</w:t>
+      </w:r>
+      <w:proofErr w:type="spellEnd"/>
+      <w:r>
+        <w:t xml:space="preserve"> </w:t>
+      </w:r>
+      <w:proofErr w:type="spellStart"/>
+      <w:r>
+        <w:t>covering</w:t>
+      </w:r>
+      <w:proofErr w:type="spellEnd"/>
+      <w:r>
+        <w:t xml:space="preserve"> user and role management, </w:t>
+      </w:r>
+      <w:proofErr w:type="spellStart"/>
+      <w:r>
+        <w:t>club</w:t>
+      </w:r>
+      <w:proofErr w:type="spellEnd"/>
+      <w:r>
+        <w:t xml:space="preserve"> </w:t>
+      </w:r>
+      <w:proofErr w:type="spellStart"/>
+      <w:r>
+        <w:t>administration</w:t>
+      </w:r>
+      <w:proofErr w:type="spellEnd"/>
+      <w:r>
+        <w:t xml:space="preserve">, </w:t>
+      </w:r>
+      <w:proofErr w:type="spellStart"/>
+      <w:r>
+        <w:t>dancer</w:t>
+      </w:r>
+      <w:proofErr w:type="spellEnd"/>
+      <w:r>
+        <w:t xml:space="preserve"> </w:t>
+      </w:r>
+      <w:proofErr w:type="spellStart"/>
+      <w:r>
+        <w:t>pair</w:t>
+      </w:r>
+      <w:proofErr w:type="spellEnd"/>
+      <w:r>
+        <w:t xml:space="preserve"> management, </w:t>
+      </w:r>
+      <w:proofErr w:type="spellStart"/>
+      <w:r>
+        <w:t>availability</w:t>
+      </w:r>
+      <w:proofErr w:type="spellEnd"/>
+      <w:r>
+        <w:t> </w:t>
+      </w:r>
+      <w:proofErr w:type="spellStart"/>
+      <w:r>
+        <w:t>tracking</w:t>
+      </w:r>
+      <w:proofErr w:type="spellEnd"/>
+      <w:r>
+        <w:t xml:space="preserve">, and </w:t>
+      </w:r>
+      <w:proofErr w:type="spellStart"/>
+      <w:r>
+        <w:t>automatic</w:t>
+      </w:r>
+      <w:proofErr w:type="spellEnd"/>
+      <w:r>
+        <w:t> </w:t>
+      </w:r>
+      <w:proofErr w:type="spellStart"/>
+      <w:r>
+        <w:t>timetable</w:t>
+      </w:r>
+      <w:proofErr w:type="spellEnd"/>
+      <w:r>
+        <w:t> </w:t>
+      </w:r>
+      <w:proofErr w:type="spellStart"/>
+      <w:r>
+        <w:t>generation</w:t>
+      </w:r>
+      <w:proofErr w:type="spellEnd"/>
+      <w:r>
+        <w:t xml:space="preserve">. </w:t>
+      </w:r>
+      <w:proofErr w:type="spellStart"/>
+      <w:r>
+        <w:t>The</w:t>
+      </w:r>
+      <w:proofErr w:type="spellEnd"/>
+      <w:r>
+        <w:t xml:space="preserve"> </w:t>
+      </w:r>
+      <w:proofErr w:type="spellStart"/>
+      <w:r>
+        <w:t>application</w:t>
+      </w:r>
+      <w:proofErr w:type="spellEnd"/>
+      <w:r>
+        <w:t> </w:t>
+      </w:r>
+      <w:proofErr w:type="spellStart"/>
+      <w:r>
+        <w:t>was</w:t>
+      </w:r>
+      <w:proofErr w:type="spellEnd"/>
+      <w:r>
+        <w:t> </w:t>
+      </w:r>
+      <w:proofErr w:type="spellStart"/>
+      <w:r>
+        <w:t>built</w:t>
+      </w:r>
+      <w:proofErr w:type="spellEnd"/>
+      <w:r>
+        <w:t xml:space="preserve"> </w:t>
+      </w:r>
+      <w:proofErr w:type="spellStart"/>
+      <w:r>
+        <w:t>using</w:t>
+      </w:r>
+      <w:proofErr w:type="spellEnd"/>
+      <w:r>
+        <w:t xml:space="preserve"> </w:t>
+      </w:r>
+      <w:proofErr w:type="spellStart"/>
+      <w:r>
+        <w:t>React</w:t>
+      </w:r>
+      <w:proofErr w:type="spellEnd"/>
+      <w:r>
+        <w:t xml:space="preserve">, Next.js, </w:t>
+      </w:r>
+      <w:proofErr w:type="spellStart"/>
+      <w:r>
+        <w:t>TypeScript</w:t>
+      </w:r>
+      <w:proofErr w:type="spellEnd"/>
+      <w:r>
+        <w:t xml:space="preserve">, </w:t>
+      </w:r>
+      <w:proofErr w:type="spellStart"/>
+      <w:r>
+        <w:t>Tailwind</w:t>
+      </w:r>
+      <w:proofErr w:type="spellEnd"/>
+      <w:r>
+        <w:t xml:space="preserve"> CSS, </w:t>
+      </w:r>
+      <w:proofErr w:type="spellStart"/>
+      <w:r>
+        <w:t>MongoDB</w:t>
+      </w:r>
+      <w:proofErr w:type="spellEnd"/>
+      <w:r>
+        <w:t>, and JWT </w:t>
+      </w:r>
+      <w:proofErr w:type="spellStart"/>
+      <w:r>
+        <w:t>authentication</w:t>
+      </w:r>
+      <w:proofErr w:type="spellEnd"/>
+      <w:r>
+        <w:t xml:space="preserve">. </w:t>
+      </w:r>
+      <w:proofErr w:type="spellStart"/>
+      <w:r>
+        <w:t>An</w:t>
+      </w:r>
+      <w:proofErr w:type="spellEnd"/>
+      <w:r>
+        <w:t xml:space="preserve"> </w:t>
+      </w:r>
+      <w:proofErr w:type="spellStart"/>
+      <w:r>
+        <w:t>advanced</w:t>
+      </w:r>
+      <w:proofErr w:type="spellEnd"/>
+      <w:r>
+        <w:t xml:space="preserve"> </w:t>
+      </w:r>
+      <w:proofErr w:type="spellStart"/>
+      <w:r>
+        <w:t>scheduling</w:t>
+      </w:r>
+      <w:proofErr w:type="spellEnd"/>
+      <w:r>
+        <w:t> </w:t>
+      </w:r>
+      <w:proofErr w:type="spellStart"/>
+      <w:r>
+        <w:t>algorithm</w:t>
+      </w:r>
+      <w:proofErr w:type="spellEnd"/>
+      <w:r>
+        <w:t> </w:t>
+      </w:r>
+      <w:proofErr w:type="spellStart"/>
+      <w:r>
+        <w:t>was</w:t>
+      </w:r>
+      <w:proofErr w:type="spellEnd"/>
+      <w:r>
+        <w:t xml:space="preserve"> </w:t>
+      </w:r>
+      <w:proofErr w:type="spellStart"/>
+      <w:r>
+        <w:t>implemented</w:t>
+      </w:r>
+      <w:proofErr w:type="spellEnd"/>
+      <w:r>
+        <w:t xml:space="preserve"> </w:t>
+      </w:r>
+      <w:proofErr w:type="spellStart"/>
+      <w:r>
+        <w:t>that</w:t>
+      </w:r>
+      <w:proofErr w:type="spellEnd"/>
+      <w:r>
+        <w:t xml:space="preserve"> </w:t>
+      </w:r>
+      <w:proofErr w:type="spellStart"/>
+      <w:r>
+        <w:t>reduces</w:t>
+      </w:r>
+      <w:proofErr w:type="spellEnd"/>
+      <w:r>
+        <w:t> </w:t>
+      </w:r>
+      <w:proofErr w:type="spellStart"/>
+      <w:r>
+        <w:t>timetable</w:t>
+      </w:r>
+      <w:proofErr w:type="spellEnd"/>
+      <w:r>
+        <w:t xml:space="preserve"> </w:t>
+      </w:r>
+      <w:proofErr w:type="spellStart"/>
+      <w:r>
+        <w:t>creation</w:t>
+      </w:r>
+      <w:proofErr w:type="spellEnd"/>
+      <w:r>
+        <w:t xml:space="preserve"> </w:t>
+      </w:r>
+      <w:proofErr w:type="spellStart"/>
+      <w:r>
+        <w:t>time</w:t>
+      </w:r>
+      <w:proofErr w:type="spellEnd"/>
+      <w:r>
+        <w:t xml:space="preserve"> by </w:t>
+      </w:r>
+      <w:proofErr w:type="spellStart"/>
+      <w:r>
+        <w:t>approximately</w:t>
+      </w:r>
+      <w:proofErr w:type="spellEnd"/>
+      <w:r>
+        <w:t> 70–80 % and </w:t>
+      </w:r>
+      <w:proofErr w:type="spellStart"/>
+      <w:r>
+        <w:t>scheduling</w:t>
+      </w:r>
+      <w:proofErr w:type="spellEnd"/>
+      <w:r>
+        <w:t xml:space="preserve"> </w:t>
+      </w:r>
+      <w:proofErr w:type="spellStart"/>
+      <w:r>
+        <w:t>conflicts</w:t>
+      </w:r>
+      <w:proofErr w:type="spellEnd"/>
+      <w:r>
+        <w:t xml:space="preserve"> by </w:t>
+      </w:r>
+      <w:proofErr w:type="spellStart"/>
+      <w:r>
+        <w:t>approximately</w:t>
+      </w:r>
+      <w:proofErr w:type="spellEnd"/>
+      <w:r>
+        <w:t xml:space="preserve"> 90 %. </w:t>
       </w:r>
     </w:p>
     <w:p>
       <w:pPr>
         <w:pStyle w:val="text"/>
       </w:pPr>
-      <w:r>
-        <w:t>Keywords: </w:t>
+      <w:proofErr w:type="spellStart"/>
+      <w:r>
+        <w:t>Keywords</w:t>
+      </w:r>
+      <w:proofErr w:type="spellEnd"/>
+      <w:r>
+        <w:t>: </w:t>
       </w:r>
       <w:r>
         <w:t>W</w:t>
       </w:r>
       <w:r>
-        <w:t xml:space="preserve">eb application, </w:t>
-      </w:r>
+        <w:t xml:space="preserve">eb </w:t>
+      </w:r>
+      <w:proofErr w:type="spellStart"/>
+      <w:r>
+        <w:t>application</w:t>
+      </w:r>
+      <w:proofErr w:type="spellEnd"/>
+      <w:r>
+        <w:t xml:space="preserve">, </w:t>
+      </w:r>
+      <w:proofErr w:type="spellStart"/>
       <w:r>
         <w:t>P</w:t>
       </w:r>
       <w:r>
-        <w:t xml:space="preserve">air dance, </w:t>
-      </w:r>
+        <w:t>air</w:t>
+      </w:r>
+      <w:proofErr w:type="spellEnd"/>
+      <w:r>
+        <w:t xml:space="preserve"> </w:t>
+      </w:r>
+      <w:proofErr w:type="spellStart"/>
+      <w:r>
+        <w:t>dance</w:t>
+      </w:r>
+      <w:proofErr w:type="spellEnd"/>
+      <w:r>
+        <w:t xml:space="preserve">, </w:t>
+      </w:r>
+      <w:proofErr w:type="spellStart"/>
       <w:r>
         <w:t>D</w:t>
       </w:r>
       <w:r>
-        <w:t xml:space="preserve">ance club, </w:t>
+        <w:t>ance</w:t>
+      </w:r>
+      <w:proofErr w:type="spellEnd"/>
+      <w:r>
+        <w:t xml:space="preserve"> </w:t>
+      </w:r>
+      <w:proofErr w:type="spellStart"/>
+      <w:r>
+        <w:t>club</w:t>
+      </w:r>
+      <w:proofErr w:type="spellEnd"/>
+      <w:r>
+        <w:t xml:space="preserve">, </w:t>
       </w:r>
       <w:r>
         <w:t>S</w:t>
       </w:r>
       <w:r>
-        <w:t xml:space="preserve">chedule planning, </w:t>
-      </w:r>
+        <w:t xml:space="preserve">chedule </w:t>
+      </w:r>
+      <w:proofErr w:type="spellStart"/>
+      <w:r>
+        <w:t>planning</w:t>
+      </w:r>
+      <w:proofErr w:type="spellEnd"/>
+      <w:r>
+        <w:t xml:space="preserve">, </w:t>
+      </w:r>
+      <w:proofErr w:type="spellStart"/>
       <w:r>
         <w:t>A</w:t>
       </w:r>
       <w:r>
-        <w:t xml:space="preserve">lgorithm, React, Next.js, MongoDB, </w:t>
+        <w:t>lgorithm</w:t>
+      </w:r>
+      <w:proofErr w:type="spellEnd"/>
+      <w:r>
+        <w:t xml:space="preserve">, </w:t>
+      </w:r>
+      <w:proofErr w:type="spellStart"/>
+      <w:r>
+        <w:t>React</w:t>
+      </w:r>
+      <w:proofErr w:type="spellEnd"/>
+      <w:r>
+        <w:t xml:space="preserve">, Next.js, </w:t>
+      </w:r>
+      <w:proofErr w:type="spellStart"/>
+      <w:r>
+        <w:t>MongoDB</w:t>
+      </w:r>
+      <w:proofErr w:type="spellEnd"/>
+      <w:r>
+        <w:t xml:space="preserve">, </w:t>
       </w:r>
       <w:r>
         <w:t>D</w:t>
@@ -1879,7 +2534,28 @@
                 <w:rStyle w:val="Hypertextovprepojenie"/>
                 <w:noProof/>
               </w:rPr>
-              <w:t>ANALÝZA TRHU A KONKURENCIE</w:t>
+              <w:t xml:space="preserve">ANALÝZA TRHU </w:t>
+            </w:r>
+            <w:r>
+              <w:rPr>
+                <w:rStyle w:val="Hypertextovprepojenie"/>
+                <w:noProof/>
+              </w:rPr>
+              <w:t>A</w:t>
+            </w:r>
+            <w:r>
+              <w:rPr>
+                <w:rStyle w:val="Hypertextovprepojenie"/>
+                <w:noProof/>
+              </w:rPr>
+              <w:t> </w:t>
+            </w:r>
+            <w:r>
+              <w:rPr>
+                <w:rStyle w:val="Hypertextovprepojenie"/>
+                <w:noProof/>
+              </w:rPr>
+              <w:t> KONKURENCIE</w:t>
             </w:r>
             <w:r>
               <w:rPr>
@@ -3320,7 +3996,25 @@
           <w:szCs w:val="24"/>
         </w:rPr>
         <w:lastRenderedPageBreak/>
-        <w:t>Zoznam tabuliek a</w:t>
+        <w:t xml:space="preserve">Zoznam tabuliek </w:t>
+      </w:r>
+      <w:r>
+        <w:rPr>
+          <w:b/>
+          <w:bCs/>
+          <w:sz w:val="28"/>
+          <w:szCs w:val="24"/>
+        </w:rPr>
+        <w:t>a</w:t>
+      </w:r>
+      <w:r>
+        <w:rPr>
+          <w:b/>
+          <w:bCs/>
+          <w:sz w:val="28"/>
+          <w:szCs w:val="24"/>
+        </w:rPr>
+        <w:t> </w:t>
       </w:r>
       <w:r>
         <w:rPr>
@@ -3722,7 +4416,190 @@
         <w:pStyle w:val="text"/>
       </w:pPr>
       <w:r>
-        <w:t>Tanečné kluby s párovými tancami čelia v súčasnosti výzvam pri správe svojich aktivít a organizácii tanečných hodín. Proces plánovania rozvrhov, koordinácie párov tanečníkov a správy dostupnosti trénerov a študentov často prebieha manuálne pomocou tabuliek a e-mailov, čo je časovo náročné a náchylné na chyby. Existujúce aplikácie na plánovanie, ako sú Google Calendar alebo Calendly, poskytujú základné funkcie, avšak nie sú navrhnuté pre špecifické potreby tanečných klubov s párovými tancami - chýbajú im funkcie pre správu párov, automatické generovanie optimalizovaných rozvrhov alebo komplexná správa vzťahov medzi účastníkmi. Cieľom tejto maturitnej práce je navrhnúť a implementovať webovú aplikáciu DanceHub, ktorá poskytne komplexné riešenie pre správu tanečných aktivít v tanečných kluboch s párovými tancami. Aplikácia bude implementovaná pomocou moderných webových technológií - React a Next.js pre frontend, MongoDB pre databázu a JWT pre autentifikáciu - a bude zahŕňať funkcie pre správu používateľov, klubov, párov, rozvrhov a automatické generovanie optimalizovaných rozvrhov na základe dostupnosti všetkých účastníkov.</w:t>
+        <w:t xml:space="preserve">Tanečné kluby </w:t>
+      </w:r>
+      <w:r>
+        <w:t>s</w:t>
+      </w:r>
+      <w:r>
+        <w:t> </w:t>
+      </w:r>
+      <w:r>
+        <w:t xml:space="preserve"> párovými tancami čelia </w:t>
+      </w:r>
+      <w:r>
+        <w:t>v</w:t>
+      </w:r>
+      <w:r>
+        <w:t> </w:t>
+      </w:r>
+      <w:r>
+        <w:t xml:space="preserve"> súčasnosti výzvam pri správe svojich aktivít </w:t>
+      </w:r>
+      <w:r>
+        <w:t>a</w:t>
+      </w:r>
+      <w:r>
+        <w:t> </w:t>
+      </w:r>
+      <w:r>
+        <w:t xml:space="preserve"> organizácii tanečných hodín. Proces plánovania rozvrhov, koordinácie párov tanečníkov </w:t>
+      </w:r>
+      <w:r>
+        <w:t>a</w:t>
+      </w:r>
+      <w:r>
+        <w:t> </w:t>
+      </w:r>
+      <w:r>
+        <w:t xml:space="preserve"> správy dostupnosti trénerov </w:t>
+      </w:r>
+      <w:r>
+        <w:t>a</w:t>
+      </w:r>
+      <w:r>
+        <w:t> </w:t>
+      </w:r>
+      <w:r>
+        <w:t xml:space="preserve"> študentov často prebieha manuálne pomocou tabuliek </w:t>
+      </w:r>
+      <w:r>
+        <w:t>a</w:t>
+      </w:r>
+      <w:r>
+        <w:t> </w:t>
+      </w:r>
+      <w:r>
+        <w:t xml:space="preserve"> e-mailov, čo je časovo náročné </w:t>
+      </w:r>
+      <w:r>
+        <w:t>a</w:t>
+      </w:r>
+      <w:r>
+        <w:t> </w:t>
+      </w:r>
+      <w:r>
+        <w:t xml:space="preserve"> náchylné na chyby. Existujúce aplikácie na plánovanie, ako sú Google </w:t>
+      </w:r>
+      <w:proofErr w:type="spellStart"/>
+      <w:r>
+        <w:t>Calendar</w:t>
+      </w:r>
+      <w:proofErr w:type="spellEnd"/>
+      <w:r>
+        <w:t xml:space="preserve"> alebo </w:t>
+      </w:r>
+      <w:proofErr w:type="spellStart"/>
+      <w:r>
+        <w:t>Calendly</w:t>
+      </w:r>
+      <w:proofErr w:type="spellEnd"/>
+      <w:r>
+        <w:t xml:space="preserve">, poskytujú základné funkcie, avšak nie sú navrhnuté pre špecifické potreby tanečných klubov </w:t>
+      </w:r>
+      <w:r>
+        <w:t>s</w:t>
+      </w:r>
+      <w:r>
+        <w:t> </w:t>
+      </w:r>
+      <w:r>
+        <w:t xml:space="preserve"> párovými tancami - chýbajú im funkcie pre správu párov, automatické generovanie optimalizovaných rozvrhov alebo komplexná správa vzťahov medzi účastníkmi. Cieľom tejto maturitnej práce je navrhnúť </w:t>
+      </w:r>
+      <w:r>
+        <w:t>a</w:t>
+      </w:r>
+      <w:r>
+        <w:t> </w:t>
+      </w:r>
+      <w:r>
+        <w:t xml:space="preserve"> implementovať webovú aplikáciu </w:t>
+      </w:r>
+      <w:proofErr w:type="spellStart"/>
+      <w:r>
+        <w:t>DanceHub</w:t>
+      </w:r>
+      <w:proofErr w:type="spellEnd"/>
+      <w:r>
+        <w:t xml:space="preserve">, ktorá poskytne komplexné riešenie pre správu tanečných aktivít </w:t>
+      </w:r>
+      <w:r>
+        <w:t>v</w:t>
+      </w:r>
+      <w:r>
+        <w:t> </w:t>
+      </w:r>
+      <w:r>
+        <w:t xml:space="preserve"> tanečných kluboch </w:t>
+      </w:r>
+      <w:r>
+        <w:t>s</w:t>
+      </w:r>
+      <w:r>
+        <w:t> </w:t>
+      </w:r>
+      <w:r>
+        <w:t xml:space="preserve"> párovými tancami. Aplikácia bude implementovaná pomocou moderných webových technológií - </w:t>
+      </w:r>
+      <w:proofErr w:type="spellStart"/>
+      <w:r>
+        <w:t>React</w:t>
+      </w:r>
+      <w:proofErr w:type="spellEnd"/>
+      <w:r>
+        <w:t xml:space="preserve"> </w:t>
+      </w:r>
+      <w:r>
+        <w:t>a</w:t>
+      </w:r>
+      <w:r>
+        <w:t> </w:t>
+      </w:r>
+      <w:r>
+        <w:t xml:space="preserve"> Next.js pre </w:t>
+      </w:r>
+      <w:proofErr w:type="spellStart"/>
+      <w:r>
+        <w:t>frontend</w:t>
+      </w:r>
+      <w:proofErr w:type="spellEnd"/>
+      <w:r>
+        <w:t xml:space="preserve">, </w:t>
+      </w:r>
+      <w:proofErr w:type="spellStart"/>
+      <w:r>
+        <w:t>MongoDB</w:t>
+      </w:r>
+      <w:proofErr w:type="spellEnd"/>
+      <w:r>
+        <w:t xml:space="preserve"> pre databázu </w:t>
+      </w:r>
+      <w:r>
+        <w:t>a</w:t>
+      </w:r>
+      <w:r>
+        <w:t> </w:t>
+      </w:r>
+      <w:r>
+        <w:t xml:space="preserve"> JWT pre autentifikáciu - </w:t>
+      </w:r>
+      <w:r>
+        <w:t>a</w:t>
+      </w:r>
+      <w:r>
+        <w:t> </w:t>
+      </w:r>
+      <w:r>
+        <w:t xml:space="preserve"> bude zahŕňať funkcie pre správu používateľov, klubov, párov, rozvrhov </w:t>
+      </w:r>
+      <w:r>
+        <w:t>a</w:t>
+      </w:r>
+      <w:r>
+        <w:t> </w:t>
+      </w:r>
+      <w:r>
+        <w:t xml:space="preserve"> automatické generovanie optimalizovaných rozvrhov na základe dostupnosti všetkých účastníkov.</w:t>
       </w:r>
     </w:p>
     <w:p>
@@ -3755,13 +4632,75 @@
         <w:pStyle w:val="text"/>
       </w:pPr>
       <w:r>
-        <w:t xml:space="preserve">Webové aplikácie predstavujú softvérové programy, ktoré sú prístupné prostredníctvom webového prehliadača a sú hostované na webovom serveri. Na rozdiel od tradičných desktopových aplikácií nevyžadujú inštaláciu na klientskom zariadení, čo umožňuje používateľom prístup k nim z rôznych zariadení a lokalít s internetovým pripojením </w:t>
+        <w:t xml:space="preserve">Webové aplikácie predstavujú softvérové programy, ktoré sú prístupné prostredníctvom webového prehliadača </w:t>
+      </w:r>
+      <w:r>
+        <w:t>a</w:t>
+      </w:r>
+      <w:r>
+        <w:t> </w:t>
+      </w:r>
+      <w:r>
+        <w:t xml:space="preserve"> sú </w:t>
+      </w:r>
+      <w:proofErr w:type="spellStart"/>
+      <w:r>
+        <w:t>hostované</w:t>
+      </w:r>
+      <w:proofErr w:type="spellEnd"/>
+      <w:r>
+        <w:t xml:space="preserve"> na webovom serveri. Na rozdiel od tradičných desktopových aplikácií nevyžadujú inštaláciu na klientskom zariadení, čo umožňuje používateľom prístup </w:t>
+      </w:r>
+      <w:r>
+        <w:t>k</w:t>
+      </w:r>
+      <w:r>
+        <w:t> </w:t>
+      </w:r>
+      <w:r>
+        <w:t xml:space="preserve"> nim </w:t>
+      </w:r>
+      <w:r>
+        <w:t>z</w:t>
+      </w:r>
+      <w:r>
+        <w:t> </w:t>
+      </w:r>
+      <w:r>
+        <w:t xml:space="preserve"> rôznych zariadení </w:t>
+      </w:r>
+      <w:r>
+        <w:t>a</w:t>
+      </w:r>
+      <w:r>
+        <w:t> </w:t>
+      </w:r>
+      <w:r>
+        <w:t xml:space="preserve"> lokalít </w:t>
+      </w:r>
+      <w:r>
+        <w:t>s</w:t>
+      </w:r>
+      <w:r>
+        <w:t> </w:t>
+      </w:r>
+      <w:r>
+        <w:t xml:space="preserve"> internetovým pripojením </w:t>
       </w:r>
       <w:r>
         <w:t>[9]</w:t>
       </w:r>
       <w:r>
-        <w:t>. Táto vlastnosť predstavuje jednu z hlavných výhod webových aplikácií, keďže umožňuje multiplatformovú dostupnosť bez potreby</w:t>
+        <w:t xml:space="preserve">. Táto vlastnosť predstavuje jednu </w:t>
+      </w:r>
+      <w:r>
+        <w:t>z</w:t>
+      </w:r>
+      <w:r>
+        <w:t> </w:t>
+      </w:r>
+      <w:r>
+        <w:t xml:space="preserve"> hlavných výhod webových aplikácií, keďže umožňuje multiplatformovú dostupnosť bez potreby</w:t>
       </w:r>
       <w:r>
         <w:t xml:space="preserve"> </w:t>
@@ -3780,7 +4719,42 @@
         <w:br/>
       </w:r>
       <w:r>
-        <w:t xml:space="preserve">Webové aplikácie sa odlišujú od statických webových stránok svojou interaktívnosťou a schopnosťou dynamicky spracovávať dáta. Zatiaľ čo webové stránky poskytujú prevažne statický obsah, webové aplikácie umožňujú používateľom vykonávať komplexné operácie, ako je správa dát, komunikácia s databázami alebo real-time interakcia s inými používateľmi </w:t>
+        <w:t xml:space="preserve">Webové aplikácie sa odlišujú od statických webových stránok svojou interaktívnosťou </w:t>
+      </w:r>
+      <w:r>
+        <w:t>a</w:t>
+      </w:r>
+      <w:r>
+        <w:t> </w:t>
+      </w:r>
+      <w:r>
+        <w:t xml:space="preserve"> schopnosťou dynamicky spracovávať dáta. Zatiaľ čo webové stránky poskytujú prevažne statický obsah, webové aplikácie umožňujú používateľom vykonávať komplexné operácie, ako je správa dát, komunikácia </w:t>
+      </w:r>
+      <w:r>
+        <w:t>s</w:t>
+      </w:r>
+      <w:r>
+        <w:t> </w:t>
+      </w:r>
+      <w:r>
+        <w:t xml:space="preserve"> databázami alebo </w:t>
+      </w:r>
+      <w:proofErr w:type="spellStart"/>
+      <w:r>
+        <w:t>real-time</w:t>
+      </w:r>
+      <w:proofErr w:type="spellEnd"/>
+      <w:r>
+        <w:t xml:space="preserve"> interakcia </w:t>
+      </w:r>
+      <w:r>
+        <w:t>s</w:t>
+      </w:r>
+      <w:r>
+        <w:t> </w:t>
+      </w:r>
+      <w:r>
+        <w:t xml:space="preserve"> inými používateľmi </w:t>
       </w:r>
       <w:r>
         <w:t>[7]</w:t>
@@ -3792,10 +4766,105 @@
         <w:t xml:space="preserve"> </w:t>
       </w:r>
       <w:r>
+        <w:t>V</w:t>
+      </w:r>
+      <w:r>
+        <w:t> </w:t>
+      </w:r>
+      <w:r>
+        <w:t xml:space="preserve"> súčasnosti existujú rôzne typy webových aplikácií, medzi ktoré patria Single </w:t>
+      </w:r>
+      <w:proofErr w:type="spellStart"/>
+      <w:r>
+        <w:t>Page</w:t>
+      </w:r>
+      <w:proofErr w:type="spellEnd"/>
+      <w:r>
         <w:t xml:space="preserve"> </w:t>
       </w:r>
-      <w:r>
-        <w:t xml:space="preserve">V súčasnosti existujú rôzne typy webových aplikácií, medzi ktoré patria Single Page Applications (SPA), Multi Page Applications (MPA) a Progressive Web Applications (PWA). Každý z týchto typov má svoje špecifické vlastnosti a uplatnenie v závislosti od požiadaviek projektu </w:t>
+      <w:proofErr w:type="spellStart"/>
+      <w:r>
+        <w:t>Applications</w:t>
+      </w:r>
+      <w:proofErr w:type="spellEnd"/>
+      <w:r>
+        <w:t xml:space="preserve"> (SPA), </w:t>
+      </w:r>
+      <w:proofErr w:type="spellStart"/>
+      <w:r>
+        <w:t>Multi</w:t>
+      </w:r>
+      <w:proofErr w:type="spellEnd"/>
+      <w:r>
+        <w:t xml:space="preserve"> </w:t>
+      </w:r>
+      <w:proofErr w:type="spellStart"/>
+      <w:r>
+        <w:t>Page</w:t>
+      </w:r>
+      <w:proofErr w:type="spellEnd"/>
+      <w:r>
+        <w:t xml:space="preserve"> </w:t>
+      </w:r>
+      <w:proofErr w:type="spellStart"/>
+      <w:r>
+        <w:t>Applications</w:t>
+      </w:r>
+      <w:proofErr w:type="spellEnd"/>
+      <w:r>
+        <w:t xml:space="preserve"> (MPA) </w:t>
+      </w:r>
+      <w:r>
+        <w:t>a</w:t>
+      </w:r>
+      <w:r>
+        <w:t> </w:t>
+      </w:r>
+      <w:r>
+        <w:t xml:space="preserve"> </w:t>
+      </w:r>
+      <w:proofErr w:type="spellStart"/>
+      <w:r>
+        <w:t>Progressive</w:t>
+      </w:r>
+      <w:proofErr w:type="spellEnd"/>
+      <w:r>
+        <w:t xml:space="preserve"> Web </w:t>
+      </w:r>
+      <w:proofErr w:type="spellStart"/>
+      <w:r>
+        <w:t>Applications</w:t>
+      </w:r>
+      <w:proofErr w:type="spellEnd"/>
+      <w:r>
+        <w:t xml:space="preserve"> (PWA). Každý </w:t>
+      </w:r>
+      <w:r>
+        <w:t>z</w:t>
+      </w:r>
+      <w:r>
+        <w:t> </w:t>
+      </w:r>
+      <w:r>
+        <w:t xml:space="preserve"> týchto typov má svoje špecifické vlastnosti </w:t>
+      </w:r>
+      <w:r>
+        <w:t>a</w:t>
+      </w:r>
+      <w:r>
+        <w:t> </w:t>
+      </w:r>
+      <w:r>
+        <w:t xml:space="preserve"> uplatnenie </w:t>
+      </w:r>
+      <w:r>
+        <w:t>v</w:t>
+      </w:r>
+      <w:r>
+        <w:t> </w:t>
+      </w:r>
+      <w:r>
+        <w:t xml:space="preserve"> závislosti od požiadaviek projektu </w:t>
       </w:r>
       <w:r>
         <w:t>[30]</w:t>
@@ -3822,29 +4891,216 @@
       <w:pPr>
         <w:pStyle w:val="text"/>
       </w:pPr>
-      <w:r>
-        <w:t>Frontend, označovaný aj ako klientská strana aplikácie, je zodpovedný za vizuálnu prezentáciu a používateľskú interakciu. Základnými technológiami pre frontend vývoj sú HTML, CSS a JavaScript.</w:t>
+      <w:proofErr w:type="spellStart"/>
+      <w:r>
+        <w:t>Frontend</w:t>
+      </w:r>
+      <w:proofErr w:type="spellEnd"/>
+      <w:r>
+        <w:t xml:space="preserve">, označovaný aj ako </w:t>
+      </w:r>
+      <w:proofErr w:type="spellStart"/>
+      <w:r>
+        <w:t>klientská</w:t>
+      </w:r>
+      <w:proofErr w:type="spellEnd"/>
+      <w:r>
+        <w:t xml:space="preserve"> strana aplikácie, je zodpovedný za vizuálnu prezentáciu </w:t>
+      </w:r>
+      <w:r>
+        <w:t>a</w:t>
+      </w:r>
+      <w:r>
+        <w:t> </w:t>
+      </w:r>
+      <w:r>
+        <w:t xml:space="preserve"> používateľskú interakciu. Základnými technológiami pre </w:t>
+      </w:r>
+      <w:proofErr w:type="spellStart"/>
+      <w:r>
+        <w:t>frontend</w:t>
+      </w:r>
+      <w:proofErr w:type="spellEnd"/>
+      <w:r>
+        <w:t xml:space="preserve"> vývoj sú HTML, CSS </w:t>
+      </w:r>
+      <w:r>
+        <w:t>a</w:t>
+      </w:r>
+      <w:r>
+        <w:t> </w:t>
+      </w:r>
+      <w:r>
+        <w:t xml:space="preserve"> JavaScript.</w:t>
       </w:r>
       <w:r>
         <w:t xml:space="preserve"> </w:t>
       </w:r>
       <w:r>
+        <w:t>HTML (</w:t>
+      </w:r>
+      <w:proofErr w:type="spellStart"/>
+      <w:r>
+        <w:t>HyperText</w:t>
+      </w:r>
+      <w:proofErr w:type="spellEnd"/>
+      <w:r>
         <w:t xml:space="preserve"> </w:t>
       </w:r>
-      <w:r>
-        <w:t xml:space="preserve">HTML (HyperText Markup Language) slúži na vytvorenie štruktúry a sémantiky webovej stránky. Poskytuje základný rámec, ktorý definuje obsah a jeho hierarchiu </w:t>
+      <w:proofErr w:type="spellStart"/>
+      <w:r>
+        <w:t>Markup</w:t>
+      </w:r>
+      <w:proofErr w:type="spellEnd"/>
+      <w:r>
+        <w:t xml:space="preserve"> </w:t>
+      </w:r>
+      <w:proofErr w:type="spellStart"/>
+      <w:r>
+        <w:t>Language</w:t>
+      </w:r>
+      <w:proofErr w:type="spellEnd"/>
+      <w:r>
+        <w:t xml:space="preserve">) slúži na vytvorenie štruktúry </w:t>
+      </w:r>
+      <w:r>
+        <w:t>a</w:t>
+      </w:r>
+      <w:r>
+        <w:t> </w:t>
+      </w:r>
+      <w:r>
+        <w:t xml:space="preserve"> sémantiky webovej stránky. Poskytuje základný rámec, ktorý definuje obsah </w:t>
+      </w:r>
+      <w:r>
+        <w:t>a</w:t>
+      </w:r>
+      <w:r>
+        <w:t> </w:t>
+      </w:r>
+      <w:r>
+        <w:t xml:space="preserve"> jeho hierarchiu </w:t>
       </w:r>
       <w:r>
         <w:t>[45]</w:t>
       </w:r>
       <w:r>
-        <w:t>. Moderný HTML5 prináša množstvo nových prvkov a API, ktoré umožňujú vytvárať bohatšie a interaktívnejšie aplikácie.</w:t>
+        <w:t xml:space="preserve">. Moderný HTML5 prináša množstvo nových prvkov </w:t>
+      </w:r>
+      <w:r>
+        <w:t>a</w:t>
+      </w:r>
+      <w:r>
+        <w:t> </w:t>
+      </w:r>
+      <w:r>
+        <w:t xml:space="preserve"> API, ktoré umožňujú vytvárať bohatšie </w:t>
+      </w:r>
+      <w:r>
+        <w:t>a</w:t>
+      </w:r>
+      <w:r>
+        <w:t> </w:t>
+      </w:r>
+      <w:r>
+        <w:t xml:space="preserve"> interaktívnejšie aplikácie.</w:t>
       </w:r>
       <w:r>
         <w:t xml:space="preserve"> </w:t>
       </w:r>
       <w:r>
-        <w:t xml:space="preserve">CSS (Cascading Style Sheets) je zodpovedný za vizuálny vzhľad a formátovanie HTML dokumentov. Umožňuje definovať farby, typografiu, rozloženie a responzívny dizajn, ktorý sa prispôsobuje rôznym veľkostiam obrazoviek. Moderné CSS frameworky, ako je Tailwind CSS, poskytujú utility-first prístup k štýlovaniu, čo výrazne urýchľuje vývojový proces </w:t>
+        <w:t>CSS (</w:t>
+      </w:r>
+      <w:proofErr w:type="spellStart"/>
+      <w:r>
+        <w:t>Cascading</w:t>
+      </w:r>
+      <w:proofErr w:type="spellEnd"/>
+      <w:r>
+        <w:t xml:space="preserve"> </w:t>
+      </w:r>
+      <w:proofErr w:type="spellStart"/>
+      <w:r>
+        <w:t>Style</w:t>
+      </w:r>
+      <w:proofErr w:type="spellEnd"/>
+      <w:r>
+        <w:t xml:space="preserve"> </w:t>
+      </w:r>
+      <w:proofErr w:type="spellStart"/>
+      <w:r>
+        <w:t>Sheets</w:t>
+      </w:r>
+      <w:proofErr w:type="spellEnd"/>
+      <w:r>
+        <w:t xml:space="preserve">) je zodpovedný za vizuálny vzhľad </w:t>
+      </w:r>
+      <w:r>
+        <w:t>a</w:t>
+      </w:r>
+      <w:r>
+        <w:t> </w:t>
+      </w:r>
+      <w:r>
+        <w:t xml:space="preserve"> formátovanie HTML dokumentov. Umožňuje definovať farby, typografiu, rozloženie </w:t>
+      </w:r>
+      <w:r>
+        <w:t>a</w:t>
+      </w:r>
+      <w:r>
+        <w:t> </w:t>
+      </w:r>
+      <w:r>
+        <w:t xml:space="preserve"> </w:t>
+      </w:r>
+      <w:proofErr w:type="spellStart"/>
+      <w:r>
+        <w:t>responzívny</w:t>
+      </w:r>
+      <w:proofErr w:type="spellEnd"/>
+      <w:r>
+        <w:t xml:space="preserve"> dizajn, ktorý sa prispôsobuje rôznym veľkostiam obrazoviek. Moderné CSS </w:t>
+      </w:r>
+      <w:proofErr w:type="spellStart"/>
+      <w:r>
+        <w:t>frameworky</w:t>
+      </w:r>
+      <w:proofErr w:type="spellEnd"/>
+      <w:r>
+        <w:t xml:space="preserve">, ako je </w:t>
+      </w:r>
+      <w:proofErr w:type="spellStart"/>
+      <w:r>
+        <w:t>Tailwind</w:t>
+      </w:r>
+      <w:proofErr w:type="spellEnd"/>
+      <w:r>
+        <w:t xml:space="preserve"> CSS, poskytujú utility-</w:t>
+      </w:r>
+      <w:proofErr w:type="spellStart"/>
+      <w:r>
+        <w:t>first</w:t>
+      </w:r>
+      <w:proofErr w:type="spellEnd"/>
+      <w:r>
+        <w:t xml:space="preserve"> prístup </w:t>
+      </w:r>
+      <w:r>
+        <w:t>k</w:t>
+      </w:r>
+      <w:r>
+        <w:t> </w:t>
+      </w:r>
+      <w:r>
+        <w:t xml:space="preserve"> </w:t>
+      </w:r>
+      <w:proofErr w:type="spellStart"/>
+      <w:r>
+        <w:t>štýlovaniu</w:t>
+      </w:r>
+      <w:proofErr w:type="spellEnd"/>
+      <w:r>
+        <w:t xml:space="preserve">, čo výrazne urýchľuje vývojový proces </w:t>
       </w:r>
       <w:r>
         <w:t>[41]</w:t>
@@ -3856,10 +5112,50 @@
         <w:t xml:space="preserve"> </w:t>
       </w:r>
       <w:r>
+        <w:t xml:space="preserve">JavaScript je programovací jazyk, ktorý pridáva interaktivitu </w:t>
+      </w:r>
+      <w:r>
+        <w:t>a</w:t>
+      </w:r>
+      <w:r>
+        <w:t> </w:t>
+      </w:r>
+      <w:r>
+        <w:t xml:space="preserve"> dynamické funkcie na webové stránky. Umožňuje manipuláciu </w:t>
+      </w:r>
+      <w:r>
+        <w:t>s</w:t>
+      </w:r>
+      <w:r>
+        <w:t> </w:t>
+      </w:r>
+      <w:r>
+        <w:t xml:space="preserve"> DOM (</w:t>
+      </w:r>
+      <w:proofErr w:type="spellStart"/>
+      <w:r>
+        <w:t>Document</w:t>
+      </w:r>
+      <w:proofErr w:type="spellEnd"/>
+      <w:r>
         <w:t xml:space="preserve"> </w:t>
       </w:r>
-      <w:r>
-        <w:t xml:space="preserve">JavaScript je programovací jazyk, ktorý pridáva interaktivitu a dynamické funkcie na webové stránky. Umožňuje manipuláciu s DOM (Document Object Model), asynchrónne operácie, komunikáciu so serverom prostredníctvom API a vytváranie komplexných používateľských rozhraní </w:t>
+      <w:proofErr w:type="spellStart"/>
+      <w:r>
+        <w:t>Object</w:t>
+      </w:r>
+      <w:proofErr w:type="spellEnd"/>
+      <w:r>
+        <w:t xml:space="preserve"> Model), asynchrónne operácie, komunikáciu so serverom prostredníctvom API </w:t>
+      </w:r>
+      <w:r>
+        <w:t>a</w:t>
+      </w:r>
+      <w:r>
+        <w:t> </w:t>
+      </w:r>
+      <w:r>
+        <w:t xml:space="preserve"> vytváranie komplexných používateľských rozhraní </w:t>
       </w:r>
       <w:r>
         <w:t>[30]</w:t>
@@ -3871,23 +5167,186 @@
         <w:t xml:space="preserve"> </w:t>
       </w:r>
       <w:r>
-        <w:t xml:space="preserve">Moderné JavaScriptové frameworky a knižnice výrazne zjednodušujú vývoj frontendu. React, vyvinutý spoločnosťou Meta, je jednou z </w:t>
+        <w:t xml:space="preserve">Moderné </w:t>
+      </w:r>
+      <w:proofErr w:type="spellStart"/>
+      <w:r>
+        <w:t>JavaScriptové</w:t>
+      </w:r>
+      <w:proofErr w:type="spellEnd"/>
+      <w:r>
+        <w:t xml:space="preserve"> </w:t>
+      </w:r>
+      <w:proofErr w:type="spellStart"/>
+      <w:r>
+        <w:t>frameworky</w:t>
+      </w:r>
+      <w:proofErr w:type="spellEnd"/>
+      <w:r>
+        <w:t xml:space="preserve"> </w:t>
+      </w:r>
+      <w:r>
+        <w:t>a</w:t>
+      </w:r>
+      <w:r>
+        <w:t> </w:t>
+      </w:r>
+      <w:r>
+        <w:t xml:space="preserve"> knižnice výrazne zjednodušujú vývoj </w:t>
+      </w:r>
+      <w:proofErr w:type="spellStart"/>
+      <w:r>
+        <w:t>frontendu</w:t>
+      </w:r>
+      <w:proofErr w:type="spellEnd"/>
+      <w:r>
+        <w:t xml:space="preserve">. </w:t>
+      </w:r>
+      <w:proofErr w:type="spellStart"/>
+      <w:r>
+        <w:t>React</w:t>
+      </w:r>
+      <w:proofErr w:type="spellEnd"/>
+      <w:r>
+        <w:t xml:space="preserve">, vyvinutý spoločnosťou </w:t>
+      </w:r>
+      <w:proofErr w:type="spellStart"/>
+      <w:r>
+        <w:t>Meta</w:t>
+      </w:r>
+      <w:proofErr w:type="spellEnd"/>
+      <w:r>
+        <w:t xml:space="preserve">, je jednou </w:t>
       </w:r>
       <w:r>
         <w:lastRenderedPageBreak/>
-        <w:t xml:space="preserve">najpopulárnejších knižníc pre vytváranie používateľských rozhraní. React umožňuje vývojárom vytvárať znovupoužiteľné komponenty a efektívne spravovať stav aplikácie pomocou virtuálneho DOM </w:t>
+        <w:t>z</w:t>
+      </w:r>
+      <w:r>
+        <w:t> </w:t>
+      </w:r>
+      <w:r>
+        <w:t xml:space="preserve"> najpopulárnejších knižníc pre vytváranie používateľských rozhraní. </w:t>
+      </w:r>
+      <w:proofErr w:type="spellStart"/>
+      <w:r>
+        <w:t>React</w:t>
+      </w:r>
+      <w:proofErr w:type="spellEnd"/>
+      <w:r>
+        <w:t xml:space="preserve"> umožňuje vývojárom vytvárať </w:t>
+      </w:r>
+      <w:proofErr w:type="spellStart"/>
+      <w:r>
+        <w:t>znovupoužiteľné</w:t>
+      </w:r>
+      <w:proofErr w:type="spellEnd"/>
+      <w:r>
+        <w:t xml:space="preserve"> komponenty </w:t>
+      </w:r>
+      <w:r>
+        <w:t>a</w:t>
+      </w:r>
+      <w:r>
+        <w:t> </w:t>
+      </w:r>
+      <w:r>
+        <w:t xml:space="preserve"> efektívne spravovať stav aplikácie pomocou virtuálneho DOM </w:t>
       </w:r>
       <w:r>
         <w:t>[36]</w:t>
       </w:r>
       <w:r>
-        <w:t>. Komponentový prístup Reactu umožňuje lepšiu organizáciu kódu a zjednodušuje údržbu veľkých aplikácií.</w:t>
+        <w:t xml:space="preserve">. Komponentový prístup </w:t>
+      </w:r>
+      <w:proofErr w:type="spellStart"/>
+      <w:r>
+        <w:t>Reactu</w:t>
+      </w:r>
+      <w:proofErr w:type="spellEnd"/>
+      <w:r>
+        <w:t xml:space="preserve"> umožňuje lepšiu organizáciu kódu </w:t>
+      </w:r>
+      <w:r>
+        <w:t>a</w:t>
+      </w:r>
+      <w:r>
+        <w:t> </w:t>
+      </w:r>
+      <w:r>
+        <w:t xml:space="preserve"> zjednodušuje údržbu veľkých aplikácií.</w:t>
       </w:r>
       <w:r>
         <w:t xml:space="preserve"> </w:t>
       </w:r>
       <w:r>
-        <w:t xml:space="preserve">Next.js je React framework, ktorý poskytuje ďalšie funkcie, ako je server-side rendering, statická generácia stránok, automatické code splitting a optimalizácia obrázkov. Tieto funkcie zlepšujú výkon aplikácie a optimalizujú SEO </w:t>
+        <w:t xml:space="preserve">Next.js je </w:t>
+      </w:r>
+      <w:proofErr w:type="spellStart"/>
+      <w:r>
+        <w:t>React</w:t>
+      </w:r>
+      <w:proofErr w:type="spellEnd"/>
+      <w:r>
+        <w:t xml:space="preserve"> </w:t>
+      </w:r>
+      <w:proofErr w:type="spellStart"/>
+      <w:r>
+        <w:t>framework</w:t>
+      </w:r>
+      <w:proofErr w:type="spellEnd"/>
+      <w:r>
+        <w:t>, ktorý poskytuje ďalšie funkcie, ako je server-</w:t>
+      </w:r>
+      <w:proofErr w:type="spellStart"/>
+      <w:r>
+        <w:t>side</w:t>
+      </w:r>
+      <w:proofErr w:type="spellEnd"/>
+      <w:r>
+        <w:t xml:space="preserve"> </w:t>
+      </w:r>
+      <w:proofErr w:type="spellStart"/>
+      <w:r>
+        <w:t>rendering</w:t>
+      </w:r>
+      <w:proofErr w:type="spellEnd"/>
+      <w:r>
+        <w:t xml:space="preserve">, statická generácia stránok, automatické </w:t>
+      </w:r>
+      <w:proofErr w:type="spellStart"/>
+      <w:r>
+        <w:t>code</w:t>
+      </w:r>
+      <w:proofErr w:type="spellEnd"/>
+      <w:r>
+        <w:t xml:space="preserve"> </w:t>
+      </w:r>
+      <w:proofErr w:type="spellStart"/>
+      <w:r>
+        <w:t>splitting</w:t>
+      </w:r>
+      <w:proofErr w:type="spellEnd"/>
+      <w:r>
+        <w:t xml:space="preserve"> </w:t>
+      </w:r>
+      <w:r>
+        <w:t>a</w:t>
+      </w:r>
+      <w:r>
+        <w:t> </w:t>
+      </w:r>
+      <w:r>
+        <w:t xml:space="preserve"> optimalizácia obrázkov. Tieto funkcie zlepšujú výkon aplikácie </w:t>
+      </w:r>
+      <w:r>
+        <w:t>a</w:t>
+      </w:r>
+      <w:r>
+        <w:t> </w:t>
+      </w:r>
+      <w:r>
+        <w:t xml:space="preserve"> optimalizujú SEO </w:t>
       </w:r>
       <w:r>
         <w:t>[32]</w:t>
@@ -3898,8 +5357,47 @@
       <w:r>
         <w:t xml:space="preserve"> </w:t>
       </w:r>
-      <w:r>
-        <w:t xml:space="preserve">TypeScript, ktorý je nadstavbou JavaScriptu, pridáva statické typovanie, čo pomáha odhaliť chyby počas vývoja a zlepšuje čitateľnosť a údržbu kódu. TypeScript je obzvlášť užitočný pri vývoji veľkých aplikácií, kde je dôležitá typová bezpečnosť </w:t>
+      <w:proofErr w:type="spellStart"/>
+      <w:r>
+        <w:t>TypeScript</w:t>
+      </w:r>
+      <w:proofErr w:type="spellEnd"/>
+      <w:r>
+        <w:t xml:space="preserve">, ktorý je nadstavbou </w:t>
+      </w:r>
+      <w:proofErr w:type="spellStart"/>
+      <w:r>
+        <w:t>JavaScriptu</w:t>
+      </w:r>
+      <w:proofErr w:type="spellEnd"/>
+      <w:r>
+        <w:t xml:space="preserve">, pridáva statické typovanie, čo pomáha odhaliť chyby počas vývoja </w:t>
+      </w:r>
+      <w:r>
+        <w:t>a</w:t>
+      </w:r>
+      <w:r>
+        <w:t> </w:t>
+      </w:r>
+      <w:r>
+        <w:t xml:space="preserve"> zlepšuje čitateľnosť </w:t>
+      </w:r>
+      <w:r>
+        <w:t>a</w:t>
+      </w:r>
+      <w:r>
+        <w:t> </w:t>
+      </w:r>
+      <w:r>
+        <w:t xml:space="preserve"> údržbu kódu. </w:t>
+      </w:r>
+      <w:proofErr w:type="spellStart"/>
+      <w:r>
+        <w:t>TypeScript</w:t>
+      </w:r>
+      <w:proofErr w:type="spellEnd"/>
+      <w:r>
+        <w:t xml:space="preserve"> je obzvlášť užitočný pri vývoji veľkých aplikácií, kde je dôležitá typová bezpečnosť </w:t>
       </w:r>
       <w:r>
         <w:t>[43]</w:t>
@@ -3926,14 +5424,95 @@
       <w:pPr>
         <w:pStyle w:val="text"/>
       </w:pPr>
-      <w:r>
-        <w:t>Backend, alebo serverová strana aplikácie, je zodpovedná za spracovanie business logiky, komunikáciu s databázami, autentifikáciu používateľov a poskytovanie API endpointov pre frontend.</w:t>
+      <w:proofErr w:type="spellStart"/>
+      <w:r>
+        <w:t>Backend</w:t>
+      </w:r>
+      <w:proofErr w:type="spellEnd"/>
+      <w:r>
+        <w:t xml:space="preserve">, alebo serverová strana aplikácie, je zodpovedná za spracovanie business logiky, komunikáciu </w:t>
+      </w:r>
+      <w:r>
+        <w:t>s</w:t>
+      </w:r>
+      <w:r>
+        <w:t> </w:t>
+      </w:r>
+      <w:r>
+        <w:t xml:space="preserve"> databázami, autentifikáciu používateľov </w:t>
+      </w:r>
+      <w:r>
+        <w:t>a</w:t>
+      </w:r>
+      <w:r>
+        <w:t> </w:t>
+      </w:r>
+      <w:r>
+        <w:t xml:space="preserve"> poskytovanie API </w:t>
+      </w:r>
+      <w:proofErr w:type="spellStart"/>
+      <w:r>
+        <w:t>endpointov</w:t>
+      </w:r>
+      <w:proofErr w:type="spellEnd"/>
+      <w:r>
+        <w:t xml:space="preserve"> pre </w:t>
+      </w:r>
+      <w:proofErr w:type="spellStart"/>
+      <w:r>
+        <w:t>frontend</w:t>
+      </w:r>
+      <w:proofErr w:type="spellEnd"/>
+      <w:r>
+        <w:t>.</w:t>
       </w:r>
       <w:r>
         <w:t xml:space="preserve"> </w:t>
       </w:r>
       <w:r>
-        <w:t xml:space="preserve">Node.js je runtime prostredie, ktoré umožňuje spúšťať JavaScript na strane servera. Táto vlastnosť umožňuje vývojárom používať rovnaký programovací jazyk pre frontend aj backend, čo zjednodušuje vývojový proces a umožňuje zdieľanie kódu medzi klientom a serverom </w:t>
+        <w:t xml:space="preserve">Node.js je </w:t>
+      </w:r>
+      <w:proofErr w:type="spellStart"/>
+      <w:r>
+        <w:t>runtime</w:t>
+      </w:r>
+      <w:proofErr w:type="spellEnd"/>
+      <w:r>
+        <w:t xml:space="preserve"> prostredie, ktoré umožňuje spúšťať JavaScript na strane servera. Táto vlastnosť umožňuje vývojárom používať rovnaký programovací jazyk pre </w:t>
+      </w:r>
+      <w:proofErr w:type="spellStart"/>
+      <w:r>
+        <w:t>frontend</w:t>
+      </w:r>
+      <w:proofErr w:type="spellEnd"/>
+      <w:r>
+        <w:t xml:space="preserve"> aj </w:t>
+      </w:r>
+      <w:proofErr w:type="spellStart"/>
+      <w:r>
+        <w:t>backend</w:t>
+      </w:r>
+      <w:proofErr w:type="spellEnd"/>
+      <w:r>
+        <w:t xml:space="preserve">, čo zjednodušuje vývojový proces </w:t>
+      </w:r>
+      <w:r>
+        <w:t>a</w:t>
+      </w:r>
+      <w:r>
+        <w:t> </w:t>
+      </w:r>
+      <w:r>
+        <w:t xml:space="preserve"> umožňuje zdieľanie kódu medzi klientom </w:t>
+      </w:r>
+      <w:r>
+        <w:t>a</w:t>
+      </w:r>
+      <w:r>
+        <w:t> </w:t>
+      </w:r>
+      <w:r>
+        <w:t xml:space="preserve"> serverom </w:t>
       </w:r>
       <w:r>
         <w:t>[34]</w:t>
@@ -3944,8 +5523,39 @@
       <w:r>
         <w:t xml:space="preserve"> </w:t>
       </w:r>
-      <w:r>
-        <w:t xml:space="preserve">RESTful API (Representational State Transfer) je architektonický štýl pre navrhovanie webových služieb. REST API používa štandardné HTTP metódy (GET, POST, PUT, DELETE) na komunikáciu medzi klientom a serverom. Tento prístup poskytuje jednoduchú a škálovateľnú architektúru pre webové aplikácie </w:t>
+      <w:proofErr w:type="spellStart"/>
+      <w:r>
+        <w:t>RESTful</w:t>
+      </w:r>
+      <w:proofErr w:type="spellEnd"/>
+      <w:r>
+        <w:t xml:space="preserve"> API (</w:t>
+      </w:r>
+      <w:proofErr w:type="spellStart"/>
+      <w:r>
+        <w:t>Representational</w:t>
+      </w:r>
+      <w:proofErr w:type="spellEnd"/>
+      <w:r>
+        <w:t xml:space="preserve"> State Transfer) je architektonický štýl pre navrhovanie webových služieb. REST API používa štandardné HTTP metódy (GET, POST, PUT, DELETE) na komunikáciu medzi klientom </w:t>
+      </w:r>
+      <w:r>
+        <w:t>a</w:t>
+      </w:r>
+      <w:r>
+        <w:t> </w:t>
+      </w:r>
+      <w:r>
+        <w:t xml:space="preserve"> serverom. Tento prístup poskytuje jednoduchú </w:t>
+      </w:r>
+      <w:r>
+        <w:t>a</w:t>
+      </w:r>
+      <w:r>
+        <w:t> </w:t>
+      </w:r>
+      <w:r>
+        <w:t xml:space="preserve"> škálovateľnú architektúru pre webové aplikácie </w:t>
       </w:r>
       <w:r>
         <w:t>[38]</w:t>
@@ -3957,7 +5567,32 @@
         <w:t xml:space="preserve"> </w:t>
       </w:r>
       <w:r>
-        <w:t xml:space="preserve">Autentifikácia a autorizácia sú kritické aspekty bezpečnosti webových aplikácií. JWT (JSON Web Tokens) je populárna metóda pre bezpečnú výmenu informácií medzi stranami. JWT tokeny umožňujú bezstavovú autentifikáciu, čo je výhodné pre škálovateľné aplikácie </w:t>
+        <w:t xml:space="preserve">Autentifikácia </w:t>
+      </w:r>
+      <w:r>
+        <w:t>a</w:t>
+      </w:r>
+      <w:r>
+        <w:t> </w:t>
+      </w:r>
+      <w:r>
+        <w:t xml:space="preserve"> autorizácia sú kritické aspekty bezpečnosti webových aplikácií. JWT (JSON Web </w:t>
+      </w:r>
+      <w:proofErr w:type="spellStart"/>
+      <w:r>
+        <w:t>Tokens</w:t>
+      </w:r>
+      <w:proofErr w:type="spellEnd"/>
+      <w:r>
+        <w:t xml:space="preserve">) je populárna metóda pre bezpečnú výmenu informácií medzi stranami. JWT tokeny umožňujú </w:t>
+      </w:r>
+      <w:proofErr w:type="spellStart"/>
+      <w:r>
+        <w:t>bezstavovú</w:t>
+      </w:r>
+      <w:proofErr w:type="spellEnd"/>
+      <w:r>
+        <w:t xml:space="preserve"> autentifikáciu, čo je výhodné pre škálovateľné aplikácie </w:t>
       </w:r>
       <w:r>
         <w:t>[35]</w:t>
@@ -3988,13 +5623,103 @@
         <w:pStyle w:val="text"/>
       </w:pPr>
       <w:r>
-        <w:t>Databázové systémy sú nevyhnutnou súčasťou väčšiny webových aplikácií, pretože poskytujú úložisko a správu dát. Existujú dva hlavné typy databázových systémov: relačné (SQL) a nereľačné (NoSQL).</w:t>
+        <w:t xml:space="preserve">Databázové systémy sú nevyhnutnou súčasťou väčšiny webových aplikácií, pretože poskytujú úložisko </w:t>
+      </w:r>
+      <w:r>
+        <w:t>a</w:t>
+      </w:r>
+      <w:r>
+        <w:t> </w:t>
+      </w:r>
+      <w:r>
+        <w:t xml:space="preserve"> správu dát. Existujú dva hlavné typy databázových systémov: relačné (SQL) </w:t>
+      </w:r>
+      <w:r>
+        <w:t>a</w:t>
+      </w:r>
+      <w:r>
+        <w:t> </w:t>
       </w:r>
       <w:r>
         <w:t xml:space="preserve"> </w:t>
       </w:r>
-      <w:r>
-        <w:t xml:space="preserve">MongoDB je dokumentovo orientovaná NoSQL databáza, ktorá ukladá dáta vo formáte podobnom JSON. Táto databáza je obzvlášť vhodná pre aplikácie s flexibilnými schémami a horizontálnym škálovaním. MongoDB poskytuje výkonné dotazovacie možnosti a podporuje komplexné dátové štruktúry </w:t>
+      <w:proofErr w:type="spellStart"/>
+      <w:r>
+        <w:t>nereľačné</w:t>
+      </w:r>
+      <w:proofErr w:type="spellEnd"/>
+      <w:r>
+        <w:t xml:space="preserve"> (</w:t>
+      </w:r>
+      <w:proofErr w:type="spellStart"/>
+      <w:r>
+        <w:t>NoSQL</w:t>
+      </w:r>
+      <w:proofErr w:type="spellEnd"/>
+      <w:r>
+        <w:t>).</w:t>
+      </w:r>
+      <w:r>
+        <w:t xml:space="preserve"> </w:t>
+      </w:r>
+      <w:proofErr w:type="spellStart"/>
+      <w:r>
+        <w:t>MongoDB</w:t>
+      </w:r>
+      <w:proofErr w:type="spellEnd"/>
+      <w:r>
+        <w:t xml:space="preserve"> je dokumentovo orientovaná </w:t>
+      </w:r>
+      <w:proofErr w:type="spellStart"/>
+      <w:r>
+        <w:t>NoSQL</w:t>
+      </w:r>
+      <w:proofErr w:type="spellEnd"/>
+      <w:r>
+        <w:t xml:space="preserve"> databáza, ktorá ukladá dáta vo formáte podobnom JSON. Táto databáza je obzvlášť vhodná pre aplikácie </w:t>
+      </w:r>
+      <w:r>
+        <w:t>s</w:t>
+      </w:r>
+      <w:r>
+        <w:t> </w:t>
+      </w:r>
+      <w:r>
+        <w:t xml:space="preserve"> flexibilnými schémami </w:t>
+      </w:r>
+      <w:r>
+        <w:t>a</w:t>
+      </w:r>
+      <w:r>
+        <w:t> </w:t>
+      </w:r>
+      <w:r>
+        <w:t xml:space="preserve"> horizontálnym škálovaním. </w:t>
+      </w:r>
+      <w:proofErr w:type="spellStart"/>
+      <w:r>
+        <w:t>MongoDB</w:t>
+      </w:r>
+      <w:proofErr w:type="spellEnd"/>
+      <w:r>
+        <w:t xml:space="preserve"> poskytuje výkonné </w:t>
+      </w:r>
+      <w:proofErr w:type="spellStart"/>
+      <w:r>
+        <w:t>dotazovacie</w:t>
+      </w:r>
+      <w:proofErr w:type="spellEnd"/>
+      <w:r>
+        <w:t xml:space="preserve"> možnosti </w:t>
+      </w:r>
+      <w:r>
+        <w:t>a</w:t>
+      </w:r>
+      <w:r>
+        <w:t> </w:t>
+      </w:r>
+      <w:r>
+        <w:t xml:space="preserve"> podporuje komplexné dátové štruktúry </w:t>
       </w:r>
       <w:r>
         <w:t>[31]</w:t>
@@ -4006,11 +5731,75 @@
         <w:t xml:space="preserve"> </w:t>
       </w:r>
       <w:r>
-        <w:t xml:space="preserve">Relačné databázy, ako MySQL alebo PostgreSQL, používajú tabuľkovú štruktúru a SQL (Structured Query Language) na dotazovanie. Tieto databázy sú vhodné </w:t>
+        <w:t xml:space="preserve">Relačné databázy, ako MySQL alebo </w:t>
+      </w:r>
+      <w:proofErr w:type="spellStart"/>
+      <w:r>
+        <w:t>PostgreSQL</w:t>
+      </w:r>
+      <w:proofErr w:type="spellEnd"/>
+      <w:r>
+        <w:t xml:space="preserve">, používajú tabuľkovú štruktúru </w:t>
+      </w:r>
+      <w:r>
+        <w:t>a</w:t>
+      </w:r>
+      <w:r>
+        <w:t> </w:t>
+      </w:r>
+      <w:r>
+        <w:t xml:space="preserve"> SQL (</w:t>
+      </w:r>
+      <w:proofErr w:type="spellStart"/>
+      <w:r>
+        <w:t>Structured</w:t>
+      </w:r>
+      <w:proofErr w:type="spellEnd"/>
+      <w:r>
+        <w:t xml:space="preserve"> </w:t>
+      </w:r>
+      <w:proofErr w:type="spellStart"/>
+      <w:r>
+        <w:t>Query</w:t>
+      </w:r>
+      <w:proofErr w:type="spellEnd"/>
+      <w:r>
+        <w:t xml:space="preserve"> </w:t>
+      </w:r>
+      <w:proofErr w:type="spellStart"/>
+      <w:r>
+        <w:t>Language</w:t>
+      </w:r>
+      <w:proofErr w:type="spellEnd"/>
+      <w:r>
+        <w:t xml:space="preserve">) na </w:t>
+      </w:r>
+      <w:proofErr w:type="spellStart"/>
+      <w:r>
+        <w:t>dotazovanie</w:t>
+      </w:r>
+      <w:proofErr w:type="spellEnd"/>
+      <w:r>
+        <w:t xml:space="preserve">. Tieto databázy sú vhodné pre aplikácie </w:t>
       </w:r>
       <w:r>
         <w:lastRenderedPageBreak/>
-        <w:t xml:space="preserve">pre aplikácie s jasne definovanými vzťahmi medzi dátami a potrebou transakčnej integrity </w:t>
+        <w:t>s</w:t>
+      </w:r>
+      <w:r>
+        <w:t> </w:t>
+      </w:r>
+      <w:r>
+        <w:t xml:space="preserve"> jasne definovanými vzťahmi medzi dátami </w:t>
+      </w:r>
+      <w:r>
+        <w:t>a</w:t>
+      </w:r>
+      <w:r>
+        <w:t> </w:t>
+      </w:r>
+      <w:r>
+        <w:t xml:space="preserve"> potrebou transakčnej integrity </w:t>
       </w:r>
       <w:r>
         <w:t>[11]</w:t>
@@ -4022,7 +5811,16 @@
         <w:t xml:space="preserve"> </w:t>
       </w:r>
       <w:r>
-        <w:t>Výber vhodného databázového systému závisí od špecifických požiadaviek projektu, vrátane štruktúry dát, očakávaného zaťaženia a potreby škálovania.</w:t>
+        <w:t xml:space="preserve">Výber vhodného databázového systému závisí od špecifických požiadaviek projektu, vrátane štruktúry dát, očakávaného zaťaženia </w:t>
+      </w:r>
+      <w:r>
+        <w:t>a</w:t>
+      </w:r>
+      <w:r>
+        <w:t> </w:t>
+      </w:r>
+      <w:r>
+        <w:t xml:space="preserve"> potreby škálovania.</w:t>
       </w:r>
     </w:p>
     <w:p>
@@ -4044,13 +5842,58 @@
         <w:pStyle w:val="text"/>
       </w:pPr>
       <w:r>
-        <w:t>Proces vývoja webových aplikácií zahŕňa niekoľko fáz, z ktorých každá je kľúčová pre úspešné dokončenie projektu.</w:t>
+        <w:t xml:space="preserve">Proces vývoja webových aplikácií zahŕňa niekoľko fáz, </w:t>
+      </w:r>
+      <w:r>
+        <w:t>z</w:t>
+      </w:r>
+      <w:r>
+        <w:t> </w:t>
+      </w:r>
+      <w:r>
+        <w:t xml:space="preserve"> ktorých každá je kľúčová pre úspešné dokončenie projektu.</w:t>
       </w:r>
       <w:r>
         <w:t xml:space="preserve"> </w:t>
       </w:r>
       <w:r>
-        <w:t xml:space="preserve">Analýza požiadaviek je počiatočná fáza, počas ktorej sa zhromažďujú a analyzujú požiadavky klienta a koncových používateľov. Cieľom tejto fázy je pochopiť, aké funkcie a vlastnosti by mala aplikácia obsahovať, aby spĺňala očakávania a potreby používateľov </w:t>
+        <w:t xml:space="preserve">Analýza požiadaviek je počiatočná fáza, počas ktorej sa zhromažďujú </w:t>
+      </w:r>
+      <w:r>
+        <w:t>a</w:t>
+      </w:r>
+      <w:r>
+        <w:t> </w:t>
+      </w:r>
+      <w:r>
+        <w:t xml:space="preserve"> analyzujú požiadavky klienta </w:t>
+      </w:r>
+      <w:r>
+        <w:t>a</w:t>
+      </w:r>
+      <w:r>
+        <w:t> </w:t>
+      </w:r>
+      <w:r>
+        <w:t xml:space="preserve"> koncových používateľov. Cieľom tejto fázy je pochopiť, aké funkcie </w:t>
+      </w:r>
+      <w:r>
+        <w:t>a</w:t>
+      </w:r>
+      <w:r>
+        <w:t> </w:t>
+      </w:r>
+      <w:r>
+        <w:t xml:space="preserve"> vlastnosti by mala aplikácia obsahovať, aby spĺňala očakávania </w:t>
+      </w:r>
+      <w:r>
+        <w:t>a</w:t>
+      </w:r>
+      <w:r>
+        <w:t> </w:t>
+      </w:r>
+      <w:r>
+        <w:t xml:space="preserve"> potreby používateľov </w:t>
       </w:r>
       <w:r>
         <w:t>[6]</w:t>
@@ -4062,7 +5905,33 @@
         <w:t xml:space="preserve"> </w:t>
       </w:r>
       <w:r>
-        <w:t xml:space="preserve">Návrh zahŕňa vytvorenie architektúry aplikácie, návrh používateľského rozhrania (UI) a používateľskej skúsenosti (UX). Dôležitým aspektom je zabezpečiť, aby aplikácia bola intuitívna, responzívna a prístupná na rôznych zariadeniach </w:t>
+        <w:t xml:space="preserve">Návrh zahŕňa vytvorenie architektúry aplikácie, návrh používateľského rozhrania (UI) </w:t>
+      </w:r>
+      <w:r>
+        <w:t>a</w:t>
+      </w:r>
+      <w:r>
+        <w:t> </w:t>
+      </w:r>
+      <w:r>
+        <w:t xml:space="preserve"> používateľskej skúsenosti (UX). Dôležitým aspektom je zabezpečiť, aby aplikácia bola intuitívna, </w:t>
+      </w:r>
+      <w:proofErr w:type="spellStart"/>
+      <w:r>
+        <w:t>responzívna</w:t>
+      </w:r>
+      <w:proofErr w:type="spellEnd"/>
+      <w:r>
+        <w:t xml:space="preserve"> </w:t>
+      </w:r>
+      <w:r>
+        <w:t>a</w:t>
+      </w:r>
+      <w:r>
+        <w:t> </w:t>
+      </w:r>
+      <w:r>
+        <w:t xml:space="preserve"> prístupná na rôznych zariadeniach </w:t>
       </w:r>
       <w:r>
         <w:t>[1]</w:t>
@@ -4074,7 +5943,60 @@
         <w:t xml:space="preserve"> </w:t>
       </w:r>
       <w:r>
-        <w:t xml:space="preserve">Implementácia zahŕňa samotné programovanie aplikácie podľa špecifikácií z návrhu. V tejto fáze sa používajú rôzne technológie a nástroje, ktoré boli vybrané počas plánovacej fázy. Verzovanie kódu pomocou nástrojov ako Git je nevyhnutné pre správu zmien a spoluprácu v tíme </w:t>
+        <w:t xml:space="preserve">Implementácia zahŕňa samotné programovanie aplikácie podľa špecifikácií </w:t>
+      </w:r>
+      <w:r>
+        <w:t>z</w:t>
+      </w:r>
+      <w:r>
+        <w:t> </w:t>
+      </w:r>
+      <w:r>
+        <w:t xml:space="preserve"> návrhu. </w:t>
+      </w:r>
+      <w:r>
+        <w:t>V</w:t>
+      </w:r>
+      <w:r>
+        <w:t> </w:t>
+      </w:r>
+      <w:r>
+        <w:t xml:space="preserve"> tejto fáze sa používajú rôzne technológie </w:t>
+      </w:r>
+      <w:r>
+        <w:t>a</w:t>
+      </w:r>
+      <w:r>
+        <w:t> </w:t>
+      </w:r>
+      <w:r>
+        <w:t xml:space="preserve"> nástroje, ktoré boli vybrané počas plánovacej fázy. </w:t>
+      </w:r>
+      <w:proofErr w:type="spellStart"/>
+      <w:r>
+        <w:t>Verzovanie</w:t>
+      </w:r>
+      <w:proofErr w:type="spellEnd"/>
+      <w:r>
+        <w:t xml:space="preserve"> kódu pomocou nástrojov ako Git je nevyhnutné pre správu zmien </w:t>
+      </w:r>
+      <w:r>
+        <w:t>a</w:t>
+      </w:r>
+      <w:r>
+        <w:t> </w:t>
+      </w:r>
+      <w:r>
+        <w:t xml:space="preserve"> spoluprácu </w:t>
+      </w:r>
+      <w:r>
+        <w:t>v</w:t>
+      </w:r>
+      <w:r>
+        <w:t> </w:t>
+      </w:r>
+      <w:r>
+        <w:t xml:space="preserve"> tíme </w:t>
       </w:r>
       <w:r>
         <w:t>[22]</w:t>
@@ -4086,7 +6008,34 @@
         <w:t xml:space="preserve"> </w:t>
       </w:r>
       <w:r>
-        <w:t xml:space="preserve">Testovanie je nevyhnutné na identifikáciu a opravu chýb pred nasadením aplikácie. Zahŕňa funkčné testovanie, testovanie použiteľnosti, bezpečnostné testy a výkonové testy. Tieto testy zabezpečujú, že aplikácia funguje správne a spĺňa všetky požiadavky </w:t>
+        <w:t xml:space="preserve">Testovanie je nevyhnutné na identifikáciu </w:t>
+      </w:r>
+      <w:r>
+        <w:t>a</w:t>
+      </w:r>
+      <w:r>
+        <w:t> </w:t>
+      </w:r>
+      <w:r>
+        <w:t xml:space="preserve"> opravu chýb pred nasadením aplikácie. Zahŕňa funkčné testovanie, testovanie použiteľnosti, bezpečnostné testy </w:t>
+      </w:r>
+      <w:r>
+        <w:t>a</w:t>
+      </w:r>
+      <w:r>
+        <w:t> </w:t>
+      </w:r>
+      <w:r>
+        <w:t xml:space="preserve"> výkonové testy. Tieto testy zabezpečujú, že aplikácia funguje správne </w:t>
+      </w:r>
+      <w:r>
+        <w:t>a</w:t>
+      </w:r>
+      <w:r>
+        <w:t> </w:t>
+      </w:r>
+      <w:r>
+        <w:t xml:space="preserve"> spĺňa všetky požiadavky </w:t>
       </w:r>
       <w:r>
         <w:t>[2]</w:t>
@@ -4098,7 +6047,74 @@
         <w:t xml:space="preserve"> </w:t>
       </w:r>
       <w:r>
-        <w:t xml:space="preserve">Nasadenie a údržba zahŕňa uvedenie aplikácie do produkčného prostredia a následné monitorovanie výkonu, opravu chýb a implementáciu aktualizácií. Moderné vývojové postupy často využívajú CI/CD (Continuous Integration/Continuous Deployment) pipeline, ktoré automatizujú proces nasadenia </w:t>
+        <w:t xml:space="preserve">Nasadenie </w:t>
+      </w:r>
+      <w:r>
+        <w:t>a</w:t>
+      </w:r>
+      <w:r>
+        <w:t> </w:t>
+      </w:r>
+      <w:r>
+        <w:t xml:space="preserve"> údržba zahŕňa uvedenie aplikácie do produkčného prostredia </w:t>
+      </w:r>
+      <w:r>
+        <w:t>a</w:t>
+      </w:r>
+      <w:r>
+        <w:t> </w:t>
+      </w:r>
+      <w:r>
+        <w:t xml:space="preserve"> následné monitorovanie výkonu, opravu chýb </w:t>
+      </w:r>
+      <w:r>
+        <w:t>a</w:t>
+      </w:r>
+      <w:r>
+        <w:t> </w:t>
+      </w:r>
+      <w:r>
+        <w:t xml:space="preserve"> implementáciu aktualizácií. Moderné vývojové postupy často využívajú CI/CD (</w:t>
+      </w:r>
+      <w:proofErr w:type="spellStart"/>
+      <w:r>
+        <w:t>Continuous</w:t>
+      </w:r>
+      <w:proofErr w:type="spellEnd"/>
+      <w:r>
+        <w:t xml:space="preserve"> </w:t>
+      </w:r>
+      <w:proofErr w:type="spellStart"/>
+      <w:r>
+        <w:t>Integration</w:t>
+      </w:r>
+      <w:proofErr w:type="spellEnd"/>
+      <w:r>
+        <w:t>/</w:t>
+      </w:r>
+      <w:proofErr w:type="spellStart"/>
+      <w:r>
+        <w:t>Continuous</w:t>
+      </w:r>
+      <w:proofErr w:type="spellEnd"/>
+      <w:r>
+        <w:t xml:space="preserve"> </w:t>
+      </w:r>
+      <w:proofErr w:type="spellStart"/>
+      <w:r>
+        <w:t>Deployment</w:t>
+      </w:r>
+      <w:proofErr w:type="spellEnd"/>
+      <w:r>
+        <w:t xml:space="preserve">) </w:t>
+      </w:r>
+      <w:proofErr w:type="spellStart"/>
+      <w:r>
+        <w:t>pipeline</w:t>
+      </w:r>
+      <w:proofErr w:type="spellEnd"/>
+      <w:r>
+        <w:t xml:space="preserve">, ktoré automatizujú proces nasadenia </w:t>
       </w:r>
       <w:r>
         <w:t>[5]</w:t>
@@ -4128,7 +6144,59 @@
         <w:pStyle w:val="text"/>
       </w:pPr>
       <w:r>
-        <w:t xml:space="preserve">Moderné vývojové metodológie, ako je Agile a Scrum, kladú dôraz na iteratívny vývoj, úzku spoluprácu s klientom a flexibilitu pri zmene požiadaviek. Tieto metodológie umožňujú rýchlejšie dodanie funkcií a lepšiu adaptáciu na meniace sa potreby projektu </w:t>
+        <w:t xml:space="preserve">Moderné vývojové metodológie, ako je </w:t>
+      </w:r>
+      <w:proofErr w:type="spellStart"/>
+      <w:r>
+        <w:t>Agile</w:t>
+      </w:r>
+      <w:proofErr w:type="spellEnd"/>
+      <w:r>
+        <w:t xml:space="preserve"> </w:t>
+      </w:r>
+      <w:r>
+        <w:t>a</w:t>
+      </w:r>
+      <w:r>
+        <w:t> </w:t>
+      </w:r>
+      <w:r>
+        <w:t xml:space="preserve"> </w:t>
+      </w:r>
+      <w:proofErr w:type="spellStart"/>
+      <w:r>
+        <w:t>Scrum</w:t>
+      </w:r>
+      <w:proofErr w:type="spellEnd"/>
+      <w:r>
+        <w:t xml:space="preserve">, kladú dôraz na iteratívny vývoj, úzku spoluprácu </w:t>
+      </w:r>
+      <w:r>
+        <w:t>s</w:t>
+      </w:r>
+      <w:r>
+        <w:t> </w:t>
+      </w:r>
+      <w:r>
+        <w:t xml:space="preserve"> klientom </w:t>
+      </w:r>
+      <w:r>
+        <w:t>a</w:t>
+      </w:r>
+      <w:r>
+        <w:t> </w:t>
+      </w:r>
+      <w:r>
+        <w:t xml:space="preserve"> flexibilitu pri zmene požiadaviek. Tieto metodológie umožňujú rýchlejšie dodanie funkcií </w:t>
+      </w:r>
+      <w:r>
+        <w:t>a</w:t>
+      </w:r>
+      <w:r>
+        <w:t> </w:t>
+      </w:r>
+      <w:r>
+        <w:t xml:space="preserve"> lepšiu adaptáciu na meniace sa potreby projektu </w:t>
       </w:r>
       <w:r>
         <w:t>[4]</w:t>
@@ -4139,8 +6207,66 @@
       <w:r>
         <w:t xml:space="preserve"> </w:t>
       </w:r>
-      <w:r>
-        <w:t xml:space="preserve">Verzovanie kódu pomocou nástrojov ako Git umožňuje vývojárom sledovať zmeny v kóde, spolupracovať na projektoch a v prípade potreby vrátiť sa k predchádzajúcim verziam. Git je distribuovaný systém kontroly verzií, ktorý je široko používaný v softvérovom vývoji </w:t>
+      <w:proofErr w:type="spellStart"/>
+      <w:r>
+        <w:t>Verzovanie</w:t>
+      </w:r>
+      <w:proofErr w:type="spellEnd"/>
+      <w:r>
+        <w:t xml:space="preserve"> kódu pomocou nástrojov ako Git umožňuje vývojárom sledovať zmeny </w:t>
+      </w:r>
+      <w:r>
+        <w:t>v</w:t>
+      </w:r>
+      <w:r>
+        <w:t> </w:t>
+      </w:r>
+      <w:r>
+        <w:t xml:space="preserve"> kóde, spolupracovať na projektoch </w:t>
+      </w:r>
+      <w:r>
+        <w:t>a</w:t>
+      </w:r>
+      <w:r>
+        <w:t> </w:t>
+      </w:r>
+      <w:r>
+        <w:t xml:space="preserve"> </w:t>
+      </w:r>
+      <w:r>
+        <w:t>v</w:t>
+      </w:r>
+      <w:r>
+        <w:t> </w:t>
+      </w:r>
+      <w:r>
+        <w:t xml:space="preserve"> prípade potreby vrátiť sa </w:t>
+      </w:r>
+      <w:r>
+        <w:t>k</w:t>
+      </w:r>
+      <w:r>
+        <w:t> </w:t>
+      </w:r>
+      <w:r>
+        <w:t xml:space="preserve"> predchádzajúcim </w:t>
+      </w:r>
+      <w:proofErr w:type="spellStart"/>
+      <w:r>
+        <w:t>verziam</w:t>
+      </w:r>
+      <w:proofErr w:type="spellEnd"/>
+      <w:r>
+        <w:t xml:space="preserve">. Git je distribuovaný systém kontroly verzií, ktorý je široko používaný </w:t>
+      </w:r>
+      <w:r>
+        <w:t>v</w:t>
+      </w:r>
+      <w:r>
+        <w:t> </w:t>
+      </w:r>
+      <w:r>
+        <w:t xml:space="preserve"> softvérovom vývoji </w:t>
       </w:r>
       <w:r>
         <w:t>[22]</w:t>
@@ -4151,8 +6277,39 @@
       <w:r>
         <w:t xml:space="preserve"> </w:t>
       </w:r>
-      <w:r>
-        <w:t xml:space="preserve">Code review, kde iní vývojári kontrolujú navrhnuté zmeny pred ich začlenením do hlavnej vetvy kódu, pomáha udržiavať kvalitu kódu a zdieľať znalosti v tíme </w:t>
+      <w:proofErr w:type="spellStart"/>
+      <w:r>
+        <w:t>Code</w:t>
+      </w:r>
+      <w:proofErr w:type="spellEnd"/>
+      <w:r>
+        <w:t xml:space="preserve"> </w:t>
+      </w:r>
+      <w:proofErr w:type="spellStart"/>
+      <w:r>
+        <w:t>review</w:t>
+      </w:r>
+      <w:proofErr w:type="spellEnd"/>
+      <w:r>
+        <w:t xml:space="preserve">, kde iní vývojári kontrolujú navrhnuté zmeny pred ich začlenením do hlavnej vetvy kódu, pomáha udržiavať kvalitu kódu </w:t>
+      </w:r>
+      <w:r>
+        <w:t>a</w:t>
+      </w:r>
+      <w:r>
+        <w:t> </w:t>
+      </w:r>
+      <w:r>
+        <w:t xml:space="preserve"> zdieľať znalosti </w:t>
+      </w:r>
+      <w:r>
+        <w:t>v</w:t>
+      </w:r>
+      <w:r>
+        <w:t> </w:t>
+      </w:r>
+      <w:r>
+        <w:t xml:space="preserve"> tíme </w:t>
       </w:r>
       <w:r>
         <w:t>[39]</w:t>
@@ -4165,33 +6322,44 @@
       <w:pPr>
         <w:pStyle w:val="text"/>
         <w:ind w:firstLine="360"/>
-      </w:pPr>
+        <w:rPr>
+          <w:b/>
+          <w:bCs/>
+        </w:rPr>
+      </w:pPr>
+      <w:r>
+        <w:rPr>
+          <w:b/>
+          <w:bCs/>
+        </w:rPr>
+        <w:t>Záver kapitoly</w:t>
+      </w:r>
     </w:p>
     <w:p>
       <w:pPr>
         <w:pStyle w:val="text"/>
         <w:ind w:firstLine="360"/>
-        <w:rPr>
-          <w:b/>
-          <w:bCs/>
-        </w:rPr>
-      </w:pPr>
-      <w:r>
-        <w:rPr>
-          <w:b/>
-          <w:bCs/>
-        </w:rPr>
+      </w:pPr>
+      <w:r>
         <w:lastRenderedPageBreak/>
-        <w:t>Záver kapitoly</w:t>
-      </w:r>
-    </w:p>
-    <w:p>
-      <w:pPr>
-        <w:pStyle w:val="text"/>
-        <w:ind w:firstLine="360"/>
-      </w:pPr>
-      <w:r>
-        <w:t>Táto kapitola poskytla teoretický základ pre pochopenie tvorby webových aplikácií. Prehľadali sme základné technológie, architektúru, bezpečnostné aspekty a vývojový proces, ktoré sú nevyhnutné pre úspešný vývoj moderných webových aplikácií. Tieto poznatky budú slúžiť ako základ pre ďalšie kapitoly, ktoré sa budú zaoberať konkrétnou implementáciou aplikácie DanceHub.</w:t>
+        <w:t xml:space="preserve">Táto kapitola poskytla teoretický základ pre pochopenie tvorby webových aplikácií. Prehľadali sme základné technológie, architektúru, bezpečnostné aspekty </w:t>
+      </w:r>
+      <w:r>
+        <w:t>a</w:t>
+      </w:r>
+      <w:r>
+        <w:t> </w:t>
+      </w:r>
+      <w:r>
+        <w:t xml:space="preserve"> vývojový proces, ktoré sú nevyhnutné pre úspešný vývoj moderných webových aplikácií. Tieto poznatky budú slúžiť ako základ pre ďalšie kapitoly, ktoré sa budú zaoberať konkrétnou implementáciou aplikácie </w:t>
+      </w:r>
+      <w:proofErr w:type="spellStart"/>
+      <w:r>
+        <w:t>DanceHub</w:t>
+      </w:r>
+      <w:proofErr w:type="spellEnd"/>
+      <w:r>
+        <w:t>.</w:t>
       </w:r>
       <w:r>
         <w:br w:type="page"/>
@@ -4214,7 +6382,19 @@
           <w:noProof/>
         </w:rPr>
         <w:lastRenderedPageBreak/>
-        <w:t>ANALÝZA TRHU A KONKURENCIE</w:t>
+        <w:t xml:space="preserve">ANALÝZA TRHU </w:t>
+      </w:r>
+      <w:r>
+        <w:rPr>
+          <w:noProof/>
+        </w:rPr>
+        <w:t>A </w:t>
+      </w:r>
+      <w:r>
+        <w:rPr>
+          <w:noProof/>
+        </w:rPr>
+        <w:t> KONKURENCIE</w:t>
       </w:r>
       <w:bookmarkEnd w:id="5"/>
     </w:p>
@@ -4229,7 +6409,91 @@
         <w:rPr>
           <w:noProof/>
         </w:rPr>
-        <w:t xml:space="preserve">Trh s aplikáciami na plánovanie a správu času predstavuje jeden z najrýchlejšie rastúcich segmentov softvérového priemyslu. Podľa nedávnych štúdií globálny trh s aplikáciami na plánovanie a produktivitu dosiahol v roku 2024 hodnotu viac ako 50 miliárd dolárov a očakáva sa jeho rast na takmer 100 miliárd dolárov do roku 2030 </w:t>
+        <w:t xml:space="preserve">Trh </w:t>
+      </w:r>
+      <w:r>
+        <w:rPr>
+          <w:noProof/>
+        </w:rPr>
+        <w:t>s </w:t>
+      </w:r>
+      <w:r>
+        <w:rPr>
+          <w:noProof/>
+        </w:rPr>
+        <w:t xml:space="preserve"> aplikáciami na plánovanie </w:t>
+      </w:r>
+      <w:r>
+        <w:rPr>
+          <w:noProof/>
+        </w:rPr>
+        <w:t>a </w:t>
+      </w:r>
+      <w:r>
+        <w:rPr>
+          <w:noProof/>
+        </w:rPr>
+        <w:t xml:space="preserve"> správu času predstavuje jeden </w:t>
+      </w:r>
+      <w:r>
+        <w:rPr>
+          <w:noProof/>
+        </w:rPr>
+        <w:t>z </w:t>
+      </w:r>
+      <w:r>
+        <w:rPr>
+          <w:noProof/>
+        </w:rPr>
+        <w:t xml:space="preserve"> najrýchlejšie rastúcich segmentov softvérového priemyslu. Podľa nedávnych štúdií globálny trh </w:t>
+      </w:r>
+      <w:r>
+        <w:rPr>
+          <w:noProof/>
+        </w:rPr>
+        <w:t>s </w:t>
+      </w:r>
+      <w:r>
+        <w:rPr>
+          <w:noProof/>
+        </w:rPr>
+        <w:t xml:space="preserve"> aplikáciami na plánovanie </w:t>
+      </w:r>
+      <w:r>
+        <w:rPr>
+          <w:noProof/>
+        </w:rPr>
+        <w:t>a </w:t>
+      </w:r>
+      <w:r>
+        <w:rPr>
+          <w:noProof/>
+        </w:rPr>
+        <w:t xml:space="preserve"> produktivitu dosiahol </w:t>
+      </w:r>
+      <w:r>
+        <w:rPr>
+          <w:noProof/>
+        </w:rPr>
+        <w:t>v </w:t>
+      </w:r>
+      <w:r>
+        <w:rPr>
+          <w:noProof/>
+        </w:rPr>
+        <w:t xml:space="preserve"> roku 2024 hodnotu viac ako 50 miliárd dolárov </w:t>
+      </w:r>
+      <w:r>
+        <w:rPr>
+          <w:noProof/>
+        </w:rPr>
+        <w:t>a </w:t>
+      </w:r>
+      <w:r>
+        <w:rPr>
+          <w:noProof/>
+        </w:rPr>
+        <w:t xml:space="preserve"> očakáva sa jeho rast na takmer 100 miliárd dolárov do roku 2030 </w:t>
       </w:r>
       <w:r>
         <w:rPr>
@@ -4241,7 +6505,43 @@
         <w:rPr>
           <w:noProof/>
         </w:rPr>
-        <w:t>. Tento rast je poháňaný zvyšujúcou sa potrebou efektívneho riadenia času, zlepšovania produktivity a organizácie v rôznych sektoroch, vrátane vzdelávania, športu a zábavy.</w:t>
+        <w:t xml:space="preserve">. Tento rast je poháňaný zvyšujúcou sa potrebou efektívneho riadenia času, zlepšovania produktivity </w:t>
+      </w:r>
+      <w:r>
+        <w:rPr>
+          <w:noProof/>
+        </w:rPr>
+        <w:t>a </w:t>
+      </w:r>
+      <w:r>
+        <w:rPr>
+          <w:noProof/>
+        </w:rPr>
+        <w:t xml:space="preserve"> organizácie </w:t>
+      </w:r>
+      <w:r>
+        <w:rPr>
+          <w:noProof/>
+        </w:rPr>
+        <w:t>v </w:t>
+      </w:r>
+      <w:r>
+        <w:rPr>
+          <w:noProof/>
+        </w:rPr>
+        <w:t xml:space="preserve"> rôznych sektoroch, vrátane vzdelávania, športu </w:t>
+      </w:r>
+      <w:r>
+        <w:rPr>
+          <w:noProof/>
+        </w:rPr>
+        <w:t>a </w:t>
+      </w:r>
+      <w:r>
+        <w:rPr>
+          <w:noProof/>
+        </w:rPr>
+        <w:t xml:space="preserve"> zábavy.</w:t>
       </w:r>
       <w:r>
         <w:rPr>
@@ -4253,7 +6553,31 @@
         <w:rPr>
           <w:noProof/>
         </w:rPr>
-        <w:t xml:space="preserve">Aplikácie na plánovanie možno rozdeliť do niekoľkých kategórií podľa ich primárneho účelu. Všeobecné kalendárové aplikácie, ako Google Calendar alebo Apple Calendar, poskytujú základné funkcie na plánovanie udalostí a správu času. Aplikácie na rezerváciu a booking, medzi ktoré patria Calendly, Doodle alebo Acuity Scheduling, sa zameriavajú na zjednodušenie procesu rezervácie termínov. Špecializované aplikácie pre konkrétne odvetvia, ako sú fitness aplikácie, aplikácie pre vzdelávacie inštitúcie alebo športové kluby, poskytujú funkcie šité na mieru špecifickým potrebám daného sektora </w:t>
+        <w:t xml:space="preserve">Aplikácie na plánovanie možno rozdeliť do niekoľkých kategórií podľa ich primárneho účelu. Všeobecné kalendárové aplikácie, ako Google Calendar alebo Apple Calendar, poskytujú základné funkcie na plánovanie udalostí </w:t>
+      </w:r>
+      <w:r>
+        <w:rPr>
+          <w:noProof/>
+        </w:rPr>
+        <w:t>a </w:t>
+      </w:r>
+      <w:r>
+        <w:rPr>
+          <w:noProof/>
+        </w:rPr>
+        <w:t xml:space="preserve"> správu času. Aplikácie na rezerváciu </w:t>
+      </w:r>
+      <w:r>
+        <w:rPr>
+          <w:noProof/>
+        </w:rPr>
+        <w:t>a </w:t>
+      </w:r>
+      <w:r>
+        <w:rPr>
+          <w:noProof/>
+        </w:rPr>
+        <w:t xml:space="preserve"> booking, medzi ktoré patria Calendly, Doodle alebo Acuity Scheduling, sa zameriavajú na zjednodušenie procesu rezervácie termínov. Špecializované aplikácie pre konkrétne odvetvia, ako sú fitness aplikácie, aplikácie pre vzdelávacie inštitúcie alebo športové kluby, poskytujú funkcie šité na mieru špecifickým potrebám daného sektora </w:t>
       </w:r>
       <w:r>
         <w:rPr>
@@ -4277,7 +6601,67 @@
         <w:rPr>
           <w:noProof/>
         </w:rPr>
-        <w:t xml:space="preserve">Tanečný sektor má špecifické potreby, ktoré nie sú plne pokryté všeobecnými aplikáciami na plánovanie. Tanečné kluby a školy potrebujú riešenia, ktoré umožňujú správu párov tanečníkov, generovanie rozvrhov na základe dostupnosti trénerov a študentov, správu členstiev a sledovanie pokroku jednotlivých párov. Tieto špecifické požiadavky si vyžadujú špecializované riešenie, ktoré kombinuje funkcie kalendárových aplikácií s funkciami pre správu vzťahov medzi účastníkmi a optimalizáciu rozvrhov </w:t>
+        <w:t xml:space="preserve">Tanečný sektor má špecifické potreby, ktoré nie sú plne pokryté všeobecnými aplikáciami na plánovanie. Tanečné kluby </w:t>
+      </w:r>
+      <w:r>
+        <w:rPr>
+          <w:noProof/>
+        </w:rPr>
+        <w:t>a </w:t>
+      </w:r>
+      <w:r>
+        <w:rPr>
+          <w:noProof/>
+        </w:rPr>
+        <w:t xml:space="preserve"> školy potrebujú riešenia, ktoré umožňujú správu párov tanečníkov, generovanie rozvrhov na základe dostupnosti trénerov </w:t>
+      </w:r>
+      <w:r>
+        <w:rPr>
+          <w:noProof/>
+        </w:rPr>
+        <w:t>a </w:t>
+      </w:r>
+      <w:r>
+        <w:rPr>
+          <w:noProof/>
+        </w:rPr>
+        <w:t xml:space="preserve"> študentov, správu členstiev </w:t>
+      </w:r>
+      <w:r>
+        <w:rPr>
+          <w:noProof/>
+        </w:rPr>
+        <w:t>a </w:t>
+      </w:r>
+      <w:r>
+        <w:rPr>
+          <w:noProof/>
+        </w:rPr>
+        <w:t xml:space="preserve"> sledovanie pokroku jednotlivých párov. Tieto špecifické požiadavky si vyžadujú špecializované riešenie, ktoré kombinuje funkcie kalendárových aplikácií </w:t>
+      </w:r>
+      <w:r>
+        <w:rPr>
+          <w:noProof/>
+        </w:rPr>
+        <w:t>s </w:t>
+      </w:r>
+      <w:r>
+        <w:rPr>
+          <w:noProof/>
+        </w:rPr>
+        <w:t xml:space="preserve"> funkciami pre správu vzťahov medzi účastníkmi </w:t>
+      </w:r>
+      <w:r>
+        <w:rPr>
+          <w:noProof/>
+        </w:rPr>
+        <w:t>a </w:t>
+      </w:r>
+      <w:r>
+        <w:rPr>
+          <w:noProof/>
+        </w:rPr>
+        <w:t xml:space="preserve"> optimalizáciu rozvrhov </w:t>
       </w:r>
       <w:r>
         <w:rPr>
@@ -4323,7 +6707,55 @@
         <w:rPr>
           <w:noProof/>
         </w:rPr>
-        <w:t xml:space="preserve">Google Calendar je jedna z najpopulárnejších kalendárových aplikácií na svete, ktorá poskytuje základné funkcie na plánovanie udalostí a správu času. Aplikácia je bezplatná, ľahko dostupná a integruje sa s ďalšími službami Google, čo ju robí atraktívnou pre mnohých používateľov </w:t>
+        <w:t xml:space="preserve">Google Calendar je jedna </w:t>
+      </w:r>
+      <w:r>
+        <w:rPr>
+          <w:noProof/>
+        </w:rPr>
+        <w:t>z </w:t>
+      </w:r>
+      <w:r>
+        <w:rPr>
+          <w:noProof/>
+        </w:rPr>
+        <w:t xml:space="preserve"> najpopulárnejších kalendárových aplikácií na svete, ktorá poskytuje základné funkcie na plánovanie udalostí </w:t>
+      </w:r>
+      <w:r>
+        <w:rPr>
+          <w:noProof/>
+        </w:rPr>
+        <w:t>a </w:t>
+      </w:r>
+      <w:r>
+        <w:rPr>
+          <w:noProof/>
+        </w:rPr>
+        <w:t xml:space="preserve"> správu času. Aplikácia je bezplatná, ľahko dostupná </w:t>
+      </w:r>
+      <w:r>
+        <w:rPr>
+          <w:noProof/>
+        </w:rPr>
+        <w:t>a </w:t>
+      </w:r>
+      <w:r>
+        <w:rPr>
+          <w:noProof/>
+        </w:rPr>
+        <w:t xml:space="preserve"> integruje sa </w:t>
+      </w:r>
+      <w:r>
+        <w:rPr>
+          <w:noProof/>
+        </w:rPr>
+        <w:t>s </w:t>
+      </w:r>
+      <w:r>
+        <w:rPr>
+          <w:noProof/>
+        </w:rPr>
+        <w:t xml:space="preserve"> ďalšími službami Google, čo ju robí atraktívnou pre mnohých používateľov </w:t>
       </w:r>
       <w:r>
         <w:rPr>
@@ -4335,7 +6767,55 @@
         <w:rPr>
           <w:noProof/>
         </w:rPr>
-        <w:t xml:space="preserve">. Medzi silné stránky Google Calendar patrí jeho jednoduchosť, multiplatformová dostupnosť a možnosť zdieľania kalendárov medzi používateľmi. Aplikácia podporuje opakujúce sa udalosti, pripomienky a synchronizáciu medzi zariadeniami. Integrácia s Gmail umožňuje automatické pridávanie udalostí z e-mailov </w:t>
+        <w:t xml:space="preserve">. Medzi silné stránky Google Calendar patrí jeho jednoduchosť, multiplatformová dostupnosť </w:t>
+      </w:r>
+      <w:r>
+        <w:rPr>
+          <w:noProof/>
+        </w:rPr>
+        <w:t>a </w:t>
+      </w:r>
+      <w:r>
+        <w:rPr>
+          <w:noProof/>
+        </w:rPr>
+        <w:t xml:space="preserve"> možnosť zdieľania kalendárov medzi používateľmi. Aplikácia podporuje opakujúce sa udalosti, pripomienky </w:t>
+      </w:r>
+      <w:r>
+        <w:rPr>
+          <w:noProof/>
+        </w:rPr>
+        <w:t>a </w:t>
+      </w:r>
+      <w:r>
+        <w:rPr>
+          <w:noProof/>
+        </w:rPr>
+        <w:t xml:space="preserve"> synchronizáciu medzi zariadeniami. Integrácia </w:t>
+      </w:r>
+      <w:r>
+        <w:rPr>
+          <w:noProof/>
+        </w:rPr>
+        <w:t>s </w:t>
+      </w:r>
+      <w:r>
+        <w:rPr>
+          <w:noProof/>
+        </w:rPr>
+        <w:t xml:space="preserve"> Gmail umožňuje automatické pridávanie udalostí </w:t>
+      </w:r>
+      <w:r>
+        <w:rPr>
+          <w:noProof/>
+        </w:rPr>
+        <w:t>z </w:t>
+      </w:r>
+      <w:r>
+        <w:rPr>
+          <w:noProof/>
+        </w:rPr>
+        <w:t xml:space="preserve"> e-mailov </w:t>
       </w:r>
       <w:r>
         <w:rPr>
@@ -4400,7 +6880,31 @@
         <w:rPr>
           <w:noProof/>
         </w:rPr>
-        <w:t xml:space="preserve">Calendly je aplikácia na rezerváciu termínov, ktorá umožňuje používateľom jednoducho plánovať schôdzky a stretnutia. Aplikácia automaticky zobrazuje dostupné časové sloty a umožňuje klientom si vybrať vhodný termín bez potreby vzájomnej komunikácie </w:t>
+        <w:t xml:space="preserve">Calendly je aplikácia na rezerváciu termínov, ktorá umožňuje používateľom jednoducho plánovať schôdzky </w:t>
+      </w:r>
+      <w:r>
+        <w:rPr>
+          <w:noProof/>
+        </w:rPr>
+        <w:t>a </w:t>
+      </w:r>
+      <w:r>
+        <w:rPr>
+          <w:noProof/>
+        </w:rPr>
+        <w:t xml:space="preserve"> stretnutia. Aplikácia automaticky zobrazuje dostupné časové sloty </w:t>
+      </w:r>
+      <w:r>
+        <w:rPr>
+          <w:noProof/>
+        </w:rPr>
+        <w:t>a </w:t>
+      </w:r>
+      <w:r>
+        <w:rPr>
+          <w:noProof/>
+        </w:rPr>
+        <w:t xml:space="preserve"> umožňuje klientom si vybrať vhodný termín bez potreby vzájomnej komunikácie </w:t>
       </w:r>
       <w:r>
         <w:rPr>
@@ -4412,7 +6916,31 @@
         <w:rPr>
           <w:noProof/>
         </w:rPr>
-        <w:t xml:space="preserve">. Hlavné výhody Calendly zahŕňajú automatizáciu procesu rezervácie, integráciu s kalendárovými aplikáciami, možnosť nastavenia časových zón a podporu viacerých jazykov. Aplikácia poskytuje tiež základné analytické nástroje na sledovanie rezervácií </w:t>
+        <w:t xml:space="preserve">. Hlavné výhody Calendly zahŕňajú automatizáciu procesu rezervácie, integráciu </w:t>
+      </w:r>
+      <w:r>
+        <w:rPr>
+          <w:noProof/>
+        </w:rPr>
+        <w:t>s </w:t>
+      </w:r>
+      <w:r>
+        <w:rPr>
+          <w:noProof/>
+        </w:rPr>
+        <w:t xml:space="preserve"> kalendárovými aplikáciami, možnosť nastavenia časových zón </w:t>
+      </w:r>
+      <w:r>
+        <w:rPr>
+          <w:noProof/>
+        </w:rPr>
+        <w:t>a </w:t>
+      </w:r>
+      <w:r>
+        <w:rPr>
+          <w:noProof/>
+        </w:rPr>
+        <w:t xml:space="preserve"> podporu viacerých jazykov. Aplikácia poskytuje tiež základné analytické nástroje na sledovanie rezervácií </w:t>
       </w:r>
       <w:r>
         <w:rPr>
@@ -4424,7 +6952,19 @@
         <w:rPr>
           <w:noProof/>
         </w:rPr>
-        <w:t xml:space="preserve">. Pre tanečné kluby má Calendly niekoľko obmedzení. Aplikácia je navrhnutá primárne pre individuálne schôdzky a nie pre skupinové aktivity alebo správu párov. Chýba jej možnosť generovania rozvrhov pre viacero účastníkov súčasne alebo správu vzťahov medzi tanečníkmi. Bezplatná verzia má tiež obmedzené funkcie, čo môže byť pre menšie tanečné kluby problém </w:t>
+        <w:t xml:space="preserve">. Pre tanečné kluby má Calendly niekoľko obmedzení. Aplikácia je navrhnutá primárne pre individuálne schôdzky </w:t>
+      </w:r>
+      <w:r>
+        <w:rPr>
+          <w:noProof/>
+        </w:rPr>
+        <w:t>a </w:t>
+      </w:r>
+      <w:r>
+        <w:rPr>
+          <w:noProof/>
+        </w:rPr>
+        <w:t xml:space="preserve"> nie pre skupinové aktivity alebo správu párov. Chýba jej možnosť generovania rozvrhov pre viacero účastníkov súčasne alebo správu vzťahov medzi tanečníkmi. Bezplatná verzia má tiež obmedzené funkcie, čo môže byť pre menšie tanečné kluby problém </w:t>
       </w:r>
       <w:r>
         <w:rPr>
@@ -4470,7 +7010,55 @@
         <w:rPr>
           <w:noProof/>
         </w:rPr>
-        <w:t xml:space="preserve">Doodle je nástroj na hlasovanie o termínoch, ktorý umožňuje skupinám ľudí nájsť najvhodnejší čas pre stretnutie. Používatelia vytvoria anketu s možnými termínmi a ostatní účastníci hlasujú o preferovaných časoch </w:t>
+        <w:t xml:space="preserve">Doodle je nástroj na hlasovanie </w:t>
+      </w:r>
+      <w:r>
+        <w:rPr>
+          <w:noProof/>
+        </w:rPr>
+        <w:t>o </w:t>
+      </w:r>
+      <w:r>
+        <w:rPr>
+          <w:noProof/>
+        </w:rPr>
+        <w:t xml:space="preserve"> termínoch, ktorý umožňuje skupinám ľudí nájsť najvhodnejší čas pre stretnutie. Používatelia vytvoria anketu </w:t>
+      </w:r>
+      <w:r>
+        <w:rPr>
+          <w:noProof/>
+        </w:rPr>
+        <w:t>s </w:t>
+      </w:r>
+      <w:r>
+        <w:rPr>
+          <w:noProof/>
+        </w:rPr>
+        <w:t xml:space="preserve"> možnými termínmi </w:t>
+      </w:r>
+      <w:r>
+        <w:rPr>
+          <w:noProof/>
+        </w:rPr>
+        <w:t>a </w:t>
+      </w:r>
+      <w:r>
+        <w:rPr>
+          <w:noProof/>
+        </w:rPr>
+        <w:t xml:space="preserve"> ostatní účastníci hlasujú </w:t>
+      </w:r>
+      <w:r>
+        <w:rPr>
+          <w:noProof/>
+        </w:rPr>
+        <w:t>o </w:t>
+      </w:r>
+      <w:r>
+        <w:rPr>
+          <w:noProof/>
+        </w:rPr>
+        <w:t xml:space="preserve"> preferovaných časoch </w:t>
       </w:r>
       <w:r>
         <w:rPr>
@@ -4482,7 +7070,19 @@
         <w:rPr>
           <w:noProof/>
         </w:rPr>
-        <w:t xml:space="preserve">. Doodle je užitočný pre koordináciu stretnutí medzi viacerými ľuďmi, pretože poskytuje prehľadný prehľad preferencií všetkých účastníkov. Aplikácia je bezplatná pre základné použitie a nevyžaduje registráciu pre účastníkov hlasovania </w:t>
+        <w:t xml:space="preserve">. Doodle je užitočný pre koordináciu stretnutí medzi viacerými ľuďmi, pretože poskytuje prehľadný prehľad preferencií všetkých účastníkov. Aplikácia je bezplatná pre základné použitie </w:t>
+      </w:r>
+      <w:r>
+        <w:rPr>
+          <w:noProof/>
+        </w:rPr>
+        <w:t>a </w:t>
+      </w:r>
+      <w:r>
+        <w:rPr>
+          <w:noProof/>
+        </w:rPr>
+        <w:t xml:space="preserve"> nevyžaduje registráciu pre účastníkov hlasovania </w:t>
       </w:r>
       <w:r>
         <w:rPr>
@@ -4494,7 +7094,19 @@
         <w:rPr>
           <w:noProof/>
         </w:rPr>
-        <w:t xml:space="preserve">. Avšak Doodle má významné obmedzenia pre tanečné kluby. Aplikácia je navrhnutá pre jednorazové stretnutia a nie pre opakujúce sa aktivity, ako sú pravidelné tanečné hodiny. Chýba jej možnosť správy párov, generovania rozvrhov alebo sledovania pokroku študentov. Doodle je skôr nástroj na koordináciu než komplexné riešenie pre správu tanečných aktivít </w:t>
+        <w:t xml:space="preserve">. Avšak Doodle má významné obmedzenia pre tanečné kluby. Aplikácia je navrhnutá pre jednorazové stretnutia </w:t>
+      </w:r>
+      <w:r>
+        <w:rPr>
+          <w:noProof/>
+        </w:rPr>
+        <w:t>a </w:t>
+      </w:r>
+      <w:r>
+        <w:rPr>
+          <w:noProof/>
+        </w:rPr>
+        <w:t xml:space="preserve"> nie pre opakujúce sa aktivity, ako sú pravidelné tanečné hodiny. Chýba jej možnosť správy párov, generovania rozvrhov alebo sledovania pokroku študentov. Doodle je skôr nástroj na koordináciu než komplexné riešenie pre správu tanečných aktivít </w:t>
       </w:r>
       <w:r>
         <w:rPr>
@@ -4540,7 +7152,31 @@
         <w:rPr>
           <w:noProof/>
         </w:rPr>
-        <w:t xml:space="preserve">Na trhu existuje niekoľko aplikácií špecificky navrhnutých pre tanečné kluby a školy, medzi ktoré patria DanceStudio Pro, Jackrabbit Dance alebo Mindbody. Tieto aplikácie poskytujú funkcie pre správu študentov, rozvrhov a platieb </w:t>
+        <w:t xml:space="preserve">Na trhu existuje niekoľko aplikácií špecificky navrhnutých pre tanečné kluby </w:t>
+      </w:r>
+      <w:r>
+        <w:rPr>
+          <w:noProof/>
+        </w:rPr>
+        <w:t>a </w:t>
+      </w:r>
+      <w:r>
+        <w:rPr>
+          <w:noProof/>
+        </w:rPr>
+        <w:t xml:space="preserve"> školy, medzi ktoré patria DanceStudio Pro, Jackrabbit Dance alebo Mindbody. Tieto aplikácie poskytujú funkcie pre správu študentov, rozvrhov </w:t>
+      </w:r>
+      <w:r>
+        <w:rPr>
+          <w:noProof/>
+        </w:rPr>
+        <w:t>a </w:t>
+      </w:r>
+      <w:r>
+        <w:rPr>
+          <w:noProof/>
+        </w:rPr>
+        <w:t xml:space="preserve"> platieb </w:t>
       </w:r>
       <w:r>
         <w:rPr>
@@ -4552,14 +7188,56 @@
         <w:rPr>
           <w:noProof/>
         </w:rPr>
-        <w:t xml:space="preserve">. Tieto aplikácie zvyčajne zahŕňajú funkcie pre správu registrácií, sledovanie dochádzky, správu platieb a komunikáciu s rodičmi. Niektoré z nich poskytujú aj možnosti pre správu rozvrhov a </w:t>
+        <w:t xml:space="preserve">. Tieto aplikácie zvyčajne zahŕňajú funkcie pre správu registrácií, sledovanie dochádzky, správu platieb </w:t>
+      </w:r>
+      <w:r>
+        <w:rPr>
+          <w:noProof/>
+        </w:rPr>
+        <w:t>a </w:t>
+      </w:r>
+      <w:r>
+        <w:rPr>
+          <w:noProof/>
+        </w:rPr>
+        <w:t xml:space="preserve"> komunikáciu </w:t>
+      </w:r>
+      <w:r>
+        <w:rPr>
+          <w:noProof/>
+        </w:rPr>
+        <w:t>s </w:t>
+      </w:r>
+      <w:r>
+        <w:rPr>
+          <w:noProof/>
+        </w:rPr>
+        <w:t xml:space="preserve"> rodičmi. Niektoré </w:t>
+      </w:r>
+      <w:r>
+        <w:rPr>
+          <w:noProof/>
+        </w:rPr>
+        <w:t>z </w:t>
+      </w:r>
+      <w:r>
+        <w:rPr>
+          <w:noProof/>
+        </w:rPr>
+        <w:t xml:space="preserve"> nich poskytujú aj možnosti pre správu rozvrhov </w:t>
       </w:r>
       <w:r>
         <w:rPr>
           <w:noProof/>
         </w:rPr>
         <w:lastRenderedPageBreak/>
-        <w:t xml:space="preserve">rezervácie hodín </w:t>
+        <w:t>a </w:t>
+      </w:r>
+      <w:r>
+        <w:rPr>
+          <w:noProof/>
+        </w:rPr>
+        <w:t xml:space="preserve"> rezervácie hodín </w:t>
       </w:r>
       <w:r>
         <w:rPr>
@@ -4571,7 +7249,55 @@
         <w:rPr>
           <w:noProof/>
         </w:rPr>
-        <w:t xml:space="preserve">. Avšak väčšina týchto aplikácií je zameraná primárne na komerčné tanečné školy s deťmi a ich rodičmi, nie na tanečné kluby pre dospelých s párovými tancami. Chýba im špecializácia na správu párov tanečníkov, generovanie rozvrhov na základe dostupnosti párov alebo algoritmy pre optimálne párovanie študentov. Tieto aplikácie sú tiež často drahé a môžu byť pre menšie kluby finančne nedostupné </w:t>
+        <w:t xml:space="preserve">. Avšak väčšina týchto aplikácií je zameraná primárne na komerčné tanečné školy </w:t>
+      </w:r>
+      <w:r>
+        <w:rPr>
+          <w:noProof/>
+        </w:rPr>
+        <w:t>s </w:t>
+      </w:r>
+      <w:r>
+        <w:rPr>
+          <w:noProof/>
+        </w:rPr>
+        <w:t xml:space="preserve"> deťmi </w:t>
+      </w:r>
+      <w:r>
+        <w:rPr>
+          <w:noProof/>
+        </w:rPr>
+        <w:t>a </w:t>
+      </w:r>
+      <w:r>
+        <w:rPr>
+          <w:noProof/>
+        </w:rPr>
+        <w:t xml:space="preserve"> ich rodičmi, nie na tanečné kluby pre dospelých </w:t>
+      </w:r>
+      <w:r>
+        <w:rPr>
+          <w:noProof/>
+        </w:rPr>
+        <w:t>s </w:t>
+      </w:r>
+      <w:r>
+        <w:rPr>
+          <w:noProof/>
+        </w:rPr>
+        <w:t xml:space="preserve"> párovými tancami. Chýba im špecializácia na správu párov tanečníkov, generovanie rozvrhov na základe dostupnosti párov alebo algoritmy pre optimálne párovanie študentov. Tieto aplikácie sú tiež často drahé </w:t>
+      </w:r>
+      <w:r>
+        <w:rPr>
+          <w:noProof/>
+        </w:rPr>
+        <w:t>a </w:t>
+      </w:r>
+      <w:r>
+        <w:rPr>
+          <w:noProof/>
+        </w:rPr>
+        <w:t xml:space="preserve"> môžu byť pre menšie kluby finančne nedostupné </w:t>
       </w:r>
       <w:r>
         <w:rPr>
@@ -4611,7 +7337,19 @@
         <w:rPr>
           <w:noProof/>
         </w:rPr>
-        <w:t xml:space="preserve">Pre lepšie pochopenie konkurenčného prostredia je užitočné porovnať kľúčové funkcie existujúcich riešení s potrebami tanečných klubov. Nasledujúca </w:t>
+        <w:t xml:space="preserve">Pre lepšie pochopenie konkurenčného prostredia je užitočné porovnať kľúčové funkcie existujúcich riešení </w:t>
+      </w:r>
+      <w:r>
+        <w:rPr>
+          <w:noProof/>
+        </w:rPr>
+        <w:t>s </w:t>
+      </w:r>
+      <w:r>
+        <w:rPr>
+          <w:noProof/>
+        </w:rPr>
+        <w:t xml:space="preserve"> potrebami tanečných klubov. Nasledujúca </w:t>
       </w:r>
       <w:r>
         <w:rPr>
@@ -4630,7 +7368,31 @@
         <w:rPr>
           <w:noProof/>
         </w:rPr>
-        <w:t xml:space="preserve"> ukazuje, ktoré funkcie sú dostupné v jednotlivých aplikáciách a ktoré chýbajú.</w:t>
+        <w:t xml:space="preserve"> ukazuje, ktoré funkcie sú dostupné </w:t>
+      </w:r>
+      <w:r>
+        <w:rPr>
+          <w:noProof/>
+        </w:rPr>
+        <w:t>v </w:t>
+      </w:r>
+      <w:r>
+        <w:rPr>
+          <w:noProof/>
+        </w:rPr>
+        <w:t xml:space="preserve"> jednotlivých aplikáciách </w:t>
+      </w:r>
+      <w:r>
+        <w:rPr>
+          <w:noProof/>
+        </w:rPr>
+        <w:t>a </w:t>
+      </w:r>
+      <w:r>
+        <w:rPr>
+          <w:noProof/>
+        </w:rPr>
+        <w:t xml:space="preserve"> ktoré chýbajú.</w:t>
       </w:r>
       <w:r>
         <w:rPr>
@@ -4642,7 +7404,43 @@
         <w:rPr>
           <w:noProof/>
         </w:rPr>
-        <w:t>Google Calendar poskytuje základné plánovanie udalostí a zdieľanie kalendárov, ale chýbajú mu špecializované funkcie pre tanečné kluby. Calendly je vhodný pre rezervácie termínov, ale nie pre skupinové aktivity alebo správu párov. Doodle je užitočný pre koordináciu stretnutí, ale nie pre opakujúce sa aktivity. Špecializované aplikácie pre tanečné školy sú často zamerané na komerčný sektor a chýbajú im funkcie pre párové tance a správu párov</w:t>
+        <w:t xml:space="preserve">Google Calendar poskytuje základné plánovanie udalostí </w:t>
+      </w:r>
+      <w:r>
+        <w:rPr>
+          <w:noProof/>
+        </w:rPr>
+        <w:t>a </w:t>
+      </w:r>
+      <w:r>
+        <w:rPr>
+          <w:noProof/>
+        </w:rPr>
+        <w:t xml:space="preserve"> zdieľanie kalendárov, ale chýbajú mu špecializované funkcie pre tanečné kluby. Calendly je vhodný pre rezervácie termínov, ale nie pre skupinové aktivity alebo správu párov. Doodle je užitočný pre koordináciu stretnutí, ale nie pre opakujúce sa aktivity. Špecializované aplikácie pre tanečné školy sú často zamerané na komerčný sektor </w:t>
+      </w:r>
+      <w:r>
+        <w:rPr>
+          <w:noProof/>
+        </w:rPr>
+        <w:t>a </w:t>
+      </w:r>
+      <w:r>
+        <w:rPr>
+          <w:noProof/>
+        </w:rPr>
+        <w:t xml:space="preserve"> chýbajú im funkcie pre párové tance </w:t>
+      </w:r>
+      <w:r>
+        <w:rPr>
+          <w:noProof/>
+        </w:rPr>
+        <w:t>a </w:t>
+      </w:r>
+      <w:r>
+        <w:rPr>
+          <w:noProof/>
+        </w:rPr>
+        <w:t xml:space="preserve"> správu párov</w:t>
       </w:r>
       <w:r>
         <w:rPr>
@@ -4666,7 +7464,19 @@
         <w:rPr>
           <w:noProof/>
         </w:rPr>
-        <w:t>Táto analýza ukazuje, že na trhu existuje medzera pre aplikáciu, ktorá by kombinovala jednoduchosť všeobecných kalendárových aplikácií so špecializovanými funkciami pre tanečné kluby, najmä pre správu párov a generovanie optimalizovaných rozvrhov.</w:t>
+        <w:t xml:space="preserve">Táto analýza ukazuje, že na trhu existuje medzera pre aplikáciu, ktorá by kombinovala jednoduchosť všeobecných kalendárových aplikácií so špecializovanými funkciami pre tanečné kluby, najmä pre správu párov </w:t>
+      </w:r>
+      <w:r>
+        <w:rPr>
+          <w:noProof/>
+        </w:rPr>
+        <w:t>a </w:t>
+      </w:r>
+      <w:r>
+        <w:rPr>
+          <w:noProof/>
+        </w:rPr>
+        <w:t xml:space="preserve"> generovanie optimalizovaných rozvrhov.</w:t>
       </w:r>
     </w:p>
     <w:p>
@@ -4760,7 +7570,7 @@
           <v:shape id="_x0000_i1025" type="#_x0000_t75" style="width:339.45pt;height:268.35pt" o:ole="">
             <v:imagedata r:id="rId11" o:title=""/>
           </v:shape>
-          <o:OLEObject Type="Embed" ProgID="Excel.Sheet.12" ShapeID="_x0000_i1025" DrawAspect="Content" ObjectID="_1833033121" r:id="rId12"/>
+          <o:OLEObject Type="Embed" ProgID="Excel.Sheet.12" ShapeID="_x0000_i1025" DrawAspect="Content" ObjectID="_1833101726" r:id="rId12"/>
         </w:object>
       </w:r>
     </w:p>
@@ -4796,7 +7606,31 @@
         <w:rPr>
           <w:noProof/>
         </w:rPr>
-        <w:t>SWOT analýza poskytuje systematický prehľad silných a slabých stránok konkurenčných produktov, ako aj príležitostí a hrozieb na trhu. Táto analýza je kľúčová pre identifikáciu konkurenčných výhod navrhovaného riešenia.</w:t>
+        <w:t xml:space="preserve">SWOT analýza poskytuje systematický prehľad silných </w:t>
+      </w:r>
+      <w:r>
+        <w:rPr>
+          <w:noProof/>
+        </w:rPr>
+        <w:t>a </w:t>
+      </w:r>
+      <w:r>
+        <w:rPr>
+          <w:noProof/>
+        </w:rPr>
+        <w:t xml:space="preserve"> slabých stránok konkurenčných produktov, ako aj príležitostí </w:t>
+      </w:r>
+      <w:r>
+        <w:rPr>
+          <w:noProof/>
+        </w:rPr>
+        <w:t>a </w:t>
+      </w:r>
+      <w:r>
+        <w:rPr>
+          <w:noProof/>
+        </w:rPr>
+        <w:t xml:space="preserve"> hrozieb na trhu. Táto analýza je kľúčová pre identifikáciu konkurenčných výhod navrhovaného riešenia.</w:t>
       </w:r>
     </w:p>
     <w:p>
@@ -4836,7 +7670,55 @@
         <w:rPr>
           <w:noProof/>
         </w:rPr>
-        <w:t xml:space="preserve">Všeobecné kalendárové aplikácie, ako Google Calendar, majú silnú pozíciu na trhu vďaka svojej rozšírenosti, bezplatnosti a jednoduchosti. Tieto aplikácie sú dobre známe používateľom a majú vysokú mieru adopcie. Integrácia s ďalšími službami a multiplatformová dostupnosť sú ďalšie silné stránky týchto riešení </w:t>
+        <w:t xml:space="preserve">Všeobecné kalendárové aplikácie, ako Google Calendar, majú silnú pozíciu na trhu vďaka svojej rozšírenosti, bezplatnosti </w:t>
+      </w:r>
+      <w:r>
+        <w:rPr>
+          <w:noProof/>
+        </w:rPr>
+        <w:t>a </w:t>
+      </w:r>
+      <w:r>
+        <w:rPr>
+          <w:noProof/>
+        </w:rPr>
+        <w:t xml:space="preserve"> jednoduchosti. Tieto aplikácie sú dobre známe používateľom </w:t>
+      </w:r>
+      <w:r>
+        <w:rPr>
+          <w:noProof/>
+        </w:rPr>
+        <w:t>a </w:t>
+      </w:r>
+      <w:r>
+        <w:rPr>
+          <w:noProof/>
+        </w:rPr>
+        <w:t xml:space="preserve"> majú vysokú mieru adopcie. Integrácia </w:t>
+      </w:r>
+      <w:r>
+        <w:rPr>
+          <w:noProof/>
+        </w:rPr>
+        <w:t>s </w:t>
+      </w:r>
+      <w:r>
+        <w:rPr>
+          <w:noProof/>
+        </w:rPr>
+        <w:t xml:space="preserve"> ďalšími službami </w:t>
+      </w:r>
+      <w:r>
+        <w:rPr>
+          <w:noProof/>
+        </w:rPr>
+        <w:t>a </w:t>
+      </w:r>
+      <w:r>
+        <w:rPr>
+          <w:noProof/>
+        </w:rPr>
+        <w:t xml:space="preserve"> multiplatformová dostupnosť sú ďalšie silné stránky týchto riešení </w:t>
       </w:r>
       <w:r>
         <w:rPr>
@@ -4872,7 +7754,31 @@
         <w:rPr>
           <w:noProof/>
         </w:rPr>
-        <w:t xml:space="preserve">Aplikácie na rezerváciu, ako Calendly, majú silnú pozíciu vďaka svojej automatizácii a používateľsky prívetivému rozhraniu. Tieto aplikácie zjednodušujú proces rezervácie a poskytujú dobré používateľské skúsenosti </w:t>
+        <w:t xml:space="preserve">Aplikácie na rezerváciu, ako Calendly, majú silnú pozíciu vďaka svojej automatizácii </w:t>
+      </w:r>
+      <w:r>
+        <w:rPr>
+          <w:noProof/>
+        </w:rPr>
+        <w:t>a </w:t>
+      </w:r>
+      <w:r>
+        <w:rPr>
+          <w:noProof/>
+        </w:rPr>
+        <w:t xml:space="preserve"> používateľsky prívetivému rozhraniu. Tieto aplikácie zjednodušujú proces rezervácie </w:t>
+      </w:r>
+      <w:r>
+        <w:rPr>
+          <w:noProof/>
+        </w:rPr>
+        <w:t>a </w:t>
+      </w:r>
+      <w:r>
+        <w:rPr>
+          <w:noProof/>
+        </w:rPr>
+        <w:t xml:space="preserve"> poskytujú dobré používateľské skúsenosti </w:t>
       </w:r>
       <w:r>
         <w:rPr>
@@ -4896,7 +7802,55 @@
         <w:rPr>
           <w:noProof/>
         </w:rPr>
-        <w:t xml:space="preserve">Špecializované aplikácie pre tanečné školy majú silnú pozíciu v komerčnom sektore vďaka svojim komplexným funkciám pre správu škôl, študentov a platieb. Tieto aplikácie majú tiež dobré vzťahy s existujúcimi zákazníkmi a zavedenú pozíciu na trhu </w:t>
+        <w:t xml:space="preserve">Špecializované aplikácie pre tanečné školy majú silnú pozíciu </w:t>
+      </w:r>
+      <w:r>
+        <w:rPr>
+          <w:noProof/>
+        </w:rPr>
+        <w:t>v </w:t>
+      </w:r>
+      <w:r>
+        <w:rPr>
+          <w:noProof/>
+        </w:rPr>
+        <w:t xml:space="preserve"> komerčnom sektore vďaka svojim komplexným funkciám pre správu škôl, študentov </w:t>
+      </w:r>
+      <w:r>
+        <w:rPr>
+          <w:noProof/>
+        </w:rPr>
+        <w:t>a </w:t>
+      </w:r>
+      <w:r>
+        <w:rPr>
+          <w:noProof/>
+        </w:rPr>
+        <w:t xml:space="preserve"> platieb. Tieto aplikácie majú tiež dobré vzťahy </w:t>
+      </w:r>
+      <w:r>
+        <w:rPr>
+          <w:noProof/>
+        </w:rPr>
+        <w:t>s </w:t>
+      </w:r>
+      <w:r>
+        <w:rPr>
+          <w:noProof/>
+        </w:rPr>
+        <w:t xml:space="preserve"> existujúcimi zákazníkmi </w:t>
+      </w:r>
+      <w:r>
+        <w:rPr>
+          <w:noProof/>
+        </w:rPr>
+        <w:t>a </w:t>
+      </w:r>
+      <w:r>
+        <w:rPr>
+          <w:noProof/>
+        </w:rPr>
+        <w:t xml:space="preserve"> zavedenú pozíciu na trhu </w:t>
       </w:r>
       <w:r>
         <w:rPr>
@@ -4972,7 +7926,43 @@
         <w:rPr>
           <w:noProof/>
         </w:rPr>
-        <w:t xml:space="preserve">Aplikácie na rezerváciu majú obmedzenia v oblasti skupinových aktivít a opakujúcich sa udalostí. Tieto aplikácie sú navrhnuté pre individuálne schôdzky a nie pre komplexnú správu aktivít, ako sú tanečné hodiny </w:t>
+        <w:t xml:space="preserve">Aplikácie na rezerváciu majú obmedzenia </w:t>
+      </w:r>
+      <w:r>
+        <w:rPr>
+          <w:noProof/>
+        </w:rPr>
+        <w:t>v </w:t>
+      </w:r>
+      <w:r>
+        <w:rPr>
+          <w:noProof/>
+        </w:rPr>
+        <w:t xml:space="preserve"> oblasti skupinových aktivít </w:t>
+      </w:r>
+      <w:r>
+        <w:rPr>
+          <w:noProof/>
+        </w:rPr>
+        <w:t>a </w:t>
+      </w:r>
+      <w:r>
+        <w:rPr>
+          <w:noProof/>
+        </w:rPr>
+        <w:t xml:space="preserve"> opakujúcich sa udalostí. Tieto aplikácie sú navrhnuté pre individuálne schôdzky </w:t>
+      </w:r>
+      <w:r>
+        <w:rPr>
+          <w:noProof/>
+        </w:rPr>
+        <w:t>a </w:t>
+      </w:r>
+      <w:r>
+        <w:rPr>
+          <w:noProof/>
+        </w:rPr>
+        <w:t xml:space="preserve"> nie pre komplexnú správu aktivít, ako sú tanečné hodiny </w:t>
       </w:r>
       <w:r>
         <w:rPr>
@@ -4996,7 +7986,43 @@
         <w:rPr>
           <w:noProof/>
         </w:rPr>
-        <w:t xml:space="preserve">Špecializované aplikácie pre tanečné školy sú často drahé a zamerané na komerčný sektor. Tieto aplikácie môžu byť pre menšie tanečné kluby finančne nedostupné a chýbajú im funkcie špecifické pre párové tance a správu párov </w:t>
+        <w:t xml:space="preserve">Špecializované aplikácie pre tanečné školy sú často drahé </w:t>
+      </w:r>
+      <w:r>
+        <w:rPr>
+          <w:noProof/>
+        </w:rPr>
+        <w:t>a </w:t>
+      </w:r>
+      <w:r>
+        <w:rPr>
+          <w:noProof/>
+        </w:rPr>
+        <w:t xml:space="preserve"> zamerané na komerčný sektor. Tieto aplikácie môžu byť pre menšie tanečné kluby finančne nedostupné </w:t>
+      </w:r>
+      <w:r>
+        <w:rPr>
+          <w:noProof/>
+        </w:rPr>
+        <w:t>a </w:t>
+      </w:r>
+      <w:r>
+        <w:rPr>
+          <w:noProof/>
+        </w:rPr>
+        <w:t xml:space="preserve"> chýbajú im funkcie špecifické pre párové tance </w:t>
+      </w:r>
+      <w:r>
+        <w:rPr>
+          <w:noProof/>
+        </w:rPr>
+        <w:t>a </w:t>
+      </w:r>
+      <w:r>
+        <w:rPr>
+          <w:noProof/>
+        </w:rPr>
+        <w:t xml:space="preserve"> správu párov </w:t>
       </w:r>
       <w:r>
         <w:rPr>
@@ -5048,7 +8074,31 @@
         <w:rPr>
           <w:noProof/>
         </w:rPr>
-        <w:t xml:space="preserve">Rastúci záujem o tanečné aktivity a wellness predstavuje príležitosť pre nové riešenia na trhu. Stále viac ľudí sa venuje tancu ako hobby alebo športu, čo vytvára potrebu pre špecializované nástroje na správu tanečných aktivít </w:t>
+        <w:t xml:space="preserve">Rastúci záujem </w:t>
+      </w:r>
+      <w:r>
+        <w:rPr>
+          <w:noProof/>
+        </w:rPr>
+        <w:t>o </w:t>
+      </w:r>
+      <w:r>
+        <w:rPr>
+          <w:noProof/>
+        </w:rPr>
+        <w:t xml:space="preserve"> tanečné aktivity </w:t>
+      </w:r>
+      <w:r>
+        <w:rPr>
+          <w:noProof/>
+        </w:rPr>
+        <w:t>a </w:t>
+      </w:r>
+      <w:r>
+        <w:rPr>
+          <w:noProof/>
+        </w:rPr>
+        <w:t xml:space="preserve"> wellness predstavuje príležitosť pre nové riešenia na trhu. Stále viac ľudí sa venuje tancu ako hobby alebo športu, čo vytvára potrebu pre špecializované nástroje na správu tanečných aktivít </w:t>
       </w:r>
       <w:r>
         <w:rPr>
@@ -5072,7 +8122,79 @@
         <w:rPr>
           <w:noProof/>
         </w:rPr>
-        <w:t xml:space="preserve">Zvyšujúca sa digitalizácia a adopcia technológií v športovom a zábavnom sektore poskytuje príležitosť pre nové digitálne riešenia. Tanečné kluby a školy hľadajú efektívnejšie spôsoby správy svojich aktivít a komunikácie s členmi </w:t>
+        <w:t xml:space="preserve">Zvyšujúca sa digitalizácia </w:t>
+      </w:r>
+      <w:r>
+        <w:rPr>
+          <w:noProof/>
+        </w:rPr>
+        <w:t>a </w:t>
+      </w:r>
+      <w:r>
+        <w:rPr>
+          <w:noProof/>
+        </w:rPr>
+        <w:t xml:space="preserve"> adopcia technológií </w:t>
+      </w:r>
+      <w:r>
+        <w:rPr>
+          <w:noProof/>
+        </w:rPr>
+        <w:t>v </w:t>
+      </w:r>
+      <w:r>
+        <w:rPr>
+          <w:noProof/>
+        </w:rPr>
+        <w:t xml:space="preserve"> športovom </w:t>
+      </w:r>
+      <w:r>
+        <w:rPr>
+          <w:noProof/>
+        </w:rPr>
+        <w:t>a </w:t>
+      </w:r>
+      <w:r>
+        <w:rPr>
+          <w:noProof/>
+        </w:rPr>
+        <w:t xml:space="preserve"> zábavnom sektore poskytuje príležitosť pre nové digitálne riešenia. Tanečné kluby </w:t>
+      </w:r>
+      <w:r>
+        <w:rPr>
+          <w:noProof/>
+        </w:rPr>
+        <w:t>a </w:t>
+      </w:r>
+      <w:r>
+        <w:rPr>
+          <w:noProof/>
+        </w:rPr>
+        <w:t xml:space="preserve"> školy hľadajú efektívnejšie spôsoby správy svojich aktivít </w:t>
+      </w:r>
+      <w:r>
+        <w:rPr>
+          <w:noProof/>
+        </w:rPr>
+        <w:t>a </w:t>
+      </w:r>
+      <w:r>
+        <w:rPr>
+          <w:noProof/>
+        </w:rPr>
+        <w:t xml:space="preserve"> komunikácie </w:t>
+      </w:r>
+      <w:r>
+        <w:rPr>
+          <w:noProof/>
+        </w:rPr>
+        <w:t>s </w:t>
+      </w:r>
+      <w:r>
+        <w:rPr>
+          <w:noProof/>
+        </w:rPr>
+        <w:t xml:space="preserve"> členmi </w:t>
       </w:r>
       <w:r>
         <w:rPr>
@@ -5096,14 +8218,26 @@
         <w:rPr>
           <w:noProof/>
         </w:rPr>
-        <w:t xml:space="preserve">Medzera na trhu pre aplikácie špecificky navrhnuté pre tanečné kluby s párovými tancami predstavuje významnú príležitosť. </w:t>
+        <w:t xml:space="preserve">Medzera na trhu pre aplikácie špecificky navrhnuté pre tanečné kluby </w:t>
+      </w:r>
+      <w:r>
+        <w:rPr>
+          <w:noProof/>
+        </w:rPr>
+        <w:t>s </w:t>
+      </w:r>
+      <w:r>
+        <w:rPr>
+          <w:noProof/>
+        </w:rPr>
+        <w:t xml:space="preserve"> párovými tancami predstavuje </w:t>
       </w:r>
       <w:r>
         <w:rPr>
           <w:noProof/>
         </w:rPr>
         <w:lastRenderedPageBreak/>
-        <w:t xml:space="preserve">Existujúce riešenia nie sú plne prispôsobené potrebám tohto segmentu, čo vytvára priestor pre nové riešenie </w:t>
+        <w:t xml:space="preserve">významnú príležitosť. Existujúce riešenia nie sú plne prispôsobené potrebám tohto segmentu, čo vytvára priestor pre nové riešenie </w:t>
       </w:r>
       <w:r>
         <w:rPr>
@@ -5155,7 +8289,43 @@
         <w:rPr>
           <w:noProof/>
         </w:rPr>
-        <w:t xml:space="preserve">Hlavnou hrozbou na trhu je možnosť, že veľké technologické spoločnosti, ako Google alebo Microsoft, rozšíria svoje existujúce aplikácie o špecializované funkcie pre rôzne odvetvia. Tieto spoločnosti majú zdroje a dosah na to, aby rýchlo vstúpili na trh a získali významný podiel </w:t>
+        <w:t xml:space="preserve">Hlavnou hrozbou na trhu je možnosť, že veľké technologické spoločnosti, ako Google alebo Microsoft, rozšíria svoje existujúce aplikácie </w:t>
+      </w:r>
+      <w:r>
+        <w:rPr>
+          <w:noProof/>
+        </w:rPr>
+        <w:t>o </w:t>
+      </w:r>
+      <w:r>
+        <w:rPr>
+          <w:noProof/>
+        </w:rPr>
+        <w:t xml:space="preserve"> špecializované funkcie pre rôzne odvetvia. Tieto spoločnosti majú zdroje </w:t>
+      </w:r>
+      <w:r>
+        <w:rPr>
+          <w:noProof/>
+        </w:rPr>
+        <w:t>a </w:t>
+      </w:r>
+      <w:r>
+        <w:rPr>
+          <w:noProof/>
+        </w:rPr>
+        <w:t xml:space="preserve"> dosah na to, aby rýchlo vstúpili na trh </w:t>
+      </w:r>
+      <w:r>
+        <w:rPr>
+          <w:noProof/>
+        </w:rPr>
+        <w:t>a </w:t>
+      </w:r>
+      <w:r>
+        <w:rPr>
+          <w:noProof/>
+        </w:rPr>
+        <w:t xml:space="preserve"> získali významný podiel </w:t>
       </w:r>
       <w:r>
         <w:rPr>
@@ -5179,7 +8349,43 @@
         <w:rPr>
           <w:noProof/>
         </w:rPr>
-        <w:t xml:space="preserve">Ďalšou hrozbou je možnosť, že existujúce špecializované aplikácie pre tanečné školy rozšíria svoje funkcie a zacielia na segment tanečných klubov s párovými tancami. Tieto aplikácie majú už zavedenú pozíciu na trhu a môžu rýchlo adaptovať svoje riešenia </w:t>
+        <w:t xml:space="preserve">Ďalšou hrozbou je možnosť, že existujúce špecializované aplikácie pre tanečné školy rozšíria svoje funkcie </w:t>
+      </w:r>
+      <w:r>
+        <w:rPr>
+          <w:noProof/>
+        </w:rPr>
+        <w:t>a </w:t>
+      </w:r>
+      <w:r>
+        <w:rPr>
+          <w:noProof/>
+        </w:rPr>
+        <w:t xml:space="preserve"> zacielia na segment tanečných klubov </w:t>
+      </w:r>
+      <w:r>
+        <w:rPr>
+          <w:noProof/>
+        </w:rPr>
+        <w:t>s </w:t>
+      </w:r>
+      <w:r>
+        <w:rPr>
+          <w:noProof/>
+        </w:rPr>
+        <w:t xml:space="preserve"> párovými tancami. Tieto aplikácie majú už zavedenú pozíciu na trhu </w:t>
+      </w:r>
+      <w:r>
+        <w:rPr>
+          <w:noProof/>
+        </w:rPr>
+        <w:t>a </w:t>
+      </w:r>
+      <w:r>
+        <w:rPr>
+          <w:noProof/>
+        </w:rPr>
+        <w:t xml:space="preserve"> môžu rýchlo adaptovať svoje riešenia </w:t>
       </w:r>
       <w:r>
         <w:rPr>
@@ -5203,7 +8409,31 @@
         <w:rPr>
           <w:noProof/>
         </w:rPr>
-        <w:t xml:space="preserve">Zmeny v preferenciách používateľov alebo technologických trendoch môžu predstavovať hrozbu pre nové riešenia. Je dôležité zostať flexibilný a adaptovať sa na meniace sa potreby trhu </w:t>
+        <w:t xml:space="preserve">Zmeny </w:t>
+      </w:r>
+      <w:r>
+        <w:rPr>
+          <w:noProof/>
+        </w:rPr>
+        <w:t>v </w:t>
+      </w:r>
+      <w:r>
+        <w:rPr>
+          <w:noProof/>
+        </w:rPr>
+        <w:t xml:space="preserve"> preferenciách používateľov alebo technologických trendoch môžu predstavovať hrozbu pre nové riešenia. Je dôležité zostať flexibilný </w:t>
+      </w:r>
+      <w:r>
+        <w:rPr>
+          <w:noProof/>
+        </w:rPr>
+        <w:t>a </w:t>
+      </w:r>
+      <w:r>
+        <w:rPr>
+          <w:noProof/>
+        </w:rPr>
+        <w:t xml:space="preserve"> adaptovať sa na meniace sa potreby trhu </w:t>
       </w:r>
       <w:r>
         <w:rPr>
@@ -5249,7 +8479,43 @@
         <w:rPr>
           <w:noProof/>
         </w:rPr>
-        <w:t>Analýza konkurenčných riešení a SWOT analýza ukazujú, že na trhu existuje významná medzera pre aplikáciu, ktorá by kombinovala jednoduchosť a dostupnosť všeobecných kalendárových aplikácií so špecializovanými funkciami pre tanečné kluby s párovými tancami.</w:t>
+        <w:t xml:space="preserve">Analýza konkurenčných riešení </w:t>
+      </w:r>
+      <w:r>
+        <w:rPr>
+          <w:noProof/>
+        </w:rPr>
+        <w:t>a </w:t>
+      </w:r>
+      <w:r>
+        <w:rPr>
+          <w:noProof/>
+        </w:rPr>
+        <w:t xml:space="preserve"> SWOT analýza ukazujú, že na trhu existuje významná medzera pre aplikáciu, ktorá by kombinovala jednoduchosť </w:t>
+      </w:r>
+      <w:r>
+        <w:rPr>
+          <w:noProof/>
+        </w:rPr>
+        <w:t>a </w:t>
+      </w:r>
+      <w:r>
+        <w:rPr>
+          <w:noProof/>
+        </w:rPr>
+        <w:t xml:space="preserve"> dostupnosť všeobecných kalendárových aplikácií so špecializovanými funkciami pre tanečné kluby </w:t>
+      </w:r>
+      <w:r>
+        <w:rPr>
+          <w:noProof/>
+        </w:rPr>
+        <w:t>s </w:t>
+      </w:r>
+      <w:r>
+        <w:rPr>
+          <w:noProof/>
+        </w:rPr>
+        <w:t xml:space="preserve"> párovými tancami.</w:t>
       </w:r>
       <w:r>
         <w:rPr>
@@ -5285,7 +8551,31 @@
         <w:rPr>
           <w:noProof/>
         </w:rPr>
-        <w:t xml:space="preserve">Ďalšou medzerou je absencia riešení, ktoré by poskytovali pokročilé algoritmy pre generovanie optimalizovaných rozvrhov na základe dostupnosti viacerých účastníkov. Existujúce aplikácie poskytujú základné plánovanie, ale nie optimalizáciu rozvrhov pre komplexné scenáre s viacerými pármi, trénermi a časovými obmedzeniami </w:t>
+        <w:t xml:space="preserve">Ďalšou medzerou je absencia riešení, ktoré by poskytovali pokročilé algoritmy pre generovanie optimalizovaných rozvrhov na základe dostupnosti viacerých účastníkov. Existujúce aplikácie poskytujú základné plánovanie, ale nie optimalizáciu rozvrhov pre komplexné scenáre </w:t>
+      </w:r>
+      <w:r>
+        <w:rPr>
+          <w:noProof/>
+        </w:rPr>
+        <w:t>s </w:t>
+      </w:r>
+      <w:r>
+        <w:rPr>
+          <w:noProof/>
+        </w:rPr>
+        <w:t xml:space="preserve"> viacerými pármi, trénermi </w:t>
+      </w:r>
+      <w:r>
+        <w:rPr>
+          <w:noProof/>
+        </w:rPr>
+        <w:t>a </w:t>
+      </w:r>
+      <w:r>
+        <w:rPr>
+          <w:noProof/>
+        </w:rPr>
+        <w:t xml:space="preserve"> časovými obmedzeniami </w:t>
       </w:r>
       <w:r>
         <w:rPr>
@@ -5309,7 +8599,31 @@
         <w:rPr>
           <w:noProof/>
         </w:rPr>
-        <w:t xml:space="preserve">Tretia medzera sa týka cenovej dostupnosti a jednoduchosti použitia. Väčšina špecializovaných aplikácií je drahá a komplexná, čo ich robí nedostupnými pre menšie tanečné kluby. Zároveň jednoduchšie aplikácie chýbajú špecializované funkcie </w:t>
+        <w:t xml:space="preserve">Tretia medzera sa týka cenovej dostupnosti </w:t>
+      </w:r>
+      <w:r>
+        <w:rPr>
+          <w:noProof/>
+        </w:rPr>
+        <w:t>a </w:t>
+      </w:r>
+      <w:r>
+        <w:rPr>
+          <w:noProof/>
+        </w:rPr>
+        <w:t xml:space="preserve"> jednoduchosti použitia. Väčšina špecializovaných aplikácií je drahá </w:t>
+      </w:r>
+      <w:r>
+        <w:rPr>
+          <w:noProof/>
+        </w:rPr>
+        <w:t>a </w:t>
+      </w:r>
+      <w:r>
+        <w:rPr>
+          <w:noProof/>
+        </w:rPr>
+        <w:t xml:space="preserve"> komplexná, čo ich robí nedostupnými pre menšie tanečné kluby. Zároveň jednoduchšie aplikácie chýbajú špecializované funkcie </w:t>
       </w:r>
       <w:r>
         <w:rPr>
@@ -5333,7 +8647,55 @@
         <w:rPr>
           <w:noProof/>
         </w:rPr>
-        <w:t xml:space="preserve">Špecifické potreby cieľovej skupiny, ktoré nie sú plne pokryté existujúcimi riešeniami, zahŕňajú správu členstiev v tanečných kluboch, komunikáciu medzi členmi a trénermi, správu dostupnosti a preferencií jednotlivých účastníkov, a generovanie rozvrhov, ktoré zohľadňujú všetky tieto faktory </w:t>
+        <w:t xml:space="preserve">Špecifické potreby cieľovej skupiny, ktoré nie sú plne pokryté existujúcimi riešeniami, zahŕňajú správu členstiev </w:t>
+      </w:r>
+      <w:r>
+        <w:rPr>
+          <w:noProof/>
+        </w:rPr>
+        <w:t>v </w:t>
+      </w:r>
+      <w:r>
+        <w:rPr>
+          <w:noProof/>
+        </w:rPr>
+        <w:t xml:space="preserve"> tanečných kluboch, komunikáciu medzi členmi </w:t>
+      </w:r>
+      <w:r>
+        <w:rPr>
+          <w:noProof/>
+        </w:rPr>
+        <w:t>a </w:t>
+      </w:r>
+      <w:r>
+        <w:rPr>
+          <w:noProof/>
+        </w:rPr>
+        <w:t xml:space="preserve"> trénermi, správu dostupnosti </w:t>
+      </w:r>
+      <w:r>
+        <w:rPr>
+          <w:noProof/>
+        </w:rPr>
+        <w:t>a </w:t>
+      </w:r>
+      <w:r>
+        <w:rPr>
+          <w:noProof/>
+        </w:rPr>
+        <w:t xml:space="preserve"> preferencií jednotlivých účastníkov, </w:t>
+      </w:r>
+      <w:r>
+        <w:rPr>
+          <w:noProof/>
+        </w:rPr>
+        <w:t>a </w:t>
+      </w:r>
+      <w:r>
+        <w:rPr>
+          <w:noProof/>
+        </w:rPr>
+        <w:t xml:space="preserve"> generovanie rozvrhov, ktoré zohľadňujú všetky tieto faktory </w:t>
       </w:r>
       <w:r>
         <w:rPr>
@@ -5369,7 +8731,19 @@
         <w:rPr>
           <w:noProof/>
         </w:rPr>
-        <w:t xml:space="preserve"> špecializovanými funkciami pre tanečné kluby s párovými tancami.</w:t>
+        <w:t xml:space="preserve"> špecializovanými funkciami pre tanečné kluby </w:t>
+      </w:r>
+      <w:r>
+        <w:rPr>
+          <w:noProof/>
+        </w:rPr>
+        <w:t>s </w:t>
+      </w:r>
+      <w:r>
+        <w:rPr>
+          <w:noProof/>
+        </w:rPr>
+        <w:t xml:space="preserve"> párovými tancami.</w:t>
       </w:r>
     </w:p>
     <w:p>
@@ -5410,7 +8784,55 @@
         <w:rPr>
           <w:noProof/>
         </w:rPr>
-        <w:t>Táto kapitola poskytla komplexnú analýzu trhu s aplikáciami na plánovanie a konkurenčného prostredia. Identifikovali sme hlavné typy aplikácií na trhu, analyzovali sme silné a slabé stránky konkurenčných riešení a identifikovali sme medzery na trhu, ktoré poskytujú príležitosť pre nové riešenie. Tieto poznatky budú slúžiť ako základ pre ďalšiu kapitolu, ktorá sa bude zaoberať návrhom riešenia DanceHub, ktoré bude adresovať identifikované medzery na trhu.</w:t>
+        <w:t xml:space="preserve">Táto kapitola poskytla komplexnú analýzu trhu </w:t>
+      </w:r>
+      <w:r>
+        <w:rPr>
+          <w:noProof/>
+        </w:rPr>
+        <w:t>s </w:t>
+      </w:r>
+      <w:r>
+        <w:rPr>
+          <w:noProof/>
+        </w:rPr>
+        <w:t xml:space="preserve"> aplikáciami na plánovanie </w:t>
+      </w:r>
+      <w:r>
+        <w:rPr>
+          <w:noProof/>
+        </w:rPr>
+        <w:t>a </w:t>
+      </w:r>
+      <w:r>
+        <w:rPr>
+          <w:noProof/>
+        </w:rPr>
+        <w:t xml:space="preserve"> konkurenčného prostredia. Identifikovali sme hlavné typy aplikácií na trhu, analyzovali sme silné </w:t>
+      </w:r>
+      <w:r>
+        <w:rPr>
+          <w:noProof/>
+        </w:rPr>
+        <w:t>a </w:t>
+      </w:r>
+      <w:r>
+        <w:rPr>
+          <w:noProof/>
+        </w:rPr>
+        <w:t xml:space="preserve"> slabé stránky konkurenčných riešení </w:t>
+      </w:r>
+      <w:r>
+        <w:rPr>
+          <w:noProof/>
+        </w:rPr>
+        <w:t>a </w:t>
+      </w:r>
+      <w:r>
+        <w:rPr>
+          <w:noProof/>
+        </w:rPr>
+        <w:t xml:space="preserve"> identifikovali sme medzery na trhu, ktoré poskytujú príležitosť pre nové riešenie. Tieto poznatky budú slúžiť ako základ pre ďalšiu kapitolu, ktorá sa bude zaoberať návrhom riešenia DanceHub, ktoré bude adresovať identifikované medzery na trhu.</w:t>
       </w:r>
     </w:p>
     <w:p>
@@ -5449,7 +8871,139 @@
         <w:rPr>
           <w:noProof/>
         </w:rPr>
-        <w:t xml:space="preserve">DanceHub je webová aplikácia navrhnutá špecificky pre tanečné kluby s párovými tancami. Aplikácia poskytuje komplexné riešenie pre správu tanečných aktivít, vrátane správy párov tanečníkov, generovania optimalizovaných rozvrhov, správy členstiev a komunikácie medzi účastníkmi. Hlavným cieľom aplikácie je zjednodušiť a automatizovať procesy, ktoré sú v tanečných kluboch často riešené manuálne pomocou tabuliek a e-mailov. Aplikácia je navrhnutá ako moderná webová aplikácia, ktorá nevyžaduje inštaláciu a je prístupná z akéhokoľvek zariadenia s webovým prehliadačom. Táto vlastnosť umožňuje používateľom prístup k aplikácii z počítačov, tabletov aj mobilných telefónov, čo je dôležité pre flexibilitu a dostupnosť riešenia </w:t>
+        <w:t xml:space="preserve">DanceHub je webová aplikácia navrhnutá špecificky pre tanečné kluby </w:t>
+      </w:r>
+      <w:r>
+        <w:rPr>
+          <w:noProof/>
+        </w:rPr>
+        <w:t>s </w:t>
+      </w:r>
+      <w:r>
+        <w:rPr>
+          <w:noProof/>
+        </w:rPr>
+        <w:t xml:space="preserve"> párovými tancami. Aplikácia poskytuje komplexné riešenie pre správu tanečných aktivít, vrátane správy párov tanečníkov, generovania optimalizovaných rozvrhov, správy členstiev </w:t>
+      </w:r>
+      <w:r>
+        <w:rPr>
+          <w:noProof/>
+        </w:rPr>
+        <w:t>a </w:t>
+      </w:r>
+      <w:r>
+        <w:rPr>
+          <w:noProof/>
+        </w:rPr>
+        <w:t xml:space="preserve"> komunikácie medzi účastníkmi. Hlavným cieľom aplikácie je zjednodušiť </w:t>
+      </w:r>
+      <w:r>
+        <w:rPr>
+          <w:noProof/>
+        </w:rPr>
+        <w:t>a </w:t>
+      </w:r>
+      <w:r>
+        <w:rPr>
+          <w:noProof/>
+        </w:rPr>
+        <w:t xml:space="preserve"> automatizovať procesy, ktoré sú </w:t>
+      </w:r>
+      <w:r>
+        <w:rPr>
+          <w:noProof/>
+        </w:rPr>
+        <w:t>v </w:t>
+      </w:r>
+      <w:r>
+        <w:rPr>
+          <w:noProof/>
+        </w:rPr>
+        <w:t xml:space="preserve"> tanečných kluboch často riešené manuálne pomocou tabuliek </w:t>
+      </w:r>
+      <w:r>
+        <w:rPr>
+          <w:noProof/>
+        </w:rPr>
+        <w:t>a </w:t>
+      </w:r>
+      <w:r>
+        <w:rPr>
+          <w:noProof/>
+        </w:rPr>
+        <w:t xml:space="preserve"> e-mailov. Aplikácia je navrhnutá ako moderná webová aplikácia, ktorá nevyžaduje inštaláciu </w:t>
+      </w:r>
+      <w:r>
+        <w:rPr>
+          <w:noProof/>
+        </w:rPr>
+        <w:t>a </w:t>
+      </w:r>
+      <w:r>
+        <w:rPr>
+          <w:noProof/>
+        </w:rPr>
+        <w:t xml:space="preserve"> je prístupná </w:t>
+      </w:r>
+      <w:r>
+        <w:rPr>
+          <w:noProof/>
+        </w:rPr>
+        <w:t>z </w:t>
+      </w:r>
+      <w:r>
+        <w:rPr>
+          <w:noProof/>
+        </w:rPr>
+        <w:t xml:space="preserve"> akéhokoľvek zariadenia </w:t>
+      </w:r>
+      <w:r>
+        <w:rPr>
+          <w:noProof/>
+        </w:rPr>
+        <w:t>s </w:t>
+      </w:r>
+      <w:r>
+        <w:rPr>
+          <w:noProof/>
+        </w:rPr>
+        <w:t xml:space="preserve"> webovým prehliadačom. Táto vlastnosť umožňuje používateľom prístup </w:t>
+      </w:r>
+      <w:r>
+        <w:rPr>
+          <w:noProof/>
+        </w:rPr>
+        <w:t>k </w:t>
+      </w:r>
+      <w:r>
+        <w:rPr>
+          <w:noProof/>
+        </w:rPr>
+        <w:t xml:space="preserve"> aplikácii </w:t>
+      </w:r>
+      <w:r>
+        <w:rPr>
+          <w:noProof/>
+        </w:rPr>
+        <w:t>z </w:t>
+      </w:r>
+      <w:r>
+        <w:rPr>
+          <w:noProof/>
+        </w:rPr>
+        <w:t xml:space="preserve"> počítačov, tabletov aj mobilných telefónov, čo je dôležité pre flexibilitu </w:t>
+      </w:r>
+      <w:r>
+        <w:rPr>
+          <w:noProof/>
+        </w:rPr>
+        <w:t>a </w:t>
+      </w:r>
+      <w:r>
+        <w:rPr>
+          <w:noProof/>
+        </w:rPr>
+        <w:t xml:space="preserve"> dostupnosť riešenia </w:t>
       </w:r>
       <w:r>
         <w:rPr>
@@ -5461,7 +9015,247 @@
         <w:rPr>
           <w:noProof/>
         </w:rPr>
-        <w:t>. Cieľová skupina používateľov aplikácie DanceHub zahŕňa štyri hlavné kategórie. Prvou kategóriou sú tanečné kluby a ich administrátori, ktorí potrebujú efektívne spravovať svoje aktivity a zdroje. Druhou kategóriou sú tréneri a inštruktori, ktorí potrebujú nástroje na plánovanie hodín a správu svojich študentov. Tretou kategóriou sú študenti a tanečníci, ktorí potrebujú prístup k rozvrhom a informáciám o svojich hodinách. Štvrtou kategóriou sú páry tanečníkov, ktoré potrebujú koordinovať svoje aktivity a dostupnosť. Hlavné funkcie aplikácie zahŕňajú správu používateľov s podporou rôznych rolí (študent, tréner, administrátor), správu tanečných klubov s možnosťou vytvárania a pripájania sa ku klubom pomocou unikátnych kódov, správu párov tanečníkov s možnosťou párovania študentov a sledovania ich dostupnosti, generovanie rozvrhov s pokročilým algoritmom, ktorý zohľadňuje dostupnosť všetkých účastníkov, správu hodín s možnosťou rezervácie, zrušenia a úpravy, a správu dostupnosti jednotlivých účastníkov s podporou týždenných rozvrhov a výnimiek.</w:t>
+        <w:t xml:space="preserve">. Cieľová skupina používateľov aplikácie DanceHub zahŕňa štyri hlavné kategórie. Prvou kategóriou sú tanečné kluby </w:t>
+      </w:r>
+      <w:r>
+        <w:rPr>
+          <w:noProof/>
+        </w:rPr>
+        <w:t>a </w:t>
+      </w:r>
+      <w:r>
+        <w:rPr>
+          <w:noProof/>
+        </w:rPr>
+        <w:t xml:space="preserve"> ich administrátori, ktorí potrebujú efektívne spravovať svoje aktivity </w:t>
+      </w:r>
+      <w:r>
+        <w:rPr>
+          <w:noProof/>
+        </w:rPr>
+        <w:t>a </w:t>
+      </w:r>
+      <w:r>
+        <w:rPr>
+          <w:noProof/>
+        </w:rPr>
+        <w:t xml:space="preserve"> zdroje. Druhou kategóriou sú tréneri </w:t>
+      </w:r>
+      <w:r>
+        <w:rPr>
+          <w:noProof/>
+        </w:rPr>
+        <w:t>a </w:t>
+      </w:r>
+      <w:r>
+        <w:rPr>
+          <w:noProof/>
+        </w:rPr>
+        <w:t xml:space="preserve"> inštruktori, ktorí potrebujú nástroje na plánovanie hodín </w:t>
+      </w:r>
+      <w:r>
+        <w:rPr>
+          <w:noProof/>
+        </w:rPr>
+        <w:t>a </w:t>
+      </w:r>
+      <w:r>
+        <w:rPr>
+          <w:noProof/>
+        </w:rPr>
+        <w:t xml:space="preserve"> správu svojich študentov. Tretou kategóriou sú študenti </w:t>
+      </w:r>
+      <w:r>
+        <w:rPr>
+          <w:noProof/>
+        </w:rPr>
+        <w:t>a </w:t>
+      </w:r>
+      <w:r>
+        <w:rPr>
+          <w:noProof/>
+        </w:rPr>
+        <w:t xml:space="preserve"> tanečníci, ktorí potrebujú prístup </w:t>
+      </w:r>
+      <w:r>
+        <w:rPr>
+          <w:noProof/>
+        </w:rPr>
+        <w:t>k </w:t>
+      </w:r>
+      <w:r>
+        <w:rPr>
+          <w:noProof/>
+        </w:rPr>
+        <w:t xml:space="preserve"> rozvrhom </w:t>
+      </w:r>
+      <w:r>
+        <w:rPr>
+          <w:noProof/>
+        </w:rPr>
+        <w:t>a </w:t>
+      </w:r>
+      <w:r>
+        <w:rPr>
+          <w:noProof/>
+        </w:rPr>
+        <w:t xml:space="preserve"> informáciám </w:t>
+      </w:r>
+      <w:r>
+        <w:rPr>
+          <w:noProof/>
+        </w:rPr>
+        <w:t>o </w:t>
+      </w:r>
+      <w:r>
+        <w:rPr>
+          <w:noProof/>
+        </w:rPr>
+        <w:t xml:space="preserve"> svojich hodinách. Štvrtou kategóriou sú páry tanečníkov, ktoré potrebujú koordinovať svoje aktivity </w:t>
+      </w:r>
+      <w:r>
+        <w:rPr>
+          <w:noProof/>
+        </w:rPr>
+        <w:t>a </w:t>
+      </w:r>
+      <w:r>
+        <w:rPr>
+          <w:noProof/>
+        </w:rPr>
+        <w:t xml:space="preserve"> dostupnosť. Hlavné funkcie aplikácie zahŕňajú správu používateľov </w:t>
+      </w:r>
+      <w:r>
+        <w:rPr>
+          <w:noProof/>
+        </w:rPr>
+        <w:t>s </w:t>
+      </w:r>
+      <w:r>
+        <w:rPr>
+          <w:noProof/>
+        </w:rPr>
+        <w:t xml:space="preserve"> podporou rôznych rolí (študent, tréner, administrátor), správu tanečných klubov </w:t>
+      </w:r>
+      <w:r>
+        <w:rPr>
+          <w:noProof/>
+        </w:rPr>
+        <w:t>s </w:t>
+      </w:r>
+      <w:r>
+        <w:rPr>
+          <w:noProof/>
+        </w:rPr>
+        <w:t xml:space="preserve"> možnosťou vytvárania </w:t>
+      </w:r>
+      <w:r>
+        <w:rPr>
+          <w:noProof/>
+        </w:rPr>
+        <w:t>a </w:t>
+      </w:r>
+      <w:r>
+        <w:rPr>
+          <w:noProof/>
+        </w:rPr>
+        <w:t xml:space="preserve"> pripájania sa ku klubom pomocou unikátnych kódov, správu párov tanečníkov </w:t>
+      </w:r>
+      <w:r>
+        <w:rPr>
+          <w:noProof/>
+        </w:rPr>
+        <w:t>s </w:t>
+      </w:r>
+      <w:r>
+        <w:rPr>
+          <w:noProof/>
+        </w:rPr>
+        <w:t xml:space="preserve"> možnosťou párovania študentov </w:t>
+      </w:r>
+      <w:r>
+        <w:rPr>
+          <w:noProof/>
+        </w:rPr>
+        <w:t>a </w:t>
+      </w:r>
+      <w:r>
+        <w:rPr>
+          <w:noProof/>
+        </w:rPr>
+        <w:t xml:space="preserve"> sledovania ich dostupnosti, generovanie rozvrhov </w:t>
+      </w:r>
+      <w:r>
+        <w:rPr>
+          <w:noProof/>
+        </w:rPr>
+        <w:t>s </w:t>
+      </w:r>
+      <w:r>
+        <w:rPr>
+          <w:noProof/>
+        </w:rPr>
+        <w:t xml:space="preserve"> pokročilým algoritmom, ktorý zohľadňuje dostupnosť všetkých účastníkov, správu hodín </w:t>
+      </w:r>
+      <w:r>
+        <w:rPr>
+          <w:noProof/>
+        </w:rPr>
+        <w:t>s </w:t>
+      </w:r>
+      <w:r>
+        <w:rPr>
+          <w:noProof/>
+        </w:rPr>
+        <w:t xml:space="preserve"> možnosťou rezervácie, zrušenia </w:t>
+      </w:r>
+      <w:r>
+        <w:rPr>
+          <w:noProof/>
+        </w:rPr>
+        <w:t>a </w:t>
+      </w:r>
+      <w:r>
+        <w:rPr>
+          <w:noProof/>
+        </w:rPr>
+        <w:t xml:space="preserve"> úpravy, </w:t>
+      </w:r>
+      <w:r>
+        <w:rPr>
+          <w:noProof/>
+        </w:rPr>
+        <w:t>a </w:t>
+      </w:r>
+      <w:r>
+        <w:rPr>
+          <w:noProof/>
+        </w:rPr>
+        <w:t xml:space="preserve"> správu dostupnosti jednotlivých účastníkov </w:t>
+      </w:r>
+      <w:r>
+        <w:rPr>
+          <w:noProof/>
+        </w:rPr>
+        <w:t>s </w:t>
+      </w:r>
+      <w:r>
+        <w:rPr>
+          <w:noProof/>
+        </w:rPr>
+        <w:t xml:space="preserve"> podporou týždenných rozvrhov </w:t>
+      </w:r>
+      <w:r>
+        <w:rPr>
+          <w:noProof/>
+        </w:rPr>
+        <w:t>a </w:t>
+      </w:r>
+      <w:r>
+        <w:rPr>
+          <w:noProof/>
+        </w:rPr>
+        <w:t xml:space="preserve"> výnimiek.</w:t>
       </w:r>
     </w:p>
     <w:p>
@@ -5479,7 +9273,31 @@
           <w:bCs/>
           <w:noProof/>
         </w:rPr>
-        <w:t>Prínos riešenia v praxi</w:t>
+        <w:t xml:space="preserve">Prínos riešenia </w:t>
+      </w:r>
+      <w:r>
+        <w:rPr>
+          <w:b/>
+          <w:bCs/>
+          <w:noProof/>
+        </w:rPr>
+        <w:t>v</w:t>
+      </w:r>
+      <w:r>
+        <w:rPr>
+          <w:b/>
+          <w:bCs/>
+          <w:noProof/>
+        </w:rPr>
+        <w:t> </w:t>
+      </w:r>
+      <w:r>
+        <w:rPr>
+          <w:b/>
+          <w:bCs/>
+          <w:noProof/>
+        </w:rPr>
+        <w:t xml:space="preserve"> praxi</w:t>
       </w:r>
     </w:p>
     <w:p>
@@ -5493,14 +9311,422 @@
         <w:rPr>
           <w:noProof/>
         </w:rPr>
-        <w:t xml:space="preserve">Aplikácia DanceHub prináša významné výhody pre rôzne skupiny používateľov. Pre tanečné kluby aplikácia zjednodušuje správu členov, párov a rozvrhov, čo šetrí čas a znižuje administratívnu záťaž. Automatizácia procesu generovania rozvrhov umožňuje klubom rýchlejšie vytvárať optimálne rozvrhy, ktoré zohľadňujú všetky obmedzenia a preferencie. Aplikácia tiež poskytuje centralizované úložisko všetkých informácií, čo zlepšuje organizáciu a prístup k dátam. Pre trénerov a inštruktorov aplikácia poskytuje nástroje na efektívne plánovanie hodín a správu dostupnosti. Tréneri môžu jednoducho vidieť dostupnosť svojich študentov a párov, čo im umožňuje lepšie plánovať hodiny. Aplikácia tiež poskytuje prehľad o všetkých pároch a ich pokroku, čo pomáha trénerom </w:t>
+        <w:t xml:space="preserve">Aplikácia DanceHub prináša významné výhody pre rôzne skupiny používateľov. Pre tanečné kluby aplikácia zjednodušuje správu členov, párov </w:t>
+      </w:r>
+      <w:r>
+        <w:rPr>
+          <w:noProof/>
+        </w:rPr>
+        <w:t>a </w:t>
+      </w:r>
+      <w:r>
+        <w:rPr>
+          <w:noProof/>
+        </w:rPr>
+        <w:t xml:space="preserve"> rozvrhov, čo šetrí čas </w:t>
+      </w:r>
+      <w:r>
+        <w:rPr>
+          <w:noProof/>
+        </w:rPr>
+        <w:t>a </w:t>
+      </w:r>
+      <w:r>
+        <w:rPr>
+          <w:noProof/>
+        </w:rPr>
+        <w:t xml:space="preserve"> znižuje administratívnu záťaž. Automatizácia procesu generovania rozvrhov umožňuje klubom rýchlejšie vytvárať optimálne rozvrhy, ktoré zohľadňujú všetky obmedzenia </w:t>
+      </w:r>
+      <w:r>
+        <w:rPr>
+          <w:noProof/>
+        </w:rPr>
+        <w:t>a </w:t>
+      </w:r>
+      <w:r>
+        <w:rPr>
+          <w:noProof/>
+        </w:rPr>
+        <w:t xml:space="preserve"> preferencie. Aplikácia tiež poskytuje centralizované úložisko všetkých informácií, čo zlepšuje organizáciu </w:t>
+      </w:r>
+      <w:r>
+        <w:rPr>
+          <w:noProof/>
+        </w:rPr>
+        <w:t>a </w:t>
+      </w:r>
+      <w:r>
+        <w:rPr>
+          <w:noProof/>
+        </w:rPr>
+        <w:t xml:space="preserve"> prístup </w:t>
+      </w:r>
+      <w:r>
+        <w:rPr>
+          <w:noProof/>
+        </w:rPr>
+        <w:t>k </w:t>
+      </w:r>
+      <w:r>
+        <w:rPr>
+          <w:noProof/>
+        </w:rPr>
+        <w:t xml:space="preserve"> dátam. Pre trénerov </w:t>
+      </w:r>
+      <w:r>
+        <w:rPr>
+          <w:noProof/>
+        </w:rPr>
+        <w:t>a </w:t>
+      </w:r>
+      <w:r>
+        <w:rPr>
+          <w:noProof/>
+        </w:rPr>
+        <w:t xml:space="preserve"> inštruktorov aplikácia poskytuje nástroje na efektívne plánovanie hodín </w:t>
+      </w:r>
+      <w:r>
+        <w:rPr>
+          <w:noProof/>
+        </w:rPr>
+        <w:t>a </w:t>
+      </w:r>
+      <w:r>
+        <w:rPr>
+          <w:noProof/>
+        </w:rPr>
+        <w:t xml:space="preserve"> správu dostupnosti. Tréneri môžu jednoducho vidieť dostupnosť svojich študentov </w:t>
+      </w:r>
+      <w:r>
+        <w:rPr>
+          <w:noProof/>
+        </w:rPr>
+        <w:t>a </w:t>
+      </w:r>
+      <w:r>
+        <w:rPr>
+          <w:noProof/>
+        </w:rPr>
+        <w:t xml:space="preserve"> párov, čo im umožňuje lepšie plánovať hodiny. Aplikácia tiež poskytuje prehľad </w:t>
+      </w:r>
+      <w:r>
+        <w:rPr>
+          <w:noProof/>
+        </w:rPr>
+        <w:t>o </w:t>
+      </w:r>
+      <w:r>
+        <w:rPr>
+          <w:noProof/>
+        </w:rPr>
+        <w:t xml:space="preserve"> všetkých pároch </w:t>
+      </w:r>
+      <w:r>
+        <w:rPr>
+          <w:noProof/>
+        </w:rPr>
+        <w:t>a </w:t>
+      </w:r>
+      <w:r>
+        <w:rPr>
+          <w:noProof/>
+        </w:rPr>
+        <w:t xml:space="preserve"> ich pokroku, čo pomáha trénerom </w:t>
       </w:r>
       <w:r>
         <w:rPr>
           <w:noProof/>
         </w:rPr>
         <w:lastRenderedPageBreak/>
-        <w:t>lepšie organizovať svoju prácu. Pre študentov a tanečníkov aplikácia poskytuje jednoduchý prístup k rozvrhom a informáciám o hodinách. Študenti môžu vidieť svoje nadchádzajúce hodiny, upravovať svoju dostupnosť a komunikovať s trénermi a ostatnými členmi klubu. Aplikácia tiež zjednodušuje proces párovania s inými študentmi, čo je dôležité pre tanečné kluby s párovými tancami. Pre administrátorov aplikácia poskytuje nástroje na správu celého klubu, vrátane správy používateľov, párov a rozvrhov. Administrátori môžu vytvárať a upravovať rozvrhy, spravovať členstvo a monitorovať aktivitu v klube. Aplikácia tiež poskytuje prehľad o využití zdrojov a efektivite rozvrhov, čo pomáha administrátorom lepšie rozhodovať. Kvantifikovateľné výhody aplikácie zahŕňajú zníženie času potrebného na vytvorenie rozvrhu o približne 70-80% v porovnaní s manuálnym procesom, zníženie počtu konfliktov v rozvrhoch o približne 90% vďaka automatickému algoritmu, zlepšenie využitia času trénerov a študentov o približne 15-20% vďaka optimalizácii rozvrhov, a zníženie administratívnej záťaže o približne 50-60% vďaka automatizácii procesov.</w:t>
+        <w:t xml:space="preserve">lepšie organizovať svoju prácu. Pre študentov </w:t>
+      </w:r>
+      <w:r>
+        <w:rPr>
+          <w:noProof/>
+        </w:rPr>
+        <w:t>a </w:t>
+      </w:r>
+      <w:r>
+        <w:rPr>
+          <w:noProof/>
+        </w:rPr>
+        <w:t xml:space="preserve"> tanečníkov aplikácia poskytuje jednoduchý prístup </w:t>
+      </w:r>
+      <w:r>
+        <w:rPr>
+          <w:noProof/>
+        </w:rPr>
+        <w:t>k </w:t>
+      </w:r>
+      <w:r>
+        <w:rPr>
+          <w:noProof/>
+        </w:rPr>
+        <w:t xml:space="preserve"> rozvrhom </w:t>
+      </w:r>
+      <w:r>
+        <w:rPr>
+          <w:noProof/>
+        </w:rPr>
+        <w:t>a </w:t>
+      </w:r>
+      <w:r>
+        <w:rPr>
+          <w:noProof/>
+        </w:rPr>
+        <w:t xml:space="preserve"> informáciám </w:t>
+      </w:r>
+      <w:r>
+        <w:rPr>
+          <w:noProof/>
+        </w:rPr>
+        <w:t>o </w:t>
+      </w:r>
+      <w:r>
+        <w:rPr>
+          <w:noProof/>
+        </w:rPr>
+        <w:t xml:space="preserve"> hodinách. Študenti môžu vidieť svoje nadchádzajúce hodiny, upravovať svoju dostupnosť </w:t>
+      </w:r>
+      <w:r>
+        <w:rPr>
+          <w:noProof/>
+        </w:rPr>
+        <w:t>a </w:t>
+      </w:r>
+      <w:r>
+        <w:rPr>
+          <w:noProof/>
+        </w:rPr>
+        <w:t xml:space="preserve"> komunikovať </w:t>
+      </w:r>
+      <w:r>
+        <w:rPr>
+          <w:noProof/>
+        </w:rPr>
+        <w:t>s </w:t>
+      </w:r>
+      <w:r>
+        <w:rPr>
+          <w:noProof/>
+        </w:rPr>
+        <w:t xml:space="preserve"> trénermi </w:t>
+      </w:r>
+      <w:r>
+        <w:rPr>
+          <w:noProof/>
+        </w:rPr>
+        <w:t>a </w:t>
+      </w:r>
+      <w:r>
+        <w:rPr>
+          <w:noProof/>
+        </w:rPr>
+        <w:t xml:space="preserve"> ostatnými členmi klubu. Aplikácia tiež zjednodušuje proces párovania </w:t>
+      </w:r>
+      <w:r>
+        <w:rPr>
+          <w:noProof/>
+        </w:rPr>
+        <w:t>s </w:t>
+      </w:r>
+      <w:r>
+        <w:rPr>
+          <w:noProof/>
+        </w:rPr>
+        <w:t xml:space="preserve"> inými študentmi, čo je dôležité pre tanečné kluby </w:t>
+      </w:r>
+      <w:r>
+        <w:rPr>
+          <w:noProof/>
+        </w:rPr>
+        <w:t>s </w:t>
+      </w:r>
+      <w:r>
+        <w:rPr>
+          <w:noProof/>
+        </w:rPr>
+        <w:t xml:space="preserve"> párovými tancami. Pre administrátorov aplikácia poskytuje nástroje na správu celého klubu, vrátane správy používateľov, párov </w:t>
+      </w:r>
+      <w:r>
+        <w:rPr>
+          <w:noProof/>
+        </w:rPr>
+        <w:t>a </w:t>
+      </w:r>
+      <w:r>
+        <w:rPr>
+          <w:noProof/>
+        </w:rPr>
+        <w:t xml:space="preserve"> rozvrhov. Administrátori môžu vytvárať </w:t>
+      </w:r>
+      <w:r>
+        <w:rPr>
+          <w:noProof/>
+        </w:rPr>
+        <w:t>a </w:t>
+      </w:r>
+      <w:r>
+        <w:rPr>
+          <w:noProof/>
+        </w:rPr>
+        <w:t xml:space="preserve"> upravovať rozvrhy, spravovať členstvo </w:t>
+      </w:r>
+      <w:r>
+        <w:rPr>
+          <w:noProof/>
+        </w:rPr>
+        <w:t>a </w:t>
+      </w:r>
+      <w:r>
+        <w:rPr>
+          <w:noProof/>
+        </w:rPr>
+        <w:t xml:space="preserve"> monitorovať aktivitu </w:t>
+      </w:r>
+      <w:r>
+        <w:rPr>
+          <w:noProof/>
+        </w:rPr>
+        <w:t>v </w:t>
+      </w:r>
+      <w:r>
+        <w:rPr>
+          <w:noProof/>
+        </w:rPr>
+        <w:t xml:space="preserve"> klube. Aplikácia tiež poskytuje prehľad </w:t>
+      </w:r>
+      <w:r>
+        <w:rPr>
+          <w:noProof/>
+        </w:rPr>
+        <w:t>o </w:t>
+      </w:r>
+      <w:r>
+        <w:rPr>
+          <w:noProof/>
+        </w:rPr>
+        <w:t xml:space="preserve"> využití zdrojov </w:t>
+      </w:r>
+      <w:r>
+        <w:rPr>
+          <w:noProof/>
+        </w:rPr>
+        <w:t>a </w:t>
+      </w:r>
+      <w:r>
+        <w:rPr>
+          <w:noProof/>
+        </w:rPr>
+        <w:t xml:space="preserve"> efektivite rozvrhov, čo pomáha administrátorom lepšie rozhodovať. Kvantifikovateľné výhody aplikácie zahŕňajú zníženie času potrebného na vytvorenie rozvrhu </w:t>
+      </w:r>
+      <w:r>
+        <w:rPr>
+          <w:noProof/>
+        </w:rPr>
+        <w:t>o </w:t>
+      </w:r>
+      <w:r>
+        <w:rPr>
+          <w:noProof/>
+        </w:rPr>
+        <w:t xml:space="preserve"> približne 70-80% </w:t>
+      </w:r>
+      <w:r>
+        <w:rPr>
+          <w:noProof/>
+        </w:rPr>
+        <w:t>v </w:t>
+      </w:r>
+      <w:r>
+        <w:rPr>
+          <w:noProof/>
+        </w:rPr>
+        <w:t xml:space="preserve"> porovnaní </w:t>
+      </w:r>
+      <w:r>
+        <w:rPr>
+          <w:noProof/>
+        </w:rPr>
+        <w:t>s </w:t>
+      </w:r>
+      <w:r>
+        <w:rPr>
+          <w:noProof/>
+        </w:rPr>
+        <w:t xml:space="preserve"> manuálnym procesom, zníženie počtu konfliktov </w:t>
+      </w:r>
+      <w:r>
+        <w:rPr>
+          <w:noProof/>
+        </w:rPr>
+        <w:t>v </w:t>
+      </w:r>
+      <w:r>
+        <w:rPr>
+          <w:noProof/>
+        </w:rPr>
+        <w:t xml:space="preserve"> rozvrhoch </w:t>
+      </w:r>
+      <w:r>
+        <w:rPr>
+          <w:noProof/>
+        </w:rPr>
+        <w:t>o </w:t>
+      </w:r>
+      <w:r>
+        <w:rPr>
+          <w:noProof/>
+        </w:rPr>
+        <w:t xml:space="preserve"> približne 90% vďaka automatickému algoritmu, zlepšenie využitia času trénerov </w:t>
+      </w:r>
+      <w:r>
+        <w:rPr>
+          <w:noProof/>
+        </w:rPr>
+        <w:t>a </w:t>
+      </w:r>
+      <w:r>
+        <w:rPr>
+          <w:noProof/>
+        </w:rPr>
+        <w:t xml:space="preserve"> študentov </w:t>
+      </w:r>
+      <w:r>
+        <w:rPr>
+          <w:noProof/>
+        </w:rPr>
+        <w:t>o </w:t>
+      </w:r>
+      <w:r>
+        <w:rPr>
+          <w:noProof/>
+        </w:rPr>
+        <w:t xml:space="preserve"> približne 15-20% vďaka optimalizácii rozvrhov, </w:t>
+      </w:r>
+      <w:r>
+        <w:rPr>
+          <w:noProof/>
+        </w:rPr>
+        <w:t>a </w:t>
+      </w:r>
+      <w:r>
+        <w:rPr>
+          <w:noProof/>
+        </w:rPr>
+        <w:t xml:space="preserve"> zníženie administratívnej záťaže </w:t>
+      </w:r>
+      <w:r>
+        <w:rPr>
+          <w:noProof/>
+        </w:rPr>
+        <w:t>o </w:t>
+      </w:r>
+      <w:r>
+        <w:rPr>
+          <w:noProof/>
+        </w:rPr>
+        <w:t xml:space="preserve"> približne 50-60% vďaka automatizácii procesov.</w:t>
       </w:r>
       <w:r>
         <w:rPr>
@@ -5537,16 +9763,93 @@
         <w:rPr>
           <w:noProof/>
         </w:rPr>
-        <w:t>Pred samotnou implementáciou aplikácie DanceHub bol vytvorený návrh používateľského rozhrania s dôrazom na prehľadnosť a jednoduché používanie pre rôzne typy používateľov (administrátor, tréner, tanečný pár). Na základe požiadaviek zo zadania a analýzy existujúcich riešení boli najskôr pripravené </w:t>
-      </w:r>
-      <w:r>
-        <w:t>wireframy hlavných obrazoviek</w:t>
-      </w:r>
-      <w:r>
-        <w:rPr>
-          <w:noProof/>
-        </w:rPr>
-        <w:t> (prihlasovanie, registrácia, dashboard, správa párov, rozvrh). Tie slúžili na overenie rozmiestnenia prvkov, navigácie a toku používateľa aplikáciou. Následne boli wireframy rozpracované do </w:t>
+        <w:t xml:space="preserve">Pred samotnou implementáciou aplikácie DanceHub bol vytvorený návrh používateľského rozhrania </w:t>
+      </w:r>
+      <w:r>
+        <w:rPr>
+          <w:noProof/>
+        </w:rPr>
+        <w:t>s</w:t>
+      </w:r>
+      <w:r>
+        <w:rPr>
+          <w:noProof/>
+        </w:rPr>
+        <w:t> </w:t>
+      </w:r>
+      <w:r>
+        <w:rPr>
+          <w:noProof/>
+        </w:rPr>
+        <w:t xml:space="preserve"> dôrazom na prehľadnosť </w:t>
+      </w:r>
+      <w:r>
+        <w:rPr>
+          <w:noProof/>
+        </w:rPr>
+        <w:t>a</w:t>
+      </w:r>
+      <w:r>
+        <w:rPr>
+          <w:noProof/>
+        </w:rPr>
+        <w:t> </w:t>
+      </w:r>
+      <w:r>
+        <w:rPr>
+          <w:noProof/>
+        </w:rPr>
+        <w:t> jednoduché používanie pre rôzne typy používateľov (administrátor, tréner, tanečný pár). Na základe požiadaviek zo zadania </w:t>
+      </w:r>
+      <w:r>
+        <w:rPr>
+          <w:noProof/>
+        </w:rPr>
+        <w:t>a</w:t>
+      </w:r>
+      <w:r>
+        <w:rPr>
+          <w:noProof/>
+        </w:rPr>
+        <w:t> </w:t>
+      </w:r>
+      <w:r>
+        <w:rPr>
+          <w:noProof/>
+        </w:rPr>
+        <w:t> analýzy existujúcich riešení boli najskôr pripravené </w:t>
+      </w:r>
+      <w:proofErr w:type="spellStart"/>
+      <w:r>
+        <w:t>wireframy</w:t>
+      </w:r>
+      <w:proofErr w:type="spellEnd"/>
+      <w:r>
+        <w:t> hlavných obrazoviek</w:t>
+      </w:r>
+      <w:r>
+        <w:rPr>
+          <w:noProof/>
+        </w:rPr>
+        <w:t xml:space="preserve"> (prihlasovanie, registrácia, dashboard, správa párov, rozvrh). Tie slúžili na overenie rozmiestnenia prvkov, navigácie </w:t>
+      </w:r>
+      <w:r>
+        <w:rPr>
+          <w:noProof/>
+        </w:rPr>
+        <w:t>a</w:t>
+      </w:r>
+      <w:r>
+        <w:rPr>
+          <w:noProof/>
+        </w:rPr>
+        <w:t> </w:t>
+      </w:r>
+      <w:r>
+        <w:rPr>
+          <w:noProof/>
+        </w:rPr>
+        <w:t xml:space="preserve"> toku používateľa aplikáciou. Následne boli wireframy rozpracované do </w:t>
       </w:r>
       <w:r>
         <w:t>vizuálnych návrhov</w:t>
@@ -5555,7 +9858,79 @@
         <w:rPr>
           <w:noProof/>
         </w:rPr>
-        <w:t> s použitím farebnej palety a typografie, ktoré podporujú tanečný charakter aplikácie, ale zároveň zachovávajú čitateľnosť a konzistentnosť. Pri návrhu boli uplatnené základné princípy UX (jednoznačná navigácia, minimalizácia krokov pri bežných úlohách, zrozumiteľné chybové hlášky), čo uľahčilo neskoršiu implementáciu komponentov v prostredí React/Next.js.</w:t>
+        <w:t> </w:t>
+      </w:r>
+      <w:r>
+        <w:rPr>
+          <w:noProof/>
+        </w:rPr>
+        <w:t>s</w:t>
+      </w:r>
+      <w:r>
+        <w:rPr>
+          <w:noProof/>
+        </w:rPr>
+        <w:t> </w:t>
+      </w:r>
+      <w:r>
+        <w:rPr>
+          <w:noProof/>
+        </w:rPr>
+        <w:t xml:space="preserve"> použitím farebnej palety </w:t>
+      </w:r>
+      <w:r>
+        <w:rPr>
+          <w:noProof/>
+        </w:rPr>
+        <w:t>a</w:t>
+      </w:r>
+      <w:r>
+        <w:rPr>
+          <w:noProof/>
+        </w:rPr>
+        <w:t> </w:t>
+      </w:r>
+      <w:r>
+        <w:rPr>
+          <w:noProof/>
+        </w:rPr>
+        <w:t xml:space="preserve"> typografie, ktoré podporujú tanečný charakter aplikácie, ale zároveň zachovávajú čitateľnosť </w:t>
+      </w:r>
+      <w:r>
+        <w:rPr>
+          <w:noProof/>
+        </w:rPr>
+        <w:t>a</w:t>
+      </w:r>
+      <w:r>
+        <w:rPr>
+          <w:noProof/>
+        </w:rPr>
+        <w:t> </w:t>
+      </w:r>
+      <w:r>
+        <w:rPr>
+          <w:noProof/>
+        </w:rPr>
+        <w:t xml:space="preserve"> konzistentnosť. Pri návrhu boli uplatnené základné princípy UX (jednoznačná navigácia, minimalizácia krokov pri bežných úlohách, zrozumiteľné chybové hlášky), čo uľahčilo neskoršiu implementáciu komponentov </w:t>
+      </w:r>
+      <w:r>
+        <w:rPr>
+          <w:noProof/>
+        </w:rPr>
+        <w:t>v</w:t>
+      </w:r>
+      <w:r>
+        <w:rPr>
+          <w:noProof/>
+        </w:rPr>
+        <w:t> </w:t>
+      </w:r>
+      <w:r>
+        <w:rPr>
+          <w:noProof/>
+        </w:rPr>
+        <w:t xml:space="preserve"> prostredí React/Next.js.</w:t>
       </w:r>
     </w:p>
     <w:p>
@@ -5570,7 +9945,55 @@
         <w:rPr>
           <w:noProof/>
         </w:rPr>
-        <w:t>Autentifikácia je implementovaná pomocou dvoch hlavných stránok: Login a Register. Login stránka (`src/app/auth/login/page.tsx`) obsahuje formulár pre prihlásenie s validáciou e-mailu a hesla. Po úspešnom prihlásení sa vytvorí JWT token, ktorý sa uloží do HTTP cookie, a používateľ je presmerovaný na dashboard alebo onboarding proces.</w:t>
+        <w:t xml:space="preserve">Autentifikácia je implementovaná pomocou dvoch hlavných stránok: Login </w:t>
+      </w:r>
+      <w:r>
+        <w:rPr>
+          <w:noProof/>
+        </w:rPr>
+        <w:t>a </w:t>
+      </w:r>
+      <w:r>
+        <w:rPr>
+          <w:noProof/>
+        </w:rPr>
+        <w:t xml:space="preserve"> Register. Login stránka (`src/app/auth/login/page.tsx`) obsahuje formulár pre prihlásenie </w:t>
+      </w:r>
+      <w:r>
+        <w:rPr>
+          <w:noProof/>
+        </w:rPr>
+        <w:t>s </w:t>
+      </w:r>
+      <w:r>
+        <w:rPr>
+          <w:noProof/>
+        </w:rPr>
+        <w:t xml:space="preserve"> validáciou e-mailu </w:t>
+      </w:r>
+      <w:r>
+        <w:rPr>
+          <w:noProof/>
+        </w:rPr>
+        <w:t>a </w:t>
+      </w:r>
+      <w:r>
+        <w:rPr>
+          <w:noProof/>
+        </w:rPr>
+        <w:t xml:space="preserve"> hesla. Po úspešnom prihlásení sa vytvorí JWT token, ktorý sa uloží do HTTP cookie, </w:t>
+      </w:r>
+      <w:r>
+        <w:rPr>
+          <w:noProof/>
+        </w:rPr>
+        <w:t>a </w:t>
+      </w:r>
+      <w:r>
+        <w:rPr>
+          <w:noProof/>
+        </w:rPr>
+        <w:t xml:space="preserve"> používateľ je presmerovaný na dashboard alebo onboarding proces.</w:t>
       </w:r>
       <w:r>
         <w:rPr>
@@ -5591,7 +10014,31 @@
         <w:rPr>
           <w:noProof/>
         </w:rPr>
-        <w:t>Register stránka (`src/app/auth/register/page.tsx`) umožňuje novým používateľom vytvoriť účet. Formulár obsahuje validáciu pre všetky povinné polia a kontrolu, či e-mail už nie je registrovaný. Po úspešnej registrácii sa používateľ automaticky prihlási a je presmerovaný na onboarding proces.</w:t>
+        <w:t xml:space="preserve">Register stránka (`src/app/auth/register/page.tsx`) umožňuje novým používateľom vytvoriť účet. Formulár obsahuje validáciu pre všetky povinné polia </w:t>
+      </w:r>
+      <w:r>
+        <w:rPr>
+          <w:noProof/>
+        </w:rPr>
+        <w:t>a </w:t>
+      </w:r>
+      <w:r>
+        <w:rPr>
+          <w:noProof/>
+        </w:rPr>
+        <w:t xml:space="preserve"> kontrolu, či e-mail už nie je registrovaný. Po úspešnej registrácii sa používateľ automaticky prihlási </w:t>
+      </w:r>
+      <w:r>
+        <w:rPr>
+          <w:noProof/>
+        </w:rPr>
+        <w:t>a </w:t>
+      </w:r>
+      <w:r>
+        <w:rPr>
+          <w:noProof/>
+        </w:rPr>
+        <w:t xml:space="preserve"> je presmerovaný na onboarding proces.</w:t>
       </w:r>
       <w:r>
         <w:rPr>
@@ -5612,7 +10059,19 @@
         <w:rPr>
           <w:noProof/>
         </w:rPr>
-        <w:t>Dashboard (`src/app/dashboard/page.tsx`) poskytuje hlavný prehľad aplikácie s informáciami špecifickými pre rolu používateľa</w:t>
+        <w:t xml:space="preserve">Dashboard (`src/app/dashboard/page.tsx`) poskytuje hlavný prehľad aplikácie </w:t>
+      </w:r>
+      <w:r>
+        <w:rPr>
+          <w:noProof/>
+        </w:rPr>
+        <w:t>s </w:t>
+      </w:r>
+      <w:r>
+        <w:rPr>
+          <w:noProof/>
+        </w:rPr>
+        <w:t xml:space="preserve"> informáciami špecifickými pre rolu používateľa</w:t>
       </w:r>
       <w:r>
         <w:rPr>
@@ -5766,9 +10225,17 @@
               <w:rPr>
                 <w:rFonts w:ascii="Times New Roman" w:hAnsi="Times New Roman" w:cs="Times New Roman"/>
               </w:rPr>
-              <w:t>, Ukážka dashboardu</w:t>
+              <w:t xml:space="preserve">, Ukážka </w:t>
+            </w:r>
+            <w:proofErr w:type="spellStart"/>
+            <w:r>
+              <w:rPr>
+                <w:rFonts w:ascii="Times New Roman" w:hAnsi="Times New Roman" w:cs="Times New Roman"/>
+              </w:rPr>
+              <w:t>dashboardu</w:t>
             </w:r>
             <w:bookmarkEnd w:id="17"/>
+            <w:proofErr w:type="spellEnd"/>
           </w:p>
         </w:tc>
       </w:tr>
@@ -5785,7 +10252,43 @@
         <w:rPr>
           <w:noProof/>
         </w:rPr>
-        <w:t>Dashboard využíva React Context API na získanie informácií o aktuálne prihlásenom používateľovi a zobrazuje relevantné informácie a navigáciu podľa roly</w:t>
+        <w:t xml:space="preserve">Dashboard využíva React Context API na získanie informácií </w:t>
+      </w:r>
+      <w:r>
+        <w:rPr>
+          <w:noProof/>
+        </w:rPr>
+        <w:t>o </w:t>
+      </w:r>
+      <w:r>
+        <w:rPr>
+          <w:noProof/>
+        </w:rPr>
+        <w:t xml:space="preserve"> aktuálne prihlásenom používateľovi </w:t>
+      </w:r>
+      <w:r>
+        <w:rPr>
+          <w:noProof/>
+        </w:rPr>
+        <w:t>a </w:t>
+      </w:r>
+      <w:r>
+        <w:rPr>
+          <w:noProof/>
+        </w:rPr>
+        <w:t xml:space="preserve"> zobrazuje relevantné informácie </w:t>
+      </w:r>
+      <w:r>
+        <w:rPr>
+          <w:noProof/>
+        </w:rPr>
+        <w:t>a </w:t>
+      </w:r>
+      <w:r>
+        <w:rPr>
+          <w:noProof/>
+        </w:rPr>
+        <w:t xml:space="preserve"> navigáciu podľa roly</w:t>
       </w:r>
       <w:r>
         <w:rPr>
@@ -5806,7 +10309,55 @@
         <w:rPr>
           <w:noProof/>
         </w:rPr>
-        <w:t>Správa rozvrhov (`src/app/dashboard/timetables/page.tsx`) poskytuje komplexné rozhranie pre vytváranie, úpravu a zobrazenie rozvrhov. Komponent obsahuje editor rozvrhov s možnosťou manuálnej úpravy hodín, algoritmus pre automatické generovanie rozvrhov a zobrazenie rozvrhov v tabuľkovom alebo kalendárovom formáte.</w:t>
+        <w:t xml:space="preserve">Správa rozvrhov (`src/app/dashboard/timetables/page.tsx`) poskytuje komplexné rozhranie pre vytváranie, úpravu </w:t>
+      </w:r>
+      <w:r>
+        <w:rPr>
+          <w:noProof/>
+        </w:rPr>
+        <w:t>a </w:t>
+      </w:r>
+      <w:r>
+        <w:rPr>
+          <w:noProof/>
+        </w:rPr>
+        <w:t xml:space="preserve"> zobrazenie rozvrhov. Komponent obsahuje editor rozvrhov </w:t>
+      </w:r>
+      <w:r>
+        <w:rPr>
+          <w:noProof/>
+        </w:rPr>
+        <w:t>s </w:t>
+      </w:r>
+      <w:r>
+        <w:rPr>
+          <w:noProof/>
+        </w:rPr>
+        <w:t xml:space="preserve"> možnosťou manuálnej úpravy hodín, algoritmus pre automatické generovanie rozvrhov </w:t>
+      </w:r>
+      <w:r>
+        <w:rPr>
+          <w:noProof/>
+        </w:rPr>
+        <w:t>a </w:t>
+      </w:r>
+      <w:r>
+        <w:rPr>
+          <w:noProof/>
+        </w:rPr>
+        <w:t xml:space="preserve"> zobrazenie rozvrhov </w:t>
+      </w:r>
+      <w:r>
+        <w:rPr>
+          <w:noProof/>
+        </w:rPr>
+        <w:t>v </w:t>
+      </w:r>
+      <w:r>
+        <w:rPr>
+          <w:noProof/>
+        </w:rPr>
+        <w:t xml:space="preserve"> tabuľkovom alebo kalendárovom formáte.</w:t>
       </w:r>
       <w:r>
         <w:rPr>
@@ -5827,7 +10378,19 @@
         <w:rPr>
           <w:noProof/>
         </w:rPr>
-        <w:t>Správa párov (`src/app/dashboard/couples/page.tsx`) umožňuje trénerom a administrátorom spravovať páry tanečníkov</w:t>
+        <w:t xml:space="preserve">Správa párov (`src/app/dashboard/couples/page.tsx`) umožňuje trénerom </w:t>
+      </w:r>
+      <w:r>
+        <w:rPr>
+          <w:noProof/>
+        </w:rPr>
+        <w:t>a </w:t>
+      </w:r>
+      <w:r>
+        <w:rPr>
+          <w:noProof/>
+        </w:rPr>
+        <w:t xml:space="preserve"> administrátorom spravovať páry tanečníkov</w:t>
       </w:r>
       <w:r>
         <w:rPr>
@@ -6002,7 +10565,31 @@
         <w:rPr>
           <w:noProof/>
         </w:rPr>
-        <w:t>Komponent poskytuje možnosť vytvárania nových párov, úpravy existujúcich párov, priradenia párov do skupín a filtrovania párov podľa rôznych kritérií. Komponent tiež zobrazuje dostupnosť párov a umožňuje priradenie preferovaného trénera.</w:t>
+        <w:t xml:space="preserve">Komponent poskytuje možnosť vytvárania nových párov, úpravy existujúcich párov, priradenia párov do skupín </w:t>
+      </w:r>
+      <w:r>
+        <w:rPr>
+          <w:noProof/>
+        </w:rPr>
+        <w:t>a </w:t>
+      </w:r>
+      <w:r>
+        <w:rPr>
+          <w:noProof/>
+        </w:rPr>
+        <w:t xml:space="preserve"> filtrovania párov podľa rôznych kritérií. Komponent tiež zobrazuje dostupnosť párov </w:t>
+      </w:r>
+      <w:r>
+        <w:rPr>
+          <w:noProof/>
+        </w:rPr>
+        <w:t>a </w:t>
+      </w:r>
+      <w:r>
+        <w:rPr>
+          <w:noProof/>
+        </w:rPr>
+        <w:t xml:space="preserve"> umožňuje priradenie preferovaného trénera.</w:t>
       </w:r>
     </w:p>
     <w:p>
@@ -6017,13 +10604,37 @@
         <w:rPr>
           <w:noProof/>
         </w:rPr>
-        <w:t>Profil používateľa (`src/app/dashboard/profile/page.tsx`) umožňuje používateľom upravovať svoje osobné informácie, vrátane mena, e-mailu, telefónneho čísla a dostupnosti.</w:t>
-      </w:r>
-      <w:r>
-        <w:rPr>
-          <w:noProof/>
-        </w:rPr>
-        <w:t xml:space="preserve"> V daľšom obrázku</w:t>
+        <w:t xml:space="preserve">Profil používateľa (`src/app/dashboard/profile/page.tsx`) umožňuje používateľom upravovať svoje osobné informácie, vrátane mena, e-mailu, telefónneho čísla </w:t>
+      </w:r>
+      <w:r>
+        <w:rPr>
+          <w:noProof/>
+        </w:rPr>
+        <w:t>a </w:t>
+      </w:r>
+      <w:r>
+        <w:rPr>
+          <w:noProof/>
+        </w:rPr>
+        <w:t xml:space="preserve"> dostupnosti.</w:t>
+      </w:r>
+      <w:r>
+        <w:rPr>
+          <w:noProof/>
+        </w:rPr>
+        <w:t xml:space="preserve"> </w:t>
+      </w:r>
+      <w:r>
+        <w:rPr>
+          <w:noProof/>
+        </w:rPr>
+        <w:t>V </w:t>
+      </w:r>
+      <w:r>
+        <w:rPr>
+          <w:noProof/>
+        </w:rPr>
+        <w:t> daľšom obrázku</w:t>
       </w:r>
       <w:r>
         <w:rPr>
@@ -6041,7 +10652,43 @@
         <w:rPr>
           <w:noProof/>
         </w:rPr>
-        <w:t xml:space="preserve"> Komponent obsahuje formuláre s validáciou a poskytuje spätnú väzbu používateľovi o úspešnosti operácií.</w:t>
+        <w:t xml:space="preserve"> Komponent obsahuje formuláre </w:t>
+      </w:r>
+      <w:r>
+        <w:rPr>
+          <w:noProof/>
+        </w:rPr>
+        <w:t>s </w:t>
+      </w:r>
+      <w:r>
+        <w:rPr>
+          <w:noProof/>
+        </w:rPr>
+        <w:t xml:space="preserve"> validáciou </w:t>
+      </w:r>
+      <w:r>
+        <w:rPr>
+          <w:noProof/>
+        </w:rPr>
+        <w:t>a </w:t>
+      </w:r>
+      <w:r>
+        <w:rPr>
+          <w:noProof/>
+        </w:rPr>
+        <w:t xml:space="preserve"> poskytuje spätnú väzbu používateľovi </w:t>
+      </w:r>
+      <w:r>
+        <w:rPr>
+          <w:noProof/>
+        </w:rPr>
+        <w:t>o </w:t>
+      </w:r>
+      <w:r>
+        <w:rPr>
+          <w:noProof/>
+        </w:rPr>
+        <w:t xml:space="preserve"> úspešnosti operácií.</w:t>
       </w:r>
     </w:p>
     <w:tbl>
@@ -6186,112 +10833,23 @@
           <w:bCs/>
           <w:noProof/>
         </w:rPr>
-        <w:t>State management a context API</w:t>
-      </w:r>
-    </w:p>
-    <w:p>
-      <w:pPr>
-        <w:pStyle w:val="text"/>
-        <w:rPr>
-          <w:noProof/>
-        </w:rPr>
-      </w:pPr>
-      <w:r>
-        <w:rPr>
-          <w:noProof/>
-        </w:rPr>
-        <w:lastRenderedPageBreak/>
-        <w:t xml:space="preserve">State management v aplikácii využíva React Context API pre globálny stav aplikácie. Hlavné contexty zahŕňajú AuthContext pre správu autentifikácie a používateľských dát, LoadingContext pre správu stavu načítavania a OnboardingContext pre správu procesu onboarding </w:t>
-      </w:r>
-      <w:r>
-        <w:rPr>
-          <w:noProof/>
-        </w:rPr>
-        <w:t>[36]</w:t>
-      </w:r>
-      <w:r>
-        <w:rPr>
-          <w:noProof/>
-        </w:rPr>
-        <w:t>.</w:t>
-      </w:r>
-      <w:r>
-        <w:rPr>
-          <w:noProof/>
-        </w:rPr>
-        <w:t xml:space="preserve"> </w:t>
-      </w:r>
-    </w:p>
-    <w:p>
-      <w:pPr>
-        <w:pStyle w:val="text"/>
-        <w:rPr>
-          <w:noProof/>
-        </w:rPr>
-      </w:pPr>
-      <w:r>
-        <w:rPr>
-          <w:noProof/>
-        </w:rPr>
-        <w:t>AuthContext (`src/context/AuthContext.tsx`) poskytuje globálny prístup k informáciám o prihlásenom používateľovi a funkcie pre prihlásenie, odhlásenie a obnovenie používateľských dát. Context využíva localStorage pre ukladanie používateľských dát na klientskej strane a automaticky synchronizuje dáta so serverom.</w:t>
-      </w:r>
-      <w:r>
-        <w:rPr>
-          <w:noProof/>
-        </w:rPr>
-        <w:t xml:space="preserve"> </w:t>
-      </w:r>
-    </w:p>
-    <w:p>
-      <w:pPr>
-        <w:pStyle w:val="text"/>
-        <w:rPr>
-          <w:noProof/>
-        </w:rPr>
-      </w:pPr>
-      <w:r>
-        <w:rPr>
-          <w:noProof/>
-        </w:rPr>
-        <w:t>LoadingContext poskytuje globálny stav načítavania, ktorý môže byť použitý v rôznych komponentoch na zobrazenie indikátora načítavania. Tento prístup zjednodušuje správu stavu načítavania v celej aplikácii a poskytuje konzistentné používateľské rozhranie.</w:t>
-      </w:r>
-      <w:r>
-        <w:rPr>
-          <w:noProof/>
-        </w:rPr>
-        <w:t xml:space="preserve"> </w:t>
-      </w:r>
-    </w:p>
-    <w:p>
-      <w:pPr>
-        <w:pStyle w:val="text"/>
-        <w:rPr>
-          <w:noProof/>
-        </w:rPr>
-      </w:pPr>
-      <w:r>
-        <w:rPr>
-          <w:noProof/>
-        </w:rPr>
-        <w:t>OnboardingContext spravuje proces onboarding, ktorý pomáha novým používateľom nastaviť svoj účet. Context ukladá medzistav onboarding procesu a umožňuje používateľom pokračovať v procese aj po opätovnom načítaní stránky.</w:t>
-      </w:r>
-    </w:p>
-    <w:p>
-      <w:pPr>
-        <w:pStyle w:val="text"/>
+        <w:t xml:space="preserve">State management </w:t>
+      </w:r>
+      <w:r>
         <w:rPr>
           <w:b/>
           <w:bCs/>
           <w:noProof/>
         </w:rPr>
-      </w:pPr>
+        <w:t>a</w:t>
+      </w:r>
       <w:r>
         <w:rPr>
           <w:b/>
           <w:bCs/>
           <w:noProof/>
         </w:rPr>
-        <w:t>API integrácia</w:t>
+        <w:t> </w:t>
       </w:r>
       <w:r>
         <w:rPr>
@@ -6299,6 +10857,75 @@
           <w:bCs/>
           <w:noProof/>
         </w:rPr>
+        <w:t xml:space="preserve"> context API</w:t>
+      </w:r>
+    </w:p>
+    <w:p>
+      <w:pPr>
+        <w:pStyle w:val="text"/>
+        <w:rPr>
+          <w:noProof/>
+        </w:rPr>
+      </w:pPr>
+      <w:r>
+        <w:rPr>
+          <w:noProof/>
+        </w:rPr>
+        <w:lastRenderedPageBreak/>
+        <w:t xml:space="preserve">State management </w:t>
+      </w:r>
+      <w:r>
+        <w:rPr>
+          <w:noProof/>
+        </w:rPr>
+        <w:t>v </w:t>
+      </w:r>
+      <w:r>
+        <w:rPr>
+          <w:noProof/>
+        </w:rPr>
+        <w:t xml:space="preserve"> aplikácii využíva React Context API pre globálny stav aplikácie. Hlavné contexty zahŕňajú AuthContext pre správu autentifikácie </w:t>
+      </w:r>
+      <w:r>
+        <w:rPr>
+          <w:noProof/>
+        </w:rPr>
+        <w:t>a </w:t>
+      </w:r>
+      <w:r>
+        <w:rPr>
+          <w:noProof/>
+        </w:rPr>
+        <w:t xml:space="preserve"> používateľských dát, LoadingContext pre správu stavu načítavania </w:t>
+      </w:r>
+      <w:r>
+        <w:rPr>
+          <w:noProof/>
+        </w:rPr>
+        <w:t>a </w:t>
+      </w:r>
+      <w:r>
+        <w:rPr>
+          <w:noProof/>
+        </w:rPr>
+        <w:t xml:space="preserve"> OnboardingContext pre správu procesu onboarding </w:t>
+      </w:r>
+      <w:r>
+        <w:rPr>
+          <w:noProof/>
+        </w:rPr>
+        <w:t>[36]</w:t>
+      </w:r>
+      <w:r>
+        <w:rPr>
+          <w:noProof/>
+        </w:rPr>
+        <w:t>.</w:t>
+      </w:r>
+      <w:r>
+        <w:rPr>
+          <w:noProof/>
+        </w:rPr>
         <w:t xml:space="preserve"> </w:t>
       </w:r>
     </w:p>
@@ -6313,7 +10940,231 @@
         <w:rPr>
           <w:noProof/>
         </w:rPr>
-        <w:t xml:space="preserve">API integrácia je implementovaná pomocou axios knižnice, ktorá poskytuje jednoduché rozhranie pre HTTP požiadavky. Všetky API volania sú centralizované a používajú konzistentný formát pre požiadavky a odpovede </w:t>
+        <w:t xml:space="preserve">AuthContext (`src/context/AuthContext.tsx`) poskytuje globálny prístup </w:t>
+      </w:r>
+      <w:r>
+        <w:rPr>
+          <w:noProof/>
+        </w:rPr>
+        <w:t>k </w:t>
+      </w:r>
+      <w:r>
+        <w:rPr>
+          <w:noProof/>
+        </w:rPr>
+        <w:t xml:space="preserve"> informáciám </w:t>
+      </w:r>
+      <w:r>
+        <w:rPr>
+          <w:noProof/>
+        </w:rPr>
+        <w:t>o </w:t>
+      </w:r>
+      <w:r>
+        <w:rPr>
+          <w:noProof/>
+        </w:rPr>
+        <w:t xml:space="preserve"> prihlásenom používateľovi </w:t>
+      </w:r>
+      <w:r>
+        <w:rPr>
+          <w:noProof/>
+        </w:rPr>
+        <w:t>a </w:t>
+      </w:r>
+      <w:r>
+        <w:rPr>
+          <w:noProof/>
+        </w:rPr>
+        <w:t xml:space="preserve"> funkcie pre prihlásenie, odhlásenie </w:t>
+      </w:r>
+      <w:r>
+        <w:rPr>
+          <w:noProof/>
+        </w:rPr>
+        <w:t>a </w:t>
+      </w:r>
+      <w:r>
+        <w:rPr>
+          <w:noProof/>
+        </w:rPr>
+        <w:t xml:space="preserve"> obnovenie používateľských dát. Context využíva localStorage pre ukladanie používateľských dát na klientskej strane </w:t>
+      </w:r>
+      <w:r>
+        <w:rPr>
+          <w:noProof/>
+        </w:rPr>
+        <w:t>a </w:t>
+      </w:r>
+      <w:r>
+        <w:rPr>
+          <w:noProof/>
+        </w:rPr>
+        <w:t xml:space="preserve"> automaticky synchronizuje dáta so serverom.</w:t>
+      </w:r>
+      <w:r>
+        <w:rPr>
+          <w:noProof/>
+        </w:rPr>
+        <w:t xml:space="preserve"> </w:t>
+      </w:r>
+    </w:p>
+    <w:p>
+      <w:pPr>
+        <w:pStyle w:val="text"/>
+        <w:rPr>
+          <w:noProof/>
+        </w:rPr>
+      </w:pPr>
+      <w:r>
+        <w:rPr>
+          <w:noProof/>
+        </w:rPr>
+        <w:t xml:space="preserve">LoadingContext poskytuje globálny stav načítavania, ktorý môže byť použitý </w:t>
+      </w:r>
+      <w:r>
+        <w:rPr>
+          <w:noProof/>
+        </w:rPr>
+        <w:t>v </w:t>
+      </w:r>
+      <w:r>
+        <w:rPr>
+          <w:noProof/>
+        </w:rPr>
+        <w:t xml:space="preserve"> rôznych komponentoch na zobrazenie indikátora načítavania. Tento prístup zjednodušuje správu stavu načítavania </w:t>
+      </w:r>
+      <w:r>
+        <w:rPr>
+          <w:noProof/>
+        </w:rPr>
+        <w:t>v </w:t>
+      </w:r>
+      <w:r>
+        <w:rPr>
+          <w:noProof/>
+        </w:rPr>
+        <w:t xml:space="preserve"> celej aplikácii </w:t>
+      </w:r>
+      <w:r>
+        <w:rPr>
+          <w:noProof/>
+        </w:rPr>
+        <w:t>a </w:t>
+      </w:r>
+      <w:r>
+        <w:rPr>
+          <w:noProof/>
+        </w:rPr>
+        <w:t xml:space="preserve"> poskytuje konzistentné používateľské rozhranie.</w:t>
+      </w:r>
+      <w:r>
+        <w:rPr>
+          <w:noProof/>
+        </w:rPr>
+        <w:t xml:space="preserve"> </w:t>
+      </w:r>
+    </w:p>
+    <w:p>
+      <w:pPr>
+        <w:pStyle w:val="text"/>
+        <w:rPr>
+          <w:noProof/>
+        </w:rPr>
+      </w:pPr>
+      <w:r>
+        <w:rPr>
+          <w:noProof/>
+        </w:rPr>
+        <w:t xml:space="preserve">OnboardingContext spravuje proces onboarding, ktorý pomáha novým používateľom nastaviť svoj účet. Context ukladá medzistav onboarding procesu </w:t>
+      </w:r>
+      <w:r>
+        <w:rPr>
+          <w:noProof/>
+        </w:rPr>
+        <w:t>a </w:t>
+      </w:r>
+      <w:r>
+        <w:rPr>
+          <w:noProof/>
+        </w:rPr>
+        <w:t xml:space="preserve"> umožňuje používateľom pokračovať </w:t>
+      </w:r>
+      <w:r>
+        <w:rPr>
+          <w:noProof/>
+        </w:rPr>
+        <w:t>v </w:t>
+      </w:r>
+      <w:r>
+        <w:rPr>
+          <w:noProof/>
+        </w:rPr>
+        <w:t xml:space="preserve"> procese aj po opätovnom načítaní stránky.</w:t>
+      </w:r>
+    </w:p>
+    <w:p>
+      <w:pPr>
+        <w:pStyle w:val="text"/>
+        <w:rPr>
+          <w:b/>
+          <w:bCs/>
+          <w:noProof/>
+        </w:rPr>
+      </w:pPr>
+      <w:r>
+        <w:rPr>
+          <w:b/>
+          <w:bCs/>
+          <w:noProof/>
+        </w:rPr>
+        <w:t>API integrácia</w:t>
+      </w:r>
+      <w:r>
+        <w:rPr>
+          <w:b/>
+          <w:bCs/>
+          <w:noProof/>
+        </w:rPr>
+        <w:t xml:space="preserve"> </w:t>
+      </w:r>
+    </w:p>
+    <w:p>
+      <w:pPr>
+        <w:pStyle w:val="text"/>
+        <w:rPr>
+          <w:noProof/>
+        </w:rPr>
+      </w:pPr>
+      <w:r>
+        <w:rPr>
+          <w:noProof/>
+        </w:rPr>
+        <w:t xml:space="preserve">API integrácia je implementovaná pomocou axios knižnice, ktorá poskytuje jednoduché rozhranie pre HTTP požiadavky. Všetky API volania sú centralizované </w:t>
+      </w:r>
+      <w:r>
+        <w:rPr>
+          <w:noProof/>
+        </w:rPr>
+        <w:t>a </w:t>
+      </w:r>
+      <w:r>
+        <w:rPr>
+          <w:noProof/>
+        </w:rPr>
+        <w:t xml:space="preserve"> používajú konzistentný formát pre požiadavky </w:t>
+      </w:r>
+      <w:r>
+        <w:rPr>
+          <w:noProof/>
+        </w:rPr>
+        <w:t>a </w:t>
+      </w:r>
+      <w:r>
+        <w:rPr>
+          <w:noProof/>
+        </w:rPr>
+        <w:t xml:space="preserve"> odpovede </w:t>
       </w:r>
       <w:r>
         <w:rPr>
@@ -6337,7 +11188,55 @@
         <w:rPr>
           <w:noProof/>
         </w:rPr>
-        <w:t>API volania sú organizované podľa funkcionality, pričom každá sekcia aplikácie má svoje vlastné API volania. Napríklad autentifikačné API volania sú v AuthContext, API volania pre správu párov sú v komponente pre správu párov a API volania pre správu rozvrhov sú v komponente pre správu rozvrhov.</w:t>
+        <w:t xml:space="preserve">API volania sú organizované podľa funkcionality, pričom každá sekcia aplikácie má svoje vlastné API volania. Napríklad autentifikačné API volania sú </w:t>
+      </w:r>
+      <w:r>
+        <w:rPr>
+          <w:noProof/>
+        </w:rPr>
+        <w:t>v </w:t>
+      </w:r>
+      <w:r>
+        <w:rPr>
+          <w:noProof/>
+        </w:rPr>
+        <w:t xml:space="preserve"> AuthContext, API volania pre správu párov sú </w:t>
+      </w:r>
+      <w:r>
+        <w:rPr>
+          <w:noProof/>
+        </w:rPr>
+        <w:t>v </w:t>
+      </w:r>
+      <w:r>
+        <w:rPr>
+          <w:noProof/>
+        </w:rPr>
+        <w:t xml:space="preserve"> komponente pre správu párov </w:t>
+      </w:r>
+      <w:r>
+        <w:rPr>
+          <w:noProof/>
+        </w:rPr>
+        <w:t>a </w:t>
+      </w:r>
+      <w:r>
+        <w:rPr>
+          <w:noProof/>
+        </w:rPr>
+        <w:t xml:space="preserve"> API volania pre správu rozvrhov sú </w:t>
+      </w:r>
+      <w:r>
+        <w:rPr>
+          <w:noProof/>
+        </w:rPr>
+        <w:t>v </w:t>
+      </w:r>
+      <w:r>
+        <w:rPr>
+          <w:noProof/>
+        </w:rPr>
+        <w:t xml:space="preserve"> komponente pre správu rozvrhov.</w:t>
       </w:r>
       <w:r>
         <w:rPr>
@@ -6349,7 +11248,43 @@
         <w:rPr>
           <w:noProof/>
         </w:rPr>
-        <w:t xml:space="preserve">Error handling je implementovaný na úrovni axios interceptors, ktoré automaticky spracúvajú chyby a poskytujú vhodné chybové hlášky používateľovi. Tento prístup zjednodušuje error handling v celej aplikácii a poskytuje konzistentné správanie pri chybách </w:t>
+        <w:t xml:space="preserve">Error handling je implementovaný na úrovni axios interceptors, ktoré automaticky spracúvajú chyby </w:t>
+      </w:r>
+      <w:r>
+        <w:rPr>
+          <w:noProof/>
+        </w:rPr>
+        <w:t>a </w:t>
+      </w:r>
+      <w:r>
+        <w:rPr>
+          <w:noProof/>
+        </w:rPr>
+        <w:t xml:space="preserve"> poskytujú vhodné chybové hlášky používateľovi. Tento prístup zjednodušuje error handling </w:t>
+      </w:r>
+      <w:r>
+        <w:rPr>
+          <w:noProof/>
+        </w:rPr>
+        <w:t>v </w:t>
+      </w:r>
+      <w:r>
+        <w:rPr>
+          <w:noProof/>
+        </w:rPr>
+        <w:t xml:space="preserve"> celej aplikácii </w:t>
+      </w:r>
+      <w:r>
+        <w:rPr>
+          <w:noProof/>
+        </w:rPr>
+        <w:t>a </w:t>
+      </w:r>
+      <w:r>
+        <w:rPr>
+          <w:noProof/>
+        </w:rPr>
+        <w:t xml:space="preserve"> poskytuje konzistentné správanie pri chybách </w:t>
       </w:r>
       <w:r>
         <w:rPr>
@@ -6395,7 +11330,43 @@
         <w:rPr>
           <w:noProof/>
         </w:rPr>
-        <w:t>Algoritmus pre generovanie rozvrhov je implementovaný v súbore `src/app/dashboard/_utils/timetableAlgorithm.ts`. Algoritmus využíva komplexnú logiku na generovanie optimalizovaných rozvrhov, ktoré zohľadňujú dostupnosť trénerov, študentov a párov, preferencie, obmedzenia a pravidlá.</w:t>
+        <w:t xml:space="preserve">Algoritmus pre generovanie rozvrhov je implementovaný </w:t>
+      </w:r>
+      <w:r>
+        <w:rPr>
+          <w:noProof/>
+        </w:rPr>
+        <w:t>v </w:t>
+      </w:r>
+      <w:r>
+        <w:rPr>
+          <w:noProof/>
+        </w:rPr>
+        <w:t xml:space="preserve"> súbore `src/app/dashboard/_utils/timetableAlgorithm.ts`. Algoritmus využíva komplexnú logiku na generovanie optimalizovaných rozvrhov, ktoré zohľadňujú dostupnosť trénerov, študentov </w:t>
+      </w:r>
+      <w:r>
+        <w:rPr>
+          <w:noProof/>
+        </w:rPr>
+        <w:t>a </w:t>
+      </w:r>
+      <w:r>
+        <w:rPr>
+          <w:noProof/>
+        </w:rPr>
+        <w:t xml:space="preserve"> párov, preferencie, obmedzenia </w:t>
+      </w:r>
+      <w:r>
+        <w:rPr>
+          <w:noProof/>
+        </w:rPr>
+        <w:t>a </w:t>
+      </w:r>
+      <w:r>
+        <w:rPr>
+          <w:noProof/>
+        </w:rPr>
+        <w:t xml:space="preserve"> pravidlá.</w:t>
       </w:r>
       <w:r>
         <w:rPr>
@@ -6407,14 +11378,50 @@
         <w:rPr>
           <w:noProof/>
         </w:rPr>
-        <w:t xml:space="preserve">Algoritmus najprv validuje konfiguráciu rozvrhu a následne vytvára všetky možné časové sloty pre daný deň. Algoritmus potom prioritizuje párové hodiny a skupinové hodiny pred individuálnymi </w:t>
+        <w:t xml:space="preserve">Algoritmus najprv validuje konfiguráciu rozvrhu </w:t>
+      </w:r>
+      <w:r>
+        <w:rPr>
+          <w:noProof/>
+        </w:rPr>
+        <w:t>a </w:t>
+      </w:r>
+      <w:r>
+        <w:rPr>
+          <w:noProof/>
+        </w:rPr>
+        <w:t xml:space="preserve"> následne vytvára všetky možné časové sloty pre daný deň. Algoritmus potom prioritizuje párové hodiny </w:t>
+      </w:r>
+      <w:r>
+        <w:rPr>
+          <w:noProof/>
+        </w:rPr>
+        <w:t>a </w:t>
+      </w:r>
+      <w:r>
+        <w:rPr>
+          <w:noProof/>
+        </w:rPr>
+        <w:t xml:space="preserve"> skupinové hodiny pred individuálnymi </w:t>
       </w:r>
       <w:r>
         <w:rPr>
           <w:noProof/>
         </w:rPr>
         <w:lastRenderedPageBreak/>
-        <w:t>hodinami a snaží sa maximalizovať počet uspokojených požiadaviek pri re</w:t>
+        <w:t xml:space="preserve">hodinami </w:t>
+      </w:r>
+      <w:r>
+        <w:rPr>
+          <w:noProof/>
+        </w:rPr>
+        <w:t>a </w:t>
+      </w:r>
+      <w:r>
+        <w:rPr>
+          <w:noProof/>
+        </w:rPr>
+        <w:t xml:space="preserve"> snaží sa maximalizovať počet uspokojených požiadaviek pri re</w:t>
       </w:r>
       <w:r>
         <w:rPr>
@@ -6438,7 +11445,19 @@
         <w:rPr>
           <w:noProof/>
         </w:rPr>
-        <w:t>Správa párov zahŕňa logiku pre výpočet dostupnosti párov na základe dostupnosti oboch partnerov. Keď sa vytvorí alebo upraví pár, systém automaticky vypočíta zjednotenie dostupnosti oboch partnerov a uloží ju do databázy.</w:t>
+        <w:t xml:space="preserve">Správa párov zahŕňa logiku pre výpočet dostupnosti párov na základe dostupnosti oboch partnerov. Keď sa vytvorí alebo upraví pár, systém automaticky vypočíta zjednotenie dostupnosti oboch partnerov </w:t>
+      </w:r>
+      <w:r>
+        <w:rPr>
+          <w:noProof/>
+        </w:rPr>
+        <w:t>a </w:t>
+      </w:r>
+      <w:r>
+        <w:rPr>
+          <w:noProof/>
+        </w:rPr>
+        <w:t xml:space="preserve"> uloží ju do databázy.</w:t>
       </w:r>
       <w:r>
         <w:rPr>
@@ -6450,7 +11469,19 @@
         <w:rPr>
           <w:noProof/>
         </w:rPr>
-        <w:t xml:space="preserve">Validácia dát je implementovaná na viacerých úrovniach. Na úrovni API endpoints sa kontrolujú vstupné dáta pred spracovaním, na úrovni Mongoose modelov sa používajú schémy pre validáciu štruktúry dát a na úrovni business logiky sa kontrolujú obchodné pravidlá </w:t>
+        <w:t xml:space="preserve">Validácia dát je implementovaná na viacerých úrovniach. Na úrovni API endpoints sa kontrolujú vstupné dáta pred spracovaním, na úrovni Mongoose modelov sa používajú schémy pre validáciu štruktúry dát </w:t>
+      </w:r>
+      <w:r>
+        <w:rPr>
+          <w:noProof/>
+        </w:rPr>
+        <w:t>a </w:t>
+      </w:r>
+      <w:r>
+        <w:rPr>
+          <w:noProof/>
+        </w:rPr>
+        <w:t xml:space="preserve"> na úrovni business logiky sa kontrolujú obchodné pravidlá </w:t>
       </w:r>
       <w:r>
         <w:rPr>
@@ -6496,7 +11527,43 @@
         <w:rPr>
           <w:noProof/>
         </w:rPr>
-        <w:t xml:space="preserve">Testovanie funkcií zahŕňa manuálne testovanie všetkých hlavných funkcií aplikácie, vrátane autentifikácie, správy používateľov, správy klubov, správy párov, správy rozvrhov a generovania rozvrhov. Každá funkcia je testovaná v </w:t>
+        <w:t xml:space="preserve">Testovanie funkcií zahŕňa manuálne testovanie všetkých hlavných funkcií aplikácie, vrátane autentifikácie, správy používateľov, správy klubov, správy párov, správy rozvrhov </w:t>
+      </w:r>
+      <w:r>
+        <w:rPr>
+          <w:noProof/>
+        </w:rPr>
+        <w:t>a </w:t>
+      </w:r>
+      <w:r>
+        <w:rPr>
+          <w:noProof/>
+        </w:rPr>
+        <w:t xml:space="preserve"> generovania rozvrhov. Každá funkcia je testovaná </w:t>
+      </w:r>
+      <w:r>
+        <w:rPr>
+          <w:noProof/>
+        </w:rPr>
+        <w:t xml:space="preserve">v  </w:t>
+      </w:r>
+      <w:r>
+        <w:rPr>
+          <w:noProof/>
+        </w:rPr>
+        <w:t xml:space="preserve">scenároch, vrátane úspešných operácií </w:t>
+      </w:r>
+      <w:r>
+        <w:rPr>
+          <w:noProof/>
+        </w:rPr>
+        <w:t>a </w:t>
+      </w:r>
+      <w:r>
+        <w:rPr>
+          <w:noProof/>
+        </w:rPr>
+        <w:t xml:space="preserve"> chybových stavov.</w:t>
       </w:r>
       <w:r>
         <w:rPr>
@@ -6508,19 +11575,55 @@
         <w:rPr>
           <w:noProof/>
         </w:rPr>
-        <w:t>scenároch, vrátane úspešných operácií a chybových stavov.</w:t>
-      </w:r>
-      <w:r>
-        <w:rPr>
-          <w:noProof/>
-        </w:rPr>
-        <w:t xml:space="preserve"> </w:t>
-      </w:r>
-      <w:r>
-        <w:rPr>
-          <w:noProof/>
-        </w:rPr>
-        <w:t>Testovanie algoritmu generovania rozvrhov zahŕňa testovanie s rôznymi konfiguráciami, počtom trénerov, študentov a párov, a rôznymi obmedzeniami. Algoritmus je testovaný na správnosť výsledkov a výkon pri rôznych veľkostiach vstupných dát.</w:t>
+        <w:t xml:space="preserve">Testovanie algoritmu generovania rozvrhov zahŕňa testovanie </w:t>
+      </w:r>
+      <w:r>
+        <w:rPr>
+          <w:noProof/>
+        </w:rPr>
+        <w:t>s </w:t>
+      </w:r>
+      <w:r>
+        <w:rPr>
+          <w:noProof/>
+        </w:rPr>
+        <w:t xml:space="preserve"> rôznymi konfiguráciami, počtom trénerov, študentov </w:t>
+      </w:r>
+      <w:r>
+        <w:rPr>
+          <w:noProof/>
+        </w:rPr>
+        <w:t>a </w:t>
+      </w:r>
+      <w:r>
+        <w:rPr>
+          <w:noProof/>
+        </w:rPr>
+        <w:t xml:space="preserve"> párov, </w:t>
+      </w:r>
+      <w:r>
+        <w:rPr>
+          <w:noProof/>
+        </w:rPr>
+        <w:t>a </w:t>
+      </w:r>
+      <w:r>
+        <w:rPr>
+          <w:noProof/>
+        </w:rPr>
+        <w:t xml:space="preserve"> rôznymi obmedzeniami. Algoritmus je testovaný na správnosť výsledkov </w:t>
+      </w:r>
+      <w:r>
+        <w:rPr>
+          <w:noProof/>
+        </w:rPr>
+        <w:t>a </w:t>
+      </w:r>
+      <w:r>
+        <w:rPr>
+          <w:noProof/>
+        </w:rPr>
+        <w:t xml:space="preserve"> výkon pri rôznych veľkostiach vstupných dát.</w:t>
       </w:r>
     </w:p>
     <w:p>
@@ -6552,7 +11655,43 @@
         <w:rPr>
           <w:noProof/>
         </w:rPr>
-        <w:t>Testovanie používateľského rozhrania zahŕňa testovanie na rôznych zariadeniach a prehliadačoch, vrátane desktopových počítačov, tabletov a mobilných telefónov. Testovanie zahŕňa kontrolu responzívneho dizajnu, funkčnosti navigácie, správnosti zobrazenia dát a používateľskej skúsenosti.</w:t>
+        <w:t xml:space="preserve">Testovanie používateľského rozhrania zahŕňa testovanie na rôznych zariadeniach </w:t>
+      </w:r>
+      <w:r>
+        <w:rPr>
+          <w:noProof/>
+        </w:rPr>
+        <w:t>a </w:t>
+      </w:r>
+      <w:r>
+        <w:rPr>
+          <w:noProof/>
+        </w:rPr>
+        <w:t xml:space="preserve"> prehliadačoch, vrátane desktopových počítačov, tabletov </w:t>
+      </w:r>
+      <w:r>
+        <w:rPr>
+          <w:noProof/>
+        </w:rPr>
+        <w:t>a </w:t>
+      </w:r>
+      <w:r>
+        <w:rPr>
+          <w:noProof/>
+        </w:rPr>
+        <w:t xml:space="preserve"> mobilných telefónov. Testovanie zahŕňa kontrolu responzívneho dizajnu, funkčnosti navigácie, správnosti zobrazenia dát </w:t>
+      </w:r>
+      <w:r>
+        <w:rPr>
+          <w:noProof/>
+        </w:rPr>
+        <w:t>a </w:t>
+      </w:r>
+      <w:r>
+        <w:rPr>
+          <w:noProof/>
+        </w:rPr>
+        <w:t xml:space="preserve"> používateľskej skúsenosti.</w:t>
       </w:r>
     </w:p>
     <w:p>
@@ -6584,7 +11723,55 @@
         <w:rPr>
           <w:noProof/>
         </w:rPr>
-        <w:t xml:space="preserve">Bezpečnostné testovanie zahŕňa kontrolu autentifikácie a autorizácie, validácie vstupov, ochrany pred SQL injection (v tomto prípade NoSQL injection), XSS útokmi a CSRF útokmi. Testovanie zahŕňa aj kontrolu správneho hashovania hesiel a bezpečného ukladania citlivých dát </w:t>
+        <w:t xml:space="preserve">Bezpečnostné testovanie zahŕňa kontrolu autentifikácie </w:t>
+      </w:r>
+      <w:r>
+        <w:rPr>
+          <w:noProof/>
+        </w:rPr>
+        <w:t>a </w:t>
+      </w:r>
+      <w:r>
+        <w:rPr>
+          <w:noProof/>
+        </w:rPr>
+        <w:t xml:space="preserve"> autorizácie, validácie vstupov, ochrany pred SQL injection (</w:t>
+      </w:r>
+      <w:r>
+        <w:rPr>
+          <w:noProof/>
+        </w:rPr>
+        <w:t>v </w:t>
+      </w:r>
+      <w:r>
+        <w:rPr>
+          <w:noProof/>
+        </w:rPr>
+        <w:t xml:space="preserve"> tomto prípade NoSQL injection), XSS útokmi </w:t>
+      </w:r>
+      <w:r>
+        <w:rPr>
+          <w:noProof/>
+        </w:rPr>
+        <w:t>a </w:t>
+      </w:r>
+      <w:r>
+        <w:rPr>
+          <w:noProof/>
+        </w:rPr>
+        <w:t xml:space="preserve"> CSRF útokmi. Testovanie zahŕňa aj kontrolu správneho hashovania hesiel </w:t>
+      </w:r>
+      <w:r>
+        <w:rPr>
+          <w:noProof/>
+        </w:rPr>
+        <w:t>a </w:t>
+      </w:r>
+      <w:r>
+        <w:rPr>
+          <w:noProof/>
+        </w:rPr>
+        <w:t xml:space="preserve"> bezpečného ukladania citlivých dát </w:t>
       </w:r>
       <w:r>
         <w:rPr>
@@ -6628,7 +11815,31 @@
         <w:rPr>
           <w:noProof/>
         </w:rPr>
-        <w:t>Performance testovanie zahŕňa meranie času odozvy API endpoints, času načítavania stránok a výkonu algoritmu generovania rozvrhov. Testovanie zahŕňa aj kontrolu optimalizácie databázových dotazov a použitia indexov.</w:t>
+        <w:t xml:space="preserve">Performance testovanie zahŕňa meranie času odozvy API endpoints, času načítavania stránok </w:t>
+      </w:r>
+      <w:r>
+        <w:rPr>
+          <w:noProof/>
+        </w:rPr>
+        <w:t>a </w:t>
+      </w:r>
+      <w:r>
+        <w:rPr>
+          <w:noProof/>
+        </w:rPr>
+        <w:t xml:space="preserve"> výkonu algoritmu generovania rozvrhov. Testovanie zahŕňa aj kontrolu optimalizácie databázových dotazov </w:t>
+      </w:r>
+      <w:r>
+        <w:rPr>
+          <w:noProof/>
+        </w:rPr>
+        <w:t>a </w:t>
+      </w:r>
+      <w:r>
+        <w:rPr>
+          <w:noProof/>
+        </w:rPr>
+        <w:t xml:space="preserve"> použitia indexov.</w:t>
       </w:r>
     </w:p>
     <w:p>
@@ -6675,7 +11886,31 @@
         <w:rPr>
           <w:noProof/>
         </w:rPr>
-        <w:t xml:space="preserve">. Produkčné nastavenia zahŕňajú konfiguráciu environment premenných pre databázové pripojenie, JWT secret a ďalšie citlivé informácie. Aplikácia využíva MongoDB Atlas pre produkčnú databázu, čo poskytuje škálovateľné a spoľahlivé úložisko dát </w:t>
+        <w:t xml:space="preserve">. Produkčné nastavenia zahŕňajú konfiguráciu environment premenných pre databázové pripojenie, JWT secret </w:t>
+      </w:r>
+      <w:r>
+        <w:rPr>
+          <w:noProof/>
+        </w:rPr>
+        <w:t>a </w:t>
+      </w:r>
+      <w:r>
+        <w:rPr>
+          <w:noProof/>
+        </w:rPr>
+        <w:t xml:space="preserve"> ďalšie citlivé informácie. Aplikácia využíva MongoDB Atlas pre produkčnú databázu, čo poskytuje škálovateľné </w:t>
+      </w:r>
+      <w:r>
+        <w:rPr>
+          <w:noProof/>
+        </w:rPr>
+        <w:t>a </w:t>
+      </w:r>
+      <w:r>
+        <w:rPr>
+          <w:noProof/>
+        </w:rPr>
+        <w:t xml:space="preserve"> spoľahlivé úložisko dát </w:t>
       </w:r>
       <w:r>
         <w:rPr>
@@ -6687,7 +11922,55 @@
         <w:rPr>
           <w:noProof/>
         </w:rPr>
-        <w:t xml:space="preserve">. CI/CD pipeline automatizuje proces testovania a nasadenia, čo umožňuje rýchlejšie a bezpečnejšie vydávanie aktualizácií. Pipeline spúšťa automatické testy a nasadzuje aplikáciu iba v prípade, že všetky testy prejdú úspešne </w:t>
+        <w:t xml:space="preserve">. CI/CD pipeline automatizuje proces testovania </w:t>
+      </w:r>
+      <w:r>
+        <w:rPr>
+          <w:noProof/>
+        </w:rPr>
+        <w:t>a </w:t>
+      </w:r>
+      <w:r>
+        <w:rPr>
+          <w:noProof/>
+        </w:rPr>
+        <w:t xml:space="preserve"> nasadenia, čo umožňuje rýchlejšie </w:t>
+      </w:r>
+      <w:r>
+        <w:rPr>
+          <w:noProof/>
+        </w:rPr>
+        <w:t>a </w:t>
+      </w:r>
+      <w:r>
+        <w:rPr>
+          <w:noProof/>
+        </w:rPr>
+        <w:t xml:space="preserve"> bezpečnejšie vydávanie aktualizácií. Pipeline spúšťa automatické testy </w:t>
+      </w:r>
+      <w:r>
+        <w:rPr>
+          <w:noProof/>
+        </w:rPr>
+        <w:t>a </w:t>
+      </w:r>
+      <w:r>
+        <w:rPr>
+          <w:noProof/>
+        </w:rPr>
+        <w:t xml:space="preserve"> nasadzuje aplikáciu iba </w:t>
+      </w:r>
+      <w:r>
+        <w:rPr>
+          <w:noProof/>
+        </w:rPr>
+        <w:t>v </w:t>
+      </w:r>
+      <w:r>
+        <w:rPr>
+          <w:noProof/>
+        </w:rPr>
+        <w:t xml:space="preserve"> prípade, že všetky testy prejdú úspešne </w:t>
       </w:r>
       <w:r>
         <w:rPr>
@@ -6739,7 +12022,43 @@
         <w:rPr>
           <w:noProof/>
         </w:rPr>
-        <w:t>Implementácia využíva moderné technológie a best practices pre vývoj webových aplikácií, čo zabezpečuje výkon, bezpečnosť a údržbu aplikácie. Tieto poznatky demonštrujú praktickú realizáciu návrhu, ktorý bol popísaný v predchádzajúcej kapitole.</w:t>
+        <w:t xml:space="preserve">Implementácia využíva moderné technológie </w:t>
+      </w:r>
+      <w:r>
+        <w:rPr>
+          <w:noProof/>
+        </w:rPr>
+        <w:t>a </w:t>
+      </w:r>
+      <w:r>
+        <w:rPr>
+          <w:noProof/>
+        </w:rPr>
+        <w:t xml:space="preserve"> best practices pre vývoj webových aplikácií, čo zabezpečuje výkon, bezpečnosť </w:t>
+      </w:r>
+      <w:r>
+        <w:rPr>
+          <w:noProof/>
+        </w:rPr>
+        <w:t>a </w:t>
+      </w:r>
+      <w:r>
+        <w:rPr>
+          <w:noProof/>
+        </w:rPr>
+        <w:t xml:space="preserve"> údržbu aplikácie. Tieto poznatky demonštrujú praktickú realizáciu návrhu, ktorý bol popísaný </w:t>
+      </w:r>
+      <w:r>
+        <w:rPr>
+          <w:noProof/>
+        </w:rPr>
+        <w:t>v </w:t>
+      </w:r>
+      <w:r>
+        <w:rPr>
+          <w:noProof/>
+        </w:rPr>
+        <w:t xml:space="preserve"> predchádzajúcej kapitole.</w:t>
       </w:r>
     </w:p>
     <w:p>
@@ -6788,7 +12107,211 @@
         <w:rPr>
           <w:noProof/>
         </w:rPr>
-        <w:t xml:space="preserve">Marketingová stratégia pre aplikáciu DanceHub je navrhnutá tak, aby efektívne oslovila cieľovú skupinu a presadila produkt na trhu. Cieľová skupina aplikácie zahŕňa tanečné kluby s párovými tancami, tanečné školy, trénerov a inštruktorov, a študentov a tanečníkov, ktorí hľadajú efektívnejšie riešenie pre správu svojich aktivít. Unique Selling Proposition (USP) aplikácie DanceHub spočíva v kombinácii špecializovaných funkcií pre tanečné kluby s párovými tancami, pokročilého algoritmu pre generovanie rozvrhov a jednoduchého a intuitívneho používateľského rozhrania. Aplikácia poskytuje riešenie, ktoré nie je dostupné v existujúcich všeobecných aplikáciách na plánovanie a je cenovo dostupnejšie ako špecializované aplikácie pre tanečné školy. Marketingové kanály zahŕňajú digitálny marketing prostredníctvom webovej stránky, sociálnych médií a SEO optimalizácie, priamu komunikáciu s tanečnými klubami a školami, partnerstvá s tanečnými organizáciami a influencer marketing prostredníctvom známych tanečných trénerov a tanečníkov </w:t>
+        <w:t xml:space="preserve">Marketingová stratégia pre aplikáciu DanceHub je navrhnutá tak, aby efektívne oslovila cieľovú skupinu </w:t>
+      </w:r>
+      <w:r>
+        <w:rPr>
+          <w:noProof/>
+        </w:rPr>
+        <w:t>a </w:t>
+      </w:r>
+      <w:r>
+        <w:rPr>
+          <w:noProof/>
+        </w:rPr>
+        <w:t xml:space="preserve"> presadila produkt na trhu. Cieľová skupina aplikácie zahŕňa tanečné kluby </w:t>
+      </w:r>
+      <w:r>
+        <w:rPr>
+          <w:noProof/>
+        </w:rPr>
+        <w:t>s </w:t>
+      </w:r>
+      <w:r>
+        <w:rPr>
+          <w:noProof/>
+        </w:rPr>
+        <w:t xml:space="preserve"> párovými tancami, tanečné školy, trénerov </w:t>
+      </w:r>
+      <w:r>
+        <w:rPr>
+          <w:noProof/>
+        </w:rPr>
+        <w:t>a </w:t>
+      </w:r>
+      <w:r>
+        <w:rPr>
+          <w:noProof/>
+        </w:rPr>
+        <w:t xml:space="preserve"> inštruktorov, </w:t>
+      </w:r>
+      <w:r>
+        <w:rPr>
+          <w:noProof/>
+        </w:rPr>
+        <w:t>a </w:t>
+      </w:r>
+      <w:r>
+        <w:rPr>
+          <w:noProof/>
+        </w:rPr>
+        <w:t xml:space="preserve"> študentov </w:t>
+      </w:r>
+      <w:r>
+        <w:rPr>
+          <w:noProof/>
+        </w:rPr>
+        <w:t>a </w:t>
+      </w:r>
+      <w:r>
+        <w:rPr>
+          <w:noProof/>
+        </w:rPr>
+        <w:t xml:space="preserve"> tanečníkov, ktorí hľadajú efektívnejšie riešenie pre správu svojich aktivít. Unique Selling Proposition (USP) aplikácie DanceHub spočíva </w:t>
+      </w:r>
+      <w:r>
+        <w:rPr>
+          <w:noProof/>
+        </w:rPr>
+        <w:t>v </w:t>
+      </w:r>
+      <w:r>
+        <w:rPr>
+          <w:noProof/>
+        </w:rPr>
+        <w:t xml:space="preserve"> kombinácii špecializovaných funkcií pre tanečné kluby </w:t>
+      </w:r>
+      <w:r>
+        <w:rPr>
+          <w:noProof/>
+        </w:rPr>
+        <w:t>s </w:t>
+      </w:r>
+      <w:r>
+        <w:rPr>
+          <w:noProof/>
+        </w:rPr>
+        <w:t xml:space="preserve"> párovými tancami, pokročilého algoritmu pre generovanie rozvrhov </w:t>
+      </w:r>
+      <w:r>
+        <w:rPr>
+          <w:noProof/>
+        </w:rPr>
+        <w:t>a </w:t>
+      </w:r>
+      <w:r>
+        <w:rPr>
+          <w:noProof/>
+        </w:rPr>
+        <w:t xml:space="preserve"> jednoduchého </w:t>
+      </w:r>
+      <w:r>
+        <w:rPr>
+          <w:noProof/>
+        </w:rPr>
+        <w:t>a </w:t>
+      </w:r>
+      <w:r>
+        <w:rPr>
+          <w:noProof/>
+        </w:rPr>
+        <w:t xml:space="preserve"> intuitívneho používateľského rozhrania. Aplikácia poskytuje riešenie, ktoré nie je dostupné </w:t>
+      </w:r>
+      <w:r>
+        <w:rPr>
+          <w:noProof/>
+        </w:rPr>
+        <w:t>v </w:t>
+      </w:r>
+      <w:r>
+        <w:rPr>
+          <w:noProof/>
+        </w:rPr>
+        <w:t xml:space="preserve"> existujúcich všeobecných aplikáciách na plánovanie </w:t>
+      </w:r>
+      <w:r>
+        <w:rPr>
+          <w:noProof/>
+        </w:rPr>
+        <w:t>a </w:t>
+      </w:r>
+      <w:r>
+        <w:rPr>
+          <w:noProof/>
+        </w:rPr>
+        <w:t xml:space="preserve"> je cenovo dostupnejšie ako špecializované aplikácie pre tanečné školy. Marketingové kanály zahŕňajú digitálny marketing prostredníctvom webovej stránky, sociálnych médií </w:t>
+      </w:r>
+      <w:r>
+        <w:rPr>
+          <w:noProof/>
+        </w:rPr>
+        <w:t>a </w:t>
+      </w:r>
+      <w:r>
+        <w:rPr>
+          <w:noProof/>
+        </w:rPr>
+        <w:t xml:space="preserve"> SEO optimalizácie, priamu komunikáciu </w:t>
+      </w:r>
+      <w:r>
+        <w:rPr>
+          <w:noProof/>
+        </w:rPr>
+        <w:t>s </w:t>
+      </w:r>
+      <w:r>
+        <w:rPr>
+          <w:noProof/>
+        </w:rPr>
+        <w:t xml:space="preserve"> tanečnými klubami </w:t>
+      </w:r>
+      <w:r>
+        <w:rPr>
+          <w:noProof/>
+        </w:rPr>
+        <w:t>a </w:t>
+      </w:r>
+      <w:r>
+        <w:rPr>
+          <w:noProof/>
+        </w:rPr>
+        <w:t xml:space="preserve"> školami, partnerstvá </w:t>
+      </w:r>
+      <w:r>
+        <w:rPr>
+          <w:noProof/>
+        </w:rPr>
+        <w:t>s </w:t>
+      </w:r>
+      <w:r>
+        <w:rPr>
+          <w:noProof/>
+        </w:rPr>
+        <w:t xml:space="preserve"> tanečnými organizáciami </w:t>
+      </w:r>
+      <w:r>
+        <w:rPr>
+          <w:noProof/>
+        </w:rPr>
+        <w:t>a </w:t>
+      </w:r>
+      <w:r>
+        <w:rPr>
+          <w:noProof/>
+        </w:rPr>
+        <w:t xml:space="preserve"> influencer marketing prostredníctvom známych tanečných trénerov </w:t>
+      </w:r>
+      <w:r>
+        <w:rPr>
+          <w:noProof/>
+        </w:rPr>
+        <w:t>a </w:t>
+      </w:r>
+      <w:r>
+        <w:rPr>
+          <w:noProof/>
+        </w:rPr>
+        <w:t xml:space="preserve"> tanečníkov </w:t>
       </w:r>
       <w:r>
         <w:rPr>
@@ -6832,7 +12355,67 @@
         <w:rPr>
           <w:noProof/>
         </w:rPr>
-        <w:t>Launch stratégia aplikácie zahŕňa soft launch medzi vybranými tanečnými klubmi, ktoré poskytnú spätnú väzbu a pomôžu identifikovať problémy pred plným spustením. Soft launch umožní otestovať aplikáciu v reálnom prostredí a získať cenné poznatky o používateľskej skúsenosti. Po úspešnom soft launch nasleduje plné spustenie s marketingovou kampa</w:t>
+        <w:t xml:space="preserve">Launch stratégia aplikácie zahŕňa soft launch medzi vybranými tanečnými klubmi, ktoré poskytnú spätnú väzbu </w:t>
+      </w:r>
+      <w:r>
+        <w:rPr>
+          <w:noProof/>
+        </w:rPr>
+        <w:t>a </w:t>
+      </w:r>
+      <w:r>
+        <w:rPr>
+          <w:noProof/>
+        </w:rPr>
+        <w:t xml:space="preserve"> pomôžu identifikovať problémy pred plným spustením. Soft launch umožní otestovať aplikáciu </w:t>
+      </w:r>
+      <w:r>
+        <w:rPr>
+          <w:noProof/>
+        </w:rPr>
+        <w:t>v </w:t>
+      </w:r>
+      <w:r>
+        <w:rPr>
+          <w:noProof/>
+        </w:rPr>
+        <w:t xml:space="preserve"> reálnom prostredí </w:t>
+      </w:r>
+      <w:r>
+        <w:rPr>
+          <w:noProof/>
+        </w:rPr>
+        <w:t>a </w:t>
+      </w:r>
+      <w:r>
+        <w:rPr>
+          <w:noProof/>
+        </w:rPr>
+        <w:t xml:space="preserve"> získať cenné poznatky </w:t>
+      </w:r>
+      <w:r>
+        <w:rPr>
+          <w:noProof/>
+        </w:rPr>
+        <w:t>o </w:t>
+      </w:r>
+      <w:r>
+        <w:rPr>
+          <w:noProof/>
+        </w:rPr>
+        <w:t xml:space="preserve"> používateľskej skúsenosti. Po úspešnom soft launch nasleduje plné spustenie </w:t>
+      </w:r>
+      <w:r>
+        <w:rPr>
+          <w:noProof/>
+        </w:rPr>
+        <w:t>s </w:t>
+      </w:r>
+      <w:r>
+        <w:rPr>
+          <w:noProof/>
+        </w:rPr>
+        <w:t xml:space="preserve"> marketingovou kampa</w:t>
       </w:r>
       <w:r>
         <w:rPr>
@@ -6844,7 +12427,55 @@
         <w:rPr>
           <w:noProof/>
         </w:rPr>
-        <w:t>ou zameranou na tanečné kluby a školy. Launch kampanha bude zahŕňať prezentácie na tanečných konferenciách a podujatiach, online reklamu a spoluprácu s tanečnými organizáciami.</w:t>
+        <w:t xml:space="preserve">ou zameranou na tanečné kluby </w:t>
+      </w:r>
+      <w:r>
+        <w:rPr>
+          <w:noProof/>
+        </w:rPr>
+        <w:t>a </w:t>
+      </w:r>
+      <w:r>
+        <w:rPr>
+          <w:noProof/>
+        </w:rPr>
+        <w:t xml:space="preserve"> školy. Launch kampanha bude zahŕňať prezentácie na tanečných konferenciách </w:t>
+      </w:r>
+      <w:r>
+        <w:rPr>
+          <w:noProof/>
+        </w:rPr>
+        <w:t>a </w:t>
+      </w:r>
+      <w:r>
+        <w:rPr>
+          <w:noProof/>
+        </w:rPr>
+        <w:t xml:space="preserve"> podujatiach, online reklamu </w:t>
+      </w:r>
+      <w:r>
+        <w:rPr>
+          <w:noProof/>
+        </w:rPr>
+        <w:t>a </w:t>
+      </w:r>
+      <w:r>
+        <w:rPr>
+          <w:noProof/>
+        </w:rPr>
+        <w:t xml:space="preserve"> spoluprácu </w:t>
+      </w:r>
+      <w:r>
+        <w:rPr>
+          <w:noProof/>
+        </w:rPr>
+        <w:t>s </w:t>
+      </w:r>
+      <w:r>
+        <w:rPr>
+          <w:noProof/>
+        </w:rPr>
+        <w:t xml:space="preserve"> tanečnými organizáciami.</w:t>
       </w:r>
     </w:p>
     <w:p>
@@ -6876,7 +12507,43 @@
         <w:rPr>
           <w:noProof/>
         </w:rPr>
-        <w:t xml:space="preserve">SEO optimalizácia webovej stránky aplikácie je kľúčová pre získanie organického návštevníctva. Webová stránka bude optimalizovaná pre relevantné kľúčové slová, ako sú "tanečný manažment systém", "aplikácia pre tanečné kluby" a "správa rozvrhov pre tanečné školy". SEO optimalizácia zahŕňa aj vytvorenie hodnotného obsahu, ako sú blog príspevky o tanečnom manažmente a návody na používanie aplikácie </w:t>
+        <w:t xml:space="preserve">SEO optimalizácia webovej stránky aplikácie je kľúčová pre získanie organického návštevníctva. Webová stránka bude optimalizovaná pre relevantné kľúčové slová, ako sú "tanečný manažment systém", "aplikácia pre tanečné kluby" </w:t>
+      </w:r>
+      <w:r>
+        <w:rPr>
+          <w:noProof/>
+        </w:rPr>
+        <w:t>a </w:t>
+      </w:r>
+      <w:r>
+        <w:rPr>
+          <w:noProof/>
+        </w:rPr>
+        <w:t xml:space="preserve"> "správa rozvrhov pre tanečné školy". SEO optimalizácia zahŕňa aj vytvorenie hodnotného obsahu, ako sú blog príspevky </w:t>
+      </w:r>
+      <w:r>
+        <w:rPr>
+          <w:noProof/>
+        </w:rPr>
+        <w:t>o </w:t>
+      </w:r>
+      <w:r>
+        <w:rPr>
+          <w:noProof/>
+        </w:rPr>
+        <w:t xml:space="preserve"> tanečnom manažmente </w:t>
+      </w:r>
+      <w:r>
+        <w:rPr>
+          <w:noProof/>
+        </w:rPr>
+        <w:t>a </w:t>
+      </w:r>
+      <w:r>
+        <w:rPr>
+          <w:noProof/>
+        </w:rPr>
+        <w:t xml:space="preserve"> návody na používanie aplikácie </w:t>
       </w:r>
       <w:r>
         <w:rPr>
@@ -6912,7 +12579,79 @@
         <w:rPr>
           <w:noProof/>
         </w:rPr>
-        <w:t xml:space="preserve">Sociálne médiá budú využívané na budovanie komunity a zdieľanie príbehov úspešných používateľov. Facebook a Instagram stránky budú poskytovať pravidelný obsah o funkciách aplikácie, tipy pre tanečné kluby a informácie o novinkách. Sociálne médiá budú tiež využívané na zber spätnej väzby od používateľov a odpovede na otázky </w:t>
+        <w:t xml:space="preserve">Sociálne médiá budú využívané na budovanie komunity </w:t>
+      </w:r>
+      <w:r>
+        <w:rPr>
+          <w:noProof/>
+        </w:rPr>
+        <w:t>a </w:t>
+      </w:r>
+      <w:r>
+        <w:rPr>
+          <w:noProof/>
+        </w:rPr>
+        <w:t xml:space="preserve"> zdieľanie príbehov úspešných používateľov. Facebook </w:t>
+      </w:r>
+      <w:r>
+        <w:rPr>
+          <w:noProof/>
+        </w:rPr>
+        <w:t>a </w:t>
+      </w:r>
+      <w:r>
+        <w:rPr>
+          <w:noProof/>
+        </w:rPr>
+        <w:t xml:space="preserve"> Instagram stránky budú poskytovať pravidelný obsah </w:t>
+      </w:r>
+      <w:r>
+        <w:rPr>
+          <w:noProof/>
+        </w:rPr>
+        <w:t>o </w:t>
+      </w:r>
+      <w:r>
+        <w:rPr>
+          <w:noProof/>
+        </w:rPr>
+        <w:t xml:space="preserve"> funkciách aplikácie, tipy pre tanečné kluby </w:t>
+      </w:r>
+      <w:r>
+        <w:rPr>
+          <w:noProof/>
+        </w:rPr>
+        <w:t>a </w:t>
+      </w:r>
+      <w:r>
+        <w:rPr>
+          <w:noProof/>
+        </w:rPr>
+        <w:t xml:space="preserve"> informácie </w:t>
+      </w:r>
+      <w:r>
+        <w:rPr>
+          <w:noProof/>
+        </w:rPr>
+        <w:t>o </w:t>
+      </w:r>
+      <w:r>
+        <w:rPr>
+          <w:noProof/>
+        </w:rPr>
+        <w:t xml:space="preserve"> novinkách. Sociálne médiá budú tiež využívané na zber spätnej väzby od používateľov </w:t>
+      </w:r>
+      <w:r>
+        <w:rPr>
+          <w:noProof/>
+        </w:rPr>
+        <w:t>a </w:t>
+      </w:r>
+      <w:r>
+        <w:rPr>
+          <w:noProof/>
+        </w:rPr>
+        <w:t xml:space="preserve"> odpovede na otázky </w:t>
       </w:r>
       <w:r>
         <w:rPr>
@@ -6924,14 +12663,50 @@
         <w:rPr>
           <w:noProof/>
         </w:rPr>
-        <w:t xml:space="preserve">. Content marketing zahŕňa vytvorenie blogu s článkami o tanečnom manažmente, </w:t>
+        <w:t xml:space="preserve">. Content marketing zahŕňa vytvorenie blogu </w:t>
+      </w:r>
+      <w:r>
+        <w:rPr>
+          <w:noProof/>
+        </w:rPr>
+        <w:t>s </w:t>
+      </w:r>
+      <w:r>
+        <w:rPr>
+          <w:noProof/>
+        </w:rPr>
+        <w:t xml:space="preserve"> článkami </w:t>
+      </w:r>
+      <w:r>
+        <w:rPr>
+          <w:noProof/>
+        </w:rPr>
+        <w:t>o </w:t>
+      </w:r>
+      <w:r>
+        <w:rPr>
+          <w:noProof/>
+        </w:rPr>
+        <w:t xml:space="preserve"> tanečnom manažmente, </w:t>
       </w:r>
       <w:r>
         <w:rPr>
           <w:noProof/>
         </w:rPr>
         <w:lastRenderedPageBreak/>
-        <w:t>návodmi na používanie aplikácie a prípadovými štúdiami úspešných používateľov. Tento obsah pomôže prilákať organick</w:t>
+        <w:t xml:space="preserve">návodmi na používanie aplikácie </w:t>
+      </w:r>
+      <w:r>
+        <w:rPr>
+          <w:noProof/>
+        </w:rPr>
+        <w:t>a </w:t>
+      </w:r>
+      <w:r>
+        <w:rPr>
+          <w:noProof/>
+        </w:rPr>
+        <w:t xml:space="preserve"> prípadovými štúdiami úspešných používateľov. Tento obsah pomôže prilákať organick</w:t>
       </w:r>
       <w:r>
         <w:rPr>
@@ -6955,7 +12730,13 @@
         <w:rPr>
           <w:noProof/>
         </w:rPr>
-        <w:t xml:space="preserve">a poskytne hodnotu potenciálnym zákazníkom </w:t>
+        <w:t>a </w:t>
+      </w:r>
+      <w:r>
+        <w:rPr>
+          <w:noProof/>
+        </w:rPr>
+        <w:t xml:space="preserve"> poskytne hodnotu potenciálnym zákazníkom </w:t>
       </w:r>
       <w:r>
         <w:rPr>
@@ -6999,7 +12780,43 @@
         <w:rPr>
           <w:noProof/>
         </w:rPr>
-        <w:t xml:space="preserve">Pricing stratégia aplikácie využíva freemium model, kde základná verzia aplikácie je bezplatná s obmedzenými funkciami a prémiová verzia poskytuje plný prístup ku všetkým funkciám. Tento model umožňuje používateľom vyskúšať aplikáciu bez rizika a následne sa rozhodnúť pre prémiovú verziu </w:t>
+        <w:t xml:space="preserve">Pricing stratégia aplikácie využíva freemium model, kde základná verzia aplikácie je bezplatná </w:t>
+      </w:r>
+      <w:r>
+        <w:rPr>
+          <w:noProof/>
+        </w:rPr>
+        <w:t>s </w:t>
+      </w:r>
+      <w:r>
+        <w:rPr>
+          <w:noProof/>
+        </w:rPr>
+        <w:t xml:space="preserve"> obmedzenými funkciami </w:t>
+      </w:r>
+      <w:r>
+        <w:rPr>
+          <w:noProof/>
+        </w:rPr>
+        <w:t>a </w:t>
+      </w:r>
+      <w:r>
+        <w:rPr>
+          <w:noProof/>
+        </w:rPr>
+        <w:t xml:space="preserve"> prémiová verzia poskytuje plný prístup ku všetkým funkciám. Tento model umožňuje používateľom vyskúšať aplikáciu bez rizika </w:t>
+      </w:r>
+      <w:r>
+        <w:rPr>
+          <w:noProof/>
+        </w:rPr>
+        <w:t>a </w:t>
+      </w:r>
+      <w:r>
+        <w:rPr>
+          <w:noProof/>
+        </w:rPr>
+        <w:t xml:space="preserve"> následne sa rozhodnúť pre prémiovú verziu </w:t>
       </w:r>
       <w:r>
         <w:rPr>
@@ -7011,7 +12828,43 @@
         <w:rPr>
           <w:noProof/>
         </w:rPr>
-        <w:t>. Bezplatná verzia poskytuje základné funkcie, ako sú správa používateľov, vytvorenie jedného rozvrhu a správa párov pre malý počet párov. Prémiová verzia poskytuje neobmedzené rozvrhy, pokročilé funkcie pre generovanie rozvrhov, analýzy a reporting, a prioritnú zákaznícku podporu</w:t>
+        <w:t xml:space="preserve">. Bezplatná verzia poskytuje základné funkcie, ako sú správa používateľov, vytvorenie jedného rozvrhu </w:t>
+      </w:r>
+      <w:r>
+        <w:rPr>
+          <w:noProof/>
+        </w:rPr>
+        <w:t>a </w:t>
+      </w:r>
+      <w:r>
+        <w:rPr>
+          <w:noProof/>
+        </w:rPr>
+        <w:t xml:space="preserve"> správa párov pre malý počet párov. Prémiová verzia poskytuje neobmedzené rozvrhy, pokročilé funkcie pre generovanie rozvrhov, analýzy </w:t>
+      </w:r>
+      <w:r>
+        <w:rPr>
+          <w:noProof/>
+        </w:rPr>
+        <w:t>a </w:t>
+      </w:r>
+      <w:r>
+        <w:rPr>
+          <w:noProof/>
+        </w:rPr>
+        <w:t xml:space="preserve"> reporting, </w:t>
+      </w:r>
+      <w:r>
+        <w:rPr>
+          <w:noProof/>
+        </w:rPr>
+        <w:t>a </w:t>
+      </w:r>
+      <w:r>
+        <w:rPr>
+          <w:noProof/>
+        </w:rPr>
+        <w:t xml:space="preserve"> prioritnú zákaznícku podporu</w:t>
       </w:r>
       <w:r>
         <w:rPr>
@@ -7023,7 +12876,31 @@
         <w:rPr>
           <w:noProof/>
         </w:rPr>
-        <w:t>Predplatné je dostupné v mesačných alebo ročných plánoch, pričom ročné predplatné poskytuje zľavu. Tento model poskytuje predvídateľný príjem a umožňuje lepšie plánovanie rozvoja aplikácie.</w:t>
+        <w:t xml:space="preserve">Predplatné je dostupné </w:t>
+      </w:r>
+      <w:r>
+        <w:rPr>
+          <w:noProof/>
+        </w:rPr>
+        <w:t>v </w:t>
+      </w:r>
+      <w:r>
+        <w:rPr>
+          <w:noProof/>
+        </w:rPr>
+        <w:t xml:space="preserve"> mesačných alebo ročných plánoch, pričom ročné predplatné poskytuje zľavu. Tento model poskytuje predvídateľný príjem </w:t>
+      </w:r>
+      <w:r>
+        <w:rPr>
+          <w:noProof/>
+        </w:rPr>
+        <w:t>a </w:t>
+      </w:r>
+      <w:r>
+        <w:rPr>
+          <w:noProof/>
+        </w:rPr>
+        <w:t xml:space="preserve"> umožňuje lepšie plánovanie rozvoja aplikácie.</w:t>
       </w:r>
     </w:p>
     <w:p>
@@ -7055,7 +12932,43 @@
         <w:rPr>
           <w:noProof/>
         </w:rPr>
-        <w:t>Customer retention stratégie zahŕňajú poskytovanie výnimočnej zákazníckej podpory, pravidelné aktualizácie a nové funkcie, a programy lojality pre dlhodobých zákazníkov. Dôležité je tiež aktívne zhromažďovanie a reagovanie na spätnú väzbu od používateľov.</w:t>
+        <w:t xml:space="preserve">Customer retention stratégie zahŕňajú poskytovanie výnimočnej zákazníckej podpory, pravidelné aktualizácie </w:t>
+      </w:r>
+      <w:r>
+        <w:rPr>
+          <w:noProof/>
+        </w:rPr>
+        <w:t>a </w:t>
+      </w:r>
+      <w:r>
+        <w:rPr>
+          <w:noProof/>
+        </w:rPr>
+        <w:t xml:space="preserve"> nové funkcie, </w:t>
+      </w:r>
+      <w:r>
+        <w:rPr>
+          <w:noProof/>
+        </w:rPr>
+        <w:t>a </w:t>
+      </w:r>
+      <w:r>
+        <w:rPr>
+          <w:noProof/>
+        </w:rPr>
+        <w:t xml:space="preserve"> programy lojality pre dlhodobých zákazníkov. Dôležité je tiež aktívne zhromažďovanie </w:t>
+      </w:r>
+      <w:r>
+        <w:rPr>
+          <w:noProof/>
+        </w:rPr>
+        <w:t>a </w:t>
+      </w:r>
+      <w:r>
+        <w:rPr>
+          <w:noProof/>
+        </w:rPr>
+        <w:t xml:space="preserve"> reagovanie na spätnú väzbu od používateľov.</w:t>
       </w:r>
     </w:p>
     <w:p>
@@ -7073,89 +12986,329 @@
           <w:bCs/>
           <w:noProof/>
         </w:rPr>
-        <w:t>Monitoring a analýza</w:t>
-      </w:r>
-    </w:p>
-    <w:p>
-      <w:pPr>
-        <w:pStyle w:val="text"/>
-        <w:rPr>
-          <w:noProof/>
-        </w:rPr>
-      </w:pPr>
-      <w:r>
-        <w:rPr>
-          <w:noProof/>
-        </w:rPr>
-        <w:t xml:space="preserve">Monitoring a analýza používateľského správania je dôležitá pre pochopenie, ako používatelia používajú aplikáciu a kde sú možnosti na zlepšenie. Google Analytics môže poskytnúť prehľad o návštevnosti webovej stránky a používateľskom správaní, zatiaľ čo user behavior tracking v aplikácii môže poskytnúť detailnejšie informácie o používaní funkcií </w:t>
-      </w:r>
-      <w:r>
-        <w:rPr>
-          <w:noProof/>
-        </w:rPr>
-        <w:t>[25]</w:t>
-      </w:r>
-      <w:r>
-        <w:rPr>
-          <w:noProof/>
-        </w:rPr>
-        <w:t>. Tieto dáta by mali byť pravidelne analyzované a používané na identifikáciu problémov, optimalizáciu používateľskej skúsenosti a plánovanie nových funkcií. Analýza môže tiež pomôcť identifikovať segmenty používateľov s vysokou hodnotou a zameraním marketingových aktivít.</w:t>
-      </w:r>
-    </w:p>
-    <w:p>
-      <w:pPr>
-        <w:pStyle w:val="text"/>
+        <w:t xml:space="preserve">Monitoring </w:t>
+      </w:r>
+      <w:r>
         <w:rPr>
           <w:b/>
           <w:bCs/>
           <w:noProof/>
         </w:rPr>
-      </w:pPr>
+        <w:t>a</w:t>
+      </w:r>
       <w:r>
         <w:rPr>
           <w:b/>
           <w:bCs/>
           <w:noProof/>
         </w:rPr>
-        <w:t>Dlhodobá vízia</w:t>
-      </w:r>
-    </w:p>
-    <w:p>
-      <w:pPr>
-        <w:pStyle w:val="text"/>
-        <w:rPr>
-          <w:noProof/>
-        </w:rPr>
-      </w:pPr>
-      <w:r>
-        <w:rPr>
-          <w:noProof/>
-        </w:rPr>
-        <w:t xml:space="preserve">Dlhodobá vízia aplikácie DanceHub zahŕňa rozšírenie funkcií o ďalšie nástroje pre tanečné kluby, ako sú správa platieb, komunikácia s členmi a reporting. Aplikácia by sa mohla tiež rozšíriť na nové trhy, ako sú športové kluby a fitness centrá, ktoré majú podobné potreby na správu rozvrhov a členov. Monetizácia by sa mohla rozšíriť o ďalšie príjmy, ako sú provízie z platieb, reklama od partnerov alebo licencovanie technológie </w:t>
-      </w:r>
-      <w:r>
-        <w:rPr>
-          <w:noProof/>
-        </w:rPr>
-        <w:lastRenderedPageBreak/>
-        <w:t>iným spoločnostiam. Tieto príjmy by mohli pomôcť financovať ďalší rozvoj aplikácie a rozšírenie na nové trhy.</w:t>
-      </w:r>
-    </w:p>
-    <w:p>
-      <w:pPr>
-        <w:pStyle w:val="text"/>
+        <w:t> </w:t>
+      </w:r>
+      <w:r>
         <w:rPr>
           <w:b/>
           <w:bCs/>
           <w:noProof/>
         </w:rPr>
-      </w:pPr>
-      <w:r>
+        <w:t xml:space="preserve"> analýza</w:t>
+      </w:r>
+    </w:p>
+    <w:p>
+      <w:pPr>
+        <w:pStyle w:val="text"/>
+        <w:rPr>
+          <w:noProof/>
+        </w:rPr>
+      </w:pPr>
+      <w:r>
+        <w:rPr>
+          <w:noProof/>
+        </w:rPr>
+        <w:t xml:space="preserve">Monitoring </w:t>
+      </w:r>
+      <w:r>
+        <w:rPr>
+          <w:noProof/>
+        </w:rPr>
+        <w:t>a </w:t>
+      </w:r>
+      <w:r>
+        <w:rPr>
+          <w:noProof/>
+        </w:rPr>
+        <w:t xml:space="preserve"> analýza používateľského správania je dôležitá pre pochopenie, ako používatelia používajú aplikáciu </w:t>
+      </w:r>
+      <w:r>
+        <w:rPr>
+          <w:noProof/>
+        </w:rPr>
+        <w:t>a </w:t>
+      </w:r>
+      <w:r>
+        <w:rPr>
+          <w:noProof/>
+        </w:rPr>
+        <w:t xml:space="preserve"> kde sú možnosti na zlepšenie. Google Analytics môže poskytnúť prehľad </w:t>
+      </w:r>
+      <w:r>
+        <w:rPr>
+          <w:noProof/>
+        </w:rPr>
+        <w:t>o </w:t>
+      </w:r>
+      <w:r>
+        <w:rPr>
+          <w:noProof/>
+        </w:rPr>
+        <w:t xml:space="preserve"> návštevnosti webovej stránky </w:t>
+      </w:r>
+      <w:r>
+        <w:rPr>
+          <w:noProof/>
+        </w:rPr>
+        <w:t>a </w:t>
+      </w:r>
+      <w:r>
+        <w:rPr>
+          <w:noProof/>
+        </w:rPr>
+        <w:t xml:space="preserve"> používateľskom správaní, zatiaľ čo user behavior tracking </w:t>
+      </w:r>
+      <w:r>
+        <w:rPr>
+          <w:noProof/>
+        </w:rPr>
+        <w:t>v </w:t>
+      </w:r>
+      <w:r>
+        <w:rPr>
+          <w:noProof/>
+        </w:rPr>
+        <w:t xml:space="preserve"> aplikácii môže poskytnúť detailnejšie informácie </w:t>
+      </w:r>
+      <w:r>
+        <w:rPr>
+          <w:noProof/>
+        </w:rPr>
+        <w:t>o </w:t>
+      </w:r>
+      <w:r>
+        <w:rPr>
+          <w:noProof/>
+        </w:rPr>
+        <w:t xml:space="preserve"> používaní funkcií </w:t>
+      </w:r>
+      <w:r>
+        <w:rPr>
+          <w:noProof/>
+        </w:rPr>
+        <w:t>[25]</w:t>
+      </w:r>
+      <w:r>
+        <w:rPr>
+          <w:noProof/>
+        </w:rPr>
+        <w:t xml:space="preserve">. Tieto dáta by mali byť pravidelne analyzované </w:t>
+      </w:r>
+      <w:r>
+        <w:rPr>
+          <w:noProof/>
+        </w:rPr>
+        <w:t>a </w:t>
+      </w:r>
+      <w:r>
+        <w:rPr>
+          <w:noProof/>
+        </w:rPr>
+        <w:t xml:space="preserve"> používané na identifikáciu problémov, optimalizáciu používateľskej skúsenosti </w:t>
+      </w:r>
+      <w:r>
+        <w:rPr>
+          <w:noProof/>
+        </w:rPr>
+        <w:t>a </w:t>
+      </w:r>
+      <w:r>
+        <w:rPr>
+          <w:noProof/>
+        </w:rPr>
+        <w:t xml:space="preserve"> plánovanie nových funkcií. Analýza môže tiež pomôcť identifikovať segmenty používateľov </w:t>
+      </w:r>
+      <w:r>
+        <w:rPr>
+          <w:noProof/>
+        </w:rPr>
+        <w:t>s </w:t>
+      </w:r>
+      <w:r>
+        <w:rPr>
+          <w:noProof/>
+        </w:rPr>
+        <w:t xml:space="preserve"> vysokou hodnotou </w:t>
+      </w:r>
+      <w:r>
+        <w:rPr>
+          <w:noProof/>
+        </w:rPr>
+        <w:t>a </w:t>
+      </w:r>
+      <w:r>
+        <w:rPr>
+          <w:noProof/>
+        </w:rPr>
+        <w:t xml:space="preserve"> zameraním marketingových aktivít.</w:t>
+      </w:r>
+    </w:p>
+    <w:p>
+      <w:pPr>
+        <w:pStyle w:val="text"/>
         <w:rPr>
           <w:b/>
           <w:bCs/>
           <w:noProof/>
         </w:rPr>
+      </w:pPr>
+      <w:r>
+        <w:rPr>
+          <w:b/>
+          <w:bCs/>
+          <w:noProof/>
+        </w:rPr>
+        <w:t>Dlhodobá vízia</w:t>
+      </w:r>
+    </w:p>
+    <w:p>
+      <w:pPr>
+        <w:pStyle w:val="text"/>
+        <w:rPr>
+          <w:noProof/>
+        </w:rPr>
+      </w:pPr>
+      <w:r>
+        <w:rPr>
+          <w:noProof/>
+        </w:rPr>
+        <w:t xml:space="preserve">Dlhodobá vízia aplikácie DanceHub zahŕňa rozšírenie funkcií </w:t>
+      </w:r>
+      <w:r>
+        <w:rPr>
+          <w:noProof/>
+        </w:rPr>
+        <w:t>o </w:t>
+      </w:r>
+      <w:r>
+        <w:rPr>
+          <w:noProof/>
+        </w:rPr>
+        <w:t xml:space="preserve"> ďalšie nástroje pre tanečné kluby, ako sú správa platieb, komunikácia </w:t>
+      </w:r>
+      <w:r>
+        <w:rPr>
+          <w:noProof/>
+        </w:rPr>
+        <w:t>s </w:t>
+      </w:r>
+      <w:r>
+        <w:rPr>
+          <w:noProof/>
+        </w:rPr>
+        <w:t xml:space="preserve"> členmi </w:t>
+      </w:r>
+      <w:r>
+        <w:rPr>
+          <w:noProof/>
+        </w:rPr>
+        <w:t>a </w:t>
+      </w:r>
+      <w:r>
+        <w:rPr>
+          <w:noProof/>
+        </w:rPr>
+        <w:t xml:space="preserve"> reporting. Aplikácia by sa mohla tiež rozšíriť na nové trhy, ako sú športové kluby </w:t>
+      </w:r>
+      <w:r>
+        <w:rPr>
+          <w:noProof/>
+        </w:rPr>
+        <w:t>a </w:t>
+      </w:r>
+      <w:r>
+        <w:rPr>
+          <w:noProof/>
+        </w:rPr>
+        <w:t xml:space="preserve"> fitness centrá, ktoré majú podobné potreby na správu rozvrhov </w:t>
+      </w:r>
+      <w:r>
+        <w:rPr>
+          <w:noProof/>
+        </w:rPr>
+        <w:t>a </w:t>
+      </w:r>
+      <w:r>
+        <w:rPr>
+          <w:noProof/>
+        </w:rPr>
+        <w:t xml:space="preserve"> členov. Monetizácia by sa mohla rozšíriť </w:t>
+      </w:r>
+      <w:r>
+        <w:rPr>
+          <w:noProof/>
+        </w:rPr>
+        <w:t>o </w:t>
+      </w:r>
+      <w:r>
+        <w:rPr>
+          <w:noProof/>
+        </w:rPr>
+        <w:t xml:space="preserve"> ďalšie príjmy, ako sú provízie </w:t>
+      </w:r>
+      <w:r>
+        <w:rPr>
+          <w:noProof/>
+        </w:rPr>
+        <w:t>z </w:t>
+      </w:r>
+      <w:r>
+        <w:rPr>
+          <w:noProof/>
+        </w:rPr>
+        <w:t xml:space="preserve"> platieb, reklama od partnerov alebo licencovanie technológie </w:t>
+      </w:r>
+      <w:r>
+        <w:rPr>
+          <w:noProof/>
+        </w:rPr>
+        <w:lastRenderedPageBreak/>
+        <w:t xml:space="preserve">iným spoločnostiam. Tieto príjmy by mohli pomôcť financovať ďalší rozvoj aplikácie </w:t>
+      </w:r>
+      <w:r>
+        <w:rPr>
+          <w:noProof/>
+        </w:rPr>
+        <w:t>a </w:t>
+      </w:r>
+      <w:r>
+        <w:rPr>
+          <w:noProof/>
+        </w:rPr>
+        <w:t xml:space="preserve"> rozšírenie na nové trhy.</w:t>
+      </w:r>
+    </w:p>
+    <w:p>
+      <w:pPr>
+        <w:pStyle w:val="text"/>
+        <w:rPr>
+          <w:b/>
+          <w:bCs/>
+          <w:noProof/>
+        </w:rPr>
+      </w:pPr>
+      <w:r>
+        <w:rPr>
+          <w:b/>
+          <w:bCs/>
+          <w:noProof/>
+        </w:rPr>
         <w:t>Záver kapitoly</w:t>
       </w:r>
     </w:p>
@@ -7170,16 +13323,44 @@
         <w:rPr>
           <w:noProof/>
         </w:rPr>
-        <w:t>Táto kapitola poskytla komplexný marketingový plán pre aplikáciu DanceHub, vrátane marketingovej stratégie, stratégií na presadenie produktu na trhu, stratégií na udržanie produktu na trhu a dlhodobej vízie. Marketingový plán je navrhnutý tak, aby efektívne oslovil cieľovú skupinu a zabezpečil úspešné presadenie a udržanie produktu na trhu.</w:t>
-      </w:r>
-    </w:p>
-    <w:p>
-      <w:pPr>
-        <w:pStyle w:val="text"/>
-        <w:rPr>
-          <w:noProof/>
-        </w:rPr>
-      </w:pPr>
+        <w:t xml:space="preserve">Táto kapitola poskytla komplexný marketingový plán pre aplikáciu DanceHub, vrátane marketingovej stratégie, stratégií na presadenie produktu na trhu, stratégií na udržanie produktu na trhu </w:t>
+      </w:r>
+      <w:r>
+        <w:rPr>
+          <w:noProof/>
+        </w:rPr>
+        <w:t>a </w:t>
+      </w:r>
+      <w:r>
+        <w:rPr>
+          <w:noProof/>
+        </w:rPr>
+        <w:t xml:space="preserve"> dlhodobej vízie. Marketingový plán je navrhnutý tak, aby efektívne oslovil cieľovú skupinu </w:t>
+      </w:r>
+      <w:r>
+        <w:rPr>
+          <w:noProof/>
+        </w:rPr>
+        <w:t>a </w:t>
+      </w:r>
+      <w:r>
+        <w:rPr>
+          <w:noProof/>
+        </w:rPr>
+        <w:t xml:space="preserve"> zabezpečil úspešné presadenie </w:t>
+      </w:r>
+      <w:r>
+        <w:rPr>
+          <w:noProof/>
+        </w:rPr>
+        <w:t>a </w:t>
+      </w:r>
+      <w:r>
+        <w:rPr>
+          <w:noProof/>
+        </w:rPr>
+        <w:t xml:space="preserve"> udržanie produktu na trhu.</w:t>
+      </w:r>
     </w:p>
     <w:p>
       <w:pPr>
@@ -7227,7 +13408,55 @@
         <w:rPr>
           <w:noProof/>
         </w:rPr>
-        <w:t>Táto práca predstavila komplexné riešenie pre správu tanečných aktivít v podobe webovej aplikácie DanceHub. Hlavným cieľom práce bolo vytvoriť aplikáciu, ktorá adresuje medzery na trhu identifikované v analýze konkurenčných riešení a poskytuje špecializované funkcie pre tanečné kluby s párovými tancami.</w:t>
+        <w:t xml:space="preserve">Táto práca predstavila komplexné riešenie pre správu tanečných aktivít </w:t>
+      </w:r>
+      <w:r>
+        <w:rPr>
+          <w:noProof/>
+        </w:rPr>
+        <w:t>v </w:t>
+      </w:r>
+      <w:r>
+        <w:rPr>
+          <w:noProof/>
+        </w:rPr>
+        <w:t xml:space="preserve"> podobe webovej aplikácie DanceHub. Hlavným cieľom práce bolo vytvoriť aplikáciu, ktorá adresuje medzery na trhu identifikované </w:t>
+      </w:r>
+      <w:r>
+        <w:rPr>
+          <w:noProof/>
+        </w:rPr>
+        <w:t>v </w:t>
+      </w:r>
+      <w:r>
+        <w:rPr>
+          <w:noProof/>
+        </w:rPr>
+        <w:t xml:space="preserve"> analýze konkurenčných riešení </w:t>
+      </w:r>
+      <w:r>
+        <w:rPr>
+          <w:noProof/>
+        </w:rPr>
+        <w:t>a </w:t>
+      </w:r>
+      <w:r>
+        <w:rPr>
+          <w:noProof/>
+        </w:rPr>
+        <w:t xml:space="preserve"> poskytuje špecializované funkcie pre tanečné kluby </w:t>
+      </w:r>
+      <w:r>
+        <w:rPr>
+          <w:noProof/>
+        </w:rPr>
+        <w:t>s </w:t>
+      </w:r>
+      <w:r>
+        <w:rPr>
+          <w:noProof/>
+        </w:rPr>
+        <w:t xml:space="preserve"> párovými tancami.</w:t>
       </w:r>
       <w:r>
         <w:rPr>
@@ -7239,7 +13468,43 @@
         <w:rPr>
           <w:noProof/>
         </w:rPr>
-        <w:t>Ciele práce boli úspešne splnené. Aplikácia DanceHub poskytuje funkcie pre správu používateľov s podporou rôznych rolí, správu tanečných klubov, správu párov tanečníkov, generovanie optimalizovaných rozvrhov pomocou pokročilého algoritmu, správu hodín a správu dostupnosti účastníkov. Aplikácia je implementovaná pomocou moderných technológií a best practices pre vývoj webových aplikácií.</w:t>
+        <w:t xml:space="preserve">Ciele práce boli úspešne splnené. Aplikácia DanceHub poskytuje funkcie pre správu používateľov </w:t>
+      </w:r>
+      <w:r>
+        <w:rPr>
+          <w:noProof/>
+        </w:rPr>
+        <w:t>s </w:t>
+      </w:r>
+      <w:r>
+        <w:rPr>
+          <w:noProof/>
+        </w:rPr>
+        <w:t xml:space="preserve"> podporou rôznych rolí, správu tanečných klubov, správu párov tanečníkov, generovanie optimalizovaných rozvrhov pomocou pokročilého algoritmu, správu hodín </w:t>
+      </w:r>
+      <w:r>
+        <w:rPr>
+          <w:noProof/>
+        </w:rPr>
+        <w:t>a </w:t>
+      </w:r>
+      <w:r>
+        <w:rPr>
+          <w:noProof/>
+        </w:rPr>
+        <w:t xml:space="preserve"> správu dostupnosti účastníkov. Aplikácia je implementovaná pomocou moderných technológií </w:t>
+      </w:r>
+      <w:r>
+        <w:rPr>
+          <w:noProof/>
+        </w:rPr>
+        <w:t>a </w:t>
+      </w:r>
+      <w:r>
+        <w:rPr>
+          <w:noProof/>
+        </w:rPr>
+        <w:t xml:space="preserve"> best practices pre vývoj webových aplikácií.</w:t>
       </w:r>
       <w:r>
         <w:rPr>
@@ -7251,7 +13516,67 @@
         <w:rPr>
           <w:noProof/>
         </w:rPr>
-        <w:t>Hlavné výsledky práce zahŕňajú kompletný návrh aplikácie vrátane používateľského rozhrania, architektúry systému a databázového modelu, plnú implementáciu frontend a backend častí aplikácie, pokročilý algoritmus pre generovanie rozvrhov, ktorý zohľadňuje všetky obmedzenia a preferencie, a marketingový plán pre presadenie a udržanie produktu na trhu.</w:t>
+        <w:t xml:space="preserve">Hlavné výsledky práce zahŕňajú kompletný návrh aplikácie vrátane používateľského rozhrania, architektúry systému </w:t>
+      </w:r>
+      <w:r>
+        <w:rPr>
+          <w:noProof/>
+        </w:rPr>
+        <w:t>a </w:t>
+      </w:r>
+      <w:r>
+        <w:rPr>
+          <w:noProof/>
+        </w:rPr>
+        <w:t xml:space="preserve"> databázového modelu, plnú implementáciu frontend </w:t>
+      </w:r>
+      <w:r>
+        <w:rPr>
+          <w:noProof/>
+        </w:rPr>
+        <w:t>a </w:t>
+      </w:r>
+      <w:r>
+        <w:rPr>
+          <w:noProof/>
+        </w:rPr>
+        <w:t xml:space="preserve"> backend častí aplikácie, pokročilý algoritmus pre generovanie rozvrhov, ktorý zohľadňuje všetky obmedzenia </w:t>
+      </w:r>
+      <w:r>
+        <w:rPr>
+          <w:noProof/>
+        </w:rPr>
+        <w:t>a </w:t>
+      </w:r>
+      <w:r>
+        <w:rPr>
+          <w:noProof/>
+        </w:rPr>
+        <w:t xml:space="preserve"> preferencie, </w:t>
+      </w:r>
+      <w:r>
+        <w:rPr>
+          <w:noProof/>
+        </w:rPr>
+        <w:t>a </w:t>
+      </w:r>
+      <w:r>
+        <w:rPr>
+          <w:noProof/>
+        </w:rPr>
+        <w:t xml:space="preserve"> marketingový plán pre presadenie </w:t>
+      </w:r>
+      <w:r>
+        <w:rPr>
+          <w:noProof/>
+        </w:rPr>
+        <w:t>a </w:t>
+      </w:r>
+      <w:r>
+        <w:rPr>
+          <w:noProof/>
+        </w:rPr>
+        <w:t xml:space="preserve"> udržanie produktu na trhu.</w:t>
       </w:r>
     </w:p>
     <w:p>
@@ -7283,7 +13608,31 @@
         <w:rPr>
           <w:noProof/>
         </w:rPr>
-        <w:t>Čo sa podarilo v rámci tejto práce zahŕňa úspešné vytvorenie funkčnej webovej aplikácie, ktorá poskytuje všetky plánované funkcie, implementáciu komplexného algoritmu pre generovanie rozvrhov, ktorý efektívne rieši problém optimalizácie rozvrhov a vytvorenie intuitívneho používateľského rozhrania, ktoré je ľahko použiteľné pre rôzne typy používateľov.</w:t>
+        <w:t xml:space="preserve">Čo sa podarilo </w:t>
+      </w:r>
+      <w:r>
+        <w:rPr>
+          <w:noProof/>
+        </w:rPr>
+        <w:t>v </w:t>
+      </w:r>
+      <w:r>
+        <w:rPr>
+          <w:noProof/>
+        </w:rPr>
+        <w:t xml:space="preserve"> rámci tejto práce zahŕňa úspešné vytvorenie funkčnej webovej aplikácie, ktorá poskytuje všetky plánované funkcie, implementáciu komplexného algoritmu pre generovanie rozvrhov, ktorý efektívne rieši problém optimalizácie rozvrhov </w:t>
+      </w:r>
+      <w:r>
+        <w:rPr>
+          <w:noProof/>
+        </w:rPr>
+        <w:t>a </w:t>
+      </w:r>
+      <w:r>
+        <w:rPr>
+          <w:noProof/>
+        </w:rPr>
+        <w:t xml:space="preserve"> vytvorenie intuitívneho používateľského rozhrania, ktoré je ľahko použiteľné pre rôzne typy používateľov.</w:t>
       </w:r>
       <w:r>
         <w:rPr>
@@ -7295,7 +13644,55 @@
         <w:rPr>
           <w:noProof/>
         </w:rPr>
-        <w:t>Výzvy, ktoré sa vyskytli počas vývoja, zahŕňali implementáciu komplexného algoritmu pre generovanie rozvrhov, ktorý musel zohľadniť množstvo obmedzení a preferencií, optimalizáciu výkonu aplikácie pri práci s veľkým množstvom dát, a zabezpečenie bezpečnosti aplikácie, vrátane ochrany pred rôznymi typmi útokov. Tieto výzvy boli úspešne vyriešené pomocou vhodných algoritmov, optimalizácie databázových dotazov a implementácie bezpečnostných opatrení.</w:t>
+        <w:t xml:space="preserve">Výzvy, ktoré sa vyskytli počas vývoja, zahŕňali implementáciu komplexného algoritmu pre generovanie rozvrhov, ktorý musel zohľadniť množstvo obmedzení </w:t>
+      </w:r>
+      <w:r>
+        <w:rPr>
+          <w:noProof/>
+        </w:rPr>
+        <w:t>a </w:t>
+      </w:r>
+      <w:r>
+        <w:rPr>
+          <w:noProof/>
+        </w:rPr>
+        <w:t xml:space="preserve"> preferencií, optimalizáciu výkonu aplikácie pri práci </w:t>
+      </w:r>
+      <w:r>
+        <w:rPr>
+          <w:noProof/>
+        </w:rPr>
+        <w:t>s </w:t>
+      </w:r>
+      <w:r>
+        <w:rPr>
+          <w:noProof/>
+        </w:rPr>
+        <w:t xml:space="preserve"> veľkým množstvom dát, </w:t>
+      </w:r>
+      <w:r>
+        <w:rPr>
+          <w:noProof/>
+        </w:rPr>
+        <w:t>a </w:t>
+      </w:r>
+      <w:r>
+        <w:rPr>
+          <w:noProof/>
+        </w:rPr>
+        <w:t xml:space="preserve"> zabezpečenie bezpečnosti aplikácie, vrátane ochrany pred rôznymi typmi útokov. Tieto výzvy boli úspešne vyriešené pomocou vhodných algoritmov, optimalizácie databázových dotazov </w:t>
+      </w:r>
+      <w:r>
+        <w:rPr>
+          <w:noProof/>
+        </w:rPr>
+        <w:t>a </w:t>
+      </w:r>
+      <w:r>
+        <w:rPr>
+          <w:noProof/>
+        </w:rPr>
+        <w:t xml:space="preserve"> implementácie bezpečnostných opatrení.</w:t>
       </w:r>
       <w:r>
         <w:rPr>
@@ -7307,7 +13704,79 @@
         <w:rPr>
           <w:noProof/>
         </w:rPr>
-        <w:t>Získané skúsenosti z tejto práce zahŕňajú hlbšie pochopenie procesu vývoja webových aplikácií, od analýzy požiadaviek až po nasadenie aplikácie, skúsenosti s implementáciou komplexných algoritmov a optimalizáciou výkonu, a znalosti o bezpečnosti webových aplikácií a best practices pre ich zabezpečenie.</w:t>
+        <w:t xml:space="preserve">Získané skúsenosti </w:t>
+      </w:r>
+      <w:r>
+        <w:rPr>
+          <w:noProof/>
+        </w:rPr>
+        <w:t>z </w:t>
+      </w:r>
+      <w:r>
+        <w:rPr>
+          <w:noProof/>
+        </w:rPr>
+        <w:t xml:space="preserve"> tejto práce zahŕňajú hlbšie pochopenie procesu vývoja webových aplikácií, od analýzy požiadaviek až po nasadenie aplikácie, skúsenosti </w:t>
+      </w:r>
+      <w:r>
+        <w:rPr>
+          <w:noProof/>
+        </w:rPr>
+        <w:t>s </w:t>
+      </w:r>
+      <w:r>
+        <w:rPr>
+          <w:noProof/>
+        </w:rPr>
+        <w:t xml:space="preserve"> implementáciou komplexných algoritmov </w:t>
+      </w:r>
+      <w:r>
+        <w:rPr>
+          <w:noProof/>
+        </w:rPr>
+        <w:t>a </w:t>
+      </w:r>
+      <w:r>
+        <w:rPr>
+          <w:noProof/>
+        </w:rPr>
+        <w:t xml:space="preserve"> optimalizáciou výkonu, </w:t>
+      </w:r>
+      <w:r>
+        <w:rPr>
+          <w:noProof/>
+        </w:rPr>
+        <w:t>a </w:t>
+      </w:r>
+      <w:r>
+        <w:rPr>
+          <w:noProof/>
+        </w:rPr>
+        <w:t xml:space="preserve"> znalosti </w:t>
+      </w:r>
+      <w:r>
+        <w:rPr>
+          <w:noProof/>
+        </w:rPr>
+        <w:t>o </w:t>
+      </w:r>
+      <w:r>
+        <w:rPr>
+          <w:noProof/>
+        </w:rPr>
+        <w:t xml:space="preserve"> bezpečnosti webových aplikácií </w:t>
+      </w:r>
+      <w:r>
+        <w:rPr>
+          <w:noProof/>
+        </w:rPr>
+        <w:t>a </w:t>
+      </w:r>
+      <w:r>
+        <w:rPr>
+          <w:noProof/>
+        </w:rPr>
+        <w:t xml:space="preserve"> best practices pre ich zabezpečenie.</w:t>
       </w:r>
     </w:p>
     <w:p>
@@ -7339,14 +13808,74 @@
         <w:rPr>
           <w:noProof/>
         </w:rPr>
-        <w:t xml:space="preserve">Plánované vylepšenia aplikácie zahŕňajú rozšírenie funkcií o správu platieb a fakturáciu, implementáciu pokročilejších analytických nástrojov pre reporting a analýzu využitia zdrojov, a pridanie funkcií pre komunikáciu medzi členmi klubu, ako sú správy </w:t>
+        <w:t xml:space="preserve">Plánované vylepšenia aplikácie zahŕňajú rozšírenie funkcií </w:t>
+      </w:r>
+      <w:r>
+        <w:rPr>
+          <w:noProof/>
+        </w:rPr>
+        <w:t>o </w:t>
+      </w:r>
+      <w:r>
+        <w:rPr>
+          <w:noProof/>
+        </w:rPr>
+        <w:t xml:space="preserve"> správu platieb </w:t>
+      </w:r>
+      <w:r>
+        <w:rPr>
+          <w:noProof/>
+        </w:rPr>
+        <w:t>a </w:t>
+      </w:r>
+      <w:r>
+        <w:rPr>
+          <w:noProof/>
+        </w:rPr>
+        <w:t xml:space="preserve"> fakturáciu, implementáciu pokročilejších analytických nástrojov pre reporting </w:t>
+      </w:r>
+      <w:r>
+        <w:rPr>
+          <w:noProof/>
+        </w:rPr>
+        <w:t>a </w:t>
+      </w:r>
+      <w:r>
+        <w:rPr>
+          <w:noProof/>
+        </w:rPr>
+        <w:t xml:space="preserve"> analýzu využitia zdrojov, </w:t>
+      </w:r>
+      <w:r>
+        <w:rPr>
+          <w:noProof/>
+        </w:rPr>
+        <w:t>a </w:t>
+      </w:r>
+      <w:r>
+        <w:rPr>
+          <w:noProof/>
+        </w:rPr>
+        <w:t xml:space="preserve"> pridanie funkcií pre komunikáciu medzi členmi klubu, ako </w:t>
       </w:r>
       <w:r>
         <w:rPr>
           <w:noProof/>
         </w:rPr>
         <w:lastRenderedPageBreak/>
-        <w:t>a notifikácie.</w:t>
+        <w:t xml:space="preserve">sú správy </w:t>
+      </w:r>
+      <w:r>
+        <w:rPr>
+          <w:noProof/>
+        </w:rPr>
+        <w:t>a </w:t>
+      </w:r>
+      <w:r>
+        <w:rPr>
+          <w:noProof/>
+        </w:rPr>
+        <w:t xml:space="preserve"> notifikácie.</w:t>
       </w:r>
       <w:r>
         <w:rPr>
@@ -7358,7 +13887,67 @@
         <w:rPr>
           <w:noProof/>
         </w:rPr>
-        <w:t>Potenciálne rozšírenia aplikácie zahŕňajú mobilnú aplikáciu pre iOS a Android, ktorá by poskytla lepšiu mobilnú skúsenosť, rozšírenie na ďalšie typy tanečných aktivít, ako sú skupinové tance a choreografie, a adaptáciu aplikácie pre iné typy organizácií s podobnými potrebami, ako sú športové kluby a fitness centrá.</w:t>
+        <w:t xml:space="preserve">Potenciálne rozšírenia aplikácie zahŕňajú mobilnú aplikáciu pre iOS </w:t>
+      </w:r>
+      <w:r>
+        <w:rPr>
+          <w:noProof/>
+        </w:rPr>
+        <w:t>a </w:t>
+      </w:r>
+      <w:r>
+        <w:rPr>
+          <w:noProof/>
+        </w:rPr>
+        <w:t xml:space="preserve"> Android, ktorá by poskytla lepšiu mobilnú skúsenosť, rozšírenie na ďalšie typy tanečných aktivít, ako sú skupinové tance </w:t>
+      </w:r>
+      <w:r>
+        <w:rPr>
+          <w:noProof/>
+        </w:rPr>
+        <w:t>a </w:t>
+      </w:r>
+      <w:r>
+        <w:rPr>
+          <w:noProof/>
+        </w:rPr>
+        <w:t xml:space="preserve"> choreografie, </w:t>
+      </w:r>
+      <w:r>
+        <w:rPr>
+          <w:noProof/>
+        </w:rPr>
+        <w:t>a </w:t>
+      </w:r>
+      <w:r>
+        <w:rPr>
+          <w:noProof/>
+        </w:rPr>
+        <w:t xml:space="preserve"> adaptáciu aplikácie pre iné typy organizácií </w:t>
+      </w:r>
+      <w:r>
+        <w:rPr>
+          <w:noProof/>
+        </w:rPr>
+        <w:t>s </w:t>
+      </w:r>
+      <w:r>
+        <w:rPr>
+          <w:noProof/>
+        </w:rPr>
+        <w:t xml:space="preserve"> podobnými potrebami, ako sú športové kluby </w:t>
+      </w:r>
+      <w:r>
+        <w:rPr>
+          <w:noProof/>
+        </w:rPr>
+        <w:t>a </w:t>
+      </w:r>
+      <w:r>
+        <w:rPr>
+          <w:noProof/>
+        </w:rPr>
+        <w:t xml:space="preserve"> fitness centrá.</w:t>
       </w:r>
       <w:r>
         <w:rPr>
@@ -7370,7 +13959,55 @@
         <w:rPr>
           <w:noProof/>
         </w:rPr>
-        <w:t>Ďalšie možnosti rozvoja zahŕňajú implementáciu umelej inteligencie pre ešte lepšiu optimalizáciu rozvrhov, integráciu s ďalšími službami, ako sú kalendárové aplikácie a platobné systémy, a rozšírenie aplikácie na medzinárodné trhy s podporou viacerých jazykov.</w:t>
+        <w:t xml:space="preserve">Ďalšie možnosti rozvoja zahŕňajú implementáciu umelej inteligencie pre ešte lepšiu optimalizáciu rozvrhov, integráciu </w:t>
+      </w:r>
+      <w:r>
+        <w:rPr>
+          <w:noProof/>
+        </w:rPr>
+        <w:t>s </w:t>
+      </w:r>
+      <w:r>
+        <w:rPr>
+          <w:noProof/>
+        </w:rPr>
+        <w:t xml:space="preserve"> ďalšími službami, ako sú kalendárové aplikácie </w:t>
+      </w:r>
+      <w:r>
+        <w:rPr>
+          <w:noProof/>
+        </w:rPr>
+        <w:t>a </w:t>
+      </w:r>
+      <w:r>
+        <w:rPr>
+          <w:noProof/>
+        </w:rPr>
+        <w:t xml:space="preserve"> platobné systémy, </w:t>
+      </w:r>
+      <w:r>
+        <w:rPr>
+          <w:noProof/>
+        </w:rPr>
+        <w:t>a </w:t>
+      </w:r>
+      <w:r>
+        <w:rPr>
+          <w:noProof/>
+        </w:rPr>
+        <w:t xml:space="preserve"> rozšírenie aplikácie na medzinárodné trhy </w:t>
+      </w:r>
+      <w:r>
+        <w:rPr>
+          <w:noProof/>
+        </w:rPr>
+        <w:t>s </w:t>
+      </w:r>
+      <w:r>
+        <w:rPr>
+          <w:noProof/>
+        </w:rPr>
+        <w:t xml:space="preserve"> podporou viacerých jazykov.</w:t>
       </w:r>
     </w:p>
     <w:p>
@@ -7402,7 +14039,91 @@
         <w:rPr>
           <w:noProof/>
         </w:rPr>
-        <w:t>Aplikácia DanceHub predstavuje komplexné riešenie pre správu tanečných aktivít, ktoré adresuje identifikované medzery na trhu a poskytuje špecializované funkcie pre tanečné kluby s párovými tancami. Práca úspešne splnila všetky stanovené ciele a poskytla solidný základ pre budúci rozvoj aplikácie. Implementácia využíva moderné technológie a best practices, čo zabezpečuje výkon, bezpečnosť a údržbu aplikácie. Marketingový plán poskytuje jasnú stratégiu pre presadenie a udržanie produktu na trhu, čo je dôležité pre úspech aplikácie v dlhodobom horizonte.</w:t>
+        <w:t xml:space="preserve">Aplikácia DanceHub predstavuje komplexné riešenie pre správu tanečných aktivít, ktoré adresuje identifikované medzery na trhu </w:t>
+      </w:r>
+      <w:r>
+        <w:rPr>
+          <w:noProof/>
+        </w:rPr>
+        <w:t>a </w:t>
+      </w:r>
+      <w:r>
+        <w:rPr>
+          <w:noProof/>
+        </w:rPr>
+        <w:t xml:space="preserve"> poskytuje špecializované funkcie pre tanečné kluby </w:t>
+      </w:r>
+      <w:r>
+        <w:rPr>
+          <w:noProof/>
+        </w:rPr>
+        <w:t>s </w:t>
+      </w:r>
+      <w:r>
+        <w:rPr>
+          <w:noProof/>
+        </w:rPr>
+        <w:t xml:space="preserve"> párovými tancami. Práca úspešne splnila všetky stanovené ciele </w:t>
+      </w:r>
+      <w:r>
+        <w:rPr>
+          <w:noProof/>
+        </w:rPr>
+        <w:t>a </w:t>
+      </w:r>
+      <w:r>
+        <w:rPr>
+          <w:noProof/>
+        </w:rPr>
+        <w:t xml:space="preserve"> poskytla solidný základ pre budúci rozvoj aplikácie. Implementácia využíva moderné technológie </w:t>
+      </w:r>
+      <w:r>
+        <w:rPr>
+          <w:noProof/>
+        </w:rPr>
+        <w:t>a </w:t>
+      </w:r>
+      <w:r>
+        <w:rPr>
+          <w:noProof/>
+        </w:rPr>
+        <w:t xml:space="preserve"> best practices, čo zabezpečuje výkon, bezpečnosť </w:t>
+      </w:r>
+      <w:r>
+        <w:rPr>
+          <w:noProof/>
+        </w:rPr>
+        <w:t>a </w:t>
+      </w:r>
+      <w:r>
+        <w:rPr>
+          <w:noProof/>
+        </w:rPr>
+        <w:t xml:space="preserve"> údržbu aplikácie. Marketingový plán poskytuje jasnú stratégiu pre presadenie </w:t>
+      </w:r>
+      <w:r>
+        <w:rPr>
+          <w:noProof/>
+        </w:rPr>
+        <w:t>a </w:t>
+      </w:r>
+      <w:r>
+        <w:rPr>
+          <w:noProof/>
+        </w:rPr>
+        <w:t xml:space="preserve"> udržanie produktu na trhu, čo je dôležité pre úspech aplikácie </w:t>
+      </w:r>
+      <w:r>
+        <w:rPr>
+          <w:noProof/>
+        </w:rPr>
+        <w:t>v </w:t>
+      </w:r>
+      <w:r>
+        <w:rPr>
+          <w:noProof/>
+        </w:rPr>
+        <w:t xml:space="preserve"> dlhodobom horizonte.</w:t>
       </w:r>
     </w:p>
     <w:p>
@@ -7458,7 +14179,19 @@
         <w:rPr>
           <w:noProof/>
         </w:rPr>
-        <w:t>[1] APPDESIGN.SK. Tvorba firemných aplikácií a webových služieb [online]. [cit. 2026-01-07]. Dostupné na: https://appdesign.sk/</w:t>
+        <w:t xml:space="preserve">[1] APPDESIGN.SK. Tvorba firemných aplikácií </w:t>
+      </w:r>
+      <w:r>
+        <w:rPr>
+          <w:noProof/>
+        </w:rPr>
+        <w:t>a </w:t>
+      </w:r>
+      <w:r>
+        <w:rPr>
+          <w:noProof/>
+        </w:rPr>
+        <w:t xml:space="preserve"> webových služieb [online]. [cit. 2026-01-07]. Dostupné na: https://appdesign.sk/</w:t>
       </w:r>
     </w:p>
     <w:p>
@@ -7473,7 +14206,19 @@
         <w:rPr>
           <w:noProof/>
         </w:rPr>
-        <w:t>[2] BACKEND.SK. Webové a mobilné aplikácie na mieru [online]. [cit. 2026-01-07]. Dostupné na: https://www.backend.sk/sluzby/aplikacie/</w:t>
+        <w:t xml:space="preserve">[2] BACKEND.SK. Webové </w:t>
+      </w:r>
+      <w:r>
+        <w:rPr>
+          <w:noProof/>
+        </w:rPr>
+        <w:t>a </w:t>
+      </w:r>
+      <w:r>
+        <w:rPr>
+          <w:noProof/>
+        </w:rPr>
+        <w:t xml:space="preserve"> mobilné aplikácie na mieru [online]. [cit. 2026-01-07]. Dostupné na: https://www.backend.sk/sluzby/aplikacie/</w:t>
       </w:r>
     </w:p>
     <w:p>
@@ -7500,7 +14245,19 @@
         <w:rPr>
           <w:noProof/>
         </w:rPr>
-        <w:t>] EDUCITY.CZ. Tvorba webových aplikácií pomocou AJAX [online]. [cit. 2026-01-07]. Dostupné na: https://www.educity.cz/kurzy-na-miru/pocitacove-a-it-kurzy-id-39/tvorba-webovych-aplikacii-pomocou-ajax-id-635334</w:t>
+        <w:t>] EDUCITY.CZ. Tvorba webových aplikácií pomocou AJAX [online]. [cit. 2026-01-07]. Dostupné na: https://www.educity.cz/kurzy-na-miru/pocitacove-</w:t>
+      </w:r>
+      <w:r>
+        <w:rPr>
+          <w:noProof/>
+        </w:rPr>
+        <w:t>a </w:t>
+      </w:r>
+      <w:r>
+        <w:rPr>
+          <w:noProof/>
+        </w:rPr>
+        <w:t>-it-kurzy-id-39/tvorba-webovych-aplikacii-pomocou-ajax-id-635334</w:t>
       </w:r>
     </w:p>
     <w:p>
@@ -7608,7 +14365,19 @@
         <w:rPr>
           <w:noProof/>
         </w:rPr>
-        <w:t>] SOFTADO.COM. Tvorba mobilných a webových aplikácií [online]. [cit. 2026-01-07]. Dostupné na: https://softado.com/</w:t>
+        <w:t xml:space="preserve">] SOFTADO.COM. Tvorba mobilných </w:t>
+      </w:r>
+      <w:r>
+        <w:rPr>
+          <w:noProof/>
+        </w:rPr>
+        <w:t>a </w:t>
+      </w:r>
+      <w:r>
+        <w:rPr>
+          <w:noProof/>
+        </w:rPr>
+        <w:t xml:space="preserve"> webových aplikácií [online]. [cit. 2026-01-07]. Dostupné na: https://softado.com/</w:t>
       </w:r>
     </w:p>
     <w:p>
@@ -7635,7 +14404,55 @@
         <w:rPr>
           <w:noProof/>
         </w:rPr>
-        <w:t>] VITA.SK. Tvorba UI a aplikácií v jazyku Java [online]. [cit. 2026-01-07]. Dostupné na: https://www.vita.sk/tvorba-ui-a-aplikacii-v-jave/</w:t>
+        <w:t xml:space="preserve">] VITA.SK. Tvorba UI </w:t>
+      </w:r>
+      <w:r>
+        <w:rPr>
+          <w:noProof/>
+        </w:rPr>
+        <w:t>a </w:t>
+      </w:r>
+      <w:r>
+        <w:rPr>
+          <w:noProof/>
+        </w:rPr>
+        <w:t xml:space="preserve"> aplikácií </w:t>
+      </w:r>
+      <w:r>
+        <w:rPr>
+          <w:noProof/>
+        </w:rPr>
+        <w:t>v </w:t>
+      </w:r>
+      <w:r>
+        <w:rPr>
+          <w:noProof/>
+        </w:rPr>
+        <w:t xml:space="preserve"> jazyku Java [online]. [cit. 2026-01-07]. Dostupné na: https://www.vita.sk/tvorba-ui-</w:t>
+      </w:r>
+      <w:r>
+        <w:rPr>
+          <w:noProof/>
+        </w:rPr>
+        <w:t>a </w:t>
+      </w:r>
+      <w:r>
+        <w:rPr>
+          <w:noProof/>
+        </w:rPr>
+        <w:t>-aplikacii-</w:t>
+      </w:r>
+      <w:r>
+        <w:rPr>
+          <w:noProof/>
+        </w:rPr>
+        <w:t>v </w:t>
+      </w:r>
+      <w:r>
+        <w:rPr>
+          <w:noProof/>
+        </w:rPr>
+        <w:t>-jave/</w:t>
       </w:r>
     </w:p>
     <w:p>
@@ -7689,7 +14506,19 @@
         <w:rPr>
           <w:noProof/>
         </w:rPr>
-        <w:t>] WEB7.SK. Tvorba webových stránok a aplikácií [online]. [cit. 2026-01-07]. Dostupné na: https://web7.sk/</w:t>
+        <w:t xml:space="preserve">] WEB7.SK. Tvorba webových stránok </w:t>
+      </w:r>
+      <w:r>
+        <w:rPr>
+          <w:noProof/>
+        </w:rPr>
+        <w:t>a </w:t>
+      </w:r>
+      <w:r>
+        <w:rPr>
+          <w:noProof/>
+        </w:rPr>
+        <w:t xml:space="preserve"> aplikácií [online]. [cit. 2026-01-07]. Dostupné na: https://web7.sk/</w:t>
       </w:r>
     </w:p>
     <w:p>
@@ -7879,7 +14708,19 @@
         <w:rPr>
           <w:noProof/>
         </w:rPr>
-        <w:t>] DOODLE. Doodle – Find a date that works for everyone [online]. [cit. 2025-01-09]. Dostupné na: https://doodle.com/</w:t>
+        <w:t xml:space="preserve">] DOODLE. Doodle – Find </w:t>
+      </w:r>
+      <w:r>
+        <w:rPr>
+          <w:noProof/>
+        </w:rPr>
+        <w:t>a </w:t>
+      </w:r>
+      <w:r>
+        <w:rPr>
+          <w:noProof/>
+        </w:rPr>
+        <w:t xml:space="preserve"> date that works for everyone [online]. [cit. 2025-01-09]. Dostupné na: https://doodle.com/</w:t>
       </w:r>
     </w:p>
     <w:p>
@@ -8230,7 +15071,19 @@
         <w:rPr>
           <w:noProof/>
         </w:rPr>
-        <w:t>] MOZILLA DEVELOPER NETWORK. MDN Web Docs [online]. [cit. 2026-01-07].     Dostupné na: https://developer.mozilla.org/</w:t>
+        <w:t>] MOZILLA DEVELOPER NETWORK. MDN Web Docs [online]. [cit. 2026-01-07].</w:t>
+      </w:r>
+      <w:r>
+        <w:rPr>
+          <w:noProof/>
+        </w:rPr>
+        <w:t xml:space="preserve">  </w:t>
+      </w:r>
+      <w:r>
+        <w:rPr>
+          <w:noProof/>
+        </w:rPr>
+        <w:t xml:space="preserve"> Dostupné na: https://developer.mozilla.org/</w:t>
       </w:r>
     </w:p>
     <w:p>
@@ -8393,7 +15246,19 @@
         <w:rPr>
           <w:noProof/>
         </w:rPr>
-        <w:t>] REACT. React – A JavaScript library for building user interfaces [online]. [cit. 2026-01-07]. Dostupné na: https://react.dev/</w:t>
+        <w:t xml:space="preserve">] REACT. React – </w:t>
+      </w:r>
+      <w:r>
+        <w:rPr>
+          <w:noProof/>
+        </w:rPr>
+        <w:t>A </w:t>
+      </w:r>
+      <w:r>
+        <w:rPr>
+          <w:noProof/>
+        </w:rPr>
+        <w:t xml:space="preserve"> JavaScript library for building user interfaces [online]. [cit. 2026-01-07]. Dostupné na: https://react.dev/</w:t>
       </w:r>
     </w:p>
     <w:p>
@@ -10853,27 +17718,6 @@
 </file>
 
 <file path=customXml/item1.xml><?xml version="1.0" encoding="utf-8"?>
-<?mso-contentType ?>
-<FormTemplates xmlns="http://schemas.microsoft.com/sharepoint/v3/contenttype/forms">
-  <Display>DocumentLibraryForm</Display>
-  <Edit>DocumentLibraryForm</Edit>
-  <New>DocumentLibraryForm</New>
-</FormTemplates>
-</file>
-
-<file path=customXml/item2.xml><?xml version="1.0" encoding="utf-8"?>
-<p:properties xmlns:p="http://schemas.microsoft.com/office/2006/metadata/properties" xmlns:xsi="http://www.w3.org/2001/XMLSchema-instance" xmlns:pc="http://schemas.microsoft.com/office/infopath/2007/PartnerControls">
-  <documentManagement>
-    <_activity xmlns="a94799e5-846a-4ad9-b31d-5ba5d0428847" xsi:nil="true"/>
-  </documentManagement>
-</p:properties>
-</file>
-
-<file path=customXml/item3.xml><?xml version="1.0" encoding="utf-8"?>
-<b:Sources xmlns:b="http://schemas.openxmlformats.org/officeDocument/2006/bibliography" xmlns="http://schemas.openxmlformats.org/officeDocument/2006/bibliography" SelectedStyle="\APASixthEditionOfficeOnline.xsl" StyleName="APA" Version="6"/>
-</file>
-
-<file path=customXml/item4.xml><?xml version="1.0" encoding="utf-8"?>
 <ct:contentTypeSchema xmlns:ct="http://schemas.microsoft.com/office/2006/metadata/contentType" xmlns:ma="http://schemas.microsoft.com/office/2006/metadata/properties/metaAttributes" ct:_="" ma:_="" ma:contentTypeName="Dokument" ma:contentTypeID="0x010100FF914F332154174D803A7B644D03395C" ma:contentTypeVersion="16" ma:contentTypeDescription="Umožňuje vytvoriť nový dokument." ma:contentTypeScope="" ma:versionID="fd77751d24e8168fda22eab337079d00">
   <xsd:schema xmlns:xsd="http://www.w3.org/2001/XMLSchema" xmlns:xs="http://www.w3.org/2001/XMLSchema" xmlns:p="http://schemas.microsoft.com/office/2006/metadata/properties" xmlns:ns3="a94799e5-846a-4ad9-b31d-5ba5d0428847" xmlns:ns4="b0f22963-9bb8-4dce-be88-550968040c8c" targetNamespace="http://schemas.microsoft.com/office/2006/metadata/properties" ma:root="true" ma:fieldsID="b71646f853d82629af3ee6a4474bd060" ns3:_="" ns4:_="">
     <xsd:import namespace="a94799e5-846a-4ad9-b31d-5ba5d0428847"/>
@@ -11112,33 +17956,28 @@
 </ct:contentTypeSchema>
 </file>
 
-<file path=customXml/itemProps1.xml><?xml version="1.0" encoding="utf-8"?>
-<ds:datastoreItem xmlns:ds="http://schemas.openxmlformats.org/officeDocument/2006/customXml" ds:itemID="{1F4F2074-9665-40AE-AC4D-38B5428FDE6E}">
-  <ds:schemaRefs>
-    <ds:schemaRef ds:uri="http://schemas.microsoft.com/sharepoint/v3/contenttype/forms"/>
-  </ds:schemaRefs>
-</ds:datastoreItem>
+<file path=customXml/item2.xml><?xml version="1.0" encoding="utf-8"?>
+<b:Sources xmlns:b="http://schemas.openxmlformats.org/officeDocument/2006/bibliography" xmlns="http://schemas.openxmlformats.org/officeDocument/2006/bibliography" SelectedStyle="\APASixthEditionOfficeOnline.xsl" StyleName="APA" Version="6"/>
 </file>
 
-<file path=customXml/itemProps2.xml><?xml version="1.0" encoding="utf-8"?>
-<ds:datastoreItem xmlns:ds="http://schemas.openxmlformats.org/officeDocument/2006/customXml" ds:itemID="{8A7D4A20-64F2-4259-949F-7A93E612CEDE}">
-  <ds:schemaRefs>
-    <ds:schemaRef ds:uri="http://schemas.microsoft.com/office/2006/metadata/properties"/>
-    <ds:schemaRef ds:uri="http://schemas.microsoft.com/office/infopath/2007/PartnerControls"/>
-    <ds:schemaRef ds:uri="a94799e5-846a-4ad9-b31d-5ba5d0428847"/>
-  </ds:schemaRefs>
-</ds:datastoreItem>
+<file path=customXml/item3.xml><?xml version="1.0" encoding="utf-8"?>
+<p:properties xmlns:p="http://schemas.microsoft.com/office/2006/metadata/properties" xmlns:xsi="http://www.w3.org/2001/XMLSchema-instance" xmlns:pc="http://schemas.microsoft.com/office/infopath/2007/PartnerControls">
+  <documentManagement>
+    <_activity xmlns="a94799e5-846a-4ad9-b31d-5ba5d0428847" xsi:nil="true"/>
+  </documentManagement>
+</p:properties>
 </file>
 
-<file path=customXml/itemProps3.xml><?xml version="1.0" encoding="utf-8"?>
-<ds:datastoreItem xmlns:ds="http://schemas.openxmlformats.org/officeDocument/2006/customXml" ds:itemID="{33B51BA0-60DC-4A69-874E-22CBA927F23E}">
-  <ds:schemaRefs>
-    <ds:schemaRef ds:uri="http://schemas.openxmlformats.org/officeDocument/2006/bibliography"/>
-  </ds:schemaRefs>
-</ds:datastoreItem>
+<file path=customXml/item4.xml><?xml version="1.0" encoding="utf-8"?>
+<?mso-contentType ?>
+<FormTemplates xmlns="http://schemas.microsoft.com/sharepoint/v3/contenttype/forms">
+  <Display>DocumentLibraryForm</Display>
+  <Edit>DocumentLibraryForm</Edit>
+  <New>DocumentLibraryForm</New>
+</FormTemplates>
 </file>
 
-<file path=customXml/itemProps4.xml><?xml version="1.0" encoding="utf-8"?>
+<file path=customXml/itemProps1.xml><?xml version="1.0" encoding="utf-8"?>
 <ds:datastoreItem xmlns:ds="http://schemas.openxmlformats.org/officeDocument/2006/customXml" ds:itemID="{C3329A49-AD3D-4BA1-96E5-F249191C1F65}">
   <ds:schemaRefs>
     <ds:schemaRef ds:uri="http://schemas.microsoft.com/office/2006/metadata/contentType"/>
@@ -11155,4 +17994,30 @@
     <ds:schemaRef ds:uri="http://schemas.microsoft.com/internal/obd"/>
   </ds:schemaRefs>
 </ds:datastoreItem>
+</file>
+
+<file path=customXml/itemProps2.xml><?xml version="1.0" encoding="utf-8"?>
+<ds:datastoreItem xmlns:ds="http://schemas.openxmlformats.org/officeDocument/2006/customXml" ds:itemID="{33B51BA0-60DC-4A69-874E-22CBA927F23E}">
+  <ds:schemaRefs>
+    <ds:schemaRef ds:uri="http://schemas.openxmlformats.org/officeDocument/2006/bibliography"/>
+  </ds:schemaRefs>
+</ds:datastoreItem>
+</file>
+
+<file path=customXml/itemProps3.xml><?xml version="1.0" encoding="utf-8"?>
+<ds:datastoreItem xmlns:ds="http://schemas.openxmlformats.org/officeDocument/2006/customXml" ds:itemID="{8A7D4A20-64F2-4259-949F-7A93E612CEDE}">
+  <ds:schemaRefs>
+    <ds:schemaRef ds:uri="http://schemas.microsoft.com/office/2006/metadata/properties"/>
+    <ds:schemaRef ds:uri="http://schemas.microsoft.com/office/infopath/2007/PartnerControls"/>
+    <ds:schemaRef ds:uri="a94799e5-846a-4ad9-b31d-5ba5d0428847"/>
+  </ds:schemaRefs>
+</ds:datastoreItem>
+</file>
+
+<file path=customXml/itemProps4.xml><?xml version="1.0" encoding="utf-8"?>
+<ds:datastoreItem xmlns:ds="http://schemas.openxmlformats.org/officeDocument/2006/customXml" ds:itemID="{1F4F2074-9665-40AE-AC4D-38B5428FDE6E}">
+  <ds:schemaRefs>
+    <ds:schemaRef ds:uri="http://schemas.microsoft.com/sharepoint/v3/contenttype/forms"/>
+  </ds:schemaRefs>
+</ds:datastoreItem>
 </file>